--- a/Project Breif.docx
+++ b/Project Breif.docx
@@ -1,6 +1,6 @@
 
 <file path=word/document.xml><?xml version="1.0" encoding="utf-8"?>
-<w:document xmlns:wpc="http://schemas.microsoft.com/office/word/2010/wordprocessingCanvas" xmlns:cx="http://schemas.microsoft.com/office/drawing/2014/chartex" xmlns:cx1="http://schemas.microsoft.com/office/drawing/2015/9/8/chartex" xmlns:cx2="http://schemas.microsoft.com/office/drawing/2015/10/21/chartex" xmlns:cx3="http://schemas.microsoft.com/office/drawing/2016/5/9/chartex" xmlns:cx4="http://schemas.microsoft.com/office/drawing/2016/5/10/chartex" xmlns:cx5="http://schemas.microsoft.com/office/drawing/2016/5/11/chartex" xmlns:cx6="http://schemas.microsoft.com/office/drawing/2016/5/12/chartex" xmlns:cx7="http://schemas.microsoft.com/office/drawing/2016/5/13/chartex" xmlns:cx8="http://schemas.microsoft.com/office/drawing/2016/5/14/chartex" xmlns:mc="http://schemas.openxmlformats.org/markup-compatibility/2006" xmlns:aink="http://schemas.microsoft.com/office/drawing/2016/ink" xmlns:am3d="http://schemas.microsoft.com/office/drawing/2017/model3d" xmlns:o="urn:schemas-microsoft-com:office:office" xmlns:oel="http://schemas.microsoft.com/office/2019/extlst" xmlns:r="http://schemas.openxmlformats.org/officeDocument/2006/relationships" xmlns:m="http://schemas.openxmlformats.org/officeDocument/2006/math" xmlns:v="urn:schemas-microsoft-com:vml" xmlns:wp14="http://schemas.microsoft.com/office/word/2010/wordprocessingDrawing" xmlns:wp="http://schemas.openxmlformats.org/drawingml/2006/wordprocessingDrawing" xmlns:w10="urn:schemas-microsoft-com:office:word" xmlns:w="http://schemas.openxmlformats.org/wordprocessingml/2006/main" xmlns:w14="http://schemas.microsoft.com/office/word/2010/wordml" xmlns:w15="http://schemas.microsoft.com/office/word/2012/wordml" xmlns:w16cex="http://schemas.microsoft.com/office/word/2018/wordml/cex" xmlns:w16cid="http://schemas.microsoft.com/office/word/2016/wordml/cid" xmlns:w16="http://schemas.microsoft.com/office/word/2018/wordml" xmlns:w16du="http://schemas.microsoft.com/office/word/2023/wordml/word16du" xmlns:w16sdtdh="http://schemas.microsoft.com/office/word/2020/wordml/sdtdatahash" xmlns:w16sdtfl="http://schemas.microsoft.com/office/word/2024/wordml/sdtformatlock" xmlns:w16se="http://schemas.microsoft.com/office/word/2015/wordml/symex" xmlns:wpg="http://schemas.microsoft.com/office/word/2010/wordprocessingGroup" xmlns:wpi="http://schemas.microsoft.com/office/word/2010/wordprocessingInk" xmlns:wne="http://schemas.microsoft.com/office/word/2006/wordml" xmlns:wps="http://schemas.microsoft.com/office/word/2010/wordprocessingShape" mc:Ignorable="w14 w15 w16se w16cid w16 w16cex w16sdtdh w16sdtfl w16du wp14">
+<w:document xmlns:wpc="http://schemas.microsoft.com/office/word/2010/wordprocessingCanvas" xmlns:cx="http://schemas.microsoft.com/office/drawing/2014/chartex" xmlns:cx1="http://schemas.microsoft.com/office/drawing/2015/9/8/chartex" xmlns:cx2="http://schemas.microsoft.com/office/drawing/2015/10/21/chartex" xmlns:cx3="http://schemas.microsoft.com/office/drawing/2016/5/9/chartex" xmlns:cx4="http://schemas.microsoft.com/office/drawing/2016/5/10/chartex" xmlns:cx5="http://schemas.microsoft.com/office/drawing/2016/5/11/chartex" xmlns:cx6="http://schemas.microsoft.com/office/drawing/2016/5/12/chartex" xmlns:cx7="http://schemas.microsoft.com/office/drawing/2016/5/13/chartex" xmlns:cx8="http://schemas.microsoft.com/office/drawing/2016/5/14/chartex" xmlns:mc="http://schemas.openxmlformats.org/markup-compatibility/2006" xmlns:aink="http://schemas.microsoft.com/office/drawing/2016/ink" xmlns:am3d="http://schemas.microsoft.com/office/drawing/2017/model3d" xmlns:o="urn:schemas-microsoft-com:office:office" xmlns:oel="http://schemas.microsoft.com/office/2019/extlst" xmlns:r="http://schemas.openxmlformats.org/officeDocument/2006/relationships" xmlns:m="http://schemas.openxmlformats.org/officeDocument/2006/math" xmlns:v="urn:schemas-microsoft-com:vml" xmlns:wp14="http://schemas.microsoft.com/office/word/2010/wordprocessingDrawing" xmlns:wp="http://schemas.openxmlformats.org/drawingml/2006/wordprocessingDrawing" xmlns:w10="urn:schemas-microsoft-com:office:word" xmlns:w="http://schemas.openxmlformats.org/wordprocessingml/2006/main" xmlns:w14="http://schemas.microsoft.com/office/word/2010/wordml" xmlns:w15="http://schemas.microsoft.com/office/word/2012/wordml" xmlns:w16cei="http://schemas.microsoft.com/office/word/2026/wordml/cei" xmlns:w16cex="http://schemas.microsoft.com/office/word/2018/wordml/cex" xmlns:w16cid="http://schemas.microsoft.com/office/word/2016/wordml/cid" xmlns:w16="http://schemas.microsoft.com/office/word/2018/wordml" xmlns:w16du="http://schemas.microsoft.com/office/word/2023/wordml/word16du" xmlns:w16sdtdh="http://schemas.microsoft.com/office/word/2020/wordml/sdtdatahash" xmlns:w16sdtfl="http://schemas.microsoft.com/office/word/2024/wordml/sdtformatlock" xmlns:w16se="http://schemas.microsoft.com/office/word/2015/wordml/symex" xmlns:wpg="http://schemas.microsoft.com/office/word/2010/wordprocessingGroup" xmlns:wpi="http://schemas.microsoft.com/office/word/2010/wordprocessingInk" xmlns:wne="http://schemas.microsoft.com/office/word/2006/wordml" xmlns:wps="http://schemas.microsoft.com/office/word/2010/wordprocessingShape" mc:Ignorable="w14 w15 w16se w16cid w16 w16cex w16sdtdh w16sdtfl w16du wp14">
   <w:body>
     <w:p>
       <w:pPr>
@@ -548,7 +548,7 @@
           <w:noProof/>
         </w:rPr>
         <w:drawing>
-          <wp:anchor distT="0" distB="0" distL="114300" distR="114300" simplePos="0" relativeHeight="251659264" behindDoc="0" locked="0" layoutInCell="1" allowOverlap="1" wp14:anchorId="6784BBF7" wp14:editId="759B3BC7">
+          <wp:anchor distT="0" distB="0" distL="114300" distR="114300" simplePos="0" relativeHeight="251659264" behindDoc="0" locked="0" layoutInCell="1" allowOverlap="1" wp14:anchorId="6784BBF7" wp14:editId="5E2851D4">
             <wp:simplePos x="0" y="0"/>
             <wp:positionH relativeFrom="margin">
               <wp:align>right</wp:align>
@@ -608,7 +608,7 @@
           <w:noProof/>
         </w:rPr>
         <w:drawing>
-          <wp:anchor distT="0" distB="0" distL="114300" distR="114300" simplePos="0" relativeHeight="251660288" behindDoc="0" locked="0" layoutInCell="1" allowOverlap="1" wp14:anchorId="5A2686F4" wp14:editId="2977D7B6">
+          <wp:anchor distT="0" distB="0" distL="114300" distR="114300" simplePos="0" relativeHeight="251660288" behindDoc="0" locked="0" layoutInCell="1" allowOverlap="1" wp14:anchorId="5A2686F4" wp14:editId="3C532E69">
             <wp:simplePos x="0" y="0"/>
             <wp:positionH relativeFrom="column">
               <wp:posOffset>-672948</wp:posOffset>
@@ -733,12 +733,21 @@
         </w:rPr>
       </w:pPr>
       <w:hyperlink r:id="rId10" w:history="1">
+        <w:proofErr w:type="spellStart"/>
         <w:r>
           <w:rPr>
             <w:rStyle w:val="Hyperlink"/>
             <w:lang w:val="fr-FR"/>
           </w:rPr>
-          <w:t>Create a Palette - Coolors</w:t>
+          <w:t>Create</w:t>
+        </w:r>
+        <w:proofErr w:type="spellEnd"/>
+        <w:r>
+          <w:rPr>
+            <w:rStyle w:val="Hyperlink"/>
+            <w:lang w:val="fr-FR"/>
+          </w:rPr>
+          <w:t xml:space="preserve"> a Palette - Coolors</w:t>
         </w:r>
       </w:hyperlink>
       <w:r>
@@ -2511,6 +2520,44 @@
     </w:p>
     <w:p>
       <w:pPr>
+        <w:pStyle w:val="Heading2"/>
+        <w:rPr>
+          <w:color w:val="000000" w:themeColor="text1"/>
+        </w:rPr>
+      </w:pPr>
+      <w:bookmarkStart w:id="0" w:name="_Aesthetic_optimizations_to"/>
+      <w:bookmarkEnd w:id="0"/>
+      <w:r>
+        <w:rPr>
+          <w:color w:val="000000" w:themeColor="text1"/>
+          <w:highlight w:val="yellow"/>
+        </w:rPr>
+        <w:t>Aesthetic optimizations to meet my relevant implications:</w:t>
+      </w:r>
+      <w:r>
+        <w:rPr>
+          <w:color w:val="000000" w:themeColor="text1"/>
+        </w:rPr>
+        <w:t xml:space="preserve"> </w:t>
+      </w:r>
+      <w:r>
+        <w:rPr>
+          <w:color w:val="000000" w:themeColor="text1"/>
+        </w:rPr>
+        <w:t xml:space="preserve"> - add to testing log.</w:t>
+      </w:r>
+    </w:p>
+    <w:p>
+      <w:pPr>
+        <w:pStyle w:val="ListParagraph"/>
+        <w:numPr>
+          <w:ilvl w:val="0"/>
+          <w:numId w:val="9"/>
+        </w:numPr>
+      </w:pPr>
+    </w:p>
+    <w:p>
+      <w:pPr>
         <w:rPr>
           <w:b/>
           <w:bCs/>
@@ -2519,40 +2566,7 @@
       </w:pPr>
       <w:r>
         <w:rPr>
-          <w:b/>
-          <w:bCs/>
-          <w:highlight w:val="yellow"/>
-          <w:u w:val="single"/>
-        </w:rPr>
-        <w:t>Aesthetic optimizations to meet my relevant implications:</w:t>
-      </w:r>
-      <w:r>
-        <w:rPr>
-          <w:b/>
-          <w:bCs/>
-          <w:u w:val="single"/>
-        </w:rPr>
-        <w:t xml:space="preserve"> </w:t>
-      </w:r>
-      <w:r>
-        <w:rPr>
-          <w:b/>
-          <w:bCs/>
-          <w:u w:val="single"/>
-        </w:rPr>
-        <w:t xml:space="preserve"> - add to testing log.</w:t>
-      </w:r>
-    </w:p>
-    <w:p>
-      <w:pPr>
-        <w:rPr>
-          <w:b/>
-          <w:bCs/>
-          <w:u w:val="single"/>
-        </w:rPr>
-      </w:pPr>
-      <w:r>
-        <w:rPr>
+          <w:noProof/>
           <w:u w:val="single"/>
         </w:rPr>
         <w:drawing>
@@ -2609,6 +2623,7 @@
         <w:rPr>
           <w:b/>
           <w:bCs/>
+          <w:noProof/>
           <w:u w:val="single"/>
         </w:rPr>
         <w:drawing>
@@ -2706,10 +2721,11 @@
       </w:pPr>
       <w:r>
         <w:rPr>
+          <w:noProof/>
           <w:u w:val="single"/>
         </w:rPr>
         <w:drawing>
-          <wp:anchor distT="0" distB="0" distL="114300" distR="114300" simplePos="0" relativeHeight="251689984" behindDoc="0" locked="0" layoutInCell="1" allowOverlap="1" wp14:anchorId="6EC6F9AB" wp14:editId="244B5F84">
+          <wp:anchor distT="0" distB="0" distL="114300" distR="114300" simplePos="0" relativeHeight="251689984" behindDoc="0" locked="0" layoutInCell="1" allowOverlap="1" wp14:anchorId="6EC6F9AB" wp14:editId="3190D4A7">
             <wp:simplePos x="0" y="0"/>
             <wp:positionH relativeFrom="margin">
               <wp:align>left</wp:align>
@@ -2809,8 +2825,366 @@
     <w:p>
       <w:pPr>
         <w:pStyle w:val="ListParagraph"/>
-        <w:rPr>
-          <w:u w:val="single"/>
+      </w:pPr>
+    </w:p>
+    <w:p>
+      <w:pPr>
+        <w:pStyle w:val="ListParagraph"/>
+        <w:numPr>
+          <w:ilvl w:val="0"/>
+          <w:numId w:val="9"/>
+        </w:numPr>
+      </w:pPr>
+      <w:r>
+        <w:drawing>
+          <wp:anchor distT="0" distB="0" distL="114300" distR="114300" simplePos="0" relativeHeight="251692032" behindDoc="0" locked="0" layoutInCell="1" allowOverlap="1" wp14:anchorId="0F760EFC" wp14:editId="61CAA679">
+            <wp:simplePos x="0" y="0"/>
+            <wp:positionH relativeFrom="column">
+              <wp:posOffset>4254792</wp:posOffset>
+            </wp:positionH>
+            <wp:positionV relativeFrom="paragraph">
+              <wp:posOffset>37611</wp:posOffset>
+            </wp:positionV>
+            <wp:extent cx="1666875" cy="1099185"/>
+            <wp:effectExtent l="0" t="0" r="9525" b="5715"/>
+            <wp:wrapSquare wrapText="bothSides"/>
+            <wp:docPr id="1926183861" name="Picture 1"/>
+            <wp:cNvGraphicFramePr>
+              <a:graphicFrameLocks xmlns:a="http://schemas.openxmlformats.org/drawingml/2006/main" noChangeAspect="1"/>
+            </wp:cNvGraphicFramePr>
+            <a:graphic xmlns:a="http://schemas.openxmlformats.org/drawingml/2006/main">
+              <a:graphicData uri="http://schemas.openxmlformats.org/drawingml/2006/picture">
+                <pic:pic xmlns:pic="http://schemas.openxmlformats.org/drawingml/2006/picture">
+                  <pic:nvPicPr>
+                    <pic:cNvPr id="1926183861" name=""/>
+                    <pic:cNvPicPr/>
+                  </pic:nvPicPr>
+                  <pic:blipFill>
+                    <a:blip r:embed="rId22"/>
+                    <a:stretch>
+                      <a:fillRect/>
+                    </a:stretch>
+                  </pic:blipFill>
+                  <pic:spPr>
+                    <a:xfrm>
+                      <a:off x="0" y="0"/>
+                      <a:ext cx="1666875" cy="1099185"/>
+                    </a:xfrm>
+                    <a:prstGeom prst="rect">
+                      <a:avLst/>
+                    </a:prstGeom>
+                  </pic:spPr>
+                </pic:pic>
+              </a:graphicData>
+            </a:graphic>
+            <wp14:sizeRelH relativeFrom="margin">
+              <wp14:pctWidth>0</wp14:pctWidth>
+            </wp14:sizeRelH>
+            <wp14:sizeRelV relativeFrom="margin">
+              <wp14:pctHeight>0</wp14:pctHeight>
+            </wp14:sizeRelV>
+          </wp:anchor>
+        </w:drawing>
+      </w:r>
+      <w:r>
+        <w:t xml:space="preserve">This is the contrast checker for the place holder text on my input boxes on my </w:t>
+      </w:r>
+      <w:r>
+        <w:t>form. This reads it as having a contrast ratio of 1:1.6, which is terrible. While this text is supposed to be subtle, it would almost be better removing it at this contrast level. To fix this I will change it to something of higher contrast,</w:t>
+      </w:r>
+    </w:p>
+    <w:p>
+      <w:pPr>
+        <w:pStyle w:val="ListParagraph"/>
+      </w:pPr>
+    </w:p>
+    <w:p>
+      <w:pPr>
+        <w:pStyle w:val="ListParagraph"/>
+      </w:pPr>
+      <w:r>
+        <w:t>The issue was my placeholder text was never given a value, so it gets assigned to the browser default, which is this unassuming grey. While this would be okay for other platforms, the contrast is simply not going to work for mine.</w:t>
+      </w:r>
+    </w:p>
+    <w:p>
+      <w:pPr>
+        <w:pStyle w:val="ListParagraph"/>
+      </w:pPr>
+    </w:p>
+    <w:p>
+      <w:pPr>
+        <w:pStyle w:val="ListParagraph"/>
+      </w:pPr>
+      <w:r>
+        <w:t>To fix this I added this code</w:t>
+      </w:r>
+      <w:r>
+        <w:t xml:space="preserve">, which specifically targets the placeholder text of my input boxes for my whole form, rather than before where I was trying to style the </w:t>
+      </w:r>
+      <w:proofErr w:type="spellStart"/>
+      <w:r>
+        <w:t>divs</w:t>
+      </w:r>
+      <w:proofErr w:type="spellEnd"/>
+      <w:r>
+        <w:t xml:space="preserve"> that the </w:t>
+      </w:r>
+      <w:r>
+        <w:t>input boxes were in, and of course this just changes the colour of the text that the user can type.</w:t>
+      </w:r>
+    </w:p>
+    <w:p>
+      <w:pPr>
+        <w:pStyle w:val="ListParagraph"/>
+      </w:pPr>
+    </w:p>
+    <w:p>
+      <w:pPr>
+        <w:pStyle w:val="ListParagraph"/>
+        <w:rPr>
+          <w:u w:val="single"/>
+        </w:rPr>
+      </w:pPr>
+      <w:r>
+        <w:rPr>
+          <w:u w:val="single"/>
+        </w:rPr>
+        <w:drawing>
+          <wp:anchor distT="0" distB="0" distL="114300" distR="114300" simplePos="0" relativeHeight="251694080" behindDoc="0" locked="0" layoutInCell="1" allowOverlap="1" wp14:anchorId="29D4E8FD" wp14:editId="0A442FAD">
+            <wp:simplePos x="0" y="0"/>
+            <wp:positionH relativeFrom="page">
+              <wp:posOffset>3504441</wp:posOffset>
+            </wp:positionH>
+            <wp:positionV relativeFrom="paragraph">
+              <wp:posOffset>92789</wp:posOffset>
+            </wp:positionV>
+            <wp:extent cx="3683635" cy="774700"/>
+            <wp:effectExtent l="0" t="0" r="0" b="6350"/>
+            <wp:wrapSquare wrapText="bothSides"/>
+            <wp:docPr id="1587363535" name="Picture 1"/>
+            <wp:cNvGraphicFramePr>
+              <a:graphicFrameLocks xmlns:a="http://schemas.openxmlformats.org/drawingml/2006/main" noChangeAspect="1"/>
+            </wp:cNvGraphicFramePr>
+            <a:graphic xmlns:a="http://schemas.openxmlformats.org/drawingml/2006/main">
+              <a:graphicData uri="http://schemas.openxmlformats.org/drawingml/2006/picture">
+                <pic:pic xmlns:pic="http://schemas.openxmlformats.org/drawingml/2006/picture">
+                  <pic:nvPicPr>
+                    <pic:cNvPr id="1587363535" name=""/>
+                    <pic:cNvPicPr/>
+                  </pic:nvPicPr>
+                  <pic:blipFill>
+                    <a:blip r:embed="rId23"/>
+                    <a:stretch>
+                      <a:fillRect/>
+                    </a:stretch>
+                  </pic:blipFill>
+                  <pic:spPr>
+                    <a:xfrm>
+                      <a:off x="0" y="0"/>
+                      <a:ext cx="3683635" cy="774700"/>
+                    </a:xfrm>
+                    <a:prstGeom prst="rect">
+                      <a:avLst/>
+                    </a:prstGeom>
+                  </pic:spPr>
+                </pic:pic>
+              </a:graphicData>
+            </a:graphic>
+            <wp14:sizeRelH relativeFrom="margin">
+              <wp14:pctWidth>0</wp14:pctWidth>
+            </wp14:sizeRelH>
+            <wp14:sizeRelV relativeFrom="margin">
+              <wp14:pctHeight>0</wp14:pctHeight>
+            </wp14:sizeRelV>
+          </wp:anchor>
+        </w:drawing>
+      </w:r>
+      <w:r>
+        <w:rPr>
+          <w:u w:val="single"/>
+        </w:rPr>
+        <w:t>input::placeholder,</w:t>
+      </w:r>
+    </w:p>
+    <w:p>
+      <w:pPr>
+        <w:pStyle w:val="ListParagraph"/>
+        <w:rPr>
+          <w:u w:val="single"/>
+        </w:rPr>
+      </w:pPr>
+      <w:proofErr w:type="spellStart"/>
+      <w:r>
+        <w:rPr>
+          <w:u w:val="single"/>
+        </w:rPr>
+        <w:t>textarea</w:t>
+      </w:r>
+      <w:proofErr w:type="spellEnd"/>
+      <w:r>
+        <w:rPr>
+          <w:u w:val="single"/>
+        </w:rPr>
+        <w:t>::placeholder {</w:t>
+      </w:r>
+    </w:p>
+    <w:p>
+      <w:pPr>
+        <w:pStyle w:val="ListParagraph"/>
+        <w:rPr>
+          <w:u w:val="single"/>
+        </w:rPr>
+      </w:pPr>
+      <w:r>
+        <w:rPr>
+          <w:u w:val="single"/>
+        </w:rPr>
+        <w:t xml:space="preserve">    </w:t>
+      </w:r>
+      <w:proofErr w:type="spellStart"/>
+      <w:r>
+        <w:rPr>
+          <w:u w:val="single"/>
+        </w:rPr>
+        <w:t>color</w:t>
+      </w:r>
+      <w:proofErr w:type="spellEnd"/>
+      <w:r>
+        <w:rPr>
+          <w:u w:val="single"/>
+        </w:rPr>
+        <w:t>: #F7EEDC;</w:t>
+      </w:r>
+    </w:p>
+    <w:p>
+      <w:pPr>
+        <w:pStyle w:val="ListParagraph"/>
+        <w:rPr>
+          <w:u w:val="single"/>
+        </w:rPr>
+      </w:pPr>
+      <w:r>
+        <w:rPr>
+          <w:u w:val="single"/>
+        </w:rPr>
+        <w:t>    opacity: 1;</w:t>
+      </w:r>
+    </w:p>
+    <w:p>
+      <w:pPr>
+        <w:pStyle w:val="ListParagraph"/>
+        <w:rPr>
+          <w:u w:val="single"/>
+        </w:rPr>
+      </w:pPr>
+      <w:r>
+        <w:rPr>
+          <w:u w:val="single"/>
+        </w:rPr>
+        <w:t>}</w:t>
+      </w:r>
+    </w:p>
+    <w:p>
+      <w:pPr>
+        <w:pStyle w:val="ListParagraph"/>
+        <w:rPr>
+          <w:u w:val="single"/>
+        </w:rPr>
+      </w:pPr>
+    </w:p>
+    <w:p>
+      <w:pPr>
+        <w:pStyle w:val="ListParagraph"/>
+      </w:pPr>
+      <w:r>
+        <w:t>This gives a contrast of 5.6, while not the best, I actually don’t want it to stound out a huge amount because its only supposed to be subtle.</w:t>
+      </w:r>
+    </w:p>
+    <w:p>
+      <w:pPr>
+        <w:pStyle w:val="ListParagraph"/>
+        <w:rPr>
+          <w:u w:val="single"/>
+        </w:rPr>
+      </w:pPr>
+    </w:p>
+    <w:p>
+      <w:pPr>
+        <w:pStyle w:val="ListParagraph"/>
+        <w:rPr>
+          <w:u w:val="single"/>
+        </w:rPr>
+      </w:pPr>
+    </w:p>
+    <w:p>
+      <w:pPr>
+        <w:pStyle w:val="ListParagraph"/>
+        <w:rPr>
+          <w:b/>
+          <w:bCs/>
+        </w:rPr>
+      </w:pPr>
+    </w:p>
+    <w:p>
+      <w:pPr>
+        <w:pStyle w:val="ListParagraph"/>
+        <w:rPr>
+          <w:b/>
+          <w:bCs/>
+        </w:rPr>
+      </w:pPr>
+    </w:p>
+    <w:p>
+      <w:pPr>
+        <w:pStyle w:val="ListParagraph"/>
+        <w:rPr>
+          <w:b/>
+          <w:bCs/>
+        </w:rPr>
+      </w:pPr>
+    </w:p>
+    <w:p>
+      <w:pPr>
+        <w:pStyle w:val="ListParagraph"/>
+        <w:rPr>
+          <w:b/>
+          <w:bCs/>
+        </w:rPr>
+      </w:pPr>
+    </w:p>
+    <w:p>
+      <w:pPr>
+        <w:pStyle w:val="ListParagraph"/>
+        <w:rPr>
+          <w:b/>
+          <w:bCs/>
+        </w:rPr>
+      </w:pPr>
+    </w:p>
+    <w:p>
+      <w:pPr>
+        <w:pStyle w:val="ListParagraph"/>
+        <w:rPr>
+          <w:b/>
+          <w:bCs/>
+        </w:rPr>
+      </w:pPr>
+    </w:p>
+    <w:p>
+      <w:pPr>
+        <w:pStyle w:val="ListParagraph"/>
+        <w:rPr>
+          <w:b/>
+          <w:bCs/>
+        </w:rPr>
+      </w:pPr>
+    </w:p>
+    <w:p>
+      <w:pPr>
+        <w:pStyle w:val="ListParagraph"/>
+        <w:rPr>
+          <w:b/>
+          <w:bCs/>
         </w:rPr>
       </w:pPr>
       <w:r>
@@ -2819,15 +3193,14 @@
           <w:highlight w:val="yellow"/>
           <w:u w:val="single"/>
         </w:rPr>
-        <w:lastRenderedPageBreak/>
         <w:drawing>
-          <wp:anchor distT="0" distB="0" distL="114300" distR="114300" simplePos="0" relativeHeight="251663360" behindDoc="0" locked="0" layoutInCell="1" allowOverlap="1" wp14:anchorId="6F1703F9" wp14:editId="58E2E055">
+          <wp:anchor distT="0" distB="0" distL="114300" distR="114300" simplePos="0" relativeHeight="251663360" behindDoc="0" locked="0" layoutInCell="1" allowOverlap="1" wp14:anchorId="6F1703F9" wp14:editId="392B05D3">
             <wp:simplePos x="0" y="0"/>
             <wp:positionH relativeFrom="margin">
-              <wp:align>right</wp:align>
+              <wp:posOffset>4105337</wp:posOffset>
             </wp:positionH>
             <wp:positionV relativeFrom="paragraph">
-              <wp:posOffset>7875</wp:posOffset>
+              <wp:posOffset>165819</wp:posOffset>
             </wp:positionV>
             <wp:extent cx="1812290" cy="995680"/>
             <wp:effectExtent l="0" t="0" r="0" b="0"/>
@@ -2844,7 +3217,7 @@
                     <pic:cNvPicPr/>
                   </pic:nvPicPr>
                   <pic:blipFill>
-                    <a:blip r:embed="rId22"/>
+                    <a:blip r:embed="rId24"/>
                     <a:stretch>
                       <a:fillRect/>
                     </a:stretch>
@@ -2873,15 +3246,6 @@
     </w:p>
     <w:p>
       <w:pPr>
-        <w:pStyle w:val="ListParagraph"/>
-        <w:rPr>
-          <w:b/>
-          <w:bCs/>
-        </w:rPr>
-      </w:pPr>
-    </w:p>
-    <w:p>
-      <w:pPr>
         <w:rPr>
           <w:b/>
           <w:bCs/>
@@ -2973,6 +3337,7 @@
     </w:p>
     <w:p>
       <w:r>
+        <w:lastRenderedPageBreak/>
         <w:t>My eye was attracted to the glowing button first on the landing page</w:t>
       </w:r>
       <w:r>
@@ -3045,7 +3410,13 @@
     </w:p>
     <w:p>
       <w:r>
-        <w:t xml:space="preserve">I think the next stop is adding a enter button or making it so you can enter your name by clicking the enter button on your keyboard. </w:t>
+        <w:t>I think the next st</w:t>
+      </w:r>
+      <w:r>
+        <w:t>e</w:t>
+      </w:r>
+      <w:r>
+        <w:t xml:space="preserve">p is adding a enter button or making it so you can enter your name by clicking the enter button on your keyboard. </w:t>
       </w:r>
       <w:r>
         <w:t xml:space="preserve">I also feel that you could make the writing a little bit bigger because there is so much space </w:t>
@@ -3058,6 +3429,26 @@
       </w:r>
     </w:p>
     <w:p/>
+    <w:p>
+      <w:r>
+        <w:t>Changes made based on this feedback:</w:t>
+      </w:r>
+    </w:p>
+    <w:p>
+      <w:pPr>
+        <w:pStyle w:val="ListParagraph"/>
+        <w:numPr>
+          <w:ilvl w:val="0"/>
+          <w:numId w:val="2"/>
+        </w:numPr>
+      </w:pPr>
+      <w:r>
+        <w:t>Removed the name entry input + button because I felt like it didn’t serve a purpo</w:t>
+      </w:r>
+      <w:r>
+        <w:t>se.</w:t>
+      </w:r>
+    </w:p>
     <w:p/>
     <w:p>
       <w:pPr>
@@ -3186,26 +3577,26 @@
     </w:p>
     <w:p>
       <w:r>
+        <w:t xml:space="preserve">Yes as this website is designed towards people who like analysis and investing. </w:t>
+      </w:r>
+    </w:p>
+    <w:p>
+      <w:pPr>
+        <w:rPr>
+          <w:u w:val="single"/>
+        </w:rPr>
+      </w:pPr>
+      <w:r>
+        <w:rPr>
+          <w:highlight w:val="yellow"/>
+          <w:u w:val="single"/>
+        </w:rPr>
+        <w:t>My nextsteps for you:</w:t>
+      </w:r>
+    </w:p>
+    <w:p>
+      <w:r>
         <w:lastRenderedPageBreak/>
-        <w:t xml:space="preserve">Yes as this website is designed towards people who like analysis and investing. </w:t>
-      </w:r>
-    </w:p>
-    <w:p>
-      <w:pPr>
-        <w:rPr>
-          <w:u w:val="single"/>
-        </w:rPr>
-      </w:pPr>
-      <w:r>
-        <w:rPr>
-          <w:highlight w:val="yellow"/>
-          <w:u w:val="single"/>
-        </w:rPr>
-        <w:t>My nextsteps for you:</w:t>
-      </w:r>
-    </w:p>
-    <w:p>
-      <w:r>
         <w:t>Put some more contents on the front of the page.</w:t>
       </w:r>
       <w:r>
@@ -3395,7 +3786,7 @@
                     <pic:cNvPicPr/>
                   </pic:nvPicPr>
                   <pic:blipFill>
-                    <a:blip r:embed="rId23"/>
+                    <a:blip r:embed="rId25"/>
                     <a:stretch>
                       <a:fillRect/>
                     </a:stretch>
@@ -3450,7 +3841,7 @@
                     <pic:cNvPicPr/>
                   </pic:nvPicPr>
                   <pic:blipFill>
-                    <a:blip r:embed="rId24"/>
+                    <a:blip r:embed="rId26"/>
                     <a:stretch>
                       <a:fillRect/>
                     </a:stretch>
@@ -3509,7 +3900,7 @@
                     <pic:cNvPicPr/>
                   </pic:nvPicPr>
                   <pic:blipFill>
-                    <a:blip r:embed="rId25"/>
+                    <a:blip r:embed="rId27"/>
                     <a:stretch>
                       <a:fillRect/>
                     </a:stretch>
@@ -3539,7 +3930,43 @@
     <w:p/>
     <w:p>
       <w:r>
-        <w:t xml:space="preserve">I think that it looks good, and that the structure and flex box are all working good when the dimension go small. I do wonder weather a lot of text is good to contrast well with the background and the colour of text you have chosen. I think you should either change the colours or make a assability button that makes it so you can change the contrast. On the log page you could change the colour of text in the input box as it is quite hard to read. </w:t>
+        <w:t>I think that it looks good, and that the structure and flex box are all working good when the dimension</w:t>
+      </w:r>
+      <w:r>
+        <w:t>s</w:t>
+      </w:r>
+      <w:r>
+        <w:t xml:space="preserve"> g</w:t>
+      </w:r>
+      <w:r>
+        <w:t xml:space="preserve">et </w:t>
+      </w:r>
+      <w:r>
+        <w:t>small</w:t>
+      </w:r>
+      <w:r>
+        <w:t>er</w:t>
+      </w:r>
+      <w:r>
+        <w:t xml:space="preserve">. I do wonder </w:t>
+      </w:r>
+      <w:r>
+        <w:t xml:space="preserve">whether </w:t>
+      </w:r>
+      <w:r>
+        <w:t>a lot of text is go</w:t>
+      </w:r>
+      <w:r>
+        <w:t>ing</w:t>
+      </w:r>
+      <w:r>
+        <w:t xml:space="preserve"> to contrast well with the background and the colour of text you have chosen. I think you should either change the colours or make </w:t>
+      </w:r>
+      <w:r>
+        <w:t>an accessibility</w:t>
+      </w:r>
+      <w:r>
+        <w:t xml:space="preserve"> button that makes it so you can change the contrast. On the log page you could change the colour of text in the input box as it is quite hard to read. </w:t>
       </w:r>
     </w:p>
     <w:p>
@@ -3571,7 +3998,7 @@
                     <pic:cNvPicPr/>
                   </pic:nvPicPr>
                   <pic:blipFill>
-                    <a:blip r:embed="rId26"/>
+                    <a:blip r:embed="rId28"/>
                     <a:stretch>
                       <a:fillRect/>
                     </a:stretch>
@@ -3609,21 +4036,35 @@
         <w:t xml:space="preserve">I think that you could do some error prevention because right now you can spam the keyboard and it accepts it. </w:t>
       </w:r>
     </w:p>
-    <w:p>
-      <w:r>
+    <w:p/>
+    <w:p/>
+    <w:p/>
+    <w:p/>
+    <w:p/>
+    <w:p/>
+    <w:p>
+      <w:r>
+        <w:t xml:space="preserve">I also think the navigation bar looks clunky, and the add new thesis button is already above the navigation widgets. I think you should remove the log thesis button at the top. </w:t>
+      </w:r>
+    </w:p>
+    <w:p>
+      <w:r>
+        <w:rPr>
+          <w:u w:val="single"/>
+        </w:rPr>
         <w:drawing>
-          <wp:anchor distT="0" distB="0" distL="114300" distR="114300" simplePos="0" relativeHeight="251683840" behindDoc="0" locked="0" layoutInCell="1" allowOverlap="1" wp14:anchorId="0D5F349E" wp14:editId="1872574F">
+          <wp:anchor distT="0" distB="0" distL="114300" distR="114300" simplePos="0" relativeHeight="251696128" behindDoc="0" locked="0" layoutInCell="1" allowOverlap="1" wp14:anchorId="317FC2E7" wp14:editId="004DE928">
             <wp:simplePos x="0" y="0"/>
-            <wp:positionH relativeFrom="column">
-              <wp:posOffset>172133</wp:posOffset>
+            <wp:positionH relativeFrom="margin">
+              <wp:posOffset>3778497</wp:posOffset>
             </wp:positionH>
             <wp:positionV relativeFrom="paragraph">
-              <wp:posOffset>16858</wp:posOffset>
+              <wp:posOffset>129248</wp:posOffset>
             </wp:positionV>
-            <wp:extent cx="2315210" cy="1572260"/>
-            <wp:effectExtent l="0" t="0" r="8890" b="8890"/>
+            <wp:extent cx="1565275" cy="1068070"/>
+            <wp:effectExtent l="0" t="0" r="0" b="0"/>
             <wp:wrapSquare wrapText="bothSides"/>
-            <wp:docPr id="1249195282" name="Picture 1"/>
+            <wp:docPr id="1969522262" name="Picture 1"/>
             <wp:cNvGraphicFramePr>
               <a:graphicFrameLocks xmlns:a="http://schemas.openxmlformats.org/drawingml/2006/main" noChangeAspect="1"/>
             </wp:cNvGraphicFramePr>
@@ -3631,11 +4072,11 @@
               <a:graphicData uri="http://schemas.openxmlformats.org/drawingml/2006/picture">
                 <pic:pic xmlns:pic="http://schemas.openxmlformats.org/drawingml/2006/picture">
                   <pic:nvPicPr>
-                    <pic:cNvPr id="1249195282" name=""/>
+                    <pic:cNvPr id="1969522262" name=""/>
                     <pic:cNvPicPr/>
                   </pic:nvPicPr>
                   <pic:blipFill>
-                    <a:blip r:embed="rId27"/>
+                    <a:blip r:embed="rId29"/>
                     <a:stretch>
                       <a:fillRect/>
                     </a:stretch>
@@ -3643,7 +4084,7 @@
                   <pic:spPr>
                     <a:xfrm>
                       <a:off x="0" y="0"/>
-                      <a:ext cx="2315210" cy="1572260"/>
+                      <a:ext cx="1565275" cy="1068070"/>
                     </a:xfrm>
                     <a:prstGeom prst="rect">
                       <a:avLst/>
@@ -3662,17 +4103,6 @@
         </w:drawing>
       </w:r>
     </w:p>
-    <w:p/>
-    <w:p/>
-    <w:p/>
-    <w:p/>
-    <w:p/>
-    <w:p>
-      <w:r>
-        <w:t xml:space="preserve">I also think the navigation bar looks clunky, and the add new thesis button is already above the navigation widgets. I think you should remove the log thesis button at the top. </w:t>
-      </w:r>
-    </w:p>
-    <w:p/>
     <w:p>
       <w:pPr>
         <w:rPr>
@@ -3702,90 +4132,14 @@
       <w:r>
         <w:t>I have removed the log new thesis in the navigation bar.</w:t>
       </w:r>
-    </w:p>
-    <w:p>
-      <w:pPr>
-        <w:rPr>
-          <w:b/>
-          <w:bCs/>
-          <w:u w:val="single"/>
-        </w:rPr>
-      </w:pPr>
-    </w:p>
-    <w:p/>
+      <w:r>
+        <w:t xml:space="preserve"> + restyled it to have better contrast, and look better. </w:t>
+      </w:r>
+    </w:p>
     <w:p>
       <w:pPr>
         <w:pStyle w:val="ListParagraph"/>
-        <w:rPr>
-          <w:u w:val="single"/>
-        </w:rPr>
-      </w:pPr>
-    </w:p>
-    <w:p>
-      <w:pPr>
-        <w:pStyle w:val="ListParagraph"/>
-        <w:rPr>
-          <w:u w:val="single"/>
-        </w:rPr>
-      </w:pPr>
-    </w:p>
-    <w:p>
-      <w:pPr>
-        <w:pStyle w:val="ListParagraph"/>
-        <w:rPr>
-          <w:u w:val="single"/>
-        </w:rPr>
-      </w:pPr>
-    </w:p>
-    <w:p>
-      <w:pPr>
-        <w:pStyle w:val="ListParagraph"/>
-        <w:rPr>
-          <w:u w:val="single"/>
-        </w:rPr>
-      </w:pPr>
-    </w:p>
-    <w:p>
-      <w:pPr>
-        <w:pStyle w:val="ListParagraph"/>
-        <w:rPr>
-          <w:u w:val="single"/>
-        </w:rPr>
-      </w:pPr>
-    </w:p>
-    <w:p>
-      <w:pPr>
-        <w:pStyle w:val="ListParagraph"/>
-        <w:rPr>
-          <w:u w:val="single"/>
-        </w:rPr>
-      </w:pPr>
-    </w:p>
-    <w:p>
-      <w:pPr>
-        <w:pStyle w:val="ListParagraph"/>
-        <w:rPr>
-          <w:u w:val="single"/>
-        </w:rPr>
-      </w:pPr>
-    </w:p>
-    <w:p>
-      <w:pPr>
-        <w:rPr>
-          <w:b/>
-          <w:bCs/>
-          <w:u w:val="single"/>
-        </w:rPr>
-      </w:pPr>
-      <w:r>
-        <w:rPr>
-          <w:b/>
-          <w:bCs/>
-          <w:highlight w:val="yellow"/>
-          <w:u w:val="single"/>
-        </w:rPr>
-        <w:t>Two methods of project management for planning:</w:t>
-      </w:r>
+      </w:pPr>
     </w:p>
     <w:p>
       <w:pPr>
@@ -3795,7 +4149,184 @@
           <w:numId w:val="2"/>
         </w:numPr>
       </w:pPr>
-      <w:hyperlink r:id="rId28" w:history="1">
+      <w:r>
+        <w:drawing>
+          <wp:anchor distT="0" distB="0" distL="114300" distR="114300" simplePos="0" relativeHeight="251698176" behindDoc="0" locked="0" layoutInCell="1" allowOverlap="1" wp14:anchorId="5B919BCE" wp14:editId="3BDC1231">
+            <wp:simplePos x="0" y="0"/>
+            <wp:positionH relativeFrom="page">
+              <wp:align>right</wp:align>
+            </wp:positionH>
+            <wp:positionV relativeFrom="paragraph">
+              <wp:posOffset>8727</wp:posOffset>
+            </wp:positionV>
+            <wp:extent cx="2133600" cy="676275"/>
+            <wp:effectExtent l="0" t="0" r="0" b="9525"/>
+            <wp:wrapSquare wrapText="bothSides"/>
+            <wp:docPr id="905010345" name="Picture 1"/>
+            <wp:cNvGraphicFramePr>
+              <a:graphicFrameLocks xmlns:a="http://schemas.openxmlformats.org/drawingml/2006/main" noChangeAspect="1"/>
+            </wp:cNvGraphicFramePr>
+            <a:graphic xmlns:a="http://schemas.openxmlformats.org/drawingml/2006/main">
+              <a:graphicData uri="http://schemas.openxmlformats.org/drawingml/2006/picture">
+                <pic:pic xmlns:pic="http://schemas.openxmlformats.org/drawingml/2006/picture">
+                  <pic:nvPicPr>
+                    <pic:cNvPr id="905010345" name=""/>
+                    <pic:cNvPicPr/>
+                  </pic:nvPicPr>
+                  <pic:blipFill>
+                    <a:blip r:embed="rId30"/>
+                    <a:stretch>
+                      <a:fillRect/>
+                    </a:stretch>
+                  </pic:blipFill>
+                  <pic:spPr>
+                    <a:xfrm>
+                      <a:off x="0" y="0"/>
+                      <a:ext cx="2133600" cy="676275"/>
+                    </a:xfrm>
+                    <a:prstGeom prst="rect">
+                      <a:avLst/>
+                    </a:prstGeom>
+                  </pic:spPr>
+                </pic:pic>
+              </a:graphicData>
+            </a:graphic>
+          </wp:anchor>
+        </w:drawing>
+      </w:r>
+      <w:r>
+        <w:t xml:space="preserve">Changed the colour of the text in the input boxes on my form – </w:t>
+      </w:r>
+      <w:r>
+        <w:rPr>
+          <w:b/>
+          <w:bCs/>
+          <w:highlight w:val="yellow"/>
+          <w:u w:val="single"/>
+        </w:rPr>
+        <w:t>see aesthetic optimizations section</w:t>
+      </w:r>
+      <w:r>
+        <w:rPr>
+          <w:b/>
+          <w:bCs/>
+          <w:u w:val="single"/>
+        </w:rPr>
+        <w:t xml:space="preserve"> </w:t>
+      </w:r>
+      <w:hyperlink w:anchor="_Aesthetic_optimizations_to" w:history="1">
+        <w:r>
+          <w:rPr>
+            <w:rStyle w:val="Hyperlink"/>
+            <w:b/>
+            <w:bCs/>
+          </w:rPr>
+          <w:t>(click here)</w:t>
+        </w:r>
+      </w:hyperlink>
+    </w:p>
+    <w:p>
+      <w:pPr>
+        <w:pStyle w:val="ListParagraph"/>
+        <w:numPr>
+          <w:ilvl w:val="0"/>
+          <w:numId w:val="2"/>
+        </w:numPr>
+      </w:pPr>
+    </w:p>
+    <w:p>
+      <w:pPr>
+        <w:rPr>
+          <w:b/>
+          <w:bCs/>
+          <w:u w:val="single"/>
+        </w:rPr>
+      </w:pPr>
+    </w:p>
+    <w:p/>
+    <w:p>
+      <w:pPr>
+        <w:pStyle w:val="ListParagraph"/>
+        <w:rPr>
+          <w:u w:val="single"/>
+        </w:rPr>
+      </w:pPr>
+    </w:p>
+    <w:p>
+      <w:pPr>
+        <w:pStyle w:val="ListParagraph"/>
+        <w:rPr>
+          <w:u w:val="single"/>
+        </w:rPr>
+      </w:pPr>
+    </w:p>
+    <w:p>
+      <w:pPr>
+        <w:pStyle w:val="ListParagraph"/>
+        <w:rPr>
+          <w:u w:val="single"/>
+        </w:rPr>
+      </w:pPr>
+    </w:p>
+    <w:p>
+      <w:pPr>
+        <w:pStyle w:val="ListParagraph"/>
+        <w:rPr>
+          <w:u w:val="single"/>
+        </w:rPr>
+      </w:pPr>
+    </w:p>
+    <w:p>
+      <w:pPr>
+        <w:pStyle w:val="ListParagraph"/>
+        <w:rPr>
+          <w:u w:val="single"/>
+        </w:rPr>
+      </w:pPr>
+    </w:p>
+    <w:p>
+      <w:pPr>
+        <w:pStyle w:val="ListParagraph"/>
+        <w:rPr>
+          <w:u w:val="single"/>
+        </w:rPr>
+      </w:pPr>
+    </w:p>
+    <w:p>
+      <w:pPr>
+        <w:pStyle w:val="ListParagraph"/>
+        <w:rPr>
+          <w:u w:val="single"/>
+        </w:rPr>
+      </w:pPr>
+    </w:p>
+    <w:p>
+      <w:pPr>
+        <w:rPr>
+          <w:b/>
+          <w:bCs/>
+          <w:u w:val="single"/>
+        </w:rPr>
+      </w:pPr>
+      <w:r>
+        <w:rPr>
+          <w:b/>
+          <w:bCs/>
+          <w:highlight w:val="yellow"/>
+          <w:u w:val="single"/>
+        </w:rPr>
+        <w:t>Two methods of project management for planning:</w:t>
+      </w:r>
+    </w:p>
+    <w:p>
+      <w:pPr>
+        <w:pStyle w:val="ListParagraph"/>
+        <w:numPr>
+          <w:ilvl w:val="0"/>
+          <w:numId w:val="2"/>
+        </w:numPr>
+      </w:pPr>
+      <w:hyperlink r:id="rId31" w:history="1">
         <w:r>
           <w:rPr>
             <w:rStyle w:val="Hyperlink"/>
@@ -3812,7 +4343,7 @@
           <w:numId w:val="2"/>
         </w:numPr>
       </w:pPr>
-      <w:hyperlink r:id="rId29" w:history="1">
+      <w:hyperlink r:id="rId32" w:history="1">
         <w:r>
           <w:rPr>
             <w:rStyle w:val="Hyperlink"/>
@@ -3820,12 +4351,47 @@
           <w:t>Comp Sci | Trello</w:t>
         </w:r>
       </w:hyperlink>
+      <w:r>
+        <w:t xml:space="preserve"> </w:t>
+      </w:r>
+    </w:p>
+    <w:p>
+      <w:pPr>
+        <w:pStyle w:val="ListParagraph"/>
+        <w:numPr>
+          <w:ilvl w:val="0"/>
+          <w:numId w:val="2"/>
+        </w:numPr>
+      </w:pPr>
+      <w:r>
+        <w:t xml:space="preserve">+ my </w:t>
+      </w:r>
+      <w:proofErr w:type="spellStart"/>
+      <w:r>
+        <w:t>github</w:t>
+      </w:r>
+      <w:proofErr w:type="spellEnd"/>
+      <w:r>
+        <w:t xml:space="preserve"> repository </w:t>
+      </w:r>
+      <w:hyperlink r:id="rId33" w:history="1">
+        <w:r>
+          <w:rPr>
+            <w:rStyle w:val="Hyperlink"/>
+          </w:rPr>
+          <w:t>OSCARB123123/Standard-2</w:t>
+        </w:r>
+      </w:hyperlink>
+      <w:r>
+        <w:t xml:space="preserve"> which helps me to track version history</w:t>
+      </w:r>
     </w:p>
     <w:p>
       <w:r>
         <w:rPr>
           <w:noProof/>
         </w:rPr>
+        <w:lastRenderedPageBreak/>
         <w:drawing>
           <wp:inline distT="0" distB="0" distL="0" distR="0" wp14:anchorId="66EED7A4" wp14:editId="033608AC">
             <wp:extent cx="1829857" cy="1116855"/>
@@ -3842,7 +4408,7 @@
                     <pic:cNvPicPr/>
                   </pic:nvPicPr>
                   <pic:blipFill>
-                    <a:blip r:embed="rId30" cstate="print">
+                    <a:blip r:embed="rId34" cstate="print">
                       <a:extLst>
                         <a:ext uri="{28A0092B-C50C-407E-A947-70E740481C1C}">
                           <a14:useLocalDpi xmlns:a14="http://schemas.microsoft.com/office/drawing/2010/main" val="0"/>
@@ -3888,7 +4454,7 @@
                     <pic:cNvPicPr/>
                   </pic:nvPicPr>
                   <pic:blipFill>
-                    <a:blip r:embed="rId31" cstate="print">
+                    <a:blip r:embed="rId35" cstate="print">
                       <a:extLst>
                         <a:ext uri="{28A0092B-C50C-407E-A947-70E740481C1C}">
                           <a14:useLocalDpi xmlns:a14="http://schemas.microsoft.com/office/drawing/2010/main" val="0"/>
@@ -3934,7 +4500,7 @@
                     <pic:cNvPicPr/>
                   </pic:nvPicPr>
                   <pic:blipFill>
-                    <a:blip r:embed="rId32" cstate="print">
+                    <a:blip r:embed="rId36" cstate="print">
                       <a:extLst>
                         <a:ext uri="{28A0092B-C50C-407E-A947-70E740481C1C}">
                           <a14:useLocalDpi xmlns:a14="http://schemas.microsoft.com/office/drawing/2010/main" val="0"/>
@@ -3969,7 +4535,6 @@
     </w:p>
     <w:p>
       <w:r>
-        <w:lastRenderedPageBreak/>
         <w:t>Required component breakdown:</w:t>
       </w:r>
     </w:p>
@@ -4063,7 +4628,7 @@
 </file>
 
 <file path=word/numbering.xml><?xml version="1.0" encoding="utf-8"?>
-<w:numbering xmlns:wpc="http://schemas.microsoft.com/office/word/2010/wordprocessingCanvas" xmlns:cx="http://schemas.microsoft.com/office/drawing/2014/chartex" xmlns:cx1="http://schemas.microsoft.com/office/drawing/2015/9/8/chartex" xmlns:cx2="http://schemas.microsoft.com/office/drawing/2015/10/21/chartex" xmlns:cx3="http://schemas.microsoft.com/office/drawing/2016/5/9/chartex" xmlns:cx4="http://schemas.microsoft.com/office/drawing/2016/5/10/chartex" xmlns:cx5="http://schemas.microsoft.com/office/drawing/2016/5/11/chartex" xmlns:cx6="http://schemas.microsoft.com/office/drawing/2016/5/12/chartex" xmlns:cx7="http://schemas.microsoft.com/office/drawing/2016/5/13/chartex" xmlns:cx8="http://schemas.microsoft.com/office/drawing/2016/5/14/chartex" xmlns:mc="http://schemas.openxmlformats.org/markup-compatibility/2006" xmlns:aink="http://schemas.microsoft.com/office/drawing/2016/ink" xmlns:am3d="http://schemas.microsoft.com/office/drawing/2017/model3d" xmlns:o="urn:schemas-microsoft-com:office:office" xmlns:oel="http://schemas.microsoft.com/office/2019/extlst" xmlns:r="http://schemas.openxmlformats.org/officeDocument/2006/relationships" xmlns:m="http://schemas.openxmlformats.org/officeDocument/2006/math" xmlns:v="urn:schemas-microsoft-com:vml" xmlns:wp14="http://schemas.microsoft.com/office/word/2010/wordprocessingDrawing" xmlns:wp="http://schemas.openxmlformats.org/drawingml/2006/wordprocessingDrawing" xmlns:w10="urn:schemas-microsoft-com:office:word" xmlns:w="http://schemas.openxmlformats.org/wordprocessingml/2006/main" xmlns:w14="http://schemas.microsoft.com/office/word/2010/wordml" xmlns:w15="http://schemas.microsoft.com/office/word/2012/wordml" xmlns:w16cex="http://schemas.microsoft.com/office/word/2018/wordml/cex" xmlns:w16cid="http://schemas.microsoft.com/office/word/2016/wordml/cid" xmlns:w16="http://schemas.microsoft.com/office/word/2018/wordml" xmlns:w16du="http://schemas.microsoft.com/office/word/2023/wordml/word16du" xmlns:w16sdtdh="http://schemas.microsoft.com/office/word/2020/wordml/sdtdatahash" xmlns:w16sdtfl="http://schemas.microsoft.com/office/word/2024/wordml/sdtformatlock" xmlns:w16se="http://schemas.microsoft.com/office/word/2015/wordml/symex" xmlns:wpg="http://schemas.microsoft.com/office/word/2010/wordprocessingGroup" xmlns:wpi="http://schemas.microsoft.com/office/word/2010/wordprocessingInk" xmlns:wne="http://schemas.microsoft.com/office/word/2006/wordml" xmlns:wps="http://schemas.microsoft.com/office/word/2010/wordprocessingShape" mc:Ignorable="w14 w15 w16se w16cid w16 w16cex w16sdtdh w16sdtfl w16du wp14">
+<w:numbering xmlns:wpc="http://schemas.microsoft.com/office/word/2010/wordprocessingCanvas" xmlns:cx="http://schemas.microsoft.com/office/drawing/2014/chartex" xmlns:cx1="http://schemas.microsoft.com/office/drawing/2015/9/8/chartex" xmlns:cx2="http://schemas.microsoft.com/office/drawing/2015/10/21/chartex" xmlns:cx3="http://schemas.microsoft.com/office/drawing/2016/5/9/chartex" xmlns:cx4="http://schemas.microsoft.com/office/drawing/2016/5/10/chartex" xmlns:cx5="http://schemas.microsoft.com/office/drawing/2016/5/11/chartex" xmlns:cx6="http://schemas.microsoft.com/office/drawing/2016/5/12/chartex" xmlns:cx7="http://schemas.microsoft.com/office/drawing/2016/5/13/chartex" xmlns:cx8="http://schemas.microsoft.com/office/drawing/2016/5/14/chartex" xmlns:mc="http://schemas.openxmlformats.org/markup-compatibility/2006" xmlns:aink="http://schemas.microsoft.com/office/drawing/2016/ink" xmlns:am3d="http://schemas.microsoft.com/office/drawing/2017/model3d" xmlns:o="urn:schemas-microsoft-com:office:office" xmlns:oel="http://schemas.microsoft.com/office/2019/extlst" xmlns:r="http://schemas.openxmlformats.org/officeDocument/2006/relationships" xmlns:m="http://schemas.openxmlformats.org/officeDocument/2006/math" xmlns:v="urn:schemas-microsoft-com:vml" xmlns:wp14="http://schemas.microsoft.com/office/word/2010/wordprocessingDrawing" xmlns:wp="http://schemas.openxmlformats.org/drawingml/2006/wordprocessingDrawing" xmlns:w10="urn:schemas-microsoft-com:office:word" xmlns:w="http://schemas.openxmlformats.org/wordprocessingml/2006/main" xmlns:w14="http://schemas.microsoft.com/office/word/2010/wordml" xmlns:w15="http://schemas.microsoft.com/office/word/2012/wordml" xmlns:w16cei="http://schemas.microsoft.com/office/word/2026/wordml/cei" xmlns:w16cex="http://schemas.microsoft.com/office/word/2018/wordml/cex" xmlns:w16cid="http://schemas.microsoft.com/office/word/2016/wordml/cid" xmlns:w16="http://schemas.microsoft.com/office/word/2018/wordml" xmlns:w16du="http://schemas.microsoft.com/office/word/2023/wordml/word16du" xmlns:w16sdtdh="http://schemas.microsoft.com/office/word/2020/wordml/sdtdatahash" xmlns:w16sdtfl="http://schemas.microsoft.com/office/word/2024/wordml/sdtformatlock" xmlns:w16se="http://schemas.microsoft.com/office/word/2015/wordml/symex" xmlns:wpg="http://schemas.microsoft.com/office/word/2010/wordprocessingGroup" xmlns:wpi="http://schemas.microsoft.com/office/word/2010/wordprocessingInk" xmlns:wne="http://schemas.microsoft.com/office/word/2006/wordml" xmlns:wps="http://schemas.microsoft.com/office/word/2010/wordprocessingShape" mc:Ignorable="w14 w15 w16se w16cid w16 w16cex w16sdtdh w16sdtfl w16du wp14">
   <w:abstractNum w:abstractNumId="0" w15:restartNumberingAfterBreak="0">
     <w:nsid w:val="0226215A"/>
     <w:multiLevelType w:val="hybridMultilevel"/>
@@ -5109,6 +5674,95 @@
         <w:rFonts w:ascii="Wingdings" w:hAnsi="Wingdings" w:hint="default"/>
         <w:sz w:val="20"/>
       </w:rPr>
+    </w:lvl>
+  </w:abstractNum>
+  <w:abstractNum w:abstractNumId="8" w15:restartNumberingAfterBreak="0">
+    <w:nsid w:val="7E3D2B9D"/>
+    <w:multiLevelType w:val="hybridMultilevel"/>
+    <w:tmpl w:val="6C72D510"/>
+    <w:lvl w:ilvl="0" w:tplc="1409000F">
+      <w:start w:val="1"/>
+      <w:numFmt w:val="decimal"/>
+      <w:lvlText w:val="%1."/>
+      <w:lvlJc w:val="left"/>
+      <w:pPr>
+        <w:ind w:left="720" w:hanging="360"/>
+      </w:pPr>
+      <w:rPr>
+        <w:rFonts w:hint="default"/>
+      </w:rPr>
+    </w:lvl>
+    <w:lvl w:ilvl="1" w:tplc="14090019" w:tentative="1">
+      <w:start w:val="1"/>
+      <w:numFmt w:val="lowerLetter"/>
+      <w:lvlText w:val="%2."/>
+      <w:lvlJc w:val="left"/>
+      <w:pPr>
+        <w:ind w:left="1440" w:hanging="360"/>
+      </w:pPr>
+    </w:lvl>
+    <w:lvl w:ilvl="2" w:tplc="1409001B" w:tentative="1">
+      <w:start w:val="1"/>
+      <w:numFmt w:val="lowerRoman"/>
+      <w:lvlText w:val="%3."/>
+      <w:lvlJc w:val="right"/>
+      <w:pPr>
+        <w:ind w:left="2160" w:hanging="180"/>
+      </w:pPr>
+    </w:lvl>
+    <w:lvl w:ilvl="3" w:tplc="1409000F" w:tentative="1">
+      <w:start w:val="1"/>
+      <w:numFmt w:val="decimal"/>
+      <w:lvlText w:val="%4."/>
+      <w:lvlJc w:val="left"/>
+      <w:pPr>
+        <w:ind w:left="2880" w:hanging="360"/>
+      </w:pPr>
+    </w:lvl>
+    <w:lvl w:ilvl="4" w:tplc="14090019" w:tentative="1">
+      <w:start w:val="1"/>
+      <w:numFmt w:val="lowerLetter"/>
+      <w:lvlText w:val="%5."/>
+      <w:lvlJc w:val="left"/>
+      <w:pPr>
+        <w:ind w:left="3600" w:hanging="360"/>
+      </w:pPr>
+    </w:lvl>
+    <w:lvl w:ilvl="5" w:tplc="1409001B" w:tentative="1">
+      <w:start w:val="1"/>
+      <w:numFmt w:val="lowerRoman"/>
+      <w:lvlText w:val="%6."/>
+      <w:lvlJc w:val="right"/>
+      <w:pPr>
+        <w:ind w:left="4320" w:hanging="180"/>
+      </w:pPr>
+    </w:lvl>
+    <w:lvl w:ilvl="6" w:tplc="1409000F" w:tentative="1">
+      <w:start w:val="1"/>
+      <w:numFmt w:val="decimal"/>
+      <w:lvlText w:val="%7."/>
+      <w:lvlJc w:val="left"/>
+      <w:pPr>
+        <w:ind w:left="5040" w:hanging="360"/>
+      </w:pPr>
+    </w:lvl>
+    <w:lvl w:ilvl="7" w:tplc="14090019" w:tentative="1">
+      <w:start w:val="1"/>
+      <w:numFmt w:val="lowerLetter"/>
+      <w:lvlText w:val="%8."/>
+      <w:lvlJc w:val="left"/>
+      <w:pPr>
+        <w:ind w:left="5760" w:hanging="360"/>
+      </w:pPr>
+    </w:lvl>
+    <w:lvl w:ilvl="8" w:tplc="1409001B" w:tentative="1">
+      <w:start w:val="1"/>
+      <w:numFmt w:val="lowerRoman"/>
+      <w:lvlText w:val="%9."/>
+      <w:lvlJc w:val="right"/>
+      <w:pPr>
+        <w:ind w:left="6480" w:hanging="180"/>
+      </w:pPr>
     </w:lvl>
   </w:abstractNum>
   <w:num w:numId="1" w16cid:durableId="859583245">
@@ -5134,6 +5788,9 @@
   </w:num>
   <w:num w:numId="8" w16cid:durableId="296188093">
     <w:abstractNumId w:val="2"/>
+  </w:num>
+  <w:num w:numId="9" w16cid:durableId="436028294">
+    <w:abstractNumId w:val="8"/>
   </w:num>
 </w:numbering>
 </file>
@@ -5567,7 +6224,6 @@
     <w:next w:val="Normal"/>
     <w:link w:val="Heading2Char"/>
     <w:uiPriority w:val="9"/>
-    <w:semiHidden/>
     <w:unhideWhenUsed/>
     <w:qFormat/>
     <w:rsid w:val="00057F91"/>
@@ -5742,7 +6398,6 @@
   <w:style w:type="character" w:default="1" w:styleId="DefaultParagraphFont">
     <w:name w:val="Default Paragraph Font"/>
     <w:uiPriority w:val="1"/>
-    <w:semiHidden/>
     <w:unhideWhenUsed/>
   </w:style>
   <w:style w:type="table" w:default="1" w:styleId="TableNormal">
@@ -5784,7 +6439,6 @@
     <w:basedOn w:val="DefaultParagraphFont"/>
     <w:link w:val="Heading2"/>
     <w:uiPriority w:val="9"/>
-    <w:semiHidden/>
     <w:rsid w:val="00057F91"/>
     <w:rPr>
       <w:rFonts w:asciiTheme="majorHAnsi" w:eastAsiaTheme="majorEastAsia" w:hAnsiTheme="majorHAnsi" w:cstheme="majorBidi"/>

--- a/Project Breif.docx
+++ b/Project Breif.docx
@@ -505,8 +505,13 @@
       </w:r>
     </w:p>
     <w:p>
-      <w:r>
-        <w:t>Color = days until next review</w:t>
+      <w:proofErr w:type="spellStart"/>
+      <w:r>
+        <w:t>Color</w:t>
+      </w:r>
+      <w:proofErr w:type="spellEnd"/>
+      <w:r>
+        <w:t xml:space="preserve"> = days until next review</w:t>
       </w:r>
     </w:p>
     <w:p>
@@ -548,7 +553,7 @@
           <w:noProof/>
         </w:rPr>
         <w:drawing>
-          <wp:anchor distT="0" distB="0" distL="114300" distR="114300" simplePos="0" relativeHeight="251659264" behindDoc="0" locked="0" layoutInCell="1" allowOverlap="1" wp14:anchorId="6784BBF7" wp14:editId="5E2851D4">
+          <wp:anchor distT="0" distB="0" distL="114300" distR="114300" simplePos="0" relativeHeight="251659264" behindDoc="0" locked="0" layoutInCell="1" allowOverlap="1" wp14:anchorId="6784BBF7" wp14:editId="52CEEBCE">
             <wp:simplePos x="0" y="0"/>
             <wp:positionH relativeFrom="margin">
               <wp:align>right</wp:align>
@@ -608,7 +613,7 @@
           <w:noProof/>
         </w:rPr>
         <w:drawing>
-          <wp:anchor distT="0" distB="0" distL="114300" distR="114300" simplePos="0" relativeHeight="251660288" behindDoc="0" locked="0" layoutInCell="1" allowOverlap="1" wp14:anchorId="5A2686F4" wp14:editId="3C532E69">
+          <wp:anchor distT="0" distB="0" distL="114300" distR="114300" simplePos="0" relativeHeight="251660288" behindDoc="0" locked="0" layoutInCell="1" allowOverlap="1" wp14:anchorId="5A2686F4" wp14:editId="519EC3EB">
             <wp:simplePos x="0" y="0"/>
             <wp:positionH relativeFrom="column">
               <wp:posOffset>-672948</wp:posOffset>
@@ -674,11 +679,19 @@
     </w:p>
     <w:p>
       <w:hyperlink r:id="rId8" w:history="1">
+        <w:proofErr w:type="spellStart"/>
         <w:r>
           <w:rPr>
             <w:rStyle w:val="Hyperlink"/>
           </w:rPr>
-          <w:t>Color Palette Generator From Image | Adobe Express</w:t>
+          <w:t>Color</w:t>
+        </w:r>
+        <w:proofErr w:type="spellEnd"/>
+        <w:r>
+          <w:rPr>
+            <w:rStyle w:val="Hyperlink"/>
+          </w:rPr>
+          <w:t xml:space="preserve"> Palette Generator From Image | Adobe Express</w:t>
         </w:r>
         <w:r>
           <w:rPr>
@@ -704,7 +717,23 @@
     <w:p/>
     <w:p>
       <w:r>
-        <w:t xml:space="preserve">Ai animated javascript blackhole inspired by the tradingview </w:t>
+        <w:t xml:space="preserve">Ai animated </w:t>
+      </w:r>
+      <w:proofErr w:type="spellStart"/>
+      <w:r>
+        <w:t>javascript</w:t>
+      </w:r>
+      <w:proofErr w:type="spellEnd"/>
+      <w:r>
+        <w:t xml:space="preserve"> blackhole inspired by the </w:t>
+      </w:r>
+      <w:proofErr w:type="spellStart"/>
+      <w:r>
+        <w:t>tradingview</w:t>
+      </w:r>
+      <w:proofErr w:type="spellEnd"/>
+      <w:r>
+        <w:t xml:space="preserve"> </w:t>
       </w:r>
     </w:p>
     <w:p/>
@@ -747,8 +776,17 @@
             <w:rStyle w:val="Hyperlink"/>
             <w:lang w:val="fr-FR"/>
           </w:rPr>
-          <w:t xml:space="preserve"> a Palette - Coolors</w:t>
+          <w:t xml:space="preserve"> a Palette - </w:t>
         </w:r>
+        <w:proofErr w:type="spellStart"/>
+        <w:r>
+          <w:rPr>
+            <w:rStyle w:val="Hyperlink"/>
+            <w:lang w:val="fr-FR"/>
+          </w:rPr>
+          <w:t>Coolors</w:t>
+        </w:r>
+        <w:proofErr w:type="spellEnd"/>
       </w:hyperlink>
       <w:r>
         <w:rPr>
@@ -964,6 +1002,7 @@
           </wp:anchor>
         </w:drawing>
       </w:r>
+      <w:proofErr w:type="spellStart"/>
       <w:r>
         <w:rPr>
           <w:b/>
@@ -974,7 +1013,20 @@
           <w:u w:val="single"/>
           <w:lang w:val="fr-FR"/>
         </w:rPr>
-        <w:t>Colour palette testing:</w:t>
+        <w:t>Colour</w:t>
+      </w:r>
+      <w:proofErr w:type="spellEnd"/>
+      <w:r>
+        <w:rPr>
+          <w:b/>
+          <w:bCs/>
+          <w:sz w:val="28"/>
+          <w:szCs w:val="28"/>
+          <w:highlight w:val="yellow"/>
+          <w:u w:val="single"/>
+          <w:lang w:val="fr-FR"/>
+        </w:rPr>
+        <w:t xml:space="preserve"> palette testing:</w:t>
       </w:r>
     </w:p>
     <w:p>
@@ -1168,7 +1220,15 @@
         <w:t>colour palette the best, and also think that it looks the most suitable for the topic of my website. The colour palette needs to be mature</w:t>
       </w:r>
       <w:r>
-        <w:t xml:space="preserve">, because people may be using my journal to decide where thousands of their own dollars go, the pink would make it feel too game-afied. The contrast on the </w:t>
+        <w:t>, because people may be using my journal to decide where thousands of their own dollars go, the pink would make it feel too game-</w:t>
+      </w:r>
+      <w:proofErr w:type="spellStart"/>
+      <w:r>
+        <w:t>afied</w:t>
+      </w:r>
+      <w:proofErr w:type="spellEnd"/>
+      <w:r>
+        <w:t xml:space="preserve">. The contrast on the </w:t>
       </w:r>
       <w:r>
         <w:t>pink colour palette is also much worse than the off-white-brown one which is important because users need to be able to clearly read my website.</w:t>
@@ -1343,7 +1403,21 @@
               <w:rPr>
                 <w:sz w:val="20"/>
               </w:rPr>
-              <w:t>:root tokens for colour, space, type</w:t>
+              <w:t xml:space="preserve">:root tokens for </w:t>
+            </w:r>
+            <w:proofErr w:type="spellStart"/>
+            <w:r>
+              <w:rPr>
+                <w:sz w:val="20"/>
+              </w:rPr>
+              <w:t>colour</w:t>
+            </w:r>
+            <w:proofErr w:type="spellEnd"/>
+            <w:r>
+              <w:rPr>
+                <w:sz w:val="20"/>
+              </w:rPr>
+              <w:t>, space, type</w:t>
             </w:r>
           </w:p>
         </w:tc>
@@ -1727,8 +1801,16 @@
               <w:rPr>
                 <w:sz w:val="20"/>
               </w:rPr>
-              <w:t>Asset pipeline / optimisation</w:t>
-            </w:r>
+              <w:t xml:space="preserve">Asset pipeline / </w:t>
+            </w:r>
+            <w:proofErr w:type="spellStart"/>
+            <w:r>
+              <w:rPr>
+                <w:sz w:val="20"/>
+              </w:rPr>
+              <w:t>optimisation</w:t>
+            </w:r>
+            <w:proofErr w:type="spellEnd"/>
           </w:p>
         </w:tc>
         <w:tc>
@@ -2219,7 +2301,15 @@
               <w:t>Because my app is designed for all investors it’s important that people with disabilities can use it. With increasing amounts of people interested in the stock market I think</w:t>
             </w:r>
             <w:r>
-              <w:t xml:space="preserve"> there will be a increasing amount of disabled people looking for an inclusive interface which allows them to invest like any other person,</w:t>
+              <w:t xml:space="preserve"> there will be </w:t>
+            </w:r>
+            <w:proofErr w:type="spellStart"/>
+            <w:r>
+              <w:t>a</w:t>
+            </w:r>
+            <w:proofErr w:type="spellEnd"/>
+            <w:r>
+              <w:t xml:space="preserve"> increasing amount of disabled people looking for an inclusive interface which allows them to invest like any other person,</w:t>
             </w:r>
             <w:r>
               <w:t xml:space="preserve"> so making my interface accessible is a great way to capture this market.</w:t>
@@ -2328,7 +2418,15 @@
               <w:spacing w:before="40" w:after="40"/>
             </w:pPr>
             <w:r>
-              <w:t>Because making an investment decision journal requires inputting personal monetary decisions which could be considered quite private data its important that users privacy is kept</w:t>
+              <w:t xml:space="preserve">Because making an investment decision journal requires inputting personal monetary decisions which could be considered quite private data </w:t>
+            </w:r>
+            <w:proofErr w:type="spellStart"/>
+            <w:r>
+              <w:t>its</w:t>
+            </w:r>
+            <w:proofErr w:type="spellEnd"/>
+            <w:r>
+              <w:t xml:space="preserve"> important that users privacy is kept</w:t>
             </w:r>
           </w:p>
         </w:tc>
@@ -2512,6 +2610,23 @@
     </w:p>
     <w:p>
       <w:pPr>
+        <w:rPr>
+          <w:sz w:val="32"/>
+          <w:szCs w:val="32"/>
+        </w:rPr>
+      </w:pPr>
+    </w:p>
+    <w:p>
+      <w:pPr>
+        <w:pStyle w:val="ListParagraph"/>
+        <w:rPr>
+          <w:sz w:val="32"/>
+          <w:szCs w:val="32"/>
+        </w:rPr>
+      </w:pPr>
+    </w:p>
+    <w:p>
+      <w:pPr>
         <w:pStyle w:val="ListParagraph"/>
         <w:rPr>
           <w:u w:val="single"/>
@@ -2532,11 +2647,38 @@
           <w:color w:val="000000" w:themeColor="text1"/>
           <w:highlight w:val="yellow"/>
         </w:rPr>
-        <w:t>Aesthetic optimizations to meet my relevant implications:</w:t>
+        <w:t xml:space="preserve">Testing of </w:t>
       </w:r>
       <w:r>
         <w:rPr>
           <w:color w:val="000000" w:themeColor="text1"/>
+          <w:highlight w:val="yellow"/>
+        </w:rPr>
+        <w:t>Aesthetic</w:t>
+      </w:r>
+      <w:r>
+        <w:rPr>
+          <w:color w:val="000000" w:themeColor="text1"/>
+          <w:highlight w:val="yellow"/>
+        </w:rPr>
+        <w:t xml:space="preserve">s for </w:t>
+      </w:r>
+      <w:r>
+        <w:rPr>
+          <w:color w:val="000000" w:themeColor="text1"/>
+          <w:highlight w:val="yellow"/>
+        </w:rPr>
+        <w:t xml:space="preserve"> optimizations </w:t>
+      </w:r>
+      <w:r>
+        <w:rPr>
+          <w:color w:val="000000" w:themeColor="text1"/>
+        </w:rPr>
+        <w:t>and refinement log</w:t>
+      </w:r>
+      <w:r>
+        <w:rPr>
+          <w:color w:val="000000" w:themeColor="text1"/>
         </w:rPr>
         <w:t xml:space="preserve"> </w:t>
       </w:r>
@@ -2544,7 +2686,1728 @@
         <w:rPr>
           <w:color w:val="000000" w:themeColor="text1"/>
         </w:rPr>
-        <w:t xml:space="preserve"> - add to testing log.</w:t>
+        <w:t xml:space="preserve"> </w:t>
+      </w:r>
+    </w:p>
+    <w:p>
+      <w:r>
+        <w:t xml:space="preserve">( Criteria: </w:t>
+      </w:r>
+      <w:r>
+        <w:t>Include before/after screenshots for layout, contrast, or navigation improvements</w:t>
+      </w:r>
+      <w:r>
+        <w:t>)</w:t>
+      </w:r>
+    </w:p>
+    <w:p>
+      <w:pPr>
+        <w:rPr>
+          <w:b/>
+          <w:bCs/>
+          <w:u w:val="single"/>
+        </w:rPr>
+      </w:pPr>
+    </w:p>
+    <w:p>
+      <w:pPr>
+        <w:pStyle w:val="ListParagraph"/>
+        <w:rPr>
+          <w:u w:val="single"/>
+        </w:rPr>
+      </w:pPr>
+    </w:p>
+    <w:p>
+      <w:pPr>
+        <w:pStyle w:val="ListParagraph"/>
+        <w:rPr>
+          <w:u w:val="single"/>
+        </w:rPr>
+      </w:pPr>
+    </w:p>
+    <w:p>
+      <w:pPr>
+        <w:pStyle w:val="ListParagraph"/>
+      </w:pPr>
+    </w:p>
+    <w:p>
+      <w:pPr>
+        <w:pStyle w:val="ListParagraph"/>
+      </w:pPr>
+    </w:p>
+    <w:p>
+      <w:pPr>
+        <w:pStyle w:val="ListParagraph"/>
+      </w:pPr>
+    </w:p>
+    <w:p>
+      <w:pPr>
+        <w:pStyle w:val="ListParagraph"/>
+      </w:pPr>
+    </w:p>
+    <w:p>
+      <w:pPr>
+        <w:pStyle w:val="ListParagraph"/>
+      </w:pPr>
+    </w:p>
+    <w:p>
+      <w:pPr>
+        <w:pStyle w:val="ListParagraph"/>
+      </w:pPr>
+    </w:p>
+    <w:p>
+      <w:pPr>
+        <w:pStyle w:val="ListParagraph"/>
+      </w:pPr>
+    </w:p>
+    <w:p>
+      <w:pPr>
+        <w:pStyle w:val="ListParagraph"/>
+      </w:pPr>
+    </w:p>
+    <w:p>
+      <w:pPr>
+        <w:pStyle w:val="ListParagraph"/>
+      </w:pPr>
+    </w:p>
+    <w:tbl>
+      <w:tblPr>
+        <w:tblStyle w:val="TableGrid"/>
+        <w:tblW w:w="10060" w:type="dxa"/>
+        <w:tblLook w:val="04A0" w:firstRow="1" w:lastRow="0" w:firstColumn="1" w:lastColumn="0" w:noHBand="0" w:noVBand="1"/>
+      </w:tblPr>
+      <w:tblGrid>
+        <w:gridCol w:w="1546"/>
+        <w:gridCol w:w="2676"/>
+        <w:gridCol w:w="3158"/>
+        <w:gridCol w:w="2680"/>
+      </w:tblGrid>
+      <w:tr>
+        <w:tc>
+          <w:tcPr>
+            <w:tcW w:w="1546" w:type="dxa"/>
+          </w:tcPr>
+          <w:p>
+            <w:r>
+              <w:lastRenderedPageBreak/>
+              <w:t>Date:</w:t>
+            </w:r>
+          </w:p>
+        </w:tc>
+        <w:tc>
+          <w:tcPr>
+            <w:tcW w:w="2676" w:type="dxa"/>
+          </w:tcPr>
+          <w:p>
+            <w:r>
+              <w:t xml:space="preserve">Before picture </w:t>
+            </w:r>
+          </w:p>
+        </w:tc>
+        <w:tc>
+          <w:tcPr>
+            <w:tcW w:w="3158" w:type="dxa"/>
+          </w:tcPr>
+          <w:p>
+            <w:r>
+              <w:t xml:space="preserve">After picture </w:t>
+            </w:r>
+          </w:p>
+        </w:tc>
+        <w:tc>
+          <w:tcPr>
+            <w:tcW w:w="2680" w:type="dxa"/>
+          </w:tcPr>
+          <w:p>
+            <w:r>
+              <w:t>Explanation of changes</w:t>
+            </w:r>
+          </w:p>
+        </w:tc>
+      </w:tr>
+      <w:tr>
+        <w:tc>
+          <w:tcPr>
+            <w:tcW w:w="1546" w:type="dxa"/>
+          </w:tcPr>
+          <w:p>
+            <w:r>
+              <w:t>10</w:t>
+            </w:r>
+            <w:r>
+              <w:rPr>
+                <w:vertAlign w:val="superscript"/>
+              </w:rPr>
+              <w:t xml:space="preserve">th </w:t>
+            </w:r>
+            <w:r>
+              <w:t>of august</w:t>
+            </w:r>
+          </w:p>
+          <w:p/>
+        </w:tc>
+        <w:tc>
+          <w:tcPr>
+            <w:tcW w:w="2676" w:type="dxa"/>
+          </w:tcPr>
+          <w:p>
+            <w:r>
+              <w:rPr>
+                <w:b/>
+                <w:bCs/>
+                <w:noProof/>
+                <w:u w:val="single"/>
+              </w:rPr>
+              <w:drawing>
+                <wp:anchor distT="0" distB="0" distL="114300" distR="114300" simplePos="0" relativeHeight="251773952" behindDoc="0" locked="0" layoutInCell="1" allowOverlap="1" wp14:anchorId="76812673" wp14:editId="1748D247">
+                  <wp:simplePos x="0" y="0"/>
+                  <wp:positionH relativeFrom="margin">
+                    <wp:posOffset>-65101</wp:posOffset>
+                  </wp:positionH>
+                  <wp:positionV relativeFrom="paragraph">
+                    <wp:posOffset>760702</wp:posOffset>
+                  </wp:positionV>
+                  <wp:extent cx="1560443" cy="622202"/>
+                  <wp:effectExtent l="0" t="0" r="1905" b="6985"/>
+                  <wp:wrapSquare wrapText="bothSides"/>
+                  <wp:docPr id="850574471" name="Picture 1"/>
+                  <wp:cNvGraphicFramePr>
+                    <a:graphicFrameLocks xmlns:a="http://schemas.openxmlformats.org/drawingml/2006/main" noChangeAspect="1"/>
+                  </wp:cNvGraphicFramePr>
+                  <a:graphic xmlns:a="http://schemas.openxmlformats.org/drawingml/2006/main">
+                    <a:graphicData uri="http://schemas.openxmlformats.org/drawingml/2006/picture">
+                      <pic:pic xmlns:pic="http://schemas.openxmlformats.org/drawingml/2006/picture">
+                        <pic:nvPicPr>
+                          <pic:cNvPr id="850574471" name=""/>
+                          <pic:cNvPicPr/>
+                        </pic:nvPicPr>
+                        <pic:blipFill>
+                          <a:blip r:embed="rId19"/>
+                          <a:stretch>
+                            <a:fillRect/>
+                          </a:stretch>
+                        </pic:blipFill>
+                        <pic:spPr>
+                          <a:xfrm>
+                            <a:off x="0" y="0"/>
+                            <a:ext cx="1566216" cy="624504"/>
+                          </a:xfrm>
+                          <a:prstGeom prst="rect">
+                            <a:avLst/>
+                          </a:prstGeom>
+                        </pic:spPr>
+                      </pic:pic>
+                    </a:graphicData>
+                  </a:graphic>
+                  <wp14:sizeRelH relativeFrom="margin">
+                    <wp14:pctWidth>0</wp14:pctWidth>
+                  </wp14:sizeRelH>
+                  <wp14:sizeRelV relativeFrom="margin">
+                    <wp14:pctHeight>0</wp14:pctHeight>
+                  </wp14:sizeRelV>
+                </wp:anchor>
+              </w:drawing>
+            </w:r>
+            <w:r>
+              <w:rPr>
+                <w:noProof/>
+                <w:u w:val="single"/>
+              </w:rPr>
+              <w:drawing>
+                <wp:anchor distT="0" distB="0" distL="114300" distR="114300" simplePos="0" relativeHeight="251776000" behindDoc="0" locked="0" layoutInCell="1" allowOverlap="1" wp14:anchorId="13D58902" wp14:editId="2F8C105B">
+                  <wp:simplePos x="0" y="0"/>
+                  <wp:positionH relativeFrom="margin">
+                    <wp:posOffset>-3976</wp:posOffset>
+                  </wp:positionH>
+                  <wp:positionV relativeFrom="paragraph">
+                    <wp:posOffset>154277</wp:posOffset>
+                  </wp:positionV>
+                  <wp:extent cx="1560444" cy="515368"/>
+                  <wp:effectExtent l="0" t="0" r="1905" b="0"/>
+                  <wp:wrapSquare wrapText="bothSides"/>
+                  <wp:docPr id="1401408111" name="Picture 1"/>
+                  <wp:cNvGraphicFramePr>
+                    <a:graphicFrameLocks xmlns:a="http://schemas.openxmlformats.org/drawingml/2006/main" noChangeAspect="1"/>
+                  </wp:cNvGraphicFramePr>
+                  <a:graphic xmlns:a="http://schemas.openxmlformats.org/drawingml/2006/main">
+                    <a:graphicData uri="http://schemas.openxmlformats.org/drawingml/2006/picture">
+                      <pic:pic xmlns:pic="http://schemas.openxmlformats.org/drawingml/2006/picture">
+                        <pic:nvPicPr>
+                          <pic:cNvPr id="1401408111" name=""/>
+                          <pic:cNvPicPr/>
+                        </pic:nvPicPr>
+                        <pic:blipFill>
+                          <a:blip r:embed="rId20"/>
+                          <a:stretch>
+                            <a:fillRect/>
+                          </a:stretch>
+                        </pic:blipFill>
+                        <pic:spPr>
+                          <a:xfrm>
+                            <a:off x="0" y="0"/>
+                            <a:ext cx="1560444" cy="515368"/>
+                          </a:xfrm>
+                          <a:prstGeom prst="rect">
+                            <a:avLst/>
+                          </a:prstGeom>
+                        </pic:spPr>
+                      </pic:pic>
+                    </a:graphicData>
+                  </a:graphic>
+                  <wp14:sizeRelH relativeFrom="margin">
+                    <wp14:pctWidth>0</wp14:pctWidth>
+                  </wp14:sizeRelH>
+                  <wp14:sizeRelV relativeFrom="margin">
+                    <wp14:pctHeight>0</wp14:pctHeight>
+                  </wp14:sizeRelV>
+                </wp:anchor>
+              </w:drawing>
+            </w:r>
+          </w:p>
+          <w:p>
+            <w:pPr>
+              <w:pStyle w:val="ListParagraph"/>
+            </w:pPr>
+          </w:p>
+          <w:p>
+            <w:r>
+              <w:t xml:space="preserve"> This is the contrast checker for the place holder text on my input boxes on my form. This reads it as having a contrast ratio of 1:1.6, which is terrible. While this </w:t>
+            </w:r>
+          </w:p>
+          <w:p/>
+        </w:tc>
+        <w:tc>
+          <w:tcPr>
+            <w:tcW w:w="3158" w:type="dxa"/>
+          </w:tcPr>
+          <w:p>
+            <w:r>
+              <w:rPr>
+                <w:noProof/>
+                <w:u w:val="single"/>
+              </w:rPr>
+              <w:drawing>
+                <wp:anchor distT="0" distB="0" distL="114300" distR="114300" simplePos="0" relativeHeight="251778048" behindDoc="0" locked="0" layoutInCell="1" allowOverlap="1" wp14:anchorId="189434B2" wp14:editId="75B2781F">
+                  <wp:simplePos x="0" y="0"/>
+                  <wp:positionH relativeFrom="margin">
+                    <wp:posOffset>-14329</wp:posOffset>
+                  </wp:positionH>
+                  <wp:positionV relativeFrom="paragraph">
+                    <wp:posOffset>183736</wp:posOffset>
+                  </wp:positionV>
+                  <wp:extent cx="1043556" cy="679892"/>
+                  <wp:effectExtent l="0" t="0" r="4445" b="6350"/>
+                  <wp:wrapSquare wrapText="bothSides"/>
+                  <wp:docPr id="1223675084" name="Picture 1"/>
+                  <wp:cNvGraphicFramePr>
+                    <a:graphicFrameLocks xmlns:a="http://schemas.openxmlformats.org/drawingml/2006/main" noChangeAspect="1"/>
+                  </wp:cNvGraphicFramePr>
+                  <a:graphic xmlns:a="http://schemas.openxmlformats.org/drawingml/2006/main">
+                    <a:graphicData uri="http://schemas.openxmlformats.org/drawingml/2006/picture">
+                      <pic:pic xmlns:pic="http://schemas.openxmlformats.org/drawingml/2006/picture">
+                        <pic:nvPicPr>
+                          <pic:cNvPr id="1223675084" name=""/>
+                          <pic:cNvPicPr/>
+                        </pic:nvPicPr>
+                        <pic:blipFill>
+                          <a:blip r:embed="rId21"/>
+                          <a:stretch>
+                            <a:fillRect/>
+                          </a:stretch>
+                        </pic:blipFill>
+                        <pic:spPr>
+                          <a:xfrm>
+                            <a:off x="0" y="0"/>
+                            <a:ext cx="1043556" cy="679892"/>
+                          </a:xfrm>
+                          <a:prstGeom prst="rect">
+                            <a:avLst/>
+                          </a:prstGeom>
+                        </pic:spPr>
+                      </pic:pic>
+                    </a:graphicData>
+                  </a:graphic>
+                  <wp14:sizeRelH relativeFrom="margin">
+                    <wp14:pctWidth>0</wp14:pctWidth>
+                  </wp14:sizeRelH>
+                  <wp14:sizeRelV relativeFrom="margin">
+                    <wp14:pctHeight>0</wp14:pctHeight>
+                  </wp14:sizeRelV>
+                </wp:anchor>
+              </w:drawing>
+            </w:r>
+          </w:p>
+        </w:tc>
+        <w:tc>
+          <w:tcPr>
+            <w:tcW w:w="2680" w:type="dxa"/>
+          </w:tcPr>
+          <w:p>
+            <w:pPr>
+              <w:pStyle w:val="ListParagraph"/>
+              <w:rPr>
+                <w:u w:val="single"/>
+              </w:rPr>
+            </w:pPr>
+          </w:p>
+          <w:p>
+            <w:r>
+              <w:t xml:space="preserve">I need to change the font on this apricot orange widget from the off white </w:t>
+            </w:r>
+            <w:proofErr w:type="spellStart"/>
+            <w:r>
+              <w:t>colour</w:t>
+            </w:r>
+            <w:proofErr w:type="spellEnd"/>
+            <w:r>
+              <w:t xml:space="preserve"> I use because the contrast is so poor that </w:t>
+            </w:r>
+            <w:proofErr w:type="spellStart"/>
+            <w:r>
+              <w:t>its</w:t>
+            </w:r>
+            <w:proofErr w:type="spellEnd"/>
+            <w:r>
+              <w:t xml:space="preserve"> really hard to read even normally. I’m going to update it to the same black </w:t>
+            </w:r>
+            <w:proofErr w:type="spellStart"/>
+            <w:r>
+              <w:t>colour</w:t>
+            </w:r>
+            <w:proofErr w:type="spellEnd"/>
+            <w:r>
+              <w:t xml:space="preserve"> as the two widgets beside it.  Much higher contrast</w:t>
+            </w:r>
+            <w:r>
+              <w:t xml:space="preserve"> </w:t>
+            </w:r>
+            <w:r>
+              <w:t>and easier to read.</w:t>
+            </w:r>
+          </w:p>
+          <w:p>
+            <w:pPr>
+              <w:pStyle w:val="ListParagraph"/>
+            </w:pPr>
+          </w:p>
+          <w:p/>
+        </w:tc>
+      </w:tr>
+      <w:tr>
+        <w:tc>
+          <w:tcPr>
+            <w:tcW w:w="1546" w:type="dxa"/>
+          </w:tcPr>
+          <w:p>
+            <w:r>
+              <w:t>18</w:t>
+            </w:r>
+            <w:r>
+              <w:rPr>
+                <w:vertAlign w:val="superscript"/>
+              </w:rPr>
+              <w:t>th</w:t>
+            </w:r>
+            <w:r>
+              <w:t xml:space="preserve"> of august                                        </w:t>
+            </w:r>
+          </w:p>
+        </w:tc>
+        <w:tc>
+          <w:tcPr>
+            <w:tcW w:w="2676" w:type="dxa"/>
+          </w:tcPr>
+          <w:p>
+            <w:r>
+              <w:rPr>
+                <w:noProof/>
+              </w:rPr>
+              <w:drawing>
+                <wp:anchor distT="0" distB="0" distL="114300" distR="114300" simplePos="0" relativeHeight="251780096" behindDoc="0" locked="0" layoutInCell="1" allowOverlap="1" wp14:anchorId="534466E5" wp14:editId="2E72BE00">
+                  <wp:simplePos x="0" y="0"/>
+                  <wp:positionH relativeFrom="column">
+                    <wp:posOffset>-18415</wp:posOffset>
+                  </wp:positionH>
+                  <wp:positionV relativeFrom="paragraph">
+                    <wp:posOffset>0</wp:posOffset>
+                  </wp:positionV>
+                  <wp:extent cx="1381125" cy="910590"/>
+                  <wp:effectExtent l="0" t="0" r="9525" b="3810"/>
+                  <wp:wrapSquare wrapText="bothSides"/>
+                  <wp:docPr id="1926183861" name="Picture 1"/>
+                  <wp:cNvGraphicFramePr>
+                    <a:graphicFrameLocks xmlns:a="http://schemas.openxmlformats.org/drawingml/2006/main" noChangeAspect="1"/>
+                  </wp:cNvGraphicFramePr>
+                  <a:graphic xmlns:a="http://schemas.openxmlformats.org/drawingml/2006/main">
+                    <a:graphicData uri="http://schemas.openxmlformats.org/drawingml/2006/picture">
+                      <pic:pic xmlns:pic="http://schemas.openxmlformats.org/drawingml/2006/picture">
+                        <pic:nvPicPr>
+                          <pic:cNvPr id="1926183861" name=""/>
+                          <pic:cNvPicPr/>
+                        </pic:nvPicPr>
+                        <pic:blipFill>
+                          <a:blip r:embed="rId22"/>
+                          <a:stretch>
+                            <a:fillRect/>
+                          </a:stretch>
+                        </pic:blipFill>
+                        <pic:spPr>
+                          <a:xfrm>
+                            <a:off x="0" y="0"/>
+                            <a:ext cx="1381125" cy="910590"/>
+                          </a:xfrm>
+                          <a:prstGeom prst="rect">
+                            <a:avLst/>
+                          </a:prstGeom>
+                        </pic:spPr>
+                      </pic:pic>
+                    </a:graphicData>
+                  </a:graphic>
+                  <wp14:sizeRelH relativeFrom="margin">
+                    <wp14:pctWidth>0</wp14:pctWidth>
+                  </wp14:sizeRelH>
+                  <wp14:sizeRelV relativeFrom="margin">
+                    <wp14:pctHeight>0</wp14:pctHeight>
+                  </wp14:sizeRelV>
+                </wp:anchor>
+              </w:drawing>
+            </w:r>
+          </w:p>
+        </w:tc>
+        <w:tc>
+          <w:tcPr>
+            <w:tcW w:w="3158" w:type="dxa"/>
+          </w:tcPr>
+          <w:p>
+            <w:r>
+              <w:rPr>
+                <w:noProof/>
+                <w:u w:val="single"/>
+              </w:rPr>
+              <w:drawing>
+                <wp:anchor distT="0" distB="0" distL="114300" distR="114300" simplePos="0" relativeHeight="251782144" behindDoc="0" locked="0" layoutInCell="1" allowOverlap="1" wp14:anchorId="6859B5E7" wp14:editId="5D3DD17B">
+                  <wp:simplePos x="0" y="0"/>
+                  <wp:positionH relativeFrom="page">
+                    <wp:posOffset>469</wp:posOffset>
+                  </wp:positionH>
+                  <wp:positionV relativeFrom="paragraph">
+                    <wp:posOffset>337130</wp:posOffset>
+                  </wp:positionV>
+                  <wp:extent cx="1560444" cy="328175"/>
+                  <wp:effectExtent l="0" t="0" r="1905" b="0"/>
+                  <wp:wrapSquare wrapText="bothSides"/>
+                  <wp:docPr id="1587363535" name="Picture 1"/>
+                  <wp:cNvGraphicFramePr>
+                    <a:graphicFrameLocks xmlns:a="http://schemas.openxmlformats.org/drawingml/2006/main" noChangeAspect="1"/>
+                  </wp:cNvGraphicFramePr>
+                  <a:graphic xmlns:a="http://schemas.openxmlformats.org/drawingml/2006/main">
+                    <a:graphicData uri="http://schemas.openxmlformats.org/drawingml/2006/picture">
+                      <pic:pic xmlns:pic="http://schemas.openxmlformats.org/drawingml/2006/picture">
+                        <pic:nvPicPr>
+                          <pic:cNvPr id="1587363535" name=""/>
+                          <pic:cNvPicPr/>
+                        </pic:nvPicPr>
+                        <pic:blipFill>
+                          <a:blip r:embed="rId23"/>
+                          <a:stretch>
+                            <a:fillRect/>
+                          </a:stretch>
+                        </pic:blipFill>
+                        <pic:spPr>
+                          <a:xfrm>
+                            <a:off x="0" y="0"/>
+                            <a:ext cx="1573545" cy="330930"/>
+                          </a:xfrm>
+                          <a:prstGeom prst="rect">
+                            <a:avLst/>
+                          </a:prstGeom>
+                        </pic:spPr>
+                      </pic:pic>
+                    </a:graphicData>
+                  </a:graphic>
+                  <wp14:sizeRelH relativeFrom="margin">
+                    <wp14:pctWidth>0</wp14:pctWidth>
+                  </wp14:sizeRelH>
+                  <wp14:sizeRelV relativeFrom="margin">
+                    <wp14:pctHeight>0</wp14:pctHeight>
+                  </wp14:sizeRelV>
+                </wp:anchor>
+              </w:drawing>
+            </w:r>
+          </w:p>
+        </w:tc>
+        <w:tc>
+          <w:tcPr>
+            <w:tcW w:w="2680" w:type="dxa"/>
+          </w:tcPr>
+          <w:p>
+            <w:r>
+              <w:t>text is supposed to be subtle, it would almost be better removing it at this contrast level. To fix this I will change it to something of higher contrast,</w:t>
+            </w:r>
+          </w:p>
+          <w:p>
+            <w:pPr>
+              <w:pStyle w:val="ListParagraph"/>
+            </w:pPr>
+          </w:p>
+          <w:p>
+            <w:r>
+              <w:t>The issue was my</w:t>
+            </w:r>
+            <w:r>
+              <w:t xml:space="preserve"> </w:t>
+            </w:r>
+            <w:r>
+              <w:t>placeholder text was never given a value, so it gets assigned to the browser default, which is this unassuming grey. While this would be okay for other platforms, the contrast is simply not going to work for mine.</w:t>
+            </w:r>
+          </w:p>
+          <w:p>
+            <w:pPr>
+              <w:pStyle w:val="ListParagraph"/>
+            </w:pPr>
+          </w:p>
+          <w:p>
+            <w:r>
+              <w:t xml:space="preserve">To fix this I added this code, which specifically targets the placeholder text of my input boxes for my whole form, rather than before where I was trying to style the </w:t>
+            </w:r>
+            <w:proofErr w:type="spellStart"/>
+            <w:r>
+              <w:t>divs</w:t>
+            </w:r>
+            <w:proofErr w:type="spellEnd"/>
+            <w:r>
+              <w:t xml:space="preserve"> that the input boxes were in, and of course this just changes the </w:t>
+            </w:r>
+            <w:proofErr w:type="spellStart"/>
+            <w:r>
+              <w:t>colour</w:t>
+            </w:r>
+            <w:proofErr w:type="spellEnd"/>
+            <w:r>
+              <w:t xml:space="preserve"> of the text that the user can type.</w:t>
+            </w:r>
+          </w:p>
+          <w:p>
+            <w:pPr>
+              <w:pStyle w:val="ListParagraph"/>
+            </w:pPr>
+          </w:p>
+          <w:p>
+            <w:pPr>
+              <w:rPr>
+                <w:u w:val="single"/>
+              </w:rPr>
+            </w:pPr>
+            <w:r>
+              <w:rPr>
+                <w:u w:val="single"/>
+              </w:rPr>
+              <w:t>input::placeholder,</w:t>
+            </w:r>
+          </w:p>
+          <w:p>
+            <w:pPr>
+              <w:rPr>
+                <w:u w:val="single"/>
+              </w:rPr>
+            </w:pPr>
+            <w:proofErr w:type="spellStart"/>
+            <w:r>
+              <w:rPr>
+                <w:u w:val="single"/>
+              </w:rPr>
+              <w:t>textarea</w:t>
+            </w:r>
+            <w:proofErr w:type="spellEnd"/>
+            <w:r>
+              <w:rPr>
+                <w:u w:val="single"/>
+              </w:rPr>
+              <w:t>::placeholder {</w:t>
+            </w:r>
+          </w:p>
+          <w:p>
+            <w:pPr>
+              <w:rPr>
+                <w:u w:val="single"/>
+              </w:rPr>
+            </w:pPr>
+            <w:r>
+              <w:rPr>
+                <w:u w:val="single"/>
+              </w:rPr>
+              <w:t>    color: #F7EEDC;</w:t>
+            </w:r>
+          </w:p>
+          <w:p>
+            <w:pPr>
+              <w:rPr>
+                <w:u w:val="single"/>
+              </w:rPr>
+            </w:pPr>
+            <w:r>
+              <w:rPr>
+                <w:u w:val="single"/>
+              </w:rPr>
+              <w:t>    opacity: 1;</w:t>
+            </w:r>
+          </w:p>
+          <w:p>
+            <w:pPr>
+              <w:rPr>
+                <w:u w:val="single"/>
+              </w:rPr>
+            </w:pPr>
+            <w:r>
+              <w:rPr>
+                <w:u w:val="single"/>
+              </w:rPr>
+              <w:t>}</w:t>
+            </w:r>
+          </w:p>
+          <w:p>
+            <w:pPr>
+              <w:pStyle w:val="ListParagraph"/>
+              <w:rPr>
+                <w:u w:val="single"/>
+              </w:rPr>
+            </w:pPr>
+          </w:p>
+          <w:p>
+            <w:r>
+              <w:t>T</w:t>
+            </w:r>
+            <w:r>
+              <w:t>his gives a contrast of 5.6, while not the best, I actually don’t want it to stand out a huge amount because its only supposed to be subtle.</w:t>
+            </w:r>
+          </w:p>
+          <w:p>
+            <w:pPr>
+              <w:pStyle w:val="ListParagraph"/>
+            </w:pPr>
+          </w:p>
+          <w:p>
+            <w:pPr>
+              <w:pStyle w:val="ListParagraph"/>
+            </w:pPr>
+          </w:p>
+          <w:p/>
+        </w:tc>
+      </w:tr>
+      <w:tr>
+        <w:tc>
+          <w:tcPr>
+            <w:tcW w:w="1546" w:type="dxa"/>
+          </w:tcPr>
+          <w:p>
+            <w:r>
+              <w:lastRenderedPageBreak/>
+              <w:t>23/08/26</w:t>
+            </w:r>
+          </w:p>
+        </w:tc>
+        <w:tc>
+          <w:tcPr>
+            <w:tcW w:w="2676" w:type="dxa"/>
+          </w:tcPr>
+          <w:p>
+            <w:pPr>
+              <w:jc w:val="center"/>
+            </w:pPr>
+            <w:r>
+              <w:drawing>
+                <wp:anchor distT="0" distB="0" distL="114300" distR="114300" simplePos="0" relativeHeight="251784192" behindDoc="0" locked="0" layoutInCell="1" allowOverlap="1" wp14:anchorId="6D6D2210" wp14:editId="13003ECC">
+                  <wp:simplePos x="0" y="0"/>
+                  <wp:positionH relativeFrom="column">
+                    <wp:posOffset>-55631</wp:posOffset>
+                  </wp:positionH>
+                  <wp:positionV relativeFrom="paragraph">
+                    <wp:posOffset>46631</wp:posOffset>
+                  </wp:positionV>
+                  <wp:extent cx="1415084" cy="788008"/>
+                  <wp:effectExtent l="0" t="0" r="0" b="0"/>
+                  <wp:wrapSquare wrapText="bothSides"/>
+                  <wp:docPr id="69981029" name="Picture 1"/>
+                  <wp:cNvGraphicFramePr>
+                    <a:graphicFrameLocks xmlns:a="http://schemas.openxmlformats.org/drawingml/2006/main" noChangeAspect="1"/>
+                  </wp:cNvGraphicFramePr>
+                  <a:graphic xmlns:a="http://schemas.openxmlformats.org/drawingml/2006/main">
+                    <a:graphicData uri="http://schemas.openxmlformats.org/drawingml/2006/picture">
+                      <pic:pic xmlns:pic="http://schemas.openxmlformats.org/drawingml/2006/picture">
+                        <pic:nvPicPr>
+                          <pic:cNvPr id="69981029" name=""/>
+                          <pic:cNvPicPr/>
+                        </pic:nvPicPr>
+                        <pic:blipFill>
+                          <a:blip r:embed="rId24"/>
+                          <a:stretch>
+                            <a:fillRect/>
+                          </a:stretch>
+                        </pic:blipFill>
+                        <pic:spPr>
+                          <a:xfrm>
+                            <a:off x="0" y="0"/>
+                            <a:ext cx="1415084" cy="788008"/>
+                          </a:xfrm>
+                          <a:prstGeom prst="rect">
+                            <a:avLst/>
+                          </a:prstGeom>
+                        </pic:spPr>
+                      </pic:pic>
+                    </a:graphicData>
+                  </a:graphic>
+                  <wp14:sizeRelH relativeFrom="margin">
+                    <wp14:pctWidth>0</wp14:pctWidth>
+                  </wp14:sizeRelH>
+                  <wp14:sizeRelV relativeFrom="margin">
+                    <wp14:pctHeight>0</wp14:pctHeight>
+                  </wp14:sizeRelV>
+                </wp:anchor>
+              </w:drawing>
+            </w:r>
+          </w:p>
+        </w:tc>
+        <w:tc>
+          <w:tcPr>
+            <w:tcW w:w="3158" w:type="dxa"/>
+          </w:tcPr>
+          <w:p>
+            <w:r>
+              <w:drawing>
+                <wp:anchor distT="0" distB="0" distL="114300" distR="114300" simplePos="0" relativeHeight="251786240" behindDoc="0" locked="0" layoutInCell="1" allowOverlap="1" wp14:anchorId="492FB1E3" wp14:editId="3922A2B2">
+                  <wp:simplePos x="0" y="0"/>
+                  <wp:positionH relativeFrom="column">
+                    <wp:posOffset>-65129</wp:posOffset>
+                  </wp:positionH>
+                  <wp:positionV relativeFrom="paragraph">
+                    <wp:posOffset>81584</wp:posOffset>
+                  </wp:positionV>
+                  <wp:extent cx="1868557" cy="461484"/>
+                  <wp:effectExtent l="0" t="0" r="0" b="0"/>
+                  <wp:wrapSquare wrapText="bothSides"/>
+                  <wp:docPr id="1573510303" name="Picture 1"/>
+                  <wp:cNvGraphicFramePr>
+                    <a:graphicFrameLocks xmlns:a="http://schemas.openxmlformats.org/drawingml/2006/main" noChangeAspect="1"/>
+                  </wp:cNvGraphicFramePr>
+                  <a:graphic xmlns:a="http://schemas.openxmlformats.org/drawingml/2006/main">
+                    <a:graphicData uri="http://schemas.openxmlformats.org/drawingml/2006/picture">
+                      <pic:pic xmlns:pic="http://schemas.openxmlformats.org/drawingml/2006/picture">
+                        <pic:nvPicPr>
+                          <pic:cNvPr id="1573510303" name=""/>
+                          <pic:cNvPicPr/>
+                        </pic:nvPicPr>
+                        <pic:blipFill>
+                          <a:blip r:embed="rId25"/>
+                          <a:stretch>
+                            <a:fillRect/>
+                          </a:stretch>
+                        </pic:blipFill>
+                        <pic:spPr>
+                          <a:xfrm>
+                            <a:off x="0" y="0"/>
+                            <a:ext cx="1868557" cy="461484"/>
+                          </a:xfrm>
+                          <a:prstGeom prst="rect">
+                            <a:avLst/>
+                          </a:prstGeom>
+                        </pic:spPr>
+                      </pic:pic>
+                    </a:graphicData>
+                  </a:graphic>
+                  <wp14:sizeRelH relativeFrom="margin">
+                    <wp14:pctWidth>0</wp14:pctWidth>
+                  </wp14:sizeRelH>
+                  <wp14:sizeRelV relativeFrom="margin">
+                    <wp14:pctHeight>0</wp14:pctHeight>
+                  </wp14:sizeRelV>
+                </wp:anchor>
+              </w:drawing>
+            </w:r>
+          </w:p>
+        </w:tc>
+        <w:tc>
+          <w:tcPr>
+            <w:tcW w:w="2680" w:type="dxa"/>
+          </w:tcPr>
+          <w:p>
+            <w:r>
+              <w:t xml:space="preserve">Layout optimization: </w:t>
+            </w:r>
+            <w:r>
+              <w:t xml:space="preserve"> </w:t>
+            </w:r>
+            <w:r>
+              <w:t>changed the rules for the width of my navigation bar on large screens to take grow up to 1200px rather than staying at 50%</w:t>
+            </w:r>
+          </w:p>
+        </w:tc>
+      </w:tr>
+      <w:tr>
+        <w:tc>
+          <w:tcPr>
+            <w:tcW w:w="1546" w:type="dxa"/>
+          </w:tcPr>
+          <w:p>
+            <w:r>
+              <w:t>23/08/26</w:t>
+            </w:r>
+          </w:p>
+        </w:tc>
+        <w:tc>
+          <w:tcPr>
+            <w:tcW w:w="2676" w:type="dxa"/>
+          </w:tcPr>
+          <w:p>
+            <w:r>
+              <w:drawing>
+                <wp:anchor distT="0" distB="0" distL="114300" distR="114300" simplePos="0" relativeHeight="251788288" behindDoc="0" locked="0" layoutInCell="1" allowOverlap="1" wp14:anchorId="7887E848" wp14:editId="4FF86688">
+                  <wp:simplePos x="0" y="0"/>
+                  <wp:positionH relativeFrom="column">
+                    <wp:posOffset>-65184</wp:posOffset>
+                  </wp:positionH>
+                  <wp:positionV relativeFrom="paragraph">
+                    <wp:posOffset>276031</wp:posOffset>
+                  </wp:positionV>
+                  <wp:extent cx="1528140" cy="764070"/>
+                  <wp:effectExtent l="0" t="0" r="0" b="0"/>
+                  <wp:wrapSquare wrapText="bothSides"/>
+                  <wp:docPr id="1452985640" name="Picture 1"/>
+                  <wp:cNvGraphicFramePr>
+                    <a:graphicFrameLocks xmlns:a="http://schemas.openxmlformats.org/drawingml/2006/main" noChangeAspect="1"/>
+                  </wp:cNvGraphicFramePr>
+                  <a:graphic xmlns:a="http://schemas.openxmlformats.org/drawingml/2006/main">
+                    <a:graphicData uri="http://schemas.openxmlformats.org/drawingml/2006/picture">
+                      <pic:pic xmlns:pic="http://schemas.openxmlformats.org/drawingml/2006/picture">
+                        <pic:nvPicPr>
+                          <pic:cNvPr id="1452985640" name=""/>
+                          <pic:cNvPicPr/>
+                        </pic:nvPicPr>
+                        <pic:blipFill>
+                          <a:blip r:embed="rId26"/>
+                          <a:stretch>
+                            <a:fillRect/>
+                          </a:stretch>
+                        </pic:blipFill>
+                        <pic:spPr>
+                          <a:xfrm>
+                            <a:off x="0" y="0"/>
+                            <a:ext cx="1528140" cy="764070"/>
+                          </a:xfrm>
+                          <a:prstGeom prst="rect">
+                            <a:avLst/>
+                          </a:prstGeom>
+                        </pic:spPr>
+                      </pic:pic>
+                    </a:graphicData>
+                  </a:graphic>
+                  <wp14:sizeRelH relativeFrom="margin">
+                    <wp14:pctWidth>0</wp14:pctWidth>
+                  </wp14:sizeRelH>
+                  <wp14:sizeRelV relativeFrom="margin">
+                    <wp14:pctHeight>0</wp14:pctHeight>
+                  </wp14:sizeRelV>
+                </wp:anchor>
+              </w:drawing>
+            </w:r>
+          </w:p>
+        </w:tc>
+        <w:tc>
+          <w:tcPr>
+            <w:tcW w:w="3158" w:type="dxa"/>
+          </w:tcPr>
+          <w:p>
+            <w:r>
+              <w:drawing>
+                <wp:anchor distT="0" distB="0" distL="114300" distR="114300" simplePos="0" relativeHeight="251790336" behindDoc="0" locked="0" layoutInCell="1" allowOverlap="1" wp14:anchorId="5CC68CE6" wp14:editId="034B9652">
+                  <wp:simplePos x="0" y="0"/>
+                  <wp:positionH relativeFrom="column">
+                    <wp:posOffset>-65073</wp:posOffset>
+                  </wp:positionH>
+                  <wp:positionV relativeFrom="paragraph">
+                    <wp:posOffset>175205</wp:posOffset>
+                  </wp:positionV>
+                  <wp:extent cx="1441174" cy="972907"/>
+                  <wp:effectExtent l="0" t="0" r="6985" b="0"/>
+                  <wp:wrapSquare wrapText="bothSides"/>
+                  <wp:docPr id="91471302" name="Picture 1"/>
+                  <wp:cNvGraphicFramePr>
+                    <a:graphicFrameLocks xmlns:a="http://schemas.openxmlformats.org/drawingml/2006/main" noChangeAspect="1"/>
+                  </wp:cNvGraphicFramePr>
+                  <a:graphic xmlns:a="http://schemas.openxmlformats.org/drawingml/2006/main">
+                    <a:graphicData uri="http://schemas.openxmlformats.org/drawingml/2006/picture">
+                      <pic:pic xmlns:pic="http://schemas.openxmlformats.org/drawingml/2006/picture">
+                        <pic:nvPicPr>
+                          <pic:cNvPr id="91471302" name=""/>
+                          <pic:cNvPicPr/>
+                        </pic:nvPicPr>
+                        <pic:blipFill>
+                          <a:blip r:embed="rId27"/>
+                          <a:stretch>
+                            <a:fillRect/>
+                          </a:stretch>
+                        </pic:blipFill>
+                        <pic:spPr>
+                          <a:xfrm>
+                            <a:off x="0" y="0"/>
+                            <a:ext cx="1444929" cy="975442"/>
+                          </a:xfrm>
+                          <a:prstGeom prst="rect">
+                            <a:avLst/>
+                          </a:prstGeom>
+                        </pic:spPr>
+                      </pic:pic>
+                    </a:graphicData>
+                  </a:graphic>
+                  <wp14:sizeRelH relativeFrom="margin">
+                    <wp14:pctWidth>0</wp14:pctWidth>
+                  </wp14:sizeRelH>
+                  <wp14:sizeRelV relativeFrom="margin">
+                    <wp14:pctHeight>0</wp14:pctHeight>
+                  </wp14:sizeRelV>
+                </wp:anchor>
+              </w:drawing>
+            </w:r>
+          </w:p>
+        </w:tc>
+        <w:tc>
+          <w:tcPr>
+            <w:tcW w:w="2680" w:type="dxa"/>
+          </w:tcPr>
+          <w:p>
+            <w:pPr>
+              <w:rPr>
+                <w:lang w:val="en-NZ"/>
+              </w:rPr>
+            </w:pPr>
+            <w:r>
+              <w:rPr>
+                <w:lang w:val="en-NZ"/>
+              </w:rPr>
+              <w:t>Replaced percentage-based width and height with width: 100%, max-width, and min-height. This improves responsiveness and prevents the chart from becoming incorrectly sized on different screen dimensions.</w:t>
+            </w:r>
+          </w:p>
+          <w:p>
+            <w:pPr>
+              <w:rPr>
+                <w:lang w:val="en-NZ"/>
+              </w:rPr>
+            </w:pPr>
+          </w:p>
+        </w:tc>
+      </w:tr>
+      <w:tr>
+        <w:tc>
+          <w:tcPr>
+            <w:tcW w:w="1546" w:type="dxa"/>
+          </w:tcPr>
+          <w:p>
+            <w:r>
+              <w:t>23/08/26</w:t>
+            </w:r>
+          </w:p>
+        </w:tc>
+        <w:tc>
+          <w:tcPr>
+            <w:tcW w:w="2676" w:type="dxa"/>
+          </w:tcPr>
+          <w:p>
+            <w:r>
+              <w:drawing>
+                <wp:anchor distT="0" distB="0" distL="114300" distR="114300" simplePos="0" relativeHeight="251792384" behindDoc="0" locked="0" layoutInCell="1" allowOverlap="1" wp14:anchorId="67EFF431" wp14:editId="007A2745">
+                  <wp:simplePos x="0" y="0"/>
+                  <wp:positionH relativeFrom="column">
+                    <wp:posOffset>-65212</wp:posOffset>
+                  </wp:positionH>
+                  <wp:positionV relativeFrom="paragraph">
+                    <wp:posOffset>607</wp:posOffset>
+                  </wp:positionV>
+                  <wp:extent cx="1257300" cy="531636"/>
+                  <wp:effectExtent l="0" t="0" r="0" b="1905"/>
+                  <wp:wrapSquare wrapText="bothSides"/>
+                  <wp:docPr id="1849915025" name="Picture 1"/>
+                  <wp:cNvGraphicFramePr>
+                    <a:graphicFrameLocks xmlns:a="http://schemas.openxmlformats.org/drawingml/2006/main" noChangeAspect="1"/>
+                  </wp:cNvGraphicFramePr>
+                  <a:graphic xmlns:a="http://schemas.openxmlformats.org/drawingml/2006/main">
+                    <a:graphicData uri="http://schemas.openxmlformats.org/drawingml/2006/picture">
+                      <pic:pic xmlns:pic="http://schemas.openxmlformats.org/drawingml/2006/picture">
+                        <pic:nvPicPr>
+                          <pic:cNvPr id="1849915025" name=""/>
+                          <pic:cNvPicPr/>
+                        </pic:nvPicPr>
+                        <pic:blipFill>
+                          <a:blip r:embed="rId28"/>
+                          <a:stretch>
+                            <a:fillRect/>
+                          </a:stretch>
+                        </pic:blipFill>
+                        <pic:spPr>
+                          <a:xfrm>
+                            <a:off x="0" y="0"/>
+                            <a:ext cx="1257300" cy="531636"/>
+                          </a:xfrm>
+                          <a:prstGeom prst="rect">
+                            <a:avLst/>
+                          </a:prstGeom>
+                        </pic:spPr>
+                      </pic:pic>
+                    </a:graphicData>
+                  </a:graphic>
+                  <wp14:sizeRelH relativeFrom="margin">
+                    <wp14:pctWidth>0</wp14:pctWidth>
+                  </wp14:sizeRelH>
+                  <wp14:sizeRelV relativeFrom="margin">
+                    <wp14:pctHeight>0</wp14:pctHeight>
+                  </wp14:sizeRelV>
+                </wp:anchor>
+              </w:drawing>
+            </w:r>
+          </w:p>
+        </w:tc>
+        <w:tc>
+          <w:tcPr>
+            <w:tcW w:w="3158" w:type="dxa"/>
+          </w:tcPr>
+          <w:p>
+            <w:r>
+              <w:drawing>
+                <wp:anchor distT="0" distB="0" distL="114300" distR="114300" simplePos="0" relativeHeight="251794432" behindDoc="0" locked="0" layoutInCell="1" allowOverlap="1" wp14:anchorId="1DA98E3D" wp14:editId="759FA687">
+                  <wp:simplePos x="0" y="0"/>
+                  <wp:positionH relativeFrom="column">
+                    <wp:posOffset>-64825</wp:posOffset>
+                  </wp:positionH>
+                  <wp:positionV relativeFrom="paragraph">
+                    <wp:posOffset>607</wp:posOffset>
+                  </wp:positionV>
+                  <wp:extent cx="1265581" cy="655390"/>
+                  <wp:effectExtent l="0" t="0" r="0" b="0"/>
+                  <wp:wrapSquare wrapText="bothSides"/>
+                  <wp:docPr id="806416857" name="Picture 1"/>
+                  <wp:cNvGraphicFramePr>
+                    <a:graphicFrameLocks xmlns:a="http://schemas.openxmlformats.org/drawingml/2006/main" noChangeAspect="1"/>
+                  </wp:cNvGraphicFramePr>
+                  <a:graphic xmlns:a="http://schemas.openxmlformats.org/drawingml/2006/main">
+                    <a:graphicData uri="http://schemas.openxmlformats.org/drawingml/2006/picture">
+                      <pic:pic xmlns:pic="http://schemas.openxmlformats.org/drawingml/2006/picture">
+                        <pic:nvPicPr>
+                          <pic:cNvPr id="806416857" name=""/>
+                          <pic:cNvPicPr/>
+                        </pic:nvPicPr>
+                        <pic:blipFill>
+                          <a:blip r:embed="rId29"/>
+                          <a:stretch>
+                            <a:fillRect/>
+                          </a:stretch>
+                        </pic:blipFill>
+                        <pic:spPr>
+                          <a:xfrm>
+                            <a:off x="0" y="0"/>
+                            <a:ext cx="1265581" cy="655390"/>
+                          </a:xfrm>
+                          <a:prstGeom prst="rect">
+                            <a:avLst/>
+                          </a:prstGeom>
+                        </pic:spPr>
+                      </pic:pic>
+                    </a:graphicData>
+                  </a:graphic>
+                  <wp14:sizeRelH relativeFrom="margin">
+                    <wp14:pctWidth>0</wp14:pctWidth>
+                  </wp14:sizeRelH>
+                  <wp14:sizeRelV relativeFrom="margin">
+                    <wp14:pctHeight>0</wp14:pctHeight>
+                  </wp14:sizeRelV>
+                </wp:anchor>
+              </w:drawing>
+            </w:r>
+          </w:p>
+        </w:tc>
+        <w:tc>
+          <w:tcPr>
+            <w:tcW w:w="2680" w:type="dxa"/>
+          </w:tcPr>
+          <w:p>
+            <w:r>
+              <w:rPr>
+                <w:lang w:val="en-NZ"/>
+              </w:rPr>
+              <w:t>Added min-width: 0 to the confidence bar container so flex content can shrink correctly on small screens and prevent horizontal overflow.</w:t>
+            </w:r>
+          </w:p>
+        </w:tc>
+      </w:tr>
+      <w:tr>
+        <w:tc>
+          <w:tcPr>
+            <w:tcW w:w="1546" w:type="dxa"/>
+          </w:tcPr>
+          <w:p>
+            <w:r>
+              <w:t>23/08/26</w:t>
+            </w:r>
+          </w:p>
+        </w:tc>
+        <w:tc>
+          <w:tcPr>
+            <w:tcW w:w="2676" w:type="dxa"/>
+          </w:tcPr>
+          <w:p>
+            <w:r>
+              <w:drawing>
+                <wp:anchor distT="0" distB="0" distL="114300" distR="114300" simplePos="0" relativeHeight="251796480" behindDoc="0" locked="0" layoutInCell="1" allowOverlap="1" wp14:anchorId="605DB05C" wp14:editId="1EC46D68">
+                  <wp:simplePos x="0" y="0"/>
+                  <wp:positionH relativeFrom="column">
+                    <wp:posOffset>59220</wp:posOffset>
+                  </wp:positionH>
+                  <wp:positionV relativeFrom="paragraph">
+                    <wp:posOffset>97542</wp:posOffset>
+                  </wp:positionV>
+                  <wp:extent cx="1212215" cy="341630"/>
+                  <wp:effectExtent l="0" t="0" r="6985" b="1270"/>
+                  <wp:wrapSquare wrapText="bothSides"/>
+                  <wp:docPr id="637773013" name="Picture 1"/>
+                  <wp:cNvGraphicFramePr>
+                    <a:graphicFrameLocks xmlns:a="http://schemas.openxmlformats.org/drawingml/2006/main" noChangeAspect="1"/>
+                  </wp:cNvGraphicFramePr>
+                  <a:graphic xmlns:a="http://schemas.openxmlformats.org/drawingml/2006/main">
+                    <a:graphicData uri="http://schemas.openxmlformats.org/drawingml/2006/picture">
+                      <pic:pic xmlns:pic="http://schemas.openxmlformats.org/drawingml/2006/picture">
+                        <pic:nvPicPr>
+                          <pic:cNvPr id="637773013" name=""/>
+                          <pic:cNvPicPr/>
+                        </pic:nvPicPr>
+                        <pic:blipFill>
+                          <a:blip r:embed="rId30"/>
+                          <a:stretch>
+                            <a:fillRect/>
+                          </a:stretch>
+                        </pic:blipFill>
+                        <pic:spPr>
+                          <a:xfrm>
+                            <a:off x="0" y="0"/>
+                            <a:ext cx="1212215" cy="341630"/>
+                          </a:xfrm>
+                          <a:prstGeom prst="rect">
+                            <a:avLst/>
+                          </a:prstGeom>
+                        </pic:spPr>
+                      </pic:pic>
+                    </a:graphicData>
+                  </a:graphic>
+                  <wp14:sizeRelH relativeFrom="margin">
+                    <wp14:pctWidth>0</wp14:pctWidth>
+                  </wp14:sizeRelH>
+                  <wp14:sizeRelV relativeFrom="margin">
+                    <wp14:pctHeight>0</wp14:pctHeight>
+                  </wp14:sizeRelV>
+                </wp:anchor>
+              </w:drawing>
+            </w:r>
+          </w:p>
+        </w:tc>
+        <w:tc>
+          <w:tcPr>
+            <w:tcW w:w="3158" w:type="dxa"/>
+          </w:tcPr>
+          <w:p>
+            <w:pPr>
+              <w:ind w:firstLine="720"/>
+            </w:pPr>
+            <w:r>
+              <w:drawing>
+                <wp:anchor distT="0" distB="0" distL="114300" distR="114300" simplePos="0" relativeHeight="251798528" behindDoc="0" locked="0" layoutInCell="1" allowOverlap="1" wp14:anchorId="32F28D93" wp14:editId="5876BC02">
+                  <wp:simplePos x="0" y="0"/>
+                  <wp:positionH relativeFrom="column">
+                    <wp:posOffset>-65129</wp:posOffset>
+                  </wp:positionH>
+                  <wp:positionV relativeFrom="paragraph">
+                    <wp:posOffset>25289</wp:posOffset>
+                  </wp:positionV>
+                  <wp:extent cx="1252744" cy="513677"/>
+                  <wp:effectExtent l="0" t="0" r="5080" b="1270"/>
+                  <wp:wrapSquare wrapText="bothSides"/>
+                  <wp:docPr id="774840315" name="Picture 1"/>
+                  <wp:cNvGraphicFramePr>
+                    <a:graphicFrameLocks xmlns:a="http://schemas.openxmlformats.org/drawingml/2006/main" noChangeAspect="1"/>
+                  </wp:cNvGraphicFramePr>
+                  <a:graphic xmlns:a="http://schemas.openxmlformats.org/drawingml/2006/main">
+                    <a:graphicData uri="http://schemas.openxmlformats.org/drawingml/2006/picture">
+                      <pic:pic xmlns:pic="http://schemas.openxmlformats.org/drawingml/2006/picture">
+                        <pic:nvPicPr>
+                          <pic:cNvPr id="774840315" name=""/>
+                          <pic:cNvPicPr/>
+                        </pic:nvPicPr>
+                        <pic:blipFill>
+                          <a:blip r:embed="rId31"/>
+                          <a:stretch>
+                            <a:fillRect/>
+                          </a:stretch>
+                        </pic:blipFill>
+                        <pic:spPr>
+                          <a:xfrm>
+                            <a:off x="0" y="0"/>
+                            <a:ext cx="1252744" cy="513677"/>
+                          </a:xfrm>
+                          <a:prstGeom prst="rect">
+                            <a:avLst/>
+                          </a:prstGeom>
+                        </pic:spPr>
+                      </pic:pic>
+                    </a:graphicData>
+                  </a:graphic>
+                  <wp14:sizeRelH relativeFrom="margin">
+                    <wp14:pctWidth>0</wp14:pctWidth>
+                  </wp14:sizeRelH>
+                  <wp14:sizeRelV relativeFrom="margin">
+                    <wp14:pctHeight>0</wp14:pctHeight>
+                  </wp14:sizeRelV>
+                </wp:anchor>
+              </w:drawing>
+            </w:r>
+          </w:p>
+        </w:tc>
+        <w:tc>
+          <w:tcPr>
+            <w:tcW w:w="2680" w:type="dxa"/>
+          </w:tcPr>
+          <w:p>
+            <w:r>
+              <w:t>Changed the rule for the stock list. The old rule was tied to viewpo</w:t>
+            </w:r>
+            <w:r>
+              <w:t xml:space="preserve">rt width and could behave weirdly inside dashboard-home which controls page width already. </w:t>
+            </w:r>
+          </w:p>
+          <w:p/>
+          <w:p>
+            <w:r>
+              <w:t>New version tells my stockiest to use available with but do not exceed 600px.</w:t>
+            </w:r>
+          </w:p>
+        </w:tc>
+      </w:tr>
+      <w:tr>
+        <w:tc>
+          <w:tcPr>
+            <w:tcW w:w="1546" w:type="dxa"/>
+          </w:tcPr>
+          <w:p>
+            <w:r>
+              <w:lastRenderedPageBreak/>
+              <w:t>23/08/26</w:t>
+            </w:r>
+          </w:p>
+        </w:tc>
+        <w:tc>
+          <w:tcPr>
+            <w:tcW w:w="2676" w:type="dxa"/>
+          </w:tcPr>
+          <w:p/>
+        </w:tc>
+        <w:tc>
+          <w:tcPr>
+            <w:tcW w:w="3158" w:type="dxa"/>
+          </w:tcPr>
+          <w:p>
+            <w:r>
+              <w:drawing>
+                <wp:anchor distT="0" distB="0" distL="114300" distR="114300" simplePos="0" relativeHeight="251800576" behindDoc="0" locked="0" layoutInCell="1" allowOverlap="1" wp14:anchorId="26344D73" wp14:editId="6491BA06">
+                  <wp:simplePos x="0" y="0"/>
+                  <wp:positionH relativeFrom="column">
+                    <wp:posOffset>9525</wp:posOffset>
+                  </wp:positionH>
+                  <wp:positionV relativeFrom="paragraph">
+                    <wp:posOffset>27002</wp:posOffset>
+                  </wp:positionV>
+                  <wp:extent cx="1460648" cy="931793"/>
+                  <wp:effectExtent l="0" t="0" r="6350" b="1905"/>
+                  <wp:wrapSquare wrapText="bothSides"/>
+                  <wp:docPr id="2096835240" name="Picture 1"/>
+                  <wp:cNvGraphicFramePr>
+                    <a:graphicFrameLocks xmlns:a="http://schemas.openxmlformats.org/drawingml/2006/main" noChangeAspect="1"/>
+                  </wp:cNvGraphicFramePr>
+                  <a:graphic xmlns:a="http://schemas.openxmlformats.org/drawingml/2006/main">
+                    <a:graphicData uri="http://schemas.openxmlformats.org/drawingml/2006/picture">
+                      <pic:pic xmlns:pic="http://schemas.openxmlformats.org/drawingml/2006/picture">
+                        <pic:nvPicPr>
+                          <pic:cNvPr id="2096835240" name=""/>
+                          <pic:cNvPicPr/>
+                        </pic:nvPicPr>
+                        <pic:blipFill>
+                          <a:blip r:embed="rId32"/>
+                          <a:stretch>
+                            <a:fillRect/>
+                          </a:stretch>
+                        </pic:blipFill>
+                        <pic:spPr>
+                          <a:xfrm>
+                            <a:off x="0" y="0"/>
+                            <a:ext cx="1460648" cy="931793"/>
+                          </a:xfrm>
+                          <a:prstGeom prst="rect">
+                            <a:avLst/>
+                          </a:prstGeom>
+                        </pic:spPr>
+                      </pic:pic>
+                    </a:graphicData>
+                  </a:graphic>
+                  <wp14:sizeRelH relativeFrom="margin">
+                    <wp14:pctWidth>0</wp14:pctWidth>
+                  </wp14:sizeRelH>
+                  <wp14:sizeRelV relativeFrom="margin">
+                    <wp14:pctHeight>0</wp14:pctHeight>
+                  </wp14:sizeRelV>
+                </wp:anchor>
+              </w:drawing>
+            </w:r>
+          </w:p>
+        </w:tc>
+        <w:tc>
+          <w:tcPr>
+            <w:tcW w:w="2680" w:type="dxa"/>
+          </w:tcPr>
+          <w:p>
+            <w:r>
+              <w:rPr>
+                <w:lang w:val="en-NZ"/>
+              </w:rPr>
+              <w:t>Added a 900px breakpoint to</w:t>
+            </w:r>
+            <w:r>
+              <w:rPr>
+                <w:lang w:val="en-NZ"/>
+              </w:rPr>
+              <w:t xml:space="preserve"> flex</w:t>
+            </w:r>
+            <w:r>
+              <w:rPr>
+                <w:lang w:val="en-NZ"/>
+              </w:rPr>
+              <w:t xml:space="preserve"> dashboard widgets into two columns. This provides </w:t>
+            </w:r>
+            <w:r>
+              <w:rPr>
+                <w:lang w:val="en-NZ"/>
+              </w:rPr>
+              <w:t>layout for tablets</w:t>
+            </w:r>
+            <w:r>
+              <w:rPr>
+                <w:lang w:val="en-NZ"/>
+              </w:rPr>
+              <w:t xml:space="preserve"> smaller laptop screens.</w:t>
+            </w:r>
+          </w:p>
+        </w:tc>
+      </w:tr>
+      <w:tr>
+        <w:tc>
+          <w:tcPr>
+            <w:tcW w:w="1546" w:type="dxa"/>
+          </w:tcPr>
+          <w:p>
+            <w:r>
+              <w:t>23/08/26</w:t>
+            </w:r>
+          </w:p>
+        </w:tc>
+        <w:tc>
+          <w:tcPr>
+            <w:tcW w:w="2676" w:type="dxa"/>
+          </w:tcPr>
+          <w:p/>
+        </w:tc>
+        <w:tc>
+          <w:tcPr>
+            <w:tcW w:w="3158" w:type="dxa"/>
+          </w:tcPr>
+          <w:p>
+            <w:r>
+              <w:drawing>
+                <wp:anchor distT="0" distB="0" distL="114300" distR="114300" simplePos="0" relativeHeight="251802624" behindDoc="0" locked="0" layoutInCell="1" allowOverlap="1" wp14:anchorId="0F674D42" wp14:editId="102C0BDC">
+                  <wp:simplePos x="0" y="0"/>
+                  <wp:positionH relativeFrom="column">
+                    <wp:posOffset>-65405</wp:posOffset>
+                  </wp:positionH>
+                  <wp:positionV relativeFrom="paragraph">
+                    <wp:posOffset>80645</wp:posOffset>
+                  </wp:positionV>
+                  <wp:extent cx="1440815" cy="575310"/>
+                  <wp:effectExtent l="0" t="0" r="6985" b="0"/>
+                  <wp:wrapSquare wrapText="bothSides"/>
+                  <wp:docPr id="1253171266" name="Picture 1"/>
+                  <wp:cNvGraphicFramePr>
+                    <a:graphicFrameLocks xmlns:a="http://schemas.openxmlformats.org/drawingml/2006/main" noChangeAspect="1"/>
+                  </wp:cNvGraphicFramePr>
+                  <a:graphic xmlns:a="http://schemas.openxmlformats.org/drawingml/2006/main">
+                    <a:graphicData uri="http://schemas.openxmlformats.org/drawingml/2006/picture">
+                      <pic:pic xmlns:pic="http://schemas.openxmlformats.org/drawingml/2006/picture">
+                        <pic:nvPicPr>
+                          <pic:cNvPr id="1253171266" name=""/>
+                          <pic:cNvPicPr/>
+                        </pic:nvPicPr>
+                        <pic:blipFill>
+                          <a:blip r:embed="rId33"/>
+                          <a:stretch>
+                            <a:fillRect/>
+                          </a:stretch>
+                        </pic:blipFill>
+                        <pic:spPr>
+                          <a:xfrm>
+                            <a:off x="0" y="0"/>
+                            <a:ext cx="1440815" cy="575310"/>
+                          </a:xfrm>
+                          <a:prstGeom prst="rect">
+                            <a:avLst/>
+                          </a:prstGeom>
+                        </pic:spPr>
+                      </pic:pic>
+                    </a:graphicData>
+                  </a:graphic>
+                  <wp14:sizeRelH relativeFrom="margin">
+                    <wp14:pctWidth>0</wp14:pctWidth>
+                  </wp14:sizeRelH>
+                  <wp14:sizeRelV relativeFrom="margin">
+                    <wp14:pctHeight>0</wp14:pctHeight>
+                  </wp14:sizeRelV>
+                </wp:anchor>
+              </w:drawing>
+            </w:r>
+          </w:p>
+        </w:tc>
+        <w:tc>
+          <w:tcPr>
+            <w:tcW w:w="2680" w:type="dxa"/>
+          </w:tcPr>
+          <w:p>
+            <w:r>
+              <w:t>Added a proper mobile layout, that changes dashboard widgets into a single column layout to ensure they remain readable.</w:t>
+            </w:r>
+          </w:p>
+        </w:tc>
+      </w:tr>
+      <w:tr>
+        <w:tc>
+          <w:tcPr>
+            <w:tcW w:w="1546" w:type="dxa"/>
+          </w:tcPr>
+          <w:p>
+            <w:r>
+              <w:t>23/08/26</w:t>
+            </w:r>
+          </w:p>
+        </w:tc>
+        <w:tc>
+          <w:tcPr>
+            <w:tcW w:w="2676" w:type="dxa"/>
+          </w:tcPr>
+          <w:p/>
+        </w:tc>
+        <w:tc>
+          <w:tcPr>
+            <w:tcW w:w="3158" w:type="dxa"/>
+          </w:tcPr>
+          <w:p/>
+          <w:p>
+            <w:r>
+              <w:drawing>
+                <wp:anchor distT="0" distB="0" distL="114300" distR="114300" simplePos="0" relativeHeight="251806720" behindDoc="0" locked="0" layoutInCell="1" allowOverlap="1" wp14:anchorId="55D24591" wp14:editId="0AFFA1A3">
+                  <wp:simplePos x="0" y="0"/>
+                  <wp:positionH relativeFrom="column">
+                    <wp:posOffset>59607</wp:posOffset>
+                  </wp:positionH>
+                  <wp:positionV relativeFrom="paragraph">
+                    <wp:posOffset>682956</wp:posOffset>
+                  </wp:positionV>
+                  <wp:extent cx="828040" cy="1967865"/>
+                  <wp:effectExtent l="0" t="0" r="0" b="0"/>
+                  <wp:wrapSquare wrapText="bothSides"/>
+                  <wp:docPr id="319407124" name="Picture 1"/>
+                  <wp:cNvGraphicFramePr>
+                    <a:graphicFrameLocks xmlns:a="http://schemas.openxmlformats.org/drawingml/2006/main" noChangeAspect="1"/>
+                  </wp:cNvGraphicFramePr>
+                  <a:graphic xmlns:a="http://schemas.openxmlformats.org/drawingml/2006/main">
+                    <a:graphicData uri="http://schemas.openxmlformats.org/drawingml/2006/picture">
+                      <pic:pic xmlns:pic="http://schemas.openxmlformats.org/drawingml/2006/picture">
+                        <pic:nvPicPr>
+                          <pic:cNvPr id="319407124" name=""/>
+                          <pic:cNvPicPr/>
+                        </pic:nvPicPr>
+                        <pic:blipFill>
+                          <a:blip r:embed="rId34"/>
+                          <a:stretch>
+                            <a:fillRect/>
+                          </a:stretch>
+                        </pic:blipFill>
+                        <pic:spPr>
+                          <a:xfrm>
+                            <a:off x="0" y="0"/>
+                            <a:ext cx="828040" cy="1967865"/>
+                          </a:xfrm>
+                          <a:prstGeom prst="rect">
+                            <a:avLst/>
+                          </a:prstGeom>
+                        </pic:spPr>
+                      </pic:pic>
+                    </a:graphicData>
+                  </a:graphic>
+                  <wp14:sizeRelH relativeFrom="margin">
+                    <wp14:pctWidth>0</wp14:pctWidth>
+                  </wp14:sizeRelH>
+                  <wp14:sizeRelV relativeFrom="margin">
+                    <wp14:pctHeight>0</wp14:pctHeight>
+                  </wp14:sizeRelV>
+                </wp:anchor>
+              </w:drawing>
+            </w:r>
+            <w:r>
+              <w:drawing>
+                <wp:anchor distT="0" distB="0" distL="114300" distR="114300" simplePos="0" relativeHeight="251804672" behindDoc="0" locked="0" layoutInCell="1" allowOverlap="1" wp14:anchorId="5D487583" wp14:editId="53ABDB56">
+                  <wp:simplePos x="0" y="0"/>
+                  <wp:positionH relativeFrom="column">
+                    <wp:posOffset>-64880</wp:posOffset>
+                  </wp:positionH>
+                  <wp:positionV relativeFrom="paragraph">
+                    <wp:posOffset>166</wp:posOffset>
+                  </wp:positionV>
+                  <wp:extent cx="1488799" cy="642010"/>
+                  <wp:effectExtent l="0" t="0" r="0" b="5715"/>
+                  <wp:wrapSquare wrapText="bothSides"/>
+                  <wp:docPr id="484615437" name="Picture 1"/>
+                  <wp:cNvGraphicFramePr>
+                    <a:graphicFrameLocks xmlns:a="http://schemas.openxmlformats.org/drawingml/2006/main" noChangeAspect="1"/>
+                  </wp:cNvGraphicFramePr>
+                  <a:graphic xmlns:a="http://schemas.openxmlformats.org/drawingml/2006/main">
+                    <a:graphicData uri="http://schemas.openxmlformats.org/drawingml/2006/picture">
+                      <pic:pic xmlns:pic="http://schemas.openxmlformats.org/drawingml/2006/picture">
+                        <pic:nvPicPr>
+                          <pic:cNvPr id="484615437" name=""/>
+                          <pic:cNvPicPr/>
+                        </pic:nvPicPr>
+                        <pic:blipFill>
+                          <a:blip r:embed="rId35"/>
+                          <a:stretch>
+                            <a:fillRect/>
+                          </a:stretch>
+                        </pic:blipFill>
+                        <pic:spPr>
+                          <a:xfrm>
+                            <a:off x="0" y="0"/>
+                            <a:ext cx="1488799" cy="642010"/>
+                          </a:xfrm>
+                          <a:prstGeom prst="rect">
+                            <a:avLst/>
+                          </a:prstGeom>
+                        </pic:spPr>
+                      </pic:pic>
+                    </a:graphicData>
+                  </a:graphic>
+                  <wp14:sizeRelH relativeFrom="margin">
+                    <wp14:pctWidth>0</wp14:pctWidth>
+                  </wp14:sizeRelH>
+                  <wp14:sizeRelV relativeFrom="margin">
+                    <wp14:pctHeight>0</wp14:pctHeight>
+                  </wp14:sizeRelV>
+                </wp:anchor>
+              </w:drawing>
+            </w:r>
+          </w:p>
+        </w:tc>
+        <w:tc>
+          <w:tcPr>
+            <w:tcW w:w="2680" w:type="dxa"/>
+          </w:tcPr>
+          <w:p>
+            <w:r>
+              <w:t>Future error prevention added to navigation bar under mobile layout. I do not have enough buttons to require flexing in my nav bar on phones, but if I were to add them later on they would be covered.</w:t>
+            </w:r>
+          </w:p>
+        </w:tc>
+      </w:tr>
+      <w:tr>
+        <w:tc>
+          <w:tcPr>
+            <w:tcW w:w="1546" w:type="dxa"/>
+          </w:tcPr>
+          <w:p>
+            <w:r>
+              <w:t>23/08/26</w:t>
+            </w:r>
+          </w:p>
+        </w:tc>
+        <w:tc>
+          <w:tcPr>
+            <w:tcW w:w="2676" w:type="dxa"/>
+          </w:tcPr>
+          <w:p/>
+        </w:tc>
+        <w:tc>
+          <w:tcPr>
+            <w:tcW w:w="3158" w:type="dxa"/>
+          </w:tcPr>
+          <w:p/>
+        </w:tc>
+        <w:tc>
+          <w:tcPr>
+            <w:tcW w:w="2680" w:type="dxa"/>
+          </w:tcPr>
+          <w:p/>
+        </w:tc>
+      </w:tr>
+      <w:tr>
+        <w:tc>
+          <w:tcPr>
+            <w:tcW w:w="1546" w:type="dxa"/>
+          </w:tcPr>
+          <w:p>
+            <w:r>
+              <w:t>23/08/26</w:t>
+            </w:r>
+          </w:p>
+        </w:tc>
+        <w:tc>
+          <w:tcPr>
+            <w:tcW w:w="2676" w:type="dxa"/>
+          </w:tcPr>
+          <w:p/>
+        </w:tc>
+        <w:tc>
+          <w:tcPr>
+            <w:tcW w:w="3158" w:type="dxa"/>
+          </w:tcPr>
+          <w:p/>
+        </w:tc>
+        <w:tc>
+          <w:tcPr>
+            <w:tcW w:w="2680" w:type="dxa"/>
+          </w:tcPr>
+          <w:p/>
+        </w:tc>
+      </w:tr>
+    </w:tbl>
+    <w:p/>
+    <w:p>
+      <w:pPr>
+        <w:pStyle w:val="ListParagraph"/>
+        <w:rPr>
+          <w:u w:val="single"/>
+        </w:rPr>
+      </w:pPr>
+    </w:p>
+    <w:p>
+      <w:pPr>
+        <w:rPr>
+          <w:sz w:val="32"/>
+          <w:szCs w:val="32"/>
+        </w:rPr>
+      </w:pPr>
+      <w:r>
+        <w:rPr>
+          <w:sz w:val="32"/>
+          <w:szCs w:val="32"/>
+          <w:highlight w:val="yellow"/>
+        </w:rPr>
+        <w:t>Code optimization:</w:t>
       </w:r>
     </w:p>
     <w:p>
@@ -2552,615 +4415,2980 @@
         <w:pStyle w:val="ListParagraph"/>
         <w:numPr>
           <w:ilvl w:val="0"/>
-          <w:numId w:val="9"/>
+          <w:numId w:val="2"/>
         </w:numPr>
-      </w:pPr>
-    </w:p>
-    <w:p>
-      <w:pPr>
+        <w:rPr>
+          <w:sz w:val="32"/>
+          <w:szCs w:val="32"/>
+        </w:rPr>
+      </w:pPr>
+      <w:r>
+        <w:rPr>
+          <w:sz w:val="32"/>
+          <w:szCs w:val="32"/>
+        </w:rPr>
+        <w:t>Need to add comments</w:t>
+      </w:r>
+    </w:p>
+    <w:p>
+      <w:pPr>
+        <w:numPr>
+          <w:ilvl w:val="0"/>
+          <w:numId w:val="12"/>
+        </w:numPr>
+        <w:spacing w:line="259" w:lineRule="auto"/>
+      </w:pPr>
+      <w:r>
+        <w:t>I’m testing whether my HTML and CSS are ‘validated, tidy code; explain any deliberate exceptions to W3C advice.’ + avoid unnecessary repetition</w:t>
+      </w:r>
+    </w:p>
+    <w:p>
+      <w:pPr>
+        <w:rPr>
+          <w:sz w:val="32"/>
+          <w:szCs w:val="32"/>
+        </w:rPr>
+      </w:pPr>
+      <w:r>
+        <w:rPr>
+          <w:sz w:val="32"/>
+          <w:szCs w:val="32"/>
+          <w:highlight w:val="yellow"/>
+        </w:rPr>
+        <w:t>CSS:</w:t>
+      </w:r>
+    </w:p>
+    <w:p>
+      <w:pPr>
+        <w:pStyle w:val="ListParagraph"/>
         <w:rPr>
           <w:b/>
           <w:bCs/>
-          <w:u w:val="single"/>
-        </w:rPr>
-      </w:pPr>
-      <w:r>
-        <w:rPr>
-          <w:noProof/>
-          <w:u w:val="single"/>
-        </w:rPr>
-        <w:drawing>
-          <wp:anchor distT="0" distB="0" distL="114300" distR="114300" simplePos="0" relativeHeight="251687936" behindDoc="0" locked="0" layoutInCell="1" allowOverlap="1" wp14:anchorId="28607626" wp14:editId="5962A3FC">
-            <wp:simplePos x="0" y="0"/>
-            <wp:positionH relativeFrom="margin">
-              <wp:posOffset>2437856</wp:posOffset>
-            </wp:positionH>
-            <wp:positionV relativeFrom="paragraph">
-              <wp:posOffset>8164</wp:posOffset>
-            </wp:positionV>
-            <wp:extent cx="2349500" cy="775970"/>
-            <wp:effectExtent l="0" t="0" r="0" b="5080"/>
-            <wp:wrapSquare wrapText="bothSides"/>
-            <wp:docPr id="1401408111" name="Picture 1"/>
-            <wp:cNvGraphicFramePr>
-              <a:graphicFrameLocks xmlns:a="http://schemas.openxmlformats.org/drawingml/2006/main" noChangeAspect="1"/>
-            </wp:cNvGraphicFramePr>
-            <a:graphic xmlns:a="http://schemas.openxmlformats.org/drawingml/2006/main">
-              <a:graphicData uri="http://schemas.openxmlformats.org/drawingml/2006/picture">
-                <pic:pic xmlns:pic="http://schemas.openxmlformats.org/drawingml/2006/picture">
-                  <pic:nvPicPr>
-                    <pic:cNvPr id="1401408111" name=""/>
-                    <pic:cNvPicPr/>
-                  </pic:nvPicPr>
-                  <pic:blipFill>
-                    <a:blip r:embed="rId19"/>
-                    <a:stretch>
-                      <a:fillRect/>
-                    </a:stretch>
-                  </pic:blipFill>
-                  <pic:spPr>
-                    <a:xfrm>
-                      <a:off x="0" y="0"/>
-                      <a:ext cx="2349500" cy="775970"/>
-                    </a:xfrm>
-                    <a:prstGeom prst="rect">
-                      <a:avLst/>
-                    </a:prstGeom>
-                  </pic:spPr>
-                </pic:pic>
-              </a:graphicData>
-            </a:graphic>
-            <wp14:sizeRelH relativeFrom="margin">
-              <wp14:pctWidth>0</wp14:pctWidth>
-            </wp14:sizeRelH>
-            <wp14:sizeRelV relativeFrom="margin">
-              <wp14:pctHeight>0</wp14:pctHeight>
-            </wp14:sizeRelV>
-          </wp:anchor>
-        </w:drawing>
-      </w:r>
-      <w:r>
+        </w:rPr>
+      </w:pPr>
+    </w:p>
+    <w:p>
+      <w:pPr>
         <w:rPr>
           <w:b/>
           <w:bCs/>
-          <w:noProof/>
-          <w:u w:val="single"/>
-        </w:rPr>
-        <w:drawing>
-          <wp:anchor distT="0" distB="0" distL="114300" distR="114300" simplePos="0" relativeHeight="251685888" behindDoc="0" locked="0" layoutInCell="1" allowOverlap="1" wp14:anchorId="3AD8980E" wp14:editId="684C4B66">
-            <wp:simplePos x="0" y="0"/>
-            <wp:positionH relativeFrom="margin">
-              <wp:align>left</wp:align>
-            </wp:positionH>
-            <wp:positionV relativeFrom="paragraph">
-              <wp:posOffset>20864</wp:posOffset>
-            </wp:positionV>
-            <wp:extent cx="2256790" cy="899795"/>
-            <wp:effectExtent l="0" t="0" r="0" b="0"/>
-            <wp:wrapSquare wrapText="bothSides"/>
-            <wp:docPr id="850574471" name="Picture 1"/>
-            <wp:cNvGraphicFramePr>
-              <a:graphicFrameLocks xmlns:a="http://schemas.openxmlformats.org/drawingml/2006/main" noChangeAspect="1"/>
-            </wp:cNvGraphicFramePr>
-            <a:graphic xmlns:a="http://schemas.openxmlformats.org/drawingml/2006/main">
-              <a:graphicData uri="http://schemas.openxmlformats.org/drawingml/2006/picture">
-                <pic:pic xmlns:pic="http://schemas.openxmlformats.org/drawingml/2006/picture">
-                  <pic:nvPicPr>
-                    <pic:cNvPr id="850574471" name=""/>
-                    <pic:cNvPicPr/>
-                  </pic:nvPicPr>
-                  <pic:blipFill>
-                    <a:blip r:embed="rId20"/>
-                    <a:stretch>
-                      <a:fillRect/>
-                    </a:stretch>
-                  </pic:blipFill>
-                  <pic:spPr>
-                    <a:xfrm>
-                      <a:off x="0" y="0"/>
-                      <a:ext cx="2265133" cy="903186"/>
-                    </a:xfrm>
-                    <a:prstGeom prst="rect">
-                      <a:avLst/>
-                    </a:prstGeom>
-                  </pic:spPr>
-                </pic:pic>
-              </a:graphicData>
-            </a:graphic>
-            <wp14:sizeRelH relativeFrom="margin">
-              <wp14:pctWidth>0</wp14:pctWidth>
-            </wp14:sizeRelH>
-            <wp14:sizeRelV relativeFrom="margin">
-              <wp14:pctHeight>0</wp14:pctHeight>
-            </wp14:sizeRelV>
-          </wp:anchor>
-        </w:drawing>
-      </w:r>
-    </w:p>
-    <w:p>
-      <w:pPr>
-        <w:pStyle w:val="ListParagraph"/>
-        <w:rPr>
-          <w:u w:val="single"/>
-        </w:rPr>
-      </w:pPr>
-    </w:p>
-    <w:p>
-      <w:pPr>
-        <w:pStyle w:val="ListParagraph"/>
-        <w:rPr>
-          <w:u w:val="single"/>
-        </w:rPr>
-      </w:pPr>
-    </w:p>
-    <w:p>
-      <w:pPr>
-        <w:pStyle w:val="ListParagraph"/>
-        <w:rPr>
-          <w:u w:val="single"/>
-        </w:rPr>
-      </w:pPr>
-    </w:p>
-    <w:p>
-      <w:pPr>
-        <w:pStyle w:val="ListParagraph"/>
-      </w:pPr>
-      <w:r>
-        <w:t>I need to change the font on this apricot orange widget from the off white colour I use because the contrast is so poor that its really hard to read even normally. I’m going to update it to the same black colour as</w:t>
-      </w:r>
-      <w:r>
-        <w:t xml:space="preserve"> the two widgets beside it.</w:t>
-      </w:r>
-    </w:p>
-    <w:p>
-      <w:pPr>
-        <w:pStyle w:val="ListParagraph"/>
-        <w:rPr>
-          <w:u w:val="single"/>
-        </w:rPr>
-      </w:pPr>
-      <w:r>
-        <w:rPr>
-          <w:noProof/>
-          <w:u w:val="single"/>
-        </w:rPr>
-        <w:drawing>
-          <wp:anchor distT="0" distB="0" distL="114300" distR="114300" simplePos="0" relativeHeight="251689984" behindDoc="0" locked="0" layoutInCell="1" allowOverlap="1" wp14:anchorId="6EC6F9AB" wp14:editId="3190D4A7">
-            <wp:simplePos x="0" y="0"/>
-            <wp:positionH relativeFrom="margin">
-              <wp:align>left</wp:align>
-            </wp:positionH>
-            <wp:positionV relativeFrom="paragraph">
-              <wp:posOffset>50528</wp:posOffset>
-            </wp:positionV>
-            <wp:extent cx="1425575" cy="928370"/>
-            <wp:effectExtent l="0" t="0" r="3175" b="5080"/>
-            <wp:wrapSquare wrapText="bothSides"/>
-            <wp:docPr id="1223675084" name="Picture 1"/>
-            <wp:cNvGraphicFramePr>
-              <a:graphicFrameLocks xmlns:a="http://schemas.openxmlformats.org/drawingml/2006/main" noChangeAspect="1"/>
-            </wp:cNvGraphicFramePr>
-            <a:graphic xmlns:a="http://schemas.openxmlformats.org/drawingml/2006/main">
-              <a:graphicData uri="http://schemas.openxmlformats.org/drawingml/2006/picture">
-                <pic:pic xmlns:pic="http://schemas.openxmlformats.org/drawingml/2006/picture">
-                  <pic:nvPicPr>
-                    <pic:cNvPr id="1223675084" name=""/>
-                    <pic:cNvPicPr/>
-                  </pic:nvPicPr>
-                  <pic:blipFill>
-                    <a:blip r:embed="rId21"/>
-                    <a:stretch>
-                      <a:fillRect/>
-                    </a:stretch>
-                  </pic:blipFill>
-                  <pic:spPr>
-                    <a:xfrm>
-                      <a:off x="0" y="0"/>
-                      <a:ext cx="1431613" cy="932717"/>
-                    </a:xfrm>
-                    <a:prstGeom prst="rect">
-                      <a:avLst/>
-                    </a:prstGeom>
-                  </pic:spPr>
-                </pic:pic>
-              </a:graphicData>
-            </a:graphic>
-            <wp14:sizeRelH relativeFrom="margin">
-              <wp14:pctWidth>0</wp14:pctWidth>
-            </wp14:sizeRelH>
-            <wp14:sizeRelV relativeFrom="margin">
-              <wp14:pctHeight>0</wp14:pctHeight>
-            </wp14:sizeRelV>
-          </wp:anchor>
-        </w:drawing>
-      </w:r>
-    </w:p>
-    <w:p>
-      <w:pPr>
-        <w:pStyle w:val="ListParagraph"/>
-        <w:rPr>
-          <w:u w:val="single"/>
-        </w:rPr>
-      </w:pPr>
-    </w:p>
-    <w:p>
-      <w:pPr>
-        <w:pStyle w:val="ListParagraph"/>
-        <w:rPr>
-          <w:u w:val="single"/>
-        </w:rPr>
-      </w:pPr>
-    </w:p>
-    <w:p>
-      <w:pPr>
-        <w:pStyle w:val="ListParagraph"/>
-        <w:rPr>
-          <w:u w:val="single"/>
-        </w:rPr>
-      </w:pPr>
-    </w:p>
-    <w:p>
-      <w:pPr>
-        <w:pStyle w:val="ListParagraph"/>
-      </w:pPr>
-      <w:r>
-        <w:t>, much higher contrast and easier to read.</w:t>
-      </w:r>
-    </w:p>
-    <w:p>
-      <w:pPr>
-        <w:pStyle w:val="ListParagraph"/>
-      </w:pPr>
-    </w:p>
-    <w:p>
-      <w:pPr>
-        <w:pStyle w:val="ListParagraph"/>
-      </w:pPr>
-    </w:p>
-    <w:p>
-      <w:pPr>
-        <w:pStyle w:val="ListParagraph"/>
-      </w:pPr>
-    </w:p>
-    <w:p>
-      <w:pPr>
-        <w:pStyle w:val="ListParagraph"/>
-      </w:pPr>
-    </w:p>
-    <w:p>
-      <w:pPr>
-        <w:pStyle w:val="ListParagraph"/>
-        <w:numPr>
-          <w:ilvl w:val="0"/>
-          <w:numId w:val="9"/>
-        </w:numPr>
-      </w:pPr>
-      <w:r>
-        <w:drawing>
-          <wp:anchor distT="0" distB="0" distL="114300" distR="114300" simplePos="0" relativeHeight="251692032" behindDoc="0" locked="0" layoutInCell="1" allowOverlap="1" wp14:anchorId="0F760EFC" wp14:editId="61CAA679">
-            <wp:simplePos x="0" y="0"/>
-            <wp:positionH relativeFrom="column">
-              <wp:posOffset>4254792</wp:posOffset>
-            </wp:positionH>
-            <wp:positionV relativeFrom="paragraph">
-              <wp:posOffset>37611</wp:posOffset>
-            </wp:positionV>
-            <wp:extent cx="1666875" cy="1099185"/>
-            <wp:effectExtent l="0" t="0" r="9525" b="5715"/>
-            <wp:wrapSquare wrapText="bothSides"/>
-            <wp:docPr id="1926183861" name="Picture 1"/>
-            <wp:cNvGraphicFramePr>
-              <a:graphicFrameLocks xmlns:a="http://schemas.openxmlformats.org/drawingml/2006/main" noChangeAspect="1"/>
-            </wp:cNvGraphicFramePr>
-            <a:graphic xmlns:a="http://schemas.openxmlformats.org/drawingml/2006/main">
-              <a:graphicData uri="http://schemas.openxmlformats.org/drawingml/2006/picture">
-                <pic:pic xmlns:pic="http://schemas.openxmlformats.org/drawingml/2006/picture">
-                  <pic:nvPicPr>
-                    <pic:cNvPr id="1926183861" name=""/>
-                    <pic:cNvPicPr/>
-                  </pic:nvPicPr>
-                  <pic:blipFill>
-                    <a:blip r:embed="rId22"/>
-                    <a:stretch>
-                      <a:fillRect/>
-                    </a:stretch>
-                  </pic:blipFill>
-                  <pic:spPr>
-                    <a:xfrm>
-                      <a:off x="0" y="0"/>
-                      <a:ext cx="1666875" cy="1099185"/>
-                    </a:xfrm>
-                    <a:prstGeom prst="rect">
-                      <a:avLst/>
-                    </a:prstGeom>
-                  </pic:spPr>
-                </pic:pic>
-              </a:graphicData>
-            </a:graphic>
-            <wp14:sizeRelH relativeFrom="margin">
-              <wp14:pctWidth>0</wp14:pctWidth>
-            </wp14:sizeRelH>
-            <wp14:sizeRelV relativeFrom="margin">
-              <wp14:pctHeight>0</wp14:pctHeight>
-            </wp14:sizeRelV>
-          </wp:anchor>
-        </w:drawing>
-      </w:r>
-      <w:r>
-        <w:t xml:space="preserve">This is the contrast checker for the place holder text on my input boxes on my </w:t>
-      </w:r>
-      <w:r>
-        <w:t>form. This reads it as having a contrast ratio of 1:1.6, which is terrible. While this text is supposed to be subtle, it would almost be better removing it at this contrast level. To fix this I will change it to something of higher contrast,</w:t>
-      </w:r>
-    </w:p>
-    <w:p>
-      <w:pPr>
-        <w:pStyle w:val="ListParagraph"/>
-      </w:pPr>
-    </w:p>
-    <w:p>
-      <w:pPr>
-        <w:pStyle w:val="ListParagraph"/>
-      </w:pPr>
-      <w:r>
-        <w:t>The issue was my placeholder text was never given a value, so it gets assigned to the browser default, which is this unassuming grey. While this would be okay for other platforms, the contrast is simply not going to work for mine.</w:t>
-      </w:r>
-    </w:p>
-    <w:p>
-      <w:pPr>
-        <w:pStyle w:val="ListParagraph"/>
-      </w:pPr>
-    </w:p>
-    <w:p>
-      <w:pPr>
-        <w:pStyle w:val="ListParagraph"/>
-      </w:pPr>
-      <w:r>
-        <w:t>To fix this I added this code</w:t>
-      </w:r>
-      <w:r>
-        <w:t xml:space="preserve">, which specifically targets the placeholder text of my input boxes for my whole form, rather than before where I was trying to style the </w:t>
-      </w:r>
-      <w:proofErr w:type="spellStart"/>
-      <w:r>
-        <w:t>divs</w:t>
-      </w:r>
-      <w:proofErr w:type="spellEnd"/>
-      <w:r>
-        <w:t xml:space="preserve"> that the </w:t>
-      </w:r>
-      <w:r>
-        <w:t>input boxes were in, and of course this just changes the colour of the text that the user can type.</w:t>
-      </w:r>
-    </w:p>
-    <w:p>
-      <w:pPr>
-        <w:pStyle w:val="ListParagraph"/>
-      </w:pPr>
-    </w:p>
-    <w:p>
-      <w:pPr>
-        <w:pStyle w:val="ListParagraph"/>
-        <w:rPr>
-          <w:u w:val="single"/>
-        </w:rPr>
-      </w:pPr>
-      <w:r>
-        <w:rPr>
-          <w:u w:val="single"/>
-        </w:rPr>
-        <w:drawing>
-          <wp:anchor distT="0" distB="0" distL="114300" distR="114300" simplePos="0" relativeHeight="251694080" behindDoc="0" locked="0" layoutInCell="1" allowOverlap="1" wp14:anchorId="29D4E8FD" wp14:editId="0A442FAD">
-            <wp:simplePos x="0" y="0"/>
-            <wp:positionH relativeFrom="page">
-              <wp:posOffset>3504441</wp:posOffset>
-            </wp:positionH>
-            <wp:positionV relativeFrom="paragraph">
-              <wp:posOffset>92789</wp:posOffset>
-            </wp:positionV>
-            <wp:extent cx="3683635" cy="774700"/>
-            <wp:effectExtent l="0" t="0" r="0" b="6350"/>
-            <wp:wrapSquare wrapText="bothSides"/>
-            <wp:docPr id="1587363535" name="Picture 1"/>
-            <wp:cNvGraphicFramePr>
-              <a:graphicFrameLocks xmlns:a="http://schemas.openxmlformats.org/drawingml/2006/main" noChangeAspect="1"/>
-            </wp:cNvGraphicFramePr>
-            <a:graphic xmlns:a="http://schemas.openxmlformats.org/drawingml/2006/main">
-              <a:graphicData uri="http://schemas.openxmlformats.org/drawingml/2006/picture">
-                <pic:pic xmlns:pic="http://schemas.openxmlformats.org/drawingml/2006/picture">
-                  <pic:nvPicPr>
-                    <pic:cNvPr id="1587363535" name=""/>
-                    <pic:cNvPicPr/>
-                  </pic:nvPicPr>
-                  <pic:blipFill>
-                    <a:blip r:embed="rId23"/>
-                    <a:stretch>
-                      <a:fillRect/>
-                    </a:stretch>
-                  </pic:blipFill>
-                  <pic:spPr>
-                    <a:xfrm>
-                      <a:off x="0" y="0"/>
-                      <a:ext cx="3683635" cy="774700"/>
-                    </a:xfrm>
-                    <a:prstGeom prst="rect">
-                      <a:avLst/>
-                    </a:prstGeom>
-                  </pic:spPr>
-                </pic:pic>
-              </a:graphicData>
-            </a:graphic>
-            <wp14:sizeRelH relativeFrom="margin">
-              <wp14:pctWidth>0</wp14:pctWidth>
-            </wp14:sizeRelH>
-            <wp14:sizeRelV relativeFrom="margin">
-              <wp14:pctHeight>0</wp14:pctHeight>
-            </wp14:sizeRelV>
-          </wp:anchor>
-        </w:drawing>
-      </w:r>
-      <w:r>
-        <w:rPr>
-          <w:u w:val="single"/>
-        </w:rPr>
-        <w:t>input::placeholder,</w:t>
-      </w:r>
-    </w:p>
-    <w:p>
-      <w:pPr>
-        <w:pStyle w:val="ListParagraph"/>
-        <w:rPr>
-          <w:u w:val="single"/>
-        </w:rPr>
-      </w:pPr>
-      <w:proofErr w:type="spellStart"/>
-      <w:r>
-        <w:rPr>
-          <w:u w:val="single"/>
-        </w:rPr>
-        <w:t>textarea</w:t>
-      </w:r>
-      <w:proofErr w:type="spellEnd"/>
-      <w:r>
-        <w:rPr>
-          <w:u w:val="single"/>
-        </w:rPr>
-        <w:t>::placeholder {</w:t>
-      </w:r>
-    </w:p>
-    <w:p>
-      <w:pPr>
-        <w:pStyle w:val="ListParagraph"/>
-        <w:rPr>
-          <w:u w:val="single"/>
-        </w:rPr>
-      </w:pPr>
-      <w:r>
-        <w:rPr>
-          <w:u w:val="single"/>
-        </w:rPr>
-        <w:t xml:space="preserve">    </w:t>
-      </w:r>
-      <w:proofErr w:type="spellStart"/>
-      <w:r>
-        <w:rPr>
-          <w:u w:val="single"/>
-        </w:rPr>
-        <w:t>color</w:t>
-      </w:r>
-      <w:proofErr w:type="spellEnd"/>
-      <w:r>
-        <w:rPr>
-          <w:u w:val="single"/>
-        </w:rPr>
-        <w:t>: #F7EEDC;</w:t>
-      </w:r>
-    </w:p>
-    <w:p>
-      <w:pPr>
-        <w:pStyle w:val="ListParagraph"/>
-        <w:rPr>
-          <w:u w:val="single"/>
-        </w:rPr>
-      </w:pPr>
-      <w:r>
-        <w:rPr>
-          <w:u w:val="single"/>
-        </w:rPr>
-        <w:t>    opacity: 1;</w:t>
-      </w:r>
-    </w:p>
-    <w:p>
-      <w:pPr>
-        <w:pStyle w:val="ListParagraph"/>
-        <w:rPr>
-          <w:u w:val="single"/>
-        </w:rPr>
-      </w:pPr>
-      <w:r>
-        <w:rPr>
-          <w:u w:val="single"/>
-        </w:rPr>
-        <w:t>}</w:t>
-      </w:r>
-    </w:p>
-    <w:p>
-      <w:pPr>
-        <w:pStyle w:val="ListParagraph"/>
-        <w:rPr>
-          <w:u w:val="single"/>
-        </w:rPr>
-      </w:pPr>
-    </w:p>
-    <w:p>
-      <w:pPr>
-        <w:pStyle w:val="ListParagraph"/>
-      </w:pPr>
-      <w:r>
-        <w:t>This gives a contrast of 5.6, while not the best, I actually don’t want it to stound out a huge amount because its only supposed to be subtle.</w:t>
-      </w:r>
-    </w:p>
-    <w:p>
-      <w:pPr>
-        <w:pStyle w:val="ListParagraph"/>
-        <w:rPr>
-          <w:u w:val="single"/>
-        </w:rPr>
-      </w:pPr>
-    </w:p>
-    <w:p>
-      <w:pPr>
-        <w:pStyle w:val="ListParagraph"/>
-        <w:rPr>
-          <w:u w:val="single"/>
-        </w:rPr>
-      </w:pPr>
-    </w:p>
-    <w:p>
-      <w:pPr>
-        <w:pStyle w:val="ListParagraph"/>
-        <w:rPr>
-          <w:b/>
-          <w:bCs/>
-        </w:rPr>
-      </w:pPr>
-    </w:p>
-    <w:p>
-      <w:pPr>
-        <w:pStyle w:val="ListParagraph"/>
-        <w:rPr>
-          <w:b/>
-          <w:bCs/>
-        </w:rPr>
-      </w:pPr>
-    </w:p>
-    <w:p>
-      <w:pPr>
-        <w:pStyle w:val="ListParagraph"/>
-        <w:rPr>
-          <w:b/>
-          <w:bCs/>
-        </w:rPr>
-      </w:pPr>
-    </w:p>
-    <w:p>
-      <w:pPr>
-        <w:pStyle w:val="ListParagraph"/>
-        <w:rPr>
-          <w:b/>
-          <w:bCs/>
-        </w:rPr>
-      </w:pPr>
-    </w:p>
-    <w:p>
-      <w:pPr>
-        <w:pStyle w:val="ListParagraph"/>
-        <w:rPr>
-          <w:b/>
-          <w:bCs/>
-        </w:rPr>
-      </w:pPr>
-    </w:p>
+        </w:rPr>
+      </w:pPr>
+    </w:p>
+    <w:tbl>
+      <w:tblPr>
+        <w:tblStyle w:val="TableGrid"/>
+        <w:tblW w:w="0" w:type="auto"/>
+        <w:tblInd w:w="-856" w:type="dxa"/>
+        <w:tblLook w:val="04A0" w:firstRow="1" w:lastRow="0" w:firstColumn="1" w:lastColumn="0" w:noHBand="0" w:noVBand="1"/>
+      </w:tblPr>
+      <w:tblGrid>
+        <w:gridCol w:w="1460"/>
+        <w:gridCol w:w="3186"/>
+        <w:gridCol w:w="2340"/>
+        <w:gridCol w:w="726"/>
+        <w:gridCol w:w="2160"/>
+      </w:tblGrid>
+      <w:tr>
+        <w:tc>
+          <w:tcPr>
+            <w:tcW w:w="1460" w:type="dxa"/>
+          </w:tcPr>
+          <w:p>
+            <w:pPr>
+              <w:pStyle w:val="ListParagraph"/>
+              <w:ind w:left="0"/>
+              <w:rPr>
+                <w:noProof/>
+              </w:rPr>
+            </w:pPr>
+          </w:p>
+        </w:tc>
+        <w:tc>
+          <w:tcPr>
+            <w:tcW w:w="3186" w:type="dxa"/>
+          </w:tcPr>
+          <w:p>
+            <w:pPr>
+              <w:pStyle w:val="ListParagraph"/>
+              <w:ind w:left="0"/>
+              <w:rPr>
+                <w:noProof/>
+                <w:sz w:val="24"/>
+                <w:szCs w:val="24"/>
+              </w:rPr>
+            </w:pPr>
+            <w:r>
+              <w:rPr>
+                <w:noProof/>
+                <w:sz w:val="24"/>
+                <w:szCs w:val="24"/>
+              </w:rPr>
+              <w:t>Before Image</w:t>
+            </w:r>
+          </w:p>
+        </w:tc>
+        <w:tc>
+          <w:tcPr>
+            <w:tcW w:w="3066" w:type="dxa"/>
+            <w:gridSpan w:val="2"/>
+          </w:tcPr>
+          <w:p>
+            <w:pPr>
+              <w:pStyle w:val="ListParagraph"/>
+              <w:ind w:left="0"/>
+              <w:rPr>
+                <w:noProof/>
+                <w:sz w:val="24"/>
+                <w:szCs w:val="24"/>
+              </w:rPr>
+            </w:pPr>
+            <w:r>
+              <w:rPr>
+                <w:noProof/>
+                <w:sz w:val="24"/>
+                <w:szCs w:val="24"/>
+              </w:rPr>
+              <w:t>After Image</w:t>
+            </w:r>
+          </w:p>
+        </w:tc>
+        <w:tc>
+          <w:tcPr>
+            <w:tcW w:w="2160" w:type="dxa"/>
+          </w:tcPr>
+          <w:p>
+            <w:pPr>
+              <w:pStyle w:val="ListParagraph"/>
+              <w:rPr>
+                <w:sz w:val="24"/>
+                <w:szCs w:val="24"/>
+              </w:rPr>
+            </w:pPr>
+            <w:r>
+              <w:rPr>
+                <w:sz w:val="24"/>
+                <w:szCs w:val="24"/>
+              </w:rPr>
+              <w:t>Explanati</w:t>
+            </w:r>
+            <w:r>
+              <w:rPr>
+                <w:sz w:val="24"/>
+                <w:szCs w:val="24"/>
+              </w:rPr>
+              <w:t>o</w:t>
+            </w:r>
+            <w:r>
+              <w:rPr>
+                <w:sz w:val="24"/>
+                <w:szCs w:val="24"/>
+              </w:rPr>
+              <w:t>n</w:t>
+            </w:r>
+          </w:p>
+        </w:tc>
+      </w:tr>
+      <w:tr>
+        <w:tc>
+          <w:tcPr>
+            <w:tcW w:w="1460" w:type="dxa"/>
+          </w:tcPr>
+          <w:p>
+            <w:pPr>
+              <w:pStyle w:val="ListParagraph"/>
+              <w:ind w:left="0"/>
+              <w:rPr>
+                <w:noProof/>
+              </w:rPr>
+            </w:pPr>
+            <w:r>
+              <w:rPr>
+                <w:noProof/>
+              </w:rPr>
+              <w:lastRenderedPageBreak/>
+              <w:t>22/08/26</w:t>
+            </w:r>
+          </w:p>
+        </w:tc>
+        <w:tc>
+          <w:tcPr>
+            <w:tcW w:w="3186" w:type="dxa"/>
+          </w:tcPr>
+          <w:p>
+            <w:pPr>
+              <w:pStyle w:val="ListParagraph"/>
+              <w:ind w:left="0"/>
+              <w:rPr>
+                <w:sz w:val="24"/>
+                <w:szCs w:val="24"/>
+              </w:rPr>
+            </w:pPr>
+            <w:r>
+              <w:rPr>
+                <w:noProof/>
+              </w:rPr>
+              <w:drawing>
+                <wp:anchor distT="0" distB="0" distL="114300" distR="114300" simplePos="0" relativeHeight="251753472" behindDoc="0" locked="0" layoutInCell="1" allowOverlap="1" wp14:anchorId="5EDF004D" wp14:editId="7F8A1E70">
+                  <wp:simplePos x="0" y="0"/>
+                  <wp:positionH relativeFrom="margin">
+                    <wp:posOffset>-2540</wp:posOffset>
+                  </wp:positionH>
+                  <wp:positionV relativeFrom="paragraph">
+                    <wp:posOffset>171450</wp:posOffset>
+                  </wp:positionV>
+                  <wp:extent cx="1071245" cy="1708150"/>
+                  <wp:effectExtent l="0" t="0" r="0" b="6350"/>
+                  <wp:wrapSquare wrapText="bothSides"/>
+                  <wp:docPr id="251918454" name="Picture 1"/>
+                  <wp:cNvGraphicFramePr>
+                    <a:graphicFrameLocks xmlns:a="http://schemas.openxmlformats.org/drawingml/2006/main" noChangeAspect="1"/>
+                  </wp:cNvGraphicFramePr>
+                  <a:graphic xmlns:a="http://schemas.openxmlformats.org/drawingml/2006/main">
+                    <a:graphicData uri="http://schemas.openxmlformats.org/drawingml/2006/picture">
+                      <pic:pic xmlns:pic="http://schemas.openxmlformats.org/drawingml/2006/picture">
+                        <pic:nvPicPr>
+                          <pic:cNvPr id="251918454" name=""/>
+                          <pic:cNvPicPr/>
+                        </pic:nvPicPr>
+                        <pic:blipFill>
+                          <a:blip r:embed="rId36"/>
+                          <a:stretch>
+                            <a:fillRect/>
+                          </a:stretch>
+                        </pic:blipFill>
+                        <pic:spPr>
+                          <a:xfrm>
+                            <a:off x="0" y="0"/>
+                            <a:ext cx="1071245" cy="1708150"/>
+                          </a:xfrm>
+                          <a:prstGeom prst="rect">
+                            <a:avLst/>
+                          </a:prstGeom>
+                        </pic:spPr>
+                      </pic:pic>
+                    </a:graphicData>
+                  </a:graphic>
+                  <wp14:sizeRelH relativeFrom="margin">
+                    <wp14:pctWidth>0</wp14:pctWidth>
+                  </wp14:sizeRelH>
+                  <wp14:sizeRelV relativeFrom="margin">
+                    <wp14:pctHeight>0</wp14:pctHeight>
+                  </wp14:sizeRelV>
+                </wp:anchor>
+              </w:drawing>
+            </w:r>
+          </w:p>
+        </w:tc>
+        <w:tc>
+          <w:tcPr>
+            <w:tcW w:w="3066" w:type="dxa"/>
+            <w:gridSpan w:val="2"/>
+          </w:tcPr>
+          <w:p>
+            <w:pPr>
+              <w:pStyle w:val="ListParagraph"/>
+              <w:ind w:left="0"/>
+              <w:rPr>
+                <w:sz w:val="24"/>
+                <w:szCs w:val="24"/>
+              </w:rPr>
+            </w:pPr>
+            <w:r>
+              <w:rPr>
+                <w:noProof/>
+              </w:rPr>
+              <w:drawing>
+                <wp:anchor distT="0" distB="0" distL="114300" distR="114300" simplePos="0" relativeHeight="251754496" behindDoc="0" locked="0" layoutInCell="1" allowOverlap="1" wp14:anchorId="0E00C5E9" wp14:editId="1BD37EBD">
+                  <wp:simplePos x="0" y="0"/>
+                  <wp:positionH relativeFrom="margin">
+                    <wp:posOffset>-2540</wp:posOffset>
+                  </wp:positionH>
+                  <wp:positionV relativeFrom="paragraph">
+                    <wp:posOffset>9525</wp:posOffset>
+                  </wp:positionV>
+                  <wp:extent cx="636905" cy="844550"/>
+                  <wp:effectExtent l="0" t="0" r="0" b="0"/>
+                  <wp:wrapSquare wrapText="bothSides"/>
+                  <wp:docPr id="2050405303" name="Picture 1"/>
+                  <wp:cNvGraphicFramePr>
+                    <a:graphicFrameLocks xmlns:a="http://schemas.openxmlformats.org/drawingml/2006/main" noChangeAspect="1"/>
+                  </wp:cNvGraphicFramePr>
+                  <a:graphic xmlns:a="http://schemas.openxmlformats.org/drawingml/2006/main">
+                    <a:graphicData uri="http://schemas.openxmlformats.org/drawingml/2006/picture">
+                      <pic:pic xmlns:pic="http://schemas.openxmlformats.org/drawingml/2006/picture">
+                        <pic:nvPicPr>
+                          <pic:cNvPr id="2050405303" name=""/>
+                          <pic:cNvPicPr/>
+                        </pic:nvPicPr>
+                        <pic:blipFill>
+                          <a:blip r:embed="rId37"/>
+                          <a:stretch>
+                            <a:fillRect/>
+                          </a:stretch>
+                        </pic:blipFill>
+                        <pic:spPr>
+                          <a:xfrm>
+                            <a:off x="0" y="0"/>
+                            <a:ext cx="636905" cy="844550"/>
+                          </a:xfrm>
+                          <a:prstGeom prst="rect">
+                            <a:avLst/>
+                          </a:prstGeom>
+                        </pic:spPr>
+                      </pic:pic>
+                    </a:graphicData>
+                  </a:graphic>
+                  <wp14:sizeRelH relativeFrom="margin">
+                    <wp14:pctWidth>0</wp14:pctWidth>
+                  </wp14:sizeRelH>
+                  <wp14:sizeRelV relativeFrom="margin">
+                    <wp14:pctHeight>0</wp14:pctHeight>
+                  </wp14:sizeRelV>
+                </wp:anchor>
+              </w:drawing>
+            </w:r>
+            <w:r>
+              <w:rPr>
+                <w:noProof/>
+              </w:rPr>
+              <w:drawing>
+                <wp:anchor distT="0" distB="0" distL="114300" distR="114300" simplePos="0" relativeHeight="251755520" behindDoc="0" locked="0" layoutInCell="1" allowOverlap="1" wp14:anchorId="0475C69D" wp14:editId="2A98BBA2">
+                  <wp:simplePos x="0" y="0"/>
+                  <wp:positionH relativeFrom="margin">
+                    <wp:posOffset>418002</wp:posOffset>
+                  </wp:positionH>
+                  <wp:positionV relativeFrom="paragraph">
+                    <wp:posOffset>781282</wp:posOffset>
+                  </wp:positionV>
+                  <wp:extent cx="1290161" cy="845416"/>
+                  <wp:effectExtent l="0" t="0" r="5715" b="0"/>
+                  <wp:wrapSquare wrapText="bothSides"/>
+                  <wp:docPr id="2062177144" name="Picture 1"/>
+                  <wp:cNvGraphicFramePr>
+                    <a:graphicFrameLocks xmlns:a="http://schemas.openxmlformats.org/drawingml/2006/main" noChangeAspect="1"/>
+                  </wp:cNvGraphicFramePr>
+                  <a:graphic xmlns:a="http://schemas.openxmlformats.org/drawingml/2006/main">
+                    <a:graphicData uri="http://schemas.openxmlformats.org/drawingml/2006/picture">
+                      <pic:pic xmlns:pic="http://schemas.openxmlformats.org/drawingml/2006/picture">
+                        <pic:nvPicPr>
+                          <pic:cNvPr id="2062177144" name=""/>
+                          <pic:cNvPicPr/>
+                        </pic:nvPicPr>
+                        <pic:blipFill>
+                          <a:blip r:embed="rId38"/>
+                          <a:stretch>
+                            <a:fillRect/>
+                          </a:stretch>
+                        </pic:blipFill>
+                        <pic:spPr>
+                          <a:xfrm>
+                            <a:off x="0" y="0"/>
+                            <a:ext cx="1296849" cy="849799"/>
+                          </a:xfrm>
+                          <a:prstGeom prst="rect">
+                            <a:avLst/>
+                          </a:prstGeom>
+                        </pic:spPr>
+                      </pic:pic>
+                    </a:graphicData>
+                  </a:graphic>
+                  <wp14:sizeRelH relativeFrom="margin">
+                    <wp14:pctWidth>0</wp14:pctWidth>
+                  </wp14:sizeRelH>
+                  <wp14:sizeRelV relativeFrom="margin">
+                    <wp14:pctHeight>0</wp14:pctHeight>
+                  </wp14:sizeRelV>
+                </wp:anchor>
+              </w:drawing>
+            </w:r>
+          </w:p>
+        </w:tc>
+        <w:tc>
+          <w:tcPr>
+            <w:tcW w:w="2160" w:type="dxa"/>
+          </w:tcPr>
+          <w:p>
+            <w:r>
+              <w:t>Disclaimer-overlay section is repeated twice, with many overlapping variables. I can combine it into one section to simply my code and reduce repetition.</w:t>
+            </w:r>
+          </w:p>
+          <w:p>
+            <w:pPr>
+              <w:pStyle w:val="ListParagraph"/>
+              <w:ind w:left="0"/>
+              <w:rPr>
+                <w:sz w:val="24"/>
+                <w:szCs w:val="24"/>
+              </w:rPr>
+            </w:pPr>
+          </w:p>
+          <w:p>
+            <w:pPr>
+              <w:pStyle w:val="ListParagraph"/>
+              <w:ind w:left="0"/>
+              <w:rPr>
+                <w:sz w:val="24"/>
+                <w:szCs w:val="24"/>
+              </w:rPr>
+            </w:pPr>
+          </w:p>
+          <w:p>
+            <w:r>
+              <w:t>I checked the visual output to ensure that nothing has changed to the visual appearance of my disclaimer, and it hasn’t so validation has been successful here.</w:t>
+            </w:r>
+          </w:p>
+          <w:p>
+            <w:pPr>
+              <w:pStyle w:val="ListParagraph"/>
+              <w:ind w:left="0"/>
+              <w:rPr>
+                <w:sz w:val="24"/>
+                <w:szCs w:val="24"/>
+              </w:rPr>
+            </w:pPr>
+          </w:p>
+        </w:tc>
+      </w:tr>
+      <w:tr>
+        <w:tc>
+          <w:tcPr>
+            <w:tcW w:w="1460" w:type="dxa"/>
+          </w:tcPr>
+          <w:p>
+            <w:pPr>
+              <w:pStyle w:val="ListParagraph"/>
+              <w:ind w:left="0"/>
+              <w:rPr>
+                <w:noProof/>
+                <w:sz w:val="32"/>
+                <w:szCs w:val="32"/>
+              </w:rPr>
+            </w:pPr>
+            <w:r>
+              <w:rPr>
+                <w:noProof/>
+              </w:rPr>
+              <w:t>22/08/26</w:t>
+            </w:r>
+          </w:p>
+        </w:tc>
+        <w:tc>
+          <w:tcPr>
+            <w:tcW w:w="3186" w:type="dxa"/>
+          </w:tcPr>
+          <w:p>
+            <w:pPr>
+              <w:pStyle w:val="ListParagraph"/>
+              <w:ind w:left="0"/>
+              <w:rPr>
+                <w:b/>
+                <w:bCs/>
+              </w:rPr>
+            </w:pPr>
+            <w:r>
+              <w:rPr>
+                <w:noProof/>
+                <w:sz w:val="32"/>
+                <w:szCs w:val="32"/>
+              </w:rPr>
+              <w:drawing>
+                <wp:anchor distT="0" distB="0" distL="114300" distR="114300" simplePos="0" relativeHeight="251756544" behindDoc="0" locked="0" layoutInCell="1" allowOverlap="1" wp14:anchorId="3113E841" wp14:editId="63C1C9B9">
+                  <wp:simplePos x="0" y="0"/>
+                  <wp:positionH relativeFrom="column">
+                    <wp:posOffset>-1905</wp:posOffset>
+                  </wp:positionH>
+                  <wp:positionV relativeFrom="paragraph">
+                    <wp:posOffset>170815</wp:posOffset>
+                  </wp:positionV>
+                  <wp:extent cx="1170305" cy="463550"/>
+                  <wp:effectExtent l="0" t="0" r="0" b="0"/>
+                  <wp:wrapSquare wrapText="bothSides"/>
+                  <wp:docPr id="1869057205" name="Picture 1"/>
+                  <wp:cNvGraphicFramePr>
+                    <a:graphicFrameLocks xmlns:a="http://schemas.openxmlformats.org/drawingml/2006/main" noChangeAspect="1"/>
+                  </wp:cNvGraphicFramePr>
+                  <a:graphic xmlns:a="http://schemas.openxmlformats.org/drawingml/2006/main">
+                    <a:graphicData uri="http://schemas.openxmlformats.org/drawingml/2006/picture">
+                      <pic:pic xmlns:pic="http://schemas.openxmlformats.org/drawingml/2006/picture">
+                        <pic:nvPicPr>
+                          <pic:cNvPr id="1869057205" name=""/>
+                          <pic:cNvPicPr/>
+                        </pic:nvPicPr>
+                        <pic:blipFill>
+                          <a:blip r:embed="rId39"/>
+                          <a:stretch>
+                            <a:fillRect/>
+                          </a:stretch>
+                        </pic:blipFill>
+                        <pic:spPr>
+                          <a:xfrm>
+                            <a:off x="0" y="0"/>
+                            <a:ext cx="1170305" cy="463550"/>
+                          </a:xfrm>
+                          <a:prstGeom prst="rect">
+                            <a:avLst/>
+                          </a:prstGeom>
+                        </pic:spPr>
+                      </pic:pic>
+                    </a:graphicData>
+                  </a:graphic>
+                  <wp14:sizeRelH relativeFrom="margin">
+                    <wp14:pctWidth>0</wp14:pctWidth>
+                  </wp14:sizeRelH>
+                  <wp14:sizeRelV relativeFrom="margin">
+                    <wp14:pctHeight>0</wp14:pctHeight>
+                  </wp14:sizeRelV>
+                </wp:anchor>
+              </w:drawing>
+            </w:r>
+          </w:p>
+        </w:tc>
+        <w:tc>
+          <w:tcPr>
+            <w:tcW w:w="3066" w:type="dxa"/>
+            <w:gridSpan w:val="2"/>
+          </w:tcPr>
+          <w:p>
+            <w:pPr>
+              <w:pStyle w:val="ListParagraph"/>
+              <w:ind w:left="0"/>
+              <w:rPr>
+                <w:b/>
+                <w:bCs/>
+              </w:rPr>
+            </w:pPr>
+            <w:r>
+              <w:rPr>
+                <w:b/>
+                <w:bCs/>
+                <w:noProof/>
+              </w:rPr>
+              <w:drawing>
+                <wp:anchor distT="0" distB="0" distL="114300" distR="114300" simplePos="0" relativeHeight="251757568" behindDoc="0" locked="0" layoutInCell="1" allowOverlap="1" wp14:anchorId="153E3D67" wp14:editId="059C8B97">
+                  <wp:simplePos x="0" y="0"/>
+                  <wp:positionH relativeFrom="margin">
+                    <wp:posOffset>-65405</wp:posOffset>
+                  </wp:positionH>
+                  <wp:positionV relativeFrom="paragraph">
+                    <wp:posOffset>279689</wp:posOffset>
+                  </wp:positionV>
+                  <wp:extent cx="1736436" cy="127679"/>
+                  <wp:effectExtent l="0" t="0" r="0" b="5715"/>
+                  <wp:wrapSquare wrapText="bothSides"/>
+                  <wp:docPr id="1155362932" name="Picture 1"/>
+                  <wp:cNvGraphicFramePr>
+                    <a:graphicFrameLocks xmlns:a="http://schemas.openxmlformats.org/drawingml/2006/main" noChangeAspect="1"/>
+                  </wp:cNvGraphicFramePr>
+                  <a:graphic xmlns:a="http://schemas.openxmlformats.org/drawingml/2006/main">
+                    <a:graphicData uri="http://schemas.openxmlformats.org/drawingml/2006/picture">
+                      <pic:pic xmlns:pic="http://schemas.openxmlformats.org/drawingml/2006/picture">
+                        <pic:nvPicPr>
+                          <pic:cNvPr id="1155362932" name=""/>
+                          <pic:cNvPicPr/>
+                        </pic:nvPicPr>
+                        <pic:blipFill>
+                          <a:blip r:embed="rId40"/>
+                          <a:stretch>
+                            <a:fillRect/>
+                          </a:stretch>
+                        </pic:blipFill>
+                        <pic:spPr>
+                          <a:xfrm>
+                            <a:off x="0" y="0"/>
+                            <a:ext cx="1736436" cy="127679"/>
+                          </a:xfrm>
+                          <a:prstGeom prst="rect">
+                            <a:avLst/>
+                          </a:prstGeom>
+                        </pic:spPr>
+                      </pic:pic>
+                    </a:graphicData>
+                  </a:graphic>
+                  <wp14:sizeRelH relativeFrom="margin">
+                    <wp14:pctWidth>0</wp14:pctWidth>
+                  </wp14:sizeRelH>
+                  <wp14:sizeRelV relativeFrom="margin">
+                    <wp14:pctHeight>0</wp14:pctHeight>
+                  </wp14:sizeRelV>
+                </wp:anchor>
+              </w:drawing>
+            </w:r>
+          </w:p>
+        </w:tc>
+        <w:tc>
+          <w:tcPr>
+            <w:tcW w:w="2160" w:type="dxa"/>
+          </w:tcPr>
+          <w:p>
+            <w:pPr>
+              <w:pStyle w:val="ListParagraph"/>
+              <w:rPr>
+                <w:u w:val="single"/>
+              </w:rPr>
+            </w:pPr>
+          </w:p>
+          <w:p>
+            <w:pPr>
+              <w:rPr>
+                <w:u w:val="single"/>
+              </w:rPr>
+            </w:pPr>
+            <w:r>
+              <w:rPr>
+                <w:u w:val="single"/>
+              </w:rPr>
+              <w:t>Align-items: left is not a valid align-items value, hence I need to change it to flex-start; to make it valid</w:t>
+            </w:r>
+          </w:p>
+          <w:p>
+            <w:pPr>
+              <w:pStyle w:val="ListParagraph"/>
+              <w:ind w:left="0"/>
+              <w:rPr>
+                <w:b/>
+                <w:bCs/>
+              </w:rPr>
+            </w:pPr>
+          </w:p>
+        </w:tc>
+      </w:tr>
+      <w:tr>
+        <w:tc>
+          <w:tcPr>
+            <w:tcW w:w="1460" w:type="dxa"/>
+          </w:tcPr>
+          <w:p>
+            <w:pPr>
+              <w:pStyle w:val="ListParagraph"/>
+              <w:ind w:left="0"/>
+              <w:rPr>
+                <w:noProof/>
+              </w:rPr>
+            </w:pPr>
+            <w:r>
+              <w:rPr>
+                <w:noProof/>
+              </w:rPr>
+              <w:t>22/08/26</w:t>
+            </w:r>
+          </w:p>
+        </w:tc>
+        <w:tc>
+          <w:tcPr>
+            <w:tcW w:w="3186" w:type="dxa"/>
+          </w:tcPr>
+          <w:p>
+            <w:pPr>
+              <w:pStyle w:val="ListParagraph"/>
+              <w:ind w:left="0"/>
+              <w:rPr>
+                <w:noProof/>
+                <w:sz w:val="32"/>
+                <w:szCs w:val="32"/>
+              </w:rPr>
+            </w:pPr>
+            <w:r>
+              <w:rPr>
+                <w:noProof/>
+              </w:rPr>
+              <w:drawing>
+                <wp:anchor distT="0" distB="0" distL="114300" distR="114300" simplePos="0" relativeHeight="251758592" behindDoc="0" locked="0" layoutInCell="1" allowOverlap="1" wp14:anchorId="09AC6852" wp14:editId="5A596FDC">
+                  <wp:simplePos x="0" y="0"/>
+                  <wp:positionH relativeFrom="margin">
+                    <wp:posOffset>-65405</wp:posOffset>
+                  </wp:positionH>
+                  <wp:positionV relativeFrom="paragraph">
+                    <wp:posOffset>635</wp:posOffset>
+                  </wp:positionV>
+                  <wp:extent cx="1884045" cy="205740"/>
+                  <wp:effectExtent l="0" t="0" r="1905" b="3810"/>
+                  <wp:wrapSquare wrapText="bothSides"/>
+                  <wp:docPr id="848018927" name="Picture 1"/>
+                  <wp:cNvGraphicFramePr>
+                    <a:graphicFrameLocks xmlns:a="http://schemas.openxmlformats.org/drawingml/2006/main" noChangeAspect="1"/>
+                  </wp:cNvGraphicFramePr>
+                  <a:graphic xmlns:a="http://schemas.openxmlformats.org/drawingml/2006/main">
+                    <a:graphicData uri="http://schemas.openxmlformats.org/drawingml/2006/picture">
+                      <pic:pic xmlns:pic="http://schemas.openxmlformats.org/drawingml/2006/picture">
+                        <pic:nvPicPr>
+                          <pic:cNvPr id="848018927" name=""/>
+                          <pic:cNvPicPr/>
+                        </pic:nvPicPr>
+                        <pic:blipFill>
+                          <a:blip r:embed="rId41"/>
+                          <a:stretch>
+                            <a:fillRect/>
+                          </a:stretch>
+                        </pic:blipFill>
+                        <pic:spPr>
+                          <a:xfrm>
+                            <a:off x="0" y="0"/>
+                            <a:ext cx="1884045" cy="205740"/>
+                          </a:xfrm>
+                          <a:prstGeom prst="rect">
+                            <a:avLst/>
+                          </a:prstGeom>
+                        </pic:spPr>
+                      </pic:pic>
+                    </a:graphicData>
+                  </a:graphic>
+                  <wp14:sizeRelH relativeFrom="margin">
+                    <wp14:pctWidth>0</wp14:pctWidth>
+                  </wp14:sizeRelH>
+                  <wp14:sizeRelV relativeFrom="margin">
+                    <wp14:pctHeight>0</wp14:pctHeight>
+                  </wp14:sizeRelV>
+                </wp:anchor>
+              </w:drawing>
+            </w:r>
+          </w:p>
+        </w:tc>
+        <w:tc>
+          <w:tcPr>
+            <w:tcW w:w="3066" w:type="dxa"/>
+            <w:gridSpan w:val="2"/>
+          </w:tcPr>
+          <w:p>
+            <w:pPr>
+              <w:pStyle w:val="ListParagraph"/>
+              <w:ind w:left="0"/>
+              <w:rPr>
+                <w:b/>
+                <w:bCs/>
+                <w:noProof/>
+              </w:rPr>
+            </w:pPr>
+            <w:r>
+              <w:rPr>
+                <w:noProof/>
+                <w:sz w:val="32"/>
+                <w:szCs w:val="32"/>
+              </w:rPr>
+              <w:drawing>
+                <wp:anchor distT="0" distB="0" distL="114300" distR="114300" simplePos="0" relativeHeight="251759616" behindDoc="0" locked="0" layoutInCell="1" allowOverlap="1" wp14:anchorId="564E931A" wp14:editId="707E46C8">
+                  <wp:simplePos x="0" y="0"/>
+                  <wp:positionH relativeFrom="column">
+                    <wp:posOffset>15990</wp:posOffset>
+                  </wp:positionH>
+                  <wp:positionV relativeFrom="paragraph">
+                    <wp:posOffset>4560</wp:posOffset>
+                  </wp:positionV>
+                  <wp:extent cx="895696" cy="545194"/>
+                  <wp:effectExtent l="0" t="0" r="0" b="7620"/>
+                  <wp:wrapSquare wrapText="bothSides"/>
+                  <wp:docPr id="285023819" name="Picture 1"/>
+                  <wp:cNvGraphicFramePr>
+                    <a:graphicFrameLocks xmlns:a="http://schemas.openxmlformats.org/drawingml/2006/main" noChangeAspect="1"/>
+                  </wp:cNvGraphicFramePr>
+                  <a:graphic xmlns:a="http://schemas.openxmlformats.org/drawingml/2006/main">
+                    <a:graphicData uri="http://schemas.openxmlformats.org/drawingml/2006/picture">
+                      <pic:pic xmlns:pic="http://schemas.openxmlformats.org/drawingml/2006/picture">
+                        <pic:nvPicPr>
+                          <pic:cNvPr id="285023819" name=""/>
+                          <pic:cNvPicPr/>
+                        </pic:nvPicPr>
+                        <pic:blipFill>
+                          <a:blip r:embed="rId42"/>
+                          <a:stretch>
+                            <a:fillRect/>
+                          </a:stretch>
+                        </pic:blipFill>
+                        <pic:spPr>
+                          <a:xfrm>
+                            <a:off x="0" y="0"/>
+                            <a:ext cx="895696" cy="545194"/>
+                          </a:xfrm>
+                          <a:prstGeom prst="rect">
+                            <a:avLst/>
+                          </a:prstGeom>
+                        </pic:spPr>
+                      </pic:pic>
+                    </a:graphicData>
+                  </a:graphic>
+                  <wp14:sizeRelH relativeFrom="margin">
+                    <wp14:pctWidth>0</wp14:pctWidth>
+                  </wp14:sizeRelH>
+                  <wp14:sizeRelV relativeFrom="margin">
+                    <wp14:pctHeight>0</wp14:pctHeight>
+                  </wp14:sizeRelV>
+                </wp:anchor>
+              </w:drawing>
+            </w:r>
+          </w:p>
+        </w:tc>
+        <w:tc>
+          <w:tcPr>
+            <w:tcW w:w="2160" w:type="dxa"/>
+          </w:tcPr>
+          <w:p>
+            <w:pPr>
+              <w:rPr>
+                <w:u w:val="single"/>
+              </w:rPr>
+            </w:pPr>
+          </w:p>
+          <w:p>
+            <w:r>
+              <w:t xml:space="preserve">Useless grid property: Because .stock-details is </w:t>
+            </w:r>
+            <w:proofErr w:type="spellStart"/>
+            <w:r>
+              <w:t>display:flex</w:t>
+            </w:r>
+            <w:proofErr w:type="spellEnd"/>
+            <w:r>
+              <w:t>; grid-template-columns does nothing. I will delete it.</w:t>
+            </w:r>
+            <w:r>
+              <w:rPr>
+                <w:noProof/>
+              </w:rPr>
+              <w:t xml:space="preserve"> </w:t>
+            </w:r>
+          </w:p>
+          <w:p>
+            <w:pPr>
+              <w:pStyle w:val="ListParagraph"/>
+              <w:rPr>
+                <w:u w:val="single"/>
+              </w:rPr>
+            </w:pPr>
+          </w:p>
+        </w:tc>
+      </w:tr>
+      <w:tr>
+        <w:tc>
+          <w:tcPr>
+            <w:tcW w:w="1460" w:type="dxa"/>
+          </w:tcPr>
+          <w:p>
+            <w:pPr>
+              <w:pStyle w:val="ListParagraph"/>
+              <w:ind w:left="0"/>
+              <w:rPr>
+                <w:noProof/>
+                <w:sz w:val="32"/>
+                <w:szCs w:val="32"/>
+              </w:rPr>
+            </w:pPr>
+            <w:r>
+              <w:rPr>
+                <w:noProof/>
+              </w:rPr>
+              <w:t>22/08/26</w:t>
+            </w:r>
+          </w:p>
+        </w:tc>
+        <w:tc>
+          <w:tcPr>
+            <w:tcW w:w="3186" w:type="dxa"/>
+          </w:tcPr>
+          <w:p>
+            <w:pPr>
+              <w:pStyle w:val="ListParagraph"/>
+              <w:ind w:left="0"/>
+              <w:rPr>
+                <w:noProof/>
+                <w:sz w:val="32"/>
+                <w:szCs w:val="32"/>
+              </w:rPr>
+            </w:pPr>
+            <w:r>
+              <w:rPr>
+                <w:noProof/>
+                <w:sz w:val="32"/>
+                <w:szCs w:val="32"/>
+              </w:rPr>
+              <w:drawing>
+                <wp:anchor distT="0" distB="0" distL="114300" distR="114300" simplePos="0" relativeHeight="251760640" behindDoc="0" locked="0" layoutInCell="1" allowOverlap="1" wp14:anchorId="5913A517" wp14:editId="0C52744F">
+                  <wp:simplePos x="0" y="0"/>
+                  <wp:positionH relativeFrom="column">
+                    <wp:posOffset>-65405</wp:posOffset>
+                  </wp:positionH>
+                  <wp:positionV relativeFrom="paragraph">
+                    <wp:posOffset>0</wp:posOffset>
+                  </wp:positionV>
+                  <wp:extent cx="1163320" cy="588645"/>
+                  <wp:effectExtent l="0" t="0" r="0" b="1905"/>
+                  <wp:wrapSquare wrapText="bothSides"/>
+                  <wp:docPr id="455802030" name="Picture 1"/>
+                  <wp:cNvGraphicFramePr>
+                    <a:graphicFrameLocks xmlns:a="http://schemas.openxmlformats.org/drawingml/2006/main" noChangeAspect="1"/>
+                  </wp:cNvGraphicFramePr>
+                  <a:graphic xmlns:a="http://schemas.openxmlformats.org/drawingml/2006/main">
+                    <a:graphicData uri="http://schemas.openxmlformats.org/drawingml/2006/picture">
+                      <pic:pic xmlns:pic="http://schemas.openxmlformats.org/drawingml/2006/picture">
+                        <pic:nvPicPr>
+                          <pic:cNvPr id="455802030" name=""/>
+                          <pic:cNvPicPr/>
+                        </pic:nvPicPr>
+                        <pic:blipFill>
+                          <a:blip r:embed="rId43"/>
+                          <a:stretch>
+                            <a:fillRect/>
+                          </a:stretch>
+                        </pic:blipFill>
+                        <pic:spPr>
+                          <a:xfrm>
+                            <a:off x="0" y="0"/>
+                            <a:ext cx="1163320" cy="588645"/>
+                          </a:xfrm>
+                          <a:prstGeom prst="rect">
+                            <a:avLst/>
+                          </a:prstGeom>
+                        </pic:spPr>
+                      </pic:pic>
+                    </a:graphicData>
+                  </a:graphic>
+                  <wp14:sizeRelH relativeFrom="margin">
+                    <wp14:pctWidth>0</wp14:pctWidth>
+                  </wp14:sizeRelH>
+                  <wp14:sizeRelV relativeFrom="margin">
+                    <wp14:pctHeight>0</wp14:pctHeight>
+                  </wp14:sizeRelV>
+                </wp:anchor>
+              </w:drawing>
+            </w:r>
+          </w:p>
+        </w:tc>
+        <w:tc>
+          <w:tcPr>
+            <w:tcW w:w="3066" w:type="dxa"/>
+            <w:gridSpan w:val="2"/>
+          </w:tcPr>
+          <w:p>
+            <w:pPr>
+              <w:pStyle w:val="ListParagraph"/>
+              <w:ind w:left="0"/>
+              <w:rPr>
+                <w:b/>
+                <w:bCs/>
+                <w:noProof/>
+              </w:rPr>
+            </w:pPr>
+            <w:r>
+              <w:rPr>
+                <w:b/>
+                <w:bCs/>
+                <w:noProof/>
+              </w:rPr>
+              <w:drawing>
+                <wp:anchor distT="0" distB="0" distL="114300" distR="114300" simplePos="0" relativeHeight="251761664" behindDoc="0" locked="0" layoutInCell="1" allowOverlap="1" wp14:anchorId="01A9B736" wp14:editId="1809B20A">
+                  <wp:simplePos x="0" y="0"/>
+                  <wp:positionH relativeFrom="column">
+                    <wp:posOffset>-64885</wp:posOffset>
+                  </wp:positionH>
+                  <wp:positionV relativeFrom="paragraph">
+                    <wp:posOffset>577</wp:posOffset>
+                  </wp:positionV>
+                  <wp:extent cx="873703" cy="579708"/>
+                  <wp:effectExtent l="0" t="0" r="3175" b="0"/>
+                  <wp:wrapSquare wrapText="bothSides"/>
+                  <wp:docPr id="109428610" name="Picture 1"/>
+                  <wp:cNvGraphicFramePr>
+                    <a:graphicFrameLocks xmlns:a="http://schemas.openxmlformats.org/drawingml/2006/main" noChangeAspect="1"/>
+                  </wp:cNvGraphicFramePr>
+                  <a:graphic xmlns:a="http://schemas.openxmlformats.org/drawingml/2006/main">
+                    <a:graphicData uri="http://schemas.openxmlformats.org/drawingml/2006/picture">
+                      <pic:pic xmlns:pic="http://schemas.openxmlformats.org/drawingml/2006/picture">
+                        <pic:nvPicPr>
+                          <pic:cNvPr id="109428610" name=""/>
+                          <pic:cNvPicPr/>
+                        </pic:nvPicPr>
+                        <pic:blipFill>
+                          <a:blip r:embed="rId44"/>
+                          <a:stretch>
+                            <a:fillRect/>
+                          </a:stretch>
+                        </pic:blipFill>
+                        <pic:spPr>
+                          <a:xfrm>
+                            <a:off x="0" y="0"/>
+                            <a:ext cx="873703" cy="579708"/>
+                          </a:xfrm>
+                          <a:prstGeom prst="rect">
+                            <a:avLst/>
+                          </a:prstGeom>
+                        </pic:spPr>
+                      </pic:pic>
+                    </a:graphicData>
+                  </a:graphic>
+                  <wp14:sizeRelH relativeFrom="margin">
+                    <wp14:pctWidth>0</wp14:pctWidth>
+                  </wp14:sizeRelH>
+                  <wp14:sizeRelV relativeFrom="margin">
+                    <wp14:pctHeight>0</wp14:pctHeight>
+                  </wp14:sizeRelV>
+                </wp:anchor>
+              </w:drawing>
+            </w:r>
+          </w:p>
+        </w:tc>
+        <w:tc>
+          <w:tcPr>
+            <w:tcW w:w="2160" w:type="dxa"/>
+          </w:tcPr>
+          <w:p>
+            <w:r>
+              <w:t>Negative values for the gap property are invalid. I changed this to gap: 0;</w:t>
+            </w:r>
+          </w:p>
+        </w:tc>
+      </w:tr>
+      <w:tr>
+        <w:tc>
+          <w:tcPr>
+            <w:tcW w:w="1460" w:type="dxa"/>
+          </w:tcPr>
+          <w:p>
+            <w:pPr>
+              <w:pStyle w:val="ListParagraph"/>
+              <w:ind w:left="0"/>
+              <w:rPr>
+                <w:noProof/>
+                <w:sz w:val="32"/>
+                <w:szCs w:val="32"/>
+              </w:rPr>
+            </w:pPr>
+            <w:r>
+              <w:rPr>
+                <w:noProof/>
+              </w:rPr>
+              <w:t>22/08/26</w:t>
+            </w:r>
+          </w:p>
+        </w:tc>
+        <w:tc>
+          <w:tcPr>
+            <w:tcW w:w="3186" w:type="dxa"/>
+          </w:tcPr>
+          <w:p>
+            <w:pPr>
+              <w:pStyle w:val="ListParagraph"/>
+              <w:ind w:left="0"/>
+              <w:rPr>
+                <w:noProof/>
+                <w:sz w:val="32"/>
+                <w:szCs w:val="32"/>
+              </w:rPr>
+            </w:pPr>
+          </w:p>
+        </w:tc>
+        <w:tc>
+          <w:tcPr>
+            <w:tcW w:w="3066" w:type="dxa"/>
+            <w:gridSpan w:val="2"/>
+          </w:tcPr>
+          <w:p>
+            <w:pPr>
+              <w:pStyle w:val="ListParagraph"/>
+              <w:ind w:left="0"/>
+              <w:rPr>
+                <w:b/>
+                <w:bCs/>
+                <w:noProof/>
+              </w:rPr>
+            </w:pPr>
+            <w:r>
+              <w:rPr>
+                <w:b/>
+                <w:bCs/>
+                <w:noProof/>
+              </w:rPr>
+              <w:drawing>
+                <wp:anchor distT="0" distB="0" distL="114300" distR="114300" simplePos="0" relativeHeight="251763712" behindDoc="0" locked="0" layoutInCell="1" allowOverlap="1" wp14:anchorId="3431C750" wp14:editId="18A0DD1E">
+                  <wp:simplePos x="0" y="0"/>
+                  <wp:positionH relativeFrom="column">
+                    <wp:posOffset>-65151</wp:posOffset>
+                  </wp:positionH>
+                  <wp:positionV relativeFrom="paragraph">
+                    <wp:posOffset>763778</wp:posOffset>
+                  </wp:positionV>
+                  <wp:extent cx="1807082" cy="556751"/>
+                  <wp:effectExtent l="0" t="0" r="3175" b="0"/>
+                  <wp:wrapSquare wrapText="bothSides"/>
+                  <wp:docPr id="1982479146" name="Picture 1"/>
+                  <wp:cNvGraphicFramePr>
+                    <a:graphicFrameLocks xmlns:a="http://schemas.openxmlformats.org/drawingml/2006/main" noChangeAspect="1"/>
+                  </wp:cNvGraphicFramePr>
+                  <a:graphic xmlns:a="http://schemas.openxmlformats.org/drawingml/2006/main">
+                    <a:graphicData uri="http://schemas.openxmlformats.org/drawingml/2006/picture">
+                      <pic:pic xmlns:pic="http://schemas.openxmlformats.org/drawingml/2006/picture">
+                        <pic:nvPicPr>
+                          <pic:cNvPr id="1982479146" name=""/>
+                          <pic:cNvPicPr/>
+                        </pic:nvPicPr>
+                        <pic:blipFill>
+                          <a:blip r:embed="rId45"/>
+                          <a:stretch>
+                            <a:fillRect/>
+                          </a:stretch>
+                        </pic:blipFill>
+                        <pic:spPr>
+                          <a:xfrm>
+                            <a:off x="0" y="0"/>
+                            <a:ext cx="1807082" cy="556751"/>
+                          </a:xfrm>
+                          <a:prstGeom prst="rect">
+                            <a:avLst/>
+                          </a:prstGeom>
+                        </pic:spPr>
+                      </pic:pic>
+                    </a:graphicData>
+                  </a:graphic>
+                  <wp14:sizeRelH relativeFrom="margin">
+                    <wp14:pctWidth>0</wp14:pctWidth>
+                  </wp14:sizeRelH>
+                  <wp14:sizeRelV relativeFrom="margin">
+                    <wp14:pctHeight>0</wp14:pctHeight>
+                  </wp14:sizeRelV>
+                </wp:anchor>
+              </w:drawing>
+            </w:r>
+            <w:r>
+              <w:rPr>
+                <w:noProof/>
+                <w:sz w:val="32"/>
+                <w:szCs w:val="32"/>
+              </w:rPr>
+              <w:drawing>
+                <wp:anchor distT="0" distB="0" distL="114300" distR="114300" simplePos="0" relativeHeight="251762688" behindDoc="0" locked="0" layoutInCell="1" allowOverlap="1" wp14:anchorId="3ABD7B50" wp14:editId="710D1DAE">
+                  <wp:simplePos x="0" y="0"/>
+                  <wp:positionH relativeFrom="column">
+                    <wp:posOffset>-65024</wp:posOffset>
+                  </wp:positionH>
+                  <wp:positionV relativeFrom="paragraph">
+                    <wp:posOffset>508</wp:posOffset>
+                  </wp:positionV>
+                  <wp:extent cx="1475232" cy="752847"/>
+                  <wp:effectExtent l="0" t="0" r="0" b="9525"/>
+                  <wp:wrapSquare wrapText="bothSides"/>
+                  <wp:docPr id="500492961" name="Picture 1"/>
+                  <wp:cNvGraphicFramePr>
+                    <a:graphicFrameLocks xmlns:a="http://schemas.openxmlformats.org/drawingml/2006/main" noChangeAspect="1"/>
+                  </wp:cNvGraphicFramePr>
+                  <a:graphic xmlns:a="http://schemas.openxmlformats.org/drawingml/2006/main">
+                    <a:graphicData uri="http://schemas.openxmlformats.org/drawingml/2006/picture">
+                      <pic:pic xmlns:pic="http://schemas.openxmlformats.org/drawingml/2006/picture">
+                        <pic:nvPicPr>
+                          <pic:cNvPr id="500492961" name=""/>
+                          <pic:cNvPicPr/>
+                        </pic:nvPicPr>
+                        <pic:blipFill>
+                          <a:blip r:embed="rId46"/>
+                          <a:stretch>
+                            <a:fillRect/>
+                          </a:stretch>
+                        </pic:blipFill>
+                        <pic:spPr>
+                          <a:xfrm>
+                            <a:off x="0" y="0"/>
+                            <a:ext cx="1475232" cy="752847"/>
+                          </a:xfrm>
+                          <a:prstGeom prst="rect">
+                            <a:avLst/>
+                          </a:prstGeom>
+                        </pic:spPr>
+                      </pic:pic>
+                    </a:graphicData>
+                  </a:graphic>
+                  <wp14:sizeRelH relativeFrom="margin">
+                    <wp14:pctWidth>0</wp14:pctWidth>
+                  </wp14:sizeRelH>
+                  <wp14:sizeRelV relativeFrom="margin">
+                    <wp14:pctHeight>0</wp14:pctHeight>
+                  </wp14:sizeRelV>
+                </wp:anchor>
+              </w:drawing>
+            </w:r>
+          </w:p>
+        </w:tc>
+        <w:tc>
+          <w:tcPr>
+            <w:tcW w:w="2160" w:type="dxa"/>
+          </w:tcPr>
+          <w:p>
+            <w:r>
+              <w:t xml:space="preserve">I created custom CSS properties called global variables. I use these for colors instead of typing out the complicated hex codes to prevent inconsistent or </w:t>
+            </w:r>
+            <w:r>
+              <w:lastRenderedPageBreak/>
+              <w:t xml:space="preserve">incorrect color values throughout my CSS. </w:t>
+            </w:r>
+          </w:p>
+        </w:tc>
+      </w:tr>
+      <w:tr>
+        <w:tc>
+          <w:tcPr>
+            <w:tcW w:w="1460" w:type="dxa"/>
+          </w:tcPr>
+          <w:p>
+            <w:pPr>
+              <w:pStyle w:val="ListParagraph"/>
+              <w:ind w:left="0"/>
+              <w:rPr>
+                <w:noProof/>
+                <w:sz w:val="32"/>
+                <w:szCs w:val="32"/>
+              </w:rPr>
+            </w:pPr>
+            <w:r>
+              <w:rPr>
+                <w:noProof/>
+              </w:rPr>
+              <w:lastRenderedPageBreak/>
+              <w:t>22/08/26</w:t>
+            </w:r>
+          </w:p>
+        </w:tc>
+        <w:tc>
+          <w:tcPr>
+            <w:tcW w:w="3186" w:type="dxa"/>
+          </w:tcPr>
+          <w:p>
+            <w:pPr>
+              <w:pStyle w:val="ListParagraph"/>
+              <w:ind w:left="0"/>
+              <w:rPr>
+                <w:noProof/>
+                <w:sz w:val="32"/>
+                <w:szCs w:val="32"/>
+              </w:rPr>
+            </w:pPr>
+            <w:r>
+              <w:rPr>
+                <w:noProof/>
+                <w:sz w:val="32"/>
+                <w:szCs w:val="32"/>
+              </w:rPr>
+              <w:drawing>
+                <wp:anchor distT="0" distB="0" distL="114300" distR="114300" simplePos="0" relativeHeight="251764736" behindDoc="0" locked="0" layoutInCell="1" allowOverlap="1" wp14:anchorId="09E4508A" wp14:editId="4D097EB0">
+                  <wp:simplePos x="0" y="0"/>
+                  <wp:positionH relativeFrom="column">
+                    <wp:posOffset>-65151</wp:posOffset>
+                  </wp:positionH>
+                  <wp:positionV relativeFrom="paragraph">
+                    <wp:posOffset>127</wp:posOffset>
+                  </wp:positionV>
+                  <wp:extent cx="1695831" cy="915210"/>
+                  <wp:effectExtent l="0" t="0" r="0" b="0"/>
+                  <wp:wrapSquare wrapText="bothSides"/>
+                  <wp:docPr id="991011418" name="Picture 1"/>
+                  <wp:cNvGraphicFramePr>
+                    <a:graphicFrameLocks xmlns:a="http://schemas.openxmlformats.org/drawingml/2006/main" noChangeAspect="1"/>
+                  </wp:cNvGraphicFramePr>
+                  <a:graphic xmlns:a="http://schemas.openxmlformats.org/drawingml/2006/main">
+                    <a:graphicData uri="http://schemas.openxmlformats.org/drawingml/2006/picture">
+                      <pic:pic xmlns:pic="http://schemas.openxmlformats.org/drawingml/2006/picture">
+                        <pic:nvPicPr>
+                          <pic:cNvPr id="991011418" name=""/>
+                          <pic:cNvPicPr/>
+                        </pic:nvPicPr>
+                        <pic:blipFill>
+                          <a:blip r:embed="rId47"/>
+                          <a:stretch>
+                            <a:fillRect/>
+                          </a:stretch>
+                        </pic:blipFill>
+                        <pic:spPr>
+                          <a:xfrm>
+                            <a:off x="0" y="0"/>
+                            <a:ext cx="1695831" cy="915210"/>
+                          </a:xfrm>
+                          <a:prstGeom prst="rect">
+                            <a:avLst/>
+                          </a:prstGeom>
+                        </pic:spPr>
+                      </pic:pic>
+                    </a:graphicData>
+                  </a:graphic>
+                  <wp14:sizeRelH relativeFrom="margin">
+                    <wp14:pctWidth>0</wp14:pctWidth>
+                  </wp14:sizeRelH>
+                  <wp14:sizeRelV relativeFrom="margin">
+                    <wp14:pctHeight>0</wp14:pctHeight>
+                  </wp14:sizeRelV>
+                </wp:anchor>
+              </w:drawing>
+            </w:r>
+          </w:p>
+        </w:tc>
+        <w:tc>
+          <w:tcPr>
+            <w:tcW w:w="3066" w:type="dxa"/>
+            <w:gridSpan w:val="2"/>
+          </w:tcPr>
+          <w:p>
+            <w:pPr>
+              <w:pStyle w:val="ListParagraph"/>
+              <w:ind w:left="0"/>
+              <w:rPr>
+                <w:b/>
+                <w:bCs/>
+                <w:noProof/>
+              </w:rPr>
+            </w:pPr>
+            <w:r>
+              <w:rPr>
+                <w:b/>
+                <w:bCs/>
+                <w:noProof/>
+              </w:rPr>
+              <w:drawing>
+                <wp:anchor distT="0" distB="0" distL="114300" distR="114300" simplePos="0" relativeHeight="251766784" behindDoc="0" locked="0" layoutInCell="1" allowOverlap="1" wp14:anchorId="5ACAAAA7" wp14:editId="090DBB71">
+                  <wp:simplePos x="0" y="0"/>
+                  <wp:positionH relativeFrom="column">
+                    <wp:posOffset>-65404</wp:posOffset>
+                  </wp:positionH>
+                  <wp:positionV relativeFrom="paragraph">
+                    <wp:posOffset>398400</wp:posOffset>
+                  </wp:positionV>
+                  <wp:extent cx="1318632" cy="755904"/>
+                  <wp:effectExtent l="0" t="0" r="0" b="6350"/>
+                  <wp:wrapSquare wrapText="bothSides"/>
+                  <wp:docPr id="949898513" name="Picture 1"/>
+                  <wp:cNvGraphicFramePr>
+                    <a:graphicFrameLocks xmlns:a="http://schemas.openxmlformats.org/drawingml/2006/main" noChangeAspect="1"/>
+                  </wp:cNvGraphicFramePr>
+                  <a:graphic xmlns:a="http://schemas.openxmlformats.org/drawingml/2006/main">
+                    <a:graphicData uri="http://schemas.openxmlformats.org/drawingml/2006/picture">
+                      <pic:pic xmlns:pic="http://schemas.openxmlformats.org/drawingml/2006/picture">
+                        <pic:nvPicPr>
+                          <pic:cNvPr id="949898513" name=""/>
+                          <pic:cNvPicPr/>
+                        </pic:nvPicPr>
+                        <pic:blipFill>
+                          <a:blip r:embed="rId48"/>
+                          <a:stretch>
+                            <a:fillRect/>
+                          </a:stretch>
+                        </pic:blipFill>
+                        <pic:spPr>
+                          <a:xfrm>
+                            <a:off x="0" y="0"/>
+                            <a:ext cx="1321319" cy="757445"/>
+                          </a:xfrm>
+                          <a:prstGeom prst="rect">
+                            <a:avLst/>
+                          </a:prstGeom>
+                        </pic:spPr>
+                      </pic:pic>
+                    </a:graphicData>
+                  </a:graphic>
+                  <wp14:sizeRelH relativeFrom="margin">
+                    <wp14:pctWidth>0</wp14:pctWidth>
+                  </wp14:sizeRelH>
+                  <wp14:sizeRelV relativeFrom="margin">
+                    <wp14:pctHeight>0</wp14:pctHeight>
+                  </wp14:sizeRelV>
+                </wp:anchor>
+              </w:drawing>
+            </w:r>
+            <w:r>
+              <w:rPr>
+                <w:b/>
+                <w:bCs/>
+                <w:noProof/>
+              </w:rPr>
+              <w:drawing>
+                <wp:anchor distT="0" distB="0" distL="114300" distR="114300" simplePos="0" relativeHeight="251765760" behindDoc="0" locked="0" layoutInCell="1" allowOverlap="1" wp14:anchorId="76D41100" wp14:editId="380A02B1">
+                  <wp:simplePos x="0" y="0"/>
+                  <wp:positionH relativeFrom="column">
+                    <wp:posOffset>-65278</wp:posOffset>
+                  </wp:positionH>
+                  <wp:positionV relativeFrom="paragraph">
+                    <wp:posOffset>27559</wp:posOffset>
+                  </wp:positionV>
+                  <wp:extent cx="1040129" cy="274594"/>
+                  <wp:effectExtent l="0" t="0" r="8255" b="0"/>
+                  <wp:wrapSquare wrapText="bothSides"/>
+                  <wp:docPr id="1053887015" name="Picture 1"/>
+                  <wp:cNvGraphicFramePr>
+                    <a:graphicFrameLocks xmlns:a="http://schemas.openxmlformats.org/drawingml/2006/main" noChangeAspect="1"/>
+                  </wp:cNvGraphicFramePr>
+                  <a:graphic xmlns:a="http://schemas.openxmlformats.org/drawingml/2006/main">
+                    <a:graphicData uri="http://schemas.openxmlformats.org/drawingml/2006/picture">
+                      <pic:pic xmlns:pic="http://schemas.openxmlformats.org/drawingml/2006/picture">
+                        <pic:nvPicPr>
+                          <pic:cNvPr id="1053887015" name=""/>
+                          <pic:cNvPicPr/>
+                        </pic:nvPicPr>
+                        <pic:blipFill>
+                          <a:blip r:embed="rId49"/>
+                          <a:stretch>
+                            <a:fillRect/>
+                          </a:stretch>
+                        </pic:blipFill>
+                        <pic:spPr>
+                          <a:xfrm>
+                            <a:off x="0" y="0"/>
+                            <a:ext cx="1040129" cy="274594"/>
+                          </a:xfrm>
+                          <a:prstGeom prst="rect">
+                            <a:avLst/>
+                          </a:prstGeom>
+                        </pic:spPr>
+                      </pic:pic>
+                    </a:graphicData>
+                  </a:graphic>
+                  <wp14:sizeRelH relativeFrom="margin">
+                    <wp14:pctWidth>0</wp14:pctWidth>
+                  </wp14:sizeRelH>
+                  <wp14:sizeRelV relativeFrom="margin">
+                    <wp14:pctHeight>0</wp14:pctHeight>
+                  </wp14:sizeRelV>
+                </wp:anchor>
+              </w:drawing>
+            </w:r>
+          </w:p>
+        </w:tc>
+        <w:tc>
+          <w:tcPr>
+            <w:tcW w:w="2160" w:type="dxa"/>
+          </w:tcPr>
+          <w:p>
+            <w:r>
+              <w:t>Adding additional root variables to get rid of some repeated RGB color codes throughout my code.</w:t>
+            </w:r>
+            <w:r>
+              <w:rPr>
+                <w:noProof/>
+              </w:rPr>
+              <w:t xml:space="preserve"> </w:t>
+            </w:r>
+          </w:p>
+        </w:tc>
+      </w:tr>
+      <w:tr>
+        <w:tc>
+          <w:tcPr>
+            <w:tcW w:w="1460" w:type="dxa"/>
+          </w:tcPr>
+          <w:p>
+            <w:pPr>
+              <w:pStyle w:val="ListParagraph"/>
+              <w:ind w:left="0"/>
+              <w:rPr>
+                <w:noProof/>
+                <w:sz w:val="32"/>
+                <w:szCs w:val="32"/>
+              </w:rPr>
+            </w:pPr>
+            <w:r>
+              <w:rPr>
+                <w:noProof/>
+              </w:rPr>
+              <w:t>22/08/26</w:t>
+            </w:r>
+          </w:p>
+        </w:tc>
+        <w:tc>
+          <w:tcPr>
+            <w:tcW w:w="3186" w:type="dxa"/>
+          </w:tcPr>
+          <w:p>
+            <w:pPr>
+              <w:pStyle w:val="ListParagraph"/>
+              <w:ind w:left="0"/>
+              <w:rPr>
+                <w:noProof/>
+                <w:sz w:val="32"/>
+                <w:szCs w:val="32"/>
+              </w:rPr>
+            </w:pPr>
+            <w:r>
+              <w:rPr>
+                <w:noProof/>
+                <w:sz w:val="32"/>
+                <w:szCs w:val="32"/>
+              </w:rPr>
+              <w:drawing>
+                <wp:anchor distT="0" distB="0" distL="114300" distR="114300" simplePos="0" relativeHeight="251767808" behindDoc="0" locked="0" layoutInCell="1" allowOverlap="1" wp14:anchorId="5387B23A" wp14:editId="7B3BCDAC">
+                  <wp:simplePos x="0" y="0"/>
+                  <wp:positionH relativeFrom="column">
+                    <wp:posOffset>-65405</wp:posOffset>
+                  </wp:positionH>
+                  <wp:positionV relativeFrom="paragraph">
+                    <wp:posOffset>198120</wp:posOffset>
+                  </wp:positionV>
+                  <wp:extent cx="1450975" cy="1023620"/>
+                  <wp:effectExtent l="0" t="0" r="0" b="5080"/>
+                  <wp:wrapSquare wrapText="bothSides"/>
+                  <wp:docPr id="264186714" name="Picture 1"/>
+                  <wp:cNvGraphicFramePr>
+                    <a:graphicFrameLocks xmlns:a="http://schemas.openxmlformats.org/drawingml/2006/main" noChangeAspect="1"/>
+                  </wp:cNvGraphicFramePr>
+                  <a:graphic xmlns:a="http://schemas.openxmlformats.org/drawingml/2006/main">
+                    <a:graphicData uri="http://schemas.openxmlformats.org/drawingml/2006/picture">
+                      <pic:pic xmlns:pic="http://schemas.openxmlformats.org/drawingml/2006/picture">
+                        <pic:nvPicPr>
+                          <pic:cNvPr id="264186714" name=""/>
+                          <pic:cNvPicPr/>
+                        </pic:nvPicPr>
+                        <pic:blipFill>
+                          <a:blip r:embed="rId50"/>
+                          <a:stretch>
+                            <a:fillRect/>
+                          </a:stretch>
+                        </pic:blipFill>
+                        <pic:spPr>
+                          <a:xfrm>
+                            <a:off x="0" y="0"/>
+                            <a:ext cx="1450975" cy="1023620"/>
+                          </a:xfrm>
+                          <a:prstGeom prst="rect">
+                            <a:avLst/>
+                          </a:prstGeom>
+                        </pic:spPr>
+                      </pic:pic>
+                    </a:graphicData>
+                  </a:graphic>
+                  <wp14:sizeRelH relativeFrom="margin">
+                    <wp14:pctWidth>0</wp14:pctWidth>
+                  </wp14:sizeRelH>
+                  <wp14:sizeRelV relativeFrom="margin">
+                    <wp14:pctHeight>0</wp14:pctHeight>
+                  </wp14:sizeRelV>
+                </wp:anchor>
+              </w:drawing>
+            </w:r>
+          </w:p>
+        </w:tc>
+        <w:tc>
+          <w:tcPr>
+            <w:tcW w:w="3066" w:type="dxa"/>
+            <w:gridSpan w:val="2"/>
+          </w:tcPr>
+          <w:p>
+            <w:pPr>
+              <w:pStyle w:val="ListParagraph"/>
+              <w:ind w:left="0"/>
+              <w:rPr>
+                <w:b/>
+                <w:bCs/>
+                <w:noProof/>
+              </w:rPr>
+            </w:pPr>
+          </w:p>
+          <w:p>
+            <w:pPr>
+              <w:pStyle w:val="ListParagraph"/>
+              <w:ind w:left="0"/>
+              <w:rPr>
+                <w:b/>
+                <w:bCs/>
+                <w:noProof/>
+              </w:rPr>
+            </w:pPr>
+            <w:r>
+              <w:rPr>
+                <w:b/>
+                <w:bCs/>
+                <w:noProof/>
+              </w:rPr>
+              <w:drawing>
+                <wp:anchor distT="0" distB="0" distL="114300" distR="114300" simplePos="0" relativeHeight="251769856" behindDoc="0" locked="0" layoutInCell="1" allowOverlap="1" wp14:anchorId="2C244209" wp14:editId="10B5976C">
+                  <wp:simplePos x="0" y="0"/>
+                  <wp:positionH relativeFrom="column">
+                    <wp:posOffset>7747</wp:posOffset>
+                  </wp:positionH>
+                  <wp:positionV relativeFrom="paragraph">
+                    <wp:posOffset>1709674</wp:posOffset>
+                  </wp:positionV>
+                  <wp:extent cx="1322008" cy="829056"/>
+                  <wp:effectExtent l="0" t="0" r="0" b="9525"/>
+                  <wp:wrapSquare wrapText="bothSides"/>
+                  <wp:docPr id="621040927" name="Picture 1"/>
+                  <wp:cNvGraphicFramePr>
+                    <a:graphicFrameLocks xmlns:a="http://schemas.openxmlformats.org/drawingml/2006/main" noChangeAspect="1"/>
+                  </wp:cNvGraphicFramePr>
+                  <a:graphic xmlns:a="http://schemas.openxmlformats.org/drawingml/2006/main">
+                    <a:graphicData uri="http://schemas.openxmlformats.org/drawingml/2006/picture">
+                      <pic:pic xmlns:pic="http://schemas.openxmlformats.org/drawingml/2006/picture">
+                        <pic:nvPicPr>
+                          <pic:cNvPr id="621040927" name=""/>
+                          <pic:cNvPicPr/>
+                        </pic:nvPicPr>
+                        <pic:blipFill>
+                          <a:blip r:embed="rId51"/>
+                          <a:stretch>
+                            <a:fillRect/>
+                          </a:stretch>
+                        </pic:blipFill>
+                        <pic:spPr>
+                          <a:xfrm>
+                            <a:off x="0" y="0"/>
+                            <a:ext cx="1322008" cy="829056"/>
+                          </a:xfrm>
+                          <a:prstGeom prst="rect">
+                            <a:avLst/>
+                          </a:prstGeom>
+                        </pic:spPr>
+                      </pic:pic>
+                    </a:graphicData>
+                  </a:graphic>
+                  <wp14:sizeRelH relativeFrom="margin">
+                    <wp14:pctWidth>0</wp14:pctWidth>
+                  </wp14:sizeRelH>
+                  <wp14:sizeRelV relativeFrom="margin">
+                    <wp14:pctHeight>0</wp14:pctHeight>
+                  </wp14:sizeRelV>
+                </wp:anchor>
+              </w:drawing>
+            </w:r>
+            <w:r>
+              <w:rPr>
+                <w:b/>
+                <w:bCs/>
+                <w:noProof/>
+              </w:rPr>
+              <w:drawing>
+                <wp:anchor distT="0" distB="0" distL="114300" distR="114300" simplePos="0" relativeHeight="251768832" behindDoc="0" locked="0" layoutInCell="1" allowOverlap="1" wp14:anchorId="6D9DA04F" wp14:editId="6AAE4825">
+                  <wp:simplePos x="0" y="0"/>
+                  <wp:positionH relativeFrom="column">
+                    <wp:posOffset>-65209</wp:posOffset>
+                  </wp:positionH>
+                  <wp:positionV relativeFrom="paragraph">
+                    <wp:posOffset>317500</wp:posOffset>
+                  </wp:positionV>
+                  <wp:extent cx="1696593" cy="1063591"/>
+                  <wp:effectExtent l="0" t="0" r="0" b="3810"/>
+                  <wp:wrapSquare wrapText="bothSides"/>
+                  <wp:docPr id="2137706691" name="Picture 1"/>
+                  <wp:cNvGraphicFramePr>
+                    <a:graphicFrameLocks xmlns:a="http://schemas.openxmlformats.org/drawingml/2006/main" noChangeAspect="1"/>
+                  </wp:cNvGraphicFramePr>
+                  <a:graphic xmlns:a="http://schemas.openxmlformats.org/drawingml/2006/main">
+                    <a:graphicData uri="http://schemas.openxmlformats.org/drawingml/2006/picture">
+                      <pic:pic xmlns:pic="http://schemas.openxmlformats.org/drawingml/2006/picture">
+                        <pic:nvPicPr>
+                          <pic:cNvPr id="2137706691" name=""/>
+                          <pic:cNvPicPr/>
+                        </pic:nvPicPr>
+                        <pic:blipFill>
+                          <a:blip r:embed="rId52"/>
+                          <a:stretch>
+                            <a:fillRect/>
+                          </a:stretch>
+                        </pic:blipFill>
+                        <pic:spPr>
+                          <a:xfrm>
+                            <a:off x="0" y="0"/>
+                            <a:ext cx="1696593" cy="1063591"/>
+                          </a:xfrm>
+                          <a:prstGeom prst="rect">
+                            <a:avLst/>
+                          </a:prstGeom>
+                        </pic:spPr>
+                      </pic:pic>
+                    </a:graphicData>
+                  </a:graphic>
+                  <wp14:sizeRelH relativeFrom="margin">
+                    <wp14:pctWidth>0</wp14:pctWidth>
+                  </wp14:sizeRelH>
+                  <wp14:sizeRelV relativeFrom="margin">
+                    <wp14:pctHeight>0</wp14:pctHeight>
+                  </wp14:sizeRelV>
+                </wp:anchor>
+              </w:drawing>
+            </w:r>
+          </w:p>
+        </w:tc>
+        <w:tc>
+          <w:tcPr>
+            <w:tcW w:w="2160" w:type="dxa"/>
+          </w:tcPr>
+          <w:p>
+            <w:r>
+              <w:t xml:space="preserve">My code has lots of repetitions of </w:t>
+            </w:r>
+            <w:r>
+              <w:t>font-family: "Urbanist", Arial, sans-serif</w:t>
+            </w:r>
+            <w:r>
+              <w:t xml:space="preserve">. I have it under the body{ } so most normal elements inherit the front anyway. I can optimize this by just deleting the font from those elements where </w:t>
+            </w:r>
+            <w:proofErr w:type="spellStart"/>
+            <w:r>
+              <w:t>its</w:t>
+            </w:r>
+            <w:proofErr w:type="spellEnd"/>
+            <w:r>
+              <w:t xml:space="preserve"> not required. </w:t>
+            </w:r>
+          </w:p>
+          <w:p/>
+          <w:p>
+            <w:r>
+              <w:t xml:space="preserve">I checked all of my HTML to ensure that all of the </w:t>
+            </w:r>
+            <w:proofErr w:type="spellStart"/>
+            <w:r>
+              <w:t>divs</w:t>
+            </w:r>
+            <w:proofErr w:type="spellEnd"/>
+            <w:r>
+              <w:t xml:space="preserve"> and text elements actually lie inside the body, and they so, hence </w:t>
+            </w:r>
+            <w:proofErr w:type="spellStart"/>
+            <w:r>
+              <w:t>its</w:t>
+            </w:r>
+            <w:proofErr w:type="spellEnd"/>
+            <w:r>
+              <w:t xml:space="preserve"> not going to affect anything getting rid of the fonts for the </w:t>
+            </w:r>
+            <w:proofErr w:type="spellStart"/>
+            <w:r>
+              <w:t>divs</w:t>
+            </w:r>
+            <w:proofErr w:type="spellEnd"/>
+            <w:r>
+              <w:t xml:space="preserve"> inside.</w:t>
+            </w:r>
+          </w:p>
+          <w:p/>
+          <w:p>
+            <w:r>
+              <w:t>Validation that the text still looks the same after I removed it from many elements and it did. The only one I didn’t do it for was the buttons because its deliberately there to overwrite the global button font.</w:t>
+            </w:r>
+          </w:p>
+        </w:tc>
+      </w:tr>
+      <w:tr>
+        <w:tc>
+          <w:tcPr>
+            <w:tcW w:w="1460" w:type="dxa"/>
+          </w:tcPr>
+          <w:p>
+            <w:pPr>
+              <w:pStyle w:val="ListParagraph"/>
+              <w:ind w:left="0"/>
+              <w:rPr>
+                <w:noProof/>
+                <w:sz w:val="32"/>
+                <w:szCs w:val="32"/>
+              </w:rPr>
+            </w:pPr>
+            <w:r>
+              <w:rPr>
+                <w:noProof/>
+              </w:rPr>
+              <w:lastRenderedPageBreak/>
+              <w:t>22/08/26</w:t>
+            </w:r>
+          </w:p>
+        </w:tc>
+        <w:tc>
+          <w:tcPr>
+            <w:tcW w:w="3186" w:type="dxa"/>
+          </w:tcPr>
+          <w:p>
+            <w:pPr>
+              <w:pStyle w:val="ListParagraph"/>
+              <w:ind w:left="0"/>
+              <w:rPr>
+                <w:noProof/>
+                <w:sz w:val="32"/>
+                <w:szCs w:val="32"/>
+              </w:rPr>
+            </w:pPr>
+            <w:r>
+              <w:rPr>
+                <w:noProof/>
+                <w:sz w:val="32"/>
+                <w:szCs w:val="32"/>
+              </w:rPr>
+              <w:drawing>
+                <wp:anchor distT="0" distB="0" distL="114300" distR="114300" simplePos="0" relativeHeight="251770880" behindDoc="0" locked="0" layoutInCell="1" allowOverlap="1" wp14:anchorId="581F4308" wp14:editId="0EC95CB3">
+                  <wp:simplePos x="0" y="0"/>
+                  <wp:positionH relativeFrom="column">
+                    <wp:posOffset>-65405</wp:posOffset>
+                  </wp:positionH>
+                  <wp:positionV relativeFrom="paragraph">
+                    <wp:posOffset>172720</wp:posOffset>
+                  </wp:positionV>
+                  <wp:extent cx="1484630" cy="1840865"/>
+                  <wp:effectExtent l="0" t="0" r="1270" b="6985"/>
+                  <wp:wrapSquare wrapText="bothSides"/>
+                  <wp:docPr id="1455696939" name="Picture 1"/>
+                  <wp:cNvGraphicFramePr>
+                    <a:graphicFrameLocks xmlns:a="http://schemas.openxmlformats.org/drawingml/2006/main" noChangeAspect="1"/>
+                  </wp:cNvGraphicFramePr>
+                  <a:graphic xmlns:a="http://schemas.openxmlformats.org/drawingml/2006/main">
+                    <a:graphicData uri="http://schemas.openxmlformats.org/drawingml/2006/picture">
+                      <pic:pic xmlns:pic="http://schemas.openxmlformats.org/drawingml/2006/picture">
+                        <pic:nvPicPr>
+                          <pic:cNvPr id="1455696939" name=""/>
+                          <pic:cNvPicPr/>
+                        </pic:nvPicPr>
+                        <pic:blipFill>
+                          <a:blip r:embed="rId53"/>
+                          <a:stretch>
+                            <a:fillRect/>
+                          </a:stretch>
+                        </pic:blipFill>
+                        <pic:spPr>
+                          <a:xfrm>
+                            <a:off x="0" y="0"/>
+                            <a:ext cx="1484630" cy="1840865"/>
+                          </a:xfrm>
+                          <a:prstGeom prst="rect">
+                            <a:avLst/>
+                          </a:prstGeom>
+                        </pic:spPr>
+                      </pic:pic>
+                    </a:graphicData>
+                  </a:graphic>
+                  <wp14:sizeRelH relativeFrom="margin">
+                    <wp14:pctWidth>0</wp14:pctWidth>
+                  </wp14:sizeRelH>
+                  <wp14:sizeRelV relativeFrom="margin">
+                    <wp14:pctHeight>0</wp14:pctHeight>
+                  </wp14:sizeRelV>
+                </wp:anchor>
+              </w:drawing>
+            </w:r>
+          </w:p>
+        </w:tc>
+        <w:tc>
+          <w:tcPr>
+            <w:tcW w:w="2340" w:type="dxa"/>
+          </w:tcPr>
+          <w:p>
+            <w:pPr>
+              <w:pStyle w:val="ListParagraph"/>
+              <w:ind w:left="0"/>
+              <w:rPr>
+                <w:b/>
+                <w:bCs/>
+                <w:noProof/>
+              </w:rPr>
+            </w:pPr>
+            <w:r>
+              <w:rPr>
+                <w:b/>
+                <w:bCs/>
+                <w:noProof/>
+              </w:rPr>
+              <w:drawing>
+                <wp:anchor distT="0" distB="0" distL="114300" distR="114300" simplePos="0" relativeHeight="251771904" behindDoc="0" locked="0" layoutInCell="1" allowOverlap="1" wp14:anchorId="6E365C56" wp14:editId="44E96F48">
+                  <wp:simplePos x="0" y="0"/>
+                  <wp:positionH relativeFrom="column">
+                    <wp:posOffset>-65405</wp:posOffset>
+                  </wp:positionH>
+                  <wp:positionV relativeFrom="paragraph">
+                    <wp:posOffset>115570</wp:posOffset>
+                  </wp:positionV>
+                  <wp:extent cx="1293800" cy="1567815"/>
+                  <wp:effectExtent l="0" t="0" r="1905" b="0"/>
+                  <wp:wrapSquare wrapText="bothSides"/>
+                  <wp:docPr id="840780732" name="Picture 1"/>
+                  <wp:cNvGraphicFramePr>
+                    <a:graphicFrameLocks xmlns:a="http://schemas.openxmlformats.org/drawingml/2006/main" noChangeAspect="1"/>
+                  </wp:cNvGraphicFramePr>
+                  <a:graphic xmlns:a="http://schemas.openxmlformats.org/drawingml/2006/main">
+                    <a:graphicData uri="http://schemas.openxmlformats.org/drawingml/2006/picture">
+                      <pic:pic xmlns:pic="http://schemas.openxmlformats.org/drawingml/2006/picture">
+                        <pic:nvPicPr>
+                          <pic:cNvPr id="840780732" name=""/>
+                          <pic:cNvPicPr/>
+                        </pic:nvPicPr>
+                        <pic:blipFill>
+                          <a:blip r:embed="rId54"/>
+                          <a:stretch>
+                            <a:fillRect/>
+                          </a:stretch>
+                        </pic:blipFill>
+                        <pic:spPr>
+                          <a:xfrm>
+                            <a:off x="0" y="0"/>
+                            <a:ext cx="1293800" cy="1567815"/>
+                          </a:xfrm>
+                          <a:prstGeom prst="rect">
+                            <a:avLst/>
+                          </a:prstGeom>
+                        </pic:spPr>
+                      </pic:pic>
+                    </a:graphicData>
+                  </a:graphic>
+                  <wp14:sizeRelH relativeFrom="margin">
+                    <wp14:pctWidth>0</wp14:pctWidth>
+                  </wp14:sizeRelH>
+                  <wp14:sizeRelV relativeFrom="margin">
+                    <wp14:pctHeight>0</wp14:pctHeight>
+                  </wp14:sizeRelV>
+                </wp:anchor>
+              </w:drawing>
+            </w:r>
+          </w:p>
+        </w:tc>
+        <w:tc>
+          <w:tcPr>
+            <w:tcW w:w="2886" w:type="dxa"/>
+            <w:gridSpan w:val="2"/>
+          </w:tcPr>
+          <w:p>
+            <w:r>
+              <w:t>Issue: excessive use of important in button styling. Global button selector applies website’s default button design, navigation buttons require different styling.</w:t>
+            </w:r>
+          </w:p>
+          <w:p/>
+          <w:p>
+            <w:r>
+              <w:t>Change made: removing the important tags from the .regular-button, and .Disclaimer-button rules.</w:t>
+            </w:r>
+          </w:p>
+          <w:p/>
+          <w:p>
+            <w:r>
+              <w:t xml:space="preserve">More specific selectors </w:t>
+            </w:r>
+            <w:proofErr w:type="spellStart"/>
+            <w:r>
+              <w:t>button.regular</w:t>
+            </w:r>
+            <w:proofErr w:type="spellEnd"/>
+            <w:r>
+              <w:t xml:space="preserve">-button and </w:t>
+            </w:r>
+            <w:proofErr w:type="spellStart"/>
+            <w:r>
+              <w:t>button.Disclaimer</w:t>
+            </w:r>
+            <w:proofErr w:type="spellEnd"/>
+            <w:r>
+              <w:t>-Button used to override global button styling.</w:t>
+            </w:r>
+          </w:p>
+          <w:p/>
+          <w:p>
+            <w:r>
+              <w:t xml:space="preserve">How come this change still overrides the global button for </w:t>
+            </w:r>
+            <w:proofErr w:type="spellStart"/>
+            <w:r>
+              <w:t>button.regular</w:t>
+            </w:r>
+            <w:proofErr w:type="spellEnd"/>
+            <w:r>
+              <w:t>-button?</w:t>
+            </w:r>
+          </w:p>
+          <w:p>
+            <w:r>
+              <w:t xml:space="preserve">Button has a specificity of 0,0,0,1. </w:t>
+            </w:r>
+            <w:proofErr w:type="spellStart"/>
+            <w:r>
+              <w:t>Button.regular</w:t>
+            </w:r>
+            <w:proofErr w:type="spellEnd"/>
+            <w:r>
+              <w:t xml:space="preserve">-button has a specificity of 0,0,1,1 meaning it is more specific than generic button selector. </w:t>
+            </w:r>
+          </w:p>
+          <w:p/>
+          <w:p>
+            <w:r>
+              <w:t>The browser knows it’s a button, but recognizes it’s specifically a regular-button so it uses the more specific CSS.</w:t>
+            </w:r>
+          </w:p>
+          <w:p/>
+          <w:p>
+            <w:r>
+              <w:t>Exactly the same thing done for the disclaimer buttons</w:t>
+            </w:r>
+          </w:p>
+          <w:p/>
+          <w:p>
+            <w:r>
+              <w:t>This reduced the unnecessary use of important tags which makes the CSS easier to maintain because there’s not a bunch of overwrites.</w:t>
+            </w:r>
+          </w:p>
+          <w:p/>
+          <w:p/>
+        </w:tc>
+      </w:tr>
+      <w:tr>
+        <w:tc>
+          <w:tcPr>
+            <w:tcW w:w="1460" w:type="dxa"/>
+          </w:tcPr>
+          <w:p>
+            <w:pPr>
+              <w:pStyle w:val="ListParagraph"/>
+              <w:ind w:left="0"/>
+              <w:rPr>
+                <w:noProof/>
+                <w:sz w:val="32"/>
+                <w:szCs w:val="32"/>
+              </w:rPr>
+            </w:pPr>
+          </w:p>
+        </w:tc>
+        <w:tc>
+          <w:tcPr>
+            <w:tcW w:w="3186" w:type="dxa"/>
+          </w:tcPr>
+          <w:p>
+            <w:pPr>
+              <w:pStyle w:val="ListParagraph"/>
+              <w:ind w:left="0"/>
+              <w:rPr>
+                <w:noProof/>
+                <w:sz w:val="32"/>
+                <w:szCs w:val="32"/>
+              </w:rPr>
+            </w:pPr>
+          </w:p>
+        </w:tc>
+        <w:tc>
+          <w:tcPr>
+            <w:tcW w:w="3066" w:type="dxa"/>
+            <w:gridSpan w:val="2"/>
+          </w:tcPr>
+          <w:p>
+            <w:pPr>
+              <w:pStyle w:val="ListParagraph"/>
+              <w:ind w:left="0"/>
+              <w:rPr>
+                <w:b/>
+                <w:bCs/>
+                <w:noProof/>
+              </w:rPr>
+            </w:pPr>
+          </w:p>
+        </w:tc>
+        <w:tc>
+          <w:tcPr>
+            <w:tcW w:w="2160" w:type="dxa"/>
+          </w:tcPr>
+          <w:p>
+            <w:pPr>
+              <w:pStyle w:val="ListParagraph"/>
+            </w:pPr>
+          </w:p>
+        </w:tc>
+      </w:tr>
+      <w:tr>
+        <w:tc>
+          <w:tcPr>
+            <w:tcW w:w="1460" w:type="dxa"/>
+          </w:tcPr>
+          <w:p>
+            <w:pPr>
+              <w:pStyle w:val="ListParagraph"/>
+              <w:ind w:left="0"/>
+              <w:rPr>
+                <w:noProof/>
+                <w:sz w:val="32"/>
+                <w:szCs w:val="32"/>
+              </w:rPr>
+            </w:pPr>
+          </w:p>
+        </w:tc>
+        <w:tc>
+          <w:tcPr>
+            <w:tcW w:w="3186" w:type="dxa"/>
+          </w:tcPr>
+          <w:p>
+            <w:pPr>
+              <w:pStyle w:val="ListParagraph"/>
+              <w:ind w:left="0"/>
+              <w:rPr>
+                <w:noProof/>
+                <w:sz w:val="32"/>
+                <w:szCs w:val="32"/>
+              </w:rPr>
+            </w:pPr>
+          </w:p>
+        </w:tc>
+        <w:tc>
+          <w:tcPr>
+            <w:tcW w:w="3066" w:type="dxa"/>
+            <w:gridSpan w:val="2"/>
+          </w:tcPr>
+          <w:p>
+            <w:pPr>
+              <w:pStyle w:val="ListParagraph"/>
+              <w:ind w:left="0"/>
+              <w:rPr>
+                <w:b/>
+                <w:bCs/>
+                <w:noProof/>
+              </w:rPr>
+            </w:pPr>
+          </w:p>
+        </w:tc>
+        <w:tc>
+          <w:tcPr>
+            <w:tcW w:w="2160" w:type="dxa"/>
+          </w:tcPr>
+          <w:p>
+            <w:pPr>
+              <w:pStyle w:val="ListParagraph"/>
+            </w:pPr>
+          </w:p>
+        </w:tc>
+      </w:tr>
+      <w:tr>
+        <w:tc>
+          <w:tcPr>
+            <w:tcW w:w="1460" w:type="dxa"/>
+          </w:tcPr>
+          <w:p>
+            <w:pPr>
+              <w:pStyle w:val="ListParagraph"/>
+              <w:ind w:left="0"/>
+              <w:rPr>
+                <w:noProof/>
+                <w:sz w:val="32"/>
+                <w:szCs w:val="32"/>
+              </w:rPr>
+            </w:pPr>
+          </w:p>
+        </w:tc>
+        <w:tc>
+          <w:tcPr>
+            <w:tcW w:w="3186" w:type="dxa"/>
+          </w:tcPr>
+          <w:p>
+            <w:pPr>
+              <w:pStyle w:val="ListParagraph"/>
+              <w:ind w:left="0"/>
+              <w:rPr>
+                <w:noProof/>
+                <w:sz w:val="32"/>
+                <w:szCs w:val="32"/>
+              </w:rPr>
+            </w:pPr>
+          </w:p>
+        </w:tc>
+        <w:tc>
+          <w:tcPr>
+            <w:tcW w:w="3066" w:type="dxa"/>
+            <w:gridSpan w:val="2"/>
+          </w:tcPr>
+          <w:p>
+            <w:pPr>
+              <w:pStyle w:val="ListParagraph"/>
+              <w:ind w:left="0"/>
+              <w:rPr>
+                <w:b/>
+                <w:bCs/>
+                <w:noProof/>
+              </w:rPr>
+            </w:pPr>
+          </w:p>
+        </w:tc>
+        <w:tc>
+          <w:tcPr>
+            <w:tcW w:w="2160" w:type="dxa"/>
+          </w:tcPr>
+          <w:p>
+            <w:pPr>
+              <w:pStyle w:val="ListParagraph"/>
+            </w:pPr>
+          </w:p>
+        </w:tc>
+      </w:tr>
+      <w:tr>
+        <w:tc>
+          <w:tcPr>
+            <w:tcW w:w="1460" w:type="dxa"/>
+          </w:tcPr>
+          <w:p>
+            <w:pPr>
+              <w:pStyle w:val="ListParagraph"/>
+              <w:ind w:left="0"/>
+              <w:rPr>
+                <w:noProof/>
+                <w:sz w:val="32"/>
+                <w:szCs w:val="32"/>
+              </w:rPr>
+            </w:pPr>
+          </w:p>
+        </w:tc>
+        <w:tc>
+          <w:tcPr>
+            <w:tcW w:w="3186" w:type="dxa"/>
+          </w:tcPr>
+          <w:p>
+            <w:pPr>
+              <w:pStyle w:val="ListParagraph"/>
+              <w:ind w:left="0"/>
+              <w:rPr>
+                <w:noProof/>
+                <w:sz w:val="32"/>
+                <w:szCs w:val="32"/>
+              </w:rPr>
+            </w:pPr>
+          </w:p>
+        </w:tc>
+        <w:tc>
+          <w:tcPr>
+            <w:tcW w:w="3066" w:type="dxa"/>
+            <w:gridSpan w:val="2"/>
+          </w:tcPr>
+          <w:p>
+            <w:pPr>
+              <w:pStyle w:val="ListParagraph"/>
+              <w:ind w:left="0"/>
+              <w:rPr>
+                <w:b/>
+                <w:bCs/>
+                <w:noProof/>
+              </w:rPr>
+            </w:pPr>
+          </w:p>
+        </w:tc>
+        <w:tc>
+          <w:tcPr>
+            <w:tcW w:w="2160" w:type="dxa"/>
+          </w:tcPr>
+          <w:p>
+            <w:pPr>
+              <w:pStyle w:val="ListParagraph"/>
+            </w:pPr>
+          </w:p>
+        </w:tc>
+      </w:tr>
+      <w:tr>
+        <w:tc>
+          <w:tcPr>
+            <w:tcW w:w="1460" w:type="dxa"/>
+          </w:tcPr>
+          <w:p>
+            <w:pPr>
+              <w:pStyle w:val="ListParagraph"/>
+              <w:ind w:left="0"/>
+              <w:rPr>
+                <w:noProof/>
+                <w:sz w:val="32"/>
+                <w:szCs w:val="32"/>
+              </w:rPr>
+            </w:pPr>
+          </w:p>
+        </w:tc>
+        <w:tc>
+          <w:tcPr>
+            <w:tcW w:w="3186" w:type="dxa"/>
+          </w:tcPr>
+          <w:p>
+            <w:pPr>
+              <w:pStyle w:val="ListParagraph"/>
+              <w:ind w:left="0"/>
+              <w:rPr>
+                <w:noProof/>
+                <w:sz w:val="32"/>
+                <w:szCs w:val="32"/>
+              </w:rPr>
+            </w:pPr>
+          </w:p>
+        </w:tc>
+        <w:tc>
+          <w:tcPr>
+            <w:tcW w:w="3066" w:type="dxa"/>
+            <w:gridSpan w:val="2"/>
+          </w:tcPr>
+          <w:p>
+            <w:pPr>
+              <w:pStyle w:val="ListParagraph"/>
+              <w:ind w:left="0"/>
+              <w:rPr>
+                <w:b/>
+                <w:bCs/>
+                <w:noProof/>
+              </w:rPr>
+            </w:pPr>
+          </w:p>
+        </w:tc>
+        <w:tc>
+          <w:tcPr>
+            <w:tcW w:w="2160" w:type="dxa"/>
+          </w:tcPr>
+          <w:p>
+            <w:pPr>
+              <w:pStyle w:val="ListParagraph"/>
+            </w:pPr>
+          </w:p>
+        </w:tc>
+      </w:tr>
+      <w:tr>
+        <w:tc>
+          <w:tcPr>
+            <w:tcW w:w="1460" w:type="dxa"/>
+          </w:tcPr>
+          <w:p>
+            <w:pPr>
+              <w:pStyle w:val="ListParagraph"/>
+              <w:ind w:left="0"/>
+              <w:rPr>
+                <w:noProof/>
+                <w:sz w:val="32"/>
+                <w:szCs w:val="32"/>
+              </w:rPr>
+            </w:pPr>
+          </w:p>
+        </w:tc>
+        <w:tc>
+          <w:tcPr>
+            <w:tcW w:w="3186" w:type="dxa"/>
+          </w:tcPr>
+          <w:p>
+            <w:pPr>
+              <w:pStyle w:val="ListParagraph"/>
+              <w:ind w:left="0"/>
+              <w:rPr>
+                <w:noProof/>
+                <w:sz w:val="32"/>
+                <w:szCs w:val="32"/>
+              </w:rPr>
+            </w:pPr>
+          </w:p>
+        </w:tc>
+        <w:tc>
+          <w:tcPr>
+            <w:tcW w:w="3066" w:type="dxa"/>
+            <w:gridSpan w:val="2"/>
+          </w:tcPr>
+          <w:p>
+            <w:pPr>
+              <w:pStyle w:val="ListParagraph"/>
+              <w:ind w:left="0"/>
+              <w:rPr>
+                <w:b/>
+                <w:bCs/>
+                <w:noProof/>
+              </w:rPr>
+            </w:pPr>
+          </w:p>
+        </w:tc>
+        <w:tc>
+          <w:tcPr>
+            <w:tcW w:w="2160" w:type="dxa"/>
+          </w:tcPr>
+          <w:p>
+            <w:pPr>
+              <w:pStyle w:val="ListParagraph"/>
+            </w:pPr>
+          </w:p>
+        </w:tc>
+      </w:tr>
+      <w:tr>
+        <w:tc>
+          <w:tcPr>
+            <w:tcW w:w="1460" w:type="dxa"/>
+          </w:tcPr>
+          <w:p>
+            <w:pPr>
+              <w:pStyle w:val="ListParagraph"/>
+              <w:ind w:left="0"/>
+              <w:rPr>
+                <w:noProof/>
+                <w:sz w:val="32"/>
+                <w:szCs w:val="32"/>
+              </w:rPr>
+            </w:pPr>
+          </w:p>
+        </w:tc>
+        <w:tc>
+          <w:tcPr>
+            <w:tcW w:w="3186" w:type="dxa"/>
+          </w:tcPr>
+          <w:p>
+            <w:pPr>
+              <w:pStyle w:val="ListParagraph"/>
+              <w:ind w:left="0"/>
+              <w:rPr>
+                <w:noProof/>
+                <w:sz w:val="32"/>
+                <w:szCs w:val="32"/>
+              </w:rPr>
+            </w:pPr>
+          </w:p>
+        </w:tc>
+        <w:tc>
+          <w:tcPr>
+            <w:tcW w:w="3066" w:type="dxa"/>
+            <w:gridSpan w:val="2"/>
+          </w:tcPr>
+          <w:p>
+            <w:pPr>
+              <w:pStyle w:val="ListParagraph"/>
+              <w:ind w:left="0"/>
+              <w:rPr>
+                <w:b/>
+                <w:bCs/>
+                <w:noProof/>
+              </w:rPr>
+            </w:pPr>
+          </w:p>
+        </w:tc>
+        <w:tc>
+          <w:tcPr>
+            <w:tcW w:w="2160" w:type="dxa"/>
+          </w:tcPr>
+          <w:p>
+            <w:pPr>
+              <w:pStyle w:val="ListParagraph"/>
+            </w:pPr>
+          </w:p>
+        </w:tc>
+      </w:tr>
+      <w:tr>
+        <w:tc>
+          <w:tcPr>
+            <w:tcW w:w="1460" w:type="dxa"/>
+          </w:tcPr>
+          <w:p>
+            <w:pPr>
+              <w:pStyle w:val="ListParagraph"/>
+              <w:ind w:left="0"/>
+              <w:rPr>
+                <w:noProof/>
+                <w:sz w:val="32"/>
+                <w:szCs w:val="32"/>
+              </w:rPr>
+            </w:pPr>
+          </w:p>
+        </w:tc>
+        <w:tc>
+          <w:tcPr>
+            <w:tcW w:w="3186" w:type="dxa"/>
+          </w:tcPr>
+          <w:p>
+            <w:pPr>
+              <w:pStyle w:val="ListParagraph"/>
+              <w:ind w:left="0"/>
+              <w:rPr>
+                <w:noProof/>
+                <w:sz w:val="32"/>
+                <w:szCs w:val="32"/>
+              </w:rPr>
+            </w:pPr>
+          </w:p>
+        </w:tc>
+        <w:tc>
+          <w:tcPr>
+            <w:tcW w:w="3066" w:type="dxa"/>
+            <w:gridSpan w:val="2"/>
+          </w:tcPr>
+          <w:p>
+            <w:pPr>
+              <w:pStyle w:val="ListParagraph"/>
+              <w:ind w:left="0"/>
+              <w:rPr>
+                <w:b/>
+                <w:bCs/>
+                <w:noProof/>
+              </w:rPr>
+            </w:pPr>
+          </w:p>
+        </w:tc>
+        <w:tc>
+          <w:tcPr>
+            <w:tcW w:w="2160" w:type="dxa"/>
+          </w:tcPr>
+          <w:p>
+            <w:pPr>
+              <w:pStyle w:val="ListParagraph"/>
+            </w:pPr>
+          </w:p>
+        </w:tc>
+      </w:tr>
+      <w:tr>
+        <w:tc>
+          <w:tcPr>
+            <w:tcW w:w="1460" w:type="dxa"/>
+          </w:tcPr>
+          <w:p>
+            <w:pPr>
+              <w:pStyle w:val="ListParagraph"/>
+              <w:ind w:left="0"/>
+              <w:rPr>
+                <w:noProof/>
+                <w:sz w:val="32"/>
+                <w:szCs w:val="32"/>
+              </w:rPr>
+            </w:pPr>
+          </w:p>
+        </w:tc>
+        <w:tc>
+          <w:tcPr>
+            <w:tcW w:w="3186" w:type="dxa"/>
+          </w:tcPr>
+          <w:p>
+            <w:pPr>
+              <w:pStyle w:val="ListParagraph"/>
+              <w:ind w:left="0"/>
+              <w:rPr>
+                <w:noProof/>
+                <w:sz w:val="32"/>
+                <w:szCs w:val="32"/>
+              </w:rPr>
+            </w:pPr>
+          </w:p>
+        </w:tc>
+        <w:tc>
+          <w:tcPr>
+            <w:tcW w:w="3066" w:type="dxa"/>
+            <w:gridSpan w:val="2"/>
+          </w:tcPr>
+          <w:p>
+            <w:pPr>
+              <w:pStyle w:val="ListParagraph"/>
+              <w:ind w:left="0"/>
+              <w:rPr>
+                <w:b/>
+                <w:bCs/>
+                <w:noProof/>
+              </w:rPr>
+            </w:pPr>
+          </w:p>
+        </w:tc>
+        <w:tc>
+          <w:tcPr>
+            <w:tcW w:w="2160" w:type="dxa"/>
+          </w:tcPr>
+          <w:p>
+            <w:pPr>
+              <w:pStyle w:val="ListParagraph"/>
+            </w:pPr>
+          </w:p>
+        </w:tc>
+      </w:tr>
+      <w:tr>
+        <w:tc>
+          <w:tcPr>
+            <w:tcW w:w="1460" w:type="dxa"/>
+          </w:tcPr>
+          <w:p>
+            <w:pPr>
+              <w:pStyle w:val="ListParagraph"/>
+              <w:ind w:left="0"/>
+              <w:rPr>
+                <w:noProof/>
+                <w:sz w:val="32"/>
+                <w:szCs w:val="32"/>
+              </w:rPr>
+            </w:pPr>
+          </w:p>
+        </w:tc>
+        <w:tc>
+          <w:tcPr>
+            <w:tcW w:w="3186" w:type="dxa"/>
+          </w:tcPr>
+          <w:p>
+            <w:pPr>
+              <w:pStyle w:val="ListParagraph"/>
+              <w:ind w:left="0"/>
+              <w:rPr>
+                <w:noProof/>
+                <w:sz w:val="32"/>
+                <w:szCs w:val="32"/>
+              </w:rPr>
+            </w:pPr>
+          </w:p>
+        </w:tc>
+        <w:tc>
+          <w:tcPr>
+            <w:tcW w:w="3066" w:type="dxa"/>
+            <w:gridSpan w:val="2"/>
+          </w:tcPr>
+          <w:p>
+            <w:pPr>
+              <w:pStyle w:val="ListParagraph"/>
+              <w:ind w:left="0"/>
+              <w:rPr>
+                <w:b/>
+                <w:bCs/>
+                <w:noProof/>
+              </w:rPr>
+            </w:pPr>
+          </w:p>
+        </w:tc>
+        <w:tc>
+          <w:tcPr>
+            <w:tcW w:w="2160" w:type="dxa"/>
+          </w:tcPr>
+          <w:p>
+            <w:pPr>
+              <w:pStyle w:val="ListParagraph"/>
+            </w:pPr>
+          </w:p>
+        </w:tc>
+      </w:tr>
+      <w:tr>
+        <w:tc>
+          <w:tcPr>
+            <w:tcW w:w="1460" w:type="dxa"/>
+          </w:tcPr>
+          <w:p>
+            <w:pPr>
+              <w:pStyle w:val="ListParagraph"/>
+              <w:ind w:left="0"/>
+              <w:rPr>
+                <w:noProof/>
+                <w:sz w:val="32"/>
+                <w:szCs w:val="32"/>
+              </w:rPr>
+            </w:pPr>
+          </w:p>
+        </w:tc>
+        <w:tc>
+          <w:tcPr>
+            <w:tcW w:w="3186" w:type="dxa"/>
+          </w:tcPr>
+          <w:p>
+            <w:pPr>
+              <w:pStyle w:val="ListParagraph"/>
+              <w:ind w:left="0"/>
+              <w:rPr>
+                <w:noProof/>
+                <w:sz w:val="32"/>
+                <w:szCs w:val="32"/>
+              </w:rPr>
+            </w:pPr>
+          </w:p>
+        </w:tc>
+        <w:tc>
+          <w:tcPr>
+            <w:tcW w:w="3066" w:type="dxa"/>
+            <w:gridSpan w:val="2"/>
+          </w:tcPr>
+          <w:p>
+            <w:pPr>
+              <w:pStyle w:val="ListParagraph"/>
+              <w:ind w:left="0"/>
+              <w:rPr>
+                <w:b/>
+                <w:bCs/>
+                <w:noProof/>
+              </w:rPr>
+            </w:pPr>
+          </w:p>
+        </w:tc>
+        <w:tc>
+          <w:tcPr>
+            <w:tcW w:w="2160" w:type="dxa"/>
+          </w:tcPr>
+          <w:p>
+            <w:pPr>
+              <w:pStyle w:val="ListParagraph"/>
+            </w:pPr>
+          </w:p>
+        </w:tc>
+      </w:tr>
+      <w:tr>
+        <w:tc>
+          <w:tcPr>
+            <w:tcW w:w="1460" w:type="dxa"/>
+          </w:tcPr>
+          <w:p>
+            <w:pPr>
+              <w:pStyle w:val="ListParagraph"/>
+              <w:ind w:left="0"/>
+              <w:rPr>
+                <w:noProof/>
+                <w:sz w:val="32"/>
+                <w:szCs w:val="32"/>
+              </w:rPr>
+            </w:pPr>
+          </w:p>
+        </w:tc>
+        <w:tc>
+          <w:tcPr>
+            <w:tcW w:w="3186" w:type="dxa"/>
+          </w:tcPr>
+          <w:p>
+            <w:pPr>
+              <w:pStyle w:val="ListParagraph"/>
+              <w:ind w:left="0"/>
+              <w:rPr>
+                <w:noProof/>
+                <w:sz w:val="32"/>
+                <w:szCs w:val="32"/>
+              </w:rPr>
+            </w:pPr>
+          </w:p>
+        </w:tc>
+        <w:tc>
+          <w:tcPr>
+            <w:tcW w:w="3066" w:type="dxa"/>
+            <w:gridSpan w:val="2"/>
+          </w:tcPr>
+          <w:p>
+            <w:pPr>
+              <w:pStyle w:val="ListParagraph"/>
+              <w:ind w:left="0"/>
+              <w:rPr>
+                <w:b/>
+                <w:bCs/>
+                <w:noProof/>
+              </w:rPr>
+            </w:pPr>
+          </w:p>
+        </w:tc>
+        <w:tc>
+          <w:tcPr>
+            <w:tcW w:w="2160" w:type="dxa"/>
+          </w:tcPr>
+          <w:p>
+            <w:pPr>
+              <w:pStyle w:val="ListParagraph"/>
+            </w:pPr>
+          </w:p>
+        </w:tc>
+      </w:tr>
+      <w:tr>
+        <w:tc>
+          <w:tcPr>
+            <w:tcW w:w="1460" w:type="dxa"/>
+          </w:tcPr>
+          <w:p>
+            <w:pPr>
+              <w:pStyle w:val="ListParagraph"/>
+              <w:ind w:left="0"/>
+              <w:rPr>
+                <w:noProof/>
+                <w:sz w:val="32"/>
+                <w:szCs w:val="32"/>
+              </w:rPr>
+            </w:pPr>
+          </w:p>
+        </w:tc>
+        <w:tc>
+          <w:tcPr>
+            <w:tcW w:w="3186" w:type="dxa"/>
+          </w:tcPr>
+          <w:p>
+            <w:pPr>
+              <w:pStyle w:val="ListParagraph"/>
+              <w:ind w:left="0"/>
+              <w:rPr>
+                <w:noProof/>
+                <w:sz w:val="32"/>
+                <w:szCs w:val="32"/>
+              </w:rPr>
+            </w:pPr>
+          </w:p>
+        </w:tc>
+        <w:tc>
+          <w:tcPr>
+            <w:tcW w:w="3066" w:type="dxa"/>
+            <w:gridSpan w:val="2"/>
+          </w:tcPr>
+          <w:p>
+            <w:pPr>
+              <w:pStyle w:val="ListParagraph"/>
+              <w:ind w:left="0"/>
+              <w:rPr>
+                <w:b/>
+                <w:bCs/>
+                <w:noProof/>
+              </w:rPr>
+            </w:pPr>
+          </w:p>
+        </w:tc>
+        <w:tc>
+          <w:tcPr>
+            <w:tcW w:w="2160" w:type="dxa"/>
+          </w:tcPr>
+          <w:p>
+            <w:pPr>
+              <w:pStyle w:val="ListParagraph"/>
+            </w:pPr>
+          </w:p>
+        </w:tc>
+      </w:tr>
+      <w:tr>
+        <w:tc>
+          <w:tcPr>
+            <w:tcW w:w="1460" w:type="dxa"/>
+          </w:tcPr>
+          <w:p>
+            <w:pPr>
+              <w:pStyle w:val="ListParagraph"/>
+              <w:ind w:left="0"/>
+              <w:rPr>
+                <w:noProof/>
+                <w:sz w:val="32"/>
+                <w:szCs w:val="32"/>
+              </w:rPr>
+            </w:pPr>
+          </w:p>
+        </w:tc>
+        <w:tc>
+          <w:tcPr>
+            <w:tcW w:w="3186" w:type="dxa"/>
+          </w:tcPr>
+          <w:p>
+            <w:pPr>
+              <w:pStyle w:val="ListParagraph"/>
+              <w:ind w:left="0"/>
+              <w:rPr>
+                <w:noProof/>
+                <w:sz w:val="32"/>
+                <w:szCs w:val="32"/>
+              </w:rPr>
+            </w:pPr>
+          </w:p>
+        </w:tc>
+        <w:tc>
+          <w:tcPr>
+            <w:tcW w:w="3066" w:type="dxa"/>
+            <w:gridSpan w:val="2"/>
+          </w:tcPr>
+          <w:p>
+            <w:pPr>
+              <w:pStyle w:val="ListParagraph"/>
+              <w:ind w:left="0"/>
+              <w:rPr>
+                <w:b/>
+                <w:bCs/>
+                <w:noProof/>
+              </w:rPr>
+            </w:pPr>
+          </w:p>
+        </w:tc>
+        <w:tc>
+          <w:tcPr>
+            <w:tcW w:w="2160" w:type="dxa"/>
+          </w:tcPr>
+          <w:p>
+            <w:pPr>
+              <w:pStyle w:val="ListParagraph"/>
+            </w:pPr>
+          </w:p>
+        </w:tc>
+      </w:tr>
+      <w:tr>
+        <w:tc>
+          <w:tcPr>
+            <w:tcW w:w="1460" w:type="dxa"/>
+          </w:tcPr>
+          <w:p>
+            <w:pPr>
+              <w:pStyle w:val="ListParagraph"/>
+              <w:ind w:left="0"/>
+              <w:rPr>
+                <w:noProof/>
+                <w:sz w:val="32"/>
+                <w:szCs w:val="32"/>
+              </w:rPr>
+            </w:pPr>
+          </w:p>
+        </w:tc>
+        <w:tc>
+          <w:tcPr>
+            <w:tcW w:w="3186" w:type="dxa"/>
+          </w:tcPr>
+          <w:p>
+            <w:pPr>
+              <w:pStyle w:val="ListParagraph"/>
+              <w:ind w:left="0"/>
+              <w:rPr>
+                <w:noProof/>
+                <w:sz w:val="32"/>
+                <w:szCs w:val="32"/>
+              </w:rPr>
+            </w:pPr>
+          </w:p>
+        </w:tc>
+        <w:tc>
+          <w:tcPr>
+            <w:tcW w:w="3066" w:type="dxa"/>
+            <w:gridSpan w:val="2"/>
+          </w:tcPr>
+          <w:p>
+            <w:pPr>
+              <w:pStyle w:val="ListParagraph"/>
+              <w:ind w:left="0"/>
+              <w:rPr>
+                <w:b/>
+                <w:bCs/>
+                <w:noProof/>
+              </w:rPr>
+            </w:pPr>
+          </w:p>
+        </w:tc>
+        <w:tc>
+          <w:tcPr>
+            <w:tcW w:w="2160" w:type="dxa"/>
+          </w:tcPr>
+          <w:p>
+            <w:pPr>
+              <w:pStyle w:val="ListParagraph"/>
+            </w:pPr>
+          </w:p>
+        </w:tc>
+      </w:tr>
+      <w:tr>
+        <w:tc>
+          <w:tcPr>
+            <w:tcW w:w="1460" w:type="dxa"/>
+          </w:tcPr>
+          <w:p>
+            <w:pPr>
+              <w:pStyle w:val="ListParagraph"/>
+              <w:ind w:left="0"/>
+              <w:rPr>
+                <w:noProof/>
+                <w:sz w:val="32"/>
+                <w:szCs w:val="32"/>
+              </w:rPr>
+            </w:pPr>
+          </w:p>
+        </w:tc>
+        <w:tc>
+          <w:tcPr>
+            <w:tcW w:w="3186" w:type="dxa"/>
+          </w:tcPr>
+          <w:p>
+            <w:pPr>
+              <w:pStyle w:val="ListParagraph"/>
+              <w:ind w:left="0"/>
+              <w:rPr>
+                <w:noProof/>
+                <w:sz w:val="32"/>
+                <w:szCs w:val="32"/>
+              </w:rPr>
+            </w:pPr>
+          </w:p>
+        </w:tc>
+        <w:tc>
+          <w:tcPr>
+            <w:tcW w:w="3066" w:type="dxa"/>
+            <w:gridSpan w:val="2"/>
+          </w:tcPr>
+          <w:p>
+            <w:pPr>
+              <w:pStyle w:val="ListParagraph"/>
+              <w:ind w:left="0"/>
+              <w:rPr>
+                <w:b/>
+                <w:bCs/>
+                <w:noProof/>
+              </w:rPr>
+            </w:pPr>
+          </w:p>
+        </w:tc>
+        <w:tc>
+          <w:tcPr>
+            <w:tcW w:w="2160" w:type="dxa"/>
+          </w:tcPr>
+          <w:p>
+            <w:pPr>
+              <w:pStyle w:val="ListParagraph"/>
+            </w:pPr>
+          </w:p>
+        </w:tc>
+      </w:tr>
+    </w:tbl>
     <w:p>
       <w:pPr>
         <w:pStyle w:val="ListParagraph"/>
@@ -3194,7 +7422,7 @@
           <w:u w:val="single"/>
         </w:rPr>
         <w:drawing>
-          <wp:anchor distT="0" distB="0" distL="114300" distR="114300" simplePos="0" relativeHeight="251663360" behindDoc="0" locked="0" layoutInCell="1" allowOverlap="1" wp14:anchorId="6F1703F9" wp14:editId="392B05D3">
+          <wp:anchor distT="0" distB="0" distL="114300" distR="114300" simplePos="0" relativeHeight="251663360" behindDoc="0" locked="0" layoutInCell="1" allowOverlap="1" wp14:anchorId="6F1703F9" wp14:editId="3F7EA645">
             <wp:simplePos x="0" y="0"/>
             <wp:positionH relativeFrom="margin">
               <wp:posOffset>4105337</wp:posOffset>
@@ -3217,7 +7445,7 @@
                     <pic:cNvPicPr/>
                   </pic:nvPicPr>
                   <pic:blipFill>
-                    <a:blip r:embed="rId24"/>
+                    <a:blip r:embed="rId55"/>
                     <a:stretch>
                       <a:fillRect/>
                     </a:stretch>
@@ -3337,7 +7565,6 @@
     </w:p>
     <w:p>
       <w:r>
-        <w:lastRenderedPageBreak/>
         <w:t>My eye was attracted to the glowing button first on the landing page</w:t>
       </w:r>
       <w:r>
@@ -3363,7 +7590,15 @@
     </w:p>
     <w:p>
       <w:r>
-        <w:t>I think that it has a nice colour scheme. And there are some nice aminations that you have added from the nicegui.</w:t>
+        <w:t xml:space="preserve">I think that it has a nice colour scheme. And there are some nice aminations that you have added from the </w:t>
+      </w:r>
+      <w:proofErr w:type="spellStart"/>
+      <w:r>
+        <w:t>nicegui</w:t>
+      </w:r>
+      <w:proofErr w:type="spellEnd"/>
+      <w:r>
+        <w:t>.</w:t>
       </w:r>
       <w:r>
         <w:t xml:space="preserve"> </w:t>
@@ -3405,7 +7640,23 @@
           <w:highlight w:val="yellow"/>
           <w:u w:val="single"/>
         </w:rPr>
-        <w:t>My nextsteps for you:</w:t>
+        <w:t xml:space="preserve">My </w:t>
+      </w:r>
+      <w:proofErr w:type="spellStart"/>
+      <w:r>
+        <w:rPr>
+          <w:highlight w:val="yellow"/>
+          <w:u w:val="single"/>
+        </w:rPr>
+        <w:t>nextsteps</w:t>
+      </w:r>
+      <w:proofErr w:type="spellEnd"/>
+      <w:r>
+        <w:rPr>
+          <w:highlight w:val="yellow"/>
+          <w:u w:val="single"/>
+        </w:rPr>
+        <w:t xml:space="preserve"> for you:</w:t>
       </w:r>
     </w:p>
     <w:p>
@@ -3591,12 +7842,27 @@
           <w:highlight w:val="yellow"/>
           <w:u w:val="single"/>
         </w:rPr>
-        <w:t>My nextsteps for you:</w:t>
-      </w:r>
-    </w:p>
-    <w:p>
-      <w:r>
-        <w:lastRenderedPageBreak/>
+        <w:t xml:space="preserve">My </w:t>
+      </w:r>
+      <w:proofErr w:type="spellStart"/>
+      <w:r>
+        <w:rPr>
+          <w:highlight w:val="yellow"/>
+          <w:u w:val="single"/>
+        </w:rPr>
+        <w:t>nextsteps</w:t>
+      </w:r>
+      <w:proofErr w:type="spellEnd"/>
+      <w:r>
+        <w:rPr>
+          <w:highlight w:val="yellow"/>
+          <w:u w:val="single"/>
+        </w:rPr>
+        <w:t xml:space="preserve"> for you:</w:t>
+      </w:r>
+    </w:p>
+    <w:p>
+      <w:r>
         <w:t>Put some more contents on the front of the page.</w:t>
       </w:r>
       <w:r>
@@ -3667,7 +7933,23 @@
           <w:highlight w:val="yellow"/>
           <w:u w:val="single"/>
         </w:rPr>
-        <w:t>My nextsteps for you:</w:t>
+        <w:t xml:space="preserve">My </w:t>
+      </w:r>
+      <w:proofErr w:type="spellStart"/>
+      <w:r>
+        <w:rPr>
+          <w:highlight w:val="yellow"/>
+          <w:u w:val="single"/>
+        </w:rPr>
+        <w:t>nextsteps</w:t>
+      </w:r>
+      <w:proofErr w:type="spellEnd"/>
+      <w:r>
+        <w:rPr>
+          <w:highlight w:val="yellow"/>
+          <w:u w:val="single"/>
+        </w:rPr>
+        <w:t xml:space="preserve"> for you:</w:t>
       </w:r>
     </w:p>
     <w:p>
@@ -3682,7 +7964,15 @@
     </w:p>
     <w:p>
       <w:r>
-        <w:t>Keep title color the same</w:t>
+        <w:t xml:space="preserve">Keep title </w:t>
+      </w:r>
+      <w:proofErr w:type="spellStart"/>
+      <w:r>
+        <w:t>color</w:t>
+      </w:r>
+      <w:proofErr w:type="spellEnd"/>
+      <w:r>
+        <w:t xml:space="preserve"> the same</w:t>
       </w:r>
     </w:p>
     <w:p>
@@ -3745,6 +8035,7 @@
           <w:sz w:val="28"/>
           <w:szCs w:val="28"/>
         </w:rPr>
+        <w:lastRenderedPageBreak/>
         <w:t>What my interface currently looks like:</w:t>
       </w:r>
     </w:p>
@@ -3786,7 +8077,7 @@
                     <pic:cNvPicPr/>
                   </pic:nvPicPr>
                   <pic:blipFill>
-                    <a:blip r:embed="rId25"/>
+                    <a:blip r:embed="rId56"/>
                     <a:stretch>
                       <a:fillRect/>
                     </a:stretch>
@@ -3841,7 +8132,7 @@
                     <pic:cNvPicPr/>
                   </pic:nvPicPr>
                   <pic:blipFill>
-                    <a:blip r:embed="rId26"/>
+                    <a:blip r:embed="rId57"/>
                     <a:stretch>
                       <a:fillRect/>
                     </a:stretch>
@@ -3900,7 +8191,7 @@
                     <pic:cNvPicPr/>
                   </pic:nvPicPr>
                   <pic:blipFill>
-                    <a:blip r:embed="rId27"/>
+                    <a:blip r:embed="rId58"/>
                     <a:stretch>
                       <a:fillRect/>
                     </a:stretch>
@@ -3998,7 +8289,7 @@
                     <pic:cNvPicPr/>
                   </pic:nvPicPr>
                   <pic:blipFill>
-                    <a:blip r:embed="rId28"/>
+                    <a:blip r:embed="rId59"/>
                     <a:stretch>
                       <a:fillRect/>
                     </a:stretch>
@@ -4050,8 +8341,10 @@
     <w:p>
       <w:r>
         <w:rPr>
+          <w:noProof/>
           <w:u w:val="single"/>
         </w:rPr>
+        <w:lastRenderedPageBreak/>
         <w:drawing>
           <wp:anchor distT="0" distB="0" distL="114300" distR="114300" simplePos="0" relativeHeight="251696128" behindDoc="0" locked="0" layoutInCell="1" allowOverlap="1" wp14:anchorId="317FC2E7" wp14:editId="004DE928">
             <wp:simplePos x="0" y="0"/>
@@ -4076,7 +8369,7 @@
                     <pic:cNvPicPr/>
                   </pic:nvPicPr>
                   <pic:blipFill>
-                    <a:blip r:embed="rId29"/>
+                    <a:blip r:embed="rId60"/>
                     <a:stretch>
                       <a:fillRect/>
                     </a:stretch>
@@ -4150,6 +8443,9 @@
         </w:numPr>
       </w:pPr>
       <w:r>
+        <w:rPr>
+          <w:noProof/>
+        </w:rPr>
         <w:drawing>
           <wp:anchor distT="0" distB="0" distL="114300" distR="114300" simplePos="0" relativeHeight="251698176" behindDoc="0" locked="0" layoutInCell="1" allowOverlap="1" wp14:anchorId="5B919BCE" wp14:editId="3BDC1231">
             <wp:simplePos x="0" y="0"/>
@@ -4174,7 +8470,7 @@
                     <pic:cNvPicPr/>
                   </pic:nvPicPr>
                   <pic:blipFill>
-                    <a:blip r:embed="rId30"/>
+                    <a:blip r:embed="rId61"/>
                     <a:stretch>
                       <a:fillRect/>
                     </a:stretch>
@@ -4326,7 +8622,7 @@
           <w:numId w:val="2"/>
         </w:numPr>
       </w:pPr>
-      <w:hyperlink r:id="rId31" w:history="1">
+      <w:hyperlink r:id="rId62" w:history="1">
         <w:r>
           <w:rPr>
             <w:rStyle w:val="Hyperlink"/>
@@ -4343,7 +8639,7 @@
           <w:numId w:val="2"/>
         </w:numPr>
       </w:pPr>
-      <w:hyperlink r:id="rId32" w:history="1">
+      <w:hyperlink r:id="rId63" w:history="1">
         <w:r>
           <w:rPr>
             <w:rStyle w:val="Hyperlink"/>
@@ -4374,7 +8670,7 @@
       <w:r>
         <w:t xml:space="preserve"> repository </w:t>
       </w:r>
-      <w:hyperlink r:id="rId33" w:history="1">
+      <w:hyperlink r:id="rId64" w:history="1">
         <w:r>
           <w:rPr>
             <w:rStyle w:val="Hyperlink"/>
@@ -4391,7 +8687,6 @@
         <w:rPr>
           <w:noProof/>
         </w:rPr>
-        <w:lastRenderedPageBreak/>
         <w:drawing>
           <wp:inline distT="0" distB="0" distL="0" distR="0" wp14:anchorId="66EED7A4" wp14:editId="033608AC">
             <wp:extent cx="1829857" cy="1116855"/>
@@ -4408,7 +8703,7 @@
                     <pic:cNvPicPr/>
                   </pic:nvPicPr>
                   <pic:blipFill>
-                    <a:blip r:embed="rId34" cstate="print">
+                    <a:blip r:embed="rId65" cstate="print">
                       <a:extLst>
                         <a:ext uri="{28A0092B-C50C-407E-A947-70E740481C1C}">
                           <a14:useLocalDpi xmlns:a14="http://schemas.microsoft.com/office/drawing/2010/main" val="0"/>
@@ -4454,7 +8749,7 @@
                     <pic:cNvPicPr/>
                   </pic:nvPicPr>
                   <pic:blipFill>
-                    <a:blip r:embed="rId35" cstate="print">
+                    <a:blip r:embed="rId66" cstate="print">
                       <a:extLst>
                         <a:ext uri="{28A0092B-C50C-407E-A947-70E740481C1C}">
                           <a14:useLocalDpi xmlns:a14="http://schemas.microsoft.com/office/drawing/2010/main" val="0"/>
@@ -4500,7 +8795,7 @@
                     <pic:cNvPicPr/>
                   </pic:nvPicPr>
                   <pic:blipFill>
-                    <a:blip r:embed="rId36" cstate="print">
+                    <a:blip r:embed="rId67" cstate="print">
                       <a:extLst>
                         <a:ext uri="{28A0092B-C50C-407E-A947-70E740481C1C}">
                           <a14:useLocalDpi xmlns:a14="http://schemas.microsoft.com/office/drawing/2010/main" val="0"/>
@@ -4630,6 +8925,95 @@
 <file path=word/numbering.xml><?xml version="1.0" encoding="utf-8"?>
 <w:numbering xmlns:wpc="http://schemas.microsoft.com/office/word/2010/wordprocessingCanvas" xmlns:cx="http://schemas.microsoft.com/office/drawing/2014/chartex" xmlns:cx1="http://schemas.microsoft.com/office/drawing/2015/9/8/chartex" xmlns:cx2="http://schemas.microsoft.com/office/drawing/2015/10/21/chartex" xmlns:cx3="http://schemas.microsoft.com/office/drawing/2016/5/9/chartex" xmlns:cx4="http://schemas.microsoft.com/office/drawing/2016/5/10/chartex" xmlns:cx5="http://schemas.microsoft.com/office/drawing/2016/5/11/chartex" xmlns:cx6="http://schemas.microsoft.com/office/drawing/2016/5/12/chartex" xmlns:cx7="http://schemas.microsoft.com/office/drawing/2016/5/13/chartex" xmlns:cx8="http://schemas.microsoft.com/office/drawing/2016/5/14/chartex" xmlns:mc="http://schemas.openxmlformats.org/markup-compatibility/2006" xmlns:aink="http://schemas.microsoft.com/office/drawing/2016/ink" xmlns:am3d="http://schemas.microsoft.com/office/drawing/2017/model3d" xmlns:o="urn:schemas-microsoft-com:office:office" xmlns:oel="http://schemas.microsoft.com/office/2019/extlst" xmlns:r="http://schemas.openxmlformats.org/officeDocument/2006/relationships" xmlns:m="http://schemas.openxmlformats.org/officeDocument/2006/math" xmlns:v="urn:schemas-microsoft-com:vml" xmlns:wp14="http://schemas.microsoft.com/office/word/2010/wordprocessingDrawing" xmlns:wp="http://schemas.openxmlformats.org/drawingml/2006/wordprocessingDrawing" xmlns:w10="urn:schemas-microsoft-com:office:word" xmlns:w="http://schemas.openxmlformats.org/wordprocessingml/2006/main" xmlns:w14="http://schemas.microsoft.com/office/word/2010/wordml" xmlns:w15="http://schemas.microsoft.com/office/word/2012/wordml" xmlns:w16cei="http://schemas.microsoft.com/office/word/2026/wordml/cei" xmlns:w16cex="http://schemas.microsoft.com/office/word/2018/wordml/cex" xmlns:w16cid="http://schemas.microsoft.com/office/word/2016/wordml/cid" xmlns:w16="http://schemas.microsoft.com/office/word/2018/wordml" xmlns:w16du="http://schemas.microsoft.com/office/word/2023/wordml/word16du" xmlns:w16sdtdh="http://schemas.microsoft.com/office/word/2020/wordml/sdtdatahash" xmlns:w16sdtfl="http://schemas.microsoft.com/office/word/2024/wordml/sdtformatlock" xmlns:w16se="http://schemas.microsoft.com/office/word/2015/wordml/symex" xmlns:wpg="http://schemas.microsoft.com/office/word/2010/wordprocessingGroup" xmlns:wpi="http://schemas.microsoft.com/office/word/2010/wordprocessingInk" xmlns:wne="http://schemas.microsoft.com/office/word/2006/wordml" xmlns:wps="http://schemas.microsoft.com/office/word/2010/wordprocessingShape" mc:Ignorable="w14 w15 w16se w16cid w16 w16cex w16sdtdh w16sdtfl w16du wp14">
   <w:abstractNum w:abstractNumId="0" w15:restartNumberingAfterBreak="0">
+    <w:nsid w:val="00347009"/>
+    <w:multiLevelType w:val="hybridMultilevel"/>
+    <w:tmpl w:val="6C72D510"/>
+    <w:lvl w:ilvl="0" w:tplc="FFFFFFFF">
+      <w:start w:val="1"/>
+      <w:numFmt w:val="decimal"/>
+      <w:lvlText w:val="%1."/>
+      <w:lvlJc w:val="left"/>
+      <w:pPr>
+        <w:ind w:left="720" w:hanging="360"/>
+      </w:pPr>
+      <w:rPr>
+        <w:rFonts w:hint="default"/>
+      </w:rPr>
+    </w:lvl>
+    <w:lvl w:ilvl="1" w:tplc="FFFFFFFF" w:tentative="1">
+      <w:start w:val="1"/>
+      <w:numFmt w:val="lowerLetter"/>
+      <w:lvlText w:val="%2."/>
+      <w:lvlJc w:val="left"/>
+      <w:pPr>
+        <w:ind w:left="1440" w:hanging="360"/>
+      </w:pPr>
+    </w:lvl>
+    <w:lvl w:ilvl="2" w:tplc="FFFFFFFF" w:tentative="1">
+      <w:start w:val="1"/>
+      <w:numFmt w:val="lowerRoman"/>
+      <w:lvlText w:val="%3."/>
+      <w:lvlJc w:val="right"/>
+      <w:pPr>
+        <w:ind w:left="2160" w:hanging="180"/>
+      </w:pPr>
+    </w:lvl>
+    <w:lvl w:ilvl="3" w:tplc="FFFFFFFF" w:tentative="1">
+      <w:start w:val="1"/>
+      <w:numFmt w:val="decimal"/>
+      <w:lvlText w:val="%4."/>
+      <w:lvlJc w:val="left"/>
+      <w:pPr>
+        <w:ind w:left="2880" w:hanging="360"/>
+      </w:pPr>
+    </w:lvl>
+    <w:lvl w:ilvl="4" w:tplc="FFFFFFFF" w:tentative="1">
+      <w:start w:val="1"/>
+      <w:numFmt w:val="lowerLetter"/>
+      <w:lvlText w:val="%5."/>
+      <w:lvlJc w:val="left"/>
+      <w:pPr>
+        <w:ind w:left="3600" w:hanging="360"/>
+      </w:pPr>
+    </w:lvl>
+    <w:lvl w:ilvl="5" w:tplc="FFFFFFFF" w:tentative="1">
+      <w:start w:val="1"/>
+      <w:numFmt w:val="lowerRoman"/>
+      <w:lvlText w:val="%6."/>
+      <w:lvlJc w:val="right"/>
+      <w:pPr>
+        <w:ind w:left="4320" w:hanging="180"/>
+      </w:pPr>
+    </w:lvl>
+    <w:lvl w:ilvl="6" w:tplc="FFFFFFFF" w:tentative="1">
+      <w:start w:val="1"/>
+      <w:numFmt w:val="decimal"/>
+      <w:lvlText w:val="%7."/>
+      <w:lvlJc w:val="left"/>
+      <w:pPr>
+        <w:ind w:left="5040" w:hanging="360"/>
+      </w:pPr>
+    </w:lvl>
+    <w:lvl w:ilvl="7" w:tplc="FFFFFFFF" w:tentative="1">
+      <w:start w:val="1"/>
+      <w:numFmt w:val="lowerLetter"/>
+      <w:lvlText w:val="%8."/>
+      <w:lvlJc w:val="left"/>
+      <w:pPr>
+        <w:ind w:left="5760" w:hanging="360"/>
+      </w:pPr>
+    </w:lvl>
+    <w:lvl w:ilvl="8" w:tplc="FFFFFFFF" w:tentative="1">
+      <w:start w:val="1"/>
+      <w:numFmt w:val="lowerRoman"/>
+      <w:lvlText w:val="%9."/>
+      <w:lvlJc w:val="right"/>
+      <w:pPr>
+        <w:ind w:left="6480" w:hanging="180"/>
+      </w:pPr>
+    </w:lvl>
+  </w:abstractNum>
+  <w:abstractNum w:abstractNumId="1" w15:restartNumberingAfterBreak="0">
     <w:nsid w:val="0226215A"/>
     <w:multiLevelType w:val="hybridMultilevel"/>
     <w:tmpl w:val="8F08BE48"/>
@@ -4741,7 +9125,7 @@
       </w:rPr>
     </w:lvl>
   </w:abstractNum>
-  <w:abstractNum w:abstractNumId="1" w15:restartNumberingAfterBreak="0">
+  <w:abstractNum w:abstractNumId="2" w15:restartNumberingAfterBreak="0">
     <w:nsid w:val="05454E0E"/>
     <w:multiLevelType w:val="multilevel"/>
     <w:tmpl w:val="80302C74"/>
@@ -4890,7 +9274,96 @@
       </w:rPr>
     </w:lvl>
   </w:abstractNum>
-  <w:abstractNum w:abstractNumId="2" w15:restartNumberingAfterBreak="0">
+  <w:abstractNum w:abstractNumId="3" w15:restartNumberingAfterBreak="0">
+    <w:nsid w:val="22B94903"/>
+    <w:multiLevelType w:val="hybridMultilevel"/>
+    <w:tmpl w:val="6C72D510"/>
+    <w:lvl w:ilvl="0" w:tplc="FFFFFFFF">
+      <w:start w:val="1"/>
+      <w:numFmt w:val="decimal"/>
+      <w:lvlText w:val="%1."/>
+      <w:lvlJc w:val="left"/>
+      <w:pPr>
+        <w:ind w:left="720" w:hanging="360"/>
+      </w:pPr>
+      <w:rPr>
+        <w:rFonts w:hint="default"/>
+      </w:rPr>
+    </w:lvl>
+    <w:lvl w:ilvl="1" w:tplc="FFFFFFFF" w:tentative="1">
+      <w:start w:val="1"/>
+      <w:numFmt w:val="lowerLetter"/>
+      <w:lvlText w:val="%2."/>
+      <w:lvlJc w:val="left"/>
+      <w:pPr>
+        <w:ind w:left="1440" w:hanging="360"/>
+      </w:pPr>
+    </w:lvl>
+    <w:lvl w:ilvl="2" w:tplc="FFFFFFFF" w:tentative="1">
+      <w:start w:val="1"/>
+      <w:numFmt w:val="lowerRoman"/>
+      <w:lvlText w:val="%3."/>
+      <w:lvlJc w:val="right"/>
+      <w:pPr>
+        <w:ind w:left="2160" w:hanging="180"/>
+      </w:pPr>
+    </w:lvl>
+    <w:lvl w:ilvl="3" w:tplc="FFFFFFFF" w:tentative="1">
+      <w:start w:val="1"/>
+      <w:numFmt w:val="decimal"/>
+      <w:lvlText w:val="%4."/>
+      <w:lvlJc w:val="left"/>
+      <w:pPr>
+        <w:ind w:left="2880" w:hanging="360"/>
+      </w:pPr>
+    </w:lvl>
+    <w:lvl w:ilvl="4" w:tplc="FFFFFFFF" w:tentative="1">
+      <w:start w:val="1"/>
+      <w:numFmt w:val="lowerLetter"/>
+      <w:lvlText w:val="%5."/>
+      <w:lvlJc w:val="left"/>
+      <w:pPr>
+        <w:ind w:left="3600" w:hanging="360"/>
+      </w:pPr>
+    </w:lvl>
+    <w:lvl w:ilvl="5" w:tplc="FFFFFFFF" w:tentative="1">
+      <w:start w:val="1"/>
+      <w:numFmt w:val="lowerRoman"/>
+      <w:lvlText w:val="%6."/>
+      <w:lvlJc w:val="right"/>
+      <w:pPr>
+        <w:ind w:left="4320" w:hanging="180"/>
+      </w:pPr>
+    </w:lvl>
+    <w:lvl w:ilvl="6" w:tplc="FFFFFFFF" w:tentative="1">
+      <w:start w:val="1"/>
+      <w:numFmt w:val="decimal"/>
+      <w:lvlText w:val="%7."/>
+      <w:lvlJc w:val="left"/>
+      <w:pPr>
+        <w:ind w:left="5040" w:hanging="360"/>
+      </w:pPr>
+    </w:lvl>
+    <w:lvl w:ilvl="7" w:tplc="FFFFFFFF" w:tentative="1">
+      <w:start w:val="1"/>
+      <w:numFmt w:val="lowerLetter"/>
+      <w:lvlText w:val="%8."/>
+      <w:lvlJc w:val="left"/>
+      <w:pPr>
+        <w:ind w:left="5760" w:hanging="360"/>
+      </w:pPr>
+    </w:lvl>
+    <w:lvl w:ilvl="8" w:tplc="FFFFFFFF" w:tentative="1">
+      <w:start w:val="1"/>
+      <w:numFmt w:val="lowerRoman"/>
+      <w:lvlText w:val="%9."/>
+      <w:lvlJc w:val="right"/>
+      <w:pPr>
+        <w:ind w:left="6480" w:hanging="180"/>
+      </w:pPr>
+    </w:lvl>
+  </w:abstractNum>
+  <w:abstractNum w:abstractNumId="4" w15:restartNumberingAfterBreak="0">
     <w:nsid w:val="2A512E36"/>
     <w:multiLevelType w:val="hybridMultilevel"/>
     <w:tmpl w:val="070A8BEE"/>
@@ -5004,7 +9477,7 @@
       </w:rPr>
     </w:lvl>
   </w:abstractNum>
-  <w:abstractNum w:abstractNumId="3" w15:restartNumberingAfterBreak="0">
+  <w:abstractNum w:abstractNumId="5" w15:restartNumberingAfterBreak="0">
     <w:nsid w:val="2BE767FE"/>
     <w:multiLevelType w:val="hybridMultilevel"/>
     <w:tmpl w:val="53E28520"/>
@@ -5117,7 +9590,156 @@
       </w:rPr>
     </w:lvl>
   </w:abstractNum>
-  <w:abstractNum w:abstractNumId="4" w15:restartNumberingAfterBreak="0">
+  <w:abstractNum w:abstractNumId="6" w15:restartNumberingAfterBreak="0">
+    <w:nsid w:val="370E5033"/>
+    <w:multiLevelType w:val="multilevel"/>
+    <w:tmpl w:val="0082F26A"/>
+    <w:lvl w:ilvl="0">
+      <w:start w:val="1"/>
+      <w:numFmt w:val="bullet"/>
+      <w:lvlText w:val=""/>
+      <w:lvlJc w:val="left"/>
+      <w:pPr>
+        <w:tabs>
+          <w:tab w:val="num" w:pos="720"/>
+        </w:tabs>
+        <w:ind w:left="720" w:hanging="360"/>
+      </w:pPr>
+      <w:rPr>
+        <w:rFonts w:ascii="Symbol" w:hAnsi="Symbol" w:hint="default"/>
+        <w:sz w:val="20"/>
+      </w:rPr>
+    </w:lvl>
+    <w:lvl w:ilvl="1" w:tentative="1">
+      <w:start w:val="1"/>
+      <w:numFmt w:val="bullet"/>
+      <w:lvlText w:val="o"/>
+      <w:lvlJc w:val="left"/>
+      <w:pPr>
+        <w:tabs>
+          <w:tab w:val="num" w:pos="1440"/>
+        </w:tabs>
+        <w:ind w:left="1440" w:hanging="360"/>
+      </w:pPr>
+      <w:rPr>
+        <w:rFonts w:ascii="Courier New" w:hAnsi="Courier New" w:hint="default"/>
+        <w:sz w:val="20"/>
+      </w:rPr>
+    </w:lvl>
+    <w:lvl w:ilvl="2" w:tentative="1">
+      <w:start w:val="1"/>
+      <w:numFmt w:val="bullet"/>
+      <w:lvlText w:val=""/>
+      <w:lvlJc w:val="left"/>
+      <w:pPr>
+        <w:tabs>
+          <w:tab w:val="num" w:pos="2160"/>
+        </w:tabs>
+        <w:ind w:left="2160" w:hanging="360"/>
+      </w:pPr>
+      <w:rPr>
+        <w:rFonts w:ascii="Wingdings" w:hAnsi="Wingdings" w:hint="default"/>
+        <w:sz w:val="20"/>
+      </w:rPr>
+    </w:lvl>
+    <w:lvl w:ilvl="3" w:tentative="1">
+      <w:start w:val="1"/>
+      <w:numFmt w:val="bullet"/>
+      <w:lvlText w:val=""/>
+      <w:lvlJc w:val="left"/>
+      <w:pPr>
+        <w:tabs>
+          <w:tab w:val="num" w:pos="2880"/>
+        </w:tabs>
+        <w:ind w:left="2880" w:hanging="360"/>
+      </w:pPr>
+      <w:rPr>
+        <w:rFonts w:ascii="Wingdings" w:hAnsi="Wingdings" w:hint="default"/>
+        <w:sz w:val="20"/>
+      </w:rPr>
+    </w:lvl>
+    <w:lvl w:ilvl="4" w:tentative="1">
+      <w:start w:val="1"/>
+      <w:numFmt w:val="bullet"/>
+      <w:lvlText w:val=""/>
+      <w:lvlJc w:val="left"/>
+      <w:pPr>
+        <w:tabs>
+          <w:tab w:val="num" w:pos="3600"/>
+        </w:tabs>
+        <w:ind w:left="3600" w:hanging="360"/>
+      </w:pPr>
+      <w:rPr>
+        <w:rFonts w:ascii="Wingdings" w:hAnsi="Wingdings" w:hint="default"/>
+        <w:sz w:val="20"/>
+      </w:rPr>
+    </w:lvl>
+    <w:lvl w:ilvl="5" w:tentative="1">
+      <w:start w:val="1"/>
+      <w:numFmt w:val="bullet"/>
+      <w:lvlText w:val=""/>
+      <w:lvlJc w:val="left"/>
+      <w:pPr>
+        <w:tabs>
+          <w:tab w:val="num" w:pos="4320"/>
+        </w:tabs>
+        <w:ind w:left="4320" w:hanging="360"/>
+      </w:pPr>
+      <w:rPr>
+        <w:rFonts w:ascii="Wingdings" w:hAnsi="Wingdings" w:hint="default"/>
+        <w:sz w:val="20"/>
+      </w:rPr>
+    </w:lvl>
+    <w:lvl w:ilvl="6" w:tentative="1">
+      <w:start w:val="1"/>
+      <w:numFmt w:val="bullet"/>
+      <w:lvlText w:val=""/>
+      <w:lvlJc w:val="left"/>
+      <w:pPr>
+        <w:tabs>
+          <w:tab w:val="num" w:pos="5040"/>
+        </w:tabs>
+        <w:ind w:left="5040" w:hanging="360"/>
+      </w:pPr>
+      <w:rPr>
+        <w:rFonts w:ascii="Wingdings" w:hAnsi="Wingdings" w:hint="default"/>
+        <w:sz w:val="20"/>
+      </w:rPr>
+    </w:lvl>
+    <w:lvl w:ilvl="7" w:tentative="1">
+      <w:start w:val="1"/>
+      <w:numFmt w:val="bullet"/>
+      <w:lvlText w:val=""/>
+      <w:lvlJc w:val="left"/>
+      <w:pPr>
+        <w:tabs>
+          <w:tab w:val="num" w:pos="5760"/>
+        </w:tabs>
+        <w:ind w:left="5760" w:hanging="360"/>
+      </w:pPr>
+      <w:rPr>
+        <w:rFonts w:ascii="Wingdings" w:hAnsi="Wingdings" w:hint="default"/>
+        <w:sz w:val="20"/>
+      </w:rPr>
+    </w:lvl>
+    <w:lvl w:ilvl="8" w:tentative="1">
+      <w:start w:val="1"/>
+      <w:numFmt w:val="bullet"/>
+      <w:lvlText w:val=""/>
+      <w:lvlJc w:val="left"/>
+      <w:pPr>
+        <w:tabs>
+          <w:tab w:val="num" w:pos="6480"/>
+        </w:tabs>
+        <w:ind w:left="6480" w:hanging="360"/>
+      </w:pPr>
+      <w:rPr>
+        <w:rFonts w:ascii="Wingdings" w:hAnsi="Wingdings" w:hint="default"/>
+        <w:sz w:val="20"/>
+      </w:rPr>
+    </w:lvl>
+  </w:abstractNum>
+  <w:abstractNum w:abstractNumId="7" w15:restartNumberingAfterBreak="0">
     <w:nsid w:val="3921573A"/>
     <w:multiLevelType w:val="multilevel"/>
     <w:tmpl w:val="2E2E1652"/>
@@ -5266,7 +9888,156 @@
       </w:rPr>
     </w:lvl>
   </w:abstractNum>
-  <w:abstractNum w:abstractNumId="5" w15:restartNumberingAfterBreak="0">
+  <w:abstractNum w:abstractNumId="8" w15:restartNumberingAfterBreak="0">
+    <w:nsid w:val="4E612616"/>
+    <w:multiLevelType w:val="multilevel"/>
+    <w:tmpl w:val="CD76BF3A"/>
+    <w:lvl w:ilvl="0">
+      <w:start w:val="1"/>
+      <w:numFmt w:val="bullet"/>
+      <w:lvlText w:val=""/>
+      <w:lvlJc w:val="left"/>
+      <w:pPr>
+        <w:tabs>
+          <w:tab w:val="num" w:pos="720"/>
+        </w:tabs>
+        <w:ind w:left="720" w:hanging="360"/>
+      </w:pPr>
+      <w:rPr>
+        <w:rFonts w:ascii="Symbol" w:hAnsi="Symbol" w:hint="default"/>
+        <w:sz w:val="20"/>
+      </w:rPr>
+    </w:lvl>
+    <w:lvl w:ilvl="1" w:tentative="1">
+      <w:start w:val="1"/>
+      <w:numFmt w:val="bullet"/>
+      <w:lvlText w:val="o"/>
+      <w:lvlJc w:val="left"/>
+      <w:pPr>
+        <w:tabs>
+          <w:tab w:val="num" w:pos="1440"/>
+        </w:tabs>
+        <w:ind w:left="1440" w:hanging="360"/>
+      </w:pPr>
+      <w:rPr>
+        <w:rFonts w:ascii="Courier New" w:hAnsi="Courier New" w:hint="default"/>
+        <w:sz w:val="20"/>
+      </w:rPr>
+    </w:lvl>
+    <w:lvl w:ilvl="2" w:tentative="1">
+      <w:start w:val="1"/>
+      <w:numFmt w:val="bullet"/>
+      <w:lvlText w:val=""/>
+      <w:lvlJc w:val="left"/>
+      <w:pPr>
+        <w:tabs>
+          <w:tab w:val="num" w:pos="2160"/>
+        </w:tabs>
+        <w:ind w:left="2160" w:hanging="360"/>
+      </w:pPr>
+      <w:rPr>
+        <w:rFonts w:ascii="Wingdings" w:hAnsi="Wingdings" w:hint="default"/>
+        <w:sz w:val="20"/>
+      </w:rPr>
+    </w:lvl>
+    <w:lvl w:ilvl="3" w:tentative="1">
+      <w:start w:val="1"/>
+      <w:numFmt w:val="bullet"/>
+      <w:lvlText w:val=""/>
+      <w:lvlJc w:val="left"/>
+      <w:pPr>
+        <w:tabs>
+          <w:tab w:val="num" w:pos="2880"/>
+        </w:tabs>
+        <w:ind w:left="2880" w:hanging="360"/>
+      </w:pPr>
+      <w:rPr>
+        <w:rFonts w:ascii="Wingdings" w:hAnsi="Wingdings" w:hint="default"/>
+        <w:sz w:val="20"/>
+      </w:rPr>
+    </w:lvl>
+    <w:lvl w:ilvl="4" w:tentative="1">
+      <w:start w:val="1"/>
+      <w:numFmt w:val="bullet"/>
+      <w:lvlText w:val=""/>
+      <w:lvlJc w:val="left"/>
+      <w:pPr>
+        <w:tabs>
+          <w:tab w:val="num" w:pos="3600"/>
+        </w:tabs>
+        <w:ind w:left="3600" w:hanging="360"/>
+      </w:pPr>
+      <w:rPr>
+        <w:rFonts w:ascii="Wingdings" w:hAnsi="Wingdings" w:hint="default"/>
+        <w:sz w:val="20"/>
+      </w:rPr>
+    </w:lvl>
+    <w:lvl w:ilvl="5" w:tentative="1">
+      <w:start w:val="1"/>
+      <w:numFmt w:val="bullet"/>
+      <w:lvlText w:val=""/>
+      <w:lvlJc w:val="left"/>
+      <w:pPr>
+        <w:tabs>
+          <w:tab w:val="num" w:pos="4320"/>
+        </w:tabs>
+        <w:ind w:left="4320" w:hanging="360"/>
+      </w:pPr>
+      <w:rPr>
+        <w:rFonts w:ascii="Wingdings" w:hAnsi="Wingdings" w:hint="default"/>
+        <w:sz w:val="20"/>
+      </w:rPr>
+    </w:lvl>
+    <w:lvl w:ilvl="6" w:tentative="1">
+      <w:start w:val="1"/>
+      <w:numFmt w:val="bullet"/>
+      <w:lvlText w:val=""/>
+      <w:lvlJc w:val="left"/>
+      <w:pPr>
+        <w:tabs>
+          <w:tab w:val="num" w:pos="5040"/>
+        </w:tabs>
+        <w:ind w:left="5040" w:hanging="360"/>
+      </w:pPr>
+      <w:rPr>
+        <w:rFonts w:ascii="Wingdings" w:hAnsi="Wingdings" w:hint="default"/>
+        <w:sz w:val="20"/>
+      </w:rPr>
+    </w:lvl>
+    <w:lvl w:ilvl="7" w:tentative="1">
+      <w:start w:val="1"/>
+      <w:numFmt w:val="bullet"/>
+      <w:lvlText w:val=""/>
+      <w:lvlJc w:val="left"/>
+      <w:pPr>
+        <w:tabs>
+          <w:tab w:val="num" w:pos="5760"/>
+        </w:tabs>
+        <w:ind w:left="5760" w:hanging="360"/>
+      </w:pPr>
+      <w:rPr>
+        <w:rFonts w:ascii="Wingdings" w:hAnsi="Wingdings" w:hint="default"/>
+        <w:sz w:val="20"/>
+      </w:rPr>
+    </w:lvl>
+    <w:lvl w:ilvl="8" w:tentative="1">
+      <w:start w:val="1"/>
+      <w:numFmt w:val="bullet"/>
+      <w:lvlText w:val=""/>
+      <w:lvlJc w:val="left"/>
+      <w:pPr>
+        <w:tabs>
+          <w:tab w:val="num" w:pos="6480"/>
+        </w:tabs>
+        <w:ind w:left="6480" w:hanging="360"/>
+      </w:pPr>
+      <w:rPr>
+        <w:rFonts w:ascii="Wingdings" w:hAnsi="Wingdings" w:hint="default"/>
+        <w:sz w:val="20"/>
+      </w:rPr>
+    </w:lvl>
+  </w:abstractNum>
+  <w:abstractNum w:abstractNumId="9" w15:restartNumberingAfterBreak="0">
     <w:nsid w:val="63C24619"/>
     <w:multiLevelType w:val="hybridMultilevel"/>
     <w:tmpl w:val="C1321E10"/>
@@ -5378,7 +10149,156 @@
       </w:rPr>
     </w:lvl>
   </w:abstractNum>
-  <w:abstractNum w:abstractNumId="6" w15:restartNumberingAfterBreak="0">
+  <w:abstractNum w:abstractNumId="10" w15:restartNumberingAfterBreak="0">
+    <w:nsid w:val="69B87D36"/>
+    <w:multiLevelType w:val="multilevel"/>
+    <w:tmpl w:val="BEDC75C2"/>
+    <w:lvl w:ilvl="0">
+      <w:start w:val="1"/>
+      <w:numFmt w:val="bullet"/>
+      <w:lvlText w:val=""/>
+      <w:lvlJc w:val="left"/>
+      <w:pPr>
+        <w:tabs>
+          <w:tab w:val="num" w:pos="720"/>
+        </w:tabs>
+        <w:ind w:left="720" w:hanging="360"/>
+      </w:pPr>
+      <w:rPr>
+        <w:rFonts w:ascii="Symbol" w:hAnsi="Symbol" w:hint="default"/>
+        <w:sz w:val="20"/>
+      </w:rPr>
+    </w:lvl>
+    <w:lvl w:ilvl="1" w:tentative="1">
+      <w:start w:val="1"/>
+      <w:numFmt w:val="bullet"/>
+      <w:lvlText w:val="o"/>
+      <w:lvlJc w:val="left"/>
+      <w:pPr>
+        <w:tabs>
+          <w:tab w:val="num" w:pos="1440"/>
+        </w:tabs>
+        <w:ind w:left="1440" w:hanging="360"/>
+      </w:pPr>
+      <w:rPr>
+        <w:rFonts w:ascii="Courier New" w:hAnsi="Courier New" w:hint="default"/>
+        <w:sz w:val="20"/>
+      </w:rPr>
+    </w:lvl>
+    <w:lvl w:ilvl="2" w:tentative="1">
+      <w:start w:val="1"/>
+      <w:numFmt w:val="bullet"/>
+      <w:lvlText w:val=""/>
+      <w:lvlJc w:val="left"/>
+      <w:pPr>
+        <w:tabs>
+          <w:tab w:val="num" w:pos="2160"/>
+        </w:tabs>
+        <w:ind w:left="2160" w:hanging="360"/>
+      </w:pPr>
+      <w:rPr>
+        <w:rFonts w:ascii="Wingdings" w:hAnsi="Wingdings" w:hint="default"/>
+        <w:sz w:val="20"/>
+      </w:rPr>
+    </w:lvl>
+    <w:lvl w:ilvl="3" w:tentative="1">
+      <w:start w:val="1"/>
+      <w:numFmt w:val="bullet"/>
+      <w:lvlText w:val=""/>
+      <w:lvlJc w:val="left"/>
+      <w:pPr>
+        <w:tabs>
+          <w:tab w:val="num" w:pos="2880"/>
+        </w:tabs>
+        <w:ind w:left="2880" w:hanging="360"/>
+      </w:pPr>
+      <w:rPr>
+        <w:rFonts w:ascii="Wingdings" w:hAnsi="Wingdings" w:hint="default"/>
+        <w:sz w:val="20"/>
+      </w:rPr>
+    </w:lvl>
+    <w:lvl w:ilvl="4" w:tentative="1">
+      <w:start w:val="1"/>
+      <w:numFmt w:val="bullet"/>
+      <w:lvlText w:val=""/>
+      <w:lvlJc w:val="left"/>
+      <w:pPr>
+        <w:tabs>
+          <w:tab w:val="num" w:pos="3600"/>
+        </w:tabs>
+        <w:ind w:left="3600" w:hanging="360"/>
+      </w:pPr>
+      <w:rPr>
+        <w:rFonts w:ascii="Wingdings" w:hAnsi="Wingdings" w:hint="default"/>
+        <w:sz w:val="20"/>
+      </w:rPr>
+    </w:lvl>
+    <w:lvl w:ilvl="5" w:tentative="1">
+      <w:start w:val="1"/>
+      <w:numFmt w:val="bullet"/>
+      <w:lvlText w:val=""/>
+      <w:lvlJc w:val="left"/>
+      <w:pPr>
+        <w:tabs>
+          <w:tab w:val="num" w:pos="4320"/>
+        </w:tabs>
+        <w:ind w:left="4320" w:hanging="360"/>
+      </w:pPr>
+      <w:rPr>
+        <w:rFonts w:ascii="Wingdings" w:hAnsi="Wingdings" w:hint="default"/>
+        <w:sz w:val="20"/>
+      </w:rPr>
+    </w:lvl>
+    <w:lvl w:ilvl="6" w:tentative="1">
+      <w:start w:val="1"/>
+      <w:numFmt w:val="bullet"/>
+      <w:lvlText w:val=""/>
+      <w:lvlJc w:val="left"/>
+      <w:pPr>
+        <w:tabs>
+          <w:tab w:val="num" w:pos="5040"/>
+        </w:tabs>
+        <w:ind w:left="5040" w:hanging="360"/>
+      </w:pPr>
+      <w:rPr>
+        <w:rFonts w:ascii="Wingdings" w:hAnsi="Wingdings" w:hint="default"/>
+        <w:sz w:val="20"/>
+      </w:rPr>
+    </w:lvl>
+    <w:lvl w:ilvl="7" w:tentative="1">
+      <w:start w:val="1"/>
+      <w:numFmt w:val="bullet"/>
+      <w:lvlText w:val=""/>
+      <w:lvlJc w:val="left"/>
+      <w:pPr>
+        <w:tabs>
+          <w:tab w:val="num" w:pos="5760"/>
+        </w:tabs>
+        <w:ind w:left="5760" w:hanging="360"/>
+      </w:pPr>
+      <w:rPr>
+        <w:rFonts w:ascii="Wingdings" w:hAnsi="Wingdings" w:hint="default"/>
+        <w:sz w:val="20"/>
+      </w:rPr>
+    </w:lvl>
+    <w:lvl w:ilvl="8" w:tentative="1">
+      <w:start w:val="1"/>
+      <w:numFmt w:val="bullet"/>
+      <w:lvlText w:val=""/>
+      <w:lvlJc w:val="left"/>
+      <w:pPr>
+        <w:tabs>
+          <w:tab w:val="num" w:pos="6480"/>
+        </w:tabs>
+        <w:ind w:left="6480" w:hanging="360"/>
+      </w:pPr>
+      <w:rPr>
+        <w:rFonts w:ascii="Wingdings" w:hAnsi="Wingdings" w:hint="default"/>
+        <w:sz w:val="20"/>
+      </w:rPr>
+    </w:lvl>
+  </w:abstractNum>
+  <w:abstractNum w:abstractNumId="11" w15:restartNumberingAfterBreak="0">
     <w:nsid w:val="6AA63FA8"/>
     <w:multiLevelType w:val="multilevel"/>
     <w:tmpl w:val="A676885A"/>
@@ -5527,7 +10447,7 @@
       </w:rPr>
     </w:lvl>
   </w:abstractNum>
-  <w:abstractNum w:abstractNumId="7" w15:restartNumberingAfterBreak="0">
+  <w:abstractNum w:abstractNumId="12" w15:restartNumberingAfterBreak="0">
     <w:nsid w:val="7961618D"/>
     <w:multiLevelType w:val="multilevel"/>
     <w:tmpl w:val="78C24C7C"/>
@@ -5676,7 +10596,7 @@
       </w:rPr>
     </w:lvl>
   </w:abstractNum>
-  <w:abstractNum w:abstractNumId="8" w15:restartNumberingAfterBreak="0">
+  <w:abstractNum w:abstractNumId="13" w15:restartNumberingAfterBreak="0">
     <w:nsid w:val="7E3D2B9D"/>
     <w:multiLevelType w:val="hybridMultilevel"/>
     <w:tmpl w:val="6C72D510"/>
@@ -5766,31 +10686,46 @@
     </w:lvl>
   </w:abstractNum>
   <w:num w:numId="1" w16cid:durableId="859583245">
+    <w:abstractNumId w:val="9"/>
+  </w:num>
+  <w:num w:numId="2" w16cid:durableId="1548178649">
+    <w:abstractNumId w:val="1"/>
+  </w:num>
+  <w:num w:numId="3" w16cid:durableId="1387754405">
+    <w:abstractNumId w:val="12"/>
+  </w:num>
+  <w:num w:numId="4" w16cid:durableId="650982011">
+    <w:abstractNumId w:val="11"/>
+  </w:num>
+  <w:num w:numId="5" w16cid:durableId="1507595988">
+    <w:abstractNumId w:val="7"/>
+  </w:num>
+  <w:num w:numId="6" w16cid:durableId="1896233145">
+    <w:abstractNumId w:val="2"/>
+  </w:num>
+  <w:num w:numId="7" w16cid:durableId="278151453">
     <w:abstractNumId w:val="5"/>
   </w:num>
-  <w:num w:numId="2" w16cid:durableId="1548178649">
+  <w:num w:numId="8" w16cid:durableId="296188093">
+    <w:abstractNumId w:val="4"/>
+  </w:num>
+  <w:num w:numId="9" w16cid:durableId="436028294">
+    <w:abstractNumId w:val="13"/>
+  </w:num>
+  <w:num w:numId="10" w16cid:durableId="1355499008">
+    <w:abstractNumId w:val="8"/>
+  </w:num>
+  <w:num w:numId="11" w16cid:durableId="920258605">
+    <w:abstractNumId w:val="6"/>
+  </w:num>
+  <w:num w:numId="12" w16cid:durableId="134808262">
+    <w:abstractNumId w:val="10"/>
+  </w:num>
+  <w:num w:numId="13" w16cid:durableId="1590045628">
     <w:abstractNumId w:val="0"/>
   </w:num>
-  <w:num w:numId="3" w16cid:durableId="1387754405">
-    <w:abstractNumId w:val="7"/>
-  </w:num>
-  <w:num w:numId="4" w16cid:durableId="650982011">
-    <w:abstractNumId w:val="6"/>
-  </w:num>
-  <w:num w:numId="5" w16cid:durableId="1507595988">
-    <w:abstractNumId w:val="4"/>
-  </w:num>
-  <w:num w:numId="6" w16cid:durableId="1896233145">
-    <w:abstractNumId w:val="1"/>
-  </w:num>
-  <w:num w:numId="7" w16cid:durableId="278151453">
+  <w:num w:numId="14" w16cid:durableId="846094878">
     <w:abstractNumId w:val="3"/>
-  </w:num>
-  <w:num w:numId="8" w16cid:durableId="296188093">
-    <w:abstractNumId w:val="2"/>
-  </w:num>
-  <w:num w:numId="9" w16cid:durableId="436028294">
-    <w:abstractNumId w:val="8"/>
   </w:num>
 </w:numbering>
 </file>

--- a/Project Breif.docx
+++ b/Project Breif.docx
@@ -9,10 +9,27 @@
           <w:szCs w:val="44"/>
         </w:rPr>
       </w:pPr>
-      <w:r>
+    </w:p>
+    <w:p>
+      <w:pPr>
         <w:rPr>
           <w:sz w:val="44"/>
           <w:szCs w:val="44"/>
+        </w:rPr>
+      </w:pPr>
+      <w:r>
+        <w:rPr>
+          <w:sz w:val="44"/>
+          <w:szCs w:val="44"/>
+          <w:highlight w:val="yellow"/>
+        </w:rPr>
+        <w:t xml:space="preserve">PROJECT DESCRIPTION - </w:t>
+      </w:r>
+      <w:r>
+        <w:rPr>
+          <w:sz w:val="44"/>
+          <w:szCs w:val="44"/>
+          <w:highlight w:val="yellow"/>
         </w:rPr>
         <w:t>AS 91893 Digital Media Outcome</w:t>
       </w:r>
@@ -49,8 +66,8 @@
         <w:tblLook w:val="04A0" w:firstRow="1" w:lastRow="0" w:firstColumn="1" w:lastColumn="0" w:noHBand="0" w:noVBand="1"/>
       </w:tblPr>
       <w:tblGrid>
-        <w:gridCol w:w="3503"/>
-        <w:gridCol w:w="5513"/>
+        <w:gridCol w:w="4032"/>
+        <w:gridCol w:w="6048"/>
       </w:tblGrid>
       <w:tr>
         <w:tc>
@@ -277,7 +294,7 @@
         <w:rPr>
           <w:color w:val="1A3A5C"/>
         </w:rPr>
-        <w:t xml:space="preserve">1. The problem </w:t>
+        <w:t xml:space="preserve">The problem </w:t>
       </w:r>
     </w:p>
     <w:p>
@@ -366,9 +383,1100 @@
         </w:numPr>
       </w:pPr>
       <w:r>
-        <w:t>An app that compiles/aggregates news articles, data and analyst ratings for stocks. Stocks specifically on the NSX and the ASX, Users can add their current holdings, and enter and update their thesis for stocks. They can add their bear and  bull case, They can add their confidence level, They can add their predictions for future price levels and business data. Users set a date for review on their thesis that triggers a notification to help them stay consistent in their views. They can write a reflection / update holdings when the alert triggers, which turns  can help them learn how to analyse better In the future. Review feature could also function as getting users to review their watchlist holdings, to see if the right time to buy for them has come yet. Clean portfolio dashboard with sector exposure by percentage</w:t>
+        <w:t xml:space="preserve">An app that compiles/aggregates news articles, data and analyst ratings for stocks. </w:t>
       </w:r>
     </w:p>
+    <w:p>
+      <w:pPr>
+        <w:pStyle w:val="ListParagraph"/>
+        <w:numPr>
+          <w:ilvl w:val="0"/>
+          <w:numId w:val="2"/>
+        </w:numPr>
+      </w:pPr>
+      <w:r>
+        <w:lastRenderedPageBreak/>
+        <w:t xml:space="preserve">Users can add their current holdings, and enter and update their thesis for stocks. </w:t>
+      </w:r>
+    </w:p>
+    <w:p>
+      <w:pPr>
+        <w:pStyle w:val="ListParagraph"/>
+        <w:numPr>
+          <w:ilvl w:val="0"/>
+          <w:numId w:val="2"/>
+        </w:numPr>
+      </w:pPr>
+      <w:r>
+        <w:t>They can add their bear and  bull case</w:t>
+      </w:r>
+      <w:r>
+        <w:t xml:space="preserve">. </w:t>
+      </w:r>
+    </w:p>
+    <w:p>
+      <w:pPr>
+        <w:pStyle w:val="ListParagraph"/>
+        <w:numPr>
+          <w:ilvl w:val="0"/>
+          <w:numId w:val="2"/>
+        </w:numPr>
+      </w:pPr>
+      <w:r>
+        <w:t>They can add their confidence level</w:t>
+      </w:r>
+      <w:r>
+        <w:t>.</w:t>
+      </w:r>
+    </w:p>
+    <w:p>
+      <w:pPr>
+        <w:pStyle w:val="ListParagraph"/>
+        <w:numPr>
+          <w:ilvl w:val="0"/>
+          <w:numId w:val="2"/>
+        </w:numPr>
+      </w:pPr>
+      <w:r>
+        <w:t xml:space="preserve"> They can add their predictions for future price levels and business data.</w:t>
+      </w:r>
+    </w:p>
+    <w:p>
+      <w:pPr>
+        <w:pStyle w:val="ListParagraph"/>
+        <w:numPr>
+          <w:ilvl w:val="0"/>
+          <w:numId w:val="2"/>
+        </w:numPr>
+      </w:pPr>
+      <w:r>
+        <w:t xml:space="preserve"> Users set a date for review on their thesis that triggers a notification to help them stay consistent in their views. </w:t>
+      </w:r>
+    </w:p>
+    <w:p>
+      <w:pPr>
+        <w:pStyle w:val="ListParagraph"/>
+        <w:numPr>
+          <w:ilvl w:val="0"/>
+          <w:numId w:val="2"/>
+        </w:numPr>
+      </w:pPr>
+      <w:r>
+        <w:t xml:space="preserve">They can write a reflection / update holdings when the alert triggers, which turns  can help them learn how to analyse better In the future. </w:t>
+      </w:r>
+    </w:p>
+    <w:p>
+      <w:pPr>
+        <w:pStyle w:val="ListParagraph"/>
+        <w:numPr>
+          <w:ilvl w:val="0"/>
+          <w:numId w:val="2"/>
+        </w:numPr>
+      </w:pPr>
+      <w:r>
+        <w:t>Review feature could also function as getting users to review their watchlist holdings, to see if the right time to buy for them has come yet.</w:t>
+      </w:r>
+    </w:p>
+    <w:p>
+      <w:pPr>
+        <w:pStyle w:val="ListParagraph"/>
+        <w:numPr>
+          <w:ilvl w:val="0"/>
+          <w:numId w:val="2"/>
+        </w:numPr>
+      </w:pPr>
+      <w:r>
+        <w:t xml:space="preserve"> Clean portfolio dashboard with sector exposure by percentage</w:t>
+      </w:r>
+    </w:p>
+    <w:p/>
+    <w:p/>
+    <w:p>
+      <w:pPr>
+        <w:pStyle w:val="Heading1"/>
+      </w:pPr>
+      <w:r>
+        <w:rPr>
+          <w:color w:val="1A3A5C"/>
+        </w:rPr>
+        <w:t xml:space="preserve">Advanced techniques </w:t>
+      </w:r>
+    </w:p>
+    <w:tbl>
+      <w:tblPr>
+        <w:tblStyle w:val="TableGrid"/>
+        <w:tblW w:w="0" w:type="auto"/>
+        <w:jc w:val="center"/>
+        <w:tblLook w:val="04A0" w:firstRow="1" w:lastRow="0" w:firstColumn="1" w:lastColumn="0" w:noHBand="0" w:noVBand="1"/>
+      </w:tblPr>
+      <w:tblGrid>
+        <w:gridCol w:w="792"/>
+        <w:gridCol w:w="2592"/>
+        <w:gridCol w:w="3888"/>
+        <w:gridCol w:w="3402"/>
+      </w:tblGrid>
+      <w:tr>
+        <w:trPr>
+          <w:jc w:val="center"/>
+        </w:trPr>
+        <w:tc>
+          <w:tcPr>
+            <w:tcW w:w="792" w:type="dxa"/>
+            <w:shd w:val="clear" w:color="auto" w:fill="1A3A5C"/>
+          </w:tcPr>
+          <w:p>
+            <w:pPr>
+              <w:spacing w:before="40" w:after="40"/>
+            </w:pPr>
+            <w:r>
+              <w:rPr>
+                <w:b/>
+                <w:color w:val="FFFFFF"/>
+                <w:sz w:val="20"/>
+              </w:rPr>
+              <w:t>Mine?</w:t>
+            </w:r>
+          </w:p>
+        </w:tc>
+        <w:tc>
+          <w:tcPr>
+            <w:tcW w:w="2592" w:type="dxa"/>
+            <w:shd w:val="clear" w:color="auto" w:fill="1A3A5C"/>
+          </w:tcPr>
+          <w:p>
+            <w:pPr>
+              <w:spacing w:before="40" w:after="40"/>
+            </w:pPr>
+            <w:r>
+              <w:rPr>
+                <w:b/>
+                <w:color w:val="FFFFFF"/>
+                <w:sz w:val="20"/>
+              </w:rPr>
+              <w:t>Example advanced technique</w:t>
+            </w:r>
+          </w:p>
+        </w:tc>
+        <w:tc>
+          <w:tcPr>
+            <w:tcW w:w="3888" w:type="dxa"/>
+            <w:shd w:val="clear" w:color="auto" w:fill="1A3A5C"/>
+          </w:tcPr>
+          <w:p>
+            <w:pPr>
+              <w:spacing w:before="40" w:after="40"/>
+            </w:pPr>
+            <w:r>
+              <w:rPr>
+                <w:b/>
+                <w:color w:val="FFFFFF"/>
+                <w:sz w:val="20"/>
+              </w:rPr>
+              <w:t>What it might look like</w:t>
+            </w:r>
+          </w:p>
+        </w:tc>
+        <w:tc>
+          <w:tcPr>
+            <w:tcW w:w="2808" w:type="dxa"/>
+            <w:shd w:val="clear" w:color="auto" w:fill="1A3A5C"/>
+          </w:tcPr>
+          <w:p>
+            <w:pPr>
+              <w:spacing w:before="40" w:after="40"/>
+            </w:pPr>
+            <w:r>
+              <w:rPr>
+                <w:b/>
+                <w:color w:val="FFFFFF"/>
+                <w:sz w:val="20"/>
+              </w:rPr>
+              <w:t>Where in my project</w:t>
+            </w:r>
+          </w:p>
+        </w:tc>
+      </w:tr>
+      <w:tr>
+        <w:trPr>
+          <w:jc w:val="center"/>
+        </w:trPr>
+        <w:tc>
+          <w:tcPr>
+            <w:tcW w:w="792" w:type="dxa"/>
+          </w:tcPr>
+          <w:p>
+            <w:pPr>
+              <w:spacing w:before="40" w:after="40"/>
+            </w:pPr>
+            <w:r>
+              <w:rPr>
+                <w:sz w:val="20"/>
+              </w:rPr>
+              <w:t>☐</w:t>
+            </w:r>
+          </w:p>
+        </w:tc>
+        <w:tc>
+          <w:tcPr>
+            <w:tcW w:w="2592" w:type="dxa"/>
+          </w:tcPr>
+          <w:p>
+            <w:pPr>
+              <w:spacing w:before="40" w:after="40"/>
+            </w:pPr>
+            <w:r>
+              <w:rPr>
+                <w:sz w:val="20"/>
+              </w:rPr>
+              <w:t>CSS custom properties / themes</w:t>
+            </w:r>
+          </w:p>
+        </w:tc>
+        <w:tc>
+          <w:tcPr>
+            <w:tcW w:w="3888" w:type="dxa"/>
+          </w:tcPr>
+          <w:p>
+            <w:pPr>
+              <w:spacing w:before="40" w:after="40"/>
+              <w:rPr>
+                <w:sz w:val="20"/>
+              </w:rPr>
+            </w:pPr>
+            <w:r>
+              <w:rPr>
+                <w:sz w:val="20"/>
+              </w:rPr>
+              <w:t>:root tokens for colour, space, type</w:t>
+            </w:r>
+          </w:p>
+          <w:p>
+            <w:pPr>
+              <w:spacing w:before="40" w:after="40"/>
+              <w:rPr>
+                <w:sz w:val="20"/>
+              </w:rPr>
+            </w:pPr>
+          </w:p>
+          <w:p>
+            <w:pPr>
+              <w:spacing w:before="40" w:after="40"/>
+            </w:pPr>
+          </w:p>
+        </w:tc>
+        <w:tc>
+          <w:tcPr>
+            <w:tcW w:w="2808" w:type="dxa"/>
+          </w:tcPr>
+          <w:p>
+            <w:pPr>
+              <w:spacing w:before="40" w:after="40"/>
+              <w:rPr>
+                <w:lang w:val="en-NZ"/>
+              </w:rPr>
+            </w:pPr>
+            <w:r>
+              <w:rPr>
+                <w:lang w:val="en-NZ"/>
+              </w:rPr>
+              <w:t>:root {</w:t>
+            </w:r>
+          </w:p>
+          <w:p>
+            <w:pPr>
+              <w:spacing w:before="40" w:after="40"/>
+              <w:rPr>
+                <w:lang w:val="en-NZ"/>
+              </w:rPr>
+            </w:pPr>
+            <w:r>
+              <w:rPr>
+                <w:lang w:val="en-NZ"/>
+              </w:rPr>
+              <w:t xml:space="preserve">    --brown: #7B5132;</w:t>
+            </w:r>
+          </w:p>
+          <w:p>
+            <w:pPr>
+              <w:spacing w:before="40" w:after="40"/>
+              <w:rPr>
+                <w:lang w:val="en-NZ"/>
+              </w:rPr>
+            </w:pPr>
+            <w:r>
+              <w:rPr>
+                <w:lang w:val="en-NZ"/>
+              </w:rPr>
+              <w:t xml:space="preserve">    --apricot: #D98452;</w:t>
+            </w:r>
+          </w:p>
+          <w:p>
+            <w:pPr>
+              <w:spacing w:before="40" w:after="40"/>
+              <w:rPr>
+                <w:lang w:val="en-NZ"/>
+              </w:rPr>
+            </w:pPr>
+            <w:r>
+              <w:rPr>
+                <w:lang w:val="en-NZ"/>
+              </w:rPr>
+              <w:t xml:space="preserve">    --beige: #FFC67E;</w:t>
+            </w:r>
+          </w:p>
+          <w:p>
+            <w:pPr>
+              <w:spacing w:before="40" w:after="40"/>
+              <w:rPr>
+                <w:lang w:val="en-NZ"/>
+              </w:rPr>
+            </w:pPr>
+            <w:r>
+              <w:rPr>
+                <w:lang w:val="en-NZ"/>
+              </w:rPr>
+              <w:t xml:space="preserve">    --off-white: #FFEEC7;</w:t>
+            </w:r>
+          </w:p>
+          <w:p>
+            <w:pPr>
+              <w:spacing w:before="40" w:after="40"/>
+              <w:rPr>
+                <w:lang w:val="en-NZ"/>
+              </w:rPr>
+            </w:pPr>
+            <w:r>
+              <w:rPr>
+                <w:lang w:val="en-NZ"/>
+              </w:rPr>
+              <w:t>}</w:t>
+            </w:r>
+          </w:p>
+          <w:p>
+            <w:pPr>
+              <w:spacing w:before="40" w:after="40"/>
+              <w:rPr>
+                <w:lang w:val="en-NZ"/>
+              </w:rPr>
+            </w:pPr>
+          </w:p>
+          <w:p>
+            <w:pPr>
+              <w:spacing w:before="40" w:after="40"/>
+              <w:rPr>
+                <w:lang w:val="en-NZ"/>
+              </w:rPr>
+            </w:pPr>
+            <w:r>
+              <w:rPr>
+                <w:noProof/>
+              </w:rPr>
+              <w:lastRenderedPageBreak/>
+              <w:drawing>
+                <wp:anchor distT="0" distB="0" distL="114300" distR="114300" simplePos="0" relativeHeight="251831296" behindDoc="0" locked="0" layoutInCell="1" allowOverlap="1" wp14:anchorId="20B93299" wp14:editId="697BC55D">
+                  <wp:simplePos x="0" y="0"/>
+                  <wp:positionH relativeFrom="column">
+                    <wp:posOffset>-39465</wp:posOffset>
+                  </wp:positionH>
+                  <wp:positionV relativeFrom="paragraph">
+                    <wp:posOffset>2956358</wp:posOffset>
+                  </wp:positionV>
+                  <wp:extent cx="1517015" cy="716280"/>
+                  <wp:effectExtent l="0" t="0" r="6985" b="7620"/>
+                  <wp:wrapSquare wrapText="bothSides"/>
+                  <wp:docPr id="281800322" name="Picture 1"/>
+                  <wp:cNvGraphicFramePr>
+                    <a:graphicFrameLocks xmlns:a="http://schemas.openxmlformats.org/drawingml/2006/main" noChangeAspect="1"/>
+                  </wp:cNvGraphicFramePr>
+                  <a:graphic xmlns:a="http://schemas.openxmlformats.org/drawingml/2006/main">
+                    <a:graphicData uri="http://schemas.openxmlformats.org/drawingml/2006/picture">
+                      <pic:pic xmlns:pic="http://schemas.openxmlformats.org/drawingml/2006/picture">
+                        <pic:nvPicPr>
+                          <pic:cNvPr id="281800322" name=""/>
+                          <pic:cNvPicPr/>
+                        </pic:nvPicPr>
+                        <pic:blipFill>
+                          <a:blip r:embed="rId5"/>
+                          <a:stretch>
+                            <a:fillRect/>
+                          </a:stretch>
+                        </pic:blipFill>
+                        <pic:spPr>
+                          <a:xfrm>
+                            <a:off x="0" y="0"/>
+                            <a:ext cx="1517015" cy="716280"/>
+                          </a:xfrm>
+                          <a:prstGeom prst="rect">
+                            <a:avLst/>
+                          </a:prstGeom>
+                        </pic:spPr>
+                      </pic:pic>
+                    </a:graphicData>
+                  </a:graphic>
+                  <wp14:sizeRelH relativeFrom="margin">
+                    <wp14:pctWidth>0</wp14:pctWidth>
+                  </wp14:sizeRelH>
+                  <wp14:sizeRelV relativeFrom="margin">
+                    <wp14:pctHeight>0</wp14:pctHeight>
+                  </wp14:sizeRelV>
+                </wp:anchor>
+              </w:drawing>
+            </w:r>
+            <w:r>
+              <w:rPr>
+                <w:noProof/>
+              </w:rPr>
+              <w:drawing>
+                <wp:anchor distT="0" distB="0" distL="114300" distR="114300" simplePos="0" relativeHeight="251829248" behindDoc="0" locked="0" layoutInCell="1" allowOverlap="1" wp14:anchorId="63561203" wp14:editId="00987C92">
+                  <wp:simplePos x="0" y="0"/>
+                  <wp:positionH relativeFrom="column">
+                    <wp:posOffset>-42545</wp:posOffset>
+                  </wp:positionH>
+                  <wp:positionV relativeFrom="paragraph">
+                    <wp:posOffset>1789430</wp:posOffset>
+                  </wp:positionV>
+                  <wp:extent cx="1471930" cy="984885"/>
+                  <wp:effectExtent l="0" t="0" r="0" b="5715"/>
+                  <wp:wrapSquare wrapText="bothSides"/>
+                  <wp:docPr id="751860783" name="Picture 1"/>
+                  <wp:cNvGraphicFramePr>
+                    <a:graphicFrameLocks xmlns:a="http://schemas.openxmlformats.org/drawingml/2006/main" noChangeAspect="1"/>
+                  </wp:cNvGraphicFramePr>
+                  <a:graphic xmlns:a="http://schemas.openxmlformats.org/drawingml/2006/main">
+                    <a:graphicData uri="http://schemas.openxmlformats.org/drawingml/2006/picture">
+                      <pic:pic xmlns:pic="http://schemas.openxmlformats.org/drawingml/2006/picture">
+                        <pic:nvPicPr>
+                          <pic:cNvPr id="751860783" name=""/>
+                          <pic:cNvPicPr/>
+                        </pic:nvPicPr>
+                        <pic:blipFill>
+                          <a:blip r:embed="rId6"/>
+                          <a:stretch>
+                            <a:fillRect/>
+                          </a:stretch>
+                        </pic:blipFill>
+                        <pic:spPr>
+                          <a:xfrm>
+                            <a:off x="0" y="0"/>
+                            <a:ext cx="1471930" cy="984885"/>
+                          </a:xfrm>
+                          <a:prstGeom prst="rect">
+                            <a:avLst/>
+                          </a:prstGeom>
+                        </pic:spPr>
+                      </pic:pic>
+                    </a:graphicData>
+                  </a:graphic>
+                  <wp14:sizeRelH relativeFrom="margin">
+                    <wp14:pctWidth>0</wp14:pctWidth>
+                  </wp14:sizeRelH>
+                  <wp14:sizeRelV relativeFrom="margin">
+                    <wp14:pctHeight>0</wp14:pctHeight>
+                  </wp14:sizeRelV>
+                </wp:anchor>
+              </w:drawing>
+            </w:r>
+            <w:r>
+              <w:rPr>
+                <w:lang w:val="en-NZ"/>
+              </w:rPr>
+              <w:t xml:space="preserve"> I use CSS custom properties in the :root selector to define reusable colours and other design values. These variables are used throughout the interface to maintain a consistent visual style and make the design easier to modify.</w:t>
+            </w:r>
+          </w:p>
+          <w:p>
+            <w:pPr>
+              <w:spacing w:before="40" w:after="40"/>
+            </w:pPr>
+          </w:p>
+          <w:p>
+            <w:pPr>
+              <w:spacing w:before="40" w:after="40"/>
+            </w:pPr>
+          </w:p>
+          <w:p>
+            <w:pPr>
+              <w:spacing w:before="40" w:after="40"/>
+            </w:pPr>
+          </w:p>
+        </w:tc>
+      </w:tr>
+      <w:tr>
+        <w:trPr>
+          <w:jc w:val="center"/>
+        </w:trPr>
+        <w:tc>
+          <w:tcPr>
+            <w:tcW w:w="792" w:type="dxa"/>
+            <w:shd w:val="clear" w:color="auto" w:fill="F0F4F8"/>
+          </w:tcPr>
+          <w:p>
+            <w:pPr>
+              <w:spacing w:before="40" w:after="40"/>
+            </w:pPr>
+            <w:r>
+              <w:rPr>
+                <w:sz w:val="20"/>
+              </w:rPr>
+              <w:lastRenderedPageBreak/>
+              <w:t>☐</w:t>
+            </w:r>
+          </w:p>
+        </w:tc>
+        <w:tc>
+          <w:tcPr>
+            <w:tcW w:w="2592" w:type="dxa"/>
+            <w:shd w:val="clear" w:color="auto" w:fill="F0F4F8"/>
+          </w:tcPr>
+          <w:p>
+            <w:pPr>
+              <w:spacing w:before="40" w:after="40"/>
+            </w:pPr>
+            <w:r>
+              <w:rPr>
+                <w:sz w:val="20"/>
+              </w:rPr>
+              <w:t>Responsive layout system</w:t>
+            </w:r>
+          </w:p>
+        </w:tc>
+        <w:tc>
+          <w:tcPr>
+            <w:tcW w:w="3888" w:type="dxa"/>
+            <w:shd w:val="clear" w:color="auto" w:fill="F0F4F8"/>
+          </w:tcPr>
+          <w:p>
+            <w:pPr>
+              <w:spacing w:before="40" w:after="40"/>
+            </w:pPr>
+            <w:r>
+              <w:rPr>
+                <w:sz w:val="20"/>
+              </w:rPr>
+              <w:t>Mobile-first flex/grid + breakpoints</w:t>
+            </w:r>
+            <w:r>
+              <w:rPr>
+                <w:sz w:val="20"/>
+              </w:rPr>
+              <w:br/>
+            </w:r>
+            <w:r>
+              <w:rPr>
+                <w:sz w:val="20"/>
+              </w:rPr>
+              <w:br/>
+            </w:r>
+            <w:r>
+              <w:t>I will use flexbox/ grid and media queries to make the interface adapt to the screen size.</w:t>
+            </w:r>
+          </w:p>
+        </w:tc>
+        <w:tc>
+          <w:tcPr>
+            <w:tcW w:w="2808" w:type="dxa"/>
+            <w:shd w:val="clear" w:color="auto" w:fill="F0F4F8"/>
+          </w:tcPr>
+          <w:p>
+            <w:pPr>
+              <w:spacing w:before="40" w:after="40"/>
+            </w:pPr>
+          </w:p>
+          <w:p>
+            <w:pPr>
+              <w:spacing w:before="40" w:after="40"/>
+              <w:rPr>
+                <w:lang w:val="en-NZ"/>
+              </w:rPr>
+            </w:pPr>
+            <w:r>
+              <w:rPr>
+                <w:lang w:val="en-NZ"/>
+              </w:rPr>
+              <w:t xml:space="preserve"> I use Flexbox/Grid and media queries to create a responsive interface that adapts to different screen sizes. This allows the dashboard, navigation and content cards to rearrange appropriately on mobile and larger screens, making the outcome usable across different devices.</w:t>
+            </w:r>
+          </w:p>
+          <w:p>
+            <w:pPr>
+              <w:spacing w:before="40" w:after="40"/>
+            </w:pPr>
+            <w:r>
+              <w:rPr>
+                <w:noProof/>
+              </w:rPr>
+              <w:lastRenderedPageBreak/>
+              <w:drawing>
+                <wp:anchor distT="0" distB="0" distL="114300" distR="114300" simplePos="0" relativeHeight="251833344" behindDoc="0" locked="0" layoutInCell="1" allowOverlap="1" wp14:anchorId="7066CA02" wp14:editId="39A5C4D9">
+                  <wp:simplePos x="0" y="0"/>
+                  <wp:positionH relativeFrom="column">
+                    <wp:posOffset>-64905</wp:posOffset>
+                  </wp:positionH>
+                  <wp:positionV relativeFrom="paragraph">
+                    <wp:posOffset>6485</wp:posOffset>
+                  </wp:positionV>
+                  <wp:extent cx="2023110" cy="624205"/>
+                  <wp:effectExtent l="0" t="0" r="0" b="4445"/>
+                  <wp:wrapSquare wrapText="bothSides"/>
+                  <wp:docPr id="1101011646" name="Picture 1"/>
+                  <wp:cNvGraphicFramePr>
+                    <a:graphicFrameLocks xmlns:a="http://schemas.openxmlformats.org/drawingml/2006/main" noChangeAspect="1"/>
+                  </wp:cNvGraphicFramePr>
+                  <a:graphic xmlns:a="http://schemas.openxmlformats.org/drawingml/2006/main">
+                    <a:graphicData uri="http://schemas.openxmlformats.org/drawingml/2006/picture">
+                      <pic:pic xmlns:pic="http://schemas.openxmlformats.org/drawingml/2006/picture">
+                        <pic:nvPicPr>
+                          <pic:cNvPr id="1101011646" name=""/>
+                          <pic:cNvPicPr/>
+                        </pic:nvPicPr>
+                        <pic:blipFill>
+                          <a:blip r:embed="rId7"/>
+                          <a:stretch>
+                            <a:fillRect/>
+                          </a:stretch>
+                        </pic:blipFill>
+                        <pic:spPr>
+                          <a:xfrm>
+                            <a:off x="0" y="0"/>
+                            <a:ext cx="2023110" cy="624205"/>
+                          </a:xfrm>
+                          <a:prstGeom prst="rect">
+                            <a:avLst/>
+                          </a:prstGeom>
+                        </pic:spPr>
+                      </pic:pic>
+                    </a:graphicData>
+                  </a:graphic>
+                  <wp14:sizeRelH relativeFrom="margin">
+                    <wp14:pctWidth>0</wp14:pctWidth>
+                  </wp14:sizeRelH>
+                  <wp14:sizeRelV relativeFrom="margin">
+                    <wp14:pctHeight>0</wp14:pctHeight>
+                  </wp14:sizeRelV>
+                </wp:anchor>
+              </w:drawing>
+            </w:r>
+          </w:p>
+        </w:tc>
+      </w:tr>
+      <w:tr>
+        <w:trPr>
+          <w:jc w:val="center"/>
+        </w:trPr>
+        <w:tc>
+          <w:tcPr>
+            <w:tcW w:w="792" w:type="dxa"/>
+          </w:tcPr>
+          <w:p>
+            <w:pPr>
+              <w:spacing w:before="40" w:after="40"/>
+            </w:pPr>
+            <w:r>
+              <w:rPr>
+                <w:sz w:val="20"/>
+              </w:rPr>
+              <w:lastRenderedPageBreak/>
+              <w:t>☐</w:t>
+            </w:r>
+          </w:p>
+        </w:tc>
+        <w:tc>
+          <w:tcPr>
+            <w:tcW w:w="2592" w:type="dxa"/>
+          </w:tcPr>
+          <w:p>
+            <w:pPr>
+              <w:spacing w:before="40" w:after="40"/>
+            </w:pPr>
+            <w:r>
+              <w:rPr>
+                <w:sz w:val="20"/>
+              </w:rPr>
+              <w:t>Reusable UI pattern</w:t>
+            </w:r>
+          </w:p>
+        </w:tc>
+        <w:tc>
+          <w:tcPr>
+            <w:tcW w:w="3888" w:type="dxa"/>
+          </w:tcPr>
+          <w:p>
+            <w:pPr>
+              <w:spacing w:before="40" w:after="40"/>
+            </w:pPr>
+            <w:r>
+              <w:rPr>
+                <w:sz w:val="20"/>
+              </w:rPr>
+              <w:t>Shared card/component classes or partials</w:t>
+            </w:r>
+          </w:p>
+        </w:tc>
+        <w:tc>
+          <w:tcPr>
+            <w:tcW w:w="2808" w:type="dxa"/>
+          </w:tcPr>
+          <w:p>
+            <w:pPr>
+              <w:spacing w:before="40" w:after="40"/>
+            </w:pPr>
+          </w:p>
+        </w:tc>
+      </w:tr>
+      <w:tr>
+        <w:trPr>
+          <w:jc w:val="center"/>
+        </w:trPr>
+        <w:tc>
+          <w:tcPr>
+            <w:tcW w:w="792" w:type="dxa"/>
+            <w:shd w:val="clear" w:color="auto" w:fill="F0F4F8"/>
+          </w:tcPr>
+          <w:p>
+            <w:pPr>
+              <w:spacing w:before="40" w:after="40"/>
+            </w:pPr>
+            <w:r>
+              <w:rPr>
+                <w:sz w:val="20"/>
+              </w:rPr>
+              <w:t>☐</w:t>
+            </w:r>
+          </w:p>
+        </w:tc>
+        <w:tc>
+          <w:tcPr>
+            <w:tcW w:w="2592" w:type="dxa"/>
+            <w:shd w:val="clear" w:color="auto" w:fill="F0F4F8"/>
+          </w:tcPr>
+          <w:p>
+            <w:pPr>
+              <w:spacing w:before="40" w:after="40"/>
+            </w:pPr>
+            <w:r>
+              <w:rPr>
+                <w:sz w:val="20"/>
+              </w:rPr>
+              <w:t>Data-driven content</w:t>
+            </w:r>
+          </w:p>
+        </w:tc>
+        <w:tc>
+          <w:tcPr>
+            <w:tcW w:w="3888" w:type="dxa"/>
+            <w:shd w:val="clear" w:color="auto" w:fill="F0F4F8"/>
+          </w:tcPr>
+          <w:p>
+            <w:pPr>
+              <w:spacing w:before="40" w:after="40"/>
+            </w:pPr>
+            <w:r>
+              <w:rPr>
+                <w:sz w:val="20"/>
+              </w:rPr>
+              <w:t>JSON/CSV mapped to visible UI</w:t>
+            </w:r>
+          </w:p>
+        </w:tc>
+        <w:tc>
+          <w:tcPr>
+            <w:tcW w:w="2808" w:type="dxa"/>
+            <w:shd w:val="clear" w:color="auto" w:fill="F0F4F8"/>
+          </w:tcPr>
+          <w:p>
+            <w:pPr>
+              <w:spacing w:before="40" w:after="40"/>
+            </w:pPr>
+            <w:r>
+              <w:t xml:space="preserve">Json and localstorage to save users thesis parts. The data will be accessible in the users ‘saved theses’ box on the home page of the dashboard. </w:t>
+            </w:r>
+            <w:r>
+              <w:br/>
+              <w:t xml:space="preserve"> </w:t>
+            </w:r>
+          </w:p>
+          <w:p>
+            <w:pPr>
+              <w:spacing w:before="40" w:after="40"/>
+            </w:pPr>
+            <w:r>
+              <w:t>When clicked on in the saved theses section, saved thesis data populates a form showing all the information that was entered previously, organized neatly.</w:t>
+            </w:r>
+          </w:p>
+        </w:tc>
+      </w:tr>
+      <w:tr>
+        <w:trPr>
+          <w:jc w:val="center"/>
+        </w:trPr>
+        <w:tc>
+          <w:tcPr>
+            <w:tcW w:w="792" w:type="dxa"/>
+          </w:tcPr>
+          <w:p>
+            <w:pPr>
+              <w:spacing w:before="40" w:after="40"/>
+            </w:pPr>
+            <w:r>
+              <w:rPr>
+                <w:sz w:val="20"/>
+              </w:rPr>
+              <w:t>☐</w:t>
+            </w:r>
+          </w:p>
+        </w:tc>
+        <w:tc>
+          <w:tcPr>
+            <w:tcW w:w="2592" w:type="dxa"/>
+          </w:tcPr>
+          <w:p>
+            <w:pPr>
+              <w:spacing w:before="40" w:after="40"/>
+            </w:pPr>
+            <w:r>
+              <w:rPr>
+                <w:sz w:val="20"/>
+              </w:rPr>
+              <w:t>Scripts / interactivity</w:t>
+            </w:r>
+          </w:p>
+        </w:tc>
+        <w:tc>
+          <w:tcPr>
+            <w:tcW w:w="3888" w:type="dxa"/>
+          </w:tcPr>
+          <w:p>
+            <w:pPr>
+              <w:spacing w:before="40" w:after="40"/>
+            </w:pPr>
+            <w:r>
+              <w:rPr>
+                <w:sz w:val="20"/>
+              </w:rPr>
+              <w:t>Custom JS for filters, tabs, states</w:t>
+            </w:r>
+          </w:p>
+        </w:tc>
+        <w:tc>
+          <w:tcPr>
+            <w:tcW w:w="2808" w:type="dxa"/>
+          </w:tcPr>
+          <w:p>
+            <w:pPr>
+              <w:spacing w:before="40" w:after="40"/>
+            </w:pPr>
+          </w:p>
+        </w:tc>
+      </w:tr>
+      <w:tr>
+        <w:trPr>
+          <w:jc w:val="center"/>
+        </w:trPr>
+        <w:tc>
+          <w:tcPr>
+            <w:tcW w:w="792" w:type="dxa"/>
+            <w:shd w:val="clear" w:color="auto" w:fill="F0F4F8"/>
+          </w:tcPr>
+          <w:p>
+            <w:pPr>
+              <w:spacing w:before="40" w:after="40"/>
+            </w:pPr>
+            <w:r>
+              <w:rPr>
+                <w:sz w:val="20"/>
+              </w:rPr>
+              <w:t>☐</w:t>
+            </w:r>
+          </w:p>
+        </w:tc>
+        <w:tc>
+          <w:tcPr>
+            <w:tcW w:w="2592" w:type="dxa"/>
+            <w:shd w:val="clear" w:color="auto" w:fill="F0F4F8"/>
+          </w:tcPr>
+          <w:p>
+            <w:pPr>
+              <w:spacing w:before="40" w:after="40"/>
+            </w:pPr>
+            <w:r>
+              <w:rPr>
+                <w:sz w:val="20"/>
+              </w:rPr>
+              <w:t>Third-party library</w:t>
+            </w:r>
+          </w:p>
+        </w:tc>
+        <w:tc>
+          <w:tcPr>
+            <w:tcW w:w="3888" w:type="dxa"/>
+            <w:shd w:val="clear" w:color="auto" w:fill="F0F4F8"/>
+          </w:tcPr>
+          <w:p>
+            <w:pPr>
+              <w:spacing w:before="40" w:after="40"/>
+            </w:pPr>
+            <w:r>
+              <w:rPr>
+                <w:sz w:val="20"/>
+              </w:rPr>
+              <w:t>Charts, icons, UI kit used with understanding</w:t>
+            </w:r>
+          </w:p>
+        </w:tc>
+        <w:tc>
+          <w:tcPr>
+            <w:tcW w:w="2808" w:type="dxa"/>
+            <w:shd w:val="clear" w:color="auto" w:fill="F0F4F8"/>
+          </w:tcPr>
+          <w:p>
+            <w:pPr>
+              <w:spacing w:before="40" w:after="40"/>
+            </w:pPr>
+          </w:p>
+        </w:tc>
+      </w:tr>
+      <w:tr>
+        <w:trPr>
+          <w:jc w:val="center"/>
+        </w:trPr>
+        <w:tc>
+          <w:tcPr>
+            <w:tcW w:w="792" w:type="dxa"/>
+          </w:tcPr>
+          <w:p>
+            <w:pPr>
+              <w:spacing w:before="40" w:after="40"/>
+            </w:pPr>
+            <w:r>
+              <w:rPr>
+                <w:sz w:val="20"/>
+              </w:rPr>
+              <w:t>☐</w:t>
+            </w:r>
+          </w:p>
+        </w:tc>
+        <w:tc>
+          <w:tcPr>
+            <w:tcW w:w="2592" w:type="dxa"/>
+          </w:tcPr>
+          <w:p>
+            <w:pPr>
+              <w:spacing w:before="40" w:after="40"/>
+            </w:pPr>
+            <w:r>
+              <w:rPr>
+                <w:sz w:val="20"/>
+              </w:rPr>
+              <w:t>Asset pipeline / optimisation</w:t>
+            </w:r>
+          </w:p>
+        </w:tc>
+        <w:tc>
+          <w:tcPr>
+            <w:tcW w:w="3888" w:type="dxa"/>
+          </w:tcPr>
+          <w:p>
+            <w:pPr>
+              <w:spacing w:before="40" w:after="40"/>
+            </w:pPr>
+            <w:r>
+              <w:rPr>
+                <w:sz w:val="20"/>
+              </w:rPr>
+              <w:t>Compressed images, sprites, consistent paths</w:t>
+            </w:r>
+          </w:p>
+        </w:tc>
+        <w:tc>
+          <w:tcPr>
+            <w:tcW w:w="2808" w:type="dxa"/>
+          </w:tcPr>
+          <w:p>
+            <w:pPr>
+              <w:spacing w:before="40" w:after="40"/>
+            </w:pPr>
+          </w:p>
+        </w:tc>
+      </w:tr>
+    </w:tbl>
+    <w:p/>
+    <w:p>
+      <w:pPr>
+        <w:spacing w:after="40"/>
+        <w:rPr>
+          <w:u w:val="single"/>
+        </w:rPr>
+      </w:pPr>
+      <w:r>
+        <w:rPr>
+          <w:b/>
+          <w:highlight w:val="yellow"/>
+          <w:u w:val="single"/>
+        </w:rPr>
+        <w:t>Gaps I still need to add:</w:t>
+      </w:r>
+    </w:p>
+    <w:p>
+      <w:pPr>
+        <w:pStyle w:val="ListParagraph"/>
+        <w:numPr>
+          <w:ilvl w:val="0"/>
+          <w:numId w:val="2"/>
+        </w:numPr>
+        <w:spacing w:after="40"/>
+        <w:rPr>
+          <w:color w:val="AAAAAA"/>
+          <w:sz w:val="20"/>
+        </w:rPr>
+      </w:pPr>
+    </w:p>
+    <w:p>
+      <w:pPr>
+        <w:spacing w:after="40"/>
+        <w:rPr>
+          <w:b/>
+          <w:u w:val="single"/>
+        </w:rPr>
+      </w:pPr>
+      <w:r>
+        <w:rPr>
+          <w:b/>
+          <w:highlight w:val="yellow"/>
+          <w:u w:val="single"/>
+        </w:rPr>
+        <w:t>My ≥2 techniques for assessment:</w:t>
+      </w:r>
+    </w:p>
+    <w:p>
+      <w:pPr>
+        <w:pStyle w:val="ListParagraph"/>
+        <w:numPr>
+          <w:ilvl w:val="0"/>
+          <w:numId w:val="2"/>
+        </w:numPr>
+        <w:spacing w:after="40"/>
+      </w:pPr>
+      <w:r>
+        <w:lastRenderedPageBreak/>
+        <w:t>I am going</w:t>
+      </w:r>
+      <w:r>
+        <w:t xml:space="preserve"> to use a JSON file to track users investment thesis and options. I have chosen this because it allows me to record a lot of data, for different users and populate more than one html file with this data. I also like how easy it is to save things to it from my previous assessment.</w:t>
+      </w:r>
+    </w:p>
+    <w:p>
+      <w:pPr>
+        <w:pStyle w:val="ListParagraph"/>
+        <w:numPr>
+          <w:ilvl w:val="0"/>
+          <w:numId w:val="2"/>
+        </w:numPr>
+        <w:spacing w:after="40"/>
+      </w:pPr>
+      <w:r>
+        <w:t xml:space="preserve">Responsive system layout using flexbox / grid to ensure my interface can be used on mobile devices and larger screens. This makes it more accessible to a greater amount of users, and especially casual investors which is most people. </w:t>
+      </w:r>
+    </w:p>
+    <w:p/>
+    <w:p/>
     <w:p/>
     <w:p/>
     <w:p/>
@@ -392,7 +1500,6 @@
           <w:highlight w:val="yellow"/>
           <w:u w:val="single"/>
         </w:rPr>
-        <w:lastRenderedPageBreak/>
         <w:t>Ideation</w:t>
       </w:r>
       <w:r>
@@ -460,7 +1567,7 @@
                     </pic:cNvPicPr>
                   </pic:nvPicPr>
                   <pic:blipFill>
-                    <a:blip r:embed="rId5">
+                    <a:blip r:embed="rId8">
                       <a:extLst>
                         <a:ext uri="{28A0092B-C50C-407E-A947-70E740481C1C}">
                           <a14:useLocalDpi xmlns:a14="http://schemas.microsoft.com/office/drawing/2010/main" val="0"/>
@@ -505,13 +1612,8 @@
       </w:r>
     </w:p>
     <w:p>
-      <w:proofErr w:type="spellStart"/>
-      <w:r>
-        <w:t>Color</w:t>
-      </w:r>
-      <w:proofErr w:type="spellEnd"/>
-      <w:r>
-        <w:t xml:space="preserve"> = days until next review</w:t>
+      <w:r>
+        <w:t>Color = days until next review</w:t>
       </w:r>
     </w:p>
     <w:p>
@@ -552,8 +1654,9 @@
         <w:rPr>
           <w:noProof/>
         </w:rPr>
+        <w:lastRenderedPageBreak/>
         <w:drawing>
-          <wp:anchor distT="0" distB="0" distL="114300" distR="114300" simplePos="0" relativeHeight="251659264" behindDoc="0" locked="0" layoutInCell="1" allowOverlap="1" wp14:anchorId="6784BBF7" wp14:editId="52CEEBCE">
+          <wp:anchor distT="0" distB="0" distL="114300" distR="114300" simplePos="0" relativeHeight="251659264" behindDoc="0" locked="0" layoutInCell="1" allowOverlap="1" wp14:anchorId="6784BBF7" wp14:editId="6D4184A9">
             <wp:simplePos x="0" y="0"/>
             <wp:positionH relativeFrom="margin">
               <wp:align>right</wp:align>
@@ -576,7 +1679,7 @@
                     <pic:cNvPicPr/>
                   </pic:nvPicPr>
                   <pic:blipFill>
-                    <a:blip r:embed="rId6" cstate="print">
+                    <a:blip r:embed="rId9" cstate="print">
                       <a:extLst>
                         <a:ext uri="{28A0092B-C50C-407E-A947-70E740481C1C}">
                           <a14:useLocalDpi xmlns:a14="http://schemas.microsoft.com/office/drawing/2010/main" val="0"/>
@@ -613,7 +1716,7 @@
           <w:noProof/>
         </w:rPr>
         <w:drawing>
-          <wp:anchor distT="0" distB="0" distL="114300" distR="114300" simplePos="0" relativeHeight="251660288" behindDoc="0" locked="0" layoutInCell="1" allowOverlap="1" wp14:anchorId="5A2686F4" wp14:editId="519EC3EB">
+          <wp:anchor distT="0" distB="0" distL="114300" distR="114300" simplePos="0" relativeHeight="251660288" behindDoc="0" locked="0" layoutInCell="1" allowOverlap="1" wp14:anchorId="5A2686F4" wp14:editId="42DB2C5B">
             <wp:simplePos x="0" y="0"/>
             <wp:positionH relativeFrom="column">
               <wp:posOffset>-672948</wp:posOffset>
@@ -636,7 +1739,7 @@
                     <pic:cNvPicPr/>
                   </pic:nvPicPr>
                   <pic:blipFill>
-                    <a:blip r:embed="rId7" cstate="print">
+                    <a:blip r:embed="rId10" cstate="print">
                       <a:extLst>
                         <a:ext uri="{28A0092B-C50C-407E-A947-70E740481C1C}">
                           <a14:useLocalDpi xmlns:a14="http://schemas.microsoft.com/office/drawing/2010/main" val="0"/>
@@ -678,20 +1781,12 @@
       </w:pPr>
     </w:p>
     <w:p>
-      <w:hyperlink r:id="rId8" w:history="1">
-        <w:proofErr w:type="spellStart"/>
+      <w:hyperlink r:id="rId11" w:history="1">
         <w:r>
           <w:rPr>
             <w:rStyle w:val="Hyperlink"/>
           </w:rPr>
-          <w:t>Color</w:t>
-        </w:r>
-        <w:proofErr w:type="spellEnd"/>
-        <w:r>
-          <w:rPr>
-            <w:rStyle w:val="Hyperlink"/>
-          </w:rPr>
-          <w:t xml:space="preserve"> Palette Generator From Image | Adobe Express</w:t>
+          <w:t>Color Palette Generator From Image | Adobe Express</w:t>
         </w:r>
         <w:r>
           <w:rPr>
@@ -703,7 +1798,7 @@
       </w:hyperlink>
     </w:p>
     <w:p>
-      <w:hyperlink r:id="rId9" w:history="1">
+      <w:hyperlink r:id="rId12" w:history="1">
         <w:r>
           <w:rPr>
             <w:rStyle w:val="Hyperlink"/>
@@ -717,23 +1812,7 @@
     <w:p/>
     <w:p>
       <w:r>
-        <w:t xml:space="preserve">Ai animated </w:t>
-      </w:r>
-      <w:proofErr w:type="spellStart"/>
-      <w:r>
-        <w:t>javascript</w:t>
-      </w:r>
-      <w:proofErr w:type="spellEnd"/>
-      <w:r>
-        <w:t xml:space="preserve"> blackhole inspired by the </w:t>
-      </w:r>
-      <w:proofErr w:type="spellStart"/>
-      <w:r>
-        <w:t>tradingview</w:t>
-      </w:r>
-      <w:proofErr w:type="spellEnd"/>
-      <w:r>
-        <w:t xml:space="preserve"> </w:t>
+        <w:t xml:space="preserve">Ai animated javascript blackhole inspired by the tradingview </w:t>
       </w:r>
     </w:p>
     <w:p/>
@@ -761,32 +1840,14 @@
           <w:lang w:val="fr-FR"/>
         </w:rPr>
       </w:pPr>
-      <w:hyperlink r:id="rId10" w:history="1">
-        <w:proofErr w:type="spellStart"/>
+      <w:hyperlink r:id="rId13" w:history="1">
         <w:r>
           <w:rPr>
             <w:rStyle w:val="Hyperlink"/>
             <w:lang w:val="fr-FR"/>
           </w:rPr>
-          <w:t>Create</w:t>
+          <w:t>Create a Palette - Coolors</w:t>
         </w:r>
-        <w:proofErr w:type="spellEnd"/>
-        <w:r>
-          <w:rPr>
-            <w:rStyle w:val="Hyperlink"/>
-            <w:lang w:val="fr-FR"/>
-          </w:rPr>
-          <w:t xml:space="preserve"> a Palette - </w:t>
-        </w:r>
-        <w:proofErr w:type="spellStart"/>
-        <w:r>
-          <w:rPr>
-            <w:rStyle w:val="Hyperlink"/>
-            <w:lang w:val="fr-FR"/>
-          </w:rPr>
-          <w:t>Coolors</w:t>
-        </w:r>
-        <w:proofErr w:type="spellEnd"/>
       </w:hyperlink>
       <w:r>
         <w:rPr>
@@ -856,7 +1917,7 @@
                     <pic:cNvPicPr/>
                   </pic:nvPicPr>
                   <pic:blipFill>
-                    <a:blip r:embed="rId11"/>
+                    <a:blip r:embed="rId14"/>
                     <a:stretch>
                       <a:fillRect/>
                     </a:stretch>
@@ -910,7 +1971,7 @@
                     <pic:cNvPicPr/>
                   </pic:nvPicPr>
                   <pic:blipFill>
-                    <a:blip r:embed="rId12" cstate="print">
+                    <a:blip r:embed="rId15" cstate="print">
                       <a:extLst>
                         <a:ext uri="{28A0092B-C50C-407E-A947-70E740481C1C}">
                           <a14:useLocalDpi xmlns:a14="http://schemas.microsoft.com/office/drawing/2010/main" val="0"/>
@@ -970,7 +2031,7 @@
                     <pic:cNvPicPr/>
                   </pic:nvPicPr>
                   <pic:blipFill>
-                    <a:blip r:embed="rId13" cstate="print">
+                    <a:blip r:embed="rId16" cstate="print">
                       <a:extLst>
                         <a:ext uri="{28A0092B-C50C-407E-A947-70E740481C1C}">
                           <a14:useLocalDpi xmlns:a14="http://schemas.microsoft.com/office/drawing/2010/main" val="0"/>
@@ -1002,7 +2063,6 @@
           </wp:anchor>
         </w:drawing>
       </w:r>
-      <w:proofErr w:type="spellStart"/>
       <w:r>
         <w:rPr>
           <w:b/>
@@ -1013,20 +2073,7 @@
           <w:u w:val="single"/>
           <w:lang w:val="fr-FR"/>
         </w:rPr>
-        <w:t>Colour</w:t>
-      </w:r>
-      <w:proofErr w:type="spellEnd"/>
-      <w:r>
-        <w:rPr>
-          <w:b/>
-          <w:bCs/>
-          <w:sz w:val="28"/>
-          <w:szCs w:val="28"/>
-          <w:highlight w:val="yellow"/>
-          <w:u w:val="single"/>
-          <w:lang w:val="fr-FR"/>
-        </w:rPr>
-        <w:t xml:space="preserve"> palette testing:</w:t>
+        <w:t>Colour palette testing:</w:t>
       </w:r>
     </w:p>
     <w:p>
@@ -1077,7 +2124,7 @@
                     <pic:cNvPicPr/>
                   </pic:nvPicPr>
                   <pic:blipFill>
-                    <a:blip r:embed="rId14" cstate="print">
+                    <a:blip r:embed="rId17" cstate="print">
                       <a:extLst>
                         <a:ext uri="{28A0092B-C50C-407E-A947-70E740481C1C}">
                           <a14:useLocalDpi xmlns:a14="http://schemas.microsoft.com/office/drawing/2010/main" val="0"/>
@@ -1143,7 +2190,7 @@
                     <pic:cNvPicPr/>
                   </pic:nvPicPr>
                   <pic:blipFill>
-                    <a:blip r:embed="rId15"/>
+                    <a:blip r:embed="rId18"/>
                     <a:stretch>
                       <a:fillRect/>
                     </a:stretch>
@@ -1220,15 +2267,11 @@
         <w:t>colour palette the best, and also think that it looks the most suitable for the topic of my website. The colour palette needs to be mature</w:t>
       </w:r>
       <w:r>
-        <w:t>, because people may be using my journal to decide where thousands of their own dollars go, the pink would make it feel too game-</w:t>
-      </w:r>
-      <w:proofErr w:type="spellStart"/>
-      <w:r>
-        <w:t>afied</w:t>
-      </w:r>
-      <w:proofErr w:type="spellEnd"/>
-      <w:r>
-        <w:t xml:space="preserve">. The contrast on the </w:t>
+        <w:t xml:space="preserve">, because people may be using my journal to decide where thousands of their own dollars go, the pink would make it feel too </w:t>
+      </w:r>
+      <w:r>
+        <w:lastRenderedPageBreak/>
+        <w:t xml:space="preserve">game-afied. The contrast on the </w:t>
       </w:r>
       <w:r>
         <w:t>pink colour palette is also much worse than the off-white-brown one which is important because users need to be able to clearly read my website.</w:t>
@@ -1250,688 +2293,6 @@
         </w:rPr>
       </w:pPr>
     </w:p>
-    <w:p>
-      <w:pPr>
-        <w:pStyle w:val="Heading1"/>
-      </w:pPr>
-      <w:r>
-        <w:rPr>
-          <w:color w:val="1A3A5C"/>
-        </w:rPr>
-        <w:t xml:space="preserve">Advanced techniques </w:t>
-      </w:r>
-    </w:p>
-    <w:tbl>
-      <w:tblPr>
-        <w:tblStyle w:val="TableGrid"/>
-        <w:tblW w:w="0" w:type="auto"/>
-        <w:jc w:val="center"/>
-        <w:tblLook w:val="04A0" w:firstRow="1" w:lastRow="0" w:firstColumn="1" w:lastColumn="0" w:noHBand="0" w:noVBand="1"/>
-      </w:tblPr>
-      <w:tblGrid>
-        <w:gridCol w:w="786"/>
-        <w:gridCol w:w="2320"/>
-        <w:gridCol w:w="3420"/>
-        <w:gridCol w:w="2490"/>
-      </w:tblGrid>
-      <w:tr>
-        <w:trPr>
-          <w:jc w:val="center"/>
-        </w:trPr>
-        <w:tc>
-          <w:tcPr>
-            <w:tcW w:w="792" w:type="dxa"/>
-            <w:shd w:val="clear" w:color="auto" w:fill="1A3A5C"/>
-          </w:tcPr>
-          <w:p>
-            <w:pPr>
-              <w:spacing w:before="40" w:after="40"/>
-            </w:pPr>
-            <w:r>
-              <w:rPr>
-                <w:b/>
-                <w:color w:val="FFFFFF"/>
-                <w:sz w:val="20"/>
-              </w:rPr>
-              <w:t>Mine?</w:t>
-            </w:r>
-          </w:p>
-        </w:tc>
-        <w:tc>
-          <w:tcPr>
-            <w:tcW w:w="2592" w:type="dxa"/>
-            <w:shd w:val="clear" w:color="auto" w:fill="1A3A5C"/>
-          </w:tcPr>
-          <w:p>
-            <w:pPr>
-              <w:spacing w:before="40" w:after="40"/>
-            </w:pPr>
-            <w:r>
-              <w:rPr>
-                <w:b/>
-                <w:color w:val="FFFFFF"/>
-                <w:sz w:val="20"/>
-              </w:rPr>
-              <w:t>Example advanced technique</w:t>
-            </w:r>
-          </w:p>
-        </w:tc>
-        <w:tc>
-          <w:tcPr>
-            <w:tcW w:w="3888" w:type="dxa"/>
-            <w:shd w:val="clear" w:color="auto" w:fill="1A3A5C"/>
-          </w:tcPr>
-          <w:p>
-            <w:pPr>
-              <w:spacing w:before="40" w:after="40"/>
-            </w:pPr>
-            <w:r>
-              <w:rPr>
-                <w:b/>
-                <w:color w:val="FFFFFF"/>
-                <w:sz w:val="20"/>
-              </w:rPr>
-              <w:t>What it might look like</w:t>
-            </w:r>
-          </w:p>
-        </w:tc>
-        <w:tc>
-          <w:tcPr>
-            <w:tcW w:w="2808" w:type="dxa"/>
-            <w:shd w:val="clear" w:color="auto" w:fill="1A3A5C"/>
-          </w:tcPr>
-          <w:p>
-            <w:pPr>
-              <w:spacing w:before="40" w:after="40"/>
-            </w:pPr>
-            <w:r>
-              <w:rPr>
-                <w:b/>
-                <w:color w:val="FFFFFF"/>
-                <w:sz w:val="20"/>
-              </w:rPr>
-              <w:t>Where in my project</w:t>
-            </w:r>
-          </w:p>
-        </w:tc>
-      </w:tr>
-      <w:tr>
-        <w:trPr>
-          <w:jc w:val="center"/>
-        </w:trPr>
-        <w:tc>
-          <w:tcPr>
-            <w:tcW w:w="792" w:type="dxa"/>
-          </w:tcPr>
-          <w:p>
-            <w:pPr>
-              <w:spacing w:before="40" w:after="40"/>
-            </w:pPr>
-            <w:r>
-              <w:rPr>
-                <w:sz w:val="20"/>
-              </w:rPr>
-              <w:t>☐</w:t>
-            </w:r>
-          </w:p>
-        </w:tc>
-        <w:tc>
-          <w:tcPr>
-            <w:tcW w:w="2592" w:type="dxa"/>
-          </w:tcPr>
-          <w:p>
-            <w:pPr>
-              <w:spacing w:before="40" w:after="40"/>
-            </w:pPr>
-            <w:r>
-              <w:rPr>
-                <w:sz w:val="20"/>
-              </w:rPr>
-              <w:t>CSS custom properties / themes</w:t>
-            </w:r>
-          </w:p>
-        </w:tc>
-        <w:tc>
-          <w:tcPr>
-            <w:tcW w:w="3888" w:type="dxa"/>
-          </w:tcPr>
-          <w:p>
-            <w:pPr>
-              <w:spacing w:before="40" w:after="40"/>
-            </w:pPr>
-            <w:r>
-              <w:rPr>
-                <w:sz w:val="20"/>
-              </w:rPr>
-              <w:t xml:space="preserve">:root tokens for </w:t>
-            </w:r>
-            <w:proofErr w:type="spellStart"/>
-            <w:r>
-              <w:rPr>
-                <w:sz w:val="20"/>
-              </w:rPr>
-              <w:t>colour</w:t>
-            </w:r>
-            <w:proofErr w:type="spellEnd"/>
-            <w:r>
-              <w:rPr>
-                <w:sz w:val="20"/>
-              </w:rPr>
-              <w:t>, space, type</w:t>
-            </w:r>
-          </w:p>
-        </w:tc>
-        <w:tc>
-          <w:tcPr>
-            <w:tcW w:w="2808" w:type="dxa"/>
-          </w:tcPr>
-          <w:p>
-            <w:pPr>
-              <w:spacing w:before="40" w:after="40"/>
-            </w:pPr>
-          </w:p>
-        </w:tc>
-      </w:tr>
-      <w:tr>
-        <w:trPr>
-          <w:jc w:val="center"/>
-        </w:trPr>
-        <w:tc>
-          <w:tcPr>
-            <w:tcW w:w="792" w:type="dxa"/>
-            <w:shd w:val="clear" w:color="auto" w:fill="F0F4F8"/>
-          </w:tcPr>
-          <w:p>
-            <w:pPr>
-              <w:spacing w:before="40" w:after="40"/>
-            </w:pPr>
-            <w:r>
-              <w:rPr>
-                <w:sz w:val="20"/>
-              </w:rPr>
-              <w:lastRenderedPageBreak/>
-              <w:t>☐</w:t>
-            </w:r>
-          </w:p>
-        </w:tc>
-        <w:tc>
-          <w:tcPr>
-            <w:tcW w:w="2592" w:type="dxa"/>
-            <w:shd w:val="clear" w:color="auto" w:fill="F0F4F8"/>
-          </w:tcPr>
-          <w:p>
-            <w:pPr>
-              <w:spacing w:before="40" w:after="40"/>
-            </w:pPr>
-            <w:r>
-              <w:rPr>
-                <w:sz w:val="20"/>
-              </w:rPr>
-              <w:t>Responsive layout system</w:t>
-            </w:r>
-          </w:p>
-        </w:tc>
-        <w:tc>
-          <w:tcPr>
-            <w:tcW w:w="3888" w:type="dxa"/>
-            <w:shd w:val="clear" w:color="auto" w:fill="F0F4F8"/>
-          </w:tcPr>
-          <w:p>
-            <w:pPr>
-              <w:spacing w:before="40" w:after="40"/>
-            </w:pPr>
-            <w:r>
-              <w:rPr>
-                <w:sz w:val="20"/>
-              </w:rPr>
-              <w:t>Mobile-first flex/grid + breakpoints</w:t>
-            </w:r>
-          </w:p>
-        </w:tc>
-        <w:tc>
-          <w:tcPr>
-            <w:tcW w:w="2808" w:type="dxa"/>
-            <w:shd w:val="clear" w:color="auto" w:fill="F0F4F8"/>
-          </w:tcPr>
-          <w:p>
-            <w:pPr>
-              <w:spacing w:before="40" w:after="40"/>
-            </w:pPr>
-            <w:r>
-              <w:t>I will use flexbox</w:t>
-            </w:r>
-            <w:r>
-              <w:t>/ grid and media queries to make the interface adapt to the screen size.</w:t>
-            </w:r>
-          </w:p>
-        </w:tc>
-      </w:tr>
-      <w:tr>
-        <w:trPr>
-          <w:jc w:val="center"/>
-        </w:trPr>
-        <w:tc>
-          <w:tcPr>
-            <w:tcW w:w="792" w:type="dxa"/>
-          </w:tcPr>
-          <w:p>
-            <w:pPr>
-              <w:spacing w:before="40" w:after="40"/>
-            </w:pPr>
-            <w:r>
-              <w:rPr>
-                <w:sz w:val="20"/>
-              </w:rPr>
-              <w:t>☐</w:t>
-            </w:r>
-          </w:p>
-        </w:tc>
-        <w:tc>
-          <w:tcPr>
-            <w:tcW w:w="2592" w:type="dxa"/>
-          </w:tcPr>
-          <w:p>
-            <w:pPr>
-              <w:spacing w:before="40" w:after="40"/>
-            </w:pPr>
-            <w:r>
-              <w:rPr>
-                <w:sz w:val="20"/>
-              </w:rPr>
-              <w:t>Reusable UI pattern</w:t>
-            </w:r>
-          </w:p>
-        </w:tc>
-        <w:tc>
-          <w:tcPr>
-            <w:tcW w:w="3888" w:type="dxa"/>
-          </w:tcPr>
-          <w:p>
-            <w:pPr>
-              <w:spacing w:before="40" w:after="40"/>
-            </w:pPr>
-            <w:r>
-              <w:rPr>
-                <w:sz w:val="20"/>
-              </w:rPr>
-              <w:t>Shared card/component classes or partials</w:t>
-            </w:r>
-          </w:p>
-        </w:tc>
-        <w:tc>
-          <w:tcPr>
-            <w:tcW w:w="2808" w:type="dxa"/>
-          </w:tcPr>
-          <w:p>
-            <w:pPr>
-              <w:spacing w:before="40" w:after="40"/>
-            </w:pPr>
-          </w:p>
-        </w:tc>
-      </w:tr>
-      <w:tr>
-        <w:trPr>
-          <w:jc w:val="center"/>
-        </w:trPr>
-        <w:tc>
-          <w:tcPr>
-            <w:tcW w:w="792" w:type="dxa"/>
-            <w:shd w:val="clear" w:color="auto" w:fill="F0F4F8"/>
-          </w:tcPr>
-          <w:p>
-            <w:pPr>
-              <w:spacing w:before="40" w:after="40"/>
-            </w:pPr>
-            <w:r>
-              <w:rPr>
-                <w:sz w:val="20"/>
-              </w:rPr>
-              <w:t>☐</w:t>
-            </w:r>
-          </w:p>
-        </w:tc>
-        <w:tc>
-          <w:tcPr>
-            <w:tcW w:w="2592" w:type="dxa"/>
-            <w:shd w:val="clear" w:color="auto" w:fill="F0F4F8"/>
-          </w:tcPr>
-          <w:p>
-            <w:pPr>
-              <w:spacing w:before="40" w:after="40"/>
-            </w:pPr>
-            <w:r>
-              <w:rPr>
-                <w:sz w:val="20"/>
-              </w:rPr>
-              <w:t>Data-driven content</w:t>
-            </w:r>
-          </w:p>
-        </w:tc>
-        <w:tc>
-          <w:tcPr>
-            <w:tcW w:w="3888" w:type="dxa"/>
-            <w:shd w:val="clear" w:color="auto" w:fill="F0F4F8"/>
-          </w:tcPr>
-          <w:p>
-            <w:pPr>
-              <w:spacing w:before="40" w:after="40"/>
-            </w:pPr>
-            <w:r>
-              <w:rPr>
-                <w:sz w:val="20"/>
-              </w:rPr>
-              <w:t>JSON/CSV mapped to visible UI</w:t>
-            </w:r>
-          </w:p>
-        </w:tc>
-        <w:tc>
-          <w:tcPr>
-            <w:tcW w:w="2808" w:type="dxa"/>
-            <w:shd w:val="clear" w:color="auto" w:fill="F0F4F8"/>
-          </w:tcPr>
-          <w:p>
-            <w:pPr>
-              <w:spacing w:before="40" w:after="40"/>
-            </w:pPr>
-            <w:r>
-              <w:t xml:space="preserve">Json file to save users thesis parts. The data will be accessible in the users ‘saved theses’ box on the home page of the dashboard. </w:t>
-            </w:r>
-          </w:p>
-        </w:tc>
-      </w:tr>
-      <w:tr>
-        <w:trPr>
-          <w:jc w:val="center"/>
-        </w:trPr>
-        <w:tc>
-          <w:tcPr>
-            <w:tcW w:w="792" w:type="dxa"/>
-          </w:tcPr>
-          <w:p>
-            <w:pPr>
-              <w:spacing w:before="40" w:after="40"/>
-            </w:pPr>
-            <w:r>
-              <w:rPr>
-                <w:sz w:val="20"/>
-              </w:rPr>
-              <w:t>☐</w:t>
-            </w:r>
-          </w:p>
-        </w:tc>
-        <w:tc>
-          <w:tcPr>
-            <w:tcW w:w="2592" w:type="dxa"/>
-          </w:tcPr>
-          <w:p>
-            <w:pPr>
-              <w:spacing w:before="40" w:after="40"/>
-            </w:pPr>
-            <w:r>
-              <w:rPr>
-                <w:sz w:val="20"/>
-              </w:rPr>
-              <w:t>Scripts / interactivity</w:t>
-            </w:r>
-          </w:p>
-        </w:tc>
-        <w:tc>
-          <w:tcPr>
-            <w:tcW w:w="3888" w:type="dxa"/>
-          </w:tcPr>
-          <w:p>
-            <w:pPr>
-              <w:spacing w:before="40" w:after="40"/>
-            </w:pPr>
-            <w:r>
-              <w:rPr>
-                <w:sz w:val="20"/>
-              </w:rPr>
-              <w:t>Custom JS for filters, tabs, states</w:t>
-            </w:r>
-          </w:p>
-        </w:tc>
-        <w:tc>
-          <w:tcPr>
-            <w:tcW w:w="2808" w:type="dxa"/>
-          </w:tcPr>
-          <w:p>
-            <w:pPr>
-              <w:spacing w:before="40" w:after="40"/>
-            </w:pPr>
-          </w:p>
-        </w:tc>
-      </w:tr>
-      <w:tr>
-        <w:trPr>
-          <w:jc w:val="center"/>
-        </w:trPr>
-        <w:tc>
-          <w:tcPr>
-            <w:tcW w:w="792" w:type="dxa"/>
-            <w:shd w:val="clear" w:color="auto" w:fill="F0F4F8"/>
-          </w:tcPr>
-          <w:p>
-            <w:pPr>
-              <w:spacing w:before="40" w:after="40"/>
-            </w:pPr>
-            <w:r>
-              <w:rPr>
-                <w:sz w:val="20"/>
-              </w:rPr>
-              <w:t>☐</w:t>
-            </w:r>
-          </w:p>
-        </w:tc>
-        <w:tc>
-          <w:tcPr>
-            <w:tcW w:w="2592" w:type="dxa"/>
-            <w:shd w:val="clear" w:color="auto" w:fill="F0F4F8"/>
-          </w:tcPr>
-          <w:p>
-            <w:pPr>
-              <w:spacing w:before="40" w:after="40"/>
-            </w:pPr>
-            <w:r>
-              <w:rPr>
-                <w:sz w:val="20"/>
-              </w:rPr>
-              <w:t>Third-party library</w:t>
-            </w:r>
-          </w:p>
-        </w:tc>
-        <w:tc>
-          <w:tcPr>
-            <w:tcW w:w="3888" w:type="dxa"/>
-            <w:shd w:val="clear" w:color="auto" w:fill="F0F4F8"/>
-          </w:tcPr>
-          <w:p>
-            <w:pPr>
-              <w:spacing w:before="40" w:after="40"/>
-            </w:pPr>
-            <w:r>
-              <w:rPr>
-                <w:sz w:val="20"/>
-              </w:rPr>
-              <w:t>Charts, icons, UI kit used with understanding</w:t>
-            </w:r>
-          </w:p>
-        </w:tc>
-        <w:tc>
-          <w:tcPr>
-            <w:tcW w:w="2808" w:type="dxa"/>
-            <w:shd w:val="clear" w:color="auto" w:fill="F0F4F8"/>
-          </w:tcPr>
-          <w:p>
-            <w:pPr>
-              <w:spacing w:before="40" w:after="40"/>
-            </w:pPr>
-          </w:p>
-        </w:tc>
-      </w:tr>
-      <w:tr>
-        <w:trPr>
-          <w:jc w:val="center"/>
-        </w:trPr>
-        <w:tc>
-          <w:tcPr>
-            <w:tcW w:w="792" w:type="dxa"/>
-          </w:tcPr>
-          <w:p>
-            <w:pPr>
-              <w:spacing w:before="40" w:after="40"/>
-            </w:pPr>
-            <w:r>
-              <w:rPr>
-                <w:sz w:val="20"/>
-              </w:rPr>
-              <w:t>☐</w:t>
-            </w:r>
-          </w:p>
-        </w:tc>
-        <w:tc>
-          <w:tcPr>
-            <w:tcW w:w="2592" w:type="dxa"/>
-          </w:tcPr>
-          <w:p>
-            <w:pPr>
-              <w:spacing w:before="40" w:after="40"/>
-            </w:pPr>
-            <w:r>
-              <w:rPr>
-                <w:sz w:val="20"/>
-              </w:rPr>
-              <w:t xml:space="preserve">Asset pipeline / </w:t>
-            </w:r>
-            <w:proofErr w:type="spellStart"/>
-            <w:r>
-              <w:rPr>
-                <w:sz w:val="20"/>
-              </w:rPr>
-              <w:t>optimisation</w:t>
-            </w:r>
-            <w:proofErr w:type="spellEnd"/>
-          </w:p>
-        </w:tc>
-        <w:tc>
-          <w:tcPr>
-            <w:tcW w:w="3888" w:type="dxa"/>
-          </w:tcPr>
-          <w:p>
-            <w:pPr>
-              <w:spacing w:before="40" w:after="40"/>
-            </w:pPr>
-            <w:r>
-              <w:rPr>
-                <w:sz w:val="20"/>
-              </w:rPr>
-              <w:t>Compressed images, sprites, consistent paths</w:t>
-            </w:r>
-          </w:p>
-        </w:tc>
-        <w:tc>
-          <w:tcPr>
-            <w:tcW w:w="2808" w:type="dxa"/>
-          </w:tcPr>
-          <w:p>
-            <w:pPr>
-              <w:spacing w:before="40" w:after="40"/>
-            </w:pPr>
-          </w:p>
-        </w:tc>
-      </w:tr>
-    </w:tbl>
-    <w:p/>
-    <w:p>
-      <w:pPr>
-        <w:spacing w:after="40"/>
-        <w:rPr>
-          <w:u w:val="single"/>
-        </w:rPr>
-      </w:pPr>
-      <w:r>
-        <w:rPr>
-          <w:b/>
-          <w:highlight w:val="yellow"/>
-          <w:u w:val="single"/>
-        </w:rPr>
-        <w:t>Gaps I still need to add:</w:t>
-      </w:r>
-    </w:p>
-    <w:p>
-      <w:pPr>
-        <w:pStyle w:val="ListParagraph"/>
-        <w:numPr>
-          <w:ilvl w:val="0"/>
-          <w:numId w:val="2"/>
-        </w:numPr>
-        <w:spacing w:after="40"/>
-        <w:rPr>
-          <w:color w:val="AAAAAA"/>
-          <w:sz w:val="20"/>
-        </w:rPr>
-      </w:pPr>
-    </w:p>
-    <w:p>
-      <w:pPr>
-        <w:spacing w:after="40"/>
-        <w:rPr>
-          <w:b/>
-          <w:u w:val="single"/>
-        </w:rPr>
-      </w:pPr>
-      <w:r>
-        <w:rPr>
-          <w:b/>
-          <w:highlight w:val="yellow"/>
-          <w:u w:val="single"/>
-        </w:rPr>
-        <w:t>My ≥2 techniques for assessment:</w:t>
-      </w:r>
-    </w:p>
-    <w:p>
-      <w:pPr>
-        <w:pStyle w:val="ListParagraph"/>
-        <w:numPr>
-          <w:ilvl w:val="0"/>
-          <w:numId w:val="2"/>
-        </w:numPr>
-        <w:spacing w:after="40"/>
-      </w:pPr>
-      <w:r>
-        <w:t>I am going</w:t>
-      </w:r>
-      <w:r>
-        <w:t xml:space="preserve"> to use a JSON file to track users </w:t>
-      </w:r>
-      <w:r>
-        <w:t>investment thesis and options. I have chosen this because it allows me to record a lot of data, for different users an</w:t>
-      </w:r>
-      <w:r>
-        <w:t xml:space="preserve">d </w:t>
-      </w:r>
-      <w:r>
-        <w:t>populate more than one html file with this data. I also like how easy it is to save things to it from my previous assessment.</w:t>
-      </w:r>
-    </w:p>
-    <w:p>
-      <w:pPr>
-        <w:pStyle w:val="ListParagraph"/>
-        <w:numPr>
-          <w:ilvl w:val="0"/>
-          <w:numId w:val="2"/>
-        </w:numPr>
-        <w:spacing w:after="40"/>
-      </w:pPr>
-      <w:r>
-        <w:t xml:space="preserve">Responsive system layout using flexbox / grid to ensure my interface can be used on mobile devices and larger screens. This makes it more accessible to </w:t>
-      </w:r>
-      <w:r>
-        <w:t xml:space="preserve">a greater amount of users, and especially casual investors which is most people. </w:t>
-      </w:r>
-    </w:p>
-    <w:p/>
-    <w:p/>
     <w:p/>
     <w:p>
       <w:pPr>
@@ -1979,7 +2340,7 @@
           <w:u w:val="single"/>
         </w:rPr>
       </w:pPr>
-      <w:hyperlink r:id="rId16" w:history="1">
+      <w:hyperlink r:id="rId19" w:history="1">
         <w:r>
           <w:rPr>
             <w:rStyle w:val="Hyperlink"/>
@@ -2030,7 +2391,6 @@
           <w:noProof/>
           <w:u w:val="single"/>
         </w:rPr>
-        <w:lastRenderedPageBreak/>
         <w:drawing>
           <wp:inline distT="0" distB="0" distL="0" distR="0" wp14:anchorId="6E3F2AEB" wp14:editId="2ED5D272">
             <wp:extent cx="2801517" cy="1289154"/>
@@ -2047,7 +2407,7 @@
                     <pic:cNvPicPr/>
                   </pic:nvPicPr>
                   <pic:blipFill>
-                    <a:blip r:embed="rId17" cstate="print">
+                    <a:blip r:embed="rId20" cstate="print">
                       <a:extLst>
                         <a:ext uri="{28A0092B-C50C-407E-A947-70E740481C1C}">
                           <a14:useLocalDpi xmlns:a14="http://schemas.microsoft.com/office/drawing/2010/main" val="0"/>
@@ -2099,6 +2459,7 @@
         <w:rPr>
           <w:noProof/>
         </w:rPr>
+        <w:lastRenderedPageBreak/>
         <w:drawing>
           <wp:inline distT="0" distB="0" distL="0" distR="0" wp14:anchorId="391B1304" wp14:editId="437D5EDA">
             <wp:extent cx="2844606" cy="1433334"/>
@@ -2115,7 +2476,7 @@
                     <pic:cNvPicPr/>
                   </pic:nvPicPr>
                   <pic:blipFill>
-                    <a:blip r:embed="rId18" cstate="print">
+                    <a:blip r:embed="rId21" cstate="print">
                       <a:extLst>
                         <a:ext uri="{28A0092B-C50C-407E-A947-70E740481C1C}">
                           <a14:useLocalDpi xmlns:a14="http://schemas.microsoft.com/office/drawing/2010/main" val="0"/>
@@ -2203,9 +2564,9 @@
         <w:tblLook w:val="04A0" w:firstRow="1" w:lastRow="0" w:firstColumn="1" w:lastColumn="0" w:noHBand="0" w:noVBand="1"/>
       </w:tblPr>
       <w:tblGrid>
-        <w:gridCol w:w="2128"/>
-        <w:gridCol w:w="3427"/>
-        <w:gridCol w:w="3461"/>
+        <w:gridCol w:w="2304"/>
+        <w:gridCol w:w="3888"/>
+        <w:gridCol w:w="3888"/>
       </w:tblGrid>
       <w:tr>
         <w:trPr>
@@ -2301,15 +2662,11 @@
               <w:t>Because my app is designed for all investors it’s important that people with disabilities can use it. With increasing amounts of people interested in the stock market I think</w:t>
             </w:r>
             <w:r>
-              <w:t xml:space="preserve"> there will be </w:t>
-            </w:r>
-            <w:proofErr w:type="spellStart"/>
-            <w:r>
-              <w:t>a</w:t>
-            </w:r>
-            <w:proofErr w:type="spellEnd"/>
-            <w:r>
-              <w:t xml:space="preserve"> increasing amount of disabled people looking for an inclusive interface which allows them to invest like any other person,</w:t>
+              <w:t xml:space="preserve"> there will be a increasing amount of disabled people looking for an </w:t>
+            </w:r>
+            <w:r>
+              <w:lastRenderedPageBreak/>
+              <w:t>inclusive interface which allows them to invest like any other person,</w:t>
             </w:r>
             <w:r>
               <w:t xml:space="preserve"> so making my interface accessible is a great way to capture this market.</w:t>
@@ -2328,6 +2685,7 @@
               <w:rPr>
                 <w:highlight w:val="yellow"/>
               </w:rPr>
+              <w:lastRenderedPageBreak/>
               <w:t>I will design the project with high contrast between text and background, Titles for images for e readers – for the blind, the ability to magnify text, etc.</w:t>
             </w:r>
           </w:p>
@@ -2361,7 +2719,6 @@
               <w:rPr>
                 <w:sz w:val="20"/>
               </w:rPr>
-              <w:lastRenderedPageBreak/>
               <w:t>Usability</w:t>
             </w:r>
           </w:p>
@@ -2418,16 +2775,18 @@
               <w:spacing w:before="40" w:after="40"/>
             </w:pPr>
             <w:r>
-              <w:t xml:space="preserve">Because making an investment decision journal requires inputting personal monetary decisions which could be considered quite private data </w:t>
-            </w:r>
-            <w:proofErr w:type="spellStart"/>
-            <w:r>
-              <w:t>its</w:t>
-            </w:r>
-            <w:proofErr w:type="spellEnd"/>
-            <w:r>
-              <w:t xml:space="preserve"> important that users privacy is kept</w:t>
-            </w:r>
+              <w:t>Because making an investment decision journal requires inputting personal monetary decisions which could be considered quite private data its important that users privacy is kept</w:t>
+            </w:r>
+          </w:p>
+          <w:p>
+            <w:pPr>
+              <w:spacing w:before="40" w:after="40"/>
+            </w:pPr>
+          </w:p>
+          <w:p>
+            <w:pPr>
+              <w:spacing w:before="40" w:after="40"/>
+            </w:pPr>
           </w:p>
         </w:tc>
         <w:tc>
@@ -2501,7 +2860,7 @@
               <w:spacing w:before="40" w:after="40"/>
             </w:pPr>
             <w:r>
-              <w:t xml:space="preserve">High contrast </w:t>
+              <w:t xml:space="preserve">It means that the interface will have good visibility and the user will be able to view it </w:t>
             </w:r>
           </w:p>
         </w:tc>
@@ -2514,6 +2873,9 @@
             <w:pPr>
               <w:spacing w:before="40" w:after="40"/>
             </w:pPr>
+            <w:r>
+              <w:t>I used Flex box and mediaqueries adaptive elements to ensure the interface works on multiple devices.</w:t>
+            </w:r>
           </w:p>
         </w:tc>
       </w:tr>
@@ -2654,14 +3016,35 @@
           <w:color w:val="000000" w:themeColor="text1"/>
           <w:highlight w:val="yellow"/>
         </w:rPr>
-        <w:t>Aesthetic</w:t>
+        <w:t>a</w:t>
       </w:r>
       <w:r>
         <w:rPr>
           <w:color w:val="000000" w:themeColor="text1"/>
           <w:highlight w:val="yellow"/>
         </w:rPr>
-        <w:t xml:space="preserve">s for </w:t>
+        <w:t>esthetic</w:t>
+      </w:r>
+      <w:r>
+        <w:rPr>
+          <w:color w:val="000000" w:themeColor="text1"/>
+          <w:highlight w:val="yellow"/>
+        </w:rPr>
+        <w:t>s</w:t>
+      </w:r>
+      <w:r>
+        <w:rPr>
+          <w:color w:val="000000" w:themeColor="text1"/>
+          <w:highlight w:val="yellow"/>
+        </w:rPr>
+        <w:t xml:space="preserve"> and layout</w:t>
+      </w:r>
+      <w:r>
+        <w:rPr>
+          <w:color w:val="000000" w:themeColor="text1"/>
+          <w:highlight w:val="yellow"/>
+        </w:rPr>
+        <w:t xml:space="preserve"> for</w:t>
       </w:r>
       <w:r>
         <w:rPr>
@@ -2708,6 +3091,16 @@
           <w:u w:val="single"/>
         </w:rPr>
       </w:pPr>
+      <w:hyperlink r:id="rId22" w:anchor="textarea" w:history="1">
+        <w:r>
+          <w:rPr>
+            <w:rStyle w:val="Hyperlink"/>
+            <w:b/>
+            <w:bCs/>
+          </w:rPr>
+          <w:t>Showing results for contents of text-input area (checked with vnu 26.8.21) - Nu Html Checker</w:t>
+        </w:r>
+      </w:hyperlink>
     </w:p>
     <w:p>
       <w:pPr>
@@ -2773,30 +3166,30 @@
     <w:tbl>
       <w:tblPr>
         <w:tblStyle w:val="TableGrid"/>
-        <w:tblW w:w="10060" w:type="dxa"/>
+        <w:tblW w:w="15021" w:type="dxa"/>
         <w:tblLook w:val="04A0" w:firstRow="1" w:lastRow="0" w:firstColumn="1" w:lastColumn="0" w:noHBand="0" w:noVBand="1"/>
       </w:tblPr>
       <w:tblGrid>
-        <w:gridCol w:w="1546"/>
-        <w:gridCol w:w="2676"/>
-        <w:gridCol w:w="3158"/>
-        <w:gridCol w:w="2680"/>
+        <w:gridCol w:w="1071"/>
+        <w:gridCol w:w="3602"/>
+        <w:gridCol w:w="497"/>
+        <w:gridCol w:w="3636"/>
+        <w:gridCol w:w="6215"/>
       </w:tblGrid>
       <w:tr>
         <w:tc>
           <w:tcPr>
-            <w:tcW w:w="1546" w:type="dxa"/>
-          </w:tcPr>
-          <w:p>
-            <w:r>
-              <w:lastRenderedPageBreak/>
+            <w:tcW w:w="1071" w:type="dxa"/>
+          </w:tcPr>
+          <w:p>
+            <w:r>
               <w:t>Date:</w:t>
             </w:r>
           </w:p>
         </w:tc>
         <w:tc>
           <w:tcPr>
-            <w:tcW w:w="2676" w:type="dxa"/>
+            <w:tcW w:w="3602" w:type="dxa"/>
           </w:tcPr>
           <w:p>
             <w:r>
@@ -2806,7 +3199,8 @@
         </w:tc>
         <w:tc>
           <w:tcPr>
-            <w:tcW w:w="3158" w:type="dxa"/>
+            <w:tcW w:w="4133" w:type="dxa"/>
+            <w:gridSpan w:val="2"/>
           </w:tcPr>
           <w:p>
             <w:r>
@@ -2816,7 +3210,7 @@
         </w:tc>
         <w:tc>
           <w:tcPr>
-            <w:tcW w:w="2680" w:type="dxa"/>
+            <w:tcW w:w="6215" w:type="dxa"/>
           </w:tcPr>
           <w:p>
             <w:r>
@@ -2828,7 +3222,7 @@
       <w:tr>
         <w:tc>
           <w:tcPr>
-            <w:tcW w:w="1546" w:type="dxa"/>
+            <w:tcW w:w="1071" w:type="dxa"/>
           </w:tcPr>
           <w:p>
             <w:r>
@@ -2848,7 +3242,8 @@
         </w:tc>
         <w:tc>
           <w:tcPr>
-            <w:tcW w:w="2676" w:type="dxa"/>
+            <w:tcW w:w="4099" w:type="dxa"/>
+            <w:gridSpan w:val="2"/>
           </w:tcPr>
           <w:p>
             <w:r>
@@ -2882,7 +3277,7 @@
                           <pic:cNvPicPr/>
                         </pic:nvPicPr>
                         <pic:blipFill>
-                          <a:blip r:embed="rId19"/>
+                          <a:blip r:embed="rId23"/>
                           <a:stretch>
                             <a:fillRect/>
                           </a:stretch>
@@ -2937,7 +3332,7 @@
                           <pic:cNvPicPr/>
                         </pic:nvPicPr>
                         <pic:blipFill>
-                          <a:blip r:embed="rId20"/>
+                          <a:blip r:embed="rId24"/>
                           <a:stretch>
                             <a:fillRect/>
                           </a:stretch>
@@ -2971,14 +3366,18 @@
           </w:p>
           <w:p>
             <w:r>
-              <w:t xml:space="preserve"> This is the contrast checker for the place holder text on my input boxes on my form. This reads it as having a contrast ratio of 1:1.6, which is terrible. While this </w:t>
+              <w:t xml:space="preserve"> This is the contrast checker for the place holder text on my input boxes on my </w:t>
+            </w:r>
+            <w:r>
+              <w:lastRenderedPageBreak/>
+              <w:t xml:space="preserve">form. This reads it as having a contrast ratio of 1:1.6, which is terrible. While this </w:t>
             </w:r>
           </w:p>
           <w:p/>
         </w:tc>
         <w:tc>
           <w:tcPr>
-            <w:tcW w:w="3158" w:type="dxa"/>
+            <w:tcW w:w="3636" w:type="dxa"/>
           </w:tcPr>
           <w:p>
             <w:r>
@@ -2986,6 +3385,7 @@
                 <w:noProof/>
                 <w:u w:val="single"/>
               </w:rPr>
+              <w:lastRenderedPageBreak/>
               <w:drawing>
                 <wp:anchor distT="0" distB="0" distL="114300" distR="114300" simplePos="0" relativeHeight="251778048" behindDoc="0" locked="0" layoutInCell="1" allowOverlap="1" wp14:anchorId="189434B2" wp14:editId="75B2781F">
                   <wp:simplePos x="0" y="0"/>
@@ -3010,7 +3410,7 @@
                           <pic:cNvPicPr/>
                         </pic:nvPicPr>
                         <pic:blipFill>
-                          <a:blip r:embed="rId21"/>
+                          <a:blip r:embed="rId25"/>
                           <a:stretch>
                             <a:fillRect/>
                           </a:stretch>
@@ -3040,7 +3440,7 @@
         </w:tc>
         <w:tc>
           <w:tcPr>
-            <w:tcW w:w="2680" w:type="dxa"/>
+            <w:tcW w:w="6215" w:type="dxa"/>
           </w:tcPr>
           <w:p>
             <w:pPr>
@@ -3052,37 +3452,7 @@
           </w:p>
           <w:p>
             <w:r>
-              <w:t xml:space="preserve">I need to change the font on this apricot orange widget from the off white </w:t>
-            </w:r>
-            <w:proofErr w:type="spellStart"/>
-            <w:r>
-              <w:t>colour</w:t>
-            </w:r>
-            <w:proofErr w:type="spellEnd"/>
-            <w:r>
-              <w:t xml:space="preserve"> I use because the contrast is so poor that </w:t>
-            </w:r>
-            <w:proofErr w:type="spellStart"/>
-            <w:r>
-              <w:t>its</w:t>
-            </w:r>
-            <w:proofErr w:type="spellEnd"/>
-            <w:r>
-              <w:t xml:space="preserve"> really hard to read even normally. I’m going to update it to the same black </w:t>
-            </w:r>
-            <w:proofErr w:type="spellStart"/>
-            <w:r>
-              <w:t>colour</w:t>
-            </w:r>
-            <w:proofErr w:type="spellEnd"/>
-            <w:r>
-              <w:t xml:space="preserve"> as the two widgets beside it.  Much higher contrast</w:t>
-            </w:r>
-            <w:r>
-              <w:t xml:space="preserve"> </w:t>
-            </w:r>
-            <w:r>
-              <w:t>and easier to read.</w:t>
+              <w:t>I need to change the font on this apricot orange widget from the off white colour I use because the contrast is so poor that its really hard to read even normally. I’m going to update it to the same black colour as the two widgets beside it.  Much higher contrast and easier to read.</w:t>
             </w:r>
           </w:p>
           <w:p>
@@ -3096,7 +3466,7 @@
       <w:tr>
         <w:tc>
           <w:tcPr>
-            <w:tcW w:w="1546" w:type="dxa"/>
+            <w:tcW w:w="1071" w:type="dxa"/>
           </w:tcPr>
           <w:p>
             <w:r>
@@ -3115,7 +3485,8 @@
         </w:tc>
         <w:tc>
           <w:tcPr>
-            <w:tcW w:w="2676" w:type="dxa"/>
+            <w:tcW w:w="4099" w:type="dxa"/>
+            <w:gridSpan w:val="2"/>
           </w:tcPr>
           <w:p>
             <w:r>
@@ -3146,7 +3517,7 @@
                           <pic:cNvPicPr/>
                         </pic:nvPicPr>
                         <pic:blipFill>
-                          <a:blip r:embed="rId22"/>
+                          <a:blip r:embed="rId26"/>
                           <a:stretch>
                             <a:fillRect/>
                           </a:stretch>
@@ -3176,7 +3547,7 @@
         </w:tc>
         <w:tc>
           <w:tcPr>
-            <w:tcW w:w="3158" w:type="dxa"/>
+            <w:tcW w:w="3636" w:type="dxa"/>
           </w:tcPr>
           <w:p>
             <w:r>
@@ -3208,7 +3579,7 @@
                           <pic:cNvPicPr/>
                         </pic:nvPicPr>
                         <pic:blipFill>
-                          <a:blip r:embed="rId23"/>
+                          <a:blip r:embed="rId27"/>
                           <a:stretch>
                             <a:fillRect/>
                           </a:stretch>
@@ -3238,7 +3609,7 @@
         </w:tc>
         <w:tc>
           <w:tcPr>
-            <w:tcW w:w="2680" w:type="dxa"/>
+            <w:tcW w:w="6215" w:type="dxa"/>
           </w:tcPr>
           <w:p>
             <w:r>
@@ -3252,13 +3623,7 @@
           </w:p>
           <w:p>
             <w:r>
-              <w:t>The issue was my</w:t>
-            </w:r>
-            <w:r>
-              <w:t xml:space="preserve"> </w:t>
-            </w:r>
-            <w:r>
-              <w:t>placeholder text was never given a value, so it gets assigned to the browser default, which is this unassuming grey. While this would be okay for other platforms, the contrast is simply not going to work for mine.</w:t>
+              <w:t>The issue was my placeholder text was never given a value, so it gets assigned to the browser default, which is this unassuming grey. While this would be okay for other platforms, the contrast is simply not going to work for mine.</w:t>
             </w:r>
           </w:p>
           <w:p>
@@ -3268,23 +3633,7 @@
           </w:p>
           <w:p>
             <w:r>
-              <w:t xml:space="preserve">To fix this I added this code, which specifically targets the placeholder text of my input boxes for my whole form, rather than before where I was trying to style the </w:t>
-            </w:r>
-            <w:proofErr w:type="spellStart"/>
-            <w:r>
-              <w:t>divs</w:t>
-            </w:r>
-            <w:proofErr w:type="spellEnd"/>
-            <w:r>
-              <w:t xml:space="preserve"> that the input boxes were in, and of course this just changes the </w:t>
-            </w:r>
-            <w:proofErr w:type="spellStart"/>
-            <w:r>
-              <w:t>colour</w:t>
-            </w:r>
-            <w:proofErr w:type="spellEnd"/>
-            <w:r>
-              <w:t xml:space="preserve"> of the text that the user can type.</w:t>
+              <w:t>To fix this I added this code, which specifically targets the placeholder text of my input boxes for my whole form, rather than before where I was trying to style the divs that the input boxes were in, and of course this just changes the colour of the text that the user can type.</w:t>
             </w:r>
           </w:p>
           <w:p>
@@ -3311,74 +3660,63 @@
                 <w:u w:val="single"/>
               </w:rPr>
             </w:pPr>
-            <w:proofErr w:type="spellStart"/>
             <w:r>
               <w:rPr>
                 <w:u w:val="single"/>
               </w:rPr>
-              <w:t>textarea</w:t>
-            </w:r>
-            <w:proofErr w:type="spellEnd"/>
-            <w:r>
+              <w:t>textarea::placeholder {</w:t>
+            </w:r>
+          </w:p>
+          <w:p>
+            <w:pPr>
               <w:rPr>
                 <w:u w:val="single"/>
               </w:rPr>
-              <w:t>::placeholder {</w:t>
-            </w:r>
-          </w:p>
-          <w:p>
-            <w:pPr>
+            </w:pPr>
+            <w:r>
               <w:rPr>
                 <w:u w:val="single"/>
               </w:rPr>
-            </w:pPr>
-            <w:r>
+              <w:t>    color: #F7EEDC;</w:t>
+            </w:r>
+          </w:p>
+          <w:p>
+            <w:pPr>
               <w:rPr>
                 <w:u w:val="single"/>
               </w:rPr>
-              <w:t>    color: #F7EEDC;</w:t>
-            </w:r>
-          </w:p>
-          <w:p>
-            <w:pPr>
+            </w:pPr>
+            <w:r>
               <w:rPr>
                 <w:u w:val="single"/>
               </w:rPr>
-            </w:pPr>
-            <w:r>
+              <w:t>    opacity: 1;</w:t>
+            </w:r>
+          </w:p>
+          <w:p>
+            <w:pPr>
               <w:rPr>
                 <w:u w:val="single"/>
               </w:rPr>
-              <w:t>    opacity: 1;</w:t>
-            </w:r>
-          </w:p>
-          <w:p>
-            <w:pPr>
+            </w:pPr>
+            <w:r>
               <w:rPr>
                 <w:u w:val="single"/>
               </w:rPr>
-            </w:pPr>
-            <w:r>
+              <w:t>}</w:t>
+            </w:r>
+          </w:p>
+          <w:p>
+            <w:pPr>
+              <w:pStyle w:val="ListParagraph"/>
               <w:rPr>
                 <w:u w:val="single"/>
               </w:rPr>
-              <w:t>}</w:t>
-            </w:r>
-          </w:p>
-          <w:p>
-            <w:pPr>
-              <w:pStyle w:val="ListParagraph"/>
-              <w:rPr>
-                <w:u w:val="single"/>
-              </w:rPr>
-            </w:pPr>
-          </w:p>
-          <w:p>
-            <w:r>
-              <w:t>T</w:t>
-            </w:r>
-            <w:r>
-              <w:t>his gives a contrast of 5.6, while not the best, I actually don’t want it to stand out a huge amount because its only supposed to be subtle.</w:t>
+            </w:pPr>
+          </w:p>
+          <w:p>
+            <w:r>
+              <w:t>This gives a contrast of 5.6, while not the best, I actually don’t want it to stand out a huge amount because its only supposed to be subtle.</w:t>
             </w:r>
           </w:p>
           <w:p>
@@ -3397,7 +3735,7 @@
       <w:tr>
         <w:tc>
           <w:tcPr>
-            <w:tcW w:w="1546" w:type="dxa"/>
+            <w:tcW w:w="1071" w:type="dxa"/>
           </w:tcPr>
           <w:p>
             <w:r>
@@ -3408,13 +3746,17 @@
         </w:tc>
         <w:tc>
           <w:tcPr>
-            <w:tcW w:w="2676" w:type="dxa"/>
+            <w:tcW w:w="4099" w:type="dxa"/>
+            <w:gridSpan w:val="2"/>
           </w:tcPr>
           <w:p>
             <w:pPr>
               <w:jc w:val="center"/>
             </w:pPr>
             <w:r>
+              <w:rPr>
+                <w:noProof/>
+              </w:rPr>
               <w:drawing>
                 <wp:anchor distT="0" distB="0" distL="114300" distR="114300" simplePos="0" relativeHeight="251784192" behindDoc="0" locked="0" layoutInCell="1" allowOverlap="1" wp14:anchorId="6D6D2210" wp14:editId="13003ECC">
                   <wp:simplePos x="0" y="0"/>
@@ -3439,7 +3781,7 @@
                           <pic:cNvPicPr/>
                         </pic:nvPicPr>
                         <pic:blipFill>
-                          <a:blip r:embed="rId24"/>
+                          <a:blip r:embed="rId28"/>
                           <a:stretch>
                             <a:fillRect/>
                           </a:stretch>
@@ -3469,10 +3811,13 @@
         </w:tc>
         <w:tc>
           <w:tcPr>
-            <w:tcW w:w="3158" w:type="dxa"/>
-          </w:tcPr>
-          <w:p>
-            <w:r>
+            <w:tcW w:w="3636" w:type="dxa"/>
+          </w:tcPr>
+          <w:p>
+            <w:r>
+              <w:rPr>
+                <w:noProof/>
+              </w:rPr>
               <w:drawing>
                 <wp:anchor distT="0" distB="0" distL="114300" distR="114300" simplePos="0" relativeHeight="251786240" behindDoc="0" locked="0" layoutInCell="1" allowOverlap="1" wp14:anchorId="492FB1E3" wp14:editId="3922A2B2">
                   <wp:simplePos x="0" y="0"/>
@@ -3497,7 +3842,7 @@
                           <pic:cNvPicPr/>
                         </pic:nvPicPr>
                         <pic:blipFill>
-                          <a:blip r:embed="rId25"/>
+                          <a:blip r:embed="rId29"/>
                           <a:stretch>
                             <a:fillRect/>
                           </a:stretch>
@@ -3527,7 +3872,7 @@
         </w:tc>
         <w:tc>
           <w:tcPr>
-            <w:tcW w:w="2680" w:type="dxa"/>
+            <w:tcW w:w="6215" w:type="dxa"/>
           </w:tcPr>
           <w:p>
             <w:r>
@@ -3545,7 +3890,7 @@
       <w:tr>
         <w:tc>
           <w:tcPr>
-            <w:tcW w:w="1546" w:type="dxa"/>
+            <w:tcW w:w="1071" w:type="dxa"/>
           </w:tcPr>
           <w:p>
             <w:r>
@@ -3555,10 +3900,14 @@
         </w:tc>
         <w:tc>
           <w:tcPr>
-            <w:tcW w:w="2676" w:type="dxa"/>
-          </w:tcPr>
-          <w:p>
-            <w:r>
+            <w:tcW w:w="4099" w:type="dxa"/>
+            <w:gridSpan w:val="2"/>
+          </w:tcPr>
+          <w:p>
+            <w:r>
+              <w:rPr>
+                <w:noProof/>
+              </w:rPr>
               <w:drawing>
                 <wp:anchor distT="0" distB="0" distL="114300" distR="114300" simplePos="0" relativeHeight="251788288" behindDoc="0" locked="0" layoutInCell="1" allowOverlap="1" wp14:anchorId="7887E848" wp14:editId="4FF86688">
                   <wp:simplePos x="0" y="0"/>
@@ -3583,7 +3932,7 @@
                           <pic:cNvPicPr/>
                         </pic:nvPicPr>
                         <pic:blipFill>
-                          <a:blip r:embed="rId26"/>
+                          <a:blip r:embed="rId30"/>
                           <a:stretch>
                             <a:fillRect/>
                           </a:stretch>
@@ -3613,10 +3962,13 @@
         </w:tc>
         <w:tc>
           <w:tcPr>
-            <w:tcW w:w="3158" w:type="dxa"/>
-          </w:tcPr>
-          <w:p>
-            <w:r>
+            <w:tcW w:w="3636" w:type="dxa"/>
+          </w:tcPr>
+          <w:p>
+            <w:r>
+              <w:rPr>
+                <w:noProof/>
+              </w:rPr>
               <w:drawing>
                 <wp:anchor distT="0" distB="0" distL="114300" distR="114300" simplePos="0" relativeHeight="251790336" behindDoc="0" locked="0" layoutInCell="1" allowOverlap="1" wp14:anchorId="5CC68CE6" wp14:editId="034B9652">
                   <wp:simplePos x="0" y="0"/>
@@ -3641,7 +3993,7 @@
                           <pic:cNvPicPr/>
                         </pic:nvPicPr>
                         <pic:blipFill>
-                          <a:blip r:embed="rId27"/>
+                          <a:blip r:embed="rId31"/>
                           <a:stretch>
                             <a:fillRect/>
                           </a:stretch>
@@ -3671,7 +4023,7 @@
         </w:tc>
         <w:tc>
           <w:tcPr>
-            <w:tcW w:w="2680" w:type="dxa"/>
+            <w:tcW w:w="6215" w:type="dxa"/>
           </w:tcPr>
           <w:p>
             <w:pPr>
@@ -3698,7 +4050,7 @@
       <w:tr>
         <w:tc>
           <w:tcPr>
-            <w:tcW w:w="1546" w:type="dxa"/>
+            <w:tcW w:w="1071" w:type="dxa"/>
           </w:tcPr>
           <w:p>
             <w:r>
@@ -3708,10 +4060,14 @@
         </w:tc>
         <w:tc>
           <w:tcPr>
-            <w:tcW w:w="2676" w:type="dxa"/>
-          </w:tcPr>
-          <w:p>
-            <w:r>
+            <w:tcW w:w="4099" w:type="dxa"/>
+            <w:gridSpan w:val="2"/>
+          </w:tcPr>
+          <w:p>
+            <w:r>
+              <w:rPr>
+                <w:noProof/>
+              </w:rPr>
               <w:drawing>
                 <wp:anchor distT="0" distB="0" distL="114300" distR="114300" simplePos="0" relativeHeight="251792384" behindDoc="0" locked="0" layoutInCell="1" allowOverlap="1" wp14:anchorId="67EFF431" wp14:editId="007A2745">
                   <wp:simplePos x="0" y="0"/>
@@ -3736,7 +4092,7 @@
                           <pic:cNvPicPr/>
                         </pic:nvPicPr>
                         <pic:blipFill>
-                          <a:blip r:embed="rId28"/>
+                          <a:blip r:embed="rId32"/>
                           <a:stretch>
                             <a:fillRect/>
                           </a:stretch>
@@ -3766,10 +4122,13 @@
         </w:tc>
         <w:tc>
           <w:tcPr>
-            <w:tcW w:w="3158" w:type="dxa"/>
-          </w:tcPr>
-          <w:p>
-            <w:r>
+            <w:tcW w:w="3636" w:type="dxa"/>
+          </w:tcPr>
+          <w:p>
+            <w:r>
+              <w:rPr>
+                <w:noProof/>
+              </w:rPr>
               <w:drawing>
                 <wp:anchor distT="0" distB="0" distL="114300" distR="114300" simplePos="0" relativeHeight="251794432" behindDoc="0" locked="0" layoutInCell="1" allowOverlap="1" wp14:anchorId="1DA98E3D" wp14:editId="759FA687">
                   <wp:simplePos x="0" y="0"/>
@@ -3794,7 +4153,7 @@
                           <pic:cNvPicPr/>
                         </pic:nvPicPr>
                         <pic:blipFill>
-                          <a:blip r:embed="rId29"/>
+                          <a:blip r:embed="rId33"/>
                           <a:stretch>
                             <a:fillRect/>
                           </a:stretch>
@@ -3824,7 +4183,7 @@
         </w:tc>
         <w:tc>
           <w:tcPr>
-            <w:tcW w:w="2680" w:type="dxa"/>
+            <w:tcW w:w="6215" w:type="dxa"/>
           </w:tcPr>
           <w:p>
             <w:r>
@@ -3839,7 +4198,7 @@
       <w:tr>
         <w:tc>
           <w:tcPr>
-            <w:tcW w:w="1546" w:type="dxa"/>
+            <w:tcW w:w="1071" w:type="dxa"/>
           </w:tcPr>
           <w:p>
             <w:r>
@@ -3849,10 +4208,14 @@
         </w:tc>
         <w:tc>
           <w:tcPr>
-            <w:tcW w:w="2676" w:type="dxa"/>
-          </w:tcPr>
-          <w:p>
-            <w:r>
+            <w:tcW w:w="4099" w:type="dxa"/>
+            <w:gridSpan w:val="2"/>
+          </w:tcPr>
+          <w:p>
+            <w:r>
+              <w:rPr>
+                <w:noProof/>
+              </w:rPr>
               <w:drawing>
                 <wp:anchor distT="0" distB="0" distL="114300" distR="114300" simplePos="0" relativeHeight="251796480" behindDoc="0" locked="0" layoutInCell="1" allowOverlap="1" wp14:anchorId="605DB05C" wp14:editId="1EC46D68">
                   <wp:simplePos x="0" y="0"/>
@@ -3877,7 +4240,7 @@
                           <pic:cNvPicPr/>
                         </pic:nvPicPr>
                         <pic:blipFill>
-                          <a:blip r:embed="rId30"/>
+                          <a:blip r:embed="rId34"/>
                           <a:stretch>
                             <a:fillRect/>
                           </a:stretch>
@@ -3907,13 +4270,16 @@
         </w:tc>
         <w:tc>
           <w:tcPr>
-            <w:tcW w:w="3158" w:type="dxa"/>
+            <w:tcW w:w="3636" w:type="dxa"/>
           </w:tcPr>
           <w:p>
             <w:pPr>
               <w:ind w:firstLine="720"/>
             </w:pPr>
             <w:r>
+              <w:rPr>
+                <w:noProof/>
+              </w:rPr>
               <w:drawing>
                 <wp:anchor distT="0" distB="0" distL="114300" distR="114300" simplePos="0" relativeHeight="251798528" behindDoc="0" locked="0" layoutInCell="1" allowOverlap="1" wp14:anchorId="32F28D93" wp14:editId="5876BC02">
                   <wp:simplePos x="0" y="0"/>
@@ -3938,7 +4304,7 @@
                           <pic:cNvPicPr/>
                         </pic:nvPicPr>
                         <pic:blipFill>
-                          <a:blip r:embed="rId31"/>
+                          <a:blip r:embed="rId35"/>
                           <a:stretch>
                             <a:fillRect/>
                           </a:stretch>
@@ -3968,7 +4334,7 @@
         </w:tc>
         <w:tc>
           <w:tcPr>
-            <w:tcW w:w="2680" w:type="dxa"/>
+            <w:tcW w:w="6215" w:type="dxa"/>
           </w:tcPr>
           <w:p>
             <w:r>
@@ -3989,27 +4355,30 @@
       <w:tr>
         <w:tc>
           <w:tcPr>
-            <w:tcW w:w="1546" w:type="dxa"/>
-          </w:tcPr>
-          <w:p>
-            <w:r>
-              <w:lastRenderedPageBreak/>
+            <w:tcW w:w="1071" w:type="dxa"/>
+          </w:tcPr>
+          <w:p>
+            <w:r>
               <w:t>23/08/26</w:t>
             </w:r>
           </w:p>
         </w:tc>
         <w:tc>
           <w:tcPr>
-            <w:tcW w:w="2676" w:type="dxa"/>
+            <w:tcW w:w="4099" w:type="dxa"/>
+            <w:gridSpan w:val="2"/>
           </w:tcPr>
           <w:p/>
         </w:tc>
         <w:tc>
           <w:tcPr>
-            <w:tcW w:w="3158" w:type="dxa"/>
-          </w:tcPr>
-          <w:p>
-            <w:r>
+            <w:tcW w:w="3636" w:type="dxa"/>
+          </w:tcPr>
+          <w:p>
+            <w:r>
+              <w:rPr>
+                <w:noProof/>
+              </w:rPr>
               <w:drawing>
                 <wp:anchor distT="0" distB="0" distL="114300" distR="114300" simplePos="0" relativeHeight="251800576" behindDoc="0" locked="0" layoutInCell="1" allowOverlap="1" wp14:anchorId="26344D73" wp14:editId="6491BA06">
                   <wp:simplePos x="0" y="0"/>
@@ -4034,7 +4403,7 @@
                           <pic:cNvPicPr/>
                         </pic:nvPicPr>
                         <pic:blipFill>
-                          <a:blip r:embed="rId32"/>
+                          <a:blip r:embed="rId36"/>
                           <a:stretch>
                             <a:fillRect/>
                           </a:stretch>
@@ -4064,7 +4433,7 @@
         </w:tc>
         <w:tc>
           <w:tcPr>
-            <w:tcW w:w="2680" w:type="dxa"/>
+            <w:tcW w:w="6215" w:type="dxa"/>
           </w:tcPr>
           <w:p>
             <w:r>
@@ -4103,7 +4472,7 @@
       <w:tr>
         <w:tc>
           <w:tcPr>
-            <w:tcW w:w="1546" w:type="dxa"/>
+            <w:tcW w:w="1071" w:type="dxa"/>
           </w:tcPr>
           <w:p>
             <w:r>
@@ -4113,16 +4482,20 @@
         </w:tc>
         <w:tc>
           <w:tcPr>
-            <w:tcW w:w="2676" w:type="dxa"/>
+            <w:tcW w:w="4099" w:type="dxa"/>
+            <w:gridSpan w:val="2"/>
           </w:tcPr>
           <w:p/>
         </w:tc>
         <w:tc>
           <w:tcPr>
-            <w:tcW w:w="3158" w:type="dxa"/>
-          </w:tcPr>
-          <w:p>
-            <w:r>
+            <w:tcW w:w="3636" w:type="dxa"/>
+          </w:tcPr>
+          <w:p>
+            <w:r>
+              <w:rPr>
+                <w:noProof/>
+              </w:rPr>
               <w:drawing>
                 <wp:anchor distT="0" distB="0" distL="114300" distR="114300" simplePos="0" relativeHeight="251802624" behindDoc="0" locked="0" layoutInCell="1" allowOverlap="1" wp14:anchorId="0F674D42" wp14:editId="102C0BDC">
                   <wp:simplePos x="0" y="0"/>
@@ -4147,7 +4520,7 @@
                           <pic:cNvPicPr/>
                         </pic:nvPicPr>
                         <pic:blipFill>
-                          <a:blip r:embed="rId33"/>
+                          <a:blip r:embed="rId37"/>
                           <a:stretch>
                             <a:fillRect/>
                           </a:stretch>
@@ -4177,7 +4550,7 @@
         </w:tc>
         <w:tc>
           <w:tcPr>
-            <w:tcW w:w="2680" w:type="dxa"/>
+            <w:tcW w:w="6215" w:type="dxa"/>
           </w:tcPr>
           <w:p>
             <w:r>
@@ -4189,7 +4562,7 @@
       <w:tr>
         <w:tc>
           <w:tcPr>
-            <w:tcW w:w="1546" w:type="dxa"/>
+            <w:tcW w:w="1071" w:type="dxa"/>
           </w:tcPr>
           <w:p>
             <w:r>
@@ -4199,17 +4572,22 @@
         </w:tc>
         <w:tc>
           <w:tcPr>
-            <w:tcW w:w="2676" w:type="dxa"/>
+            <w:tcW w:w="4099" w:type="dxa"/>
+            <w:gridSpan w:val="2"/>
           </w:tcPr>
           <w:p/>
         </w:tc>
         <w:tc>
           <w:tcPr>
-            <w:tcW w:w="3158" w:type="dxa"/>
+            <w:tcW w:w="3636" w:type="dxa"/>
           </w:tcPr>
           <w:p/>
           <w:p>
             <w:r>
+              <w:rPr>
+                <w:noProof/>
+              </w:rPr>
+              <w:lastRenderedPageBreak/>
               <w:drawing>
                 <wp:anchor distT="0" distB="0" distL="114300" distR="114300" simplePos="0" relativeHeight="251806720" behindDoc="0" locked="0" layoutInCell="1" allowOverlap="1" wp14:anchorId="55D24591" wp14:editId="0AFFA1A3">
                   <wp:simplePos x="0" y="0"/>
@@ -4234,7 +4612,7 @@
                           <pic:cNvPicPr/>
                         </pic:nvPicPr>
                         <pic:blipFill>
-                          <a:blip r:embed="rId34"/>
+                          <a:blip r:embed="rId38"/>
                           <a:stretch>
                             <a:fillRect/>
                           </a:stretch>
@@ -4261,6 +4639,9 @@
               </w:drawing>
             </w:r>
             <w:r>
+              <w:rPr>
+                <w:noProof/>
+              </w:rPr>
               <w:drawing>
                 <wp:anchor distT="0" distB="0" distL="114300" distR="114300" simplePos="0" relativeHeight="251804672" behindDoc="0" locked="0" layoutInCell="1" allowOverlap="1" wp14:anchorId="5D487583" wp14:editId="53ABDB56">
                   <wp:simplePos x="0" y="0"/>
@@ -4285,7 +4666,7 @@
                           <pic:cNvPicPr/>
                         </pic:nvPicPr>
                         <pic:blipFill>
-                          <a:blip r:embed="rId35"/>
+                          <a:blip r:embed="rId39"/>
                           <a:stretch>
                             <a:fillRect/>
                           </a:stretch>
@@ -4315,11 +4696,16 @@
         </w:tc>
         <w:tc>
           <w:tcPr>
-            <w:tcW w:w="2680" w:type="dxa"/>
-          </w:tcPr>
-          <w:p>
-            <w:r>
-              <w:t>Future error prevention added to navigation bar under mobile layout. I do not have enough buttons to require flexing in my nav bar on phones, but if I were to add them later on they would be covered.</w:t>
+            <w:tcW w:w="6215" w:type="dxa"/>
+          </w:tcPr>
+          <w:p>
+            <w:r>
+              <w:lastRenderedPageBreak/>
+              <w:t xml:space="preserve">Future error prevention added to navigation bar under mobile layout. I do not have enough buttons to require flexing in my nav </w:t>
+            </w:r>
+            <w:r>
+              <w:lastRenderedPageBreak/>
+              <w:t>bar on phones, but if I were to add them later on they would be covered.</w:t>
             </w:r>
           </w:p>
         </w:tc>
@@ -4327,59 +4713,847 @@
       <w:tr>
         <w:tc>
           <w:tcPr>
-            <w:tcW w:w="1546" w:type="dxa"/>
-          </w:tcPr>
-          <w:p>
-            <w:r>
-              <w:t>23/08/26</w:t>
-            </w:r>
-          </w:p>
-        </w:tc>
-        <w:tc>
-          <w:tcPr>
-            <w:tcW w:w="2676" w:type="dxa"/>
-          </w:tcPr>
+            <w:tcW w:w="1071" w:type="dxa"/>
+          </w:tcPr>
+          <w:p>
+            <w:r>
+              <w:lastRenderedPageBreak/>
+              <w:t>2</w:t>
+            </w:r>
+            <w:r>
+              <w:t>4</w:t>
+            </w:r>
+            <w:r>
+              <w:t>/08/26</w:t>
+            </w:r>
+          </w:p>
+        </w:tc>
+        <w:tc>
+          <w:tcPr>
+            <w:tcW w:w="4099" w:type="dxa"/>
+            <w:gridSpan w:val="2"/>
+          </w:tcPr>
+          <w:p>
+            <w:r>
+              <w:rPr>
+                <w:noProof/>
+              </w:rPr>
+              <w:drawing>
+                <wp:anchor distT="0" distB="0" distL="114300" distR="114300" simplePos="0" relativeHeight="251810816" behindDoc="0" locked="0" layoutInCell="1" allowOverlap="1" wp14:anchorId="0ADD7C8F" wp14:editId="301C0333">
+                  <wp:simplePos x="0" y="0"/>
+                  <wp:positionH relativeFrom="column">
+                    <wp:posOffset>-65313</wp:posOffset>
+                  </wp:positionH>
+                  <wp:positionV relativeFrom="paragraph">
+                    <wp:posOffset>99786</wp:posOffset>
+                  </wp:positionV>
+                  <wp:extent cx="1630312" cy="1477735"/>
+                  <wp:effectExtent l="0" t="0" r="8255" b="8255"/>
+                  <wp:wrapSquare wrapText="bothSides"/>
+                  <wp:docPr id="382952549" name="Picture 1"/>
+                  <wp:cNvGraphicFramePr>
+                    <a:graphicFrameLocks xmlns:a="http://schemas.openxmlformats.org/drawingml/2006/main" noChangeAspect="1"/>
+                  </wp:cNvGraphicFramePr>
+                  <a:graphic xmlns:a="http://schemas.openxmlformats.org/drawingml/2006/main">
+                    <a:graphicData uri="http://schemas.openxmlformats.org/drawingml/2006/picture">
+                      <pic:pic xmlns:pic="http://schemas.openxmlformats.org/drawingml/2006/picture">
+                        <pic:nvPicPr>
+                          <pic:cNvPr id="382952549" name=""/>
+                          <pic:cNvPicPr/>
+                        </pic:nvPicPr>
+                        <pic:blipFill>
+                          <a:blip r:embed="rId40"/>
+                          <a:stretch>
+                            <a:fillRect/>
+                          </a:stretch>
+                        </pic:blipFill>
+                        <pic:spPr>
+                          <a:xfrm>
+                            <a:off x="0" y="0"/>
+                            <a:ext cx="1632650" cy="1479855"/>
+                          </a:xfrm>
+                          <a:prstGeom prst="rect">
+                            <a:avLst/>
+                          </a:prstGeom>
+                        </pic:spPr>
+                      </pic:pic>
+                    </a:graphicData>
+                  </a:graphic>
+                  <wp14:sizeRelH relativeFrom="margin">
+                    <wp14:pctWidth>0</wp14:pctWidth>
+                  </wp14:sizeRelH>
+                  <wp14:sizeRelV relativeFrom="margin">
+                    <wp14:pctHeight>0</wp14:pctHeight>
+                  </wp14:sizeRelV>
+                </wp:anchor>
+              </w:drawing>
+            </w:r>
+          </w:p>
+        </w:tc>
+        <w:tc>
+          <w:tcPr>
+            <w:tcW w:w="3636" w:type="dxa"/>
+          </w:tcPr>
+          <w:p>
+            <w:r>
+              <w:rPr>
+                <w:noProof/>
+              </w:rPr>
+              <w:drawing>
+                <wp:anchor distT="0" distB="0" distL="114300" distR="114300" simplePos="0" relativeHeight="251814912" behindDoc="0" locked="0" layoutInCell="1" allowOverlap="1" wp14:anchorId="7EB405BD" wp14:editId="371E286A">
+                  <wp:simplePos x="0" y="0"/>
+                  <wp:positionH relativeFrom="column">
+                    <wp:posOffset>-65405</wp:posOffset>
+                  </wp:positionH>
+                  <wp:positionV relativeFrom="paragraph">
+                    <wp:posOffset>2480310</wp:posOffset>
+                  </wp:positionV>
+                  <wp:extent cx="1870656" cy="1355271"/>
+                  <wp:effectExtent l="0" t="0" r="0" b="0"/>
+                  <wp:wrapSquare wrapText="bothSides"/>
+                  <wp:docPr id="11786969" name="Picture 1"/>
+                  <wp:cNvGraphicFramePr>
+                    <a:graphicFrameLocks xmlns:a="http://schemas.openxmlformats.org/drawingml/2006/main" noChangeAspect="1"/>
+                  </wp:cNvGraphicFramePr>
+                  <a:graphic xmlns:a="http://schemas.openxmlformats.org/drawingml/2006/main">
+                    <a:graphicData uri="http://schemas.openxmlformats.org/drawingml/2006/picture">
+                      <pic:pic xmlns:pic="http://schemas.openxmlformats.org/drawingml/2006/picture">
+                        <pic:nvPicPr>
+                          <pic:cNvPr id="11786969" name=""/>
+                          <pic:cNvPicPr/>
+                        </pic:nvPicPr>
+                        <pic:blipFill>
+                          <a:blip r:embed="rId41"/>
+                          <a:stretch>
+                            <a:fillRect/>
+                          </a:stretch>
+                        </pic:blipFill>
+                        <pic:spPr>
+                          <a:xfrm>
+                            <a:off x="0" y="0"/>
+                            <a:ext cx="1870656" cy="1355271"/>
+                          </a:xfrm>
+                          <a:prstGeom prst="rect">
+                            <a:avLst/>
+                          </a:prstGeom>
+                        </pic:spPr>
+                      </pic:pic>
+                    </a:graphicData>
+                  </a:graphic>
+                  <wp14:sizeRelH relativeFrom="margin">
+                    <wp14:pctWidth>0</wp14:pctWidth>
+                  </wp14:sizeRelH>
+                  <wp14:sizeRelV relativeFrom="margin">
+                    <wp14:pctHeight>0</wp14:pctHeight>
+                  </wp14:sizeRelV>
+                </wp:anchor>
+              </w:drawing>
+            </w:r>
+            <w:r>
+              <w:rPr>
+                <w:noProof/>
+              </w:rPr>
+              <w:drawing>
+                <wp:anchor distT="0" distB="0" distL="114300" distR="114300" simplePos="0" relativeHeight="251819008" behindDoc="0" locked="0" layoutInCell="1" allowOverlap="1" wp14:anchorId="25BDB971" wp14:editId="2B8F7895">
+                  <wp:simplePos x="0" y="0"/>
+                  <wp:positionH relativeFrom="column">
+                    <wp:posOffset>805724</wp:posOffset>
+                  </wp:positionH>
+                  <wp:positionV relativeFrom="paragraph">
+                    <wp:posOffset>1712867</wp:posOffset>
+                  </wp:positionV>
+                  <wp:extent cx="1301141" cy="883104"/>
+                  <wp:effectExtent l="0" t="0" r="0" b="0"/>
+                  <wp:wrapSquare wrapText="bothSides"/>
+                  <wp:docPr id="1555144884" name="Picture 1"/>
+                  <wp:cNvGraphicFramePr>
+                    <a:graphicFrameLocks xmlns:a="http://schemas.openxmlformats.org/drawingml/2006/main" noChangeAspect="1"/>
+                  </wp:cNvGraphicFramePr>
+                  <a:graphic xmlns:a="http://schemas.openxmlformats.org/drawingml/2006/main">
+                    <a:graphicData uri="http://schemas.openxmlformats.org/drawingml/2006/picture">
+                      <pic:pic xmlns:pic="http://schemas.openxmlformats.org/drawingml/2006/picture">
+                        <pic:nvPicPr>
+                          <pic:cNvPr id="1555144884" name=""/>
+                          <pic:cNvPicPr/>
+                        </pic:nvPicPr>
+                        <pic:blipFill>
+                          <a:blip r:embed="rId42"/>
+                          <a:stretch>
+                            <a:fillRect/>
+                          </a:stretch>
+                        </pic:blipFill>
+                        <pic:spPr>
+                          <a:xfrm>
+                            <a:off x="0" y="0"/>
+                            <a:ext cx="1301141" cy="883104"/>
+                          </a:xfrm>
+                          <a:prstGeom prst="rect">
+                            <a:avLst/>
+                          </a:prstGeom>
+                        </pic:spPr>
+                      </pic:pic>
+                    </a:graphicData>
+                  </a:graphic>
+                  <wp14:sizeRelH relativeFrom="margin">
+                    <wp14:pctWidth>0</wp14:pctWidth>
+                  </wp14:sizeRelH>
+                  <wp14:sizeRelV relativeFrom="margin">
+                    <wp14:pctHeight>0</wp14:pctHeight>
+                  </wp14:sizeRelV>
+                </wp:anchor>
+              </w:drawing>
+            </w:r>
+            <w:r>
+              <w:rPr>
+                <w:noProof/>
+              </w:rPr>
+              <w:drawing>
+                <wp:anchor distT="0" distB="0" distL="114300" distR="114300" simplePos="0" relativeHeight="251816960" behindDoc="0" locked="0" layoutInCell="1" allowOverlap="1" wp14:anchorId="3AF3E015" wp14:editId="49D9E022">
+                  <wp:simplePos x="0" y="0"/>
+                  <wp:positionH relativeFrom="column">
+                    <wp:posOffset>-65224</wp:posOffset>
+                  </wp:positionH>
+                  <wp:positionV relativeFrom="paragraph">
+                    <wp:posOffset>3418568</wp:posOffset>
+                  </wp:positionV>
+                  <wp:extent cx="2041253" cy="1345608"/>
+                  <wp:effectExtent l="0" t="0" r="0" b="6985"/>
+                  <wp:wrapSquare wrapText="bothSides"/>
+                  <wp:docPr id="880648233" name="Picture 1"/>
+                  <wp:cNvGraphicFramePr>
+                    <a:graphicFrameLocks xmlns:a="http://schemas.openxmlformats.org/drawingml/2006/main" noChangeAspect="1"/>
+                  </wp:cNvGraphicFramePr>
+                  <a:graphic xmlns:a="http://schemas.openxmlformats.org/drawingml/2006/main">
+                    <a:graphicData uri="http://schemas.openxmlformats.org/drawingml/2006/picture">
+                      <pic:pic xmlns:pic="http://schemas.openxmlformats.org/drawingml/2006/picture">
+                        <pic:nvPicPr>
+                          <pic:cNvPr id="880648233" name=""/>
+                          <pic:cNvPicPr/>
+                        </pic:nvPicPr>
+                        <pic:blipFill>
+                          <a:blip r:embed="rId43"/>
+                          <a:stretch>
+                            <a:fillRect/>
+                          </a:stretch>
+                        </pic:blipFill>
+                        <pic:spPr>
+                          <a:xfrm>
+                            <a:off x="0" y="0"/>
+                            <a:ext cx="2041253" cy="1345608"/>
+                          </a:xfrm>
+                          <a:prstGeom prst="rect">
+                            <a:avLst/>
+                          </a:prstGeom>
+                        </pic:spPr>
+                      </pic:pic>
+                    </a:graphicData>
+                  </a:graphic>
+                  <wp14:sizeRelH relativeFrom="margin">
+                    <wp14:pctWidth>0</wp14:pctWidth>
+                  </wp14:sizeRelH>
+                  <wp14:sizeRelV relativeFrom="margin">
+                    <wp14:pctHeight>0</wp14:pctHeight>
+                  </wp14:sizeRelV>
+                </wp:anchor>
+              </w:drawing>
+            </w:r>
+            <w:r>
+              <w:rPr>
+                <w:noProof/>
+              </w:rPr>
+              <w:drawing>
+                <wp:anchor distT="0" distB="0" distL="114300" distR="114300" simplePos="0" relativeHeight="251812864" behindDoc="0" locked="0" layoutInCell="1" allowOverlap="1" wp14:anchorId="10D40762" wp14:editId="0EA8A7BB">
+                  <wp:simplePos x="0" y="0"/>
+                  <wp:positionH relativeFrom="column">
+                    <wp:posOffset>-65314</wp:posOffset>
+                  </wp:positionH>
+                  <wp:positionV relativeFrom="paragraph">
+                    <wp:posOffset>153489</wp:posOffset>
+                  </wp:positionV>
+                  <wp:extent cx="1683203" cy="1659496"/>
+                  <wp:effectExtent l="0" t="0" r="0" b="0"/>
+                  <wp:wrapSquare wrapText="bothSides"/>
+                  <wp:docPr id="474090805" name="Picture 1"/>
+                  <wp:cNvGraphicFramePr>
+                    <a:graphicFrameLocks xmlns:a="http://schemas.openxmlformats.org/drawingml/2006/main" noChangeAspect="1"/>
+                  </wp:cNvGraphicFramePr>
+                  <a:graphic xmlns:a="http://schemas.openxmlformats.org/drawingml/2006/main">
+                    <a:graphicData uri="http://schemas.openxmlformats.org/drawingml/2006/picture">
+                      <pic:pic xmlns:pic="http://schemas.openxmlformats.org/drawingml/2006/picture">
+                        <pic:nvPicPr>
+                          <pic:cNvPr id="474090805" name=""/>
+                          <pic:cNvPicPr/>
+                        </pic:nvPicPr>
+                        <pic:blipFill>
+                          <a:blip r:embed="rId44"/>
+                          <a:stretch>
+                            <a:fillRect/>
+                          </a:stretch>
+                        </pic:blipFill>
+                        <pic:spPr>
+                          <a:xfrm>
+                            <a:off x="0" y="0"/>
+                            <a:ext cx="1683203" cy="1659496"/>
+                          </a:xfrm>
+                          <a:prstGeom prst="rect">
+                            <a:avLst/>
+                          </a:prstGeom>
+                        </pic:spPr>
+                      </pic:pic>
+                    </a:graphicData>
+                  </a:graphic>
+                  <wp14:sizeRelH relativeFrom="margin">
+                    <wp14:pctWidth>0</wp14:pctWidth>
+                  </wp14:sizeRelH>
+                  <wp14:sizeRelV relativeFrom="margin">
+                    <wp14:pctHeight>0</wp14:pctHeight>
+                  </wp14:sizeRelV>
+                </wp:anchor>
+              </w:drawing>
+            </w:r>
+          </w:p>
+        </w:tc>
+        <w:tc>
+          <w:tcPr>
+            <w:tcW w:w="6215" w:type="dxa"/>
+          </w:tcPr>
+          <w:p>
+            <w:r>
+              <w:t xml:space="preserve">Currently the my theses section styling doesn’t match the rest of the dashboard, </w:t>
+            </w:r>
+            <w:r>
+              <w:t>looks a bit off, and the actual section height is too large. I want to restyle it and also add two fall backs, if the number of logged theses is 20 and below, use a scroll bar and if its above a search bar.</w:t>
+            </w:r>
+          </w:p>
           <w:p/>
-        </w:tc>
-        <w:tc>
-          <w:tcPr>
-            <w:tcW w:w="3158" w:type="dxa"/>
-          </w:tcPr>
+          <w:p>
+            <w:r>
+              <w:t>Changed the background to a nice gradient color like the theses needing review section, this helps indicate that these elements share a similar purpose too.</w:t>
+            </w:r>
+          </w:p>
           <w:p/>
-        </w:tc>
-        <w:tc>
-          <w:tcPr>
-            <w:tcW w:w="2680" w:type="dxa"/>
-          </w:tcPr>
+          <w:p>
+            <w:r>
+              <w:t xml:space="preserve">Updated the css for my dashboard-stock-row to be consistent with the rest of my widgets. </w:t>
+            </w:r>
+          </w:p>
           <w:p/>
+          <w:p>
+            <w:r>
+              <w:t xml:space="preserve">Shifted </w:t>
+            </w:r>
+            <w:r>
+              <w:t xml:space="preserve">the theses title inside of the dashboard-features-list div to ensure that it gets styled as part of the background rather than </w:t>
+            </w:r>
+            <w:r>
+              <w:t>separated, this also makes it more consistent with the rest of my design</w:t>
+            </w:r>
+          </w:p>
         </w:tc>
       </w:tr>
       <w:tr>
         <w:tc>
           <w:tcPr>
-            <w:tcW w:w="1546" w:type="dxa"/>
-          </w:tcPr>
-          <w:p>
-            <w:r>
-              <w:t>23/08/26</w:t>
-            </w:r>
-          </w:p>
-        </w:tc>
-        <w:tc>
-          <w:tcPr>
-            <w:tcW w:w="2676" w:type="dxa"/>
+            <w:tcW w:w="1071" w:type="dxa"/>
+          </w:tcPr>
+          <w:p>
+            <w:r>
+              <w:lastRenderedPageBreak/>
+              <w:t>24/08/26</w:t>
+            </w:r>
+          </w:p>
+        </w:tc>
+        <w:tc>
+          <w:tcPr>
+            <w:tcW w:w="4099" w:type="dxa"/>
+            <w:gridSpan w:val="2"/>
+          </w:tcPr>
+          <w:p>
+            <w:r>
+              <w:rPr>
+                <w:noProof/>
+              </w:rPr>
+              <w:drawing>
+                <wp:anchor distT="0" distB="0" distL="114300" distR="114300" simplePos="0" relativeHeight="251821056" behindDoc="0" locked="0" layoutInCell="1" allowOverlap="1" wp14:anchorId="1468CCB1" wp14:editId="11C956F8">
+                  <wp:simplePos x="0" y="0"/>
+                  <wp:positionH relativeFrom="column">
+                    <wp:posOffset>-65405</wp:posOffset>
+                  </wp:positionH>
+                  <wp:positionV relativeFrom="paragraph">
+                    <wp:posOffset>98425</wp:posOffset>
+                  </wp:positionV>
+                  <wp:extent cx="2465795" cy="1712889"/>
+                  <wp:effectExtent l="0" t="0" r="0" b="1905"/>
+                  <wp:wrapSquare wrapText="bothSides"/>
+                  <wp:docPr id="2071923890" name="Picture 1"/>
+                  <wp:cNvGraphicFramePr>
+                    <a:graphicFrameLocks xmlns:a="http://schemas.openxmlformats.org/drawingml/2006/main" noChangeAspect="1"/>
+                  </wp:cNvGraphicFramePr>
+                  <a:graphic xmlns:a="http://schemas.openxmlformats.org/drawingml/2006/main">
+                    <a:graphicData uri="http://schemas.openxmlformats.org/drawingml/2006/picture">
+                      <pic:pic xmlns:pic="http://schemas.openxmlformats.org/drawingml/2006/picture">
+                        <pic:nvPicPr>
+                          <pic:cNvPr id="2071923890" name=""/>
+                          <pic:cNvPicPr/>
+                        </pic:nvPicPr>
+                        <pic:blipFill>
+                          <a:blip r:embed="rId45"/>
+                          <a:stretch>
+                            <a:fillRect/>
+                          </a:stretch>
+                        </pic:blipFill>
+                        <pic:spPr>
+                          <a:xfrm>
+                            <a:off x="0" y="0"/>
+                            <a:ext cx="2465795" cy="1712889"/>
+                          </a:xfrm>
+                          <a:prstGeom prst="rect">
+                            <a:avLst/>
+                          </a:prstGeom>
+                        </pic:spPr>
+                      </pic:pic>
+                    </a:graphicData>
+                  </a:graphic>
+                  <wp14:sizeRelH relativeFrom="margin">
+                    <wp14:pctWidth>0</wp14:pctWidth>
+                  </wp14:sizeRelH>
+                  <wp14:sizeRelV relativeFrom="margin">
+                    <wp14:pctHeight>0</wp14:pctHeight>
+                  </wp14:sizeRelV>
+                </wp:anchor>
+              </w:drawing>
+            </w:r>
+          </w:p>
+        </w:tc>
+        <w:tc>
+          <w:tcPr>
+            <w:tcW w:w="3636" w:type="dxa"/>
+          </w:tcPr>
+          <w:p>
+            <w:r>
+              <w:rPr>
+                <w:noProof/>
+              </w:rPr>
+              <w:drawing>
+                <wp:anchor distT="0" distB="0" distL="114300" distR="114300" simplePos="0" relativeHeight="251823104" behindDoc="0" locked="0" layoutInCell="1" allowOverlap="1" wp14:anchorId="6D6C1D1B" wp14:editId="4CE5EC12">
+                  <wp:simplePos x="0" y="0"/>
+                  <wp:positionH relativeFrom="column">
+                    <wp:posOffset>-65405</wp:posOffset>
+                  </wp:positionH>
+                  <wp:positionV relativeFrom="paragraph">
+                    <wp:posOffset>178345</wp:posOffset>
+                  </wp:positionV>
+                  <wp:extent cx="2171881" cy="1323197"/>
+                  <wp:effectExtent l="0" t="0" r="0" b="0"/>
+                  <wp:wrapSquare wrapText="bothSides"/>
+                  <wp:docPr id="231176309" name="Picture 1"/>
+                  <wp:cNvGraphicFramePr>
+                    <a:graphicFrameLocks xmlns:a="http://schemas.openxmlformats.org/drawingml/2006/main" noChangeAspect="1"/>
+                  </wp:cNvGraphicFramePr>
+                  <a:graphic xmlns:a="http://schemas.openxmlformats.org/drawingml/2006/main">
+                    <a:graphicData uri="http://schemas.openxmlformats.org/drawingml/2006/picture">
+                      <pic:pic xmlns:pic="http://schemas.openxmlformats.org/drawingml/2006/picture">
+                        <pic:nvPicPr>
+                          <pic:cNvPr id="231176309" name=""/>
+                          <pic:cNvPicPr/>
+                        </pic:nvPicPr>
+                        <pic:blipFill>
+                          <a:blip r:embed="rId46"/>
+                          <a:stretch>
+                            <a:fillRect/>
+                          </a:stretch>
+                        </pic:blipFill>
+                        <pic:spPr>
+                          <a:xfrm>
+                            <a:off x="0" y="0"/>
+                            <a:ext cx="2171881" cy="1323197"/>
+                          </a:xfrm>
+                          <a:prstGeom prst="rect">
+                            <a:avLst/>
+                          </a:prstGeom>
+                        </pic:spPr>
+                      </pic:pic>
+                    </a:graphicData>
+                  </a:graphic>
+                  <wp14:sizeRelH relativeFrom="margin">
+                    <wp14:pctWidth>0</wp14:pctWidth>
+                  </wp14:sizeRelH>
+                  <wp14:sizeRelV relativeFrom="margin">
+                    <wp14:pctHeight>0</wp14:pctHeight>
+                  </wp14:sizeRelV>
+                </wp:anchor>
+              </w:drawing>
+            </w:r>
+          </w:p>
+        </w:tc>
+        <w:tc>
+          <w:tcPr>
+            <w:tcW w:w="6215" w:type="dxa"/>
+          </w:tcPr>
+          <w:p>
+            <w:r>
+              <w:t>While similar in design now I notice that its difficult to read the small theses. This is important as that’s the main function of my interface. I will fix this by removing the 0.7 opacity property from the css for both to ensure they are readable.</w:t>
+            </w:r>
+          </w:p>
+        </w:tc>
+      </w:tr>
+      <w:tr>
+        <w:tc>
+          <w:tcPr>
+            <w:tcW w:w="1071" w:type="dxa"/>
+          </w:tcPr>
+          <w:p>
+            <w:r>
+              <w:t>24/08/26</w:t>
+            </w:r>
+          </w:p>
+        </w:tc>
+        <w:tc>
+          <w:tcPr>
+            <w:tcW w:w="4099" w:type="dxa"/>
+            <w:gridSpan w:val="2"/>
+          </w:tcPr>
+          <w:p>
+            <w:r>
+              <w:rPr>
+                <w:noProof/>
+              </w:rPr>
+              <w:drawing>
+                <wp:anchor distT="0" distB="0" distL="114300" distR="114300" simplePos="0" relativeHeight="251825152" behindDoc="0" locked="0" layoutInCell="1" allowOverlap="1" wp14:anchorId="1063AF03" wp14:editId="412324BE">
+                  <wp:simplePos x="0" y="0"/>
+                  <wp:positionH relativeFrom="column">
+                    <wp:posOffset>-65405</wp:posOffset>
+                  </wp:positionH>
+                  <wp:positionV relativeFrom="paragraph">
+                    <wp:posOffset>15240</wp:posOffset>
+                  </wp:positionV>
+                  <wp:extent cx="1505585" cy="1624330"/>
+                  <wp:effectExtent l="0" t="0" r="0" b="0"/>
+                  <wp:wrapSquare wrapText="bothSides"/>
+                  <wp:docPr id="338349677" name="Picture 1"/>
+                  <wp:cNvGraphicFramePr>
+                    <a:graphicFrameLocks xmlns:a="http://schemas.openxmlformats.org/drawingml/2006/main" noChangeAspect="1"/>
+                  </wp:cNvGraphicFramePr>
+                  <a:graphic xmlns:a="http://schemas.openxmlformats.org/drawingml/2006/main">
+                    <a:graphicData uri="http://schemas.openxmlformats.org/drawingml/2006/picture">
+                      <pic:pic xmlns:pic="http://schemas.openxmlformats.org/drawingml/2006/picture">
+                        <pic:nvPicPr>
+                          <pic:cNvPr id="338349677" name=""/>
+                          <pic:cNvPicPr/>
+                        </pic:nvPicPr>
+                        <pic:blipFill>
+                          <a:blip r:embed="rId47"/>
+                          <a:stretch>
+                            <a:fillRect/>
+                          </a:stretch>
+                        </pic:blipFill>
+                        <pic:spPr>
+                          <a:xfrm>
+                            <a:off x="0" y="0"/>
+                            <a:ext cx="1505585" cy="1624330"/>
+                          </a:xfrm>
+                          <a:prstGeom prst="rect">
+                            <a:avLst/>
+                          </a:prstGeom>
+                        </pic:spPr>
+                      </pic:pic>
+                    </a:graphicData>
+                  </a:graphic>
+                  <wp14:sizeRelH relativeFrom="margin">
+                    <wp14:pctWidth>0</wp14:pctWidth>
+                  </wp14:sizeRelH>
+                  <wp14:sizeRelV relativeFrom="margin">
+                    <wp14:pctHeight>0</wp14:pctHeight>
+                  </wp14:sizeRelV>
+                </wp:anchor>
+              </w:drawing>
+            </w:r>
+          </w:p>
+        </w:tc>
+        <w:tc>
+          <w:tcPr>
+            <w:tcW w:w="3636" w:type="dxa"/>
+          </w:tcPr>
+          <w:p>
+            <w:r>
+              <w:rPr>
+                <w:noProof/>
+              </w:rPr>
+              <w:drawing>
+                <wp:anchor distT="0" distB="0" distL="114300" distR="114300" simplePos="0" relativeHeight="251827200" behindDoc="0" locked="0" layoutInCell="1" allowOverlap="1" wp14:anchorId="2634BBEF" wp14:editId="700AF630">
+                  <wp:simplePos x="0" y="0"/>
+                  <wp:positionH relativeFrom="column">
+                    <wp:posOffset>156845</wp:posOffset>
+                  </wp:positionH>
+                  <wp:positionV relativeFrom="paragraph">
+                    <wp:posOffset>178435</wp:posOffset>
+                  </wp:positionV>
+                  <wp:extent cx="1566528" cy="1124824"/>
+                  <wp:effectExtent l="0" t="0" r="0" b="0"/>
+                  <wp:wrapSquare wrapText="bothSides"/>
+                  <wp:docPr id="16628675" name="Picture 1"/>
+                  <wp:cNvGraphicFramePr>
+                    <a:graphicFrameLocks xmlns:a="http://schemas.openxmlformats.org/drawingml/2006/main" noChangeAspect="1"/>
+                  </wp:cNvGraphicFramePr>
+                  <a:graphic xmlns:a="http://schemas.openxmlformats.org/drawingml/2006/main">
+                    <a:graphicData uri="http://schemas.openxmlformats.org/drawingml/2006/picture">
+                      <pic:pic xmlns:pic="http://schemas.openxmlformats.org/drawingml/2006/picture">
+                        <pic:nvPicPr>
+                          <pic:cNvPr id="16628675" name=""/>
+                          <pic:cNvPicPr/>
+                        </pic:nvPicPr>
+                        <pic:blipFill>
+                          <a:blip r:embed="rId48"/>
+                          <a:stretch>
+                            <a:fillRect/>
+                          </a:stretch>
+                        </pic:blipFill>
+                        <pic:spPr>
+                          <a:xfrm>
+                            <a:off x="0" y="0"/>
+                            <a:ext cx="1566528" cy="1124824"/>
+                          </a:xfrm>
+                          <a:prstGeom prst="rect">
+                            <a:avLst/>
+                          </a:prstGeom>
+                        </pic:spPr>
+                      </pic:pic>
+                    </a:graphicData>
+                  </a:graphic>
+                  <wp14:sizeRelH relativeFrom="margin">
+                    <wp14:pctWidth>0</wp14:pctWidth>
+                  </wp14:sizeRelH>
+                  <wp14:sizeRelV relativeFrom="margin">
+                    <wp14:pctHeight>0</wp14:pctHeight>
+                  </wp14:sizeRelV>
+                </wp:anchor>
+              </w:drawing>
+            </w:r>
+          </w:p>
+        </w:tc>
+        <w:tc>
+          <w:tcPr>
+            <w:tcW w:w="6215" w:type="dxa"/>
+          </w:tcPr>
+          <w:p>
+            <w:r>
+              <w:t>Inconsistent use of flexbox. The my theses section does not have the small margin like the rest of my sections do when resizing the VW. I also notice that the top margin stays big while the margin between the two widgets above it resizes to be smaller.</w:t>
+            </w:r>
+          </w:p>
+        </w:tc>
+      </w:tr>
+      <w:tr>
+        <w:tc>
+          <w:tcPr>
+            <w:tcW w:w="1071" w:type="dxa"/>
           </w:tcPr>
           <w:p/>
         </w:tc>
         <w:tc>
           <w:tcPr>
-            <w:tcW w:w="3158" w:type="dxa"/>
+            <w:tcW w:w="4099" w:type="dxa"/>
+            <w:gridSpan w:val="2"/>
           </w:tcPr>
           <w:p/>
         </w:tc>
         <w:tc>
           <w:tcPr>
-            <w:tcW w:w="2680" w:type="dxa"/>
+            <w:tcW w:w="3636" w:type="dxa"/>
+          </w:tcPr>
+          <w:p/>
+        </w:tc>
+        <w:tc>
+          <w:tcPr>
+            <w:tcW w:w="6215" w:type="dxa"/>
+          </w:tcPr>
+          <w:p/>
+        </w:tc>
+      </w:tr>
+      <w:tr>
+        <w:tc>
+          <w:tcPr>
+            <w:tcW w:w="1071" w:type="dxa"/>
+          </w:tcPr>
+          <w:p/>
+        </w:tc>
+        <w:tc>
+          <w:tcPr>
+            <w:tcW w:w="4099" w:type="dxa"/>
+            <w:gridSpan w:val="2"/>
+          </w:tcPr>
+          <w:p/>
+        </w:tc>
+        <w:tc>
+          <w:tcPr>
+            <w:tcW w:w="3636" w:type="dxa"/>
+          </w:tcPr>
+          <w:p/>
+        </w:tc>
+        <w:tc>
+          <w:tcPr>
+            <w:tcW w:w="6215" w:type="dxa"/>
+          </w:tcPr>
+          <w:p/>
+        </w:tc>
+      </w:tr>
+      <w:tr>
+        <w:tc>
+          <w:tcPr>
+            <w:tcW w:w="1071" w:type="dxa"/>
+          </w:tcPr>
+          <w:p/>
+        </w:tc>
+        <w:tc>
+          <w:tcPr>
+            <w:tcW w:w="4099" w:type="dxa"/>
+            <w:gridSpan w:val="2"/>
+          </w:tcPr>
+          <w:p/>
+        </w:tc>
+        <w:tc>
+          <w:tcPr>
+            <w:tcW w:w="3636" w:type="dxa"/>
+          </w:tcPr>
+          <w:p/>
+        </w:tc>
+        <w:tc>
+          <w:tcPr>
+            <w:tcW w:w="6215" w:type="dxa"/>
+          </w:tcPr>
+          <w:p/>
+        </w:tc>
+      </w:tr>
+      <w:tr>
+        <w:tc>
+          <w:tcPr>
+            <w:tcW w:w="1071" w:type="dxa"/>
+          </w:tcPr>
+          <w:p/>
+        </w:tc>
+        <w:tc>
+          <w:tcPr>
+            <w:tcW w:w="4099" w:type="dxa"/>
+            <w:gridSpan w:val="2"/>
+          </w:tcPr>
+          <w:p/>
+        </w:tc>
+        <w:tc>
+          <w:tcPr>
+            <w:tcW w:w="3636" w:type="dxa"/>
+          </w:tcPr>
+          <w:p/>
+        </w:tc>
+        <w:tc>
+          <w:tcPr>
+            <w:tcW w:w="6215" w:type="dxa"/>
+          </w:tcPr>
+          <w:p/>
+        </w:tc>
+      </w:tr>
+      <w:tr>
+        <w:tc>
+          <w:tcPr>
+            <w:tcW w:w="1071" w:type="dxa"/>
+          </w:tcPr>
+          <w:p/>
+        </w:tc>
+        <w:tc>
+          <w:tcPr>
+            <w:tcW w:w="4099" w:type="dxa"/>
+            <w:gridSpan w:val="2"/>
+          </w:tcPr>
+          <w:p/>
+        </w:tc>
+        <w:tc>
+          <w:tcPr>
+            <w:tcW w:w="3636" w:type="dxa"/>
+          </w:tcPr>
+          <w:p/>
+        </w:tc>
+        <w:tc>
+          <w:tcPr>
+            <w:tcW w:w="6215" w:type="dxa"/>
+          </w:tcPr>
+          <w:p/>
+        </w:tc>
+      </w:tr>
+      <w:tr>
+        <w:tc>
+          <w:tcPr>
+            <w:tcW w:w="1071" w:type="dxa"/>
+          </w:tcPr>
+          <w:p/>
+        </w:tc>
+        <w:tc>
+          <w:tcPr>
+            <w:tcW w:w="4099" w:type="dxa"/>
+            <w:gridSpan w:val="2"/>
+          </w:tcPr>
+          <w:p/>
+        </w:tc>
+        <w:tc>
+          <w:tcPr>
+            <w:tcW w:w="3636" w:type="dxa"/>
+          </w:tcPr>
+          <w:p/>
+        </w:tc>
+        <w:tc>
+          <w:tcPr>
+            <w:tcW w:w="6215" w:type="dxa"/>
+          </w:tcPr>
+          <w:p/>
+        </w:tc>
+      </w:tr>
+      <w:tr>
+        <w:tc>
+          <w:tcPr>
+            <w:tcW w:w="1071" w:type="dxa"/>
+          </w:tcPr>
+          <w:p/>
+        </w:tc>
+        <w:tc>
+          <w:tcPr>
+            <w:tcW w:w="4099" w:type="dxa"/>
+            <w:gridSpan w:val="2"/>
+          </w:tcPr>
+          <w:p/>
+        </w:tc>
+        <w:tc>
+          <w:tcPr>
+            <w:tcW w:w="3636" w:type="dxa"/>
+          </w:tcPr>
+          <w:p/>
+        </w:tc>
+        <w:tc>
+          <w:tcPr>
+            <w:tcW w:w="6215" w:type="dxa"/>
+          </w:tcPr>
+          <w:p/>
+        </w:tc>
+      </w:tr>
+      <w:tr>
+        <w:tc>
+          <w:tcPr>
+            <w:tcW w:w="1071" w:type="dxa"/>
+          </w:tcPr>
+          <w:p/>
+        </w:tc>
+        <w:tc>
+          <w:tcPr>
+            <w:tcW w:w="4099" w:type="dxa"/>
+            <w:gridSpan w:val="2"/>
+          </w:tcPr>
+          <w:p/>
+        </w:tc>
+        <w:tc>
+          <w:tcPr>
+            <w:tcW w:w="3636" w:type="dxa"/>
+          </w:tcPr>
+          <w:p/>
+        </w:tc>
+        <w:tc>
+          <w:tcPr>
+            <w:tcW w:w="6215" w:type="dxa"/>
           </w:tcPr>
           <w:p/>
         </w:tc>
@@ -4407,6 +5581,7 @@
           <w:szCs w:val="32"/>
           <w:highlight w:val="yellow"/>
         </w:rPr>
+        <w:lastRenderedPageBreak/>
         <w:t>Code optimization:</w:t>
       </w:r>
     </w:p>
@@ -4449,14 +5624,6 @@
           <w:szCs w:val="32"/>
         </w:rPr>
       </w:pPr>
-      <w:r>
-        <w:rPr>
-          <w:sz w:val="32"/>
-          <w:szCs w:val="32"/>
-          <w:highlight w:val="yellow"/>
-        </w:rPr>
-        <w:t>CSS:</w:t>
-      </w:r>
     </w:p>
     <w:p>
       <w:pPr>
@@ -4478,21 +5645,20 @@
     <w:tbl>
       <w:tblPr>
         <w:tblStyle w:val="TableGrid"/>
-        <w:tblW w:w="0" w:type="auto"/>
+        <w:tblW w:w="15593" w:type="dxa"/>
         <w:tblInd w:w="-856" w:type="dxa"/>
         <w:tblLook w:val="04A0" w:firstRow="1" w:lastRow="0" w:firstColumn="1" w:lastColumn="0" w:noHBand="0" w:noVBand="1"/>
       </w:tblPr>
       <w:tblGrid>
-        <w:gridCol w:w="1460"/>
-        <w:gridCol w:w="3186"/>
-        <w:gridCol w:w="2340"/>
-        <w:gridCol w:w="726"/>
-        <w:gridCol w:w="2160"/>
+        <w:gridCol w:w="1459"/>
+        <w:gridCol w:w="6276"/>
+        <w:gridCol w:w="3576"/>
+        <w:gridCol w:w="4282"/>
       </w:tblGrid>
       <w:tr>
         <w:tc>
           <w:tcPr>
-            <w:tcW w:w="1460" w:type="dxa"/>
+            <w:tcW w:w="1459" w:type="dxa"/>
           </w:tcPr>
           <w:p>
             <w:pPr>
@@ -4500,13 +5666,21 @@
               <w:ind w:left="0"/>
               <w:rPr>
                 <w:noProof/>
-              </w:rPr>
-            </w:pPr>
-          </w:p>
-        </w:tc>
-        <w:tc>
-          <w:tcPr>
-            <w:tcW w:w="3186" w:type="dxa"/>
+                <w:highlight w:val="yellow"/>
+              </w:rPr>
+            </w:pPr>
+            <w:r>
+              <w:rPr>
+                <w:noProof/>
+                <w:highlight w:val="yellow"/>
+              </w:rPr>
+              <w:t>CSS VALIDATION AND CHANGES</w:t>
+            </w:r>
+          </w:p>
+        </w:tc>
+        <w:tc>
+          <w:tcPr>
+            <w:tcW w:w="6276" w:type="dxa"/>
           </w:tcPr>
           <w:p>
             <w:pPr>
@@ -4514,6 +5688,91 @@
               <w:ind w:left="0"/>
               <w:rPr>
                 <w:noProof/>
+                <w:highlight w:val="yellow"/>
+              </w:rPr>
+            </w:pPr>
+            <w:r>
+              <w:rPr>
+                <w:noProof/>
+                <w:highlight w:val="yellow"/>
+              </w:rPr>
+              <w:t>CSS VALIDATION AND CHANGES</w:t>
+            </w:r>
+          </w:p>
+        </w:tc>
+        <w:tc>
+          <w:tcPr>
+            <w:tcW w:w="3576" w:type="dxa"/>
+          </w:tcPr>
+          <w:p>
+            <w:pPr>
+              <w:pStyle w:val="ListParagraph"/>
+              <w:ind w:left="0"/>
+              <w:rPr>
+                <w:noProof/>
+                <w:highlight w:val="yellow"/>
+              </w:rPr>
+            </w:pPr>
+            <w:r>
+              <w:rPr>
+                <w:noProof/>
+                <w:highlight w:val="yellow"/>
+              </w:rPr>
+              <w:t>CSS VALIDATION AND CHANGES</w:t>
+            </w:r>
+          </w:p>
+        </w:tc>
+        <w:tc>
+          <w:tcPr>
+            <w:tcW w:w="4282" w:type="dxa"/>
+          </w:tcPr>
+          <w:p>
+            <w:pPr>
+              <w:rPr>
+                <w:highlight w:val="yellow"/>
+              </w:rPr>
+            </w:pPr>
+            <w:r>
+              <w:rPr>
+                <w:noProof/>
+                <w:highlight w:val="yellow"/>
+              </w:rPr>
+              <w:t>CSS VALIDATION AND CHANGES</w:t>
+            </w:r>
+          </w:p>
+        </w:tc>
+      </w:tr>
+      <w:tr>
+        <w:tc>
+          <w:tcPr>
+            <w:tcW w:w="1459" w:type="dxa"/>
+          </w:tcPr>
+          <w:p>
+            <w:pPr>
+              <w:pStyle w:val="ListParagraph"/>
+              <w:ind w:left="0"/>
+              <w:rPr>
+                <w:noProof/>
+              </w:rPr>
+            </w:pPr>
+            <w:r>
+              <w:rPr>
+                <w:noProof/>
+              </w:rPr>
+              <w:t>Date</w:t>
+            </w:r>
+          </w:p>
+        </w:tc>
+        <w:tc>
+          <w:tcPr>
+            <w:tcW w:w="6276" w:type="dxa"/>
+          </w:tcPr>
+          <w:p>
+            <w:pPr>
+              <w:pStyle w:val="ListParagraph"/>
+              <w:ind w:left="0"/>
+              <w:rPr>
+                <w:noProof/>
                 <w:sz w:val="24"/>
                 <w:szCs w:val="24"/>
               </w:rPr>
@@ -4530,8 +5789,7 @@
         </w:tc>
         <w:tc>
           <w:tcPr>
-            <w:tcW w:w="3066" w:type="dxa"/>
-            <w:gridSpan w:val="2"/>
+            <w:tcW w:w="3576" w:type="dxa"/>
           </w:tcPr>
           <w:p>
             <w:pPr>
@@ -4555,7 +5813,7 @@
         </w:tc>
         <w:tc>
           <w:tcPr>
-            <w:tcW w:w="2160" w:type="dxa"/>
+            <w:tcW w:w="4282" w:type="dxa"/>
           </w:tcPr>
           <w:p>
             <w:pPr>
@@ -4592,7 +5850,7 @@
       <w:tr>
         <w:tc>
           <w:tcPr>
-            <w:tcW w:w="1460" w:type="dxa"/>
+            <w:tcW w:w="1459" w:type="dxa"/>
           </w:tcPr>
           <w:p>
             <w:pPr>
@@ -4606,14 +5864,13 @@
               <w:rPr>
                 <w:noProof/>
               </w:rPr>
-              <w:lastRenderedPageBreak/>
               <w:t>22/08/26</w:t>
             </w:r>
           </w:p>
         </w:tc>
         <w:tc>
           <w:tcPr>
-            <w:tcW w:w="3186" w:type="dxa"/>
+            <w:tcW w:w="6276" w:type="dxa"/>
           </w:tcPr>
           <w:p>
             <w:pPr>
@@ -4629,13 +5886,13 @@
                 <w:noProof/>
               </w:rPr>
               <w:drawing>
-                <wp:anchor distT="0" distB="0" distL="114300" distR="114300" simplePos="0" relativeHeight="251753472" behindDoc="0" locked="0" layoutInCell="1" allowOverlap="1" wp14:anchorId="5EDF004D" wp14:editId="7F8A1E70">
+                <wp:anchor distT="0" distB="0" distL="114300" distR="114300" simplePos="0" relativeHeight="251753472" behindDoc="0" locked="0" layoutInCell="1" allowOverlap="1" wp14:anchorId="5EDF004D" wp14:editId="579E1B7F">
                   <wp:simplePos x="0" y="0"/>
                   <wp:positionH relativeFrom="margin">
-                    <wp:posOffset>-2540</wp:posOffset>
+                    <wp:posOffset>79103</wp:posOffset>
                   </wp:positionH>
                   <wp:positionV relativeFrom="paragraph">
-                    <wp:posOffset>171450</wp:posOffset>
+                    <wp:posOffset>181</wp:posOffset>
                   </wp:positionV>
                   <wp:extent cx="1071245" cy="1708150"/>
                   <wp:effectExtent l="0" t="0" r="0" b="6350"/>
@@ -4652,7 +5909,7 @@
                           <pic:cNvPicPr/>
                         </pic:nvPicPr>
                         <pic:blipFill>
-                          <a:blip r:embed="rId36"/>
+                          <a:blip r:embed="rId49"/>
                           <a:stretch>
                             <a:fillRect/>
                           </a:stretch>
@@ -4682,8 +5939,7 @@
         </w:tc>
         <w:tc>
           <w:tcPr>
-            <w:tcW w:w="3066" w:type="dxa"/>
-            <w:gridSpan w:val="2"/>
+            <w:tcW w:w="3576" w:type="dxa"/>
           </w:tcPr>
           <w:p>
             <w:pPr>
@@ -4722,7 +5978,7 @@
                           <pic:cNvPicPr/>
                         </pic:nvPicPr>
                         <pic:blipFill>
-                          <a:blip r:embed="rId37"/>
+                          <a:blip r:embed="rId50"/>
                           <a:stretch>
                             <a:fillRect/>
                           </a:stretch>
@@ -4776,7 +6032,7 @@
                           <pic:cNvPicPr/>
                         </pic:nvPicPr>
                         <pic:blipFill>
-                          <a:blip r:embed="rId38"/>
+                          <a:blip r:embed="rId51"/>
                           <a:stretch>
                             <a:fillRect/>
                           </a:stretch>
@@ -4806,7 +6062,7 @@
         </w:tc>
         <w:tc>
           <w:tcPr>
-            <w:tcW w:w="2160" w:type="dxa"/>
+            <w:tcW w:w="4282" w:type="dxa"/>
           </w:tcPr>
           <w:p>
             <w:r>
@@ -4853,7 +6109,7 @@
       <w:tr>
         <w:tc>
           <w:tcPr>
-            <w:tcW w:w="1460" w:type="dxa"/>
+            <w:tcW w:w="1459" w:type="dxa"/>
           </w:tcPr>
           <w:p>
             <w:pPr>
@@ -4869,13 +6125,14 @@
               <w:rPr>
                 <w:noProof/>
               </w:rPr>
+              <w:lastRenderedPageBreak/>
               <w:t>22/08/26</w:t>
             </w:r>
           </w:p>
         </w:tc>
         <w:tc>
           <w:tcPr>
-            <w:tcW w:w="3186" w:type="dxa"/>
+            <w:tcW w:w="6276" w:type="dxa"/>
           </w:tcPr>
           <w:p>
             <w:pPr>
@@ -4916,7 +6173,7 @@
                           <pic:cNvPicPr/>
                         </pic:nvPicPr>
                         <pic:blipFill>
-                          <a:blip r:embed="rId39"/>
+                          <a:blip r:embed="rId52"/>
                           <a:stretch>
                             <a:fillRect/>
                           </a:stretch>
@@ -4946,8 +6203,7 @@
         </w:tc>
         <w:tc>
           <w:tcPr>
-            <w:tcW w:w="3066" w:type="dxa"/>
-            <w:gridSpan w:val="2"/>
+            <w:tcW w:w="3576" w:type="dxa"/>
           </w:tcPr>
           <w:p>
             <w:pPr>
@@ -4988,7 +6244,7 @@
                           <pic:cNvPicPr/>
                         </pic:nvPicPr>
                         <pic:blipFill>
-                          <a:blip r:embed="rId40"/>
+                          <a:blip r:embed="rId53"/>
                           <a:stretch>
                             <a:fillRect/>
                           </a:stretch>
@@ -5018,26 +6274,15 @@
         </w:tc>
         <w:tc>
           <w:tcPr>
-            <w:tcW w:w="2160" w:type="dxa"/>
+            <w:tcW w:w="4282" w:type="dxa"/>
           </w:tcPr>
           <w:p>
             <w:pPr>
               <w:pStyle w:val="ListParagraph"/>
-              <w:rPr>
-                <w:u w:val="single"/>
-              </w:rPr>
-            </w:pPr>
-          </w:p>
-          <w:p>
-            <w:pPr>
-              <w:rPr>
-                <w:u w:val="single"/>
-              </w:rPr>
-            </w:pPr>
-            <w:r>
-              <w:rPr>
-                <w:u w:val="single"/>
-              </w:rPr>
+            </w:pPr>
+          </w:p>
+          <w:p>
+            <w:r>
               <w:t>Align-items: left is not a valid align-items value, hence I need to change it to flex-start; to make it valid</w:t>
             </w:r>
           </w:p>
@@ -5056,7 +6301,7 @@
       <w:tr>
         <w:tc>
           <w:tcPr>
-            <w:tcW w:w="1460" w:type="dxa"/>
+            <w:tcW w:w="1459" w:type="dxa"/>
           </w:tcPr>
           <w:p>
             <w:pPr>
@@ -5076,7 +6321,7 @@
         </w:tc>
         <w:tc>
           <w:tcPr>
-            <w:tcW w:w="3186" w:type="dxa"/>
+            <w:tcW w:w="6276" w:type="dxa"/>
           </w:tcPr>
           <w:p>
             <w:pPr>
@@ -5116,7 +6361,7 @@
                           <pic:cNvPicPr/>
                         </pic:nvPicPr>
                         <pic:blipFill>
-                          <a:blip r:embed="rId41"/>
+                          <a:blip r:embed="rId54"/>
                           <a:stretch>
                             <a:fillRect/>
                           </a:stretch>
@@ -5146,8 +6391,7 @@
         </w:tc>
         <w:tc>
           <w:tcPr>
-            <w:tcW w:w="3066" w:type="dxa"/>
-            <w:gridSpan w:val="2"/>
+            <w:tcW w:w="3576" w:type="dxa"/>
           </w:tcPr>
           <w:p>
             <w:pPr>
@@ -5189,7 +6433,7 @@
                           <pic:cNvPicPr/>
                         </pic:nvPicPr>
                         <pic:blipFill>
-                          <a:blip r:embed="rId42"/>
+                          <a:blip r:embed="rId55"/>
                           <a:stretch>
                             <a:fillRect/>
                           </a:stretch>
@@ -5219,7 +6463,7 @@
         </w:tc>
         <w:tc>
           <w:tcPr>
-            <w:tcW w:w="2160" w:type="dxa"/>
+            <w:tcW w:w="4282" w:type="dxa"/>
           </w:tcPr>
           <w:p>
             <w:pPr>
@@ -5230,15 +6474,7 @@
           </w:p>
           <w:p>
             <w:r>
-              <w:t xml:space="preserve">Useless grid property: Because .stock-details is </w:t>
-            </w:r>
-            <w:proofErr w:type="spellStart"/>
-            <w:r>
-              <w:t>display:flex</w:t>
-            </w:r>
-            <w:proofErr w:type="spellEnd"/>
-            <w:r>
-              <w:t>; grid-template-columns does nothing. I will delete it.</w:t>
+              <w:t>Useless grid property: Because .stock-details is display:flex; grid-template-columns does nothing. I will delete it.</w:t>
             </w:r>
             <w:r>
               <w:rPr>
@@ -5260,7 +6496,7 @@
       <w:tr>
         <w:tc>
           <w:tcPr>
-            <w:tcW w:w="1460" w:type="dxa"/>
+            <w:tcW w:w="1459" w:type="dxa"/>
           </w:tcPr>
           <w:p>
             <w:pPr>
@@ -5282,7 +6518,7 @@
         </w:tc>
         <w:tc>
           <w:tcPr>
-            <w:tcW w:w="3186" w:type="dxa"/>
+            <w:tcW w:w="6276" w:type="dxa"/>
           </w:tcPr>
           <w:p>
             <w:pPr>
@@ -5324,7 +6560,7 @@
                           <pic:cNvPicPr/>
                         </pic:nvPicPr>
                         <pic:blipFill>
-                          <a:blip r:embed="rId43"/>
+                          <a:blip r:embed="rId56"/>
                           <a:stretch>
                             <a:fillRect/>
                           </a:stretch>
@@ -5354,8 +6590,7 @@
         </w:tc>
         <w:tc>
           <w:tcPr>
-            <w:tcW w:w="3066" w:type="dxa"/>
-            <w:gridSpan w:val="2"/>
+            <w:tcW w:w="3576" w:type="dxa"/>
           </w:tcPr>
           <w:p>
             <w:pPr>
@@ -5397,7 +6632,7 @@
                           <pic:cNvPicPr/>
                         </pic:nvPicPr>
                         <pic:blipFill>
-                          <a:blip r:embed="rId44"/>
+                          <a:blip r:embed="rId57"/>
                           <a:stretch>
                             <a:fillRect/>
                           </a:stretch>
@@ -5427,7 +6662,7 @@
         </w:tc>
         <w:tc>
           <w:tcPr>
-            <w:tcW w:w="2160" w:type="dxa"/>
+            <w:tcW w:w="4282" w:type="dxa"/>
           </w:tcPr>
           <w:p>
             <w:r>
@@ -5439,7 +6674,7 @@
       <w:tr>
         <w:tc>
           <w:tcPr>
-            <w:tcW w:w="1460" w:type="dxa"/>
+            <w:tcW w:w="1459" w:type="dxa"/>
           </w:tcPr>
           <w:p>
             <w:pPr>
@@ -5461,7 +6696,7 @@
         </w:tc>
         <w:tc>
           <w:tcPr>
-            <w:tcW w:w="3186" w:type="dxa"/>
+            <w:tcW w:w="6276" w:type="dxa"/>
           </w:tcPr>
           <w:p>
             <w:pPr>
@@ -5477,8 +6712,7 @@
         </w:tc>
         <w:tc>
           <w:tcPr>
-            <w:tcW w:w="3066" w:type="dxa"/>
-            <w:gridSpan w:val="2"/>
+            <w:tcW w:w="3576" w:type="dxa"/>
           </w:tcPr>
           <w:p>
             <w:pPr>
@@ -5520,7 +6754,7 @@
                           <pic:cNvPicPr/>
                         </pic:nvPicPr>
                         <pic:blipFill>
-                          <a:blip r:embed="rId45"/>
+                          <a:blip r:embed="rId58"/>
                           <a:stretch>
                             <a:fillRect/>
                           </a:stretch>
@@ -5576,7 +6810,7 @@
                           <pic:cNvPicPr/>
                         </pic:nvPicPr>
                         <pic:blipFill>
-                          <a:blip r:embed="rId46"/>
+                          <a:blip r:embed="rId59"/>
                           <a:stretch>
                             <a:fillRect/>
                           </a:stretch>
@@ -5606,15 +6840,11 @@
         </w:tc>
         <w:tc>
           <w:tcPr>
-            <w:tcW w:w="2160" w:type="dxa"/>
-          </w:tcPr>
-          <w:p>
-            <w:r>
-              <w:t xml:space="preserve">I created custom CSS properties called global variables. I use these for colors instead of typing out the complicated hex codes to prevent inconsistent or </w:t>
-            </w:r>
-            <w:r>
-              <w:lastRenderedPageBreak/>
-              <w:t xml:space="preserve">incorrect color values throughout my CSS. </w:t>
+            <w:tcW w:w="4282" w:type="dxa"/>
+          </w:tcPr>
+          <w:p>
+            <w:r>
+              <w:t xml:space="preserve">I created custom CSS properties called global variables. I use these for colors instead of typing out the complicated hex codes to prevent inconsistent or incorrect color values throughout my CSS. </w:t>
             </w:r>
           </w:p>
         </w:tc>
@@ -5622,7 +6852,7 @@
       <w:tr>
         <w:tc>
           <w:tcPr>
-            <w:tcW w:w="1460" w:type="dxa"/>
+            <w:tcW w:w="1459" w:type="dxa"/>
           </w:tcPr>
           <w:p>
             <w:pPr>
@@ -5638,14 +6868,13 @@
               <w:rPr>
                 <w:noProof/>
               </w:rPr>
-              <w:lastRenderedPageBreak/>
               <w:t>22/08/26</w:t>
             </w:r>
           </w:p>
         </w:tc>
         <w:tc>
           <w:tcPr>
-            <w:tcW w:w="3186" w:type="dxa"/>
+            <w:tcW w:w="6276" w:type="dxa"/>
           </w:tcPr>
           <w:p>
             <w:pPr>
@@ -5687,7 +6916,7 @@
                           <pic:cNvPicPr/>
                         </pic:nvPicPr>
                         <pic:blipFill>
-                          <a:blip r:embed="rId47"/>
+                          <a:blip r:embed="rId60"/>
                           <a:stretch>
                             <a:fillRect/>
                           </a:stretch>
@@ -5717,8 +6946,7 @@
         </w:tc>
         <w:tc>
           <w:tcPr>
-            <w:tcW w:w="3066" w:type="dxa"/>
-            <w:gridSpan w:val="2"/>
+            <w:tcW w:w="3576" w:type="dxa"/>
           </w:tcPr>
           <w:p>
             <w:pPr>
@@ -5760,7 +6988,7 @@
                           <pic:cNvPicPr/>
                         </pic:nvPicPr>
                         <pic:blipFill>
-                          <a:blip r:embed="rId48"/>
+                          <a:blip r:embed="rId61"/>
                           <a:stretch>
                             <a:fillRect/>
                           </a:stretch>
@@ -5816,7 +7044,7 @@
                           <pic:cNvPicPr/>
                         </pic:nvPicPr>
                         <pic:blipFill>
-                          <a:blip r:embed="rId49"/>
+                          <a:blip r:embed="rId62"/>
                           <a:stretch>
                             <a:fillRect/>
                           </a:stretch>
@@ -5846,7 +7074,7 @@
         </w:tc>
         <w:tc>
           <w:tcPr>
-            <w:tcW w:w="2160" w:type="dxa"/>
+            <w:tcW w:w="4282" w:type="dxa"/>
           </w:tcPr>
           <w:p>
             <w:r>
@@ -5864,7 +7092,7 @@
       <w:tr>
         <w:tc>
           <w:tcPr>
-            <w:tcW w:w="1460" w:type="dxa"/>
+            <w:tcW w:w="1459" w:type="dxa"/>
           </w:tcPr>
           <w:p>
             <w:pPr>
@@ -5880,13 +7108,14 @@
               <w:rPr>
                 <w:noProof/>
               </w:rPr>
+              <w:lastRenderedPageBreak/>
               <w:t>22/08/26</w:t>
             </w:r>
           </w:p>
         </w:tc>
         <w:tc>
           <w:tcPr>
-            <w:tcW w:w="3186" w:type="dxa"/>
+            <w:tcW w:w="6276" w:type="dxa"/>
           </w:tcPr>
           <w:p>
             <w:pPr>
@@ -5928,7 +7157,7 @@
                           <pic:cNvPicPr/>
                         </pic:nvPicPr>
                         <pic:blipFill>
-                          <a:blip r:embed="rId50"/>
+                          <a:blip r:embed="rId63"/>
                           <a:stretch>
                             <a:fillRect/>
                           </a:stretch>
@@ -5958,8 +7187,7 @@
         </w:tc>
         <w:tc>
           <w:tcPr>
-            <w:tcW w:w="3066" w:type="dxa"/>
-            <w:gridSpan w:val="2"/>
+            <w:tcW w:w="3576" w:type="dxa"/>
           </w:tcPr>
           <w:p>
             <w:pPr>
@@ -6012,7 +7240,7 @@
                           <pic:cNvPicPr/>
                         </pic:nvPicPr>
                         <pic:blipFill>
-                          <a:blip r:embed="rId51"/>
+                          <a:blip r:embed="rId64"/>
                           <a:stretch>
                             <a:fillRect/>
                           </a:stretch>
@@ -6068,7 +7296,7 @@
                           <pic:cNvPicPr/>
                         </pic:nvPicPr>
                         <pic:blipFill>
-                          <a:blip r:embed="rId52"/>
+                          <a:blip r:embed="rId65"/>
                           <a:stretch>
                             <a:fillRect/>
                           </a:stretch>
@@ -6098,7 +7326,7 @@
         </w:tc>
         <w:tc>
           <w:tcPr>
-            <w:tcW w:w="2160" w:type="dxa"/>
+            <w:tcW w:w="4282" w:type="dxa"/>
           </w:tcPr>
           <w:p>
             <w:r>
@@ -6108,45 +7336,13 @@
               <w:t>font-family: "Urbanist", Arial, sans-serif</w:t>
             </w:r>
             <w:r>
-              <w:t xml:space="preserve">. I have it under the body{ } so most normal elements inherit the front anyway. I can optimize this by just deleting the font from those elements where </w:t>
-            </w:r>
-            <w:proofErr w:type="spellStart"/>
-            <w:r>
-              <w:t>its</w:t>
-            </w:r>
-            <w:proofErr w:type="spellEnd"/>
-            <w:r>
-              <w:t xml:space="preserve"> not required. </w:t>
+              <w:t xml:space="preserve">. I have it under the body{ } so most normal elements inherit the front anyway. I can optimize this by just deleting the font from those elements where its not required. </w:t>
             </w:r>
           </w:p>
           <w:p/>
           <w:p>
             <w:r>
-              <w:t xml:space="preserve">I checked all of my HTML to ensure that all of the </w:t>
-            </w:r>
-            <w:proofErr w:type="spellStart"/>
-            <w:r>
-              <w:t>divs</w:t>
-            </w:r>
-            <w:proofErr w:type="spellEnd"/>
-            <w:r>
-              <w:t xml:space="preserve"> and text elements actually lie inside the body, and they so, hence </w:t>
-            </w:r>
-            <w:proofErr w:type="spellStart"/>
-            <w:r>
-              <w:t>its</w:t>
-            </w:r>
-            <w:proofErr w:type="spellEnd"/>
-            <w:r>
-              <w:t xml:space="preserve"> not going to affect anything getting rid of the fonts for the </w:t>
-            </w:r>
-            <w:proofErr w:type="spellStart"/>
-            <w:r>
-              <w:t>divs</w:t>
-            </w:r>
-            <w:proofErr w:type="spellEnd"/>
-            <w:r>
-              <w:t xml:space="preserve"> inside.</w:t>
+              <w:t>I checked all of my HTML to ensure that all of the divs and text elements actually lie inside the body, and they so, hence its not going to affect anything getting rid of the fonts for the divs inside.</w:t>
             </w:r>
           </w:p>
           <w:p/>
@@ -6160,7 +7356,7 @@
       <w:tr>
         <w:tc>
           <w:tcPr>
-            <w:tcW w:w="1460" w:type="dxa"/>
+            <w:tcW w:w="1459" w:type="dxa"/>
           </w:tcPr>
           <w:p>
             <w:pPr>
@@ -6176,14 +7372,13 @@
               <w:rPr>
                 <w:noProof/>
               </w:rPr>
-              <w:lastRenderedPageBreak/>
               <w:t>22/08/26</w:t>
             </w:r>
           </w:p>
         </w:tc>
         <w:tc>
           <w:tcPr>
-            <w:tcW w:w="3186" w:type="dxa"/>
+            <w:tcW w:w="6276" w:type="dxa"/>
           </w:tcPr>
           <w:p>
             <w:pPr>
@@ -6225,7 +7420,7 @@
                           <pic:cNvPicPr/>
                         </pic:nvPicPr>
                         <pic:blipFill>
-                          <a:blip r:embed="rId53"/>
+                          <a:blip r:embed="rId66"/>
                           <a:stretch>
                             <a:fillRect/>
                           </a:stretch>
@@ -6255,7 +7450,7 @@
         </w:tc>
         <w:tc>
           <w:tcPr>
-            <w:tcW w:w="2340" w:type="dxa"/>
+            <w:tcW w:w="3576" w:type="dxa"/>
           </w:tcPr>
           <w:p>
             <w:pPr>
@@ -6297,7 +7492,7 @@
                           <pic:cNvPicPr/>
                         </pic:nvPicPr>
                         <pic:blipFill>
-                          <a:blip r:embed="rId54"/>
+                          <a:blip r:embed="rId67"/>
                           <a:stretch>
                             <a:fillRect/>
                           </a:stretch>
@@ -6327,8 +7522,7 @@
         </w:tc>
         <w:tc>
           <w:tcPr>
-            <w:tcW w:w="2886" w:type="dxa"/>
-            <w:gridSpan w:val="2"/>
+            <w:tcW w:w="4282" w:type="dxa"/>
           </w:tcPr>
           <w:p>
             <w:r>
@@ -6344,50 +7538,19 @@
           <w:p/>
           <w:p>
             <w:r>
-              <w:t xml:space="preserve">More specific selectors </w:t>
-            </w:r>
-            <w:proofErr w:type="spellStart"/>
-            <w:r>
-              <w:t>button.regular</w:t>
-            </w:r>
-            <w:proofErr w:type="spellEnd"/>
-            <w:r>
-              <w:t xml:space="preserve">-button and </w:t>
-            </w:r>
-            <w:proofErr w:type="spellStart"/>
-            <w:r>
-              <w:t>button.Disclaimer</w:t>
-            </w:r>
-            <w:proofErr w:type="spellEnd"/>
-            <w:r>
-              <w:t>-Button used to override global button styling.</w:t>
+              <w:t>More specific selectors button.regular-button and button.Disclaimer-Button used to override global button styling.</w:t>
             </w:r>
           </w:p>
           <w:p/>
           <w:p>
             <w:r>
-              <w:t xml:space="preserve">How come this change still overrides the global button for </w:t>
-            </w:r>
-            <w:proofErr w:type="spellStart"/>
-            <w:r>
-              <w:t>button.regular</w:t>
-            </w:r>
-            <w:proofErr w:type="spellEnd"/>
-            <w:r>
-              <w:t>-button?</w:t>
-            </w:r>
-          </w:p>
-          <w:p>
-            <w:r>
-              <w:t xml:space="preserve">Button has a specificity of 0,0,0,1. </w:t>
-            </w:r>
-            <w:proofErr w:type="spellStart"/>
-            <w:r>
-              <w:t>Button.regular</w:t>
-            </w:r>
-            <w:proofErr w:type="spellEnd"/>
-            <w:r>
-              <w:t xml:space="preserve">-button has a specificity of 0,0,1,1 meaning it is more specific than generic button selector. </w:t>
+              <w:t>How come this change still overrides the global button for button.regular-button?</w:t>
+            </w:r>
+          </w:p>
+          <w:p>
+            <w:r>
+              <w:lastRenderedPageBreak/>
+              <w:t xml:space="preserve">Button has a specificity of 0,0,0,1. Button.regular-button has a specificity of 0,0,1,1 meaning it is more specific than generic button selector. </w:t>
             </w:r>
           </w:p>
           <w:p/>
@@ -6415,7 +7578,7 @@
       <w:tr>
         <w:tc>
           <w:tcPr>
-            <w:tcW w:w="1460" w:type="dxa"/>
+            <w:tcW w:w="1459" w:type="dxa"/>
           </w:tcPr>
           <w:p>
             <w:pPr>
@@ -6425,13 +7588,21 @@
                 <w:noProof/>
                 <w:sz w:val="32"/>
                 <w:szCs w:val="32"/>
-              </w:rPr>
-            </w:pPr>
-          </w:p>
-        </w:tc>
-        <w:tc>
-          <w:tcPr>
-            <w:tcW w:w="3186" w:type="dxa"/>
+                <w:highlight w:val="yellow"/>
+              </w:rPr>
+            </w:pPr>
+            <w:r>
+              <w:rPr>
+                <w:noProof/>
+                <w:highlight w:val="yellow"/>
+              </w:rPr>
+              <w:t>HTML VALIDATION AND CHANGES</w:t>
+            </w:r>
+          </w:p>
+        </w:tc>
+        <w:tc>
+          <w:tcPr>
+            <w:tcW w:w="6276" w:type="dxa"/>
           </w:tcPr>
           <w:p>
             <w:pPr>
@@ -6439,16 +7610,74 @@
               <w:ind w:left="0"/>
               <w:rPr>
                 <w:noProof/>
+                <w:highlight w:val="yellow"/>
+              </w:rPr>
+            </w:pPr>
+            <w:r>
+              <w:rPr>
+                <w:noProof/>
+                <w:highlight w:val="yellow"/>
+              </w:rPr>
+              <w:t>HTML VALIDATION AND CHANGES</w:t>
+            </w:r>
+            <w:r>
+              <w:rPr>
+                <w:noProof/>
+                <w:highlight w:val="yellow"/>
+              </w:rPr>
+              <w:t>:</w:t>
+            </w:r>
+          </w:p>
+          <w:p>
+            <w:pPr>
+              <w:pStyle w:val="ListParagraph"/>
+              <w:ind w:left="0"/>
+            </w:pPr>
+            <w:hyperlink r:id="rId68" w:anchor="textarea" w:history="1">
+              <w:r>
+                <w:rPr>
+                  <w:rStyle w:val="Hyperlink"/>
+                  <w:noProof/>
+                  <w:sz w:val="32"/>
+                  <w:szCs w:val="32"/>
+                  <w:lang w:val="en-NZ"/>
+                </w:rPr>
+                <w:t>Showing results for contents of text-input area (checked with vnu 26.8.24) - Nu Html Checker</w:t>
+              </w:r>
+            </w:hyperlink>
+          </w:p>
+          <w:p>
+            <w:pPr>
+              <w:pStyle w:val="ListParagraph"/>
+              <w:ind w:left="0"/>
+              <w:rPr>
+                <w:highlight w:val="yellow"/>
+              </w:rPr>
+            </w:pPr>
+          </w:p>
+          <w:p>
+            <w:pPr>
+              <w:pStyle w:val="ListParagraph"/>
+              <w:ind w:left="0"/>
+              <w:rPr>
+                <w:noProof/>
                 <w:sz w:val="32"/>
                 <w:szCs w:val="32"/>
-              </w:rPr>
-            </w:pPr>
-          </w:p>
-        </w:tc>
-        <w:tc>
-          <w:tcPr>
-            <w:tcW w:w="3066" w:type="dxa"/>
-            <w:gridSpan w:val="2"/>
+                <w:highlight w:val="yellow"/>
+              </w:rPr>
+            </w:pPr>
+            <w:r>
+              <w:rPr>
+                <w:sz w:val="32"/>
+                <w:szCs w:val="32"/>
+              </w:rPr>
+              <w:t>VALIDATION FOR JOURNALHOME.HTML</w:t>
+            </w:r>
+          </w:p>
+        </w:tc>
+        <w:tc>
+          <w:tcPr>
+            <w:tcW w:w="3576" w:type="dxa"/>
           </w:tcPr>
           <w:p>
             <w:pPr>
@@ -6458,25 +7687,42 @@
                 <w:b/>
                 <w:bCs/>
                 <w:noProof/>
-              </w:rPr>
-            </w:pPr>
-          </w:p>
-        </w:tc>
-        <w:tc>
-          <w:tcPr>
-            <w:tcW w:w="2160" w:type="dxa"/>
-          </w:tcPr>
-          <w:p>
-            <w:pPr>
-              <w:pStyle w:val="ListParagraph"/>
-            </w:pPr>
+                <w:highlight w:val="yellow"/>
+              </w:rPr>
+            </w:pPr>
+            <w:r>
+              <w:rPr>
+                <w:noProof/>
+                <w:highlight w:val="yellow"/>
+              </w:rPr>
+              <w:t>HTML VALIDATION AND CHANGES</w:t>
+            </w:r>
+          </w:p>
+        </w:tc>
+        <w:tc>
+          <w:tcPr>
+            <w:tcW w:w="4282" w:type="dxa"/>
+          </w:tcPr>
+          <w:p>
+            <w:pPr>
+              <w:rPr>
+                <w:highlight w:val="yellow"/>
+              </w:rPr>
+            </w:pPr>
+            <w:r>
+              <w:rPr>
+                <w:noProof/>
+                <w:highlight w:val="yellow"/>
+              </w:rPr>
+              <w:t>HTML VALIDATION AND CHANGES</w:t>
+            </w:r>
           </w:p>
         </w:tc>
       </w:tr>
       <w:tr>
         <w:tc>
           <w:tcPr>
-            <w:tcW w:w="1460" w:type="dxa"/>
+            <w:tcW w:w="1459" w:type="dxa"/>
           </w:tcPr>
           <w:p>
             <w:pPr>
@@ -6488,11 +7734,17 @@
                 <w:szCs w:val="32"/>
               </w:rPr>
             </w:pPr>
-          </w:p>
-        </w:tc>
-        <w:tc>
-          <w:tcPr>
-            <w:tcW w:w="3186" w:type="dxa"/>
+            <w:r>
+              <w:rPr>
+                <w:noProof/>
+              </w:rPr>
+              <w:t>Date</w:t>
+            </w:r>
+          </w:p>
+        </w:tc>
+        <w:tc>
+          <w:tcPr>
+            <w:tcW w:w="6276" w:type="dxa"/>
           </w:tcPr>
           <w:p>
             <w:pPr>
@@ -6504,12 +7756,19 @@
                 <w:szCs w:val="32"/>
               </w:rPr>
             </w:pPr>
-          </w:p>
-        </w:tc>
-        <w:tc>
-          <w:tcPr>
-            <w:tcW w:w="3066" w:type="dxa"/>
-            <w:gridSpan w:val="2"/>
+            <w:r>
+              <w:rPr>
+                <w:noProof/>
+                <w:sz w:val="24"/>
+                <w:szCs w:val="24"/>
+              </w:rPr>
+              <w:t>Before Image</w:t>
+            </w:r>
+          </w:p>
+        </w:tc>
+        <w:tc>
+          <w:tcPr>
+            <w:tcW w:w="3576" w:type="dxa"/>
           </w:tcPr>
           <w:p>
             <w:pPr>
@@ -6521,23 +7780,52 @@
                 <w:noProof/>
               </w:rPr>
             </w:pPr>
-          </w:p>
-        </w:tc>
-        <w:tc>
-          <w:tcPr>
-            <w:tcW w:w="2160" w:type="dxa"/>
+            <w:r>
+              <w:rPr>
+                <w:noProof/>
+                <w:sz w:val="24"/>
+                <w:szCs w:val="24"/>
+              </w:rPr>
+              <w:t>After Image</w:t>
+            </w:r>
+          </w:p>
+        </w:tc>
+        <w:tc>
+          <w:tcPr>
+            <w:tcW w:w="4282" w:type="dxa"/>
           </w:tcPr>
           <w:p>
             <w:pPr>
               <w:pStyle w:val="ListParagraph"/>
             </w:pPr>
+            <w:r>
+              <w:rPr>
+                <w:sz w:val="24"/>
+                <w:szCs w:val="24"/>
+              </w:rPr>
+              <w:t>Explanati</w:t>
+            </w:r>
+            <w:r>
+              <w:rPr>
+                <w:sz w:val="24"/>
+                <w:szCs w:val="24"/>
+              </w:rPr>
+              <w:t>o</w:t>
+            </w:r>
+            <w:r>
+              <w:rPr>
+                <w:sz w:val="24"/>
+                <w:szCs w:val="24"/>
+              </w:rPr>
+              <w:t>n</w:t>
+            </w:r>
           </w:p>
         </w:tc>
       </w:tr>
       <w:tr>
         <w:tc>
           <w:tcPr>
-            <w:tcW w:w="1460" w:type="dxa"/>
+            <w:tcW w:w="1459" w:type="dxa"/>
           </w:tcPr>
           <w:p>
             <w:pPr>
@@ -6549,11 +7837,19 @@
                 <w:szCs w:val="32"/>
               </w:rPr>
             </w:pPr>
-          </w:p>
-        </w:tc>
-        <w:tc>
-          <w:tcPr>
-            <w:tcW w:w="3186" w:type="dxa"/>
+            <w:r>
+              <w:rPr>
+                <w:noProof/>
+                <w:sz w:val="32"/>
+                <w:szCs w:val="32"/>
+              </w:rPr>
+              <w:t>25/08/26</w:t>
+            </w:r>
+          </w:p>
+        </w:tc>
+        <w:tc>
+          <w:tcPr>
+            <w:tcW w:w="6276" w:type="dxa"/>
           </w:tcPr>
           <w:p>
             <w:pPr>
@@ -6565,12 +7861,67 @@
                 <w:szCs w:val="32"/>
               </w:rPr>
             </w:pPr>
-          </w:p>
-        </w:tc>
-        <w:tc>
-          <w:tcPr>
-            <w:tcW w:w="3066" w:type="dxa"/>
-            <w:gridSpan w:val="2"/>
+            <w:r>
+              <w:rPr>
+                <w:noProof/>
+                <w:sz w:val="32"/>
+                <w:szCs w:val="32"/>
+              </w:rPr>
+              <w:drawing>
+                <wp:anchor distT="0" distB="0" distL="114300" distR="114300" simplePos="0" relativeHeight="251835392" behindDoc="0" locked="0" layoutInCell="1" allowOverlap="1" wp14:anchorId="277BDCE6" wp14:editId="6568AC4C">
+                  <wp:simplePos x="0" y="0"/>
+                  <wp:positionH relativeFrom="column">
+                    <wp:posOffset>635</wp:posOffset>
+                  </wp:positionH>
+                  <wp:positionV relativeFrom="paragraph">
+                    <wp:posOffset>257810</wp:posOffset>
+                  </wp:positionV>
+                  <wp:extent cx="2743200" cy="558165"/>
+                  <wp:effectExtent l="0" t="0" r="0" b="0"/>
+                  <wp:wrapSquare wrapText="bothSides"/>
+                  <wp:docPr id="489461143" name="Picture 1"/>
+                  <wp:cNvGraphicFramePr>
+                    <a:graphicFrameLocks xmlns:a="http://schemas.openxmlformats.org/drawingml/2006/main" noChangeAspect="1"/>
+                  </wp:cNvGraphicFramePr>
+                  <a:graphic xmlns:a="http://schemas.openxmlformats.org/drawingml/2006/main">
+                    <a:graphicData uri="http://schemas.openxmlformats.org/drawingml/2006/picture">
+                      <pic:pic xmlns:pic="http://schemas.openxmlformats.org/drawingml/2006/picture">
+                        <pic:nvPicPr>
+                          <pic:cNvPr id="489461143" name=""/>
+                          <pic:cNvPicPr/>
+                        </pic:nvPicPr>
+                        <pic:blipFill>
+                          <a:blip r:embed="rId69"/>
+                          <a:stretch>
+                            <a:fillRect/>
+                          </a:stretch>
+                        </pic:blipFill>
+                        <pic:spPr>
+                          <a:xfrm>
+                            <a:off x="0" y="0"/>
+                            <a:ext cx="2743200" cy="558165"/>
+                          </a:xfrm>
+                          <a:prstGeom prst="rect">
+                            <a:avLst/>
+                          </a:prstGeom>
+                        </pic:spPr>
+                      </pic:pic>
+                    </a:graphicData>
+                  </a:graphic>
+                  <wp14:sizeRelH relativeFrom="margin">
+                    <wp14:pctWidth>0</wp14:pctWidth>
+                  </wp14:sizeRelH>
+                  <wp14:sizeRelV relativeFrom="margin">
+                    <wp14:pctHeight>0</wp14:pctHeight>
+                  </wp14:sizeRelV>
+                </wp:anchor>
+              </w:drawing>
+            </w:r>
+          </w:p>
+        </w:tc>
+        <w:tc>
+          <w:tcPr>
+            <w:tcW w:w="3576" w:type="dxa"/>
           </w:tcPr>
           <w:p>
             <w:pPr>
@@ -6582,23 +7933,130 @@
                 <w:noProof/>
               </w:rPr>
             </w:pPr>
-          </w:p>
-        </w:tc>
-        <w:tc>
-          <w:tcPr>
-            <w:tcW w:w="2160" w:type="dxa"/>
+            <w:r>
+              <w:rPr>
+                <w:b/>
+                <w:bCs/>
+                <w:noProof/>
+              </w:rPr>
+              <w:drawing>
+                <wp:anchor distT="0" distB="0" distL="114300" distR="114300" simplePos="0" relativeHeight="251868160" behindDoc="0" locked="0" layoutInCell="1" allowOverlap="1" wp14:anchorId="24D8C8EC" wp14:editId="2BA0D216">
+                  <wp:simplePos x="0" y="0"/>
+                  <wp:positionH relativeFrom="column">
+                    <wp:posOffset>1270</wp:posOffset>
+                  </wp:positionH>
+                  <wp:positionV relativeFrom="paragraph">
+                    <wp:posOffset>179705</wp:posOffset>
+                  </wp:positionV>
+                  <wp:extent cx="1305107" cy="581106"/>
+                  <wp:effectExtent l="0" t="0" r="9525" b="9525"/>
+                  <wp:wrapSquare wrapText="bothSides"/>
+                  <wp:docPr id="1046669948" name="Picture 1"/>
+                  <wp:cNvGraphicFramePr>
+                    <a:graphicFrameLocks xmlns:a="http://schemas.openxmlformats.org/drawingml/2006/main" noChangeAspect="1"/>
+                  </wp:cNvGraphicFramePr>
+                  <a:graphic xmlns:a="http://schemas.openxmlformats.org/drawingml/2006/main">
+                    <a:graphicData uri="http://schemas.openxmlformats.org/drawingml/2006/picture">
+                      <pic:pic xmlns:pic="http://schemas.openxmlformats.org/drawingml/2006/picture">
+                        <pic:nvPicPr>
+                          <pic:cNvPr id="1046669948" name=""/>
+                          <pic:cNvPicPr/>
+                        </pic:nvPicPr>
+                        <pic:blipFill>
+                          <a:blip r:embed="rId70"/>
+                          <a:stretch>
+                            <a:fillRect/>
+                          </a:stretch>
+                        </pic:blipFill>
+                        <pic:spPr>
+                          <a:xfrm>
+                            <a:off x="0" y="0"/>
+                            <a:ext cx="1305107" cy="581106"/>
+                          </a:xfrm>
+                          <a:prstGeom prst="rect">
+                            <a:avLst/>
+                          </a:prstGeom>
+                        </pic:spPr>
+                      </pic:pic>
+                    </a:graphicData>
+                  </a:graphic>
+                </wp:anchor>
+              </w:drawing>
+            </w:r>
+          </w:p>
+        </w:tc>
+        <w:tc>
+          <w:tcPr>
+            <w:tcW w:w="4282" w:type="dxa"/>
           </w:tcPr>
           <w:p>
             <w:pPr>
               <w:pStyle w:val="ListParagraph"/>
             </w:pPr>
           </w:p>
+          <w:p>
+            <w:r>
+              <w:rPr>
+                <w:noProof/>
+              </w:rPr>
+              <w:drawing>
+                <wp:anchor distT="0" distB="0" distL="114300" distR="114300" simplePos="0" relativeHeight="251870208" behindDoc="0" locked="0" layoutInCell="1" allowOverlap="1" wp14:anchorId="6F74343A" wp14:editId="1F019592">
+                  <wp:simplePos x="0" y="0"/>
+                  <wp:positionH relativeFrom="column">
+                    <wp:posOffset>183067</wp:posOffset>
+                  </wp:positionH>
+                  <wp:positionV relativeFrom="paragraph">
+                    <wp:posOffset>85240</wp:posOffset>
+                  </wp:positionV>
+                  <wp:extent cx="2092960" cy="436245"/>
+                  <wp:effectExtent l="0" t="0" r="2540" b="1905"/>
+                  <wp:wrapSquare wrapText="bothSides"/>
+                  <wp:docPr id="503707817" name="Picture 1"/>
+                  <wp:cNvGraphicFramePr>
+                    <a:graphicFrameLocks xmlns:a="http://schemas.openxmlformats.org/drawingml/2006/main" noChangeAspect="1"/>
+                  </wp:cNvGraphicFramePr>
+                  <a:graphic xmlns:a="http://schemas.openxmlformats.org/drawingml/2006/main">
+                    <a:graphicData uri="http://schemas.openxmlformats.org/drawingml/2006/picture">
+                      <pic:pic xmlns:pic="http://schemas.openxmlformats.org/drawingml/2006/picture">
+                        <pic:nvPicPr>
+                          <pic:cNvPr id="503707817" name=""/>
+                          <pic:cNvPicPr/>
+                        </pic:nvPicPr>
+                        <pic:blipFill>
+                          <a:blip r:embed="rId71"/>
+                          <a:stretch>
+                            <a:fillRect/>
+                          </a:stretch>
+                        </pic:blipFill>
+                        <pic:spPr>
+                          <a:xfrm>
+                            <a:off x="0" y="0"/>
+                            <a:ext cx="2092960" cy="436245"/>
+                          </a:xfrm>
+                          <a:prstGeom prst="rect">
+                            <a:avLst/>
+                          </a:prstGeom>
+                        </pic:spPr>
+                      </pic:pic>
+                    </a:graphicData>
+                  </a:graphic>
+                  <wp14:sizeRelH relativeFrom="margin">
+                    <wp14:pctWidth>0</wp14:pctWidth>
+                  </wp14:sizeRelH>
+                  <wp14:sizeRelV relativeFrom="margin">
+                    <wp14:pctHeight>0</wp14:pctHeight>
+                  </wp14:sizeRelV>
+                </wp:anchor>
+              </w:drawing>
+            </w:r>
+          </w:p>
+          <w:p/>
         </w:tc>
       </w:tr>
       <w:tr>
         <w:tc>
           <w:tcPr>
-            <w:tcW w:w="1460" w:type="dxa"/>
+            <w:tcW w:w="1459" w:type="dxa"/>
           </w:tcPr>
           <w:p>
             <w:pPr>
@@ -6610,11 +8068,20 @@
                 <w:szCs w:val="32"/>
               </w:rPr>
             </w:pPr>
-          </w:p>
-        </w:tc>
-        <w:tc>
-          <w:tcPr>
-            <w:tcW w:w="3186" w:type="dxa"/>
+            <w:r>
+              <w:rPr>
+                <w:noProof/>
+                <w:sz w:val="32"/>
+                <w:szCs w:val="32"/>
+              </w:rPr>
+              <w:lastRenderedPageBreak/>
+              <w:t>25/08/26</w:t>
+            </w:r>
+          </w:p>
+        </w:tc>
+        <w:tc>
+          <w:tcPr>
+            <w:tcW w:w="6276" w:type="dxa"/>
           </w:tcPr>
           <w:p>
             <w:pPr>
@@ -6626,12 +8093,123 @@
                 <w:szCs w:val="32"/>
               </w:rPr>
             </w:pPr>
-          </w:p>
-        </w:tc>
-        <w:tc>
-          <w:tcPr>
-            <w:tcW w:w="3066" w:type="dxa"/>
-            <w:gridSpan w:val="2"/>
+            <w:r>
+              <w:rPr>
+                <w:b/>
+                <w:bCs/>
+                <w:noProof/>
+              </w:rPr>
+              <w:drawing>
+                <wp:anchor distT="0" distB="0" distL="114300" distR="114300" simplePos="0" relativeHeight="251872256" behindDoc="0" locked="0" layoutInCell="1" allowOverlap="1" wp14:anchorId="261F8F09" wp14:editId="2EE051E8">
+                  <wp:simplePos x="0" y="0"/>
+                  <wp:positionH relativeFrom="column">
+                    <wp:posOffset>213006</wp:posOffset>
+                  </wp:positionH>
+                  <wp:positionV relativeFrom="paragraph">
+                    <wp:posOffset>1349166</wp:posOffset>
+                  </wp:positionV>
+                  <wp:extent cx="2017889" cy="1457128"/>
+                  <wp:effectExtent l="0" t="0" r="1905" b="0"/>
+                  <wp:wrapSquare wrapText="bothSides"/>
+                  <wp:docPr id="922635256" name="Picture 1"/>
+                  <wp:cNvGraphicFramePr>
+                    <a:graphicFrameLocks xmlns:a="http://schemas.openxmlformats.org/drawingml/2006/main" noChangeAspect="1"/>
+                  </wp:cNvGraphicFramePr>
+                  <a:graphic xmlns:a="http://schemas.openxmlformats.org/drawingml/2006/main">
+                    <a:graphicData uri="http://schemas.openxmlformats.org/drawingml/2006/picture">
+                      <pic:pic xmlns:pic="http://schemas.openxmlformats.org/drawingml/2006/picture">
+                        <pic:nvPicPr>
+                          <pic:cNvPr id="922635256" name=""/>
+                          <pic:cNvPicPr/>
+                        </pic:nvPicPr>
+                        <pic:blipFill>
+                          <a:blip r:embed="rId72"/>
+                          <a:stretch>
+                            <a:fillRect/>
+                          </a:stretch>
+                        </pic:blipFill>
+                        <pic:spPr>
+                          <a:xfrm>
+                            <a:off x="0" y="0"/>
+                            <a:ext cx="2017889" cy="1457128"/>
+                          </a:xfrm>
+                          <a:prstGeom prst="rect">
+                            <a:avLst/>
+                          </a:prstGeom>
+                        </pic:spPr>
+                      </pic:pic>
+                    </a:graphicData>
+                  </a:graphic>
+                  <wp14:sizeRelH relativeFrom="margin">
+                    <wp14:pctWidth>0</wp14:pctWidth>
+                  </wp14:sizeRelH>
+                  <wp14:sizeRelV relativeFrom="margin">
+                    <wp14:pctHeight>0</wp14:pctHeight>
+                  </wp14:sizeRelV>
+                </wp:anchor>
+              </w:drawing>
+            </w:r>
+            <w:r>
+              <w:rPr>
+                <w:noProof/>
+                <w:sz w:val="32"/>
+                <w:szCs w:val="32"/>
+              </w:rPr>
+              <w:drawing>
+                <wp:anchor distT="0" distB="0" distL="114300" distR="114300" simplePos="0" relativeHeight="251847680" behindDoc="0" locked="0" layoutInCell="1" allowOverlap="1" wp14:anchorId="7955E79D" wp14:editId="747D80B0">
+                  <wp:simplePos x="0" y="0"/>
+                  <wp:positionH relativeFrom="column">
+                    <wp:posOffset>635</wp:posOffset>
+                  </wp:positionH>
+                  <wp:positionV relativeFrom="paragraph">
+                    <wp:posOffset>748030</wp:posOffset>
+                  </wp:positionV>
+                  <wp:extent cx="3574415" cy="412115"/>
+                  <wp:effectExtent l="0" t="0" r="6985" b="6985"/>
+                  <wp:wrapSquare wrapText="bothSides"/>
+                  <wp:docPr id="102262740" name="Picture 1"/>
+                  <wp:cNvGraphicFramePr>
+                    <a:graphicFrameLocks xmlns:a="http://schemas.openxmlformats.org/drawingml/2006/main" noChangeAspect="1"/>
+                  </wp:cNvGraphicFramePr>
+                  <a:graphic xmlns:a="http://schemas.openxmlformats.org/drawingml/2006/main">
+                    <a:graphicData uri="http://schemas.openxmlformats.org/drawingml/2006/picture">
+                      <pic:pic xmlns:pic="http://schemas.openxmlformats.org/drawingml/2006/picture">
+                        <pic:nvPicPr>
+                          <pic:cNvPr id="102262740" name=""/>
+                          <pic:cNvPicPr/>
+                        </pic:nvPicPr>
+                        <pic:blipFill>
+                          <a:blip r:embed="rId73"/>
+                          <a:stretch>
+                            <a:fillRect/>
+                          </a:stretch>
+                        </pic:blipFill>
+                        <pic:spPr>
+                          <a:xfrm>
+                            <a:off x="0" y="0"/>
+                            <a:ext cx="3574415" cy="412115"/>
+                          </a:xfrm>
+                          <a:prstGeom prst="rect">
+                            <a:avLst/>
+                          </a:prstGeom>
+                        </pic:spPr>
+                      </pic:pic>
+                    </a:graphicData>
+                  </a:graphic>
+                  <wp14:sizeRelH relativeFrom="margin">
+                    <wp14:pctWidth>0</wp14:pctWidth>
+                  </wp14:sizeRelH>
+                  <wp14:sizeRelV relativeFrom="margin">
+                    <wp14:pctHeight>0</wp14:pctHeight>
+                  </wp14:sizeRelV>
+                </wp:anchor>
+              </w:drawing>
+            </w:r>
+          </w:p>
+        </w:tc>
+        <w:tc>
+          <w:tcPr>
+            <w:tcW w:w="3576" w:type="dxa"/>
           </w:tcPr>
           <w:p>
             <w:pPr>
@@ -6643,15 +8221,151 @@
                 <w:noProof/>
               </w:rPr>
             </w:pPr>
-          </w:p>
-        </w:tc>
-        <w:tc>
-          <w:tcPr>
-            <w:tcW w:w="2160" w:type="dxa"/>
-          </w:tcPr>
+            <w:r>
+              <w:rPr>
+                <w:b/>
+                <w:bCs/>
+                <w:noProof/>
+              </w:rPr>
+              <w:drawing>
+                <wp:anchor distT="0" distB="0" distL="114300" distR="114300" simplePos="0" relativeHeight="251874304" behindDoc="0" locked="0" layoutInCell="1" allowOverlap="1" wp14:anchorId="0BBF9997" wp14:editId="73470471">
+                  <wp:simplePos x="0" y="0"/>
+                  <wp:positionH relativeFrom="column">
+                    <wp:posOffset>-65307</wp:posOffset>
+                  </wp:positionH>
+                  <wp:positionV relativeFrom="paragraph">
+                    <wp:posOffset>299543</wp:posOffset>
+                  </wp:positionV>
+                  <wp:extent cx="1990921" cy="1047333"/>
+                  <wp:effectExtent l="0" t="0" r="0" b="635"/>
+                  <wp:wrapSquare wrapText="bothSides"/>
+                  <wp:docPr id="1031866612" name="Picture 1"/>
+                  <wp:cNvGraphicFramePr>
+                    <a:graphicFrameLocks xmlns:a="http://schemas.openxmlformats.org/drawingml/2006/main" noChangeAspect="1"/>
+                  </wp:cNvGraphicFramePr>
+                  <a:graphic xmlns:a="http://schemas.openxmlformats.org/drawingml/2006/main">
+                    <a:graphicData uri="http://schemas.openxmlformats.org/drawingml/2006/picture">
+                      <pic:pic xmlns:pic="http://schemas.openxmlformats.org/drawingml/2006/picture">
+                        <pic:nvPicPr>
+                          <pic:cNvPr id="1031866612" name=""/>
+                          <pic:cNvPicPr/>
+                        </pic:nvPicPr>
+                        <pic:blipFill>
+                          <a:blip r:embed="rId74"/>
+                          <a:stretch>
+                            <a:fillRect/>
+                          </a:stretch>
+                        </pic:blipFill>
+                        <pic:spPr>
+                          <a:xfrm>
+                            <a:off x="0" y="0"/>
+                            <a:ext cx="1990921" cy="1047333"/>
+                          </a:xfrm>
+                          <a:prstGeom prst="rect">
+                            <a:avLst/>
+                          </a:prstGeom>
+                        </pic:spPr>
+                      </pic:pic>
+                    </a:graphicData>
+                  </a:graphic>
+                  <wp14:sizeRelH relativeFrom="margin">
+                    <wp14:pctWidth>0</wp14:pctWidth>
+                  </wp14:sizeRelH>
+                  <wp14:sizeRelV relativeFrom="margin">
+                    <wp14:pctHeight>0</wp14:pctHeight>
+                  </wp14:sizeRelV>
+                </wp:anchor>
+              </w:drawing>
+            </w:r>
+          </w:p>
           <w:p>
             <w:pPr>
               <w:pStyle w:val="ListParagraph"/>
+              <w:ind w:left="0"/>
+              <w:rPr>
+                <w:b/>
+                <w:bCs/>
+                <w:noProof/>
+              </w:rPr>
+            </w:pPr>
+          </w:p>
+        </w:tc>
+        <w:tc>
+          <w:tcPr>
+            <w:tcW w:w="4282" w:type="dxa"/>
+          </w:tcPr>
+          <w:p>
+            <w:pPr>
+              <w:rPr>
+                <w:lang w:val="en-NZ"/>
+              </w:rPr>
+            </w:pPr>
+            <w:r>
+              <w:rPr>
+                <w:b/>
+                <w:bCs/>
+                <w:lang w:val="en-NZ"/>
+              </w:rPr>
+              <w:t>Issue:</w:t>
+            </w:r>
+            <w:r>
+              <w:rPr>
+                <w:lang w:val="en-NZ"/>
+              </w:rPr>
+              <w:t xml:space="preserve"> </w:t>
+            </w:r>
+            <w:r>
+              <w:rPr>
+                <w:lang w:val="en-NZ"/>
+              </w:rPr>
+              <w:t>I was using an</w:t>
+            </w:r>
+            <w:r>
+              <w:rPr>
+                <w:lang w:val="en-NZ"/>
+              </w:rPr>
+              <w:t xml:space="preserve"> aria-label attribute  on a &lt;div&gt;</w:t>
+            </w:r>
+            <w:r>
+              <w:rPr>
+                <w:lang w:val="en-NZ"/>
+              </w:rPr>
+              <w:t xml:space="preserve"> </w:t>
+            </w:r>
+            <w:r>
+              <w:rPr>
+                <w:lang w:val="en-NZ"/>
+              </w:rPr>
+              <w:t>but &lt;div&gt; elements cannot use aria-label without an appropriate ARIA role.</w:t>
+            </w:r>
+          </w:p>
+          <w:p>
+            <w:pPr>
+              <w:rPr>
+                <w:lang w:val="en-NZ"/>
+              </w:rPr>
+            </w:pPr>
+            <w:r>
+              <w:rPr>
+                <w:b/>
+                <w:bCs/>
+                <w:lang w:val="en-NZ"/>
+              </w:rPr>
+              <w:t>Fix:</w:t>
+            </w:r>
+            <w:r>
+              <w:rPr>
+                <w:lang w:val="en-NZ"/>
+              </w:rPr>
+              <w:t xml:space="preserve"> I removed the unnecessary aria-label because the div already contains visible text describing the content. This makes the HTML valid while still providing the same information to users and screen readers.</w:t>
+            </w:r>
+          </w:p>
+          <w:p>
+            <w:pPr>
+              <w:pStyle w:val="ListParagraph"/>
+              <w:rPr>
+                <w:lang w:val="en-NZ"/>
+              </w:rPr>
             </w:pPr>
           </w:p>
         </w:tc>
@@ -6659,7 +8373,7 @@
       <w:tr>
         <w:tc>
           <w:tcPr>
-            <w:tcW w:w="1460" w:type="dxa"/>
+            <w:tcW w:w="1459" w:type="dxa"/>
           </w:tcPr>
           <w:p>
             <w:pPr>
@@ -6671,11 +8385,19 @@
                 <w:szCs w:val="32"/>
               </w:rPr>
             </w:pPr>
-          </w:p>
-        </w:tc>
-        <w:tc>
-          <w:tcPr>
-            <w:tcW w:w="3186" w:type="dxa"/>
+            <w:r>
+              <w:rPr>
+                <w:noProof/>
+                <w:sz w:val="32"/>
+                <w:szCs w:val="32"/>
+              </w:rPr>
+              <w:t>25/08/26</w:t>
+            </w:r>
+          </w:p>
+        </w:tc>
+        <w:tc>
+          <w:tcPr>
+            <w:tcW w:w="6276" w:type="dxa"/>
           </w:tcPr>
           <w:p>
             <w:pPr>
@@ -6687,12 +8409,123 @@
                 <w:szCs w:val="32"/>
               </w:rPr>
             </w:pPr>
-          </w:p>
-        </w:tc>
-        <w:tc>
-          <w:tcPr>
-            <w:tcW w:w="3066" w:type="dxa"/>
-            <w:gridSpan w:val="2"/>
+            <w:r>
+              <w:rPr>
+                <w:b/>
+                <w:bCs/>
+                <w:noProof/>
+              </w:rPr>
+              <w:drawing>
+                <wp:anchor distT="0" distB="0" distL="114300" distR="114300" simplePos="0" relativeHeight="251876352" behindDoc="0" locked="0" layoutInCell="1" allowOverlap="1" wp14:anchorId="35599D77" wp14:editId="339772B5">
+                  <wp:simplePos x="0" y="0"/>
+                  <wp:positionH relativeFrom="column">
+                    <wp:posOffset>12065</wp:posOffset>
+                  </wp:positionH>
+                  <wp:positionV relativeFrom="paragraph">
+                    <wp:posOffset>411480</wp:posOffset>
+                  </wp:positionV>
+                  <wp:extent cx="956310" cy="788670"/>
+                  <wp:effectExtent l="0" t="0" r="0" b="0"/>
+                  <wp:wrapSquare wrapText="bothSides"/>
+                  <wp:docPr id="1616512294" name="Picture 1"/>
+                  <wp:cNvGraphicFramePr>
+                    <a:graphicFrameLocks xmlns:a="http://schemas.openxmlformats.org/drawingml/2006/main" noChangeAspect="1"/>
+                  </wp:cNvGraphicFramePr>
+                  <a:graphic xmlns:a="http://schemas.openxmlformats.org/drawingml/2006/main">
+                    <a:graphicData uri="http://schemas.openxmlformats.org/drawingml/2006/picture">
+                      <pic:pic xmlns:pic="http://schemas.openxmlformats.org/drawingml/2006/picture">
+                        <pic:nvPicPr>
+                          <pic:cNvPr id="1616512294" name=""/>
+                          <pic:cNvPicPr/>
+                        </pic:nvPicPr>
+                        <pic:blipFill>
+                          <a:blip r:embed="rId75"/>
+                          <a:stretch>
+                            <a:fillRect/>
+                          </a:stretch>
+                        </pic:blipFill>
+                        <pic:spPr>
+                          <a:xfrm>
+                            <a:off x="0" y="0"/>
+                            <a:ext cx="956310" cy="788670"/>
+                          </a:xfrm>
+                          <a:prstGeom prst="rect">
+                            <a:avLst/>
+                          </a:prstGeom>
+                        </pic:spPr>
+                      </pic:pic>
+                    </a:graphicData>
+                  </a:graphic>
+                  <wp14:sizeRelH relativeFrom="margin">
+                    <wp14:pctWidth>0</wp14:pctWidth>
+                  </wp14:sizeRelH>
+                  <wp14:sizeRelV relativeFrom="margin">
+                    <wp14:pctHeight>0</wp14:pctHeight>
+                  </wp14:sizeRelV>
+                </wp:anchor>
+              </w:drawing>
+            </w:r>
+            <w:r>
+              <w:rPr>
+                <w:noProof/>
+                <w:sz w:val="32"/>
+                <w:szCs w:val="32"/>
+              </w:rPr>
+              <w:drawing>
+                <wp:anchor distT="0" distB="0" distL="114300" distR="114300" simplePos="0" relativeHeight="251853824" behindDoc="0" locked="0" layoutInCell="1" allowOverlap="1" wp14:anchorId="6433C5EA" wp14:editId="6F147C1C">
+                  <wp:simplePos x="0" y="0"/>
+                  <wp:positionH relativeFrom="column">
+                    <wp:posOffset>635</wp:posOffset>
+                  </wp:positionH>
+                  <wp:positionV relativeFrom="paragraph">
+                    <wp:posOffset>6985</wp:posOffset>
+                  </wp:positionV>
+                  <wp:extent cx="3549650" cy="431800"/>
+                  <wp:effectExtent l="0" t="0" r="0" b="6350"/>
+                  <wp:wrapSquare wrapText="bothSides"/>
+                  <wp:docPr id="1619262816" name="Picture 1"/>
+                  <wp:cNvGraphicFramePr>
+                    <a:graphicFrameLocks xmlns:a="http://schemas.openxmlformats.org/drawingml/2006/main" noChangeAspect="1"/>
+                  </wp:cNvGraphicFramePr>
+                  <a:graphic xmlns:a="http://schemas.openxmlformats.org/drawingml/2006/main">
+                    <a:graphicData uri="http://schemas.openxmlformats.org/drawingml/2006/picture">
+                      <pic:pic xmlns:pic="http://schemas.openxmlformats.org/drawingml/2006/picture">
+                        <pic:nvPicPr>
+                          <pic:cNvPr id="1619262816" name=""/>
+                          <pic:cNvPicPr/>
+                        </pic:nvPicPr>
+                        <pic:blipFill>
+                          <a:blip r:embed="rId76"/>
+                          <a:stretch>
+                            <a:fillRect/>
+                          </a:stretch>
+                        </pic:blipFill>
+                        <pic:spPr>
+                          <a:xfrm>
+                            <a:off x="0" y="0"/>
+                            <a:ext cx="3549650" cy="431800"/>
+                          </a:xfrm>
+                          <a:prstGeom prst="rect">
+                            <a:avLst/>
+                          </a:prstGeom>
+                        </pic:spPr>
+                      </pic:pic>
+                    </a:graphicData>
+                  </a:graphic>
+                  <wp14:sizeRelH relativeFrom="margin">
+                    <wp14:pctWidth>0</wp14:pctWidth>
+                  </wp14:sizeRelH>
+                  <wp14:sizeRelV relativeFrom="margin">
+                    <wp14:pctHeight>0</wp14:pctHeight>
+                  </wp14:sizeRelV>
+                </wp:anchor>
+              </w:drawing>
+            </w:r>
+          </w:p>
+        </w:tc>
+        <w:tc>
+          <w:tcPr>
+            <w:tcW w:w="3576" w:type="dxa"/>
           </w:tcPr>
           <w:p>
             <w:pPr>
@@ -6704,15 +8537,140 @@
                 <w:noProof/>
               </w:rPr>
             </w:pPr>
-          </w:p>
-        </w:tc>
-        <w:tc>
-          <w:tcPr>
-            <w:tcW w:w="2160" w:type="dxa"/>
-          </w:tcPr>
+            <w:r>
+              <w:rPr>
+                <w:b/>
+                <w:bCs/>
+                <w:noProof/>
+              </w:rPr>
+              <w:drawing>
+                <wp:anchor distT="0" distB="0" distL="114300" distR="114300" simplePos="0" relativeHeight="251878400" behindDoc="0" locked="0" layoutInCell="1" allowOverlap="1" wp14:anchorId="0941C9CC" wp14:editId="3B68E61C">
+                  <wp:simplePos x="0" y="0"/>
+                  <wp:positionH relativeFrom="column">
+                    <wp:posOffset>67561</wp:posOffset>
+                  </wp:positionH>
+                  <wp:positionV relativeFrom="paragraph">
+                    <wp:posOffset>74</wp:posOffset>
+                  </wp:positionV>
+                  <wp:extent cx="1875761" cy="1410761"/>
+                  <wp:effectExtent l="0" t="0" r="0" b="0"/>
+                  <wp:wrapSquare wrapText="bothSides"/>
+                  <wp:docPr id="1314960858" name="Picture 1"/>
+                  <wp:cNvGraphicFramePr>
+                    <a:graphicFrameLocks xmlns:a="http://schemas.openxmlformats.org/drawingml/2006/main" noChangeAspect="1"/>
+                  </wp:cNvGraphicFramePr>
+                  <a:graphic xmlns:a="http://schemas.openxmlformats.org/drawingml/2006/main">
+                    <a:graphicData uri="http://schemas.openxmlformats.org/drawingml/2006/picture">
+                      <pic:pic xmlns:pic="http://schemas.openxmlformats.org/drawingml/2006/picture">
+                        <pic:nvPicPr>
+                          <pic:cNvPr id="1314960858" name=""/>
+                          <pic:cNvPicPr/>
+                        </pic:nvPicPr>
+                        <pic:blipFill>
+                          <a:blip r:embed="rId77"/>
+                          <a:stretch>
+                            <a:fillRect/>
+                          </a:stretch>
+                        </pic:blipFill>
+                        <pic:spPr>
+                          <a:xfrm>
+                            <a:off x="0" y="0"/>
+                            <a:ext cx="1875761" cy="1410761"/>
+                          </a:xfrm>
+                          <a:prstGeom prst="rect">
+                            <a:avLst/>
+                          </a:prstGeom>
+                        </pic:spPr>
+                      </pic:pic>
+                    </a:graphicData>
+                  </a:graphic>
+                  <wp14:sizeRelH relativeFrom="margin">
+                    <wp14:pctWidth>0</wp14:pctWidth>
+                  </wp14:sizeRelH>
+                  <wp14:sizeRelV relativeFrom="margin">
+                    <wp14:pctHeight>0</wp14:pctHeight>
+                  </wp14:sizeRelV>
+                </wp:anchor>
+              </w:drawing>
+            </w:r>
+          </w:p>
+        </w:tc>
+        <w:tc>
+          <w:tcPr>
+            <w:tcW w:w="4282" w:type="dxa"/>
+          </w:tcPr>
+          <w:p>
+            <w:pPr>
+              <w:rPr>
+                <w:lang w:val="en-NZ"/>
+              </w:rPr>
+            </w:pPr>
+            <w:r>
+              <w:rPr>
+                <w:b/>
+                <w:bCs/>
+                <w:lang w:val="en-NZ"/>
+              </w:rPr>
+              <w:t>Issue:</w:t>
+            </w:r>
+            <w:r>
+              <w:rPr>
+                <w:lang w:val="en-NZ"/>
+              </w:rPr>
+              <w:t xml:space="preserve"> </w:t>
+            </w:r>
+            <w:r>
+              <w:rPr>
+                <w:lang w:val="en-NZ"/>
+              </w:rPr>
+              <w:t>I was using an</w:t>
+            </w:r>
+            <w:r>
+              <w:rPr>
+                <w:lang w:val="en-NZ"/>
+              </w:rPr>
+              <w:t xml:space="preserve"> aria-label attribute  on a &lt;div&gt;</w:t>
+            </w:r>
+            <w:r>
+              <w:rPr>
+                <w:lang w:val="en-NZ"/>
+              </w:rPr>
+              <w:t xml:space="preserve"> </w:t>
+            </w:r>
+            <w:r>
+              <w:rPr>
+                <w:lang w:val="en-NZ"/>
+              </w:rPr>
+              <w:t>but &lt;div&gt; elements cannot use aria-label without an appropriate ARIA role.</w:t>
+            </w:r>
+          </w:p>
+          <w:p>
+            <w:pPr>
+              <w:rPr>
+                <w:lang w:val="en-NZ"/>
+              </w:rPr>
+            </w:pPr>
+            <w:r>
+              <w:rPr>
+                <w:b/>
+                <w:bCs/>
+                <w:lang w:val="en-NZ"/>
+              </w:rPr>
+              <w:t>Fix:</w:t>
+            </w:r>
+            <w:r>
+              <w:rPr>
+                <w:lang w:val="en-NZ"/>
+              </w:rPr>
+              <w:t xml:space="preserve"> I removed the unnecessary aria-label because the div already contains visible text describing the content. This makes the HTML valid while still providing the same information to users and screen readers.</w:t>
+            </w:r>
+          </w:p>
           <w:p>
             <w:pPr>
               <w:pStyle w:val="ListParagraph"/>
+              <w:rPr>
+                <w:lang w:val="en-NZ"/>
+              </w:rPr>
             </w:pPr>
           </w:p>
         </w:tc>
@@ -6720,7 +8678,7 @@
       <w:tr>
         <w:tc>
           <w:tcPr>
-            <w:tcW w:w="1460" w:type="dxa"/>
+            <w:tcW w:w="1459" w:type="dxa"/>
           </w:tcPr>
           <w:p>
             <w:pPr>
@@ -6732,11 +8690,19 @@
                 <w:szCs w:val="32"/>
               </w:rPr>
             </w:pPr>
-          </w:p>
-        </w:tc>
-        <w:tc>
-          <w:tcPr>
-            <w:tcW w:w="3186" w:type="dxa"/>
+            <w:r>
+              <w:rPr>
+                <w:noProof/>
+                <w:sz w:val="32"/>
+                <w:szCs w:val="32"/>
+              </w:rPr>
+              <w:t>25/08/26</w:t>
+            </w:r>
+          </w:p>
+        </w:tc>
+        <w:tc>
+          <w:tcPr>
+            <w:tcW w:w="6276" w:type="dxa"/>
           </w:tcPr>
           <w:p>
             <w:pPr>
@@ -6748,32 +8714,286 @@
                 <w:szCs w:val="32"/>
               </w:rPr>
             </w:pPr>
-          </w:p>
-        </w:tc>
-        <w:tc>
-          <w:tcPr>
-            <w:tcW w:w="3066" w:type="dxa"/>
-            <w:gridSpan w:val="2"/>
-          </w:tcPr>
+            <w:r>
+              <w:rPr>
+                <w:noProof/>
+                <w:sz w:val="32"/>
+                <w:szCs w:val="32"/>
+              </w:rPr>
+              <w:drawing>
+                <wp:anchor distT="0" distB="0" distL="114300" distR="114300" simplePos="0" relativeHeight="251858944" behindDoc="0" locked="0" layoutInCell="1" allowOverlap="1" wp14:anchorId="3FAA7690" wp14:editId="0FA9D068">
+                  <wp:simplePos x="0" y="0"/>
+                  <wp:positionH relativeFrom="column">
+                    <wp:posOffset>-27718</wp:posOffset>
+                  </wp:positionH>
+                  <wp:positionV relativeFrom="paragraph">
+                    <wp:posOffset>73808</wp:posOffset>
+                  </wp:positionV>
+                  <wp:extent cx="3528060" cy="417830"/>
+                  <wp:effectExtent l="0" t="0" r="0" b="1270"/>
+                  <wp:wrapSquare wrapText="bothSides"/>
+                  <wp:docPr id="831261629" name="Picture 1"/>
+                  <wp:cNvGraphicFramePr>
+                    <a:graphicFrameLocks xmlns:a="http://schemas.openxmlformats.org/drawingml/2006/main" noChangeAspect="1"/>
+                  </wp:cNvGraphicFramePr>
+                  <a:graphic xmlns:a="http://schemas.openxmlformats.org/drawingml/2006/main">
+                    <a:graphicData uri="http://schemas.openxmlformats.org/drawingml/2006/picture">
+                      <pic:pic xmlns:pic="http://schemas.openxmlformats.org/drawingml/2006/picture">
+                        <pic:nvPicPr>
+                          <pic:cNvPr id="831261629" name=""/>
+                          <pic:cNvPicPr/>
+                        </pic:nvPicPr>
+                        <pic:blipFill>
+                          <a:blip r:embed="rId78"/>
+                          <a:stretch>
+                            <a:fillRect/>
+                          </a:stretch>
+                        </pic:blipFill>
+                        <pic:spPr>
+                          <a:xfrm>
+                            <a:off x="0" y="0"/>
+                            <a:ext cx="3528060" cy="417830"/>
+                          </a:xfrm>
+                          <a:prstGeom prst="rect">
+                            <a:avLst/>
+                          </a:prstGeom>
+                        </pic:spPr>
+                      </pic:pic>
+                    </a:graphicData>
+                  </a:graphic>
+                  <wp14:sizeRelH relativeFrom="margin">
+                    <wp14:pctWidth>0</wp14:pctWidth>
+                  </wp14:sizeRelH>
+                  <wp14:sizeRelV relativeFrom="margin">
+                    <wp14:pctHeight>0</wp14:pctHeight>
+                  </wp14:sizeRelV>
+                </wp:anchor>
+              </w:drawing>
+            </w:r>
+          </w:p>
           <w:p>
             <w:pPr>
               <w:pStyle w:val="ListParagraph"/>
               <w:ind w:left="0"/>
               <w:rPr>
+                <w:noProof/>
+                <w:sz w:val="32"/>
+                <w:szCs w:val="32"/>
+              </w:rPr>
+            </w:pPr>
+            <w:r>
+              <w:rPr>
+                <w:noProof/>
+                <w:sz w:val="32"/>
+                <w:szCs w:val="32"/>
+              </w:rPr>
+              <w:drawing>
+                <wp:anchor distT="0" distB="0" distL="114300" distR="114300" simplePos="0" relativeHeight="251880448" behindDoc="0" locked="0" layoutInCell="1" allowOverlap="1" wp14:anchorId="41CA7DF5" wp14:editId="4BF20667">
+                  <wp:simplePos x="0" y="0"/>
+                  <wp:positionH relativeFrom="column">
+                    <wp:posOffset>756462</wp:posOffset>
+                  </wp:positionH>
+                  <wp:positionV relativeFrom="paragraph">
+                    <wp:posOffset>-262639</wp:posOffset>
+                  </wp:positionV>
+                  <wp:extent cx="1161415" cy="829310"/>
+                  <wp:effectExtent l="0" t="0" r="635" b="8890"/>
+                  <wp:wrapSquare wrapText="bothSides"/>
+                  <wp:docPr id="421062786" name="Picture 1"/>
+                  <wp:cNvGraphicFramePr>
+                    <a:graphicFrameLocks xmlns:a="http://schemas.openxmlformats.org/drawingml/2006/main" noChangeAspect="1"/>
+                  </wp:cNvGraphicFramePr>
+                  <a:graphic xmlns:a="http://schemas.openxmlformats.org/drawingml/2006/main">
+                    <a:graphicData uri="http://schemas.openxmlformats.org/drawingml/2006/picture">
+                      <pic:pic xmlns:pic="http://schemas.openxmlformats.org/drawingml/2006/picture">
+                        <pic:nvPicPr>
+                          <pic:cNvPr id="421062786" name=""/>
+                          <pic:cNvPicPr/>
+                        </pic:nvPicPr>
+                        <pic:blipFill>
+                          <a:blip r:embed="rId79"/>
+                          <a:stretch>
+                            <a:fillRect/>
+                          </a:stretch>
+                        </pic:blipFill>
+                        <pic:spPr>
+                          <a:xfrm>
+                            <a:off x="0" y="0"/>
+                            <a:ext cx="1161415" cy="829310"/>
+                          </a:xfrm>
+                          <a:prstGeom prst="rect">
+                            <a:avLst/>
+                          </a:prstGeom>
+                        </pic:spPr>
+                      </pic:pic>
+                    </a:graphicData>
+                  </a:graphic>
+                  <wp14:sizeRelH relativeFrom="margin">
+                    <wp14:pctWidth>0</wp14:pctWidth>
+                  </wp14:sizeRelH>
+                  <wp14:sizeRelV relativeFrom="margin">
+                    <wp14:pctHeight>0</wp14:pctHeight>
+                  </wp14:sizeRelV>
+                </wp:anchor>
+              </w:drawing>
+            </w:r>
+          </w:p>
+        </w:tc>
+        <w:tc>
+          <w:tcPr>
+            <w:tcW w:w="3576" w:type="dxa"/>
+          </w:tcPr>
+          <w:p>
+            <w:pPr>
+              <w:pStyle w:val="ListParagraph"/>
+              <w:ind w:left="0"/>
+              <w:rPr>
                 <w:b/>
                 <w:bCs/>
                 <w:noProof/>
               </w:rPr>
             </w:pPr>
-          </w:p>
-        </w:tc>
-        <w:tc>
-          <w:tcPr>
-            <w:tcW w:w="2160" w:type="dxa"/>
-          </w:tcPr>
+            <w:r>
+              <w:rPr>
+                <w:b/>
+                <w:bCs/>
+                <w:noProof/>
+              </w:rPr>
+              <w:drawing>
+                <wp:anchor distT="0" distB="0" distL="114300" distR="114300" simplePos="0" relativeHeight="251882496" behindDoc="0" locked="0" layoutInCell="1" allowOverlap="1" wp14:anchorId="5A0FC8AB" wp14:editId="5E867A22">
+                  <wp:simplePos x="0" y="0"/>
+                  <wp:positionH relativeFrom="column">
+                    <wp:posOffset>-64135</wp:posOffset>
+                  </wp:positionH>
+                  <wp:positionV relativeFrom="paragraph">
+                    <wp:posOffset>104140</wp:posOffset>
+                  </wp:positionV>
+                  <wp:extent cx="1489075" cy="1015365"/>
+                  <wp:effectExtent l="0" t="0" r="0" b="0"/>
+                  <wp:wrapSquare wrapText="bothSides"/>
+                  <wp:docPr id="827106120" name="Picture 1"/>
+                  <wp:cNvGraphicFramePr>
+                    <a:graphicFrameLocks xmlns:a="http://schemas.openxmlformats.org/drawingml/2006/main" noChangeAspect="1"/>
+                  </wp:cNvGraphicFramePr>
+                  <a:graphic xmlns:a="http://schemas.openxmlformats.org/drawingml/2006/main">
+                    <a:graphicData uri="http://schemas.openxmlformats.org/drawingml/2006/picture">
+                      <pic:pic xmlns:pic="http://schemas.openxmlformats.org/drawingml/2006/picture">
+                        <pic:nvPicPr>
+                          <pic:cNvPr id="827106120" name=""/>
+                          <pic:cNvPicPr/>
+                        </pic:nvPicPr>
+                        <pic:blipFill>
+                          <a:blip r:embed="rId80"/>
+                          <a:stretch>
+                            <a:fillRect/>
+                          </a:stretch>
+                        </pic:blipFill>
+                        <pic:spPr>
+                          <a:xfrm>
+                            <a:off x="0" y="0"/>
+                            <a:ext cx="1489075" cy="1015365"/>
+                          </a:xfrm>
+                          <a:prstGeom prst="rect">
+                            <a:avLst/>
+                          </a:prstGeom>
+                        </pic:spPr>
+                      </pic:pic>
+                    </a:graphicData>
+                  </a:graphic>
+                  <wp14:sizeRelH relativeFrom="margin">
+                    <wp14:pctWidth>0</wp14:pctWidth>
+                  </wp14:sizeRelH>
+                  <wp14:sizeRelV relativeFrom="margin">
+                    <wp14:pctHeight>0</wp14:pctHeight>
+                  </wp14:sizeRelV>
+                </wp:anchor>
+              </w:drawing>
+            </w:r>
+          </w:p>
+        </w:tc>
+        <w:tc>
+          <w:tcPr>
+            <w:tcW w:w="4282" w:type="dxa"/>
+          </w:tcPr>
+          <w:p>
+            <w:pPr>
+              <w:rPr>
+                <w:lang w:val="en-NZ"/>
+              </w:rPr>
+            </w:pPr>
+            <w:r>
+              <w:rPr>
+                <w:b/>
+                <w:bCs/>
+                <w:lang w:val="en-NZ"/>
+              </w:rPr>
+              <w:t>Issue:</w:t>
+            </w:r>
+            <w:r>
+              <w:rPr>
+                <w:lang w:val="en-NZ"/>
+              </w:rPr>
+              <w:t xml:space="preserve"> </w:t>
+            </w:r>
+            <w:r>
+              <w:rPr>
+                <w:lang w:val="en-NZ"/>
+              </w:rPr>
+              <w:t>I was using an</w:t>
+            </w:r>
+            <w:r>
+              <w:rPr>
+                <w:lang w:val="en-NZ"/>
+              </w:rPr>
+              <w:t xml:space="preserve"> aria-label attribute  on a &lt;div&gt;</w:t>
+            </w:r>
+            <w:r>
+              <w:rPr>
+                <w:lang w:val="en-NZ"/>
+              </w:rPr>
+              <w:t xml:space="preserve"> </w:t>
+            </w:r>
+            <w:r>
+              <w:rPr>
+                <w:lang w:val="en-NZ"/>
+              </w:rPr>
+              <w:t>but &lt;div&gt; elements cannot use aria-label without an appropriate ARIA role.</w:t>
+            </w:r>
+          </w:p>
+          <w:p>
+            <w:pPr>
+              <w:rPr>
+                <w:lang w:val="en-NZ"/>
+              </w:rPr>
+            </w:pPr>
+            <w:r>
+              <w:rPr>
+                <w:b/>
+                <w:bCs/>
+                <w:lang w:val="en-NZ"/>
+              </w:rPr>
+              <w:t>Fix:</w:t>
+            </w:r>
+            <w:r>
+              <w:rPr>
+                <w:lang w:val="en-NZ"/>
+              </w:rPr>
+              <w:t xml:space="preserve"> I removed the unnecessary aria-label because the div already contains visible text describing the content. This makes the </w:t>
+            </w:r>
+            <w:r>
+              <w:rPr>
+                <w:lang w:val="en-NZ"/>
+              </w:rPr>
+              <w:lastRenderedPageBreak/>
+              <w:t>HTML valid while still providing the same information to users and screen readers.</w:t>
+            </w:r>
+          </w:p>
           <w:p>
             <w:pPr>
               <w:pStyle w:val="ListParagraph"/>
+              <w:rPr>
+                <w:lang w:val="en-NZ"/>
+              </w:rPr>
             </w:pPr>
           </w:p>
         </w:tc>
@@ -6781,7 +9001,7 @@
       <w:tr>
         <w:tc>
           <w:tcPr>
-            <w:tcW w:w="1460" w:type="dxa"/>
+            <w:tcW w:w="1459" w:type="dxa"/>
           </w:tcPr>
           <w:p>
             <w:pPr>
@@ -6793,11 +9013,20 @@
                 <w:szCs w:val="32"/>
               </w:rPr>
             </w:pPr>
-          </w:p>
-        </w:tc>
-        <w:tc>
-          <w:tcPr>
-            <w:tcW w:w="3186" w:type="dxa"/>
+            <w:r>
+              <w:rPr>
+                <w:noProof/>
+                <w:sz w:val="32"/>
+                <w:szCs w:val="32"/>
+              </w:rPr>
+              <w:lastRenderedPageBreak/>
+              <w:t>25/08/26</w:t>
+            </w:r>
+          </w:p>
+        </w:tc>
+        <w:tc>
+          <w:tcPr>
+            <w:tcW w:w="6276" w:type="dxa"/>
           </w:tcPr>
           <w:p>
             <w:pPr>
@@ -6809,12 +9038,123 @@
                 <w:szCs w:val="32"/>
               </w:rPr>
             </w:pPr>
-          </w:p>
-        </w:tc>
-        <w:tc>
-          <w:tcPr>
-            <w:tcW w:w="3066" w:type="dxa"/>
-            <w:gridSpan w:val="2"/>
+            <w:r>
+              <w:rPr>
+                <w:noProof/>
+                <w:sz w:val="32"/>
+                <w:szCs w:val="32"/>
+              </w:rPr>
+              <w:drawing>
+                <wp:anchor distT="0" distB="0" distL="114300" distR="114300" simplePos="0" relativeHeight="251884544" behindDoc="0" locked="0" layoutInCell="1" allowOverlap="1" wp14:anchorId="3A14B840" wp14:editId="42B9F4AB">
+                  <wp:simplePos x="0" y="0"/>
+                  <wp:positionH relativeFrom="column">
+                    <wp:posOffset>95495</wp:posOffset>
+                  </wp:positionH>
+                  <wp:positionV relativeFrom="paragraph">
+                    <wp:posOffset>682043</wp:posOffset>
+                  </wp:positionV>
+                  <wp:extent cx="1104900" cy="1018540"/>
+                  <wp:effectExtent l="0" t="0" r="0" b="0"/>
+                  <wp:wrapSquare wrapText="bothSides"/>
+                  <wp:docPr id="2023416204" name="Picture 1"/>
+                  <wp:cNvGraphicFramePr>
+                    <a:graphicFrameLocks xmlns:a="http://schemas.openxmlformats.org/drawingml/2006/main" noChangeAspect="1"/>
+                  </wp:cNvGraphicFramePr>
+                  <a:graphic xmlns:a="http://schemas.openxmlformats.org/drawingml/2006/main">
+                    <a:graphicData uri="http://schemas.openxmlformats.org/drawingml/2006/picture">
+                      <pic:pic xmlns:pic="http://schemas.openxmlformats.org/drawingml/2006/picture">
+                        <pic:nvPicPr>
+                          <pic:cNvPr id="2023416204" name=""/>
+                          <pic:cNvPicPr/>
+                        </pic:nvPicPr>
+                        <pic:blipFill>
+                          <a:blip r:embed="rId81"/>
+                          <a:stretch>
+                            <a:fillRect/>
+                          </a:stretch>
+                        </pic:blipFill>
+                        <pic:spPr>
+                          <a:xfrm>
+                            <a:off x="0" y="0"/>
+                            <a:ext cx="1104900" cy="1018540"/>
+                          </a:xfrm>
+                          <a:prstGeom prst="rect">
+                            <a:avLst/>
+                          </a:prstGeom>
+                        </pic:spPr>
+                      </pic:pic>
+                    </a:graphicData>
+                  </a:graphic>
+                  <wp14:sizeRelH relativeFrom="margin">
+                    <wp14:pctWidth>0</wp14:pctWidth>
+                  </wp14:sizeRelH>
+                  <wp14:sizeRelV relativeFrom="margin">
+                    <wp14:pctHeight>0</wp14:pctHeight>
+                  </wp14:sizeRelV>
+                </wp:anchor>
+              </w:drawing>
+            </w:r>
+            <w:r>
+              <w:rPr>
+                <w:noProof/>
+                <w:sz w:val="32"/>
+                <w:szCs w:val="32"/>
+              </w:rPr>
+              <w:drawing>
+                <wp:anchor distT="0" distB="0" distL="114300" distR="114300" simplePos="0" relativeHeight="251863040" behindDoc="0" locked="0" layoutInCell="1" allowOverlap="1" wp14:anchorId="05EB3A22" wp14:editId="7CC8480F">
+                  <wp:simplePos x="0" y="0"/>
+                  <wp:positionH relativeFrom="column">
+                    <wp:posOffset>635</wp:posOffset>
+                  </wp:positionH>
+                  <wp:positionV relativeFrom="paragraph">
+                    <wp:posOffset>241300</wp:posOffset>
+                  </wp:positionV>
+                  <wp:extent cx="3484880" cy="434340"/>
+                  <wp:effectExtent l="0" t="0" r="1270" b="3810"/>
+                  <wp:wrapSquare wrapText="bothSides"/>
+                  <wp:docPr id="1072533969" name="Picture 1"/>
+                  <wp:cNvGraphicFramePr>
+                    <a:graphicFrameLocks xmlns:a="http://schemas.openxmlformats.org/drawingml/2006/main" noChangeAspect="1"/>
+                  </wp:cNvGraphicFramePr>
+                  <a:graphic xmlns:a="http://schemas.openxmlformats.org/drawingml/2006/main">
+                    <a:graphicData uri="http://schemas.openxmlformats.org/drawingml/2006/picture">
+                      <pic:pic xmlns:pic="http://schemas.openxmlformats.org/drawingml/2006/picture">
+                        <pic:nvPicPr>
+                          <pic:cNvPr id="1072533969" name=""/>
+                          <pic:cNvPicPr/>
+                        </pic:nvPicPr>
+                        <pic:blipFill>
+                          <a:blip r:embed="rId82"/>
+                          <a:stretch>
+                            <a:fillRect/>
+                          </a:stretch>
+                        </pic:blipFill>
+                        <pic:spPr>
+                          <a:xfrm>
+                            <a:off x="0" y="0"/>
+                            <a:ext cx="3484880" cy="434340"/>
+                          </a:xfrm>
+                          <a:prstGeom prst="rect">
+                            <a:avLst/>
+                          </a:prstGeom>
+                        </pic:spPr>
+                      </pic:pic>
+                    </a:graphicData>
+                  </a:graphic>
+                  <wp14:sizeRelH relativeFrom="margin">
+                    <wp14:pctWidth>0</wp14:pctWidth>
+                  </wp14:sizeRelH>
+                  <wp14:sizeRelV relativeFrom="margin">
+                    <wp14:pctHeight>0</wp14:pctHeight>
+                  </wp14:sizeRelV>
+                </wp:anchor>
+              </w:drawing>
+            </w:r>
+          </w:p>
+        </w:tc>
+        <w:tc>
+          <w:tcPr>
+            <w:tcW w:w="3576" w:type="dxa"/>
           </w:tcPr>
           <w:p>
             <w:pPr>
@@ -6826,12 +9166,134 @@
                 <w:noProof/>
               </w:rPr>
             </w:pPr>
-          </w:p>
-        </w:tc>
-        <w:tc>
-          <w:tcPr>
-            <w:tcW w:w="2160" w:type="dxa"/>
-          </w:tcPr>
+            <w:r>
+              <w:rPr>
+                <w:b/>
+                <w:bCs/>
+                <w:noProof/>
+              </w:rPr>
+              <w:drawing>
+                <wp:anchor distT="0" distB="0" distL="114300" distR="114300" simplePos="0" relativeHeight="251886592" behindDoc="0" locked="0" layoutInCell="1" allowOverlap="1" wp14:anchorId="5B62E970" wp14:editId="7BB2E4F7">
+                  <wp:simplePos x="0" y="0"/>
+                  <wp:positionH relativeFrom="column">
+                    <wp:posOffset>88791</wp:posOffset>
+                  </wp:positionH>
+                  <wp:positionV relativeFrom="paragraph">
+                    <wp:posOffset>182508</wp:posOffset>
+                  </wp:positionV>
+                  <wp:extent cx="1754900" cy="1140866"/>
+                  <wp:effectExtent l="0" t="0" r="0" b="2540"/>
+                  <wp:wrapSquare wrapText="bothSides"/>
+                  <wp:docPr id="1084288464" name="Picture 1"/>
+                  <wp:cNvGraphicFramePr>
+                    <a:graphicFrameLocks xmlns:a="http://schemas.openxmlformats.org/drawingml/2006/main" noChangeAspect="1"/>
+                  </wp:cNvGraphicFramePr>
+                  <a:graphic xmlns:a="http://schemas.openxmlformats.org/drawingml/2006/main">
+                    <a:graphicData uri="http://schemas.openxmlformats.org/drawingml/2006/picture">
+                      <pic:pic xmlns:pic="http://schemas.openxmlformats.org/drawingml/2006/picture">
+                        <pic:nvPicPr>
+                          <pic:cNvPr id="1084288464" name=""/>
+                          <pic:cNvPicPr/>
+                        </pic:nvPicPr>
+                        <pic:blipFill>
+                          <a:blip r:embed="rId83"/>
+                          <a:stretch>
+                            <a:fillRect/>
+                          </a:stretch>
+                        </pic:blipFill>
+                        <pic:spPr>
+                          <a:xfrm>
+                            <a:off x="0" y="0"/>
+                            <a:ext cx="1754900" cy="1140866"/>
+                          </a:xfrm>
+                          <a:prstGeom prst="rect">
+                            <a:avLst/>
+                          </a:prstGeom>
+                        </pic:spPr>
+                      </pic:pic>
+                    </a:graphicData>
+                  </a:graphic>
+                  <wp14:sizeRelH relativeFrom="margin">
+                    <wp14:pctWidth>0</wp14:pctWidth>
+                  </wp14:sizeRelH>
+                  <wp14:sizeRelV relativeFrom="margin">
+                    <wp14:pctHeight>0</wp14:pctHeight>
+                  </wp14:sizeRelV>
+                </wp:anchor>
+              </w:drawing>
+            </w:r>
+          </w:p>
+        </w:tc>
+        <w:tc>
+          <w:tcPr>
+            <w:tcW w:w="4282" w:type="dxa"/>
+          </w:tcPr>
+          <w:p>
+            <w:pPr>
+              <w:rPr>
+                <w:lang w:val="en-NZ"/>
+              </w:rPr>
+            </w:pPr>
+            <w:r>
+              <w:rPr>
+                <w:b/>
+                <w:bCs/>
+                <w:lang w:val="en-NZ"/>
+              </w:rPr>
+              <w:t>Issue:</w:t>
+            </w:r>
+            <w:r>
+              <w:rPr>
+                <w:lang w:val="en-NZ"/>
+              </w:rPr>
+              <w:t xml:space="preserve"> </w:t>
+            </w:r>
+            <w:r>
+              <w:rPr>
+                <w:lang w:val="en-NZ"/>
+              </w:rPr>
+              <w:t>I was using an</w:t>
+            </w:r>
+            <w:r>
+              <w:rPr>
+                <w:lang w:val="en-NZ"/>
+              </w:rPr>
+              <w:t xml:space="preserve"> aria-label attribute  on a &lt;div&gt;</w:t>
+            </w:r>
+            <w:r>
+              <w:rPr>
+                <w:lang w:val="en-NZ"/>
+              </w:rPr>
+              <w:t xml:space="preserve"> </w:t>
+            </w:r>
+            <w:r>
+              <w:rPr>
+                <w:lang w:val="en-NZ"/>
+              </w:rPr>
+              <w:t>but &lt;div&gt; elements cannot use aria-label without an appropriate ARIA role.</w:t>
+            </w:r>
+          </w:p>
+          <w:p>
+            <w:pPr>
+              <w:rPr>
+                <w:lang w:val="en-NZ"/>
+              </w:rPr>
+            </w:pPr>
+            <w:r>
+              <w:rPr>
+                <w:b/>
+                <w:bCs/>
+                <w:lang w:val="en-NZ"/>
+              </w:rPr>
+              <w:t>Fix:</w:t>
+            </w:r>
+            <w:r>
+              <w:rPr>
+                <w:lang w:val="en-NZ"/>
+              </w:rPr>
+              <w:t xml:space="preserve"> I removed the unnecessary aria-label because the div already contains visible text describing the content. This makes the HTML valid while still providing the same information to users and screen readers.</w:t>
+            </w:r>
+          </w:p>
           <w:p>
             <w:pPr>
               <w:pStyle w:val="ListParagraph"/>
@@ -6842,7 +9304,7 @@
       <w:tr>
         <w:tc>
           <w:tcPr>
-            <w:tcW w:w="1460" w:type="dxa"/>
+            <w:tcW w:w="1459" w:type="dxa"/>
           </w:tcPr>
           <w:p>
             <w:pPr>
@@ -6854,11 +9316,19 @@
                 <w:szCs w:val="32"/>
               </w:rPr>
             </w:pPr>
-          </w:p>
-        </w:tc>
-        <w:tc>
-          <w:tcPr>
-            <w:tcW w:w="3186" w:type="dxa"/>
+            <w:r>
+              <w:rPr>
+                <w:noProof/>
+                <w:sz w:val="32"/>
+                <w:szCs w:val="32"/>
+              </w:rPr>
+              <w:t>25/08/26</w:t>
+            </w:r>
+          </w:p>
+        </w:tc>
+        <w:tc>
+          <w:tcPr>
+            <w:tcW w:w="6276" w:type="dxa"/>
           </w:tcPr>
           <w:p>
             <w:pPr>
@@ -6870,12 +9340,123 @@
                 <w:szCs w:val="32"/>
               </w:rPr>
             </w:pPr>
-          </w:p>
-        </w:tc>
-        <w:tc>
-          <w:tcPr>
-            <w:tcW w:w="3066" w:type="dxa"/>
-            <w:gridSpan w:val="2"/>
+            <w:r>
+              <w:rPr>
+                <w:b/>
+                <w:bCs/>
+                <w:noProof/>
+              </w:rPr>
+              <w:drawing>
+                <wp:anchor distT="0" distB="0" distL="114300" distR="114300" simplePos="0" relativeHeight="251888640" behindDoc="0" locked="0" layoutInCell="1" allowOverlap="1" wp14:anchorId="6BC06559" wp14:editId="22ACCE47">
+                  <wp:simplePos x="0" y="0"/>
+                  <wp:positionH relativeFrom="column">
+                    <wp:posOffset>-6416</wp:posOffset>
+                  </wp:positionH>
+                  <wp:positionV relativeFrom="paragraph">
+                    <wp:posOffset>627446</wp:posOffset>
+                  </wp:positionV>
+                  <wp:extent cx="1560195" cy="1056005"/>
+                  <wp:effectExtent l="0" t="0" r="1905" b="0"/>
+                  <wp:wrapSquare wrapText="bothSides"/>
+                  <wp:docPr id="1380890724" name="Picture 1"/>
+                  <wp:cNvGraphicFramePr>
+                    <a:graphicFrameLocks xmlns:a="http://schemas.openxmlformats.org/drawingml/2006/main" noChangeAspect="1"/>
+                  </wp:cNvGraphicFramePr>
+                  <a:graphic xmlns:a="http://schemas.openxmlformats.org/drawingml/2006/main">
+                    <a:graphicData uri="http://schemas.openxmlformats.org/drawingml/2006/picture">
+                      <pic:pic xmlns:pic="http://schemas.openxmlformats.org/drawingml/2006/picture">
+                        <pic:nvPicPr>
+                          <pic:cNvPr id="1380890724" name=""/>
+                          <pic:cNvPicPr/>
+                        </pic:nvPicPr>
+                        <pic:blipFill>
+                          <a:blip r:embed="rId84"/>
+                          <a:stretch>
+                            <a:fillRect/>
+                          </a:stretch>
+                        </pic:blipFill>
+                        <pic:spPr>
+                          <a:xfrm>
+                            <a:off x="0" y="0"/>
+                            <a:ext cx="1560195" cy="1056005"/>
+                          </a:xfrm>
+                          <a:prstGeom prst="rect">
+                            <a:avLst/>
+                          </a:prstGeom>
+                        </pic:spPr>
+                      </pic:pic>
+                    </a:graphicData>
+                  </a:graphic>
+                  <wp14:sizeRelH relativeFrom="margin">
+                    <wp14:pctWidth>0</wp14:pctWidth>
+                  </wp14:sizeRelH>
+                  <wp14:sizeRelV relativeFrom="margin">
+                    <wp14:pctHeight>0</wp14:pctHeight>
+                  </wp14:sizeRelV>
+                </wp:anchor>
+              </w:drawing>
+            </w:r>
+            <w:r>
+              <w:rPr>
+                <w:noProof/>
+                <w:sz w:val="32"/>
+                <w:szCs w:val="32"/>
+              </w:rPr>
+              <w:drawing>
+                <wp:anchor distT="0" distB="0" distL="114300" distR="114300" simplePos="0" relativeHeight="251866112" behindDoc="0" locked="0" layoutInCell="1" allowOverlap="1" wp14:anchorId="66C87625" wp14:editId="6A543BC0">
+                  <wp:simplePos x="0" y="0"/>
+                  <wp:positionH relativeFrom="column">
+                    <wp:posOffset>-19050</wp:posOffset>
+                  </wp:positionH>
+                  <wp:positionV relativeFrom="paragraph">
+                    <wp:posOffset>0</wp:posOffset>
+                  </wp:positionV>
+                  <wp:extent cx="3538855" cy="488950"/>
+                  <wp:effectExtent l="0" t="0" r="4445" b="6350"/>
+                  <wp:wrapSquare wrapText="bothSides"/>
+                  <wp:docPr id="68885331" name="Picture 1"/>
+                  <wp:cNvGraphicFramePr>
+                    <a:graphicFrameLocks xmlns:a="http://schemas.openxmlformats.org/drawingml/2006/main" noChangeAspect="1"/>
+                  </wp:cNvGraphicFramePr>
+                  <a:graphic xmlns:a="http://schemas.openxmlformats.org/drawingml/2006/main">
+                    <a:graphicData uri="http://schemas.openxmlformats.org/drawingml/2006/picture">
+                      <pic:pic xmlns:pic="http://schemas.openxmlformats.org/drawingml/2006/picture">
+                        <pic:nvPicPr>
+                          <pic:cNvPr id="68885331" name=""/>
+                          <pic:cNvPicPr/>
+                        </pic:nvPicPr>
+                        <pic:blipFill>
+                          <a:blip r:embed="rId85"/>
+                          <a:stretch>
+                            <a:fillRect/>
+                          </a:stretch>
+                        </pic:blipFill>
+                        <pic:spPr>
+                          <a:xfrm>
+                            <a:off x="0" y="0"/>
+                            <a:ext cx="3538855" cy="488950"/>
+                          </a:xfrm>
+                          <a:prstGeom prst="rect">
+                            <a:avLst/>
+                          </a:prstGeom>
+                        </pic:spPr>
+                      </pic:pic>
+                    </a:graphicData>
+                  </a:graphic>
+                  <wp14:sizeRelH relativeFrom="margin">
+                    <wp14:pctWidth>0</wp14:pctWidth>
+                  </wp14:sizeRelH>
+                  <wp14:sizeRelV relativeFrom="margin">
+                    <wp14:pctHeight>0</wp14:pctHeight>
+                  </wp14:sizeRelV>
+                </wp:anchor>
+              </w:drawing>
+            </w:r>
+          </w:p>
+        </w:tc>
+        <w:tc>
+          <w:tcPr>
+            <w:tcW w:w="3576" w:type="dxa"/>
           </w:tcPr>
           <w:p>
             <w:pPr>
@@ -6887,15 +9468,143 @@
                 <w:noProof/>
               </w:rPr>
             </w:pPr>
-          </w:p>
-        </w:tc>
-        <w:tc>
-          <w:tcPr>
-            <w:tcW w:w="2160" w:type="dxa"/>
-          </w:tcPr>
+            <w:r>
+              <w:rPr>
+                <w:noProof/>
+              </w:rPr>
+              <w:drawing>
+                <wp:anchor distT="0" distB="0" distL="114300" distR="114300" simplePos="0" relativeHeight="251890688" behindDoc="0" locked="0" layoutInCell="1" allowOverlap="1" wp14:anchorId="038791E2" wp14:editId="5DFE7D26">
+                  <wp:simplePos x="0" y="0"/>
+                  <wp:positionH relativeFrom="column">
+                    <wp:posOffset>-65142</wp:posOffset>
+                  </wp:positionH>
+                  <wp:positionV relativeFrom="paragraph">
+                    <wp:posOffset>87</wp:posOffset>
+                  </wp:positionV>
+                  <wp:extent cx="2131300" cy="1293836"/>
+                  <wp:effectExtent l="0" t="0" r="2540" b="1905"/>
+                  <wp:wrapSquare wrapText="bothSides"/>
+                  <wp:docPr id="348365411" name="Picture 1"/>
+                  <wp:cNvGraphicFramePr>
+                    <a:graphicFrameLocks xmlns:a="http://schemas.openxmlformats.org/drawingml/2006/main" noChangeAspect="1"/>
+                  </wp:cNvGraphicFramePr>
+                  <a:graphic xmlns:a="http://schemas.openxmlformats.org/drawingml/2006/main">
+                    <a:graphicData uri="http://schemas.openxmlformats.org/drawingml/2006/picture">
+                      <pic:pic xmlns:pic="http://schemas.openxmlformats.org/drawingml/2006/picture">
+                        <pic:nvPicPr>
+                          <pic:cNvPr id="348365411" name=""/>
+                          <pic:cNvPicPr/>
+                        </pic:nvPicPr>
+                        <pic:blipFill>
+                          <a:blip r:embed="rId86"/>
+                          <a:stretch>
+                            <a:fillRect/>
+                          </a:stretch>
+                        </pic:blipFill>
+                        <pic:spPr>
+                          <a:xfrm>
+                            <a:off x="0" y="0"/>
+                            <a:ext cx="2131300" cy="1293836"/>
+                          </a:xfrm>
+                          <a:prstGeom prst="rect">
+                            <a:avLst/>
+                          </a:prstGeom>
+                        </pic:spPr>
+                      </pic:pic>
+                    </a:graphicData>
+                  </a:graphic>
+                  <wp14:sizeRelH relativeFrom="margin">
+                    <wp14:pctWidth>0</wp14:pctWidth>
+                  </wp14:sizeRelH>
+                  <wp14:sizeRelV relativeFrom="margin">
+                    <wp14:pctHeight>0</wp14:pctHeight>
+                  </wp14:sizeRelV>
+                </wp:anchor>
+              </w:drawing>
+            </w:r>
+          </w:p>
+          <w:p>
+            <w:pPr>
+              <w:jc w:val="center"/>
+            </w:pPr>
+          </w:p>
+        </w:tc>
+        <w:tc>
+          <w:tcPr>
+            <w:tcW w:w="4282" w:type="dxa"/>
+          </w:tcPr>
+          <w:p>
+            <w:pPr>
+              <w:rPr>
+                <w:lang w:val="en-NZ"/>
+              </w:rPr>
+            </w:pPr>
+            <w:r>
+              <w:rPr>
+                <w:b/>
+                <w:bCs/>
+                <w:lang w:val="en-NZ"/>
+              </w:rPr>
+              <w:t>Issue:</w:t>
+            </w:r>
+            <w:r>
+              <w:rPr>
+                <w:lang w:val="en-NZ"/>
+              </w:rPr>
+              <w:t xml:space="preserve"> </w:t>
+            </w:r>
+            <w:r>
+              <w:rPr>
+                <w:lang w:val="en-NZ"/>
+              </w:rPr>
+              <w:t>I was using an</w:t>
+            </w:r>
+            <w:r>
+              <w:rPr>
+                <w:lang w:val="en-NZ"/>
+              </w:rPr>
+              <w:t xml:space="preserve"> aria-label attribute  on a &lt;div&gt;</w:t>
+            </w:r>
+            <w:r>
+              <w:rPr>
+                <w:lang w:val="en-NZ"/>
+              </w:rPr>
+              <w:t xml:space="preserve"> </w:t>
+            </w:r>
+            <w:r>
+              <w:rPr>
+                <w:lang w:val="en-NZ"/>
+              </w:rPr>
+              <w:t>but &lt;div&gt; elements cannot use aria-label without an appropriate ARIA role.</w:t>
+            </w:r>
+          </w:p>
+          <w:p>
+            <w:pPr>
+              <w:rPr>
+                <w:lang w:val="en-NZ"/>
+              </w:rPr>
+            </w:pPr>
+            <w:r>
+              <w:rPr>
+                <w:b/>
+                <w:bCs/>
+                <w:lang w:val="en-NZ"/>
+              </w:rPr>
+              <w:t>Fix:</w:t>
+            </w:r>
+            <w:r>
+              <w:rPr>
+                <w:lang w:val="en-NZ"/>
+              </w:rPr>
+              <w:t xml:space="preserve"> I removed the unnecessary aria-label because the div already contains visible text describing the content. This makes the HTML valid while still providing the same information to users and screen readers.</w:t>
+            </w:r>
+          </w:p>
           <w:p>
             <w:pPr>
               <w:pStyle w:val="ListParagraph"/>
+              <w:rPr>
+                <w:lang w:val="en-NZ"/>
+              </w:rPr>
             </w:pPr>
           </w:p>
         </w:tc>
@@ -6903,7 +9612,7 @@
       <w:tr>
         <w:tc>
           <w:tcPr>
-            <w:tcW w:w="1460" w:type="dxa"/>
+            <w:tcW w:w="1459" w:type="dxa"/>
           </w:tcPr>
           <w:p>
             <w:pPr>
@@ -6915,11 +9624,19 @@
                 <w:szCs w:val="32"/>
               </w:rPr>
             </w:pPr>
-          </w:p>
-        </w:tc>
-        <w:tc>
-          <w:tcPr>
-            <w:tcW w:w="3186" w:type="dxa"/>
+            <w:r>
+              <w:rPr>
+                <w:noProof/>
+                <w:sz w:val="32"/>
+                <w:szCs w:val="32"/>
+              </w:rPr>
+              <w:t>26/08/26</w:t>
+            </w:r>
+          </w:p>
+        </w:tc>
+        <w:tc>
+          <w:tcPr>
+            <w:tcW w:w="6276" w:type="dxa"/>
           </w:tcPr>
           <w:p>
             <w:pPr>
@@ -6932,39 +9649,247 @@
               </w:rPr>
             </w:pPr>
           </w:p>
-        </w:tc>
-        <w:tc>
-          <w:tcPr>
-            <w:tcW w:w="3066" w:type="dxa"/>
-            <w:gridSpan w:val="2"/>
-          </w:tcPr>
           <w:p>
             <w:pPr>
               <w:pStyle w:val="ListParagraph"/>
               <w:ind w:left="0"/>
               <w:rPr>
+                <w:noProof/>
+                <w:sz w:val="32"/>
+                <w:szCs w:val="32"/>
+              </w:rPr>
+            </w:pPr>
+            <w:r>
+              <w:rPr>
+                <w:noProof/>
+                <w:sz w:val="32"/>
+                <w:szCs w:val="32"/>
+              </w:rPr>
+              <w:drawing>
+                <wp:anchor distT="0" distB="0" distL="114300" distR="114300" simplePos="0" relativeHeight="251894784" behindDoc="0" locked="0" layoutInCell="1" allowOverlap="1" wp14:anchorId="618A802E" wp14:editId="3FCDC83A">
+                  <wp:simplePos x="0" y="0"/>
+                  <wp:positionH relativeFrom="column">
+                    <wp:posOffset>2382235</wp:posOffset>
+                  </wp:positionH>
+                  <wp:positionV relativeFrom="paragraph">
+                    <wp:posOffset>353761</wp:posOffset>
+                  </wp:positionV>
+                  <wp:extent cx="927100" cy="492125"/>
+                  <wp:effectExtent l="0" t="0" r="6350" b="3175"/>
+                  <wp:wrapSquare wrapText="bothSides"/>
+                  <wp:docPr id="1064653899" name="Picture 1"/>
+                  <wp:cNvGraphicFramePr>
+                    <a:graphicFrameLocks xmlns:a="http://schemas.openxmlformats.org/drawingml/2006/main" noChangeAspect="1"/>
+                  </wp:cNvGraphicFramePr>
+                  <a:graphic xmlns:a="http://schemas.openxmlformats.org/drawingml/2006/main">
+                    <a:graphicData uri="http://schemas.openxmlformats.org/drawingml/2006/picture">
+                      <pic:pic xmlns:pic="http://schemas.openxmlformats.org/drawingml/2006/picture">
+                        <pic:nvPicPr>
+                          <pic:cNvPr id="1064653899" name=""/>
+                          <pic:cNvPicPr/>
+                        </pic:nvPicPr>
+                        <pic:blipFill>
+                          <a:blip r:embed="rId87"/>
+                          <a:stretch>
+                            <a:fillRect/>
+                          </a:stretch>
+                        </pic:blipFill>
+                        <pic:spPr>
+                          <a:xfrm>
+                            <a:off x="0" y="0"/>
+                            <a:ext cx="927100" cy="492125"/>
+                          </a:xfrm>
+                          <a:prstGeom prst="rect">
+                            <a:avLst/>
+                          </a:prstGeom>
+                        </pic:spPr>
+                      </pic:pic>
+                    </a:graphicData>
+                  </a:graphic>
+                  <wp14:sizeRelH relativeFrom="margin">
+                    <wp14:pctWidth>0</wp14:pctWidth>
+                  </wp14:sizeRelH>
+                  <wp14:sizeRelV relativeFrom="margin">
+                    <wp14:pctHeight>0</wp14:pctHeight>
+                  </wp14:sizeRelV>
+                </wp:anchor>
+              </w:drawing>
+            </w:r>
+          </w:p>
+          <w:p>
+            <w:pPr>
+              <w:pStyle w:val="ListParagraph"/>
+              <w:ind w:left="0"/>
+              <w:rPr>
+                <w:noProof/>
+                <w:sz w:val="32"/>
+                <w:szCs w:val="32"/>
+              </w:rPr>
+            </w:pPr>
+            <w:r>
+              <w:rPr>
+                <w:noProof/>
+                <w:sz w:val="32"/>
+                <w:szCs w:val="32"/>
+              </w:rPr>
+              <w:drawing>
+                <wp:anchor distT="0" distB="0" distL="114300" distR="114300" simplePos="0" relativeHeight="251892736" behindDoc="0" locked="0" layoutInCell="1" allowOverlap="1" wp14:anchorId="7FA24C8C" wp14:editId="26F73731">
+                  <wp:simplePos x="0" y="0"/>
+                  <wp:positionH relativeFrom="column">
+                    <wp:posOffset>-64946</wp:posOffset>
+                  </wp:positionH>
+                  <wp:positionV relativeFrom="paragraph">
+                    <wp:posOffset>263</wp:posOffset>
+                  </wp:positionV>
+                  <wp:extent cx="2338549" cy="635037"/>
+                  <wp:effectExtent l="0" t="0" r="5080" b="0"/>
+                  <wp:wrapSquare wrapText="bothSides"/>
+                  <wp:docPr id="475013543" name="Picture 1"/>
+                  <wp:cNvGraphicFramePr>
+                    <a:graphicFrameLocks xmlns:a="http://schemas.openxmlformats.org/drawingml/2006/main" noChangeAspect="1"/>
+                  </wp:cNvGraphicFramePr>
+                  <a:graphic xmlns:a="http://schemas.openxmlformats.org/drawingml/2006/main">
+                    <a:graphicData uri="http://schemas.openxmlformats.org/drawingml/2006/picture">
+                      <pic:pic xmlns:pic="http://schemas.openxmlformats.org/drawingml/2006/picture">
+                        <pic:nvPicPr>
+                          <pic:cNvPr id="475013543" name=""/>
+                          <pic:cNvPicPr/>
+                        </pic:nvPicPr>
+                        <pic:blipFill>
+                          <a:blip r:embed="rId88"/>
+                          <a:stretch>
+                            <a:fillRect/>
+                          </a:stretch>
+                        </pic:blipFill>
+                        <pic:spPr>
+                          <a:xfrm>
+                            <a:off x="0" y="0"/>
+                            <a:ext cx="2338549" cy="635037"/>
+                          </a:xfrm>
+                          <a:prstGeom prst="rect">
+                            <a:avLst/>
+                          </a:prstGeom>
+                        </pic:spPr>
+                      </pic:pic>
+                    </a:graphicData>
+                  </a:graphic>
+                  <wp14:sizeRelH relativeFrom="margin">
+                    <wp14:pctWidth>0</wp14:pctWidth>
+                  </wp14:sizeRelH>
+                  <wp14:sizeRelV relativeFrom="margin">
+                    <wp14:pctHeight>0</wp14:pctHeight>
+                  </wp14:sizeRelV>
+                </wp:anchor>
+              </w:drawing>
+            </w:r>
+          </w:p>
+        </w:tc>
+        <w:tc>
+          <w:tcPr>
+            <w:tcW w:w="3576" w:type="dxa"/>
+          </w:tcPr>
+          <w:p>
+            <w:pPr>
+              <w:pStyle w:val="ListParagraph"/>
+              <w:ind w:left="0"/>
+              <w:rPr>
                 <w:b/>
                 <w:bCs/>
                 <w:noProof/>
               </w:rPr>
             </w:pPr>
-          </w:p>
-        </w:tc>
-        <w:tc>
-          <w:tcPr>
-            <w:tcW w:w="2160" w:type="dxa"/>
-          </w:tcPr>
-          <w:p>
-            <w:pPr>
-              <w:pStyle w:val="ListParagraph"/>
-            </w:pPr>
+            <w:r>
+              <w:rPr>
+                <w:b/>
+                <w:bCs/>
+                <w:noProof/>
+              </w:rPr>
+              <w:drawing>
+                <wp:anchor distT="0" distB="0" distL="114300" distR="114300" simplePos="0" relativeHeight="251896832" behindDoc="0" locked="0" layoutInCell="1" allowOverlap="1" wp14:anchorId="7B8F1613" wp14:editId="0052AFB0">
+                  <wp:simplePos x="0" y="0"/>
+                  <wp:positionH relativeFrom="column">
+                    <wp:posOffset>-65383</wp:posOffset>
+                  </wp:positionH>
+                  <wp:positionV relativeFrom="paragraph">
+                    <wp:posOffset>150079</wp:posOffset>
+                  </wp:positionV>
+                  <wp:extent cx="1143160" cy="647790"/>
+                  <wp:effectExtent l="0" t="0" r="0" b="0"/>
+                  <wp:wrapSquare wrapText="bothSides"/>
+                  <wp:docPr id="1959078520" name="Picture 1"/>
+                  <wp:cNvGraphicFramePr>
+                    <a:graphicFrameLocks xmlns:a="http://schemas.openxmlformats.org/drawingml/2006/main" noChangeAspect="1"/>
+                  </wp:cNvGraphicFramePr>
+                  <a:graphic xmlns:a="http://schemas.openxmlformats.org/drawingml/2006/main">
+                    <a:graphicData uri="http://schemas.openxmlformats.org/drawingml/2006/picture">
+                      <pic:pic xmlns:pic="http://schemas.openxmlformats.org/drawingml/2006/picture">
+                        <pic:nvPicPr>
+                          <pic:cNvPr id="1959078520" name=""/>
+                          <pic:cNvPicPr/>
+                        </pic:nvPicPr>
+                        <pic:blipFill>
+                          <a:blip r:embed="rId89"/>
+                          <a:stretch>
+                            <a:fillRect/>
+                          </a:stretch>
+                        </pic:blipFill>
+                        <pic:spPr>
+                          <a:xfrm>
+                            <a:off x="0" y="0"/>
+                            <a:ext cx="1143160" cy="647790"/>
+                          </a:xfrm>
+                          <a:prstGeom prst="rect">
+                            <a:avLst/>
+                          </a:prstGeom>
+                        </pic:spPr>
+                      </pic:pic>
+                    </a:graphicData>
+                  </a:graphic>
+                </wp:anchor>
+              </w:drawing>
+            </w:r>
+          </w:p>
+        </w:tc>
+        <w:tc>
+          <w:tcPr>
+            <w:tcW w:w="4282" w:type="dxa"/>
+          </w:tcPr>
+          <w:p>
+            <w:pPr>
+              <w:rPr>
+                <w:lang w:val="en-NZ"/>
+              </w:rPr>
+            </w:pPr>
+            <w:r>
+              <w:rPr>
+                <w:b/>
+                <w:bCs/>
+                <w:lang w:val="en-NZ"/>
+              </w:rPr>
+              <w:t>Issue:</w:t>
+            </w:r>
+            <w:r>
+              <w:rPr>
+                <w:lang w:val="en-NZ"/>
+              </w:rPr>
+              <w:t xml:space="preserve"> There is an extra &gt; after the closing &lt;/html&gt; tag.</w:t>
+            </w:r>
+          </w:p>
+          <w:p/>
+          <w:p>
+            <w:r>
+              <w:rPr>
+                <w:lang w:val="en-NZ"/>
+              </w:rPr>
+              <w:t>This fixes the error because &lt;/html&gt; should be the final element in the document, with no additional characters after it.</w:t>
+            </w:r>
           </w:p>
         </w:tc>
       </w:tr>
       <w:tr>
         <w:tc>
           <w:tcPr>
-            <w:tcW w:w="1460" w:type="dxa"/>
+            <w:tcW w:w="1459" w:type="dxa"/>
           </w:tcPr>
           <w:p>
             <w:pPr>
@@ -6976,11 +9901,20 @@
                 <w:szCs w:val="32"/>
               </w:rPr>
             </w:pPr>
-          </w:p>
-        </w:tc>
-        <w:tc>
-          <w:tcPr>
-            <w:tcW w:w="3186" w:type="dxa"/>
+            <w:r>
+              <w:rPr>
+                <w:noProof/>
+                <w:sz w:val="32"/>
+                <w:szCs w:val="32"/>
+              </w:rPr>
+              <w:lastRenderedPageBreak/>
+              <w:t xml:space="preserve">26/08/26 </w:t>
+            </w:r>
+          </w:p>
+        </w:tc>
+        <w:tc>
+          <w:tcPr>
+            <w:tcW w:w="6276" w:type="dxa"/>
           </w:tcPr>
           <w:p>
             <w:pPr>
@@ -6992,12 +9926,67 @@
                 <w:szCs w:val="32"/>
               </w:rPr>
             </w:pPr>
-          </w:p>
-        </w:tc>
-        <w:tc>
-          <w:tcPr>
-            <w:tcW w:w="3066" w:type="dxa"/>
-            <w:gridSpan w:val="2"/>
+            <w:r>
+              <w:rPr>
+                <w:noProof/>
+                <w:sz w:val="32"/>
+                <w:szCs w:val="32"/>
+              </w:rPr>
+              <w:drawing>
+                <wp:anchor distT="0" distB="0" distL="114300" distR="114300" simplePos="0" relativeHeight="251898880" behindDoc="0" locked="0" layoutInCell="1" allowOverlap="1" wp14:anchorId="5FE01537" wp14:editId="0C92A41A">
+                  <wp:simplePos x="0" y="0"/>
+                  <wp:positionH relativeFrom="column">
+                    <wp:posOffset>-61595</wp:posOffset>
+                  </wp:positionH>
+                  <wp:positionV relativeFrom="paragraph">
+                    <wp:posOffset>24765</wp:posOffset>
+                  </wp:positionV>
+                  <wp:extent cx="3436620" cy="840740"/>
+                  <wp:effectExtent l="0" t="0" r="0" b="0"/>
+                  <wp:wrapSquare wrapText="bothSides"/>
+                  <wp:docPr id="1816132831" name="Picture 1"/>
+                  <wp:cNvGraphicFramePr>
+                    <a:graphicFrameLocks xmlns:a="http://schemas.openxmlformats.org/drawingml/2006/main" noChangeAspect="1"/>
+                  </wp:cNvGraphicFramePr>
+                  <a:graphic xmlns:a="http://schemas.openxmlformats.org/drawingml/2006/main">
+                    <a:graphicData uri="http://schemas.openxmlformats.org/drawingml/2006/picture">
+                      <pic:pic xmlns:pic="http://schemas.openxmlformats.org/drawingml/2006/picture">
+                        <pic:nvPicPr>
+                          <pic:cNvPr id="1816132831" name=""/>
+                          <pic:cNvPicPr/>
+                        </pic:nvPicPr>
+                        <pic:blipFill>
+                          <a:blip r:embed="rId90"/>
+                          <a:stretch>
+                            <a:fillRect/>
+                          </a:stretch>
+                        </pic:blipFill>
+                        <pic:spPr>
+                          <a:xfrm>
+                            <a:off x="0" y="0"/>
+                            <a:ext cx="3436620" cy="840740"/>
+                          </a:xfrm>
+                          <a:prstGeom prst="rect">
+                            <a:avLst/>
+                          </a:prstGeom>
+                        </pic:spPr>
+                      </pic:pic>
+                    </a:graphicData>
+                  </a:graphic>
+                  <wp14:sizeRelH relativeFrom="margin">
+                    <wp14:pctWidth>0</wp14:pctWidth>
+                  </wp14:sizeRelH>
+                  <wp14:sizeRelV relativeFrom="margin">
+                    <wp14:pctHeight>0</wp14:pctHeight>
+                  </wp14:sizeRelV>
+                </wp:anchor>
+              </w:drawing>
+            </w:r>
+          </w:p>
+        </w:tc>
+        <w:tc>
+          <w:tcPr>
+            <w:tcW w:w="3576" w:type="dxa"/>
           </w:tcPr>
           <w:p>
             <w:pPr>
@@ -7009,11 +9998,54 @@
                 <w:noProof/>
               </w:rPr>
             </w:pPr>
-          </w:p>
-        </w:tc>
-        <w:tc>
-          <w:tcPr>
-            <w:tcW w:w="2160" w:type="dxa"/>
+            <w:r>
+              <w:rPr>
+                <w:b/>
+                <w:bCs/>
+                <w:noProof/>
+              </w:rPr>
+              <w:t>Code validation</w:t>
+            </w:r>
+            <w:r>
+              <w:rPr>
+                <w:b/>
+                <w:bCs/>
+                <w:noProof/>
+              </w:rPr>
+              <w:t xml:space="preserve"> of HTML </w:t>
+            </w:r>
+            <w:r>
+              <w:rPr>
+                <w:b/>
+                <w:bCs/>
+                <w:noProof/>
+              </w:rPr>
+              <w:t>for ‘Journalhome.html’</w:t>
+            </w:r>
+          </w:p>
+          <w:p>
+            <w:pPr>
+              <w:pStyle w:val="ListParagraph"/>
+              <w:ind w:left="0"/>
+              <w:rPr>
+                <w:b/>
+                <w:bCs/>
+                <w:noProof/>
+              </w:rPr>
+            </w:pPr>
+            <w:r>
+              <w:rPr>
+                <w:b/>
+                <w:bCs/>
+                <w:noProof/>
+              </w:rPr>
+              <w:t>Final check complete, fully validated</w:t>
+            </w:r>
+          </w:p>
+        </w:tc>
+        <w:tc>
+          <w:tcPr>
+            <w:tcW w:w="4282" w:type="dxa"/>
           </w:tcPr>
           <w:p>
             <w:pPr>
@@ -7025,7 +10057,7 @@
       <w:tr>
         <w:tc>
           <w:tcPr>
-            <w:tcW w:w="1460" w:type="dxa"/>
+            <w:tcW w:w="1459" w:type="dxa"/>
           </w:tcPr>
           <w:p>
             <w:pPr>
@@ -7041,7 +10073,7 @@
         </w:tc>
         <w:tc>
           <w:tcPr>
-            <w:tcW w:w="3186" w:type="dxa"/>
+            <w:tcW w:w="6276" w:type="dxa"/>
           </w:tcPr>
           <w:p>
             <w:pPr>
@@ -7053,12 +10085,35 @@
                 <w:szCs w:val="32"/>
               </w:rPr>
             </w:pPr>
-          </w:p>
-        </w:tc>
-        <w:tc>
-          <w:tcPr>
-            <w:tcW w:w="3066" w:type="dxa"/>
-            <w:gridSpan w:val="2"/>
+            <w:r>
+              <w:rPr>
+                <w:noProof/>
+                <w:sz w:val="32"/>
+                <w:szCs w:val="32"/>
+              </w:rPr>
+              <w:t>CODE VALIDATION FOR ‘THESIS ENTRY FORM</w:t>
+            </w:r>
+            <w:r>
+              <w:rPr>
+                <w:noProof/>
+                <w:sz w:val="32"/>
+                <w:szCs w:val="32"/>
+              </w:rPr>
+              <w:t>.HTML</w:t>
+            </w:r>
+            <w:r>
+              <w:rPr>
+                <w:noProof/>
+                <w:sz w:val="32"/>
+                <w:szCs w:val="32"/>
+              </w:rPr>
+              <w:t>’</w:t>
+            </w:r>
+          </w:p>
+        </w:tc>
+        <w:tc>
+          <w:tcPr>
+            <w:tcW w:w="3576" w:type="dxa"/>
           </w:tcPr>
           <w:p>
             <w:pPr>
@@ -7074,7 +10129,7 @@
         </w:tc>
         <w:tc>
           <w:tcPr>
-            <w:tcW w:w="2160" w:type="dxa"/>
+            <w:tcW w:w="4282" w:type="dxa"/>
           </w:tcPr>
           <w:p>
             <w:pPr>
@@ -7086,7 +10141,7 @@
       <w:tr>
         <w:tc>
           <w:tcPr>
-            <w:tcW w:w="1460" w:type="dxa"/>
+            <w:tcW w:w="1459" w:type="dxa"/>
           </w:tcPr>
           <w:p>
             <w:pPr>
@@ -7098,11 +10153,19 @@
                 <w:szCs w:val="32"/>
               </w:rPr>
             </w:pPr>
-          </w:p>
-        </w:tc>
-        <w:tc>
-          <w:tcPr>
-            <w:tcW w:w="3186" w:type="dxa"/>
+            <w:r>
+              <w:rPr>
+                <w:noProof/>
+                <w:sz w:val="32"/>
+                <w:szCs w:val="32"/>
+              </w:rPr>
+              <w:t>26/08/26</w:t>
+            </w:r>
+          </w:p>
+        </w:tc>
+        <w:tc>
+          <w:tcPr>
+            <w:tcW w:w="6276" w:type="dxa"/>
           </w:tcPr>
           <w:p>
             <w:pPr>
@@ -7114,12 +10177,123 @@
                 <w:szCs w:val="32"/>
               </w:rPr>
             </w:pPr>
-          </w:p>
-        </w:tc>
-        <w:tc>
-          <w:tcPr>
-            <w:tcW w:w="3066" w:type="dxa"/>
-            <w:gridSpan w:val="2"/>
+            <w:r>
+              <w:rPr>
+                <w:b/>
+                <w:bCs/>
+                <w:noProof/>
+              </w:rPr>
+              <w:drawing>
+                <wp:anchor distT="0" distB="0" distL="114300" distR="114300" simplePos="0" relativeHeight="251909120" behindDoc="0" locked="0" layoutInCell="1" allowOverlap="1" wp14:anchorId="2D42DFD5" wp14:editId="5B855E15">
+                  <wp:simplePos x="0" y="0"/>
+                  <wp:positionH relativeFrom="column">
+                    <wp:posOffset>1917065</wp:posOffset>
+                  </wp:positionH>
+                  <wp:positionV relativeFrom="paragraph">
+                    <wp:posOffset>737870</wp:posOffset>
+                  </wp:positionV>
+                  <wp:extent cx="1045845" cy="722630"/>
+                  <wp:effectExtent l="0" t="0" r="1905" b="1270"/>
+                  <wp:wrapSquare wrapText="bothSides"/>
+                  <wp:docPr id="1939615313" name="Picture 1"/>
+                  <wp:cNvGraphicFramePr>
+                    <a:graphicFrameLocks xmlns:a="http://schemas.openxmlformats.org/drawingml/2006/main" noChangeAspect="1"/>
+                  </wp:cNvGraphicFramePr>
+                  <a:graphic xmlns:a="http://schemas.openxmlformats.org/drawingml/2006/main">
+                    <a:graphicData uri="http://schemas.openxmlformats.org/drawingml/2006/picture">
+                      <pic:pic xmlns:pic="http://schemas.openxmlformats.org/drawingml/2006/picture">
+                        <pic:nvPicPr>
+                          <pic:cNvPr id="1939615313" name=""/>
+                          <pic:cNvPicPr/>
+                        </pic:nvPicPr>
+                        <pic:blipFill>
+                          <a:blip r:embed="rId91"/>
+                          <a:stretch>
+                            <a:fillRect/>
+                          </a:stretch>
+                        </pic:blipFill>
+                        <pic:spPr>
+                          <a:xfrm>
+                            <a:off x="0" y="0"/>
+                            <a:ext cx="1045845" cy="722630"/>
+                          </a:xfrm>
+                          <a:prstGeom prst="rect">
+                            <a:avLst/>
+                          </a:prstGeom>
+                        </pic:spPr>
+                      </pic:pic>
+                    </a:graphicData>
+                  </a:graphic>
+                  <wp14:sizeRelH relativeFrom="margin">
+                    <wp14:pctWidth>0</wp14:pctWidth>
+                  </wp14:sizeRelH>
+                  <wp14:sizeRelV relativeFrom="margin">
+                    <wp14:pctHeight>0</wp14:pctHeight>
+                  </wp14:sizeRelV>
+                </wp:anchor>
+              </w:drawing>
+            </w:r>
+            <w:r>
+              <w:rPr>
+                <w:noProof/>
+                <w:sz w:val="32"/>
+                <w:szCs w:val="32"/>
+              </w:rPr>
+              <w:drawing>
+                <wp:anchor distT="0" distB="0" distL="114300" distR="114300" simplePos="0" relativeHeight="251900928" behindDoc="0" locked="0" layoutInCell="1" allowOverlap="1" wp14:anchorId="15D9ACF1" wp14:editId="10F48A07">
+                  <wp:simplePos x="0" y="0"/>
+                  <wp:positionH relativeFrom="column">
+                    <wp:posOffset>-2540</wp:posOffset>
+                  </wp:positionH>
+                  <wp:positionV relativeFrom="paragraph">
+                    <wp:posOffset>249555</wp:posOffset>
+                  </wp:positionV>
+                  <wp:extent cx="3349625" cy="411480"/>
+                  <wp:effectExtent l="0" t="0" r="3175" b="7620"/>
+                  <wp:wrapSquare wrapText="bothSides"/>
+                  <wp:docPr id="1525138377" name="Picture 1"/>
+                  <wp:cNvGraphicFramePr>
+                    <a:graphicFrameLocks xmlns:a="http://schemas.openxmlformats.org/drawingml/2006/main" noChangeAspect="1"/>
+                  </wp:cNvGraphicFramePr>
+                  <a:graphic xmlns:a="http://schemas.openxmlformats.org/drawingml/2006/main">
+                    <a:graphicData uri="http://schemas.openxmlformats.org/drawingml/2006/picture">
+                      <pic:pic xmlns:pic="http://schemas.openxmlformats.org/drawingml/2006/picture">
+                        <pic:nvPicPr>
+                          <pic:cNvPr id="1525138377" name=""/>
+                          <pic:cNvPicPr/>
+                        </pic:nvPicPr>
+                        <pic:blipFill>
+                          <a:blip r:embed="rId92"/>
+                          <a:stretch>
+                            <a:fillRect/>
+                          </a:stretch>
+                        </pic:blipFill>
+                        <pic:spPr>
+                          <a:xfrm>
+                            <a:off x="0" y="0"/>
+                            <a:ext cx="3349625" cy="411480"/>
+                          </a:xfrm>
+                          <a:prstGeom prst="rect">
+                            <a:avLst/>
+                          </a:prstGeom>
+                        </pic:spPr>
+                      </pic:pic>
+                    </a:graphicData>
+                  </a:graphic>
+                  <wp14:sizeRelH relativeFrom="margin">
+                    <wp14:pctWidth>0</wp14:pctWidth>
+                  </wp14:sizeRelH>
+                  <wp14:sizeRelV relativeFrom="margin">
+                    <wp14:pctHeight>0</wp14:pctHeight>
+                  </wp14:sizeRelV>
+                </wp:anchor>
+              </w:drawing>
+            </w:r>
+          </w:p>
+        </w:tc>
+        <w:tc>
+          <w:tcPr>
+            <w:tcW w:w="3576" w:type="dxa"/>
           </w:tcPr>
           <w:p>
             <w:pPr>
@@ -7131,23 +10305,160 @@
                 <w:noProof/>
               </w:rPr>
             </w:pPr>
-          </w:p>
-        </w:tc>
-        <w:tc>
-          <w:tcPr>
-            <w:tcW w:w="2160" w:type="dxa"/>
-          </w:tcPr>
-          <w:p>
-            <w:pPr>
-              <w:pStyle w:val="ListParagraph"/>
-            </w:pPr>
+            <w:r>
+              <w:rPr>
+                <w:b/>
+                <w:bCs/>
+                <w:noProof/>
+              </w:rPr>
+              <w:drawing>
+                <wp:anchor distT="0" distB="0" distL="114300" distR="114300" simplePos="0" relativeHeight="251911168" behindDoc="0" locked="0" layoutInCell="1" allowOverlap="1" wp14:anchorId="6059A5C4" wp14:editId="734887A0">
+                  <wp:simplePos x="0" y="0"/>
+                  <wp:positionH relativeFrom="column">
+                    <wp:posOffset>14310</wp:posOffset>
+                  </wp:positionH>
+                  <wp:positionV relativeFrom="paragraph">
+                    <wp:posOffset>438917</wp:posOffset>
+                  </wp:positionV>
+                  <wp:extent cx="1493520" cy="911225"/>
+                  <wp:effectExtent l="0" t="0" r="0" b="3175"/>
+                  <wp:wrapSquare wrapText="bothSides"/>
+                  <wp:docPr id="1155023418" name="Picture 1"/>
+                  <wp:cNvGraphicFramePr>
+                    <a:graphicFrameLocks xmlns:a="http://schemas.openxmlformats.org/drawingml/2006/main" noChangeAspect="1"/>
+                  </wp:cNvGraphicFramePr>
+                  <a:graphic xmlns:a="http://schemas.openxmlformats.org/drawingml/2006/main">
+                    <a:graphicData uri="http://schemas.openxmlformats.org/drawingml/2006/picture">
+                      <pic:pic xmlns:pic="http://schemas.openxmlformats.org/drawingml/2006/picture">
+                        <pic:nvPicPr>
+                          <pic:cNvPr id="1155023418" name=""/>
+                          <pic:cNvPicPr/>
+                        </pic:nvPicPr>
+                        <pic:blipFill>
+                          <a:blip r:embed="rId93"/>
+                          <a:stretch>
+                            <a:fillRect/>
+                          </a:stretch>
+                        </pic:blipFill>
+                        <pic:spPr>
+                          <a:xfrm>
+                            <a:off x="0" y="0"/>
+                            <a:ext cx="1493520" cy="911225"/>
+                          </a:xfrm>
+                          <a:prstGeom prst="rect">
+                            <a:avLst/>
+                          </a:prstGeom>
+                        </pic:spPr>
+                      </pic:pic>
+                    </a:graphicData>
+                  </a:graphic>
+                  <wp14:sizeRelH relativeFrom="margin">
+                    <wp14:pctWidth>0</wp14:pctWidth>
+                  </wp14:sizeRelH>
+                  <wp14:sizeRelV relativeFrom="margin">
+                    <wp14:pctHeight>0</wp14:pctHeight>
+                  </wp14:sizeRelV>
+                </wp:anchor>
+              </w:drawing>
+            </w:r>
+          </w:p>
+        </w:tc>
+        <w:tc>
+          <w:tcPr>
+            <w:tcW w:w="4282" w:type="dxa"/>
+          </w:tcPr>
+          <w:p>
+            <w:pPr>
+              <w:rPr>
+                <w:lang w:val="en-NZ"/>
+              </w:rPr>
+            </w:pPr>
+            <w:r>
+              <w:rPr>
+                <w:b/>
+                <w:bCs/>
+                <w:lang w:val="en-NZ"/>
+              </w:rPr>
+              <w:t>Issue:</w:t>
+            </w:r>
+            <w:r>
+              <w:rPr>
+                <w:lang w:val="en-NZ"/>
+              </w:rPr>
+              <w:t xml:space="preserve"> The &lt;section&gt; elements are being used as containers, but they don't have a heading </w:t>
+            </w:r>
+            <w:r>
+              <w:rPr>
+                <w:lang w:val="en-NZ"/>
+              </w:rPr>
+              <w:t>to</w:t>
+            </w:r>
+            <w:r>
+              <w:rPr>
+                <w:lang w:val="en-NZ"/>
+              </w:rPr>
+              <w:t xml:space="preserve"> identify</w:t>
+            </w:r>
+            <w:r>
+              <w:rPr>
+                <w:lang w:val="en-NZ"/>
+              </w:rPr>
+              <w:t xml:space="preserve"> </w:t>
+            </w:r>
+            <w:r>
+              <w:rPr>
+                <w:lang w:val="en-NZ"/>
+              </w:rPr>
+              <w:t>what each section contains.</w:t>
+            </w:r>
+          </w:p>
+          <w:p/>
+          <w:p>
+            <w:r>
+              <w:rPr>
+                <w:b/>
+                <w:bCs/>
+                <w:lang w:val="en-NZ"/>
+              </w:rPr>
+              <w:t>Fix:</w:t>
+            </w:r>
+            <w:r>
+              <w:rPr>
+                <w:lang w:val="en-NZ"/>
+              </w:rPr>
+              <w:t xml:space="preserve"> Since these are just containers and don't need their own headings</w:t>
+            </w:r>
+            <w:r>
+              <w:rPr>
+                <w:lang w:val="en-NZ"/>
+              </w:rPr>
+              <w:t>, so i</w:t>
+            </w:r>
+            <w:r>
+              <w:rPr>
+                <w:lang w:val="en-NZ"/>
+              </w:rPr>
+              <w:t xml:space="preserve"> change</w:t>
+            </w:r>
+            <w:r>
+              <w:rPr>
+                <w:lang w:val="en-NZ"/>
+              </w:rPr>
+              <w:t>d</w:t>
+            </w:r>
+            <w:r>
+              <w:rPr>
+                <w:lang w:val="en-NZ"/>
+              </w:rPr>
+              <w:t xml:space="preserve"> &lt;section&gt; to &lt;div&gt;</w:t>
+            </w:r>
           </w:p>
         </w:tc>
       </w:tr>
       <w:tr>
         <w:tc>
           <w:tcPr>
-            <w:tcW w:w="1460" w:type="dxa"/>
+            <w:tcW w:w="1459" w:type="dxa"/>
           </w:tcPr>
           <w:p>
             <w:pPr>
@@ -7159,11 +10470,19 @@
                 <w:szCs w:val="32"/>
               </w:rPr>
             </w:pPr>
-          </w:p>
-        </w:tc>
-        <w:tc>
-          <w:tcPr>
-            <w:tcW w:w="3186" w:type="dxa"/>
+            <w:r>
+              <w:rPr>
+                <w:noProof/>
+                <w:sz w:val="32"/>
+                <w:szCs w:val="32"/>
+              </w:rPr>
+              <w:t>26/08/26</w:t>
+            </w:r>
+          </w:p>
+        </w:tc>
+        <w:tc>
+          <w:tcPr>
+            <w:tcW w:w="6276" w:type="dxa"/>
           </w:tcPr>
           <w:p>
             <w:pPr>
@@ -7175,12 +10494,67 @@
                 <w:szCs w:val="32"/>
               </w:rPr>
             </w:pPr>
-          </w:p>
-        </w:tc>
-        <w:tc>
-          <w:tcPr>
-            <w:tcW w:w="3066" w:type="dxa"/>
-            <w:gridSpan w:val="2"/>
+            <w:r>
+              <w:rPr>
+                <w:noProof/>
+                <w:sz w:val="32"/>
+                <w:szCs w:val="32"/>
+              </w:rPr>
+              <w:drawing>
+                <wp:anchor distT="0" distB="0" distL="114300" distR="114300" simplePos="0" relativeHeight="251902976" behindDoc="0" locked="0" layoutInCell="1" allowOverlap="1" wp14:anchorId="30764626" wp14:editId="2FA7B5D1">
+                  <wp:simplePos x="0" y="0"/>
+                  <wp:positionH relativeFrom="column">
+                    <wp:posOffset>-2540</wp:posOffset>
+                  </wp:positionH>
+                  <wp:positionV relativeFrom="paragraph">
+                    <wp:posOffset>160020</wp:posOffset>
+                  </wp:positionV>
+                  <wp:extent cx="3811270" cy="501650"/>
+                  <wp:effectExtent l="0" t="0" r="0" b="0"/>
+                  <wp:wrapSquare wrapText="bothSides"/>
+                  <wp:docPr id="1237247252" name="Picture 1"/>
+                  <wp:cNvGraphicFramePr>
+                    <a:graphicFrameLocks xmlns:a="http://schemas.openxmlformats.org/drawingml/2006/main" noChangeAspect="1"/>
+                  </wp:cNvGraphicFramePr>
+                  <a:graphic xmlns:a="http://schemas.openxmlformats.org/drawingml/2006/main">
+                    <a:graphicData uri="http://schemas.openxmlformats.org/drawingml/2006/picture">
+                      <pic:pic xmlns:pic="http://schemas.openxmlformats.org/drawingml/2006/picture">
+                        <pic:nvPicPr>
+                          <pic:cNvPr id="1237247252" name=""/>
+                          <pic:cNvPicPr/>
+                        </pic:nvPicPr>
+                        <pic:blipFill>
+                          <a:blip r:embed="rId94"/>
+                          <a:stretch>
+                            <a:fillRect/>
+                          </a:stretch>
+                        </pic:blipFill>
+                        <pic:spPr>
+                          <a:xfrm>
+                            <a:off x="0" y="0"/>
+                            <a:ext cx="3811270" cy="501650"/>
+                          </a:xfrm>
+                          <a:prstGeom prst="rect">
+                            <a:avLst/>
+                          </a:prstGeom>
+                        </pic:spPr>
+                      </pic:pic>
+                    </a:graphicData>
+                  </a:graphic>
+                  <wp14:sizeRelH relativeFrom="margin">
+                    <wp14:pctWidth>0</wp14:pctWidth>
+                  </wp14:sizeRelH>
+                  <wp14:sizeRelV relativeFrom="margin">
+                    <wp14:pctHeight>0</wp14:pctHeight>
+                  </wp14:sizeRelV>
+                </wp:anchor>
+              </w:drawing>
+            </w:r>
+          </w:p>
+        </w:tc>
+        <w:tc>
+          <w:tcPr>
+            <w:tcW w:w="3576" w:type="dxa"/>
           </w:tcPr>
           <w:p>
             <w:pPr>
@@ -7192,23 +10566,136 @@
                 <w:noProof/>
               </w:rPr>
             </w:pPr>
-          </w:p>
-        </w:tc>
-        <w:tc>
-          <w:tcPr>
-            <w:tcW w:w="2160" w:type="dxa"/>
-          </w:tcPr>
-          <w:p>
-            <w:pPr>
-              <w:pStyle w:val="ListParagraph"/>
-            </w:pPr>
+            <w:r>
+              <w:rPr>
+                <w:b/>
+                <w:bCs/>
+                <w:noProof/>
+              </w:rPr>
+              <w:drawing>
+                <wp:anchor distT="0" distB="0" distL="114300" distR="114300" simplePos="0" relativeHeight="251913216" behindDoc="0" locked="0" layoutInCell="1" allowOverlap="1" wp14:anchorId="42BB444D" wp14:editId="708E392A">
+                  <wp:simplePos x="0" y="0"/>
+                  <wp:positionH relativeFrom="column">
+                    <wp:posOffset>-3810</wp:posOffset>
+                  </wp:positionH>
+                  <wp:positionV relativeFrom="paragraph">
+                    <wp:posOffset>182245</wp:posOffset>
+                  </wp:positionV>
+                  <wp:extent cx="1466215" cy="1124585"/>
+                  <wp:effectExtent l="0" t="0" r="635" b="0"/>
+                  <wp:wrapSquare wrapText="bothSides"/>
+                  <wp:docPr id="817719563" name="Picture 1"/>
+                  <wp:cNvGraphicFramePr>
+                    <a:graphicFrameLocks xmlns:a="http://schemas.openxmlformats.org/drawingml/2006/main" noChangeAspect="1"/>
+                  </wp:cNvGraphicFramePr>
+                  <a:graphic xmlns:a="http://schemas.openxmlformats.org/drawingml/2006/main">
+                    <a:graphicData uri="http://schemas.openxmlformats.org/drawingml/2006/picture">
+                      <pic:pic xmlns:pic="http://schemas.openxmlformats.org/drawingml/2006/picture">
+                        <pic:nvPicPr>
+                          <pic:cNvPr id="817719563" name=""/>
+                          <pic:cNvPicPr/>
+                        </pic:nvPicPr>
+                        <pic:blipFill>
+                          <a:blip r:embed="rId95"/>
+                          <a:stretch>
+                            <a:fillRect/>
+                          </a:stretch>
+                        </pic:blipFill>
+                        <pic:spPr>
+                          <a:xfrm>
+                            <a:off x="0" y="0"/>
+                            <a:ext cx="1466215" cy="1124585"/>
+                          </a:xfrm>
+                          <a:prstGeom prst="rect">
+                            <a:avLst/>
+                          </a:prstGeom>
+                        </pic:spPr>
+                      </pic:pic>
+                    </a:graphicData>
+                  </a:graphic>
+                  <wp14:sizeRelH relativeFrom="margin">
+                    <wp14:pctWidth>0</wp14:pctWidth>
+                  </wp14:sizeRelH>
+                  <wp14:sizeRelV relativeFrom="margin">
+                    <wp14:pctHeight>0</wp14:pctHeight>
+                  </wp14:sizeRelV>
+                </wp:anchor>
+              </w:drawing>
+            </w:r>
+          </w:p>
+        </w:tc>
+        <w:tc>
+          <w:tcPr>
+            <w:tcW w:w="4282" w:type="dxa"/>
+          </w:tcPr>
+          <w:p>
+            <w:pPr>
+              <w:rPr>
+                <w:lang w:val="en-NZ"/>
+              </w:rPr>
+            </w:pPr>
+            <w:r>
+              <w:rPr>
+                <w:b/>
+                <w:bCs/>
+                <w:lang w:val="en-NZ"/>
+              </w:rPr>
+              <w:t>Issue:</w:t>
+            </w:r>
+            <w:r>
+              <w:rPr>
+                <w:lang w:val="en-NZ"/>
+              </w:rPr>
+              <w:t xml:space="preserve"> The &lt;section&gt; elements are being used as containers, but they don't have a heading </w:t>
+            </w:r>
+            <w:r>
+              <w:rPr>
+                <w:lang w:val="en-NZ"/>
+              </w:rPr>
+              <w:t>to</w:t>
+            </w:r>
+            <w:r>
+              <w:rPr>
+                <w:lang w:val="en-NZ"/>
+              </w:rPr>
+              <w:t xml:space="preserve"> identify</w:t>
+            </w:r>
+            <w:r>
+              <w:rPr>
+                <w:lang w:val="en-NZ"/>
+              </w:rPr>
+              <w:t xml:space="preserve"> </w:t>
+            </w:r>
+            <w:r>
+              <w:rPr>
+                <w:lang w:val="en-NZ"/>
+              </w:rPr>
+              <w:t>what each section contains.</w:t>
+            </w:r>
+          </w:p>
+          <w:p/>
+          <w:p>
+            <w:r>
+              <w:rPr>
+                <w:b/>
+                <w:bCs/>
+                <w:lang w:val="en-NZ"/>
+              </w:rPr>
+              <w:t>Fix:</w:t>
+            </w:r>
+            <w:r>
+              <w:rPr>
+                <w:lang w:val="en-NZ"/>
+              </w:rPr>
+              <w:t xml:space="preserve"> Since these are just containers and don't need their own headings, so i changed &lt;section&gt; to &lt;div&gt;</w:t>
+            </w:r>
           </w:p>
         </w:tc>
       </w:tr>
       <w:tr>
         <w:tc>
           <w:tcPr>
-            <w:tcW w:w="1460" w:type="dxa"/>
+            <w:tcW w:w="1459" w:type="dxa"/>
           </w:tcPr>
           <w:p>
             <w:pPr>
@@ -7220,11 +10707,20 @@
                 <w:szCs w:val="32"/>
               </w:rPr>
             </w:pPr>
-          </w:p>
-        </w:tc>
-        <w:tc>
-          <w:tcPr>
-            <w:tcW w:w="3186" w:type="dxa"/>
+            <w:r>
+              <w:rPr>
+                <w:noProof/>
+                <w:sz w:val="32"/>
+                <w:szCs w:val="32"/>
+              </w:rPr>
+              <w:lastRenderedPageBreak/>
+              <w:t>26/08/26</w:t>
+            </w:r>
+          </w:p>
+        </w:tc>
+        <w:tc>
+          <w:tcPr>
+            <w:tcW w:w="6276" w:type="dxa"/>
           </w:tcPr>
           <w:p>
             <w:pPr>
@@ -7236,12 +10732,67 @@
                 <w:szCs w:val="32"/>
               </w:rPr>
             </w:pPr>
-          </w:p>
-        </w:tc>
-        <w:tc>
-          <w:tcPr>
-            <w:tcW w:w="3066" w:type="dxa"/>
-            <w:gridSpan w:val="2"/>
+            <w:r>
+              <w:rPr>
+                <w:noProof/>
+                <w:sz w:val="32"/>
+                <w:szCs w:val="32"/>
+              </w:rPr>
+              <w:drawing>
+                <wp:anchor distT="0" distB="0" distL="114300" distR="114300" simplePos="0" relativeHeight="251905024" behindDoc="0" locked="0" layoutInCell="1" allowOverlap="1" wp14:anchorId="2ED52C6C" wp14:editId="5B8266DE">
+                  <wp:simplePos x="0" y="0"/>
+                  <wp:positionH relativeFrom="column">
+                    <wp:posOffset>-2540</wp:posOffset>
+                  </wp:positionH>
+                  <wp:positionV relativeFrom="paragraph">
+                    <wp:posOffset>255905</wp:posOffset>
+                  </wp:positionV>
+                  <wp:extent cx="3838575" cy="481965"/>
+                  <wp:effectExtent l="0" t="0" r="9525" b="0"/>
+                  <wp:wrapSquare wrapText="bothSides"/>
+                  <wp:docPr id="1634245229" name="Picture 1"/>
+                  <wp:cNvGraphicFramePr>
+                    <a:graphicFrameLocks xmlns:a="http://schemas.openxmlformats.org/drawingml/2006/main" noChangeAspect="1"/>
+                  </wp:cNvGraphicFramePr>
+                  <a:graphic xmlns:a="http://schemas.openxmlformats.org/drawingml/2006/main">
+                    <a:graphicData uri="http://schemas.openxmlformats.org/drawingml/2006/picture">
+                      <pic:pic xmlns:pic="http://schemas.openxmlformats.org/drawingml/2006/picture">
+                        <pic:nvPicPr>
+                          <pic:cNvPr id="1634245229" name=""/>
+                          <pic:cNvPicPr/>
+                        </pic:nvPicPr>
+                        <pic:blipFill>
+                          <a:blip r:embed="rId96"/>
+                          <a:stretch>
+                            <a:fillRect/>
+                          </a:stretch>
+                        </pic:blipFill>
+                        <pic:spPr>
+                          <a:xfrm>
+                            <a:off x="0" y="0"/>
+                            <a:ext cx="3838575" cy="481965"/>
+                          </a:xfrm>
+                          <a:prstGeom prst="rect">
+                            <a:avLst/>
+                          </a:prstGeom>
+                        </pic:spPr>
+                      </pic:pic>
+                    </a:graphicData>
+                  </a:graphic>
+                  <wp14:sizeRelH relativeFrom="margin">
+                    <wp14:pctWidth>0</wp14:pctWidth>
+                  </wp14:sizeRelH>
+                  <wp14:sizeRelV relativeFrom="margin">
+                    <wp14:pctHeight>0</wp14:pctHeight>
+                  </wp14:sizeRelV>
+                </wp:anchor>
+              </w:drawing>
+            </w:r>
+          </w:p>
+        </w:tc>
+        <w:tc>
+          <w:tcPr>
+            <w:tcW w:w="3576" w:type="dxa"/>
           </w:tcPr>
           <w:p>
             <w:pPr>
@@ -7253,23 +10804,136 @@
                 <w:noProof/>
               </w:rPr>
             </w:pPr>
-          </w:p>
-        </w:tc>
-        <w:tc>
-          <w:tcPr>
-            <w:tcW w:w="2160" w:type="dxa"/>
-          </w:tcPr>
-          <w:p>
-            <w:pPr>
-              <w:pStyle w:val="ListParagraph"/>
-            </w:pPr>
+            <w:r>
+              <w:rPr>
+                <w:b/>
+                <w:bCs/>
+                <w:noProof/>
+              </w:rPr>
+              <w:drawing>
+                <wp:anchor distT="0" distB="0" distL="114300" distR="114300" simplePos="0" relativeHeight="251915264" behindDoc="0" locked="0" layoutInCell="1" allowOverlap="1" wp14:anchorId="4435AA16" wp14:editId="5C780DBC">
+                  <wp:simplePos x="0" y="0"/>
+                  <wp:positionH relativeFrom="column">
+                    <wp:posOffset>-3810</wp:posOffset>
+                  </wp:positionH>
+                  <wp:positionV relativeFrom="paragraph">
+                    <wp:posOffset>174625</wp:posOffset>
+                  </wp:positionV>
+                  <wp:extent cx="1656715" cy="1527810"/>
+                  <wp:effectExtent l="0" t="0" r="635" b="0"/>
+                  <wp:wrapSquare wrapText="bothSides"/>
+                  <wp:docPr id="1368885588" name="Picture 1"/>
+                  <wp:cNvGraphicFramePr>
+                    <a:graphicFrameLocks xmlns:a="http://schemas.openxmlformats.org/drawingml/2006/main" noChangeAspect="1"/>
+                  </wp:cNvGraphicFramePr>
+                  <a:graphic xmlns:a="http://schemas.openxmlformats.org/drawingml/2006/main">
+                    <a:graphicData uri="http://schemas.openxmlformats.org/drawingml/2006/picture">
+                      <pic:pic xmlns:pic="http://schemas.openxmlformats.org/drawingml/2006/picture">
+                        <pic:nvPicPr>
+                          <pic:cNvPr id="1368885588" name=""/>
+                          <pic:cNvPicPr/>
+                        </pic:nvPicPr>
+                        <pic:blipFill>
+                          <a:blip r:embed="rId97"/>
+                          <a:stretch>
+                            <a:fillRect/>
+                          </a:stretch>
+                        </pic:blipFill>
+                        <pic:spPr>
+                          <a:xfrm>
+                            <a:off x="0" y="0"/>
+                            <a:ext cx="1656715" cy="1527810"/>
+                          </a:xfrm>
+                          <a:prstGeom prst="rect">
+                            <a:avLst/>
+                          </a:prstGeom>
+                        </pic:spPr>
+                      </pic:pic>
+                    </a:graphicData>
+                  </a:graphic>
+                  <wp14:sizeRelH relativeFrom="margin">
+                    <wp14:pctWidth>0</wp14:pctWidth>
+                  </wp14:sizeRelH>
+                  <wp14:sizeRelV relativeFrom="margin">
+                    <wp14:pctHeight>0</wp14:pctHeight>
+                  </wp14:sizeRelV>
+                </wp:anchor>
+              </w:drawing>
+            </w:r>
+          </w:p>
+        </w:tc>
+        <w:tc>
+          <w:tcPr>
+            <w:tcW w:w="4282" w:type="dxa"/>
+          </w:tcPr>
+          <w:p>
+            <w:pPr>
+              <w:rPr>
+                <w:lang w:val="en-NZ"/>
+              </w:rPr>
+            </w:pPr>
+            <w:r>
+              <w:rPr>
+                <w:b/>
+                <w:bCs/>
+                <w:lang w:val="en-NZ"/>
+              </w:rPr>
+              <w:t>Issue:</w:t>
+            </w:r>
+            <w:r>
+              <w:rPr>
+                <w:lang w:val="en-NZ"/>
+              </w:rPr>
+              <w:t xml:space="preserve"> The &lt;section&gt; elements are being used as containers, but they don't have a heading </w:t>
+            </w:r>
+            <w:r>
+              <w:rPr>
+                <w:lang w:val="en-NZ"/>
+              </w:rPr>
+              <w:t>to</w:t>
+            </w:r>
+            <w:r>
+              <w:rPr>
+                <w:lang w:val="en-NZ"/>
+              </w:rPr>
+              <w:t xml:space="preserve"> identify</w:t>
+            </w:r>
+            <w:r>
+              <w:rPr>
+                <w:lang w:val="en-NZ"/>
+              </w:rPr>
+              <w:t xml:space="preserve"> </w:t>
+            </w:r>
+            <w:r>
+              <w:rPr>
+                <w:lang w:val="en-NZ"/>
+              </w:rPr>
+              <w:t>what each section contains.</w:t>
+            </w:r>
+          </w:p>
+          <w:p/>
+          <w:p>
+            <w:r>
+              <w:rPr>
+                <w:b/>
+                <w:bCs/>
+                <w:lang w:val="en-NZ"/>
+              </w:rPr>
+              <w:t>Fix:</w:t>
+            </w:r>
+            <w:r>
+              <w:rPr>
+                <w:lang w:val="en-NZ"/>
+              </w:rPr>
+              <w:t xml:space="preserve"> Since these are just containers and don't need their own headings, so i changed &lt;section&gt; to &lt;div&gt;</w:t>
+            </w:r>
           </w:p>
         </w:tc>
       </w:tr>
       <w:tr>
         <w:tc>
           <w:tcPr>
-            <w:tcW w:w="1460" w:type="dxa"/>
+            <w:tcW w:w="1459" w:type="dxa"/>
           </w:tcPr>
           <w:p>
             <w:pPr>
@@ -7281,11 +10945,19 @@
                 <w:szCs w:val="32"/>
               </w:rPr>
             </w:pPr>
-          </w:p>
-        </w:tc>
-        <w:tc>
-          <w:tcPr>
-            <w:tcW w:w="3186" w:type="dxa"/>
+            <w:r>
+              <w:rPr>
+                <w:noProof/>
+                <w:sz w:val="32"/>
+                <w:szCs w:val="32"/>
+              </w:rPr>
+              <w:t>26/08/26</w:t>
+            </w:r>
+          </w:p>
+        </w:tc>
+        <w:tc>
+          <w:tcPr>
+            <w:tcW w:w="6276" w:type="dxa"/>
           </w:tcPr>
           <w:p>
             <w:pPr>
@@ -7297,12 +10969,67 @@
                 <w:szCs w:val="32"/>
               </w:rPr>
             </w:pPr>
-          </w:p>
-        </w:tc>
-        <w:tc>
-          <w:tcPr>
-            <w:tcW w:w="3066" w:type="dxa"/>
-            <w:gridSpan w:val="2"/>
+            <w:r>
+              <w:rPr>
+                <w:noProof/>
+                <w:sz w:val="32"/>
+                <w:szCs w:val="32"/>
+              </w:rPr>
+              <w:drawing>
+                <wp:anchor distT="0" distB="0" distL="114300" distR="114300" simplePos="0" relativeHeight="251907072" behindDoc="0" locked="0" layoutInCell="1" allowOverlap="1" wp14:anchorId="6D0AD34A" wp14:editId="0E9A61C0">
+                  <wp:simplePos x="0" y="0"/>
+                  <wp:positionH relativeFrom="column">
+                    <wp:posOffset>-2540</wp:posOffset>
+                  </wp:positionH>
+                  <wp:positionV relativeFrom="paragraph">
+                    <wp:posOffset>245110</wp:posOffset>
+                  </wp:positionV>
+                  <wp:extent cx="3838575" cy="538480"/>
+                  <wp:effectExtent l="0" t="0" r="9525" b="0"/>
+                  <wp:wrapSquare wrapText="bothSides"/>
+                  <wp:docPr id="459168812" name="Picture 1"/>
+                  <wp:cNvGraphicFramePr>
+                    <a:graphicFrameLocks xmlns:a="http://schemas.openxmlformats.org/drawingml/2006/main" noChangeAspect="1"/>
+                  </wp:cNvGraphicFramePr>
+                  <a:graphic xmlns:a="http://schemas.openxmlformats.org/drawingml/2006/main">
+                    <a:graphicData uri="http://schemas.openxmlformats.org/drawingml/2006/picture">
+                      <pic:pic xmlns:pic="http://schemas.openxmlformats.org/drawingml/2006/picture">
+                        <pic:nvPicPr>
+                          <pic:cNvPr id="459168812" name=""/>
+                          <pic:cNvPicPr/>
+                        </pic:nvPicPr>
+                        <pic:blipFill>
+                          <a:blip r:embed="rId98"/>
+                          <a:stretch>
+                            <a:fillRect/>
+                          </a:stretch>
+                        </pic:blipFill>
+                        <pic:spPr>
+                          <a:xfrm>
+                            <a:off x="0" y="0"/>
+                            <a:ext cx="3838575" cy="538480"/>
+                          </a:xfrm>
+                          <a:prstGeom prst="rect">
+                            <a:avLst/>
+                          </a:prstGeom>
+                        </pic:spPr>
+                      </pic:pic>
+                    </a:graphicData>
+                  </a:graphic>
+                  <wp14:sizeRelH relativeFrom="margin">
+                    <wp14:pctWidth>0</wp14:pctWidth>
+                  </wp14:sizeRelH>
+                  <wp14:sizeRelV relativeFrom="margin">
+                    <wp14:pctHeight>0</wp14:pctHeight>
+                  </wp14:sizeRelV>
+                </wp:anchor>
+              </w:drawing>
+            </w:r>
+          </w:p>
+        </w:tc>
+        <w:tc>
+          <w:tcPr>
+            <w:tcW w:w="3576" w:type="dxa"/>
           </w:tcPr>
           <w:p>
             <w:pPr>
@@ -7314,23 +11041,136 @@
                 <w:noProof/>
               </w:rPr>
             </w:pPr>
-          </w:p>
-        </w:tc>
-        <w:tc>
-          <w:tcPr>
-            <w:tcW w:w="2160" w:type="dxa"/>
-          </w:tcPr>
-          <w:p>
-            <w:pPr>
-              <w:pStyle w:val="ListParagraph"/>
-            </w:pPr>
+            <w:r>
+              <w:rPr>
+                <w:b/>
+                <w:bCs/>
+                <w:noProof/>
+              </w:rPr>
+              <w:drawing>
+                <wp:anchor distT="0" distB="0" distL="114300" distR="114300" simplePos="0" relativeHeight="251917312" behindDoc="0" locked="0" layoutInCell="1" allowOverlap="1" wp14:anchorId="68566823" wp14:editId="0C84DA23">
+                  <wp:simplePos x="0" y="0"/>
+                  <wp:positionH relativeFrom="column">
+                    <wp:posOffset>14052</wp:posOffset>
+                  </wp:positionH>
+                  <wp:positionV relativeFrom="paragraph">
+                    <wp:posOffset>65983</wp:posOffset>
+                  </wp:positionV>
+                  <wp:extent cx="1737995" cy="920115"/>
+                  <wp:effectExtent l="0" t="0" r="0" b="0"/>
+                  <wp:wrapSquare wrapText="bothSides"/>
+                  <wp:docPr id="1708680918" name="Picture 1"/>
+                  <wp:cNvGraphicFramePr>
+                    <a:graphicFrameLocks xmlns:a="http://schemas.openxmlformats.org/drawingml/2006/main" noChangeAspect="1"/>
+                  </wp:cNvGraphicFramePr>
+                  <a:graphic xmlns:a="http://schemas.openxmlformats.org/drawingml/2006/main">
+                    <a:graphicData uri="http://schemas.openxmlformats.org/drawingml/2006/picture">
+                      <pic:pic xmlns:pic="http://schemas.openxmlformats.org/drawingml/2006/picture">
+                        <pic:nvPicPr>
+                          <pic:cNvPr id="1708680918" name=""/>
+                          <pic:cNvPicPr/>
+                        </pic:nvPicPr>
+                        <pic:blipFill>
+                          <a:blip r:embed="rId99"/>
+                          <a:stretch>
+                            <a:fillRect/>
+                          </a:stretch>
+                        </pic:blipFill>
+                        <pic:spPr>
+                          <a:xfrm>
+                            <a:off x="0" y="0"/>
+                            <a:ext cx="1737995" cy="920115"/>
+                          </a:xfrm>
+                          <a:prstGeom prst="rect">
+                            <a:avLst/>
+                          </a:prstGeom>
+                        </pic:spPr>
+                      </pic:pic>
+                    </a:graphicData>
+                  </a:graphic>
+                  <wp14:sizeRelH relativeFrom="margin">
+                    <wp14:pctWidth>0</wp14:pctWidth>
+                  </wp14:sizeRelH>
+                  <wp14:sizeRelV relativeFrom="margin">
+                    <wp14:pctHeight>0</wp14:pctHeight>
+                  </wp14:sizeRelV>
+                </wp:anchor>
+              </w:drawing>
+            </w:r>
+          </w:p>
+        </w:tc>
+        <w:tc>
+          <w:tcPr>
+            <w:tcW w:w="4282" w:type="dxa"/>
+          </w:tcPr>
+          <w:p>
+            <w:pPr>
+              <w:rPr>
+                <w:lang w:val="en-NZ"/>
+              </w:rPr>
+            </w:pPr>
+            <w:r>
+              <w:rPr>
+                <w:b/>
+                <w:bCs/>
+                <w:lang w:val="en-NZ"/>
+              </w:rPr>
+              <w:t>Issue:</w:t>
+            </w:r>
+            <w:r>
+              <w:rPr>
+                <w:lang w:val="en-NZ"/>
+              </w:rPr>
+              <w:t xml:space="preserve"> The &lt;section&gt; elements are being used as containers, but they don't have a heading </w:t>
+            </w:r>
+            <w:r>
+              <w:rPr>
+                <w:lang w:val="en-NZ"/>
+              </w:rPr>
+              <w:t>to</w:t>
+            </w:r>
+            <w:r>
+              <w:rPr>
+                <w:lang w:val="en-NZ"/>
+              </w:rPr>
+              <w:t xml:space="preserve"> identify</w:t>
+            </w:r>
+            <w:r>
+              <w:rPr>
+                <w:lang w:val="en-NZ"/>
+              </w:rPr>
+              <w:t xml:space="preserve"> </w:t>
+            </w:r>
+            <w:r>
+              <w:rPr>
+                <w:lang w:val="en-NZ"/>
+              </w:rPr>
+              <w:t>what each section contains.</w:t>
+            </w:r>
+          </w:p>
+          <w:p/>
+          <w:p>
+            <w:r>
+              <w:rPr>
+                <w:b/>
+                <w:bCs/>
+                <w:lang w:val="en-NZ"/>
+              </w:rPr>
+              <w:t>Fix:</w:t>
+            </w:r>
+            <w:r>
+              <w:rPr>
+                <w:lang w:val="en-NZ"/>
+              </w:rPr>
+              <w:t xml:space="preserve"> Since these are just containers and don't need their own headings, so i changed &lt;section&gt; to &lt;div&gt;</w:t>
+            </w:r>
           </w:p>
         </w:tc>
       </w:tr>
       <w:tr>
         <w:tc>
           <w:tcPr>
-            <w:tcW w:w="1460" w:type="dxa"/>
+            <w:tcW w:w="1459" w:type="dxa"/>
           </w:tcPr>
           <w:p>
             <w:pPr>
@@ -7346,7 +11186,7 @@
         </w:tc>
         <w:tc>
           <w:tcPr>
-            <w:tcW w:w="3186" w:type="dxa"/>
+            <w:tcW w:w="6276" w:type="dxa"/>
           </w:tcPr>
           <w:p>
             <w:pPr>
@@ -7358,12 +11198,67 @@
                 <w:szCs w:val="32"/>
               </w:rPr>
             </w:pPr>
-          </w:p>
-        </w:tc>
-        <w:tc>
-          <w:tcPr>
-            <w:tcW w:w="3066" w:type="dxa"/>
-            <w:gridSpan w:val="2"/>
+            <w:r>
+              <w:rPr>
+                <w:noProof/>
+                <w:sz w:val="32"/>
+                <w:szCs w:val="32"/>
+              </w:rPr>
+              <w:drawing>
+                <wp:anchor distT="0" distB="0" distL="114300" distR="114300" simplePos="0" relativeHeight="251921408" behindDoc="0" locked="0" layoutInCell="1" allowOverlap="1" wp14:anchorId="1E2FA77D" wp14:editId="40A7C041">
+                  <wp:simplePos x="0" y="0"/>
+                  <wp:positionH relativeFrom="column">
+                    <wp:posOffset>287296</wp:posOffset>
+                  </wp:positionH>
+                  <wp:positionV relativeFrom="paragraph">
+                    <wp:posOffset>16686</wp:posOffset>
+                  </wp:positionV>
+                  <wp:extent cx="2688590" cy="1433830"/>
+                  <wp:effectExtent l="0" t="0" r="0" b="0"/>
+                  <wp:wrapSquare wrapText="bothSides"/>
+                  <wp:docPr id="660361056" name="Picture 1"/>
+                  <wp:cNvGraphicFramePr>
+                    <a:graphicFrameLocks xmlns:a="http://schemas.openxmlformats.org/drawingml/2006/main" noChangeAspect="1"/>
+                  </wp:cNvGraphicFramePr>
+                  <a:graphic xmlns:a="http://schemas.openxmlformats.org/drawingml/2006/main">
+                    <a:graphicData uri="http://schemas.openxmlformats.org/drawingml/2006/picture">
+                      <pic:pic xmlns:pic="http://schemas.openxmlformats.org/drawingml/2006/picture">
+                        <pic:nvPicPr>
+                          <pic:cNvPr id="660361056" name=""/>
+                          <pic:cNvPicPr/>
+                        </pic:nvPicPr>
+                        <pic:blipFill>
+                          <a:blip r:embed="rId100"/>
+                          <a:stretch>
+                            <a:fillRect/>
+                          </a:stretch>
+                        </pic:blipFill>
+                        <pic:spPr>
+                          <a:xfrm>
+                            <a:off x="0" y="0"/>
+                            <a:ext cx="2688590" cy="1433830"/>
+                          </a:xfrm>
+                          <a:prstGeom prst="rect">
+                            <a:avLst/>
+                          </a:prstGeom>
+                        </pic:spPr>
+                      </pic:pic>
+                    </a:graphicData>
+                  </a:graphic>
+                  <wp14:sizeRelH relativeFrom="margin">
+                    <wp14:pctWidth>0</wp14:pctWidth>
+                  </wp14:sizeRelH>
+                  <wp14:sizeRelV relativeFrom="margin">
+                    <wp14:pctHeight>0</wp14:pctHeight>
+                  </wp14:sizeRelV>
+                </wp:anchor>
+              </w:drawing>
+            </w:r>
+          </w:p>
+        </w:tc>
+        <w:tc>
+          <w:tcPr>
+            <w:tcW w:w="3576" w:type="dxa"/>
           </w:tcPr>
           <w:p>
             <w:pPr>
@@ -7375,15 +11270,966 @@
                 <w:noProof/>
               </w:rPr>
             </w:pPr>
-          </w:p>
-        </w:tc>
-        <w:tc>
-          <w:tcPr>
-            <w:tcW w:w="2160" w:type="dxa"/>
-          </w:tcPr>
+            <w:r>
+              <w:rPr>
+                <w:b/>
+                <w:bCs/>
+                <w:noProof/>
+              </w:rPr>
+              <w:t>Code validation of HTML for ‘Thesisentryform.html’</w:t>
+            </w:r>
+          </w:p>
           <w:p>
             <w:pPr>
               <w:pStyle w:val="ListParagraph"/>
+              <w:ind w:left="0"/>
+              <w:rPr>
+                <w:b/>
+                <w:bCs/>
+                <w:noProof/>
+              </w:rPr>
+            </w:pPr>
+            <w:r>
+              <w:rPr>
+                <w:b/>
+                <w:bCs/>
+                <w:noProof/>
+              </w:rPr>
+              <w:t>Final check complete, fully validated</w:t>
+            </w:r>
+          </w:p>
+        </w:tc>
+        <w:tc>
+          <w:tcPr>
+            <w:tcW w:w="4282" w:type="dxa"/>
+          </w:tcPr>
+          <w:p>
+            <w:pPr>
+              <w:pStyle w:val="ListParagraph"/>
+            </w:pPr>
+          </w:p>
+        </w:tc>
+      </w:tr>
+      <w:tr>
+        <w:tc>
+          <w:tcPr>
+            <w:tcW w:w="1459" w:type="dxa"/>
+          </w:tcPr>
+          <w:p>
+            <w:pPr>
+              <w:pStyle w:val="ListParagraph"/>
+              <w:ind w:left="0"/>
+              <w:rPr>
+                <w:noProof/>
+                <w:sz w:val="32"/>
+                <w:szCs w:val="32"/>
+              </w:rPr>
+            </w:pPr>
+          </w:p>
+        </w:tc>
+        <w:tc>
+          <w:tcPr>
+            <w:tcW w:w="6276" w:type="dxa"/>
+          </w:tcPr>
+          <w:p>
+            <w:pPr>
+              <w:pStyle w:val="ListParagraph"/>
+              <w:ind w:left="0"/>
+              <w:rPr>
+                <w:noProof/>
+                <w:sz w:val="32"/>
+                <w:szCs w:val="32"/>
+              </w:rPr>
+            </w:pPr>
+            <w:r>
+              <w:rPr>
+                <w:noProof/>
+                <w:sz w:val="32"/>
+                <w:szCs w:val="32"/>
+              </w:rPr>
+              <w:t>CODE VALIDATION FOR ‘</w:t>
+            </w:r>
+            <w:r>
+              <w:rPr>
+                <w:noProof/>
+                <w:sz w:val="32"/>
+                <w:szCs w:val="32"/>
+              </w:rPr>
+              <w:t>JOURNALLANDI</w:t>
+            </w:r>
+            <w:r>
+              <w:rPr>
+                <w:noProof/>
+                <w:sz w:val="32"/>
+                <w:szCs w:val="32"/>
+              </w:rPr>
+              <w:t>NG</w:t>
+            </w:r>
+            <w:r>
+              <w:rPr>
+                <w:noProof/>
+                <w:sz w:val="32"/>
+                <w:szCs w:val="32"/>
+              </w:rPr>
+              <w:t>.HTML’</w:t>
+            </w:r>
+          </w:p>
+        </w:tc>
+        <w:tc>
+          <w:tcPr>
+            <w:tcW w:w="3576" w:type="dxa"/>
+          </w:tcPr>
+          <w:p>
+            <w:pPr>
+              <w:pStyle w:val="ListParagraph"/>
+              <w:ind w:left="0"/>
+              <w:rPr>
+                <w:b/>
+                <w:bCs/>
+                <w:noProof/>
+              </w:rPr>
+            </w:pPr>
+          </w:p>
+        </w:tc>
+        <w:tc>
+          <w:tcPr>
+            <w:tcW w:w="4282" w:type="dxa"/>
+          </w:tcPr>
+          <w:p>
+            <w:pPr>
+              <w:pStyle w:val="ListParagraph"/>
+            </w:pPr>
+          </w:p>
+        </w:tc>
+      </w:tr>
+      <w:tr>
+        <w:tc>
+          <w:tcPr>
+            <w:tcW w:w="1459" w:type="dxa"/>
+          </w:tcPr>
+          <w:p>
+            <w:pPr>
+              <w:pStyle w:val="ListParagraph"/>
+              <w:ind w:left="0"/>
+              <w:jc w:val="center"/>
+              <w:rPr>
+                <w:noProof/>
+                <w:sz w:val="32"/>
+                <w:szCs w:val="32"/>
+              </w:rPr>
+            </w:pPr>
+            <w:r>
+              <w:rPr>
+                <w:noProof/>
+                <w:sz w:val="32"/>
+                <w:szCs w:val="32"/>
+              </w:rPr>
+              <w:t>26/08/26</w:t>
+            </w:r>
+          </w:p>
+        </w:tc>
+        <w:tc>
+          <w:tcPr>
+            <w:tcW w:w="6276" w:type="dxa"/>
+          </w:tcPr>
+          <w:p>
+            <w:pPr>
+              <w:pStyle w:val="ListParagraph"/>
+              <w:ind w:left="0"/>
+              <w:rPr>
+                <w:noProof/>
+                <w:sz w:val="32"/>
+                <w:szCs w:val="32"/>
+              </w:rPr>
+            </w:pPr>
+            <w:r>
+              <w:rPr>
+                <w:noProof/>
+                <w:sz w:val="32"/>
+                <w:szCs w:val="32"/>
+              </w:rPr>
+              <w:drawing>
+                <wp:anchor distT="0" distB="0" distL="114300" distR="114300" simplePos="0" relativeHeight="251925504" behindDoc="0" locked="0" layoutInCell="1" allowOverlap="1" wp14:anchorId="35F40847" wp14:editId="6DEE6D1F">
+                  <wp:simplePos x="0" y="0"/>
+                  <wp:positionH relativeFrom="column">
+                    <wp:posOffset>2045970</wp:posOffset>
+                  </wp:positionH>
+                  <wp:positionV relativeFrom="paragraph">
+                    <wp:posOffset>249555</wp:posOffset>
+                  </wp:positionV>
+                  <wp:extent cx="895475" cy="381053"/>
+                  <wp:effectExtent l="0" t="0" r="0" b="0"/>
+                  <wp:wrapSquare wrapText="bothSides"/>
+                  <wp:docPr id="1193411328" name="Picture 1"/>
+                  <wp:cNvGraphicFramePr>
+                    <a:graphicFrameLocks xmlns:a="http://schemas.openxmlformats.org/drawingml/2006/main" noChangeAspect="1"/>
+                  </wp:cNvGraphicFramePr>
+                  <a:graphic xmlns:a="http://schemas.openxmlformats.org/drawingml/2006/main">
+                    <a:graphicData uri="http://schemas.openxmlformats.org/drawingml/2006/picture">
+                      <pic:pic xmlns:pic="http://schemas.openxmlformats.org/drawingml/2006/picture">
+                        <pic:nvPicPr>
+                          <pic:cNvPr id="1193411328" name=""/>
+                          <pic:cNvPicPr/>
+                        </pic:nvPicPr>
+                        <pic:blipFill>
+                          <a:blip r:embed="rId101"/>
+                          <a:stretch>
+                            <a:fillRect/>
+                          </a:stretch>
+                        </pic:blipFill>
+                        <pic:spPr>
+                          <a:xfrm>
+                            <a:off x="0" y="0"/>
+                            <a:ext cx="895475" cy="381053"/>
+                          </a:xfrm>
+                          <a:prstGeom prst="rect">
+                            <a:avLst/>
+                          </a:prstGeom>
+                        </pic:spPr>
+                      </pic:pic>
+                    </a:graphicData>
+                  </a:graphic>
+                </wp:anchor>
+              </w:drawing>
+            </w:r>
+            <w:r>
+              <w:rPr>
+                <w:noProof/>
+                <w:sz w:val="32"/>
+                <w:szCs w:val="32"/>
+              </w:rPr>
+              <w:drawing>
+                <wp:anchor distT="0" distB="0" distL="114300" distR="114300" simplePos="0" relativeHeight="251923456" behindDoc="0" locked="0" layoutInCell="1" allowOverlap="1" wp14:anchorId="7DA82557" wp14:editId="67653A82">
+                  <wp:simplePos x="0" y="0"/>
+                  <wp:positionH relativeFrom="column">
+                    <wp:posOffset>-5715</wp:posOffset>
+                  </wp:positionH>
+                  <wp:positionV relativeFrom="paragraph">
+                    <wp:posOffset>67310</wp:posOffset>
+                  </wp:positionV>
+                  <wp:extent cx="1934845" cy="601980"/>
+                  <wp:effectExtent l="0" t="0" r="8255" b="7620"/>
+                  <wp:wrapSquare wrapText="bothSides"/>
+                  <wp:docPr id="780280696" name="Picture 1"/>
+                  <wp:cNvGraphicFramePr>
+                    <a:graphicFrameLocks xmlns:a="http://schemas.openxmlformats.org/drawingml/2006/main" noChangeAspect="1"/>
+                  </wp:cNvGraphicFramePr>
+                  <a:graphic xmlns:a="http://schemas.openxmlformats.org/drawingml/2006/main">
+                    <a:graphicData uri="http://schemas.openxmlformats.org/drawingml/2006/picture">
+                      <pic:pic xmlns:pic="http://schemas.openxmlformats.org/drawingml/2006/picture">
+                        <pic:nvPicPr>
+                          <pic:cNvPr id="780280696" name=""/>
+                          <pic:cNvPicPr/>
+                        </pic:nvPicPr>
+                        <pic:blipFill>
+                          <a:blip r:embed="rId102"/>
+                          <a:stretch>
+                            <a:fillRect/>
+                          </a:stretch>
+                        </pic:blipFill>
+                        <pic:spPr>
+                          <a:xfrm>
+                            <a:off x="0" y="0"/>
+                            <a:ext cx="1934845" cy="601980"/>
+                          </a:xfrm>
+                          <a:prstGeom prst="rect">
+                            <a:avLst/>
+                          </a:prstGeom>
+                        </pic:spPr>
+                      </pic:pic>
+                    </a:graphicData>
+                  </a:graphic>
+                  <wp14:sizeRelH relativeFrom="margin">
+                    <wp14:pctWidth>0</wp14:pctWidth>
+                  </wp14:sizeRelH>
+                  <wp14:sizeRelV relativeFrom="margin">
+                    <wp14:pctHeight>0</wp14:pctHeight>
+                  </wp14:sizeRelV>
+                </wp:anchor>
+              </w:drawing>
+            </w:r>
+          </w:p>
+        </w:tc>
+        <w:tc>
+          <w:tcPr>
+            <w:tcW w:w="3576" w:type="dxa"/>
+          </w:tcPr>
+          <w:p>
+            <w:pPr>
+              <w:pStyle w:val="ListParagraph"/>
+              <w:ind w:left="0"/>
+              <w:rPr>
+                <w:b/>
+                <w:bCs/>
+                <w:noProof/>
+              </w:rPr>
+            </w:pPr>
+            <w:r>
+              <w:rPr>
+                <w:b/>
+                <w:bCs/>
+                <w:noProof/>
+              </w:rPr>
+              <w:drawing>
+                <wp:anchor distT="0" distB="0" distL="114300" distR="114300" simplePos="0" relativeHeight="251927552" behindDoc="0" locked="0" layoutInCell="1" allowOverlap="1" wp14:anchorId="78ABD59E" wp14:editId="4527E0C7">
+                  <wp:simplePos x="0" y="0"/>
+                  <wp:positionH relativeFrom="column">
+                    <wp:posOffset>114391</wp:posOffset>
+                  </wp:positionH>
+                  <wp:positionV relativeFrom="paragraph">
+                    <wp:posOffset>123734</wp:posOffset>
+                  </wp:positionV>
+                  <wp:extent cx="1676399" cy="374073"/>
+                  <wp:effectExtent l="0" t="0" r="635" b="6985"/>
+                  <wp:wrapSquare wrapText="bothSides"/>
+                  <wp:docPr id="1199811879" name="Picture 1"/>
+                  <wp:cNvGraphicFramePr>
+                    <a:graphicFrameLocks xmlns:a="http://schemas.openxmlformats.org/drawingml/2006/main" noChangeAspect="1"/>
+                  </wp:cNvGraphicFramePr>
+                  <a:graphic xmlns:a="http://schemas.openxmlformats.org/drawingml/2006/main">
+                    <a:graphicData uri="http://schemas.openxmlformats.org/drawingml/2006/picture">
+                      <pic:pic xmlns:pic="http://schemas.openxmlformats.org/drawingml/2006/picture">
+                        <pic:nvPicPr>
+                          <pic:cNvPr id="1199811879" name=""/>
+                          <pic:cNvPicPr/>
+                        </pic:nvPicPr>
+                        <pic:blipFill>
+                          <a:blip r:embed="rId103"/>
+                          <a:stretch>
+                            <a:fillRect/>
+                          </a:stretch>
+                        </pic:blipFill>
+                        <pic:spPr>
+                          <a:xfrm>
+                            <a:off x="0" y="0"/>
+                            <a:ext cx="1676399" cy="374073"/>
+                          </a:xfrm>
+                          <a:prstGeom prst="rect">
+                            <a:avLst/>
+                          </a:prstGeom>
+                        </pic:spPr>
+                      </pic:pic>
+                    </a:graphicData>
+                  </a:graphic>
+                  <wp14:sizeRelH relativeFrom="margin">
+                    <wp14:pctWidth>0</wp14:pctWidth>
+                  </wp14:sizeRelH>
+                  <wp14:sizeRelV relativeFrom="margin">
+                    <wp14:pctHeight>0</wp14:pctHeight>
+                  </wp14:sizeRelV>
+                </wp:anchor>
+              </w:drawing>
+            </w:r>
+          </w:p>
+        </w:tc>
+        <w:tc>
+          <w:tcPr>
+            <w:tcW w:w="4282" w:type="dxa"/>
+          </w:tcPr>
+          <w:p>
+            <w:pPr>
+              <w:rPr>
+                <w:b/>
+                <w:bCs/>
+              </w:rPr>
+            </w:pPr>
+            <w:r>
+              <w:rPr>
+                <w:b/>
+                <w:bCs/>
+              </w:rPr>
+              <w:t>Issue:</w:t>
+            </w:r>
+            <w:r>
+              <w:rPr>
+                <w:b/>
+                <w:bCs/>
+              </w:rPr>
+              <w:t xml:space="preserve"> the validator is saying that my html tag doesn’t specify the language of my page.</w:t>
+            </w:r>
+          </w:p>
+          <w:p>
+            <w:pPr>
+              <w:rPr>
+                <w:b/>
+                <w:bCs/>
+                <w:lang w:val="en-NZ"/>
+              </w:rPr>
+            </w:pPr>
+            <w:r>
+              <w:rPr>
+                <w:b/>
+                <w:bCs/>
+                <w:lang w:val="en-NZ"/>
+              </w:rPr>
+              <w:lastRenderedPageBreak/>
+              <w:t>Fix: added lang=’en’ to</w:t>
+            </w:r>
+            <w:r>
+              <w:rPr>
+                <w:b/>
+                <w:bCs/>
+                <w:lang w:val="en-NZ"/>
+              </w:rPr>
+              <w:t xml:space="preserve"> the html tag at the start of my document to sell browsers, screen readers and accessibility tools that the page’s primary language is English.</w:t>
+            </w:r>
+          </w:p>
+        </w:tc>
+      </w:tr>
+      <w:tr>
+        <w:tc>
+          <w:tcPr>
+            <w:tcW w:w="1459" w:type="dxa"/>
+          </w:tcPr>
+          <w:p>
+            <w:pPr>
+              <w:pStyle w:val="ListParagraph"/>
+              <w:ind w:left="0"/>
+              <w:rPr>
+                <w:noProof/>
+                <w:sz w:val="32"/>
+                <w:szCs w:val="32"/>
+                <w:lang w:val="en-NZ"/>
+              </w:rPr>
+            </w:pPr>
+          </w:p>
+        </w:tc>
+        <w:tc>
+          <w:tcPr>
+            <w:tcW w:w="6276" w:type="dxa"/>
+          </w:tcPr>
+          <w:p>
+            <w:pPr>
+              <w:pStyle w:val="ListParagraph"/>
+              <w:ind w:left="0"/>
+              <w:rPr>
+                <w:noProof/>
+                <w:sz w:val="32"/>
+                <w:szCs w:val="32"/>
+                <w:lang w:val="en-NZ"/>
+              </w:rPr>
+            </w:pPr>
+            <w:r>
+              <w:rPr>
+                <w:noProof/>
+                <w:sz w:val="32"/>
+                <w:szCs w:val="32"/>
+                <w:lang w:val="en-NZ"/>
+              </w:rPr>
+              <w:drawing>
+                <wp:anchor distT="0" distB="0" distL="114300" distR="114300" simplePos="0" relativeHeight="251929600" behindDoc="0" locked="0" layoutInCell="1" allowOverlap="1" wp14:anchorId="104C279F" wp14:editId="6175465C">
+                  <wp:simplePos x="0" y="0"/>
+                  <wp:positionH relativeFrom="column">
+                    <wp:posOffset>-65405</wp:posOffset>
+                  </wp:positionH>
+                  <wp:positionV relativeFrom="paragraph">
+                    <wp:posOffset>115751</wp:posOffset>
+                  </wp:positionV>
+                  <wp:extent cx="3416756" cy="577556"/>
+                  <wp:effectExtent l="0" t="0" r="0" b="0"/>
+                  <wp:wrapSquare wrapText="bothSides"/>
+                  <wp:docPr id="2111045493" name="Picture 1"/>
+                  <wp:cNvGraphicFramePr>
+                    <a:graphicFrameLocks xmlns:a="http://schemas.openxmlformats.org/drawingml/2006/main" noChangeAspect="1"/>
+                  </wp:cNvGraphicFramePr>
+                  <a:graphic xmlns:a="http://schemas.openxmlformats.org/drawingml/2006/main">
+                    <a:graphicData uri="http://schemas.openxmlformats.org/drawingml/2006/picture">
+                      <pic:pic xmlns:pic="http://schemas.openxmlformats.org/drawingml/2006/picture">
+                        <pic:nvPicPr>
+                          <pic:cNvPr id="2111045493" name=""/>
+                          <pic:cNvPicPr/>
+                        </pic:nvPicPr>
+                        <pic:blipFill>
+                          <a:blip r:embed="rId104"/>
+                          <a:stretch>
+                            <a:fillRect/>
+                          </a:stretch>
+                        </pic:blipFill>
+                        <pic:spPr>
+                          <a:xfrm>
+                            <a:off x="0" y="0"/>
+                            <a:ext cx="3416756" cy="577556"/>
+                          </a:xfrm>
+                          <a:prstGeom prst="rect">
+                            <a:avLst/>
+                          </a:prstGeom>
+                        </pic:spPr>
+                      </pic:pic>
+                    </a:graphicData>
+                  </a:graphic>
+                  <wp14:sizeRelH relativeFrom="margin">
+                    <wp14:pctWidth>0</wp14:pctWidth>
+                  </wp14:sizeRelH>
+                  <wp14:sizeRelV relativeFrom="margin">
+                    <wp14:pctHeight>0</wp14:pctHeight>
+                  </wp14:sizeRelV>
+                </wp:anchor>
+              </w:drawing>
+            </w:r>
+          </w:p>
+        </w:tc>
+        <w:tc>
+          <w:tcPr>
+            <w:tcW w:w="3576" w:type="dxa"/>
+          </w:tcPr>
+          <w:p>
+            <w:pPr>
+              <w:pStyle w:val="ListParagraph"/>
+              <w:ind w:left="0"/>
+              <w:rPr>
+                <w:b/>
+                <w:bCs/>
+                <w:noProof/>
+              </w:rPr>
+            </w:pPr>
+            <w:r>
+              <w:rPr>
+                <w:b/>
+                <w:bCs/>
+                <w:noProof/>
+              </w:rPr>
+              <w:t>Code validation of HTML for ‘</w:t>
+            </w:r>
+            <w:r>
+              <w:rPr>
+                <w:b/>
+                <w:bCs/>
+                <w:noProof/>
+              </w:rPr>
+              <w:t>JournalLanding.html</w:t>
+            </w:r>
+            <w:r>
+              <w:rPr>
+                <w:b/>
+                <w:bCs/>
+                <w:noProof/>
+              </w:rPr>
+              <w:t>’</w:t>
+            </w:r>
+          </w:p>
+          <w:p>
+            <w:pPr>
+              <w:pStyle w:val="ListParagraph"/>
+              <w:ind w:left="0"/>
+              <w:rPr>
+                <w:b/>
+                <w:bCs/>
+                <w:noProof/>
+                <w:lang w:val="en-NZ"/>
+              </w:rPr>
+            </w:pPr>
+            <w:r>
+              <w:rPr>
+                <w:b/>
+                <w:bCs/>
+                <w:noProof/>
+              </w:rPr>
+              <w:t>Final check complete, fully validated</w:t>
+            </w:r>
+          </w:p>
+        </w:tc>
+        <w:tc>
+          <w:tcPr>
+            <w:tcW w:w="4282" w:type="dxa"/>
+          </w:tcPr>
+          <w:p>
+            <w:pPr>
+              <w:pStyle w:val="ListParagraph"/>
+              <w:rPr>
+                <w:lang w:val="en-NZ"/>
+              </w:rPr>
+            </w:pPr>
+          </w:p>
+        </w:tc>
+      </w:tr>
+      <w:tr>
+        <w:tc>
+          <w:tcPr>
+            <w:tcW w:w="1459" w:type="dxa"/>
+          </w:tcPr>
+          <w:p>
+            <w:pPr>
+              <w:pStyle w:val="ListParagraph"/>
+              <w:ind w:left="0"/>
+              <w:rPr>
+                <w:noProof/>
+                <w:sz w:val="32"/>
+                <w:szCs w:val="32"/>
+                <w:lang w:val="en-NZ"/>
+              </w:rPr>
+            </w:pPr>
+          </w:p>
+        </w:tc>
+        <w:tc>
+          <w:tcPr>
+            <w:tcW w:w="6276" w:type="dxa"/>
+          </w:tcPr>
+          <w:p>
+            <w:pPr>
+              <w:pStyle w:val="ListParagraph"/>
+              <w:ind w:left="0"/>
+              <w:rPr>
+                <w:noProof/>
+                <w:sz w:val="32"/>
+                <w:szCs w:val="32"/>
+                <w:lang w:val="en-NZ"/>
+              </w:rPr>
+            </w:pPr>
+            <w:r>
+              <w:rPr>
+                <w:noProof/>
+                <w:sz w:val="32"/>
+                <w:szCs w:val="32"/>
+              </w:rPr>
+              <w:t>CODE VALIDATION FOR ‘</w:t>
+            </w:r>
+            <w:r>
+              <w:rPr>
+                <w:noProof/>
+                <w:sz w:val="32"/>
+                <w:szCs w:val="32"/>
+              </w:rPr>
+              <w:t>ThesisView</w:t>
+            </w:r>
+            <w:r>
+              <w:rPr>
+                <w:noProof/>
+                <w:sz w:val="32"/>
+                <w:szCs w:val="32"/>
+              </w:rPr>
+              <w:t>.HTML’</w:t>
+            </w:r>
+          </w:p>
+        </w:tc>
+        <w:tc>
+          <w:tcPr>
+            <w:tcW w:w="3576" w:type="dxa"/>
+          </w:tcPr>
+          <w:p>
+            <w:pPr>
+              <w:pStyle w:val="ListParagraph"/>
+              <w:ind w:left="0"/>
+              <w:rPr>
+                <w:b/>
+                <w:bCs/>
+                <w:noProof/>
+                <w:lang w:val="en-NZ"/>
+              </w:rPr>
+            </w:pPr>
+          </w:p>
+        </w:tc>
+        <w:tc>
+          <w:tcPr>
+            <w:tcW w:w="4282" w:type="dxa"/>
+          </w:tcPr>
+          <w:p>
+            <w:pPr>
+              <w:pStyle w:val="ListParagraph"/>
+              <w:rPr>
+                <w:lang w:val="en-NZ"/>
+              </w:rPr>
+            </w:pPr>
+          </w:p>
+        </w:tc>
+      </w:tr>
+      <w:tr>
+        <w:tc>
+          <w:tcPr>
+            <w:tcW w:w="1459" w:type="dxa"/>
+          </w:tcPr>
+          <w:p>
+            <w:pPr>
+              <w:pStyle w:val="ListParagraph"/>
+              <w:ind w:left="0"/>
+              <w:rPr>
+                <w:noProof/>
+                <w:sz w:val="32"/>
+                <w:szCs w:val="32"/>
+                <w:lang w:val="en-NZ"/>
+              </w:rPr>
+            </w:pPr>
+          </w:p>
+        </w:tc>
+        <w:tc>
+          <w:tcPr>
+            <w:tcW w:w="6276" w:type="dxa"/>
+          </w:tcPr>
+          <w:p>
+            <w:pPr>
+              <w:pStyle w:val="ListParagraph"/>
+              <w:tabs>
+                <w:tab w:val="left" w:pos="1543"/>
+              </w:tabs>
+              <w:ind w:left="0"/>
+              <w:rPr>
+                <w:noProof/>
+                <w:sz w:val="32"/>
+                <w:szCs w:val="32"/>
+                <w:lang w:val="en-NZ"/>
+              </w:rPr>
+            </w:pPr>
+            <w:r>
+              <w:rPr>
+                <w:noProof/>
+                <w:sz w:val="32"/>
+                <w:szCs w:val="32"/>
+                <w:lang w:val="en-NZ"/>
+              </w:rPr>
+              <w:drawing>
+                <wp:anchor distT="0" distB="0" distL="114300" distR="114300" simplePos="0" relativeHeight="251931648" behindDoc="0" locked="0" layoutInCell="1" allowOverlap="1" wp14:anchorId="5D5FA335" wp14:editId="6B937963">
+                  <wp:simplePos x="0" y="0"/>
+                  <wp:positionH relativeFrom="column">
+                    <wp:posOffset>41456</wp:posOffset>
+                  </wp:positionH>
+                  <wp:positionV relativeFrom="paragraph">
+                    <wp:posOffset>49258</wp:posOffset>
+                  </wp:positionV>
+                  <wp:extent cx="2827565" cy="626359"/>
+                  <wp:effectExtent l="0" t="0" r="0" b="2540"/>
+                  <wp:wrapSquare wrapText="bothSides"/>
+                  <wp:docPr id="583625146" name="Picture 1"/>
+                  <wp:cNvGraphicFramePr>
+                    <a:graphicFrameLocks xmlns:a="http://schemas.openxmlformats.org/drawingml/2006/main" noChangeAspect="1"/>
+                  </wp:cNvGraphicFramePr>
+                  <a:graphic xmlns:a="http://schemas.openxmlformats.org/drawingml/2006/main">
+                    <a:graphicData uri="http://schemas.openxmlformats.org/drawingml/2006/picture">
+                      <pic:pic xmlns:pic="http://schemas.openxmlformats.org/drawingml/2006/picture">
+                        <pic:nvPicPr>
+                          <pic:cNvPr id="583625146" name=""/>
+                          <pic:cNvPicPr/>
+                        </pic:nvPicPr>
+                        <pic:blipFill>
+                          <a:blip r:embed="rId105"/>
+                          <a:stretch>
+                            <a:fillRect/>
+                          </a:stretch>
+                        </pic:blipFill>
+                        <pic:spPr>
+                          <a:xfrm>
+                            <a:off x="0" y="0"/>
+                            <a:ext cx="2827565" cy="626359"/>
+                          </a:xfrm>
+                          <a:prstGeom prst="rect">
+                            <a:avLst/>
+                          </a:prstGeom>
+                        </pic:spPr>
+                      </pic:pic>
+                    </a:graphicData>
+                  </a:graphic>
+                  <wp14:sizeRelH relativeFrom="margin">
+                    <wp14:pctWidth>0</wp14:pctWidth>
+                  </wp14:sizeRelH>
+                  <wp14:sizeRelV relativeFrom="margin">
+                    <wp14:pctHeight>0</wp14:pctHeight>
+                  </wp14:sizeRelV>
+                </wp:anchor>
+              </w:drawing>
+            </w:r>
+            <w:r>
+              <w:rPr>
+                <w:noProof/>
+                <w:sz w:val="32"/>
+                <w:szCs w:val="32"/>
+                <w:lang w:val="en-NZ"/>
+              </w:rPr>
+              <w:tab/>
+            </w:r>
+          </w:p>
+        </w:tc>
+        <w:tc>
+          <w:tcPr>
+            <w:tcW w:w="3576" w:type="dxa"/>
+          </w:tcPr>
+          <w:p>
+            <w:pPr>
+              <w:pStyle w:val="ListParagraph"/>
+              <w:ind w:left="0"/>
+              <w:rPr>
+                <w:b/>
+                <w:bCs/>
+                <w:noProof/>
+              </w:rPr>
+            </w:pPr>
+            <w:r>
+              <w:rPr>
+                <w:b/>
+                <w:bCs/>
+                <w:noProof/>
+              </w:rPr>
+              <w:t>Code validation of HTML for ‘JournalLanding.html’</w:t>
+            </w:r>
+          </w:p>
+          <w:p>
+            <w:pPr>
+              <w:pStyle w:val="ListParagraph"/>
+              <w:ind w:left="0"/>
+              <w:rPr>
+                <w:b/>
+                <w:bCs/>
+                <w:noProof/>
+                <w:lang w:val="en-NZ"/>
+              </w:rPr>
+            </w:pPr>
+            <w:r>
+              <w:rPr>
+                <w:b/>
+                <w:bCs/>
+                <w:noProof/>
+              </w:rPr>
+              <w:t>Final check complete, fully validated</w:t>
+            </w:r>
+            <w:r>
+              <w:rPr>
+                <w:b/>
+                <w:bCs/>
+                <w:noProof/>
+              </w:rPr>
+              <w:t>, no issues to begin with.</w:t>
+            </w:r>
+          </w:p>
+        </w:tc>
+        <w:tc>
+          <w:tcPr>
+            <w:tcW w:w="4282" w:type="dxa"/>
+          </w:tcPr>
+          <w:p>
+            <w:pPr>
+              <w:pStyle w:val="ListParagraph"/>
+              <w:rPr>
+                <w:lang w:val="en-NZ"/>
+              </w:rPr>
+            </w:pPr>
+          </w:p>
+        </w:tc>
+      </w:tr>
+      <w:tr>
+        <w:tc>
+          <w:tcPr>
+            <w:tcW w:w="1459" w:type="dxa"/>
+          </w:tcPr>
+          <w:p>
+            <w:pPr>
+              <w:pStyle w:val="ListParagraph"/>
+              <w:ind w:left="0"/>
+              <w:rPr>
+                <w:noProof/>
+                <w:sz w:val="32"/>
+                <w:szCs w:val="32"/>
+                <w:lang w:val="en-NZ"/>
+              </w:rPr>
+            </w:pPr>
+          </w:p>
+        </w:tc>
+        <w:tc>
+          <w:tcPr>
+            <w:tcW w:w="6276" w:type="dxa"/>
+          </w:tcPr>
+          <w:p>
+            <w:pPr>
+              <w:pStyle w:val="ListParagraph"/>
+              <w:ind w:left="0"/>
+              <w:rPr>
+                <w:noProof/>
+                <w:sz w:val="32"/>
+                <w:szCs w:val="32"/>
+                <w:lang w:val="en-NZ"/>
+              </w:rPr>
+            </w:pPr>
+          </w:p>
+        </w:tc>
+        <w:tc>
+          <w:tcPr>
+            <w:tcW w:w="3576" w:type="dxa"/>
+          </w:tcPr>
+          <w:p>
+            <w:pPr>
+              <w:pStyle w:val="ListParagraph"/>
+              <w:ind w:left="0"/>
+              <w:rPr>
+                <w:b/>
+                <w:bCs/>
+                <w:noProof/>
+                <w:lang w:val="en-NZ"/>
+              </w:rPr>
+            </w:pPr>
+          </w:p>
+        </w:tc>
+        <w:tc>
+          <w:tcPr>
+            <w:tcW w:w="4282" w:type="dxa"/>
+          </w:tcPr>
+          <w:p>
+            <w:pPr>
+              <w:pStyle w:val="ListParagraph"/>
+              <w:rPr>
+                <w:lang w:val="en-NZ"/>
+              </w:rPr>
+            </w:pPr>
+          </w:p>
+        </w:tc>
+      </w:tr>
+      <w:tr>
+        <w:tc>
+          <w:tcPr>
+            <w:tcW w:w="1459" w:type="dxa"/>
+          </w:tcPr>
+          <w:p>
+            <w:pPr>
+              <w:pStyle w:val="ListParagraph"/>
+              <w:ind w:left="0"/>
+              <w:rPr>
+                <w:noProof/>
+                <w:sz w:val="32"/>
+                <w:szCs w:val="32"/>
+                <w:lang w:val="en-NZ"/>
+              </w:rPr>
+            </w:pPr>
+          </w:p>
+        </w:tc>
+        <w:tc>
+          <w:tcPr>
+            <w:tcW w:w="6276" w:type="dxa"/>
+          </w:tcPr>
+          <w:p>
+            <w:pPr>
+              <w:pStyle w:val="ListParagraph"/>
+              <w:ind w:left="0"/>
+              <w:rPr>
+                <w:noProof/>
+                <w:sz w:val="32"/>
+                <w:szCs w:val="32"/>
+                <w:lang w:val="en-NZ"/>
+              </w:rPr>
+            </w:pPr>
+          </w:p>
+        </w:tc>
+        <w:tc>
+          <w:tcPr>
+            <w:tcW w:w="3576" w:type="dxa"/>
+          </w:tcPr>
+          <w:p>
+            <w:pPr>
+              <w:pStyle w:val="ListParagraph"/>
+              <w:ind w:left="0"/>
+              <w:rPr>
+                <w:b/>
+                <w:bCs/>
+                <w:noProof/>
+                <w:lang w:val="en-NZ"/>
+              </w:rPr>
+            </w:pPr>
+          </w:p>
+        </w:tc>
+        <w:tc>
+          <w:tcPr>
+            <w:tcW w:w="4282" w:type="dxa"/>
+          </w:tcPr>
+          <w:p>
+            <w:pPr>
+              <w:pStyle w:val="ListParagraph"/>
+              <w:rPr>
+                <w:lang w:val="en-NZ"/>
+              </w:rPr>
             </w:pPr>
           </w:p>
         </w:tc>
@@ -7445,7 +12291,7 @@
                     <pic:cNvPicPr/>
                   </pic:nvPicPr>
                   <pic:blipFill>
-                    <a:blip r:embed="rId55"/>
+                    <a:blip r:embed="rId106"/>
                     <a:stretch>
                       <a:fillRect/>
                     </a:stretch>
@@ -7585,20 +12431,13 @@
           <w:highlight w:val="yellow"/>
           <w:u w:val="single"/>
         </w:rPr>
+        <w:lastRenderedPageBreak/>
         <w:t>Do colours, fonts, and spacing feel consistent?</w:t>
       </w:r>
     </w:p>
     <w:p>
       <w:r>
-        <w:t xml:space="preserve">I think that it has a nice colour scheme. And there are some nice aminations that you have added from the </w:t>
-      </w:r>
-      <w:proofErr w:type="spellStart"/>
-      <w:r>
-        <w:t>nicegui</w:t>
-      </w:r>
-      <w:proofErr w:type="spellEnd"/>
-      <w:r>
-        <w:t>.</w:t>
+        <w:t>I think that it has a nice colour scheme. And there are some nice aminations that you have added from the nicegui.</w:t>
       </w:r>
       <w:r>
         <w:t xml:space="preserve"> </w:t>
@@ -7640,23 +12479,7 @@
           <w:highlight w:val="yellow"/>
           <w:u w:val="single"/>
         </w:rPr>
-        <w:t xml:space="preserve">My </w:t>
-      </w:r>
-      <w:proofErr w:type="spellStart"/>
-      <w:r>
-        <w:rPr>
-          <w:highlight w:val="yellow"/>
-          <w:u w:val="single"/>
-        </w:rPr>
-        <w:t>nextsteps</w:t>
-      </w:r>
-      <w:proofErr w:type="spellEnd"/>
-      <w:r>
-        <w:rPr>
-          <w:highlight w:val="yellow"/>
-          <w:u w:val="single"/>
-        </w:rPr>
-        <w:t xml:space="preserve"> for you:</w:t>
+        <w:t>My nextsteps for you:</w:t>
       </w:r>
     </w:p>
     <w:p>
@@ -7800,6 +12623,7 @@
     </w:p>
     <w:p>
       <w:r>
+        <w:lastRenderedPageBreak/>
         <w:t>Yes everything is spread out, it’s very consistent, all the buttons are smooth and working.</w:t>
       </w:r>
       <w:r>
@@ -7842,23 +12666,7 @@
           <w:highlight w:val="yellow"/>
           <w:u w:val="single"/>
         </w:rPr>
-        <w:t xml:space="preserve">My </w:t>
-      </w:r>
-      <w:proofErr w:type="spellStart"/>
-      <w:r>
-        <w:rPr>
-          <w:highlight w:val="yellow"/>
-          <w:u w:val="single"/>
-        </w:rPr>
-        <w:t>nextsteps</w:t>
-      </w:r>
-      <w:proofErr w:type="spellEnd"/>
-      <w:r>
-        <w:rPr>
-          <w:highlight w:val="yellow"/>
-          <w:u w:val="single"/>
-        </w:rPr>
-        <w:t xml:space="preserve"> for you:</w:t>
+        <w:t>My nextsteps for you:</w:t>
       </w:r>
     </w:p>
     <w:p>
@@ -7933,23 +12741,7 @@
           <w:highlight w:val="yellow"/>
           <w:u w:val="single"/>
         </w:rPr>
-        <w:t xml:space="preserve">My </w:t>
-      </w:r>
-      <w:proofErr w:type="spellStart"/>
-      <w:r>
-        <w:rPr>
-          <w:highlight w:val="yellow"/>
-          <w:u w:val="single"/>
-        </w:rPr>
-        <w:t>nextsteps</w:t>
-      </w:r>
-      <w:proofErr w:type="spellEnd"/>
-      <w:r>
-        <w:rPr>
-          <w:highlight w:val="yellow"/>
-          <w:u w:val="single"/>
-        </w:rPr>
-        <w:t xml:space="preserve"> for you:</w:t>
+        <w:t>My nextsteps for you:</w:t>
       </w:r>
     </w:p>
     <w:p>
@@ -7964,15 +12756,7 @@
     </w:p>
     <w:p>
       <w:r>
-        <w:t xml:space="preserve">Keep title </w:t>
-      </w:r>
-      <w:proofErr w:type="spellStart"/>
-      <w:r>
-        <w:t>color</w:t>
-      </w:r>
-      <w:proofErr w:type="spellEnd"/>
-      <w:r>
-        <w:t xml:space="preserve"> the same</w:t>
+        <w:t>Keep title color the same</w:t>
       </w:r>
     </w:p>
     <w:p>
@@ -8035,7 +12819,6 @@
           <w:sz w:val="28"/>
           <w:szCs w:val="28"/>
         </w:rPr>
-        <w:lastRenderedPageBreak/>
         <w:t>What my interface currently looks like:</w:t>
       </w:r>
     </w:p>
@@ -8053,6 +12836,7 @@
         <w:rPr>
           <w:noProof/>
         </w:rPr>
+        <w:lastRenderedPageBreak/>
         <w:drawing>
           <wp:anchor distT="0" distB="0" distL="114300" distR="114300" simplePos="0" relativeHeight="251674624" behindDoc="0" locked="0" layoutInCell="1" allowOverlap="1" wp14:anchorId="4DCB6E13" wp14:editId="28CC38CB">
             <wp:simplePos x="0" y="0"/>
@@ -8077,7 +12861,7 @@
                     <pic:cNvPicPr/>
                   </pic:nvPicPr>
                   <pic:blipFill>
-                    <a:blip r:embed="rId56"/>
+                    <a:blip r:embed="rId107"/>
                     <a:stretch>
                       <a:fillRect/>
                     </a:stretch>
@@ -8132,7 +12916,7 @@
                     <pic:cNvPicPr/>
                   </pic:nvPicPr>
                   <pic:blipFill>
-                    <a:blip r:embed="rId57"/>
+                    <a:blip r:embed="rId108"/>
                     <a:stretch>
                       <a:fillRect/>
                     </a:stretch>
@@ -8191,7 +12975,7 @@
                     <pic:cNvPicPr/>
                   </pic:nvPicPr>
                   <pic:blipFill>
-                    <a:blip r:embed="rId58"/>
+                    <a:blip r:embed="rId109"/>
                     <a:stretch>
                       <a:fillRect/>
                     </a:stretch>
@@ -8289,7 +13073,7 @@
                     <pic:cNvPicPr/>
                   </pic:nvPicPr>
                   <pic:blipFill>
-                    <a:blip r:embed="rId59"/>
+                    <a:blip r:embed="rId110"/>
                     <a:stretch>
                       <a:fillRect/>
                     </a:stretch>
@@ -8335,6 +13119,7 @@
     <w:p/>
     <w:p>
       <w:r>
+        <w:lastRenderedPageBreak/>
         <w:t xml:space="preserve">I also think the navigation bar looks clunky, and the add new thesis button is already above the navigation widgets. I think you should remove the log thesis button at the top. </w:t>
       </w:r>
     </w:p>
@@ -8344,7 +13129,6 @@
           <w:noProof/>
           <w:u w:val="single"/>
         </w:rPr>
-        <w:lastRenderedPageBreak/>
         <w:drawing>
           <wp:anchor distT="0" distB="0" distL="114300" distR="114300" simplePos="0" relativeHeight="251696128" behindDoc="0" locked="0" layoutInCell="1" allowOverlap="1" wp14:anchorId="317FC2E7" wp14:editId="004DE928">
             <wp:simplePos x="0" y="0"/>
@@ -8369,7 +13153,7 @@
                     <pic:cNvPicPr/>
                   </pic:nvPicPr>
                   <pic:blipFill>
-                    <a:blip r:embed="rId60"/>
+                    <a:blip r:embed="rId111"/>
                     <a:stretch>
                       <a:fillRect/>
                     </a:stretch>
@@ -8470,7 +13254,7 @@
                     <pic:cNvPicPr/>
                   </pic:nvPicPr>
                   <pic:blipFill>
-                    <a:blip r:embed="rId61"/>
+                    <a:blip r:embed="rId112"/>
                     <a:stretch>
                       <a:fillRect/>
                     </a:stretch>
@@ -8622,7 +13406,7 @@
           <w:numId w:val="2"/>
         </w:numPr>
       </w:pPr>
-      <w:hyperlink r:id="rId62" w:history="1">
+      <w:hyperlink r:id="rId113" w:history="1">
         <w:r>
           <w:rPr>
             <w:rStyle w:val="Hyperlink"/>
@@ -8639,7 +13423,7 @@
           <w:numId w:val="2"/>
         </w:numPr>
       </w:pPr>
-      <w:hyperlink r:id="rId63" w:history="1">
+      <w:hyperlink r:id="rId114" w:history="1">
         <w:r>
           <w:rPr>
             <w:rStyle w:val="Hyperlink"/>
@@ -8660,17 +13444,10 @@
         </w:numPr>
       </w:pPr>
       <w:r>
-        <w:t xml:space="preserve">+ my </w:t>
-      </w:r>
-      <w:proofErr w:type="spellStart"/>
-      <w:r>
-        <w:t>github</w:t>
-      </w:r>
-      <w:proofErr w:type="spellEnd"/>
-      <w:r>
-        <w:t xml:space="preserve"> repository </w:t>
-      </w:r>
-      <w:hyperlink r:id="rId64" w:history="1">
+        <w:lastRenderedPageBreak/>
+        <w:t xml:space="preserve">+ my github repository </w:t>
+      </w:r>
+      <w:hyperlink r:id="rId115" w:history="1">
         <w:r>
           <w:rPr>
             <w:rStyle w:val="Hyperlink"/>
@@ -8703,7 +13480,7 @@
                     <pic:cNvPicPr/>
                   </pic:nvPicPr>
                   <pic:blipFill>
-                    <a:blip r:embed="rId65" cstate="print">
+                    <a:blip r:embed="rId116" cstate="print">
                       <a:extLst>
                         <a:ext uri="{28A0092B-C50C-407E-A947-70E740481C1C}">
                           <a14:useLocalDpi xmlns:a14="http://schemas.microsoft.com/office/drawing/2010/main" val="0"/>
@@ -8749,7 +13526,7 @@
                     <pic:cNvPicPr/>
                   </pic:nvPicPr>
                   <pic:blipFill>
-                    <a:blip r:embed="rId66" cstate="print">
+                    <a:blip r:embed="rId117" cstate="print">
                       <a:extLst>
                         <a:ext uri="{28A0092B-C50C-407E-A947-70E740481C1C}">
                           <a14:useLocalDpi xmlns:a14="http://schemas.microsoft.com/office/drawing/2010/main" val="0"/>
@@ -8795,7 +13572,7 @@
                     <pic:cNvPicPr/>
                   </pic:nvPicPr>
                   <pic:blipFill>
-                    <a:blip r:embed="rId67" cstate="print">
+                    <a:blip r:embed="rId118" cstate="print">
                       <a:extLst>
                         <a:ext uri="{28A0092B-C50C-407E-A947-70E740481C1C}">
                           <a14:useLocalDpi xmlns:a14="http://schemas.microsoft.com/office/drawing/2010/main" val="0"/>
@@ -8913,7 +13690,7 @@
     <w:p/>
     <w:p/>
     <w:sectPr>
-      <w:pgSz w:w="11906" w:h="16838"/>
+      <w:pgSz w:w="16838" w:h="11906" w:orient="landscape"/>
       <w:pgMar w:top="1440" w:right="1440" w:bottom="1440" w:left="1440" w:header="708" w:footer="708" w:gutter="0"/>
       <w:cols w:space="708"/>
       <w:docGrid w:linePitch="360"/>
@@ -11130,7 +15907,7 @@
   <w:style w:type="paragraph" w:default="1" w:styleId="Normal">
     <w:name w:val="Normal"/>
     <w:qFormat/>
-    <w:rsid w:val="00187C26"/>
+    <w:rsid w:val="00F228A7"/>
   </w:style>
   <w:style w:type="paragraph" w:styleId="Heading1">
     <w:name w:val="heading 1"/>
@@ -11333,6 +16110,7 @@
   <w:style w:type="character" w:default="1" w:styleId="DefaultParagraphFont">
     <w:name w:val="Default Paragraph Font"/>
     <w:uiPriority w:val="1"/>
+    <w:semiHidden/>
     <w:unhideWhenUsed/>
   </w:style>
   <w:style w:type="table" w:default="1" w:styleId="TableNormal">

--- a/Project Breif.docx
+++ b/Project Breif.docx
@@ -489,962 +489,177 @@
         <w:t xml:space="preserve"> Clean portfolio dashboard with sector exposure by percentage</w:t>
       </w:r>
     </w:p>
+    <w:p>
+      <w:pPr>
+        <w:rPr>
+          <w:b/>
+          <w:bCs/>
+          <w:sz w:val="32"/>
+          <w:szCs w:val="32"/>
+        </w:rPr>
+      </w:pPr>
+      <w:r>
+        <w:rPr>
+          <w:b/>
+          <w:bCs/>
+          <w:sz w:val="32"/>
+          <w:szCs w:val="32"/>
+          <w:highlight w:val="yellow"/>
+        </w:rPr>
+        <w:t>MY wireframe mock-up:</w:t>
+      </w:r>
+    </w:p>
+    <w:p>
+      <w:pPr>
+        <w:rPr>
+          <w:b/>
+          <w:bCs/>
+          <w:sz w:val="32"/>
+          <w:szCs w:val="32"/>
+        </w:rPr>
+      </w:pPr>
+    </w:p>
+    <w:p>
+      <w:pPr>
+        <w:rPr>
+          <w:b/>
+          <w:bCs/>
+          <w:sz w:val="32"/>
+          <w:szCs w:val="32"/>
+        </w:rPr>
+      </w:pPr>
+      <w:r>
+        <w:rPr>
+          <w:noProof/>
+          <w:color w:val="1A3A5C"/>
+        </w:rPr>
+        <w:drawing>
+          <wp:anchor distT="0" distB="0" distL="114300" distR="114300" simplePos="0" relativeHeight="251966464" behindDoc="0" locked="0" layoutInCell="1" allowOverlap="1" wp14:anchorId="273A870B" wp14:editId="7AD65FE1">
+            <wp:simplePos x="0" y="0"/>
+            <wp:positionH relativeFrom="column">
+              <wp:posOffset>2225785</wp:posOffset>
+            </wp:positionH>
+            <wp:positionV relativeFrom="paragraph">
+              <wp:posOffset>41468</wp:posOffset>
+            </wp:positionV>
+            <wp:extent cx="2489835" cy="2030095"/>
+            <wp:effectExtent l="0" t="0" r="5715" b="8255"/>
+            <wp:wrapSquare wrapText="bothSides"/>
+            <wp:docPr id="208451374" name="Picture 1"/>
+            <wp:cNvGraphicFramePr>
+              <a:graphicFrameLocks xmlns:a="http://schemas.openxmlformats.org/drawingml/2006/main" noChangeAspect="1"/>
+            </wp:cNvGraphicFramePr>
+            <a:graphic xmlns:a="http://schemas.openxmlformats.org/drawingml/2006/main">
+              <a:graphicData uri="http://schemas.openxmlformats.org/drawingml/2006/picture">
+                <pic:pic xmlns:pic="http://schemas.openxmlformats.org/drawingml/2006/picture">
+                  <pic:nvPicPr>
+                    <pic:cNvPr id="208451374" name=""/>
+                    <pic:cNvPicPr/>
+                  </pic:nvPicPr>
+                  <pic:blipFill>
+                    <a:blip r:embed="rId5"/>
+                    <a:stretch>
+                      <a:fillRect/>
+                    </a:stretch>
+                  </pic:blipFill>
+                  <pic:spPr>
+                    <a:xfrm>
+                      <a:off x="0" y="0"/>
+                      <a:ext cx="2489835" cy="2030095"/>
+                    </a:xfrm>
+                    <a:prstGeom prst="rect">
+                      <a:avLst/>
+                    </a:prstGeom>
+                  </pic:spPr>
+                </pic:pic>
+              </a:graphicData>
+            </a:graphic>
+            <wp14:sizeRelH relativeFrom="margin">
+              <wp14:pctWidth>0</wp14:pctWidth>
+            </wp14:sizeRelH>
+            <wp14:sizeRelV relativeFrom="margin">
+              <wp14:pctHeight>0</wp14:pctHeight>
+            </wp14:sizeRelV>
+          </wp:anchor>
+        </w:drawing>
+      </w:r>
+      <w:r>
+        <w:rPr>
+          <w:b/>
+          <w:bCs/>
+          <w:noProof/>
+          <w:sz w:val="32"/>
+          <w:szCs w:val="32"/>
+        </w:rPr>
+        <w:drawing>
+          <wp:anchor distT="0" distB="0" distL="114300" distR="114300" simplePos="0" relativeHeight="251964416" behindDoc="0" locked="0" layoutInCell="1" allowOverlap="1" wp14:anchorId="21E9919E" wp14:editId="62DB57E5">
+            <wp:simplePos x="0" y="0"/>
+            <wp:positionH relativeFrom="page">
+              <wp:posOffset>1080770</wp:posOffset>
+            </wp:positionH>
+            <wp:positionV relativeFrom="paragraph">
+              <wp:posOffset>7620</wp:posOffset>
+            </wp:positionV>
+            <wp:extent cx="1470660" cy="1868170"/>
+            <wp:effectExtent l="0" t="0" r="0" b="0"/>
+            <wp:wrapSquare wrapText="bothSides"/>
+            <wp:docPr id="732188924" name="Picture 1"/>
+            <wp:cNvGraphicFramePr>
+              <a:graphicFrameLocks xmlns:a="http://schemas.openxmlformats.org/drawingml/2006/main" noChangeAspect="1"/>
+            </wp:cNvGraphicFramePr>
+            <a:graphic xmlns:a="http://schemas.openxmlformats.org/drawingml/2006/main">
+              <a:graphicData uri="http://schemas.openxmlformats.org/drawingml/2006/picture">
+                <pic:pic xmlns:pic="http://schemas.openxmlformats.org/drawingml/2006/picture">
+                  <pic:nvPicPr>
+                    <pic:cNvPr id="732188924" name=""/>
+                    <pic:cNvPicPr/>
+                  </pic:nvPicPr>
+                  <pic:blipFill>
+                    <a:blip r:embed="rId6"/>
+                    <a:stretch>
+                      <a:fillRect/>
+                    </a:stretch>
+                  </pic:blipFill>
+                  <pic:spPr>
+                    <a:xfrm>
+                      <a:off x="0" y="0"/>
+                      <a:ext cx="1470660" cy="1868170"/>
+                    </a:xfrm>
+                    <a:prstGeom prst="rect">
+                      <a:avLst/>
+                    </a:prstGeom>
+                  </pic:spPr>
+                </pic:pic>
+              </a:graphicData>
+            </a:graphic>
+            <wp14:sizeRelH relativeFrom="margin">
+              <wp14:pctWidth>0</wp14:pctWidth>
+            </wp14:sizeRelH>
+            <wp14:sizeRelV relativeFrom="margin">
+              <wp14:pctHeight>0</wp14:pctHeight>
+            </wp14:sizeRelV>
+          </wp:anchor>
+        </w:drawing>
+      </w:r>
+    </w:p>
     <w:p/>
     <w:p/>
     <w:p>
       <w:pPr>
         <w:pStyle w:val="Heading1"/>
-      </w:pPr>
-      <w:r>
         <w:rPr>
           <w:color w:val="1A3A5C"/>
         </w:rPr>
-        <w:t xml:space="preserve">Advanced techniques </w:t>
-      </w:r>
-    </w:p>
-    <w:tbl>
-      <w:tblPr>
-        <w:tblStyle w:val="TableGrid"/>
-        <w:tblW w:w="0" w:type="auto"/>
-        <w:jc w:val="center"/>
-        <w:tblLook w:val="04A0" w:firstRow="1" w:lastRow="0" w:firstColumn="1" w:lastColumn="0" w:noHBand="0" w:noVBand="1"/>
-      </w:tblPr>
-      <w:tblGrid>
-        <w:gridCol w:w="1910"/>
-        <w:gridCol w:w="2714"/>
-        <w:gridCol w:w="4726"/>
-      </w:tblGrid>
-      <w:tr>
-        <w:trPr>
-          <w:jc w:val="center"/>
-        </w:trPr>
-        <w:tc>
-          <w:tcPr>
-            <w:tcW w:w="2109" w:type="dxa"/>
-            <w:shd w:val="clear" w:color="auto" w:fill="1A3A5C"/>
-          </w:tcPr>
-          <w:p>
-            <w:pPr>
-              <w:spacing w:before="40" w:after="40"/>
-            </w:pPr>
-            <w:r>
-              <w:rPr>
-                <w:b/>
-                <w:color w:val="FFFFFF"/>
-                <w:sz w:val="20"/>
-              </w:rPr>
-              <w:t>Example advanced technique</w:t>
-            </w:r>
-          </w:p>
-        </w:tc>
-        <w:tc>
-          <w:tcPr>
-            <w:tcW w:w="3057" w:type="dxa"/>
-            <w:shd w:val="clear" w:color="auto" w:fill="1A3A5C"/>
-          </w:tcPr>
-          <w:p>
-            <w:pPr>
-              <w:spacing w:before="40" w:after="40"/>
-            </w:pPr>
-            <w:r>
-              <w:rPr>
-                <w:b/>
-                <w:color w:val="FFFFFF"/>
-                <w:sz w:val="20"/>
-              </w:rPr>
-              <w:t>What it might look like</w:t>
-            </w:r>
-          </w:p>
-        </w:tc>
-        <w:tc>
-          <w:tcPr>
-            <w:tcW w:w="3402" w:type="dxa"/>
-            <w:shd w:val="clear" w:color="auto" w:fill="1A3A5C"/>
-          </w:tcPr>
-          <w:p>
-            <w:pPr>
-              <w:spacing w:before="40" w:after="40"/>
-            </w:pPr>
-            <w:r>
-              <w:rPr>
-                <w:b/>
-                <w:color w:val="FFFFFF"/>
-                <w:sz w:val="20"/>
-              </w:rPr>
-              <w:t>Where in my project</w:t>
-            </w:r>
-          </w:p>
-        </w:tc>
-      </w:tr>
-      <w:tr>
-        <w:trPr>
-          <w:jc w:val="center"/>
-        </w:trPr>
-        <w:tc>
-          <w:tcPr>
-            <w:tcW w:w="2109" w:type="dxa"/>
-          </w:tcPr>
-          <w:p>
-            <w:pPr>
-              <w:spacing w:before="40" w:after="40"/>
-            </w:pPr>
-            <w:r>
-              <w:rPr>
-                <w:sz w:val="20"/>
-              </w:rPr>
-              <w:t>CSS custom properties / themes</w:t>
-            </w:r>
-          </w:p>
-        </w:tc>
-        <w:tc>
-          <w:tcPr>
-            <w:tcW w:w="3057" w:type="dxa"/>
-          </w:tcPr>
-          <w:p>
-            <w:pPr>
-              <w:spacing w:before="40" w:after="40"/>
-              <w:rPr>
-                <w:sz w:val="20"/>
-              </w:rPr>
-            </w:pPr>
-            <w:r>
-              <w:rPr>
-                <w:sz w:val="20"/>
-              </w:rPr>
-              <w:t xml:space="preserve">:root tokens for </w:t>
-            </w:r>
-            <w:proofErr w:type="spellStart"/>
-            <w:r>
-              <w:rPr>
-                <w:sz w:val="20"/>
-              </w:rPr>
-              <w:t>colour</w:t>
-            </w:r>
-            <w:proofErr w:type="spellEnd"/>
-            <w:r>
-              <w:rPr>
-                <w:sz w:val="20"/>
-              </w:rPr>
-              <w:t>, space, type</w:t>
-            </w:r>
-          </w:p>
-          <w:p>
-            <w:pPr>
-              <w:spacing w:before="40" w:after="40"/>
-              <w:rPr>
-                <w:sz w:val="20"/>
-              </w:rPr>
-            </w:pPr>
-          </w:p>
-          <w:p>
-            <w:pPr>
-              <w:spacing w:before="40" w:after="40"/>
-            </w:pPr>
-          </w:p>
-        </w:tc>
-        <w:tc>
-          <w:tcPr>
-            <w:tcW w:w="3402" w:type="dxa"/>
-          </w:tcPr>
-          <w:p>
-            <w:pPr>
-              <w:spacing w:before="40" w:after="40"/>
-              <w:rPr>
-                <w:lang w:val="en-NZ"/>
-              </w:rPr>
-            </w:pPr>
-            <w:r>
-              <w:rPr>
-                <w:lang w:val="en-NZ"/>
-              </w:rPr>
-              <w:t>:root {</w:t>
-            </w:r>
-          </w:p>
-          <w:p>
-            <w:pPr>
-              <w:spacing w:before="40" w:after="40"/>
-              <w:rPr>
-                <w:lang w:val="en-NZ"/>
-              </w:rPr>
-            </w:pPr>
-            <w:r>
-              <w:rPr>
-                <w:lang w:val="en-NZ"/>
-              </w:rPr>
-              <w:t xml:space="preserve">    --brown: #7B5132;</w:t>
-            </w:r>
-          </w:p>
-          <w:p>
-            <w:pPr>
-              <w:spacing w:before="40" w:after="40"/>
-              <w:rPr>
-                <w:lang w:val="en-NZ"/>
-              </w:rPr>
-            </w:pPr>
-            <w:r>
-              <w:rPr>
-                <w:lang w:val="en-NZ"/>
-              </w:rPr>
-              <w:t xml:space="preserve">    --apricot: #D98452;</w:t>
-            </w:r>
-          </w:p>
-          <w:p>
-            <w:pPr>
-              <w:spacing w:before="40" w:after="40"/>
-              <w:rPr>
-                <w:lang w:val="en-NZ"/>
-              </w:rPr>
-            </w:pPr>
-            <w:r>
-              <w:rPr>
-                <w:lang w:val="en-NZ"/>
-              </w:rPr>
-              <w:t xml:space="preserve">    --beige: #FFC67E;</w:t>
-            </w:r>
-          </w:p>
-          <w:p>
-            <w:pPr>
-              <w:spacing w:before="40" w:after="40"/>
-              <w:rPr>
-                <w:lang w:val="en-NZ"/>
-              </w:rPr>
-            </w:pPr>
-            <w:r>
-              <w:rPr>
-                <w:lang w:val="en-NZ"/>
-              </w:rPr>
-              <w:t xml:space="preserve">    --off-white: #FFEEC7;</w:t>
-            </w:r>
-          </w:p>
-          <w:p>
-            <w:pPr>
-              <w:spacing w:before="40" w:after="40"/>
-              <w:rPr>
-                <w:lang w:val="en-NZ"/>
-              </w:rPr>
-            </w:pPr>
-            <w:r>
-              <w:rPr>
-                <w:lang w:val="en-NZ"/>
-              </w:rPr>
-              <w:t>}</w:t>
-            </w:r>
-          </w:p>
-          <w:p>
-            <w:pPr>
-              <w:spacing w:before="40" w:after="40"/>
-              <w:rPr>
-                <w:lang w:val="en-NZ"/>
-              </w:rPr>
-            </w:pPr>
-          </w:p>
-          <w:p>
-            <w:pPr>
-              <w:spacing w:before="40" w:after="40"/>
-              <w:rPr>
-                <w:lang w:val="en-NZ"/>
-              </w:rPr>
-            </w:pPr>
-            <w:r>
-              <w:rPr>
-                <w:noProof/>
-              </w:rPr>
-              <w:drawing>
-                <wp:anchor distT="0" distB="0" distL="114300" distR="114300" simplePos="0" relativeHeight="251959296" behindDoc="0" locked="0" layoutInCell="1" allowOverlap="1" wp14:anchorId="20B93299" wp14:editId="697BC55D">
-                  <wp:simplePos x="0" y="0"/>
-                  <wp:positionH relativeFrom="column">
-                    <wp:posOffset>-39465</wp:posOffset>
-                  </wp:positionH>
-                  <wp:positionV relativeFrom="paragraph">
-                    <wp:posOffset>2956358</wp:posOffset>
-                  </wp:positionV>
-                  <wp:extent cx="1517015" cy="716280"/>
-                  <wp:effectExtent l="0" t="0" r="6985" b="7620"/>
-                  <wp:wrapSquare wrapText="bothSides"/>
-                  <wp:docPr id="281800322" name="Picture 1"/>
-                  <wp:cNvGraphicFramePr>
-                    <a:graphicFrameLocks xmlns:a="http://schemas.openxmlformats.org/drawingml/2006/main" noChangeAspect="1"/>
-                  </wp:cNvGraphicFramePr>
-                  <a:graphic xmlns:a="http://schemas.openxmlformats.org/drawingml/2006/main">
-                    <a:graphicData uri="http://schemas.openxmlformats.org/drawingml/2006/picture">
-                      <pic:pic xmlns:pic="http://schemas.openxmlformats.org/drawingml/2006/picture">
-                        <pic:nvPicPr>
-                          <pic:cNvPr id="281800322" name=""/>
-                          <pic:cNvPicPr/>
-                        </pic:nvPicPr>
-                        <pic:blipFill>
-                          <a:blip r:embed="rId5"/>
-                          <a:stretch>
-                            <a:fillRect/>
-                          </a:stretch>
-                        </pic:blipFill>
-                        <pic:spPr>
-                          <a:xfrm>
-                            <a:off x="0" y="0"/>
-                            <a:ext cx="1517015" cy="716280"/>
-                          </a:xfrm>
-                          <a:prstGeom prst="rect">
-                            <a:avLst/>
-                          </a:prstGeom>
-                        </pic:spPr>
-                      </pic:pic>
-                    </a:graphicData>
-                  </a:graphic>
-                  <wp14:sizeRelH relativeFrom="margin">
-                    <wp14:pctWidth>0</wp14:pctWidth>
-                  </wp14:sizeRelH>
-                  <wp14:sizeRelV relativeFrom="margin">
-                    <wp14:pctHeight>0</wp14:pctHeight>
-                  </wp14:sizeRelV>
-                </wp:anchor>
-              </w:drawing>
-            </w:r>
-            <w:r>
-              <w:rPr>
-                <w:noProof/>
-              </w:rPr>
-              <w:drawing>
-                <wp:anchor distT="0" distB="0" distL="114300" distR="114300" simplePos="0" relativeHeight="251958272" behindDoc="0" locked="0" layoutInCell="1" allowOverlap="1" wp14:anchorId="63561203" wp14:editId="00987C92">
-                  <wp:simplePos x="0" y="0"/>
-                  <wp:positionH relativeFrom="column">
-                    <wp:posOffset>-42545</wp:posOffset>
-                  </wp:positionH>
-                  <wp:positionV relativeFrom="paragraph">
-                    <wp:posOffset>1789430</wp:posOffset>
-                  </wp:positionV>
-                  <wp:extent cx="1471930" cy="984885"/>
-                  <wp:effectExtent l="0" t="0" r="0" b="5715"/>
-                  <wp:wrapSquare wrapText="bothSides"/>
-                  <wp:docPr id="751860783" name="Picture 1"/>
-                  <wp:cNvGraphicFramePr>
-                    <a:graphicFrameLocks xmlns:a="http://schemas.openxmlformats.org/drawingml/2006/main" noChangeAspect="1"/>
-                  </wp:cNvGraphicFramePr>
-                  <a:graphic xmlns:a="http://schemas.openxmlformats.org/drawingml/2006/main">
-                    <a:graphicData uri="http://schemas.openxmlformats.org/drawingml/2006/picture">
-                      <pic:pic xmlns:pic="http://schemas.openxmlformats.org/drawingml/2006/picture">
-                        <pic:nvPicPr>
-                          <pic:cNvPr id="751860783" name=""/>
-                          <pic:cNvPicPr/>
-                        </pic:nvPicPr>
-                        <pic:blipFill>
-                          <a:blip r:embed="rId6"/>
-                          <a:stretch>
-                            <a:fillRect/>
-                          </a:stretch>
-                        </pic:blipFill>
-                        <pic:spPr>
-                          <a:xfrm>
-                            <a:off x="0" y="0"/>
-                            <a:ext cx="1471930" cy="984885"/>
-                          </a:xfrm>
-                          <a:prstGeom prst="rect">
-                            <a:avLst/>
-                          </a:prstGeom>
-                        </pic:spPr>
-                      </pic:pic>
-                    </a:graphicData>
-                  </a:graphic>
-                  <wp14:sizeRelH relativeFrom="margin">
-                    <wp14:pctWidth>0</wp14:pctWidth>
-                  </wp14:sizeRelH>
-                  <wp14:sizeRelV relativeFrom="margin">
-                    <wp14:pctHeight>0</wp14:pctHeight>
-                  </wp14:sizeRelV>
-                </wp:anchor>
-              </w:drawing>
-            </w:r>
-            <w:r>
-              <w:rPr>
-                <w:lang w:val="en-NZ"/>
-              </w:rPr>
-              <w:t xml:space="preserve"> I use CSS custom properties in the :root selector to define reusable colours and other design values. These variables are used throughout the interface to maintain a consistent visual style and make the design easier to modify.</w:t>
-            </w:r>
-          </w:p>
-          <w:p>
-            <w:pPr>
-              <w:spacing w:before="40" w:after="40"/>
-            </w:pPr>
-          </w:p>
-          <w:p>
-            <w:pPr>
-              <w:spacing w:before="40" w:after="40"/>
-            </w:pPr>
-          </w:p>
-          <w:p>
-            <w:pPr>
-              <w:spacing w:before="40" w:after="40"/>
-            </w:pPr>
-          </w:p>
-        </w:tc>
-      </w:tr>
-      <w:tr>
-        <w:trPr>
-          <w:jc w:val="center"/>
-        </w:trPr>
-        <w:tc>
-          <w:tcPr>
-            <w:tcW w:w="2109" w:type="dxa"/>
-            <w:shd w:val="clear" w:color="auto" w:fill="F0F4F8"/>
-          </w:tcPr>
-          <w:p>
-            <w:pPr>
-              <w:spacing w:before="40" w:after="40"/>
-            </w:pPr>
-            <w:r>
-              <w:rPr>
-                <w:sz w:val="20"/>
-              </w:rPr>
-              <w:t>Responsive layout system</w:t>
-            </w:r>
-          </w:p>
-        </w:tc>
-        <w:tc>
-          <w:tcPr>
-            <w:tcW w:w="3057" w:type="dxa"/>
-            <w:shd w:val="clear" w:color="auto" w:fill="F0F4F8"/>
-          </w:tcPr>
-          <w:p>
-            <w:pPr>
-              <w:spacing w:before="40" w:after="40"/>
-            </w:pPr>
-            <w:r>
-              <w:rPr>
-                <w:sz w:val="20"/>
-              </w:rPr>
-              <w:t>Mobile-first flex/grid + breakpoints</w:t>
-            </w:r>
-            <w:r>
-              <w:rPr>
-                <w:sz w:val="20"/>
-              </w:rPr>
-              <w:br/>
-            </w:r>
-            <w:r>
-              <w:rPr>
-                <w:sz w:val="20"/>
-              </w:rPr>
-              <w:br/>
-            </w:r>
-            <w:r>
-              <w:t xml:space="preserve">I will use flexbox/ grid and </w:t>
-            </w:r>
-            <w:r>
-              <w:lastRenderedPageBreak/>
-              <w:t>media queries to make the interface adapt to the screen size.</w:t>
-            </w:r>
-          </w:p>
-        </w:tc>
-        <w:tc>
-          <w:tcPr>
-            <w:tcW w:w="3402" w:type="dxa"/>
-            <w:shd w:val="clear" w:color="auto" w:fill="F0F4F8"/>
-          </w:tcPr>
-          <w:p>
-            <w:pPr>
-              <w:spacing w:before="40" w:after="40"/>
-            </w:pPr>
-          </w:p>
-          <w:p>
-            <w:pPr>
-              <w:spacing w:before="40" w:after="40"/>
-              <w:rPr>
-                <w:lang w:val="en-NZ"/>
-              </w:rPr>
-            </w:pPr>
-            <w:r>
-              <w:rPr>
-                <w:lang w:val="en-NZ"/>
-              </w:rPr>
-              <w:t xml:space="preserve"> I use Flexbox/Grid and media queries to create a responsive interface that adapts to different </w:t>
-            </w:r>
-            <w:r>
-              <w:rPr>
-                <w:lang w:val="en-NZ"/>
-              </w:rPr>
-              <w:lastRenderedPageBreak/>
-              <w:t>screen sizes. This allows the dashboard, navigation and content cards to rearrange appropriately on mobile and larger screens, making the outcome usable across different devices.</w:t>
-            </w:r>
-          </w:p>
-          <w:p>
-            <w:pPr>
-              <w:spacing w:before="40" w:after="40"/>
-            </w:pPr>
-            <w:r>
-              <w:rPr>
-                <w:noProof/>
-              </w:rPr>
-              <w:drawing>
-                <wp:anchor distT="0" distB="0" distL="114300" distR="114300" simplePos="0" relativeHeight="251960320" behindDoc="0" locked="0" layoutInCell="1" allowOverlap="1" wp14:anchorId="7066CA02" wp14:editId="39A5C4D9">
-                  <wp:simplePos x="0" y="0"/>
-                  <wp:positionH relativeFrom="column">
-                    <wp:posOffset>-64905</wp:posOffset>
-                  </wp:positionH>
-                  <wp:positionV relativeFrom="paragraph">
-                    <wp:posOffset>6485</wp:posOffset>
-                  </wp:positionV>
-                  <wp:extent cx="2023110" cy="624205"/>
-                  <wp:effectExtent l="0" t="0" r="0" b="4445"/>
-                  <wp:wrapSquare wrapText="bothSides"/>
-                  <wp:docPr id="1101011646" name="Picture 1"/>
-                  <wp:cNvGraphicFramePr>
-                    <a:graphicFrameLocks xmlns:a="http://schemas.openxmlformats.org/drawingml/2006/main" noChangeAspect="1"/>
-                  </wp:cNvGraphicFramePr>
-                  <a:graphic xmlns:a="http://schemas.openxmlformats.org/drawingml/2006/main">
-                    <a:graphicData uri="http://schemas.openxmlformats.org/drawingml/2006/picture">
-                      <pic:pic xmlns:pic="http://schemas.openxmlformats.org/drawingml/2006/picture">
-                        <pic:nvPicPr>
-                          <pic:cNvPr id="1101011646" name=""/>
-                          <pic:cNvPicPr/>
-                        </pic:nvPicPr>
-                        <pic:blipFill>
-                          <a:blip r:embed="rId7"/>
-                          <a:stretch>
-                            <a:fillRect/>
-                          </a:stretch>
-                        </pic:blipFill>
-                        <pic:spPr>
-                          <a:xfrm>
-                            <a:off x="0" y="0"/>
-                            <a:ext cx="2023110" cy="624205"/>
-                          </a:xfrm>
-                          <a:prstGeom prst="rect">
-                            <a:avLst/>
-                          </a:prstGeom>
-                        </pic:spPr>
-                      </pic:pic>
-                    </a:graphicData>
-                  </a:graphic>
-                  <wp14:sizeRelH relativeFrom="margin">
-                    <wp14:pctWidth>0</wp14:pctWidth>
-                  </wp14:sizeRelH>
-                  <wp14:sizeRelV relativeFrom="margin">
-                    <wp14:pctHeight>0</wp14:pctHeight>
-                  </wp14:sizeRelV>
-                </wp:anchor>
-              </w:drawing>
-            </w:r>
-          </w:p>
-        </w:tc>
-      </w:tr>
-      <w:tr>
-        <w:trPr>
-          <w:jc w:val="center"/>
-        </w:trPr>
-        <w:tc>
-          <w:tcPr>
-            <w:tcW w:w="2109" w:type="dxa"/>
-          </w:tcPr>
-          <w:p>
-            <w:pPr>
-              <w:spacing w:before="40" w:after="40"/>
-            </w:pPr>
-            <w:r>
-              <w:rPr>
-                <w:sz w:val="20"/>
-              </w:rPr>
-              <w:lastRenderedPageBreak/>
-              <w:t>Reusable UI pattern</w:t>
-            </w:r>
-          </w:p>
-        </w:tc>
-        <w:tc>
-          <w:tcPr>
-            <w:tcW w:w="3057" w:type="dxa"/>
-          </w:tcPr>
-          <w:p>
-            <w:pPr>
-              <w:spacing w:before="40" w:after="40"/>
-            </w:pPr>
-            <w:r>
-              <w:rPr>
-                <w:sz w:val="20"/>
-              </w:rPr>
-              <w:t>Shared card/component classes or partials</w:t>
-            </w:r>
-          </w:p>
-        </w:tc>
-        <w:tc>
-          <w:tcPr>
-            <w:tcW w:w="3402" w:type="dxa"/>
-          </w:tcPr>
-          <w:p>
-            <w:pPr>
-              <w:spacing w:before="40" w:after="40"/>
-            </w:pPr>
-          </w:p>
-        </w:tc>
-      </w:tr>
-      <w:tr>
-        <w:trPr>
-          <w:jc w:val="center"/>
-        </w:trPr>
-        <w:tc>
-          <w:tcPr>
-            <w:tcW w:w="2109" w:type="dxa"/>
-            <w:shd w:val="clear" w:color="auto" w:fill="F0F4F8"/>
-          </w:tcPr>
-          <w:p>
-            <w:pPr>
-              <w:spacing w:before="40" w:after="40"/>
-            </w:pPr>
-            <w:r>
-              <w:rPr>
-                <w:sz w:val="20"/>
-              </w:rPr>
-              <w:t>Data-driven content</w:t>
-            </w:r>
-          </w:p>
-        </w:tc>
-        <w:tc>
-          <w:tcPr>
-            <w:tcW w:w="3057" w:type="dxa"/>
-            <w:shd w:val="clear" w:color="auto" w:fill="F0F4F8"/>
-          </w:tcPr>
-          <w:p>
-            <w:pPr>
-              <w:spacing w:before="40" w:after="40"/>
-            </w:pPr>
-            <w:r>
-              <w:rPr>
-                <w:sz w:val="20"/>
-              </w:rPr>
-              <w:t>JSON/CSV mapped to visible UI</w:t>
-            </w:r>
-          </w:p>
-        </w:tc>
-        <w:tc>
-          <w:tcPr>
-            <w:tcW w:w="3402" w:type="dxa"/>
-            <w:shd w:val="clear" w:color="auto" w:fill="F0F4F8"/>
-          </w:tcPr>
-          <w:p>
-            <w:pPr>
-              <w:spacing w:before="40" w:after="40"/>
-            </w:pPr>
-            <w:r>
-              <w:t xml:space="preserve">Json and </w:t>
-            </w:r>
-            <w:proofErr w:type="spellStart"/>
-            <w:r>
-              <w:t>localstorage</w:t>
-            </w:r>
-            <w:proofErr w:type="spellEnd"/>
-            <w:r>
-              <w:t xml:space="preserve"> to save users thesis parts. The data will be accessible in the users ‘saved theses’ box on the home page of the dashboard. </w:t>
-            </w:r>
-            <w:r>
-              <w:br/>
-              <w:t xml:space="preserve"> </w:t>
-            </w:r>
-          </w:p>
-          <w:p>
-            <w:pPr>
-              <w:spacing w:before="40" w:after="40"/>
-            </w:pPr>
-            <w:r>
-              <w:t>When clicked on in the saved theses section, saved thesis data populates a form showing all the information that was entered previously, organized neatly.</w:t>
-            </w:r>
-          </w:p>
-          <w:p>
-            <w:pPr>
-              <w:spacing w:before="40" w:after="40"/>
-            </w:pPr>
-            <w:r>
-              <w:drawing>
-                <wp:anchor distT="0" distB="0" distL="114300" distR="114300" simplePos="0" relativeHeight="251962368" behindDoc="0" locked="0" layoutInCell="1" allowOverlap="1" wp14:anchorId="3D162DA9" wp14:editId="7D555DE2">
-                  <wp:simplePos x="0" y="0"/>
-                  <wp:positionH relativeFrom="column">
-                    <wp:posOffset>-65315</wp:posOffset>
-                  </wp:positionH>
-                  <wp:positionV relativeFrom="paragraph">
-                    <wp:posOffset>274682</wp:posOffset>
-                  </wp:positionV>
-                  <wp:extent cx="2864304" cy="658604"/>
-                  <wp:effectExtent l="0" t="0" r="0" b="8255"/>
-                  <wp:wrapSquare wrapText="bothSides"/>
-                  <wp:docPr id="400196166" name="Picture 1"/>
-                  <wp:cNvGraphicFramePr>
-                    <a:graphicFrameLocks xmlns:a="http://schemas.openxmlformats.org/drawingml/2006/main" noChangeAspect="1"/>
-                  </wp:cNvGraphicFramePr>
-                  <a:graphic xmlns:a="http://schemas.openxmlformats.org/drawingml/2006/main">
-                    <a:graphicData uri="http://schemas.openxmlformats.org/drawingml/2006/picture">
-                      <pic:pic xmlns:pic="http://schemas.openxmlformats.org/drawingml/2006/picture">
-                        <pic:nvPicPr>
-                          <pic:cNvPr id="400196166" name=""/>
-                          <pic:cNvPicPr/>
-                        </pic:nvPicPr>
-                        <pic:blipFill>
-                          <a:blip r:embed="rId8"/>
-                          <a:stretch>
-                            <a:fillRect/>
-                          </a:stretch>
-                        </pic:blipFill>
-                        <pic:spPr>
-                          <a:xfrm>
-                            <a:off x="0" y="0"/>
-                            <a:ext cx="2864304" cy="658604"/>
-                          </a:xfrm>
-                          <a:prstGeom prst="rect">
-                            <a:avLst/>
-                          </a:prstGeom>
-                        </pic:spPr>
-                      </pic:pic>
-                    </a:graphicData>
-                  </a:graphic>
-                  <wp14:sizeRelH relativeFrom="margin">
-                    <wp14:pctWidth>0</wp14:pctWidth>
-                  </wp14:sizeRelH>
-                  <wp14:sizeRelV relativeFrom="margin">
-                    <wp14:pctHeight>0</wp14:pctHeight>
-                  </wp14:sizeRelV>
-                </wp:anchor>
-              </w:drawing>
-            </w:r>
-          </w:p>
-          <w:p>
-            <w:pPr>
-              <w:spacing w:before="40" w:after="40"/>
-            </w:pPr>
-          </w:p>
-        </w:tc>
-      </w:tr>
-      <w:tr>
-        <w:trPr>
-          <w:jc w:val="center"/>
-        </w:trPr>
-        <w:tc>
-          <w:tcPr>
-            <w:tcW w:w="2109" w:type="dxa"/>
-          </w:tcPr>
-          <w:p>
-            <w:pPr>
-              <w:spacing w:before="40" w:after="40"/>
-            </w:pPr>
-            <w:r>
-              <w:rPr>
-                <w:sz w:val="20"/>
-              </w:rPr>
-              <w:t>Scripts / interactivity</w:t>
-            </w:r>
-          </w:p>
-        </w:tc>
-        <w:tc>
-          <w:tcPr>
-            <w:tcW w:w="3057" w:type="dxa"/>
-          </w:tcPr>
-          <w:p>
-            <w:pPr>
-              <w:spacing w:before="40" w:after="40"/>
-            </w:pPr>
-            <w:r>
-              <w:rPr>
-                <w:sz w:val="20"/>
-              </w:rPr>
-              <w:t>Custom JS for filters, tabs, states</w:t>
-            </w:r>
-          </w:p>
-        </w:tc>
-        <w:tc>
-          <w:tcPr>
-            <w:tcW w:w="3402" w:type="dxa"/>
-          </w:tcPr>
-          <w:p>
-            <w:pPr>
-              <w:spacing w:before="40" w:after="40"/>
-            </w:pPr>
-          </w:p>
-        </w:tc>
-      </w:tr>
-      <w:tr>
-        <w:trPr>
-          <w:jc w:val="center"/>
-        </w:trPr>
-        <w:tc>
-          <w:tcPr>
-            <w:tcW w:w="2109" w:type="dxa"/>
-            <w:shd w:val="clear" w:color="auto" w:fill="F0F4F8"/>
-          </w:tcPr>
-          <w:p>
-            <w:pPr>
-              <w:spacing w:before="40" w:after="40"/>
-            </w:pPr>
-            <w:r>
-              <w:rPr>
-                <w:sz w:val="20"/>
-              </w:rPr>
-              <w:t>Third-party library</w:t>
-            </w:r>
-          </w:p>
-        </w:tc>
-        <w:tc>
-          <w:tcPr>
-            <w:tcW w:w="3057" w:type="dxa"/>
-            <w:shd w:val="clear" w:color="auto" w:fill="F0F4F8"/>
-          </w:tcPr>
-          <w:p>
-            <w:pPr>
-              <w:spacing w:before="40" w:after="40"/>
-            </w:pPr>
-            <w:r>
-              <w:rPr>
-                <w:sz w:val="20"/>
-              </w:rPr>
-              <w:t>Charts, icons, UI kit used with understanding</w:t>
-            </w:r>
-          </w:p>
-        </w:tc>
-        <w:tc>
-          <w:tcPr>
-            <w:tcW w:w="3402" w:type="dxa"/>
-            <w:shd w:val="clear" w:color="auto" w:fill="F0F4F8"/>
-          </w:tcPr>
-          <w:p>
-            <w:pPr>
-              <w:spacing w:before="40" w:after="40"/>
-            </w:pPr>
-          </w:p>
-        </w:tc>
-      </w:tr>
-      <w:tr>
-        <w:trPr>
-          <w:jc w:val="center"/>
-        </w:trPr>
-        <w:tc>
-          <w:tcPr>
-            <w:tcW w:w="2109" w:type="dxa"/>
-          </w:tcPr>
-          <w:p>
-            <w:pPr>
-              <w:spacing w:before="40" w:after="40"/>
-            </w:pPr>
-            <w:r>
-              <w:rPr>
-                <w:sz w:val="20"/>
-              </w:rPr>
-              <w:t xml:space="preserve">Asset pipeline / </w:t>
-            </w:r>
-            <w:proofErr w:type="spellStart"/>
-            <w:r>
-              <w:rPr>
-                <w:sz w:val="20"/>
-              </w:rPr>
-              <w:t>optimisation</w:t>
-            </w:r>
-            <w:proofErr w:type="spellEnd"/>
-          </w:p>
-        </w:tc>
-        <w:tc>
-          <w:tcPr>
-            <w:tcW w:w="3057" w:type="dxa"/>
-          </w:tcPr>
-          <w:p>
-            <w:pPr>
-              <w:spacing w:before="40" w:after="40"/>
-            </w:pPr>
-            <w:r>
-              <w:rPr>
-                <w:sz w:val="20"/>
-              </w:rPr>
-              <w:t>Compressed images, sprites, consistent paths</w:t>
-            </w:r>
-          </w:p>
-        </w:tc>
-        <w:tc>
-          <w:tcPr>
-            <w:tcW w:w="3402" w:type="dxa"/>
-          </w:tcPr>
-          <w:p>
-            <w:pPr>
-              <w:spacing w:before="40" w:after="40"/>
-            </w:pPr>
-          </w:p>
-        </w:tc>
-      </w:tr>
-    </w:tbl>
-    <w:p/>
-    <w:p>
-      <w:pPr>
-        <w:spacing w:after="40"/>
-        <w:rPr>
-          <w:u w:val="single"/>
-        </w:rPr>
-      </w:pPr>
-      <w:r>
-        <w:rPr>
-          <w:b/>
-          <w:highlight w:val="yellow"/>
-          <w:u w:val="single"/>
-        </w:rPr>
-        <w:t>Gaps I still need to add:</w:t>
-      </w:r>
-    </w:p>
-    <w:p>
-      <w:pPr>
-        <w:pStyle w:val="ListParagraph"/>
-        <w:numPr>
-          <w:ilvl w:val="0"/>
-          <w:numId w:val="2"/>
-        </w:numPr>
-        <w:spacing w:after="40"/>
-        <w:rPr>
-          <w:color w:val="AAAAAA"/>
-          <w:sz w:val="20"/>
-        </w:rPr>
-      </w:pPr>
-    </w:p>
-    <w:p>
-      <w:pPr>
-        <w:spacing w:after="40"/>
-        <w:rPr>
-          <w:b/>
-          <w:u w:val="single"/>
-        </w:rPr>
-      </w:pPr>
-      <w:r>
-        <w:rPr>
-          <w:b/>
-          <w:highlight w:val="yellow"/>
-          <w:u w:val="single"/>
-        </w:rPr>
-        <w:t>My ≥2 techniques for assessment:</w:t>
-      </w:r>
-    </w:p>
-    <w:p>
-      <w:pPr>
-        <w:pStyle w:val="ListParagraph"/>
-        <w:numPr>
-          <w:ilvl w:val="0"/>
-          <w:numId w:val="2"/>
-        </w:numPr>
-        <w:spacing w:after="40"/>
-      </w:pPr>
-      <w:r>
-        <w:t>I am going</w:t>
-      </w:r>
-      <w:r>
-        <w:t xml:space="preserve"> to use a JSON file to track users investment thesis and options. I have chosen this because it allows me to record a lot of data, for different users and populate more than one html file with this data. I also like how easy it is to save things to it from my previous assessment.</w:t>
-      </w:r>
-    </w:p>
-    <w:p>
-      <w:pPr>
-        <w:pStyle w:val="ListParagraph"/>
-        <w:numPr>
-          <w:ilvl w:val="0"/>
-          <w:numId w:val="2"/>
-        </w:numPr>
-        <w:spacing w:after="40"/>
-      </w:pPr>
-      <w:r>
-        <w:lastRenderedPageBreak/>
-        <w:t xml:space="preserve">Responsive system layout using flexbox / grid to ensure my interface can be used on mobile devices and larger screens. This makes it more accessible to a greater amount of users, and especially casual investors which is most people. </w:t>
-      </w:r>
-    </w:p>
-    <w:p/>
-    <w:p/>
-    <w:p/>
-    <w:p/>
-    <w:p/>
-    <w:p/>
+      </w:pPr>
+    </w:p>
+    <w:p>
+      <w:pPr>
+        <w:pStyle w:val="Heading1"/>
+        <w:rPr>
+          <w:color w:val="1A3A5C"/>
+        </w:rPr>
+      </w:pPr>
+    </w:p>
     <w:p>
       <w:pPr>
         <w:rPr>
@@ -1457,62 +672,16 @@
       </w:pPr>
       <w:r>
         <w:rPr>
-          <w:b/>
-          <w:bCs/>
-          <w:sz w:val="28"/>
-          <w:szCs w:val="28"/>
-          <w:highlight w:val="yellow"/>
-          <w:u w:val="single"/>
-        </w:rPr>
-        <w:t>Ideation</w:t>
-      </w:r>
-      <w:r>
-        <w:rPr>
-          <w:b/>
-          <w:bCs/>
-          <w:sz w:val="28"/>
-          <w:szCs w:val="28"/>
-          <w:highlight w:val="yellow"/>
-          <w:u w:val="single"/>
-        </w:rPr>
-        <w:t xml:space="preserve"> </w:t>
-      </w:r>
-      <w:r>
-        <w:rPr>
-          <w:b/>
-          <w:bCs/>
-          <w:sz w:val="28"/>
-          <w:szCs w:val="28"/>
-          <w:highlight w:val="yellow"/>
-          <w:u w:val="single"/>
-        </w:rPr>
-        <w:t>:</w:t>
-      </w:r>
-    </w:p>
-    <w:p>
-      <w:r>
-        <w:t>Homepage that looks something like this</w:t>
-      </w:r>
-    </w:p>
-    <w:p>
-      <w:pPr>
-        <w:rPr>
-          <w:b/>
-          <w:bCs/>
-        </w:rPr>
-      </w:pPr>
-      <w:r>
-        <w:rPr>
           <w:noProof/>
         </w:rPr>
         <w:drawing>
-          <wp:anchor distT="0" distB="0" distL="114300" distR="114300" simplePos="0" relativeHeight="251658240" behindDoc="0" locked="0" layoutInCell="1" allowOverlap="1" wp14:anchorId="42693D4A" wp14:editId="2B86A9D1">
+          <wp:anchor distT="0" distB="0" distL="114300" distR="114300" simplePos="0" relativeHeight="251968512" behindDoc="0" locked="0" layoutInCell="1" allowOverlap="1" wp14:anchorId="5407ACBE" wp14:editId="3DD5ECBA">
             <wp:simplePos x="0" y="0"/>
             <wp:positionH relativeFrom="column">
-              <wp:posOffset>3115741</wp:posOffset>
+              <wp:posOffset>4440676</wp:posOffset>
             </wp:positionH>
             <wp:positionV relativeFrom="paragraph">
-              <wp:posOffset>4775</wp:posOffset>
+              <wp:posOffset>238353</wp:posOffset>
             </wp:positionV>
             <wp:extent cx="1703070" cy="1277620"/>
             <wp:effectExtent l="0" t="0" r="0" b="0"/>
@@ -1531,7 +700,7 @@
                     </pic:cNvPicPr>
                   </pic:nvPicPr>
                   <pic:blipFill>
-                    <a:blip r:embed="rId9">
+                    <a:blip r:embed="rId7">
                       <a:extLst>
                         <a:ext uri="{28A0092B-C50C-407E-A947-70E740481C1C}">
                           <a14:useLocalDpi xmlns:a14="http://schemas.microsoft.com/office/drawing/2010/main" val="0"/>
@@ -1566,6 +735,52 @@
         <w:rPr>
           <w:b/>
           <w:bCs/>
+          <w:sz w:val="28"/>
+          <w:szCs w:val="28"/>
+          <w:highlight w:val="yellow"/>
+          <w:u w:val="single"/>
+        </w:rPr>
+        <w:t>Planning</w:t>
+      </w:r>
+      <w:r>
+        <w:rPr>
+          <w:b/>
+          <w:bCs/>
+          <w:sz w:val="28"/>
+          <w:szCs w:val="28"/>
+          <w:highlight w:val="yellow"/>
+          <w:u w:val="single"/>
+        </w:rPr>
+        <w:t xml:space="preserve"> </w:t>
+      </w:r>
+      <w:r>
+        <w:rPr>
+          <w:b/>
+          <w:bCs/>
+          <w:sz w:val="28"/>
+          <w:szCs w:val="28"/>
+          <w:highlight w:val="yellow"/>
+          <w:u w:val="single"/>
+        </w:rPr>
+        <w:t>:</w:t>
+      </w:r>
+    </w:p>
+    <w:p>
+      <w:r>
+        <w:t>Homepage that looks something like this</w:t>
+      </w:r>
+    </w:p>
+    <w:p>
+      <w:pPr>
+        <w:rPr>
+          <w:b/>
+          <w:bCs/>
+        </w:rPr>
+      </w:pPr>
+      <w:r>
+        <w:rPr>
+          <w:b/>
+          <w:bCs/>
         </w:rPr>
         <w:t>Review Urgency Heatmap</w:t>
       </w:r>
@@ -1604,33 +819,17 @@
         </w:numPr>
       </w:pPr>
       <w:r>
-        <w:t xml:space="preserve">Yellow = review due soon </w:t>
-      </w:r>
-    </w:p>
-    <w:p>
-      <w:pPr>
-        <w:numPr>
-          <w:ilvl w:val="0"/>
-          <w:numId w:val="4"/>
-        </w:numPr>
-      </w:pPr>
-      <w:r>
-        <w:t xml:space="preserve">Red = overdue review </w:t>
-      </w:r>
-    </w:p>
-    <w:p>
-      <w:r>
         <w:rPr>
           <w:noProof/>
         </w:rPr>
         <w:drawing>
-          <wp:anchor distT="0" distB="0" distL="114300" distR="114300" simplePos="0" relativeHeight="251659264" behindDoc="0" locked="0" layoutInCell="1" allowOverlap="1" wp14:anchorId="6784BBF7" wp14:editId="56020917">
+          <wp:anchor distT="0" distB="0" distL="114300" distR="114300" simplePos="0" relativeHeight="251969536" behindDoc="0" locked="0" layoutInCell="1" allowOverlap="1" wp14:anchorId="16FF3C30" wp14:editId="3C372BAE">
             <wp:simplePos x="0" y="0"/>
             <wp:positionH relativeFrom="margin">
-              <wp:align>right</wp:align>
+              <wp:posOffset>5441550</wp:posOffset>
             </wp:positionH>
             <wp:positionV relativeFrom="paragraph">
-              <wp:posOffset>282542</wp:posOffset>
+              <wp:posOffset>388149</wp:posOffset>
             </wp:positionV>
             <wp:extent cx="1092200" cy="1099820"/>
             <wp:effectExtent l="0" t="0" r="0" b="5080"/>
@@ -1647,7 +846,7 @@
                     <pic:cNvPicPr/>
                   </pic:nvPicPr>
                   <pic:blipFill>
-                    <a:blip r:embed="rId10" cstate="print">
+                    <a:blip r:embed="rId8" cstate="print">
                       <a:extLst>
                         <a:ext uri="{28A0092B-C50C-407E-A947-70E740481C1C}">
                           <a14:useLocalDpi xmlns:a14="http://schemas.microsoft.com/office/drawing/2010/main" val="0"/>
@@ -1684,16 +883,16 @@
           <w:noProof/>
         </w:rPr>
         <w:drawing>
-          <wp:anchor distT="0" distB="0" distL="114300" distR="114300" simplePos="0" relativeHeight="251660288" behindDoc="0" locked="0" layoutInCell="1" allowOverlap="1" wp14:anchorId="5A2686F4" wp14:editId="441ADFA1">
+          <wp:anchor distT="0" distB="0" distL="114300" distR="114300" simplePos="0" relativeHeight="251970560" behindDoc="0" locked="0" layoutInCell="1" allowOverlap="1" wp14:anchorId="28A01F69" wp14:editId="691DEDC2">
             <wp:simplePos x="0" y="0"/>
-            <wp:positionH relativeFrom="column">
-              <wp:posOffset>-672948</wp:posOffset>
+            <wp:positionH relativeFrom="margin">
+              <wp:align>left</wp:align>
             </wp:positionH>
             <wp:positionV relativeFrom="paragraph">
-              <wp:posOffset>169672</wp:posOffset>
+              <wp:posOffset>341059</wp:posOffset>
             </wp:positionV>
-            <wp:extent cx="3906520" cy="1612900"/>
-            <wp:effectExtent l="0" t="0" r="0" b="6350"/>
+            <wp:extent cx="2326005" cy="960120"/>
+            <wp:effectExtent l="0" t="0" r="0" b="0"/>
             <wp:wrapSquare wrapText="bothSides"/>
             <wp:docPr id="754534159" name="Picture 1"/>
             <wp:cNvGraphicFramePr>
@@ -1707,7 +906,7 @@
                     <pic:cNvPicPr/>
                   </pic:nvPicPr>
                   <pic:blipFill>
-                    <a:blip r:embed="rId11" cstate="print">
+                    <a:blip r:embed="rId9" cstate="print">
                       <a:extLst>
                         <a:ext uri="{28A0092B-C50C-407E-A947-70E740481C1C}">
                           <a14:useLocalDpi xmlns:a14="http://schemas.microsoft.com/office/drawing/2010/main" val="0"/>
@@ -1721,7 +920,7 @@
                   <pic:spPr>
                     <a:xfrm>
                       <a:off x="0" y="0"/>
-                      <a:ext cx="3906520" cy="1612900"/>
+                      <a:ext cx="2326005" cy="960120"/>
                     </a:xfrm>
                     <a:prstGeom prst="rect">
                       <a:avLst/>
@@ -1739,17 +938,23 @@
           </wp:anchor>
         </w:drawing>
       </w:r>
-    </w:p>
-    <w:p>
-      <w:pPr>
-        <w:pStyle w:val="Heading1"/>
-        <w:rPr>
-          <w:color w:val="1A3A5C"/>
-        </w:rPr>
-      </w:pPr>
-    </w:p>
-    <w:p>
-      <w:hyperlink r:id="rId12" w:history="1">
+      <w:r>
+        <w:t>Yellow = review due soon</w:t>
+      </w:r>
+    </w:p>
+    <w:p>
+      <w:pPr>
+        <w:numPr>
+          <w:ilvl w:val="0"/>
+          <w:numId w:val="4"/>
+        </w:numPr>
+      </w:pPr>
+      <w:r>
+        <w:t xml:space="preserve">Red = overdue review </w:t>
+      </w:r>
+    </w:p>
+    <w:p>
+      <w:hyperlink r:id="rId10" w:history="1">
         <w:proofErr w:type="spellStart"/>
         <w:r>
           <w:rPr>
@@ -1774,7 +979,7 @@
       </w:hyperlink>
     </w:p>
     <w:p>
-      <w:hyperlink r:id="rId13" w:history="1">
+      <w:hyperlink r:id="rId11" w:history="1">
         <w:r>
           <w:rPr>
             <w:rStyle w:val="Hyperlink"/>
@@ -1783,48 +988,6 @@
         </w:r>
       </w:hyperlink>
     </w:p>
-    <w:p/>
-    <w:p/>
-    <w:p/>
-    <w:p>
-      <w:r>
-        <w:t xml:space="preserve">Ai animated </w:t>
-      </w:r>
-      <w:proofErr w:type="spellStart"/>
-      <w:r>
-        <w:t>javascript</w:t>
-      </w:r>
-      <w:proofErr w:type="spellEnd"/>
-      <w:r>
-        <w:t xml:space="preserve"> blackhole inspired by the </w:t>
-      </w:r>
-      <w:proofErr w:type="spellStart"/>
-      <w:r>
-        <w:t>tradingview</w:t>
-      </w:r>
-      <w:proofErr w:type="spellEnd"/>
-      <w:r>
-        <w:t xml:space="preserve"> </w:t>
-      </w:r>
-    </w:p>
-    <w:p/>
-    <w:p/>
-    <w:p/>
-    <w:p/>
-    <w:p/>
-    <w:p>
-      <w:pPr>
-        <w:rPr>
-          <w:lang w:val="fr-FR"/>
-        </w:rPr>
-      </w:pPr>
-      <w:r>
-        <w:rPr>
-          <w:lang w:val="fr-FR"/>
-        </w:rPr>
-        <w:t>P</w:t>
-      </w:r>
-    </w:p>
     <w:p>
       <w:pPr>
         <w:rPr>
@@ -1832,7 +995,7 @@
           <w:lang w:val="fr-FR"/>
         </w:rPr>
       </w:pPr>
-      <w:hyperlink r:id="rId14" w:history="1">
+      <w:hyperlink r:id="rId12" w:history="1">
         <w:proofErr w:type="spellStart"/>
         <w:r>
           <w:rPr>
@@ -1881,13 +1044,964 @@
         </w:rPr>
       </w:pPr>
     </w:p>
-    <w:p>
-      <w:pPr>
-        <w:rPr>
-          <w:lang w:val="fr-FR"/>
-        </w:rPr>
-      </w:pPr>
-    </w:p>
+    <w:p/>
+    <w:p>
+      <w:pPr>
+        <w:pStyle w:val="Heading1"/>
+        <w:rPr>
+          <w:color w:val="1A3A5C"/>
+        </w:rPr>
+      </w:pPr>
+    </w:p>
+    <w:p>
+      <w:pPr>
+        <w:pStyle w:val="Heading1"/>
+        <w:rPr>
+          <w:color w:val="1A3A5C"/>
+        </w:rPr>
+      </w:pPr>
+    </w:p>
+    <w:p>
+      <w:pPr>
+        <w:pStyle w:val="Heading1"/>
+      </w:pPr>
+      <w:r>
+        <w:rPr>
+          <w:color w:val="1A3A5C"/>
+        </w:rPr>
+        <w:t xml:space="preserve">Advanced techniques </w:t>
+      </w:r>
+    </w:p>
+    <w:tbl>
+      <w:tblPr>
+        <w:tblStyle w:val="TableGrid"/>
+        <w:tblW w:w="0" w:type="auto"/>
+        <w:jc w:val="center"/>
+        <w:tblLook w:val="04A0" w:firstRow="1" w:lastRow="0" w:firstColumn="1" w:lastColumn="0" w:noHBand="0" w:noVBand="1"/>
+      </w:tblPr>
+      <w:tblGrid>
+        <w:gridCol w:w="1910"/>
+        <w:gridCol w:w="2714"/>
+        <w:gridCol w:w="4726"/>
+      </w:tblGrid>
+      <w:tr>
+        <w:trPr>
+          <w:jc w:val="center"/>
+        </w:trPr>
+        <w:tc>
+          <w:tcPr>
+            <w:tcW w:w="2109" w:type="dxa"/>
+            <w:shd w:val="clear" w:color="auto" w:fill="1A3A5C"/>
+          </w:tcPr>
+          <w:p>
+            <w:pPr>
+              <w:spacing w:before="40" w:after="40"/>
+            </w:pPr>
+            <w:r>
+              <w:rPr>
+                <w:b/>
+                <w:color w:val="FFFFFF"/>
+                <w:sz w:val="20"/>
+              </w:rPr>
+              <w:t>Example advanced technique</w:t>
+            </w:r>
+          </w:p>
+        </w:tc>
+        <w:tc>
+          <w:tcPr>
+            <w:tcW w:w="3057" w:type="dxa"/>
+            <w:shd w:val="clear" w:color="auto" w:fill="1A3A5C"/>
+          </w:tcPr>
+          <w:p>
+            <w:pPr>
+              <w:spacing w:before="40" w:after="40"/>
+            </w:pPr>
+            <w:r>
+              <w:rPr>
+                <w:b/>
+                <w:color w:val="FFFFFF"/>
+                <w:sz w:val="20"/>
+              </w:rPr>
+              <w:t>What it might look like</w:t>
+            </w:r>
+          </w:p>
+        </w:tc>
+        <w:tc>
+          <w:tcPr>
+            <w:tcW w:w="3402" w:type="dxa"/>
+            <w:shd w:val="clear" w:color="auto" w:fill="1A3A5C"/>
+          </w:tcPr>
+          <w:p>
+            <w:pPr>
+              <w:spacing w:before="40" w:after="40"/>
+            </w:pPr>
+            <w:r>
+              <w:rPr>
+                <w:b/>
+                <w:color w:val="FFFFFF"/>
+                <w:sz w:val="20"/>
+              </w:rPr>
+              <w:t>Where in my project</w:t>
+            </w:r>
+          </w:p>
+        </w:tc>
+      </w:tr>
+      <w:tr>
+        <w:trPr>
+          <w:jc w:val="center"/>
+        </w:trPr>
+        <w:tc>
+          <w:tcPr>
+            <w:tcW w:w="2109" w:type="dxa"/>
+          </w:tcPr>
+          <w:p>
+            <w:pPr>
+              <w:spacing w:before="40" w:after="40"/>
+            </w:pPr>
+            <w:r>
+              <w:rPr>
+                <w:sz w:val="20"/>
+              </w:rPr>
+              <w:t>CSS custom properties / themes</w:t>
+            </w:r>
+          </w:p>
+        </w:tc>
+        <w:tc>
+          <w:tcPr>
+            <w:tcW w:w="3057" w:type="dxa"/>
+          </w:tcPr>
+          <w:p>
+            <w:pPr>
+              <w:spacing w:before="40" w:after="40"/>
+              <w:rPr>
+                <w:sz w:val="20"/>
+              </w:rPr>
+            </w:pPr>
+            <w:r>
+              <w:rPr>
+                <w:sz w:val="20"/>
+              </w:rPr>
+              <w:t xml:space="preserve">:root tokens for </w:t>
+            </w:r>
+            <w:proofErr w:type="spellStart"/>
+            <w:r>
+              <w:rPr>
+                <w:sz w:val="20"/>
+              </w:rPr>
+              <w:t>colour</w:t>
+            </w:r>
+            <w:proofErr w:type="spellEnd"/>
+            <w:r>
+              <w:rPr>
+                <w:sz w:val="20"/>
+              </w:rPr>
+              <w:t>, space, type</w:t>
+            </w:r>
+          </w:p>
+          <w:p>
+            <w:pPr>
+              <w:spacing w:before="40" w:after="40"/>
+              <w:rPr>
+                <w:sz w:val="20"/>
+              </w:rPr>
+            </w:pPr>
+          </w:p>
+          <w:p>
+            <w:pPr>
+              <w:spacing w:before="40" w:after="40"/>
+            </w:pPr>
+          </w:p>
+        </w:tc>
+        <w:tc>
+          <w:tcPr>
+            <w:tcW w:w="3402" w:type="dxa"/>
+          </w:tcPr>
+          <w:p>
+            <w:pPr>
+              <w:spacing w:before="40" w:after="40"/>
+              <w:rPr>
+                <w:lang w:val="en-NZ"/>
+              </w:rPr>
+            </w:pPr>
+            <w:r>
+              <w:rPr>
+                <w:lang w:val="en-NZ"/>
+              </w:rPr>
+              <w:t>:root {</w:t>
+            </w:r>
+          </w:p>
+          <w:p>
+            <w:pPr>
+              <w:spacing w:before="40" w:after="40"/>
+              <w:rPr>
+                <w:lang w:val="en-NZ"/>
+              </w:rPr>
+            </w:pPr>
+            <w:r>
+              <w:rPr>
+                <w:lang w:val="en-NZ"/>
+              </w:rPr>
+              <w:t xml:space="preserve">    --brown: #7B5132;</w:t>
+            </w:r>
+          </w:p>
+          <w:p>
+            <w:pPr>
+              <w:spacing w:before="40" w:after="40"/>
+              <w:rPr>
+                <w:lang w:val="en-NZ"/>
+              </w:rPr>
+            </w:pPr>
+            <w:r>
+              <w:rPr>
+                <w:lang w:val="en-NZ"/>
+              </w:rPr>
+              <w:t xml:space="preserve">    --apricot: #D98452;</w:t>
+            </w:r>
+          </w:p>
+          <w:p>
+            <w:pPr>
+              <w:spacing w:before="40" w:after="40"/>
+              <w:rPr>
+                <w:lang w:val="en-NZ"/>
+              </w:rPr>
+            </w:pPr>
+            <w:r>
+              <w:rPr>
+                <w:lang w:val="en-NZ"/>
+              </w:rPr>
+              <w:t xml:space="preserve">    --beige: #FFC67E;</w:t>
+            </w:r>
+          </w:p>
+          <w:p>
+            <w:pPr>
+              <w:spacing w:before="40" w:after="40"/>
+              <w:rPr>
+                <w:lang w:val="en-NZ"/>
+              </w:rPr>
+            </w:pPr>
+            <w:r>
+              <w:rPr>
+                <w:lang w:val="en-NZ"/>
+              </w:rPr>
+              <w:t xml:space="preserve">    --off-white: #FFEEC7;</w:t>
+            </w:r>
+          </w:p>
+          <w:p>
+            <w:pPr>
+              <w:spacing w:before="40" w:after="40"/>
+              <w:rPr>
+                <w:lang w:val="en-NZ"/>
+              </w:rPr>
+            </w:pPr>
+            <w:r>
+              <w:rPr>
+                <w:lang w:val="en-NZ"/>
+              </w:rPr>
+              <w:t>}</w:t>
+            </w:r>
+          </w:p>
+          <w:p>
+            <w:pPr>
+              <w:spacing w:before="40" w:after="40"/>
+              <w:rPr>
+                <w:lang w:val="en-NZ"/>
+              </w:rPr>
+            </w:pPr>
+          </w:p>
+          <w:p>
+            <w:pPr>
+              <w:spacing w:before="40" w:after="40"/>
+              <w:rPr>
+                <w:lang w:val="en-NZ"/>
+              </w:rPr>
+            </w:pPr>
+            <w:r>
+              <w:rPr>
+                <w:lang w:val="en-NZ"/>
+              </w:rPr>
+              <w:t xml:space="preserve"> I use CSS custom properties in the :root selector to define reusable colours and other design values. These variables are used throughout the interface to maintain a consistent visual style and make the design easier to modify.</w:t>
+            </w:r>
+          </w:p>
+          <w:p>
+            <w:pPr>
+              <w:spacing w:before="40" w:after="40"/>
+            </w:pPr>
+          </w:p>
+          <w:p>
+            <w:pPr>
+              <w:spacing w:before="40" w:after="40"/>
+            </w:pPr>
+            <w:r>
+              <w:rPr>
+                <w:noProof/>
+              </w:rPr>
+              <w:drawing>
+                <wp:anchor distT="0" distB="0" distL="114300" distR="114300" simplePos="0" relativeHeight="251958272" behindDoc="0" locked="0" layoutInCell="1" allowOverlap="1" wp14:anchorId="63561203" wp14:editId="4D07CEA0">
+                  <wp:simplePos x="0" y="0"/>
+                  <wp:positionH relativeFrom="column">
+                    <wp:posOffset>27794</wp:posOffset>
+                  </wp:positionH>
+                  <wp:positionV relativeFrom="paragraph">
+                    <wp:posOffset>12268</wp:posOffset>
+                  </wp:positionV>
+                  <wp:extent cx="1471930" cy="984885"/>
+                  <wp:effectExtent l="0" t="0" r="0" b="5715"/>
+                  <wp:wrapSquare wrapText="bothSides"/>
+                  <wp:docPr id="751860783" name="Picture 1"/>
+                  <wp:cNvGraphicFramePr>
+                    <a:graphicFrameLocks xmlns:a="http://schemas.openxmlformats.org/drawingml/2006/main" noChangeAspect="1"/>
+                  </wp:cNvGraphicFramePr>
+                  <a:graphic xmlns:a="http://schemas.openxmlformats.org/drawingml/2006/main">
+                    <a:graphicData uri="http://schemas.openxmlformats.org/drawingml/2006/picture">
+                      <pic:pic xmlns:pic="http://schemas.openxmlformats.org/drawingml/2006/picture">
+                        <pic:nvPicPr>
+                          <pic:cNvPr id="751860783" name=""/>
+                          <pic:cNvPicPr/>
+                        </pic:nvPicPr>
+                        <pic:blipFill>
+                          <a:blip r:embed="rId13"/>
+                          <a:stretch>
+                            <a:fillRect/>
+                          </a:stretch>
+                        </pic:blipFill>
+                        <pic:spPr>
+                          <a:xfrm>
+                            <a:off x="0" y="0"/>
+                            <a:ext cx="1471930" cy="984885"/>
+                          </a:xfrm>
+                          <a:prstGeom prst="rect">
+                            <a:avLst/>
+                          </a:prstGeom>
+                        </pic:spPr>
+                      </pic:pic>
+                    </a:graphicData>
+                  </a:graphic>
+                  <wp14:sizeRelH relativeFrom="margin">
+                    <wp14:pctWidth>0</wp14:pctWidth>
+                  </wp14:sizeRelH>
+                  <wp14:sizeRelV relativeFrom="margin">
+                    <wp14:pctHeight>0</wp14:pctHeight>
+                  </wp14:sizeRelV>
+                </wp:anchor>
+              </w:drawing>
+            </w:r>
+          </w:p>
+          <w:p>
+            <w:pPr>
+              <w:spacing w:before="40" w:after="40"/>
+            </w:pPr>
+            <w:r>
+              <w:rPr>
+                <w:noProof/>
+              </w:rPr>
+              <w:drawing>
+                <wp:anchor distT="0" distB="0" distL="114300" distR="114300" simplePos="0" relativeHeight="251959296" behindDoc="0" locked="0" layoutInCell="1" allowOverlap="1" wp14:anchorId="20B93299" wp14:editId="50C5111A">
+                  <wp:simplePos x="0" y="0"/>
+                  <wp:positionH relativeFrom="column">
+                    <wp:posOffset>-14117</wp:posOffset>
+                  </wp:positionH>
+                  <wp:positionV relativeFrom="paragraph">
+                    <wp:posOffset>932941</wp:posOffset>
+                  </wp:positionV>
+                  <wp:extent cx="1517015" cy="716280"/>
+                  <wp:effectExtent l="0" t="0" r="6985" b="7620"/>
+                  <wp:wrapSquare wrapText="bothSides"/>
+                  <wp:docPr id="281800322" name="Picture 1"/>
+                  <wp:cNvGraphicFramePr>
+                    <a:graphicFrameLocks xmlns:a="http://schemas.openxmlformats.org/drawingml/2006/main" noChangeAspect="1"/>
+                  </wp:cNvGraphicFramePr>
+                  <a:graphic xmlns:a="http://schemas.openxmlformats.org/drawingml/2006/main">
+                    <a:graphicData uri="http://schemas.openxmlformats.org/drawingml/2006/picture">
+                      <pic:pic xmlns:pic="http://schemas.openxmlformats.org/drawingml/2006/picture">
+                        <pic:nvPicPr>
+                          <pic:cNvPr id="281800322" name=""/>
+                          <pic:cNvPicPr/>
+                        </pic:nvPicPr>
+                        <pic:blipFill>
+                          <a:blip r:embed="rId14"/>
+                          <a:stretch>
+                            <a:fillRect/>
+                          </a:stretch>
+                        </pic:blipFill>
+                        <pic:spPr>
+                          <a:xfrm>
+                            <a:off x="0" y="0"/>
+                            <a:ext cx="1517015" cy="716280"/>
+                          </a:xfrm>
+                          <a:prstGeom prst="rect">
+                            <a:avLst/>
+                          </a:prstGeom>
+                        </pic:spPr>
+                      </pic:pic>
+                    </a:graphicData>
+                  </a:graphic>
+                  <wp14:sizeRelH relativeFrom="margin">
+                    <wp14:pctWidth>0</wp14:pctWidth>
+                  </wp14:sizeRelH>
+                  <wp14:sizeRelV relativeFrom="margin">
+                    <wp14:pctHeight>0</wp14:pctHeight>
+                  </wp14:sizeRelV>
+                </wp:anchor>
+              </w:drawing>
+            </w:r>
+          </w:p>
+        </w:tc>
+      </w:tr>
+      <w:tr>
+        <w:trPr>
+          <w:jc w:val="center"/>
+        </w:trPr>
+        <w:tc>
+          <w:tcPr>
+            <w:tcW w:w="2109" w:type="dxa"/>
+            <w:shd w:val="clear" w:color="auto" w:fill="F0F4F8"/>
+          </w:tcPr>
+          <w:p>
+            <w:pPr>
+              <w:spacing w:before="40" w:after="40"/>
+            </w:pPr>
+            <w:r>
+              <w:rPr>
+                <w:sz w:val="20"/>
+              </w:rPr>
+              <w:lastRenderedPageBreak/>
+              <w:t>Responsive layout system</w:t>
+            </w:r>
+          </w:p>
+        </w:tc>
+        <w:tc>
+          <w:tcPr>
+            <w:tcW w:w="3057" w:type="dxa"/>
+            <w:shd w:val="clear" w:color="auto" w:fill="F0F4F8"/>
+          </w:tcPr>
+          <w:p>
+            <w:pPr>
+              <w:spacing w:before="40" w:after="40"/>
+            </w:pPr>
+            <w:r>
+              <w:rPr>
+                <w:sz w:val="20"/>
+              </w:rPr>
+              <w:t>Mobile-first flex/grid + breakpoints</w:t>
+            </w:r>
+            <w:r>
+              <w:rPr>
+                <w:sz w:val="20"/>
+              </w:rPr>
+              <w:br/>
+            </w:r>
+            <w:r>
+              <w:rPr>
+                <w:sz w:val="20"/>
+              </w:rPr>
+              <w:br/>
+            </w:r>
+            <w:r>
+              <w:t>I will use flexbox/ grid and media queries to make the interface adapt to the screen size.</w:t>
+            </w:r>
+          </w:p>
+        </w:tc>
+        <w:tc>
+          <w:tcPr>
+            <w:tcW w:w="3402" w:type="dxa"/>
+            <w:shd w:val="clear" w:color="auto" w:fill="F0F4F8"/>
+          </w:tcPr>
+          <w:p>
+            <w:pPr>
+              <w:spacing w:before="40" w:after="40"/>
+            </w:pPr>
+          </w:p>
+          <w:p>
+            <w:pPr>
+              <w:spacing w:before="40" w:after="40"/>
+              <w:rPr>
+                <w:lang w:val="en-NZ"/>
+              </w:rPr>
+            </w:pPr>
+            <w:r>
+              <w:rPr>
+                <w:lang w:val="en-NZ"/>
+              </w:rPr>
+              <w:t xml:space="preserve"> I use Flexbox/Grid and media queries to create a responsive interface that adapts to different screen sizes. This allows the dashboard, navigation and content cards to rearrange appropriately on mobile and larger screens, making the outcome usable across different devices.</w:t>
+            </w:r>
+          </w:p>
+          <w:p>
+            <w:pPr>
+              <w:spacing w:before="40" w:after="40"/>
+            </w:pPr>
+            <w:r>
+              <w:rPr>
+                <w:noProof/>
+              </w:rPr>
+              <w:drawing>
+                <wp:anchor distT="0" distB="0" distL="114300" distR="114300" simplePos="0" relativeHeight="251960320" behindDoc="0" locked="0" layoutInCell="1" allowOverlap="1" wp14:anchorId="7066CA02" wp14:editId="39A5C4D9">
+                  <wp:simplePos x="0" y="0"/>
+                  <wp:positionH relativeFrom="column">
+                    <wp:posOffset>-64905</wp:posOffset>
+                  </wp:positionH>
+                  <wp:positionV relativeFrom="paragraph">
+                    <wp:posOffset>6485</wp:posOffset>
+                  </wp:positionV>
+                  <wp:extent cx="2023110" cy="624205"/>
+                  <wp:effectExtent l="0" t="0" r="0" b="4445"/>
+                  <wp:wrapSquare wrapText="bothSides"/>
+                  <wp:docPr id="1101011646" name="Picture 1"/>
+                  <wp:cNvGraphicFramePr>
+                    <a:graphicFrameLocks xmlns:a="http://schemas.openxmlformats.org/drawingml/2006/main" noChangeAspect="1"/>
+                  </wp:cNvGraphicFramePr>
+                  <a:graphic xmlns:a="http://schemas.openxmlformats.org/drawingml/2006/main">
+                    <a:graphicData uri="http://schemas.openxmlformats.org/drawingml/2006/picture">
+                      <pic:pic xmlns:pic="http://schemas.openxmlformats.org/drawingml/2006/picture">
+                        <pic:nvPicPr>
+                          <pic:cNvPr id="1101011646" name=""/>
+                          <pic:cNvPicPr/>
+                        </pic:nvPicPr>
+                        <pic:blipFill>
+                          <a:blip r:embed="rId15"/>
+                          <a:stretch>
+                            <a:fillRect/>
+                          </a:stretch>
+                        </pic:blipFill>
+                        <pic:spPr>
+                          <a:xfrm>
+                            <a:off x="0" y="0"/>
+                            <a:ext cx="2023110" cy="624205"/>
+                          </a:xfrm>
+                          <a:prstGeom prst="rect">
+                            <a:avLst/>
+                          </a:prstGeom>
+                        </pic:spPr>
+                      </pic:pic>
+                    </a:graphicData>
+                  </a:graphic>
+                  <wp14:sizeRelH relativeFrom="margin">
+                    <wp14:pctWidth>0</wp14:pctWidth>
+                  </wp14:sizeRelH>
+                  <wp14:sizeRelV relativeFrom="margin">
+                    <wp14:pctHeight>0</wp14:pctHeight>
+                  </wp14:sizeRelV>
+                </wp:anchor>
+              </w:drawing>
+            </w:r>
+          </w:p>
+        </w:tc>
+      </w:tr>
+      <w:tr>
+        <w:trPr>
+          <w:jc w:val="center"/>
+        </w:trPr>
+        <w:tc>
+          <w:tcPr>
+            <w:tcW w:w="2109" w:type="dxa"/>
+          </w:tcPr>
+          <w:p>
+            <w:pPr>
+              <w:spacing w:before="40" w:after="40"/>
+            </w:pPr>
+            <w:r>
+              <w:rPr>
+                <w:sz w:val="20"/>
+              </w:rPr>
+              <w:t>Reusable UI pattern</w:t>
+            </w:r>
+          </w:p>
+        </w:tc>
+        <w:tc>
+          <w:tcPr>
+            <w:tcW w:w="3057" w:type="dxa"/>
+          </w:tcPr>
+          <w:p>
+            <w:pPr>
+              <w:spacing w:before="40" w:after="40"/>
+            </w:pPr>
+            <w:r>
+              <w:rPr>
+                <w:sz w:val="20"/>
+              </w:rPr>
+              <w:t>Shared card/component classes or partials</w:t>
+            </w:r>
+          </w:p>
+        </w:tc>
+        <w:tc>
+          <w:tcPr>
+            <w:tcW w:w="3402" w:type="dxa"/>
+          </w:tcPr>
+          <w:p>
+            <w:pPr>
+              <w:spacing w:before="40" w:after="40"/>
+            </w:pPr>
+          </w:p>
+        </w:tc>
+      </w:tr>
+      <w:tr>
+        <w:trPr>
+          <w:jc w:val="center"/>
+        </w:trPr>
+        <w:tc>
+          <w:tcPr>
+            <w:tcW w:w="2109" w:type="dxa"/>
+            <w:shd w:val="clear" w:color="auto" w:fill="F0F4F8"/>
+          </w:tcPr>
+          <w:p>
+            <w:pPr>
+              <w:spacing w:before="40" w:after="40"/>
+            </w:pPr>
+            <w:r>
+              <w:rPr>
+                <w:sz w:val="20"/>
+              </w:rPr>
+              <w:t>Data-driven content</w:t>
+            </w:r>
+          </w:p>
+        </w:tc>
+        <w:tc>
+          <w:tcPr>
+            <w:tcW w:w="3057" w:type="dxa"/>
+            <w:shd w:val="clear" w:color="auto" w:fill="F0F4F8"/>
+          </w:tcPr>
+          <w:p>
+            <w:pPr>
+              <w:spacing w:before="40" w:after="40"/>
+            </w:pPr>
+            <w:r>
+              <w:rPr>
+                <w:sz w:val="20"/>
+              </w:rPr>
+              <w:t>JSON/CSV mapped to visible UI</w:t>
+            </w:r>
+          </w:p>
+        </w:tc>
+        <w:tc>
+          <w:tcPr>
+            <w:tcW w:w="3402" w:type="dxa"/>
+            <w:shd w:val="clear" w:color="auto" w:fill="F0F4F8"/>
+          </w:tcPr>
+          <w:p>
+            <w:pPr>
+              <w:spacing w:before="40" w:after="40"/>
+            </w:pPr>
+            <w:r>
+              <w:t xml:space="preserve">Json and </w:t>
+            </w:r>
+            <w:proofErr w:type="spellStart"/>
+            <w:r>
+              <w:t>localstorage</w:t>
+            </w:r>
+            <w:proofErr w:type="spellEnd"/>
+            <w:r>
+              <w:t xml:space="preserve"> to save users thesis parts. The data will be accessible in the users ‘saved theses’ box on the home page of the dashboard. </w:t>
+            </w:r>
+            <w:r>
+              <w:br/>
+              <w:t xml:space="preserve"> </w:t>
+            </w:r>
+          </w:p>
+          <w:p>
+            <w:pPr>
+              <w:spacing w:before="40" w:after="40"/>
+            </w:pPr>
+            <w:r>
+              <w:t>When clicked on in the saved theses section, saved thesis data populates a form showing all the information that was entered previously, organized neatly.</w:t>
+            </w:r>
+          </w:p>
+          <w:p>
+            <w:pPr>
+              <w:spacing w:before="40" w:after="40"/>
+            </w:pPr>
+            <w:r>
+              <w:rPr>
+                <w:noProof/>
+              </w:rPr>
+              <w:drawing>
+                <wp:anchor distT="0" distB="0" distL="114300" distR="114300" simplePos="0" relativeHeight="251962368" behindDoc="0" locked="0" layoutInCell="1" allowOverlap="1" wp14:anchorId="3D162DA9" wp14:editId="7D555DE2">
+                  <wp:simplePos x="0" y="0"/>
+                  <wp:positionH relativeFrom="column">
+                    <wp:posOffset>-65315</wp:posOffset>
+                  </wp:positionH>
+                  <wp:positionV relativeFrom="paragraph">
+                    <wp:posOffset>274682</wp:posOffset>
+                  </wp:positionV>
+                  <wp:extent cx="2864304" cy="658604"/>
+                  <wp:effectExtent l="0" t="0" r="0" b="8255"/>
+                  <wp:wrapSquare wrapText="bothSides"/>
+                  <wp:docPr id="400196166" name="Picture 1"/>
+                  <wp:cNvGraphicFramePr>
+                    <a:graphicFrameLocks xmlns:a="http://schemas.openxmlformats.org/drawingml/2006/main" noChangeAspect="1"/>
+                  </wp:cNvGraphicFramePr>
+                  <a:graphic xmlns:a="http://schemas.openxmlformats.org/drawingml/2006/main">
+                    <a:graphicData uri="http://schemas.openxmlformats.org/drawingml/2006/picture">
+                      <pic:pic xmlns:pic="http://schemas.openxmlformats.org/drawingml/2006/picture">
+                        <pic:nvPicPr>
+                          <pic:cNvPr id="400196166" name=""/>
+                          <pic:cNvPicPr/>
+                        </pic:nvPicPr>
+                        <pic:blipFill>
+                          <a:blip r:embed="rId16"/>
+                          <a:stretch>
+                            <a:fillRect/>
+                          </a:stretch>
+                        </pic:blipFill>
+                        <pic:spPr>
+                          <a:xfrm>
+                            <a:off x="0" y="0"/>
+                            <a:ext cx="2864304" cy="658604"/>
+                          </a:xfrm>
+                          <a:prstGeom prst="rect">
+                            <a:avLst/>
+                          </a:prstGeom>
+                        </pic:spPr>
+                      </pic:pic>
+                    </a:graphicData>
+                  </a:graphic>
+                  <wp14:sizeRelH relativeFrom="margin">
+                    <wp14:pctWidth>0</wp14:pctWidth>
+                  </wp14:sizeRelH>
+                  <wp14:sizeRelV relativeFrom="margin">
+                    <wp14:pctHeight>0</wp14:pctHeight>
+                  </wp14:sizeRelV>
+                </wp:anchor>
+              </w:drawing>
+            </w:r>
+          </w:p>
+          <w:p>
+            <w:pPr>
+              <w:spacing w:before="40" w:after="40"/>
+            </w:pPr>
+          </w:p>
+        </w:tc>
+      </w:tr>
+      <w:tr>
+        <w:trPr>
+          <w:jc w:val="center"/>
+        </w:trPr>
+        <w:tc>
+          <w:tcPr>
+            <w:tcW w:w="2109" w:type="dxa"/>
+          </w:tcPr>
+          <w:p>
+            <w:pPr>
+              <w:spacing w:before="40" w:after="40"/>
+            </w:pPr>
+            <w:r>
+              <w:rPr>
+                <w:sz w:val="20"/>
+              </w:rPr>
+              <w:t>Scripts / interactivity</w:t>
+            </w:r>
+          </w:p>
+        </w:tc>
+        <w:tc>
+          <w:tcPr>
+            <w:tcW w:w="3057" w:type="dxa"/>
+          </w:tcPr>
+          <w:p>
+            <w:pPr>
+              <w:spacing w:before="40" w:after="40"/>
+            </w:pPr>
+            <w:r>
+              <w:rPr>
+                <w:sz w:val="20"/>
+              </w:rPr>
+              <w:t>Custom JS for filters, tabs, states</w:t>
+            </w:r>
+          </w:p>
+        </w:tc>
+        <w:tc>
+          <w:tcPr>
+            <w:tcW w:w="3402" w:type="dxa"/>
+          </w:tcPr>
+          <w:p>
+            <w:pPr>
+              <w:spacing w:before="40" w:after="40"/>
+            </w:pPr>
+          </w:p>
+        </w:tc>
+      </w:tr>
+      <w:tr>
+        <w:trPr>
+          <w:jc w:val="center"/>
+        </w:trPr>
+        <w:tc>
+          <w:tcPr>
+            <w:tcW w:w="2109" w:type="dxa"/>
+            <w:shd w:val="clear" w:color="auto" w:fill="F0F4F8"/>
+          </w:tcPr>
+          <w:p>
+            <w:pPr>
+              <w:spacing w:before="40" w:after="40"/>
+            </w:pPr>
+            <w:r>
+              <w:rPr>
+                <w:sz w:val="20"/>
+              </w:rPr>
+              <w:t>Third-party library</w:t>
+            </w:r>
+          </w:p>
+        </w:tc>
+        <w:tc>
+          <w:tcPr>
+            <w:tcW w:w="3057" w:type="dxa"/>
+            <w:shd w:val="clear" w:color="auto" w:fill="F0F4F8"/>
+          </w:tcPr>
+          <w:p>
+            <w:pPr>
+              <w:spacing w:before="40" w:after="40"/>
+            </w:pPr>
+            <w:r>
+              <w:rPr>
+                <w:sz w:val="20"/>
+              </w:rPr>
+              <w:t>Charts, icons, UI kit used with understanding</w:t>
+            </w:r>
+          </w:p>
+        </w:tc>
+        <w:tc>
+          <w:tcPr>
+            <w:tcW w:w="3402" w:type="dxa"/>
+            <w:shd w:val="clear" w:color="auto" w:fill="F0F4F8"/>
+          </w:tcPr>
+          <w:p>
+            <w:pPr>
+              <w:spacing w:before="40" w:after="40"/>
+            </w:pPr>
+          </w:p>
+        </w:tc>
+      </w:tr>
+      <w:tr>
+        <w:trPr>
+          <w:jc w:val="center"/>
+        </w:trPr>
+        <w:tc>
+          <w:tcPr>
+            <w:tcW w:w="2109" w:type="dxa"/>
+          </w:tcPr>
+          <w:p>
+            <w:pPr>
+              <w:spacing w:before="40" w:after="40"/>
+            </w:pPr>
+            <w:r>
+              <w:rPr>
+                <w:sz w:val="20"/>
+              </w:rPr>
+              <w:t xml:space="preserve">Asset pipeline / </w:t>
+            </w:r>
+            <w:proofErr w:type="spellStart"/>
+            <w:r>
+              <w:rPr>
+                <w:sz w:val="20"/>
+              </w:rPr>
+              <w:t>optimisation</w:t>
+            </w:r>
+            <w:proofErr w:type="spellEnd"/>
+          </w:p>
+        </w:tc>
+        <w:tc>
+          <w:tcPr>
+            <w:tcW w:w="3057" w:type="dxa"/>
+          </w:tcPr>
+          <w:p>
+            <w:pPr>
+              <w:spacing w:before="40" w:after="40"/>
+            </w:pPr>
+            <w:r>
+              <w:rPr>
+                <w:sz w:val="20"/>
+              </w:rPr>
+              <w:t>Compressed images, sprites, consistent paths</w:t>
+            </w:r>
+          </w:p>
+        </w:tc>
+        <w:tc>
+          <w:tcPr>
+            <w:tcW w:w="3402" w:type="dxa"/>
+          </w:tcPr>
+          <w:p>
+            <w:pPr>
+              <w:spacing w:before="40" w:after="40"/>
+            </w:pPr>
+          </w:p>
+        </w:tc>
+      </w:tr>
+    </w:tbl>
+    <w:p/>
+    <w:p>
+      <w:pPr>
+        <w:spacing w:after="40"/>
+        <w:rPr>
+          <w:u w:val="single"/>
+        </w:rPr>
+      </w:pPr>
+      <w:r>
+        <w:rPr>
+          <w:b/>
+          <w:highlight w:val="yellow"/>
+          <w:u w:val="single"/>
+        </w:rPr>
+        <w:t>Gaps I still need to add:</w:t>
+      </w:r>
+    </w:p>
+    <w:p>
+      <w:pPr>
+        <w:pStyle w:val="ListParagraph"/>
+        <w:numPr>
+          <w:ilvl w:val="0"/>
+          <w:numId w:val="2"/>
+        </w:numPr>
+        <w:spacing w:after="40"/>
+        <w:rPr>
+          <w:color w:val="AAAAAA"/>
+          <w:sz w:val="20"/>
+        </w:rPr>
+      </w:pPr>
+    </w:p>
+    <w:p>
+      <w:pPr>
+        <w:spacing w:after="40"/>
+        <w:rPr>
+          <w:b/>
+          <w:u w:val="single"/>
+        </w:rPr>
+      </w:pPr>
+      <w:r>
+        <w:rPr>
+          <w:b/>
+          <w:highlight w:val="yellow"/>
+          <w:u w:val="single"/>
+        </w:rPr>
+        <w:t>My ≥2 techniques for assessment:</w:t>
+      </w:r>
+    </w:p>
+    <w:p>
+      <w:pPr>
+        <w:pStyle w:val="ListParagraph"/>
+        <w:numPr>
+          <w:ilvl w:val="0"/>
+          <w:numId w:val="2"/>
+        </w:numPr>
+        <w:spacing w:after="40"/>
+      </w:pPr>
+      <w:r>
+        <w:t>I am going</w:t>
+      </w:r>
+      <w:r>
+        <w:t xml:space="preserve"> to use a JSON file to track users investment thesis and options. I have chosen this because it allows me to record a lot of data, for different users and populate more than one html file with this data. I also like how easy it is to save things to it from my previous assessment.</w:t>
+      </w:r>
+    </w:p>
+    <w:p>
+      <w:pPr>
+        <w:pStyle w:val="ListParagraph"/>
+        <w:numPr>
+          <w:ilvl w:val="0"/>
+          <w:numId w:val="2"/>
+        </w:numPr>
+        <w:spacing w:after="40"/>
+      </w:pPr>
+      <w:r>
+        <w:lastRenderedPageBreak/>
+        <w:t xml:space="preserve">Responsive system layout using flexbox / grid to ensure my interface can be used on mobile devices and larger screens. This makes it more accessible to a greater amount of users, and especially casual investors which is most people. </w:t>
+      </w:r>
+    </w:p>
+    <w:p/>
     <w:p>
       <w:pPr>
         <w:rPr>
@@ -1896,7 +2010,6 @@
           <w:sz w:val="28"/>
           <w:szCs w:val="28"/>
           <w:u w:val="single"/>
-          <w:lang w:val="fr-FR"/>
         </w:rPr>
       </w:pPr>
       <w:r>
@@ -1927,7 +2040,7 @@
                     <pic:cNvPicPr/>
                   </pic:nvPicPr>
                   <pic:blipFill>
-                    <a:blip r:embed="rId15"/>
+                    <a:blip r:embed="rId17"/>
                     <a:stretch>
                       <a:fillRect/>
                     </a:stretch>
@@ -1981,7 +2094,7 @@
                     <pic:cNvPicPr/>
                   </pic:nvPicPr>
                   <pic:blipFill>
-                    <a:blip r:embed="rId16" cstate="print">
+                    <a:blip r:embed="rId18" cstate="print">
                       <a:extLst>
                         <a:ext uri="{28A0092B-C50C-407E-A947-70E740481C1C}">
                           <a14:useLocalDpi xmlns:a14="http://schemas.microsoft.com/office/drawing/2010/main" val="0"/>
@@ -2041,7 +2154,7 @@
                     <pic:cNvPicPr/>
                   </pic:nvPicPr>
                   <pic:blipFill>
-                    <a:blip r:embed="rId17" cstate="print">
+                    <a:blip r:embed="rId19" cstate="print">
                       <a:extLst>
                         <a:ext uri="{28A0092B-C50C-407E-A947-70E740481C1C}">
                           <a14:useLocalDpi xmlns:a14="http://schemas.microsoft.com/office/drawing/2010/main" val="0"/>
@@ -2073,7 +2186,6 @@
           </wp:anchor>
         </w:drawing>
       </w:r>
-      <w:proofErr w:type="spellStart"/>
       <w:r>
         <w:rPr>
           <w:b/>
@@ -2082,22 +2194,8 @@
           <w:szCs w:val="28"/>
           <w:highlight w:val="yellow"/>
           <w:u w:val="single"/>
-          <w:lang w:val="fr-FR"/>
-        </w:rPr>
-        <w:t>Colour</w:t>
-      </w:r>
-      <w:proofErr w:type="spellEnd"/>
-      <w:r>
-        <w:rPr>
-          <w:b/>
-          <w:bCs/>
-          <w:sz w:val="28"/>
-          <w:szCs w:val="28"/>
-          <w:highlight w:val="yellow"/>
-          <w:u w:val="single"/>
-          <w:lang w:val="fr-FR"/>
-        </w:rPr>
-        <w:t xml:space="preserve"> palette testing:</w:t>
+        </w:rPr>
+        <w:t>Colour palette testing:</w:t>
       </w:r>
     </w:p>
     <w:p>
@@ -2108,7 +2206,6 @@
           <w:sz w:val="28"/>
           <w:szCs w:val="28"/>
           <w:u w:val="single"/>
-          <w:lang w:val="fr-FR"/>
         </w:rPr>
       </w:pPr>
     </w:p>
@@ -2117,7 +2214,6 @@
         <w:rPr>
           <w:sz w:val="28"/>
           <w:szCs w:val="28"/>
-          <w:lang w:val="fr-FR"/>
         </w:rPr>
       </w:pPr>
       <w:r>
@@ -2148,7 +2244,7 @@
                     <pic:cNvPicPr/>
                   </pic:nvPicPr>
                   <pic:blipFill>
-                    <a:blip r:embed="rId18" cstate="print">
+                    <a:blip r:embed="rId20" cstate="print">
                       <a:extLst>
                         <a:ext uri="{28A0092B-C50C-407E-A947-70E740481C1C}">
                           <a14:useLocalDpi xmlns:a14="http://schemas.microsoft.com/office/drawing/2010/main" val="0"/>
@@ -2214,7 +2310,7 @@
                     <pic:cNvPicPr/>
                   </pic:nvPicPr>
                   <pic:blipFill>
-                    <a:blip r:embed="rId19"/>
+                    <a:blip r:embed="rId21"/>
                     <a:stretch>
                       <a:fillRect/>
                     </a:stretch>
@@ -2246,7 +2342,6 @@
         <w:pStyle w:val="Heading1"/>
         <w:rPr>
           <w:color w:val="1A3A5C"/>
-          <w:lang w:val="fr-FR"/>
         </w:rPr>
       </w:pPr>
     </w:p>
@@ -2255,7 +2350,6 @@
         <w:pStyle w:val="Heading1"/>
         <w:rPr>
           <w:color w:val="1A3A5C"/>
-          <w:lang w:val="fr-FR"/>
         </w:rPr>
       </w:pPr>
     </w:p>
@@ -2264,7 +2358,6 @@
         <w:pStyle w:val="Heading1"/>
         <w:rPr>
           <w:color w:val="1A3A5C"/>
-          <w:lang w:val="fr-FR"/>
         </w:rPr>
       </w:pPr>
     </w:p>
@@ -2288,11 +2381,7 @@
         <w:t xml:space="preserve">off-white-brown </w:t>
       </w:r>
       <w:r>
-        <w:t xml:space="preserve">colour palette the best, and also think </w:t>
-      </w:r>
-      <w:r>
-        <w:lastRenderedPageBreak/>
-        <w:t>that it looks the most suitable for the topic of my website. The colour palette needs to be mature</w:t>
+        <w:t>colour palette the best, and also think that it looks the most suitable for the topic of my website. The colour palette needs to be mature</w:t>
       </w:r>
       <w:r>
         <w:t>, because people may be using my journal to decide where thousands of their own dollars go, the pink would make it feel too game-</w:t>
@@ -2347,6 +2436,7 @@
     </w:p>
     <w:p>
       <w:r>
+        <w:lastRenderedPageBreak/>
         <w:t>Specification:</w:t>
       </w:r>
     </w:p>
@@ -2372,7 +2462,7 @@
           <w:u w:val="single"/>
         </w:rPr>
       </w:pPr>
-      <w:hyperlink r:id="rId20" w:history="1">
+      <w:hyperlink r:id="rId22" w:history="1">
         <w:r>
           <w:rPr>
             <w:rStyle w:val="Hyperlink"/>
@@ -2439,7 +2529,7 @@
                     <pic:cNvPicPr/>
                   </pic:nvPicPr>
                   <pic:blipFill>
-                    <a:blip r:embed="rId21" cstate="print">
+                    <a:blip r:embed="rId23" cstate="print">
                       <a:extLst>
                         <a:ext uri="{28A0092B-C50C-407E-A947-70E740481C1C}">
                           <a14:useLocalDpi xmlns:a14="http://schemas.microsoft.com/office/drawing/2010/main" val="0"/>
@@ -2507,7 +2597,7 @@
                     <pic:cNvPicPr/>
                   </pic:nvPicPr>
                   <pic:blipFill>
-                    <a:blip r:embed="rId22" cstate="print">
+                    <a:blip r:embed="rId24" cstate="print">
                       <a:extLst>
                         <a:ext uri="{28A0092B-C50C-407E-A947-70E740481C1C}">
                           <a14:useLocalDpi xmlns:a14="http://schemas.microsoft.com/office/drawing/2010/main" val="0"/>
@@ -2542,11 +2632,7 @@
         <w:t>letter design feels more modern, sensation looks closer to a type writer</w:t>
       </w:r>
       <w:r>
-        <w:t xml:space="preserve">. I also think that it looks a bit more rigid, the </w:t>
-      </w:r>
-      <w:r>
-        <w:lastRenderedPageBreak/>
-        <w:t>sensation letters are very square and that’s not what I want for a welcoming page. More rounded fonts make the user experience more inviting.</w:t>
+        <w:t>. I also think that it looks a bit more rigid, the sensation letters are very square and that’s not what I want for a welcoming page. More rounded fonts make the user experience more inviting.</w:t>
       </w:r>
     </w:p>
     <w:p/>
@@ -2579,7 +2665,6 @@
         <w:t xml:space="preserve">aesthetic feedback reported that users liked it the most. I also like it too. </w:t>
       </w:r>
     </w:p>
-    <w:p/>
     <w:p/>
     <w:p/>
     <w:p/>
@@ -2829,7 +2914,6 @@
                 <w:noProof/>
                 <w:color w:val="171717" w:themeColor="background2" w:themeShade="1A"/>
               </w:rPr>
-              <w:lastRenderedPageBreak/>
               <w:drawing>
                 <wp:anchor distT="0" distB="0" distL="114300" distR="114300" simplePos="0" relativeHeight="251954176" behindDoc="0" locked="0" layoutInCell="1" allowOverlap="1" wp14:anchorId="45035AFD" wp14:editId="0B76C2B3">
                   <wp:simplePos x="0" y="0"/>
@@ -2854,7 +2938,7 @@
                           <pic:cNvPicPr/>
                         </pic:nvPicPr>
                         <pic:blipFill>
-                          <a:blip r:embed="rId23"/>
+                          <a:blip r:embed="rId25"/>
                           <a:stretch>
                             <a:fillRect/>
                           </a:stretch>
@@ -2913,7 +2997,6 @@
                 <w:szCs w:val="24"/>
                 <w:lang w:val="en-NZ"/>
               </w:rPr>
-              <w:lastRenderedPageBreak/>
               <w:t>I used high colour contrast, appropriate headings and scalable text to make the interface easier to use with screen readers and magnification.</w:t>
             </w:r>
           </w:p>
@@ -2952,17 +3035,7 @@
                 <w:sz w:val="24"/>
                 <w:szCs w:val="24"/>
               </w:rPr>
-              <w:t xml:space="preserve">text resizer </w:t>
-            </w:r>
-            <w:r>
-              <w:rPr>
-                <w:b/>
-                <w:color w:val="171717" w:themeColor="background2" w:themeShade="1A"/>
-                <w:sz w:val="24"/>
-                <w:szCs w:val="24"/>
-              </w:rPr>
-              <w:lastRenderedPageBreak/>
-              <w:t>and accessibility menu in my work log on the 26</w:t>
+              <w:t>text resizer and accessibility menu in my work log on the 26</w:t>
             </w:r>
             <w:r>
               <w:rPr>
@@ -3004,7 +3077,6 @@
                 <w:noProof/>
                 <w:color w:val="171717" w:themeColor="background2" w:themeShade="1A"/>
               </w:rPr>
-              <w:lastRenderedPageBreak/>
               <w:drawing>
                 <wp:anchor distT="0" distB="0" distL="114300" distR="114300" simplePos="0" relativeHeight="251935744" behindDoc="0" locked="0" layoutInCell="1" allowOverlap="1" wp14:anchorId="57CDD39B" wp14:editId="4137AC21">
                   <wp:simplePos x="0" y="0"/>
@@ -3029,7 +3101,7 @@
                           <pic:cNvPicPr/>
                         </pic:nvPicPr>
                         <pic:blipFill>
-                          <a:blip r:embed="rId24"/>
+                          <a:blip r:embed="rId26"/>
                           <a:stretch>
                             <a:fillRect/>
                           </a:stretch>
@@ -3081,7 +3153,6 @@
                 <w:noProof/>
                 <w:color w:val="171717" w:themeColor="background2" w:themeShade="1A"/>
               </w:rPr>
-              <w:lastRenderedPageBreak/>
               <w:drawing>
                 <wp:anchor distT="0" distB="0" distL="114300" distR="114300" simplePos="0" relativeHeight="251952128" behindDoc="0" locked="0" layoutInCell="1" allowOverlap="1" wp14:anchorId="503EF54A" wp14:editId="24F0F829">
                   <wp:simplePos x="0" y="0"/>
@@ -3106,7 +3177,7 @@
                           <pic:cNvPicPr/>
                         </pic:nvPicPr>
                         <pic:blipFill>
-                          <a:blip r:embed="rId25"/>
+                          <a:blip r:embed="rId27"/>
                           <a:stretch>
                             <a:fillRect/>
                           </a:stretch>
@@ -3162,7 +3233,7 @@
                           <pic:cNvPicPr/>
                         </pic:nvPicPr>
                         <pic:blipFill>
-                          <a:blip r:embed="rId26"/>
+                          <a:blip r:embed="rId28"/>
                           <a:stretch>
                             <a:fillRect/>
                           </a:stretch>
@@ -3227,7 +3298,7 @@
                           <pic:cNvPicPr/>
                         </pic:nvPicPr>
                         <pic:blipFill>
-                          <a:blip r:embed="rId27"/>
+                          <a:blip r:embed="rId29"/>
                           <a:stretch>
                             <a:fillRect/>
                           </a:stretch>
@@ -3283,7 +3354,7 @@
                           <pic:cNvPicPr/>
                         </pic:nvPicPr>
                         <pic:blipFill>
-                          <a:blip r:embed="rId28"/>
+                          <a:blip r:embed="rId30"/>
                           <a:stretch>
                             <a:fillRect/>
                           </a:stretch>
@@ -3437,7 +3508,7 @@
                 <w:sz w:val="24"/>
                 <w:szCs w:val="24"/>
               </w:rPr>
-              <w:t xml:space="preserve">I also provide information about their data collection and say that </w:t>
+              <w:t xml:space="preserve">I also provide information about their data collection and say that they should not enter any personal data </w:t>
             </w:r>
             <w:r>
               <w:rPr>
@@ -3446,32 +3517,22 @@
                 <w:sz w:val="24"/>
                 <w:szCs w:val="24"/>
               </w:rPr>
-              <w:lastRenderedPageBreak/>
-              <w:t xml:space="preserve">they should not enter any personal data </w:t>
+              <w:t>they do not wish to share as this may be visible to other users using the same device.</w:t>
             </w:r>
-            <w:r>
+          </w:p>
+        </w:tc>
+        <w:tc>
+          <w:tcPr>
+            <w:tcW w:w="3487" w:type="dxa"/>
+          </w:tcPr>
+          <w:p>
+            <w:pPr>
               <w:rPr>
                 <w:b/>
                 <w:color w:val="171717" w:themeColor="background2" w:themeShade="1A"/>
                 <w:sz w:val="24"/>
                 <w:szCs w:val="24"/>
               </w:rPr>
-              <w:t>they do not wish to share as this may be visible to other users using the same device.</w:t>
-            </w:r>
-          </w:p>
-        </w:tc>
-        <w:tc>
-          <w:tcPr>
-            <w:tcW w:w="3487" w:type="dxa"/>
-          </w:tcPr>
-          <w:p>
-            <w:pPr>
-              <w:rPr>
-                <w:b/>
-                <w:color w:val="171717" w:themeColor="background2" w:themeShade="1A"/>
-                <w:sz w:val="24"/>
-                <w:szCs w:val="24"/>
-              </w:rPr>
             </w:pPr>
             <w:r>
               <w:rPr>
@@ -3479,7 +3540,6 @@
                 <w:noProof/>
                 <w:color w:val="171717" w:themeColor="background2" w:themeShade="1A"/>
               </w:rPr>
-              <w:lastRenderedPageBreak/>
               <w:drawing>
                 <wp:anchor distT="0" distB="0" distL="114300" distR="114300" simplePos="0" relativeHeight="251943936" behindDoc="0" locked="0" layoutInCell="1" allowOverlap="1" wp14:anchorId="0F071F14" wp14:editId="5AC7E7E4">
                   <wp:simplePos x="0" y="0"/>
@@ -3504,7 +3564,7 @@
                           <pic:cNvPicPr/>
                         </pic:nvPicPr>
                         <pic:blipFill>
-                          <a:blip r:embed="rId29"/>
+                          <a:blip r:embed="rId31"/>
                           <a:stretch>
                             <a:fillRect/>
                           </a:stretch>
@@ -3549,6 +3609,7 @@
               <w:rPr>
                 <w:sz w:val="20"/>
               </w:rPr>
+              <w:lastRenderedPageBreak/>
               <w:t>Aesthetics / functionality</w:t>
             </w:r>
           </w:p>
@@ -3648,7 +3709,7 @@
                           <pic:cNvPicPr/>
                         </pic:nvPicPr>
                         <pic:blipFill>
-                          <a:blip r:embed="rId30"/>
+                          <a:blip r:embed="rId32"/>
                           <a:stretch>
                             <a:fillRect/>
                           </a:stretch>
@@ -3704,7 +3765,7 @@
                           <pic:cNvPicPr/>
                         </pic:nvPicPr>
                         <pic:blipFill>
-                          <a:blip r:embed="rId31"/>
+                          <a:blip r:embed="rId33"/>
                           <a:stretch>
                             <a:fillRect/>
                           </a:stretch>
@@ -3760,7 +3821,7 @@
                           <pic:cNvPicPr/>
                         </pic:nvPicPr>
                         <pic:blipFill>
-                          <a:blip r:embed="rId32"/>
+                          <a:blip r:embed="rId34"/>
                           <a:stretch>
                             <a:fillRect/>
                           </a:stretch>
@@ -4496,7 +4557,6 @@
           <w:highlight w:val="yellow"/>
           <w:u w:val="single"/>
         </w:rPr>
-        <w:lastRenderedPageBreak/>
         <w:drawing>
           <wp:anchor distT="0" distB="0" distL="114300" distR="114300" simplePos="0" relativeHeight="251663360" behindDoc="0" locked="0" layoutInCell="1" allowOverlap="1" wp14:anchorId="6F1703F9" wp14:editId="3F7EA645">
             <wp:simplePos x="0" y="0"/>
@@ -4521,7 +4581,7 @@
                     <pic:cNvPicPr/>
                   </pic:nvPicPr>
                   <pic:blipFill>
-                    <a:blip r:embed="rId33"/>
+                    <a:blip r:embed="rId35"/>
                     <a:stretch>
                       <a:fillRect/>
                     </a:stretch>
@@ -4641,6 +4701,7 @@
     </w:p>
     <w:p>
       <w:r>
+        <w:lastRenderedPageBreak/>
         <w:t>My eye was attracted to the glowing button first on the landing page</w:t>
       </w:r>
       <w:r>
@@ -4823,7 +4884,6 @@
     </w:p>
     <w:p>
       <w:r>
-        <w:lastRenderedPageBreak/>
         <w:t>It’s</w:t>
       </w:r>
       <w:r>
@@ -4922,6 +4982,7 @@
           <w:highlight w:val="yellow"/>
           <w:u w:val="single"/>
         </w:rPr>
+        <w:lastRenderedPageBreak/>
         <w:t xml:space="preserve">My </w:t>
       </w:r>
       <w:proofErr w:type="spellStart"/>
@@ -5102,24 +5163,7 @@
         </w:rPr>
         <w:t xml:space="preserve"> - Aesthetic and features feedback:</w:t>
       </w:r>
-    </w:p>
-    <w:p>
-      <w:pPr>
-        <w:rPr>
-          <w:sz w:val="28"/>
-          <w:szCs w:val="28"/>
-        </w:rPr>
-      </w:pPr>
-      <w:r>
-        <w:rPr>
-          <w:sz w:val="28"/>
-          <w:szCs w:val="28"/>
-        </w:rPr>
-        <w:t>What my interface currently looks like:</w:t>
-      </w:r>
-    </w:p>
-    <w:p>
-      <w:pPr>
+      <w:r>
         <w:rPr>
           <w:b/>
           <w:bCs/>
@@ -5127,14 +5171,40 @@
           <w:szCs w:val="28"/>
           <w:u w:val="single"/>
         </w:rPr>
+        <w:t xml:space="preserve"> 1/08/26</w:t>
+      </w:r>
+    </w:p>
+    <w:p>
+      <w:pPr>
+        <w:rPr>
+          <w:sz w:val="28"/>
+          <w:szCs w:val="28"/>
+        </w:rPr>
+      </w:pPr>
+      <w:r>
+        <w:rPr>
+          <w:sz w:val="28"/>
+          <w:szCs w:val="28"/>
+        </w:rPr>
+        <w:t>What my interface currently looks like:</w:t>
+      </w:r>
+    </w:p>
+    <w:p>
+      <w:pPr>
+        <w:rPr>
+          <w:b/>
+          <w:bCs/>
+          <w:sz w:val="28"/>
+          <w:szCs w:val="28"/>
+          <w:u w:val="single"/>
+        </w:rPr>
       </w:pPr>
       <w:r>
         <w:rPr>
           <w:noProof/>
         </w:rPr>
-        <w:lastRenderedPageBreak/>
         <w:drawing>
-          <wp:anchor distT="0" distB="0" distL="114300" distR="114300" simplePos="0" relativeHeight="251674624" behindDoc="0" locked="0" layoutInCell="1" allowOverlap="1" wp14:anchorId="4DCB6E13" wp14:editId="28CC38CB">
+          <wp:anchor distT="0" distB="0" distL="114300" distR="114300" simplePos="0" relativeHeight="251674624" behindDoc="0" locked="0" layoutInCell="1" allowOverlap="1" wp14:anchorId="4DCB6E13" wp14:editId="7276A8C7">
             <wp:simplePos x="0" y="0"/>
             <wp:positionH relativeFrom="column">
               <wp:posOffset>2570773</wp:posOffset>
@@ -5157,7 +5227,7 @@
                     <pic:cNvPicPr/>
                   </pic:nvPicPr>
                   <pic:blipFill>
-                    <a:blip r:embed="rId34"/>
+                    <a:blip r:embed="rId36"/>
                     <a:stretch>
                       <a:fillRect/>
                     </a:stretch>
@@ -5212,7 +5282,7 @@
                     <pic:cNvPicPr/>
                   </pic:nvPicPr>
                   <pic:blipFill>
-                    <a:blip r:embed="rId35"/>
+                    <a:blip r:embed="rId37"/>
                     <a:stretch>
                       <a:fillRect/>
                     </a:stretch>
@@ -5271,7 +5341,7 @@
                     <pic:cNvPicPr/>
                   </pic:nvPicPr>
                   <pic:blipFill>
-                    <a:blip r:embed="rId36"/>
+                    <a:blip r:embed="rId38"/>
                     <a:stretch>
                       <a:fillRect/>
                     </a:stretch>
@@ -5345,6 +5415,7 @@
         <w:rPr>
           <w:noProof/>
         </w:rPr>
+        <w:lastRenderedPageBreak/>
         <w:drawing>
           <wp:anchor distT="0" distB="0" distL="114300" distR="114300" simplePos="0" relativeHeight="251678720" behindDoc="0" locked="0" layoutInCell="1" allowOverlap="1" wp14:anchorId="2CDD198F" wp14:editId="68D4B997">
             <wp:simplePos x="0" y="0"/>
@@ -5369,7 +5440,7 @@
                     <pic:cNvPicPr/>
                   </pic:nvPicPr>
                   <pic:blipFill>
-                    <a:blip r:embed="rId37"/>
+                    <a:blip r:embed="rId39"/>
                     <a:stretch>
                       <a:fillRect/>
                     </a:stretch>
@@ -5406,6 +5477,137 @@
       <w:r>
         <w:t xml:space="preserve">I think that you could do some error prevention because right now you can spam the keyboard and it accepts it. </w:t>
       </w:r>
+      <w:r>
+        <w:t xml:space="preserve">I also think the navigation bar looks clunky, and the add new thesis button is already above the navigation widgets. I think you should remove the log thesis button at the top. </w:t>
+      </w:r>
+    </w:p>
+    <w:p/>
+    <w:p>
+      <w:pPr>
+        <w:rPr>
+          <w:b/>
+          <w:bCs/>
+          <w:sz w:val="28"/>
+          <w:szCs w:val="28"/>
+          <w:u w:val="single"/>
+        </w:rPr>
+      </w:pPr>
+      <w:r>
+        <w:rPr>
+          <w:b/>
+          <w:bCs/>
+          <w:sz w:val="28"/>
+          <w:szCs w:val="28"/>
+          <w:highlight w:val="yellow"/>
+          <w:u w:val="single"/>
+        </w:rPr>
+        <w:t>Name: Nikhil</w:t>
+      </w:r>
+      <w:r>
+        <w:rPr>
+          <w:b/>
+          <w:bCs/>
+          <w:sz w:val="28"/>
+          <w:szCs w:val="28"/>
+          <w:u w:val="single"/>
+        </w:rPr>
+        <w:t xml:space="preserve"> </w:t>
+      </w:r>
+      <w:r>
+        <w:rPr>
+          <w:b/>
+          <w:bCs/>
+          <w:sz w:val="28"/>
+          <w:szCs w:val="28"/>
+          <w:u w:val="single"/>
+        </w:rPr>
+        <w:t xml:space="preserve"> - Aesthetic and features feedback: </w:t>
+      </w:r>
+      <w:r>
+        <w:rPr>
+          <w:b/>
+          <w:bCs/>
+          <w:sz w:val="28"/>
+          <w:szCs w:val="28"/>
+          <w:u w:val="single"/>
+        </w:rPr>
+        <w:t>31</w:t>
+      </w:r>
+      <w:r>
+        <w:rPr>
+          <w:b/>
+          <w:bCs/>
+          <w:sz w:val="28"/>
+          <w:szCs w:val="28"/>
+          <w:u w:val="single"/>
+        </w:rPr>
+        <w:t>/08/26</w:t>
+      </w:r>
+    </w:p>
+    <w:p>
+      <w:r>
+        <w:drawing>
+          <wp:anchor distT="0" distB="0" distL="114300" distR="114300" simplePos="0" relativeHeight="251972608" behindDoc="0" locked="0" layoutInCell="1" allowOverlap="1" wp14:anchorId="515DBC9B" wp14:editId="5FB03DAD">
+            <wp:simplePos x="0" y="0"/>
+            <wp:positionH relativeFrom="margin">
+              <wp:align>left</wp:align>
+            </wp:positionH>
+            <wp:positionV relativeFrom="paragraph">
+              <wp:posOffset>5519</wp:posOffset>
+            </wp:positionV>
+            <wp:extent cx="1242060" cy="1030605"/>
+            <wp:effectExtent l="0" t="0" r="0" b="0"/>
+            <wp:wrapSquare wrapText="bothSides"/>
+            <wp:docPr id="188621193" name="Picture 1"/>
+            <wp:cNvGraphicFramePr>
+              <a:graphicFrameLocks xmlns:a="http://schemas.openxmlformats.org/drawingml/2006/main" noChangeAspect="1"/>
+            </wp:cNvGraphicFramePr>
+            <a:graphic xmlns:a="http://schemas.openxmlformats.org/drawingml/2006/main">
+              <a:graphicData uri="http://schemas.openxmlformats.org/drawingml/2006/picture">
+                <pic:pic xmlns:pic="http://schemas.openxmlformats.org/drawingml/2006/picture">
+                  <pic:nvPicPr>
+                    <pic:cNvPr id="188621193" name=""/>
+                    <pic:cNvPicPr/>
+                  </pic:nvPicPr>
+                  <pic:blipFill>
+                    <a:blip r:embed="rId40"/>
+                    <a:stretch>
+                      <a:fillRect/>
+                    </a:stretch>
+                  </pic:blipFill>
+                  <pic:spPr>
+                    <a:xfrm>
+                      <a:off x="0" y="0"/>
+                      <a:ext cx="1242060" cy="1030605"/>
+                    </a:xfrm>
+                    <a:prstGeom prst="rect">
+                      <a:avLst/>
+                    </a:prstGeom>
+                  </pic:spPr>
+                </pic:pic>
+              </a:graphicData>
+            </a:graphic>
+            <wp14:sizeRelH relativeFrom="margin">
+              <wp14:pctWidth>0</wp14:pctWidth>
+            </wp14:sizeRelH>
+            <wp14:sizeRelV relativeFrom="margin">
+              <wp14:pctHeight>0</wp14:pctHeight>
+            </wp14:sizeRelV>
+          </wp:anchor>
+        </w:drawing>
+      </w:r>
+      <w:r>
+        <w:t>I think that</w:t>
+      </w:r>
+      <w:r>
+        <w:t xml:space="preserve"> the contrast between the disclaimer background and the text is too little. Its black and grey. It is important to have high </w:t>
+      </w:r>
+      <w:r>
+        <w:t xml:space="preserve">contrast on the disclaimer because </w:t>
+      </w:r>
+      <w:r>
+        <w:t>is an important message about privacy, so legibility matters.</w:t>
+      </w:r>
     </w:p>
     <w:p/>
     <w:p/>
@@ -5413,18 +5615,13 @@
     <w:p/>
     <w:p/>
     <w:p/>
-    <w:p>
-      <w:r>
-        <w:t xml:space="preserve">I also think the navigation bar looks clunky, and the add new thesis button is already above the navigation widgets. I think you should remove the log thesis button at the top. </w:t>
-      </w:r>
-    </w:p>
+    <w:p/>
     <w:p>
       <w:r>
         <w:rPr>
           <w:noProof/>
           <w:u w:val="single"/>
         </w:rPr>
-        <w:lastRenderedPageBreak/>
         <w:drawing>
           <wp:anchor distT="0" distB="0" distL="114300" distR="114300" simplePos="0" relativeHeight="251696128" behindDoc="0" locked="0" layoutInCell="1" allowOverlap="1" wp14:anchorId="317FC2E7" wp14:editId="004DE928">
             <wp:simplePos x="0" y="0"/>
@@ -5449,7 +5646,7 @@
                     <pic:cNvPicPr/>
                   </pic:nvPicPr>
                   <pic:blipFill>
-                    <a:blip r:embed="rId38"/>
+                    <a:blip r:embed="rId41"/>
                     <a:stretch>
                       <a:fillRect/>
                     </a:stretch>
@@ -5550,7 +5747,7 @@
                     <pic:cNvPicPr/>
                   </pic:nvPicPr>
                   <pic:blipFill>
-                    <a:blip r:embed="rId39"/>
+                    <a:blip r:embed="rId42"/>
                     <a:stretch>
                       <a:fillRect/>
                     </a:stretch>
@@ -5613,6 +5810,7 @@
         <w:rPr>
           <w:noProof/>
         </w:rPr>
+        <w:lastRenderedPageBreak/>
         <w:drawing>
           <wp:anchor distT="0" distB="0" distL="114300" distR="114300" simplePos="0" relativeHeight="251956224" behindDoc="0" locked="0" layoutInCell="1" allowOverlap="1" wp14:anchorId="26C49830" wp14:editId="1391CC2F">
             <wp:simplePos x="0" y="0"/>
@@ -5637,7 +5835,7 @@
                     <pic:cNvPicPr/>
                   </pic:nvPicPr>
                   <pic:blipFill>
-                    <a:blip r:embed="rId40"/>
+                    <a:blip r:embed="rId43"/>
                     <a:stretch>
                       <a:fillRect/>
                     </a:stretch>
@@ -5678,97 +5876,106 @@
     </w:p>
     <w:p>
       <w:pPr>
-        <w:rPr>
-          <w:b/>
-          <w:bCs/>
-          <w:u w:val="single"/>
-        </w:rPr>
-      </w:pPr>
-    </w:p>
-    <w:p/>
-    <w:p>
-      <w:pPr>
-        <w:pStyle w:val="ListParagraph"/>
-        <w:rPr>
-          <w:u w:val="single"/>
-        </w:rPr>
-      </w:pPr>
-    </w:p>
-    <w:p>
-      <w:pPr>
-        <w:pStyle w:val="ListParagraph"/>
-        <w:rPr>
-          <w:u w:val="single"/>
-        </w:rPr>
-      </w:pPr>
-    </w:p>
-    <w:p>
-      <w:pPr>
-        <w:pStyle w:val="ListParagraph"/>
-        <w:rPr>
-          <w:u w:val="single"/>
-        </w:rPr>
-      </w:pPr>
-    </w:p>
-    <w:p>
-      <w:pPr>
-        <w:pStyle w:val="ListParagraph"/>
-        <w:rPr>
-          <w:u w:val="single"/>
-        </w:rPr>
-      </w:pPr>
-    </w:p>
-    <w:p>
-      <w:pPr>
-        <w:pStyle w:val="ListParagraph"/>
-        <w:rPr>
-          <w:u w:val="single"/>
-        </w:rPr>
-      </w:pPr>
-    </w:p>
-    <w:p>
-      <w:pPr>
-        <w:pStyle w:val="ListParagraph"/>
-        <w:rPr>
-          <w:u w:val="single"/>
-        </w:rPr>
-      </w:pPr>
-    </w:p>
-    <w:p>
-      <w:pPr>
-        <w:pStyle w:val="ListParagraph"/>
-        <w:rPr>
-          <w:u w:val="single"/>
-        </w:rPr>
-      </w:pPr>
-    </w:p>
-    <w:p>
-      <w:pPr>
-        <w:rPr>
-          <w:b/>
-          <w:bCs/>
-          <w:u w:val="single"/>
-        </w:rPr>
-      </w:pPr>
-      <w:r>
-        <w:rPr>
-          <w:b/>
-          <w:bCs/>
-          <w:highlight w:val="yellow"/>
-          <w:u w:val="single"/>
-        </w:rPr>
-        <w:t>Two methods of project management for planning:</w:t>
-      </w:r>
-    </w:p>
-    <w:p>
-      <w:pPr>
         <w:pStyle w:val="ListParagraph"/>
         <w:numPr>
           <w:ilvl w:val="0"/>
           <w:numId w:val="2"/>
         </w:numPr>
       </w:pPr>
-      <w:hyperlink r:id="rId41" w:history="1">
+      <w:r>
+        <w:t>Tested for contrast on my disclaimer between the &lt;p&gt; text and the background. Updated it to be higher contrast by changing the grey to the off-white colour present throughout my interface.</w:t>
+      </w:r>
+    </w:p>
+    <w:p>
+      <w:pPr>
+        <w:pStyle w:val="ListParagraph"/>
+        <w:rPr>
+          <w:u w:val="single"/>
+        </w:rPr>
+      </w:pPr>
+    </w:p>
+    <w:p>
+      <w:pPr>
+        <w:pStyle w:val="ListParagraph"/>
+        <w:rPr>
+          <w:u w:val="single"/>
+        </w:rPr>
+      </w:pPr>
+    </w:p>
+    <w:p>
+      <w:pPr>
+        <w:pStyle w:val="ListParagraph"/>
+        <w:rPr>
+          <w:u w:val="single"/>
+        </w:rPr>
+      </w:pPr>
+    </w:p>
+    <w:p>
+      <w:pPr>
+        <w:pStyle w:val="ListParagraph"/>
+        <w:rPr>
+          <w:u w:val="single"/>
+        </w:rPr>
+      </w:pPr>
+    </w:p>
+    <w:p>
+      <w:pPr>
+        <w:rPr>
+          <w:u w:val="single"/>
+        </w:rPr>
+      </w:pPr>
+    </w:p>
+    <w:p>
+      <w:pPr>
+        <w:pStyle w:val="ListParagraph"/>
+        <w:rPr>
+          <w:u w:val="single"/>
+        </w:rPr>
+      </w:pPr>
+    </w:p>
+    <w:p>
+      <w:pPr>
+        <w:pStyle w:val="ListParagraph"/>
+        <w:rPr>
+          <w:u w:val="single"/>
+        </w:rPr>
+      </w:pPr>
+    </w:p>
+    <w:p>
+      <w:pPr>
+        <w:pStyle w:val="ListParagraph"/>
+        <w:rPr>
+          <w:u w:val="single"/>
+        </w:rPr>
+      </w:pPr>
+    </w:p>
+    <w:p>
+      <w:pPr>
+        <w:rPr>
+          <w:b/>
+          <w:bCs/>
+          <w:u w:val="single"/>
+        </w:rPr>
+      </w:pPr>
+      <w:r>
+        <w:rPr>
+          <w:b/>
+          <w:bCs/>
+          <w:highlight w:val="yellow"/>
+          <w:u w:val="single"/>
+        </w:rPr>
+        <w:t>Two methods of project management for planning:</w:t>
+      </w:r>
+    </w:p>
+    <w:p>
+      <w:pPr>
+        <w:pStyle w:val="ListParagraph"/>
+        <w:numPr>
+          <w:ilvl w:val="0"/>
+          <w:numId w:val="2"/>
+        </w:numPr>
+      </w:pPr>
+      <w:hyperlink r:id="rId44" w:history="1">
         <w:r>
           <w:rPr>
             <w:rStyle w:val="Hyperlink"/>
@@ -5785,7 +5992,7 @@
           <w:numId w:val="2"/>
         </w:numPr>
       </w:pPr>
-      <w:hyperlink r:id="rId42" w:history="1">
+      <w:hyperlink r:id="rId45" w:history="1">
         <w:r>
           <w:rPr>
             <w:rStyle w:val="Hyperlink"/>
@@ -5816,7 +6023,7 @@
       <w:r>
         <w:t xml:space="preserve"> repository </w:t>
       </w:r>
-      <w:hyperlink r:id="rId43" w:history="1">
+      <w:hyperlink r:id="rId46" w:history="1">
         <w:r>
           <w:rPr>
             <w:rStyle w:val="Hyperlink"/>
@@ -5849,7 +6056,7 @@
                     <pic:cNvPicPr/>
                   </pic:nvPicPr>
                   <pic:blipFill>
-                    <a:blip r:embed="rId44" cstate="print">
+                    <a:blip r:embed="rId47" cstate="print">
                       <a:extLst>
                         <a:ext uri="{28A0092B-C50C-407E-A947-70E740481C1C}">
                           <a14:useLocalDpi xmlns:a14="http://schemas.microsoft.com/office/drawing/2010/main" val="0"/>
@@ -5895,7 +6102,7 @@
                     <pic:cNvPicPr/>
                   </pic:nvPicPr>
                   <pic:blipFill>
-                    <a:blip r:embed="rId45" cstate="print">
+                    <a:blip r:embed="rId48" cstate="print">
                       <a:extLst>
                         <a:ext uri="{28A0092B-C50C-407E-A947-70E740481C1C}">
                           <a14:useLocalDpi xmlns:a14="http://schemas.microsoft.com/office/drawing/2010/main" val="0"/>
@@ -5941,7 +6148,7 @@
                     <pic:cNvPicPr/>
                   </pic:nvPicPr>
                   <pic:blipFill>
-                    <a:blip r:embed="rId46" cstate="print">
+                    <a:blip r:embed="rId49" cstate="print">
                       <a:extLst>
                         <a:ext uri="{28A0092B-C50C-407E-A947-70E740481C1C}">
                           <a14:useLocalDpi xmlns:a14="http://schemas.microsoft.com/office/drawing/2010/main" val="0"/>
@@ -6000,7 +6207,6 @@
         </w:numPr>
       </w:pPr>
       <w:r>
-        <w:lastRenderedPageBreak/>
         <w:t>Ability to input stock holdings by value and share size</w:t>
       </w:r>
     </w:p>
@@ -8276,7 +8482,7 @@
   <w:style w:type="paragraph" w:default="1" w:styleId="Normal">
     <w:name w:val="Normal"/>
     <w:qFormat/>
-    <w:rsid w:val="00F228A7"/>
+    <w:rsid w:val="006E53EE"/>
   </w:style>
   <w:style w:type="paragraph" w:styleId="Heading1">
     <w:name w:val="heading 1"/>

--- a/Project Breif.docx
+++ b/Project Breif.docx
@@ -740,7 +740,7 @@
           <w:highlight w:val="yellow"/>
           <w:u w:val="single"/>
         </w:rPr>
-        <w:t>Planning</w:t>
+        <w:t xml:space="preserve">Other </w:t>
       </w:r>
       <w:r>
         <w:rPr>
@@ -751,7 +751,7 @@
           <w:highlight w:val="yellow"/>
           <w:u w:val="single"/>
         </w:rPr>
-        <w:t xml:space="preserve"> </w:t>
+        <w:t xml:space="preserve">Planning </w:t>
       </w:r>
       <w:r>
         <w:rPr>
@@ -823,7 +823,7 @@
           <w:noProof/>
         </w:rPr>
         <w:drawing>
-          <wp:anchor distT="0" distB="0" distL="114300" distR="114300" simplePos="0" relativeHeight="251969536" behindDoc="0" locked="0" layoutInCell="1" allowOverlap="1" wp14:anchorId="16FF3C30" wp14:editId="3C372BAE">
+          <wp:anchor distT="0" distB="0" distL="114300" distR="114300" simplePos="0" relativeHeight="251969536" behindDoc="0" locked="0" layoutInCell="1" allowOverlap="1" wp14:anchorId="16FF3C30" wp14:editId="20513716">
             <wp:simplePos x="0" y="0"/>
             <wp:positionH relativeFrom="margin">
               <wp:posOffset>5441550</wp:posOffset>
@@ -992,31 +992,19 @@
       <w:pPr>
         <w:rPr>
           <w:noProof/>
-          <w:lang w:val="fr-FR"/>
         </w:rPr>
       </w:pPr>
       <w:hyperlink r:id="rId12" w:history="1">
-        <w:proofErr w:type="spellStart"/>
         <w:r>
           <w:rPr>
             <w:rStyle w:val="Hyperlink"/>
-            <w:lang w:val="fr-FR"/>
           </w:rPr>
-          <w:t>Create</w:t>
-        </w:r>
-        <w:proofErr w:type="spellEnd"/>
-        <w:r>
-          <w:rPr>
-            <w:rStyle w:val="Hyperlink"/>
-            <w:lang w:val="fr-FR"/>
-          </w:rPr>
-          <w:t xml:space="preserve"> a Palette - </w:t>
+          <w:t xml:space="preserve">Create a Palette - </w:t>
         </w:r>
         <w:proofErr w:type="spellStart"/>
         <w:r>
           <w:rPr>
             <w:rStyle w:val="Hyperlink"/>
-            <w:lang w:val="fr-FR"/>
           </w:rPr>
           <w:t>Coolors</w:t>
         </w:r>
@@ -1025,25 +1013,12 @@
       <w:r>
         <w:rPr>
           <w:noProof/>
-          <w:lang w:val="fr-FR"/>
         </w:rPr>
         <w:t xml:space="preserve"> </w:t>
       </w:r>
     </w:p>
-    <w:p>
-      <w:pPr>
-        <w:rPr>
-          <w:lang w:val="fr-FR"/>
-        </w:rPr>
-      </w:pPr>
-    </w:p>
-    <w:p>
-      <w:pPr>
-        <w:rPr>
-          <w:lang w:val="fr-FR"/>
-        </w:rPr>
-      </w:pPr>
-    </w:p>
+    <w:p/>
+    <w:p/>
     <w:p/>
     <w:p>
       <w:pPr>
@@ -4519,8 +4494,7 @@
       <w:pPr>
         <w:pStyle w:val="ListParagraph"/>
         <w:rPr>
-          <w:sz w:val="32"/>
-          <w:szCs w:val="32"/>
+          <w:u w:val="single"/>
         </w:rPr>
       </w:pPr>
     </w:p>
@@ -4535,84 +4509,17 @@
     <w:p>
       <w:pPr>
         <w:pStyle w:val="ListParagraph"/>
+        <w:rPr>
+          <w:u w:val="single"/>
+        </w:rPr>
+      </w:pPr>
+    </w:p>
+    <w:p>
+      <w:pPr>
         <w:rPr>
           <w:b/>
           <w:bCs/>
-        </w:rPr>
-      </w:pPr>
-      <w:bookmarkStart w:id="0" w:name="_Aesthetic_optimizations_to"/>
-      <w:bookmarkEnd w:id="0"/>
-    </w:p>
-    <w:p>
-      <w:pPr>
-        <w:pStyle w:val="ListParagraph"/>
-        <w:rPr>
-          <w:b/>
-          <w:bCs/>
-        </w:rPr>
-      </w:pPr>
-      <w:r>
-        <w:rPr>
-          <w:noProof/>
-          <w:highlight w:val="yellow"/>
           <w:u w:val="single"/>
-        </w:rPr>
-        <w:drawing>
-          <wp:anchor distT="0" distB="0" distL="114300" distR="114300" simplePos="0" relativeHeight="251663360" behindDoc="0" locked="0" layoutInCell="1" allowOverlap="1" wp14:anchorId="6F1703F9" wp14:editId="3F7EA645">
-            <wp:simplePos x="0" y="0"/>
-            <wp:positionH relativeFrom="margin">
-              <wp:posOffset>4105337</wp:posOffset>
-            </wp:positionH>
-            <wp:positionV relativeFrom="paragraph">
-              <wp:posOffset>165819</wp:posOffset>
-            </wp:positionV>
-            <wp:extent cx="1812290" cy="995680"/>
-            <wp:effectExtent l="0" t="0" r="0" b="0"/>
-            <wp:wrapSquare wrapText="bothSides"/>
-            <wp:docPr id="386675963" name="Picture 1"/>
-            <wp:cNvGraphicFramePr>
-              <a:graphicFrameLocks xmlns:a="http://schemas.openxmlformats.org/drawingml/2006/main" noChangeAspect="1"/>
-            </wp:cNvGraphicFramePr>
-            <a:graphic xmlns:a="http://schemas.openxmlformats.org/drawingml/2006/main">
-              <a:graphicData uri="http://schemas.openxmlformats.org/drawingml/2006/picture">
-                <pic:pic xmlns:pic="http://schemas.openxmlformats.org/drawingml/2006/picture">
-                  <pic:nvPicPr>
-                    <pic:cNvPr id="386675963" name=""/>
-                    <pic:cNvPicPr/>
-                  </pic:nvPicPr>
-                  <pic:blipFill>
-                    <a:blip r:embed="rId35"/>
-                    <a:stretch>
-                      <a:fillRect/>
-                    </a:stretch>
-                  </pic:blipFill>
-                  <pic:spPr>
-                    <a:xfrm>
-                      <a:off x="0" y="0"/>
-                      <a:ext cx="1812290" cy="995680"/>
-                    </a:xfrm>
-                    <a:prstGeom prst="rect">
-                      <a:avLst/>
-                    </a:prstGeom>
-                  </pic:spPr>
-                </pic:pic>
-              </a:graphicData>
-            </a:graphic>
-            <wp14:sizeRelH relativeFrom="margin">
-              <wp14:pctWidth>0</wp14:pctWidth>
-            </wp14:sizeRelH>
-            <wp14:sizeRelV relativeFrom="margin">
-              <wp14:pctHeight>0</wp14:pctHeight>
-            </wp14:sizeRelV>
-          </wp:anchor>
-        </w:drawing>
-      </w:r>
-    </w:p>
-    <w:p>
-      <w:pPr>
-        <w:rPr>
-          <w:b/>
-          <w:bCs/>
         </w:rPr>
       </w:pPr>
       <w:r>
@@ -4620,209 +4527,9 @@
           <w:b/>
           <w:bCs/>
           <w:highlight w:val="yellow"/>
-        </w:rPr>
-        <w:t>Early stage Feedback</w:t>
-      </w:r>
-      <w:r>
-        <w:rPr>
-          <w:b/>
-          <w:bCs/>
-        </w:rPr>
-        <w:t xml:space="preserve"> - Aesthetics </w:t>
-      </w:r>
-    </w:p>
-    <w:p>
-      <w:pPr>
-        <w:rPr>
-          <w:b/>
-          <w:bCs/>
-          <w:sz w:val="28"/>
-          <w:szCs w:val="28"/>
           <w:u w:val="single"/>
         </w:rPr>
-      </w:pPr>
-    </w:p>
-    <w:p>
-      <w:pPr>
-        <w:rPr>
-          <w:b/>
-          <w:bCs/>
-          <w:sz w:val="28"/>
-          <w:szCs w:val="28"/>
-          <w:u w:val="single"/>
-        </w:rPr>
-      </w:pPr>
-      <w:r>
-        <w:rPr>
-          <w:b/>
-          <w:bCs/>
-          <w:sz w:val="28"/>
-          <w:szCs w:val="28"/>
-          <w:highlight w:val="yellow"/>
-          <w:u w:val="single"/>
-        </w:rPr>
-        <w:t>Name:</w:t>
-      </w:r>
-      <w:r>
-        <w:rPr>
-          <w:b/>
-          <w:bCs/>
-          <w:sz w:val="28"/>
-          <w:szCs w:val="28"/>
-          <w:highlight w:val="yellow"/>
-          <w:u w:val="single"/>
-        </w:rPr>
-        <w:t xml:space="preserve"> Nikhil</w:t>
-      </w:r>
-      <w:r>
-        <w:rPr>
-          <w:b/>
-          <w:bCs/>
-          <w:sz w:val="28"/>
-          <w:szCs w:val="28"/>
-          <w:u w:val="single"/>
-        </w:rPr>
-        <w:t xml:space="preserve"> </w:t>
-      </w:r>
-    </w:p>
-    <w:p>
-      <w:pPr>
-        <w:rPr>
-          <w:u w:val="single"/>
-        </w:rPr>
-      </w:pPr>
-      <w:r>
-        <w:rPr>
-          <w:highlight w:val="yellow"/>
-          <w:u w:val="single"/>
-        </w:rPr>
-        <w:t>Does your eye go to the most important thing first?</w:t>
-      </w:r>
-    </w:p>
-    <w:p>
-      <w:r>
-        <w:lastRenderedPageBreak/>
-        <w:t>My eye was attracted to the glowing button first on the landing page</w:t>
-      </w:r>
-      <w:r>
-        <w:t>, so yes I think so</w:t>
-      </w:r>
-      <w:r>
-        <w:t>, on the home page they are drawn to colourful widgets first, which is good.</w:t>
-      </w:r>
-    </w:p>
-    <w:p>
-      <w:pPr>
-        <w:rPr>
-          <w:u w:val="single"/>
-        </w:rPr>
-      </w:pPr>
-      <w:r>
-        <w:rPr>
-          <w:highlight w:val="yellow"/>
-          <w:u w:val="single"/>
-        </w:rPr>
-        <w:t>Do colours, fonts, and spacing feel consistent?</w:t>
-      </w:r>
-    </w:p>
-    <w:p>
-      <w:r>
-        <w:t xml:space="preserve">I think that it has a nice colour scheme. And there are some nice aminations that you have added from the </w:t>
-      </w:r>
-      <w:proofErr w:type="spellStart"/>
-      <w:r>
-        <w:t>nicegui</w:t>
-      </w:r>
-      <w:proofErr w:type="spellEnd"/>
-      <w:r>
-        <w:t>.</w:t>
-      </w:r>
-      <w:r>
-        <w:t xml:space="preserve"> </w:t>
-      </w:r>
-      <w:r>
-        <w:t>I like the urbanist font the most out of the two options.</w:t>
-      </w:r>
-    </w:p>
-    <w:p>
-      <w:pPr>
-        <w:rPr>
-          <w:u w:val="single"/>
-        </w:rPr>
-      </w:pPr>
-      <w:r>
-        <w:rPr>
-          <w:highlight w:val="yellow"/>
-          <w:u w:val="single"/>
-        </w:rPr>
-        <w:t>Does the style suit the audience and purpose?</w:t>
-      </w:r>
-    </w:p>
-    <w:p>
-      <w:r>
-        <w:t xml:space="preserve">The </w:t>
-      </w:r>
-      <w:r>
-        <w:t>colour scheme feels very mature which is perfect for an investment journal platform.</w:t>
-      </w:r>
-    </w:p>
-    <w:p>
-      <w:pPr>
-        <w:rPr>
-          <w:u w:val="single"/>
-        </w:rPr>
-      </w:pPr>
-      <w:r>
-        <w:rPr>
-          <w:highlight w:val="yellow"/>
-          <w:u w:val="single"/>
-        </w:rPr>
-        <w:t xml:space="preserve">My </w:t>
-      </w:r>
-      <w:proofErr w:type="spellStart"/>
-      <w:r>
-        <w:rPr>
-          <w:highlight w:val="yellow"/>
-          <w:u w:val="single"/>
-        </w:rPr>
-        <w:t>nextsteps</w:t>
-      </w:r>
-      <w:proofErr w:type="spellEnd"/>
-      <w:r>
-        <w:rPr>
-          <w:highlight w:val="yellow"/>
-          <w:u w:val="single"/>
-        </w:rPr>
-        <w:t xml:space="preserve"> for you:</w:t>
-      </w:r>
-    </w:p>
-    <w:p>
-      <w:r>
-        <w:t>I think the next st</w:t>
-      </w:r>
-      <w:r>
-        <w:t>e</w:t>
-      </w:r>
-      <w:r>
-        <w:t xml:space="preserve">p is adding a enter button or making it so you can enter your name by clicking the enter button on your keyboard. </w:t>
-      </w:r>
-      <w:r>
-        <w:t xml:space="preserve">I also feel that you could make the writing a little bit bigger because there is so much space </w:t>
-      </w:r>
-      <w:r>
-        <w:t xml:space="preserve">that isn’t really doing anything </w:t>
-      </w:r>
-      <w:r>
-        <w:t xml:space="preserve">. I also think that you should add a font resizer tool and an accessibility menu. While your small font is visually appealing, those with poor eyesight may not be able to read the text, so </w:t>
-      </w:r>
-      <w:r>
-        <w:t>adding a resizer would make the interface more user friendly for a wider variety of users.</w:t>
-      </w:r>
-    </w:p>
-    <w:p/>
-    <w:p>
-      <w:r>
-        <w:t>Changes made based on this feedback:</w:t>
+        <w:t>Two methods of project management for planning:</w:t>
       </w:r>
     </w:p>
     <w:p>
@@ -4833,1149 +4540,7 @@
           <w:numId w:val="2"/>
         </w:numPr>
       </w:pPr>
-      <w:r>
-        <w:t>Removed the name entry input + button because I felt like it didn’t serve a purpo</w:t>
-      </w:r>
-      <w:r>
-        <w:t>se.</w:t>
-      </w:r>
-    </w:p>
-    <w:p/>
-    <w:p>
-      <w:pPr>
-        <w:rPr>
-          <w:b/>
-          <w:bCs/>
-          <w:sz w:val="28"/>
-          <w:szCs w:val="28"/>
-          <w:u w:val="single"/>
-        </w:rPr>
-      </w:pPr>
-      <w:r>
-        <w:rPr>
-          <w:b/>
-          <w:bCs/>
-          <w:sz w:val="28"/>
-          <w:szCs w:val="28"/>
-          <w:highlight w:val="yellow"/>
-          <w:u w:val="single"/>
-        </w:rPr>
-        <w:t>Name: Kevin – Year 11</w:t>
-      </w:r>
-    </w:p>
-    <w:p>
-      <w:r>
-        <w:t>My focus point – peer feedback – 11/08/2026</w:t>
-      </w:r>
-    </w:p>
-    <w:p>
-      <w:pPr>
-        <w:rPr>
-          <w:u w:val="single"/>
-        </w:rPr>
-      </w:pPr>
-      <w:r>
-        <w:rPr>
-          <w:highlight w:val="yellow"/>
-          <w:u w:val="single"/>
-        </w:rPr>
-        <w:t>Does your eye go to the most important thing first?</w:t>
-      </w:r>
-    </w:p>
-    <w:p>
-      <w:r>
-        <w:t>It’s</w:t>
-      </w:r>
-      <w:r>
-        <w:t xml:space="preserve"> very neat, great lighting, cool halo button design</w:t>
-      </w:r>
-      <w:r>
-        <w:t xml:space="preserve">, </w:t>
-      </w:r>
-      <w:r>
-        <w:t>Great title</w:t>
-      </w:r>
-      <w:r>
-        <w:t xml:space="preserve">, </w:t>
-      </w:r>
-      <w:r>
-        <w:t>Pressing the button gives off full highlights. Cool</w:t>
-      </w:r>
-      <w:r>
-        <w:t xml:space="preserve"> </w:t>
-      </w:r>
-      <w:r>
-        <w:t>Loading screen 10/10</w:t>
-      </w:r>
-      <w:r>
-        <w:t xml:space="preserve">. </w:t>
-      </w:r>
-      <w:r>
-        <w:t>Very neat so eyes don’t hurt/no distractions.  So yes it does go to the most important thing</w:t>
-      </w:r>
-      <w:r>
-        <w:t xml:space="preserve">. </w:t>
-      </w:r>
-    </w:p>
-    <w:p>
-      <w:pPr>
-        <w:rPr>
-          <w:u w:val="single"/>
-        </w:rPr>
-      </w:pPr>
-      <w:r>
-        <w:rPr>
-          <w:highlight w:val="yellow"/>
-          <w:u w:val="single"/>
-        </w:rPr>
-        <w:t>Do colours, fonts, and spacing feel consistent</w:t>
-      </w:r>
-      <w:r>
-        <w:rPr>
-          <w:highlight w:val="yellow"/>
-          <w:u w:val="single"/>
-        </w:rPr>
-        <w:t>?</w:t>
-      </w:r>
-    </w:p>
-    <w:p>
-      <w:r>
-        <w:t>Yes everything is spread out, it’s very consistent, all the buttons are smooth and working.</w:t>
-      </w:r>
-      <w:r>
-        <w:t xml:space="preserve"> </w:t>
-      </w:r>
-      <w:r>
-        <w:t>Colours really work well together, the pumpkin orange colour gives of a luxury vibe.</w:t>
-      </w:r>
-      <w:r>
-        <w:t xml:space="preserve"> </w:t>
-      </w:r>
-    </w:p>
-    <w:p>
-      <w:pPr>
-        <w:rPr>
-          <w:u w:val="single"/>
-        </w:rPr>
-      </w:pPr>
-      <w:r>
-        <w:rPr>
-          <w:highlight w:val="yellow"/>
-          <w:u w:val="single"/>
-        </w:rPr>
-        <w:t>Does the style suit the audience and purpose?</w:t>
-      </w:r>
-    </w:p>
-    <w:p>
-      <w:r>
-        <w:t xml:space="preserve">Yes as this website is designed towards people who like analysis and investing. </w:t>
-      </w:r>
-    </w:p>
-    <w:p>
-      <w:pPr>
-        <w:rPr>
-          <w:u w:val="single"/>
-        </w:rPr>
-      </w:pPr>
-      <w:r>
-        <w:rPr>
-          <w:highlight w:val="yellow"/>
-          <w:u w:val="single"/>
-        </w:rPr>
-        <w:lastRenderedPageBreak/>
-        <w:t xml:space="preserve">My </w:t>
-      </w:r>
-      <w:proofErr w:type="spellStart"/>
-      <w:r>
-        <w:rPr>
-          <w:highlight w:val="yellow"/>
-          <w:u w:val="single"/>
-        </w:rPr>
-        <w:t>nextsteps</w:t>
-      </w:r>
-      <w:proofErr w:type="spellEnd"/>
-      <w:r>
-        <w:rPr>
-          <w:highlight w:val="yellow"/>
-          <w:u w:val="single"/>
-        </w:rPr>
-        <w:t xml:space="preserve"> for you:</w:t>
-      </w:r>
-    </w:p>
-    <w:p>
-      <w:r>
-        <w:t>Put some more contents on the front of the page.</w:t>
-      </w:r>
-      <w:r>
-        <w:t xml:space="preserve"> I like the urbanist font the most out of the two options.</w:t>
-      </w:r>
-    </w:p>
-    <w:p>
-      <w:pPr>
-        <w:rPr>
-          <w:sz w:val="28"/>
-          <w:szCs w:val="28"/>
-          <w:u w:val="single"/>
-        </w:rPr>
-      </w:pPr>
-    </w:p>
-    <w:p>
-      <w:pPr>
-        <w:rPr>
-          <w:b/>
-          <w:bCs/>
-          <w:sz w:val="28"/>
-          <w:szCs w:val="28"/>
-          <w:u w:val="single"/>
-        </w:rPr>
-      </w:pPr>
-      <w:r>
-        <w:rPr>
-          <w:b/>
-          <w:bCs/>
-          <w:sz w:val="28"/>
-          <w:szCs w:val="28"/>
-          <w:highlight w:val="yellow"/>
-          <w:u w:val="single"/>
-        </w:rPr>
-        <w:t xml:space="preserve">Name: </w:t>
-      </w:r>
-      <w:r>
-        <w:rPr>
-          <w:b/>
-          <w:bCs/>
-          <w:sz w:val="28"/>
-          <w:szCs w:val="28"/>
-          <w:highlight w:val="yellow"/>
-          <w:u w:val="single"/>
-        </w:rPr>
-        <w:t xml:space="preserve">Jake </w:t>
-      </w:r>
-      <w:r>
-        <w:rPr>
-          <w:b/>
-          <w:bCs/>
-          <w:sz w:val="28"/>
-          <w:szCs w:val="28"/>
-          <w:highlight w:val="yellow"/>
-          <w:u w:val="single"/>
-        </w:rPr>
-        <w:t>– Year 11</w:t>
-      </w:r>
-    </w:p>
-    <w:p>
-      <w:pPr>
-        <w:rPr>
-          <w:u w:val="single"/>
-        </w:rPr>
-      </w:pPr>
-      <w:r>
-        <w:rPr>
-          <w:highlight w:val="yellow"/>
-          <w:u w:val="single"/>
-        </w:rPr>
-        <w:t xml:space="preserve">My </w:t>
-      </w:r>
-      <w:proofErr w:type="spellStart"/>
-      <w:r>
-        <w:rPr>
-          <w:highlight w:val="yellow"/>
-          <w:u w:val="single"/>
-        </w:rPr>
-        <w:t>nextsteps</w:t>
-      </w:r>
-      <w:proofErr w:type="spellEnd"/>
-      <w:r>
-        <w:rPr>
-          <w:highlight w:val="yellow"/>
-          <w:u w:val="single"/>
-        </w:rPr>
-        <w:t xml:space="preserve"> for you:</w:t>
-      </w:r>
-    </w:p>
-    <w:p>
-      <w:r>
-        <w:t>Add a stock searcher, you can search by ticker</w:t>
-      </w:r>
-    </w:p>
-    <w:p>
-      <w:r>
-        <w:t xml:space="preserve">Add a graph for each stock, </w:t>
-      </w:r>
-    </w:p>
-    <w:p>
-      <w:r>
-        <w:t xml:space="preserve">Keep title </w:t>
-      </w:r>
-      <w:proofErr w:type="spellStart"/>
-      <w:r>
-        <w:t>color</w:t>
-      </w:r>
-      <w:proofErr w:type="spellEnd"/>
-      <w:r>
-        <w:t xml:space="preserve"> the same</w:t>
-      </w:r>
-    </w:p>
-    <w:p>
-      <w:r>
-        <w:t>Sensation font is better</w:t>
-      </w:r>
-    </w:p>
-    <w:p/>
-    <w:p>
-      <w:pPr>
-        <w:rPr>
-          <w:b/>
-          <w:bCs/>
-          <w:sz w:val="28"/>
-          <w:szCs w:val="28"/>
-          <w:u w:val="single"/>
-        </w:rPr>
-      </w:pPr>
-      <w:r>
-        <w:rPr>
-          <w:b/>
-          <w:bCs/>
-          <w:sz w:val="28"/>
-          <w:szCs w:val="28"/>
-          <w:highlight w:val="yellow"/>
-          <w:u w:val="single"/>
-        </w:rPr>
-        <w:t>Name: Nikhil</w:t>
-      </w:r>
-      <w:r>
-        <w:rPr>
-          <w:b/>
-          <w:bCs/>
-          <w:sz w:val="28"/>
-          <w:szCs w:val="28"/>
-          <w:u w:val="single"/>
-        </w:rPr>
-        <w:t xml:space="preserve"> </w:t>
-      </w:r>
-      <w:r>
-        <w:rPr>
-          <w:b/>
-          <w:bCs/>
-          <w:sz w:val="28"/>
-          <w:szCs w:val="28"/>
-          <w:u w:val="single"/>
-        </w:rPr>
-        <w:t xml:space="preserve"> - Aesthetic and features feedback:</w:t>
-      </w:r>
-      <w:r>
-        <w:rPr>
-          <w:b/>
-          <w:bCs/>
-          <w:sz w:val="28"/>
-          <w:szCs w:val="28"/>
-          <w:u w:val="single"/>
-        </w:rPr>
-        <w:t xml:space="preserve"> 1/08/26</w:t>
-      </w:r>
-    </w:p>
-    <w:p>
-      <w:pPr>
-        <w:rPr>
-          <w:sz w:val="28"/>
-          <w:szCs w:val="28"/>
-        </w:rPr>
-      </w:pPr>
-      <w:r>
-        <w:rPr>
-          <w:sz w:val="28"/>
-          <w:szCs w:val="28"/>
-        </w:rPr>
-        <w:t>What my interface currently looks like:</w:t>
-      </w:r>
-    </w:p>
-    <w:p>
-      <w:pPr>
-        <w:rPr>
-          <w:b/>
-          <w:bCs/>
-          <w:sz w:val="28"/>
-          <w:szCs w:val="28"/>
-          <w:u w:val="single"/>
-        </w:rPr>
-      </w:pPr>
-      <w:r>
-        <w:rPr>
-          <w:noProof/>
-        </w:rPr>
-        <w:drawing>
-          <wp:anchor distT="0" distB="0" distL="114300" distR="114300" simplePos="0" relativeHeight="251674624" behindDoc="0" locked="0" layoutInCell="1" allowOverlap="1" wp14:anchorId="4DCB6E13" wp14:editId="7276A8C7">
-            <wp:simplePos x="0" y="0"/>
-            <wp:positionH relativeFrom="column">
-              <wp:posOffset>2570773</wp:posOffset>
-            </wp:positionH>
-            <wp:positionV relativeFrom="paragraph">
-              <wp:posOffset>0</wp:posOffset>
-            </wp:positionV>
-            <wp:extent cx="1550035" cy="1560830"/>
-            <wp:effectExtent l="0" t="0" r="0" b="1270"/>
-            <wp:wrapSquare wrapText="bothSides"/>
-            <wp:docPr id="727292193" name="Picture 1"/>
-            <wp:cNvGraphicFramePr>
-              <a:graphicFrameLocks xmlns:a="http://schemas.openxmlformats.org/drawingml/2006/main" noChangeAspect="1"/>
-            </wp:cNvGraphicFramePr>
-            <a:graphic xmlns:a="http://schemas.openxmlformats.org/drawingml/2006/main">
-              <a:graphicData uri="http://schemas.openxmlformats.org/drawingml/2006/picture">
-                <pic:pic xmlns:pic="http://schemas.openxmlformats.org/drawingml/2006/picture">
-                  <pic:nvPicPr>
-                    <pic:cNvPr id="727292193" name=""/>
-                    <pic:cNvPicPr/>
-                  </pic:nvPicPr>
-                  <pic:blipFill>
-                    <a:blip r:embed="rId36"/>
-                    <a:stretch>
-                      <a:fillRect/>
-                    </a:stretch>
-                  </pic:blipFill>
-                  <pic:spPr>
-                    <a:xfrm>
-                      <a:off x="0" y="0"/>
-                      <a:ext cx="1550035" cy="1560830"/>
-                    </a:xfrm>
-                    <a:prstGeom prst="rect">
-                      <a:avLst/>
-                    </a:prstGeom>
-                  </pic:spPr>
-                </pic:pic>
-              </a:graphicData>
-            </a:graphic>
-            <wp14:sizeRelH relativeFrom="margin">
-              <wp14:pctWidth>0</wp14:pctWidth>
-            </wp14:sizeRelH>
-            <wp14:sizeRelV relativeFrom="margin">
-              <wp14:pctHeight>0</wp14:pctHeight>
-            </wp14:sizeRelV>
-          </wp:anchor>
-        </w:drawing>
-      </w:r>
-      <w:r>
-        <w:rPr>
-          <w:noProof/>
-          <w:u w:val="single"/>
-        </w:rPr>
-        <w:drawing>
-          <wp:anchor distT="0" distB="0" distL="114300" distR="114300" simplePos="0" relativeHeight="251676672" behindDoc="0" locked="0" layoutInCell="1" allowOverlap="1" wp14:anchorId="6FC8A3A3" wp14:editId="53993DC7">
-            <wp:simplePos x="0" y="0"/>
-            <wp:positionH relativeFrom="margin">
-              <wp:posOffset>4322957</wp:posOffset>
-            </wp:positionH>
-            <wp:positionV relativeFrom="paragraph">
-              <wp:posOffset>449</wp:posOffset>
-            </wp:positionV>
-            <wp:extent cx="2065020" cy="2005965"/>
-            <wp:effectExtent l="0" t="0" r="0" b="0"/>
-            <wp:wrapSquare wrapText="bothSides"/>
-            <wp:docPr id="1213361084" name="Picture 1"/>
-            <wp:cNvGraphicFramePr>
-              <a:graphicFrameLocks xmlns:a="http://schemas.openxmlformats.org/drawingml/2006/main" noChangeAspect="1"/>
-            </wp:cNvGraphicFramePr>
-            <a:graphic xmlns:a="http://schemas.openxmlformats.org/drawingml/2006/main">
-              <a:graphicData uri="http://schemas.openxmlformats.org/drawingml/2006/picture">
-                <pic:pic xmlns:pic="http://schemas.openxmlformats.org/drawingml/2006/picture">
-                  <pic:nvPicPr>
-                    <pic:cNvPr id="1213361084" name=""/>
-                    <pic:cNvPicPr/>
-                  </pic:nvPicPr>
-                  <pic:blipFill>
-                    <a:blip r:embed="rId37"/>
-                    <a:stretch>
-                      <a:fillRect/>
-                    </a:stretch>
-                  </pic:blipFill>
-                  <pic:spPr>
-                    <a:xfrm>
-                      <a:off x="0" y="0"/>
-                      <a:ext cx="2065020" cy="2005965"/>
-                    </a:xfrm>
-                    <a:prstGeom prst="rect">
-                      <a:avLst/>
-                    </a:prstGeom>
-                  </pic:spPr>
-                </pic:pic>
-              </a:graphicData>
-            </a:graphic>
-            <wp14:sizeRelH relativeFrom="margin">
-              <wp14:pctWidth>0</wp14:pctWidth>
-            </wp14:sizeRelH>
-            <wp14:sizeRelV relativeFrom="margin">
-              <wp14:pctHeight>0</wp14:pctHeight>
-            </wp14:sizeRelV>
-          </wp:anchor>
-        </w:drawing>
-      </w:r>
-      <w:r>
-        <w:rPr>
-          <w:b/>
-          <w:bCs/>
-          <w:noProof/>
-          <w:sz w:val="28"/>
-          <w:szCs w:val="28"/>
-          <w:u w:val="single"/>
-        </w:rPr>
-        <w:drawing>
-          <wp:anchor distT="0" distB="0" distL="114300" distR="114300" simplePos="0" relativeHeight="251672576" behindDoc="0" locked="0" layoutInCell="1" allowOverlap="1" wp14:anchorId="797BD80F" wp14:editId="0766BA97">
-            <wp:simplePos x="0" y="0"/>
-            <wp:positionH relativeFrom="page">
-              <wp:posOffset>958850</wp:posOffset>
-            </wp:positionH>
-            <wp:positionV relativeFrom="paragraph">
-              <wp:posOffset>36830</wp:posOffset>
-            </wp:positionV>
-            <wp:extent cx="2435860" cy="1568450"/>
-            <wp:effectExtent l="0" t="0" r="2540" b="0"/>
-            <wp:wrapSquare wrapText="bothSides"/>
-            <wp:docPr id="1650258603" name="Picture 1"/>
-            <wp:cNvGraphicFramePr>
-              <a:graphicFrameLocks xmlns:a="http://schemas.openxmlformats.org/drawingml/2006/main" noChangeAspect="1"/>
-            </wp:cNvGraphicFramePr>
-            <a:graphic xmlns:a="http://schemas.openxmlformats.org/drawingml/2006/main">
-              <a:graphicData uri="http://schemas.openxmlformats.org/drawingml/2006/picture">
-                <pic:pic xmlns:pic="http://schemas.openxmlformats.org/drawingml/2006/picture">
-                  <pic:nvPicPr>
-                    <pic:cNvPr id="1650258603" name=""/>
-                    <pic:cNvPicPr/>
-                  </pic:nvPicPr>
-                  <pic:blipFill>
-                    <a:blip r:embed="rId38"/>
-                    <a:stretch>
-                      <a:fillRect/>
-                    </a:stretch>
-                  </pic:blipFill>
-                  <pic:spPr>
-                    <a:xfrm>
-                      <a:off x="0" y="0"/>
-                      <a:ext cx="2435860" cy="1568450"/>
-                    </a:xfrm>
-                    <a:prstGeom prst="rect">
-                      <a:avLst/>
-                    </a:prstGeom>
-                  </pic:spPr>
-                </pic:pic>
-              </a:graphicData>
-            </a:graphic>
-            <wp14:sizeRelH relativeFrom="margin">
-              <wp14:pctWidth>0</wp14:pctWidth>
-            </wp14:sizeRelH>
-            <wp14:sizeRelV relativeFrom="margin">
-              <wp14:pctHeight>0</wp14:pctHeight>
-            </wp14:sizeRelV>
-          </wp:anchor>
-        </w:drawing>
-      </w:r>
-    </w:p>
-    <w:p/>
-    <w:p>
-      <w:r>
-        <w:t>I think that it looks good, and that the structure and flex box are all working good when the dimension</w:t>
-      </w:r>
-      <w:r>
-        <w:t>s</w:t>
-      </w:r>
-      <w:r>
-        <w:t xml:space="preserve"> g</w:t>
-      </w:r>
-      <w:r>
-        <w:t xml:space="preserve">et </w:t>
-      </w:r>
-      <w:r>
-        <w:t>small</w:t>
-      </w:r>
-      <w:r>
-        <w:t>er</w:t>
-      </w:r>
-      <w:r>
-        <w:t xml:space="preserve">. I do wonder </w:t>
-      </w:r>
-      <w:r>
-        <w:t xml:space="preserve">whether </w:t>
-      </w:r>
-      <w:r>
-        <w:t>a lot of text is go</w:t>
-      </w:r>
-      <w:r>
-        <w:t>ing</w:t>
-      </w:r>
-      <w:r>
-        <w:t xml:space="preserve"> to contrast well with the background and the colour of text you have chosen. I think you should either change the colours or make </w:t>
-      </w:r>
-      <w:r>
-        <w:t>an accessibility</w:t>
-      </w:r>
-      <w:r>
-        <w:t xml:space="preserve"> button that makes it so you can change the contrast. On the log page you could change the colour of text in the input box as it is quite hard to read. </w:t>
-      </w:r>
-    </w:p>
-    <w:p>
-      <w:r>
-        <w:rPr>
-          <w:noProof/>
-        </w:rPr>
-        <w:lastRenderedPageBreak/>
-        <w:drawing>
-          <wp:anchor distT="0" distB="0" distL="114300" distR="114300" simplePos="0" relativeHeight="251678720" behindDoc="0" locked="0" layoutInCell="1" allowOverlap="1" wp14:anchorId="2CDD198F" wp14:editId="68D4B997">
-            <wp:simplePos x="0" y="0"/>
-            <wp:positionH relativeFrom="margin">
-              <wp:posOffset>-234950</wp:posOffset>
-            </wp:positionH>
-            <wp:positionV relativeFrom="paragraph">
-              <wp:posOffset>2540</wp:posOffset>
-            </wp:positionV>
-            <wp:extent cx="1953260" cy="749935"/>
-            <wp:effectExtent l="0" t="0" r="8890" b="0"/>
-            <wp:wrapSquare wrapText="bothSides"/>
-            <wp:docPr id="1852411955" name="Picture 1"/>
-            <wp:cNvGraphicFramePr>
-              <a:graphicFrameLocks xmlns:a="http://schemas.openxmlformats.org/drawingml/2006/main" noChangeAspect="1"/>
-            </wp:cNvGraphicFramePr>
-            <a:graphic xmlns:a="http://schemas.openxmlformats.org/drawingml/2006/main">
-              <a:graphicData uri="http://schemas.openxmlformats.org/drawingml/2006/picture">
-                <pic:pic xmlns:pic="http://schemas.openxmlformats.org/drawingml/2006/picture">
-                  <pic:nvPicPr>
-                    <pic:cNvPr id="1852411955" name=""/>
-                    <pic:cNvPicPr/>
-                  </pic:nvPicPr>
-                  <pic:blipFill>
-                    <a:blip r:embed="rId39"/>
-                    <a:stretch>
-                      <a:fillRect/>
-                    </a:stretch>
-                  </pic:blipFill>
-                  <pic:spPr>
-                    <a:xfrm>
-                      <a:off x="0" y="0"/>
-                      <a:ext cx="1953260" cy="749935"/>
-                    </a:xfrm>
-                    <a:prstGeom prst="rect">
-                      <a:avLst/>
-                    </a:prstGeom>
-                  </pic:spPr>
-                </pic:pic>
-              </a:graphicData>
-            </a:graphic>
-            <wp14:sizeRelH relativeFrom="margin">
-              <wp14:pctWidth>0</wp14:pctWidth>
-            </wp14:sizeRelH>
-            <wp14:sizeRelV relativeFrom="margin">
-              <wp14:pctHeight>0</wp14:pctHeight>
-            </wp14:sizeRelV>
-          </wp:anchor>
-        </w:drawing>
-      </w:r>
-    </w:p>
-    <w:p>
-      <w:r>
-        <w:t xml:space="preserve"> </w:t>
-      </w:r>
-    </w:p>
-    <w:p/>
-    <w:p>
-      <w:r>
-        <w:t xml:space="preserve">I think that you could do some error prevention because right now you can spam the keyboard and it accepts it. </w:t>
-      </w:r>
-      <w:r>
-        <w:t xml:space="preserve">I also think the navigation bar looks clunky, and the add new thesis button is already above the navigation widgets. I think you should remove the log thesis button at the top. </w:t>
-      </w:r>
-    </w:p>
-    <w:p/>
-    <w:p>
-      <w:pPr>
-        <w:rPr>
-          <w:b/>
-          <w:bCs/>
-          <w:sz w:val="28"/>
-          <w:szCs w:val="28"/>
-          <w:u w:val="single"/>
-        </w:rPr>
-      </w:pPr>
-      <w:r>
-        <w:rPr>
-          <w:b/>
-          <w:bCs/>
-          <w:sz w:val="28"/>
-          <w:szCs w:val="28"/>
-          <w:highlight w:val="yellow"/>
-          <w:u w:val="single"/>
-        </w:rPr>
-        <w:t>Name: Nikhil</w:t>
-      </w:r>
-      <w:r>
-        <w:rPr>
-          <w:b/>
-          <w:bCs/>
-          <w:sz w:val="28"/>
-          <w:szCs w:val="28"/>
-          <w:u w:val="single"/>
-        </w:rPr>
-        <w:t xml:space="preserve"> </w:t>
-      </w:r>
-      <w:r>
-        <w:rPr>
-          <w:b/>
-          <w:bCs/>
-          <w:sz w:val="28"/>
-          <w:szCs w:val="28"/>
-          <w:u w:val="single"/>
-        </w:rPr>
-        <w:t xml:space="preserve"> - Aesthetic and features feedback: </w:t>
-      </w:r>
-      <w:r>
-        <w:rPr>
-          <w:b/>
-          <w:bCs/>
-          <w:sz w:val="28"/>
-          <w:szCs w:val="28"/>
-          <w:u w:val="single"/>
-        </w:rPr>
-        <w:t>31</w:t>
-      </w:r>
-      <w:r>
-        <w:rPr>
-          <w:b/>
-          <w:bCs/>
-          <w:sz w:val="28"/>
-          <w:szCs w:val="28"/>
-          <w:u w:val="single"/>
-        </w:rPr>
-        <w:t>/08/26</w:t>
-      </w:r>
-    </w:p>
-    <w:p>
-      <w:r>
-        <w:drawing>
-          <wp:anchor distT="0" distB="0" distL="114300" distR="114300" simplePos="0" relativeHeight="251972608" behindDoc="0" locked="0" layoutInCell="1" allowOverlap="1" wp14:anchorId="515DBC9B" wp14:editId="5FB03DAD">
-            <wp:simplePos x="0" y="0"/>
-            <wp:positionH relativeFrom="margin">
-              <wp:align>left</wp:align>
-            </wp:positionH>
-            <wp:positionV relativeFrom="paragraph">
-              <wp:posOffset>5519</wp:posOffset>
-            </wp:positionV>
-            <wp:extent cx="1242060" cy="1030605"/>
-            <wp:effectExtent l="0" t="0" r="0" b="0"/>
-            <wp:wrapSquare wrapText="bothSides"/>
-            <wp:docPr id="188621193" name="Picture 1"/>
-            <wp:cNvGraphicFramePr>
-              <a:graphicFrameLocks xmlns:a="http://schemas.openxmlformats.org/drawingml/2006/main" noChangeAspect="1"/>
-            </wp:cNvGraphicFramePr>
-            <a:graphic xmlns:a="http://schemas.openxmlformats.org/drawingml/2006/main">
-              <a:graphicData uri="http://schemas.openxmlformats.org/drawingml/2006/picture">
-                <pic:pic xmlns:pic="http://schemas.openxmlformats.org/drawingml/2006/picture">
-                  <pic:nvPicPr>
-                    <pic:cNvPr id="188621193" name=""/>
-                    <pic:cNvPicPr/>
-                  </pic:nvPicPr>
-                  <pic:blipFill>
-                    <a:blip r:embed="rId40"/>
-                    <a:stretch>
-                      <a:fillRect/>
-                    </a:stretch>
-                  </pic:blipFill>
-                  <pic:spPr>
-                    <a:xfrm>
-                      <a:off x="0" y="0"/>
-                      <a:ext cx="1242060" cy="1030605"/>
-                    </a:xfrm>
-                    <a:prstGeom prst="rect">
-                      <a:avLst/>
-                    </a:prstGeom>
-                  </pic:spPr>
-                </pic:pic>
-              </a:graphicData>
-            </a:graphic>
-            <wp14:sizeRelH relativeFrom="margin">
-              <wp14:pctWidth>0</wp14:pctWidth>
-            </wp14:sizeRelH>
-            <wp14:sizeRelV relativeFrom="margin">
-              <wp14:pctHeight>0</wp14:pctHeight>
-            </wp14:sizeRelV>
-          </wp:anchor>
-        </w:drawing>
-      </w:r>
-      <w:r>
-        <w:t>I think that</w:t>
-      </w:r>
-      <w:r>
-        <w:t xml:space="preserve"> the contrast between the disclaimer background and the text is too little. Its black and grey. It is important to have high </w:t>
-      </w:r>
-      <w:r>
-        <w:t xml:space="preserve">contrast on the disclaimer because </w:t>
-      </w:r>
-      <w:r>
-        <w:t>is an important message about privacy, so legibility matters.</w:t>
-      </w:r>
-    </w:p>
-    <w:p/>
-    <w:p/>
-    <w:p/>
-    <w:p/>
-    <w:p/>
-    <w:p/>
-    <w:p/>
-    <w:p>
-      <w:r>
-        <w:rPr>
-          <w:noProof/>
-          <w:u w:val="single"/>
-        </w:rPr>
-        <w:drawing>
-          <wp:anchor distT="0" distB="0" distL="114300" distR="114300" simplePos="0" relativeHeight="251696128" behindDoc="0" locked="0" layoutInCell="1" allowOverlap="1" wp14:anchorId="317FC2E7" wp14:editId="004DE928">
-            <wp:simplePos x="0" y="0"/>
-            <wp:positionH relativeFrom="margin">
-              <wp:posOffset>3778497</wp:posOffset>
-            </wp:positionH>
-            <wp:positionV relativeFrom="paragraph">
-              <wp:posOffset>129248</wp:posOffset>
-            </wp:positionV>
-            <wp:extent cx="1565275" cy="1068070"/>
-            <wp:effectExtent l="0" t="0" r="0" b="0"/>
-            <wp:wrapSquare wrapText="bothSides"/>
-            <wp:docPr id="1969522262" name="Picture 1"/>
-            <wp:cNvGraphicFramePr>
-              <a:graphicFrameLocks xmlns:a="http://schemas.openxmlformats.org/drawingml/2006/main" noChangeAspect="1"/>
-            </wp:cNvGraphicFramePr>
-            <a:graphic xmlns:a="http://schemas.openxmlformats.org/drawingml/2006/main">
-              <a:graphicData uri="http://schemas.openxmlformats.org/drawingml/2006/picture">
-                <pic:pic xmlns:pic="http://schemas.openxmlformats.org/drawingml/2006/picture">
-                  <pic:nvPicPr>
-                    <pic:cNvPr id="1969522262" name=""/>
-                    <pic:cNvPicPr/>
-                  </pic:nvPicPr>
-                  <pic:blipFill>
-                    <a:blip r:embed="rId41"/>
-                    <a:stretch>
-                      <a:fillRect/>
-                    </a:stretch>
-                  </pic:blipFill>
-                  <pic:spPr>
-                    <a:xfrm>
-                      <a:off x="0" y="0"/>
-                      <a:ext cx="1565275" cy="1068070"/>
-                    </a:xfrm>
-                    <a:prstGeom prst="rect">
-                      <a:avLst/>
-                    </a:prstGeom>
-                  </pic:spPr>
-                </pic:pic>
-              </a:graphicData>
-            </a:graphic>
-            <wp14:sizeRelH relativeFrom="margin">
-              <wp14:pctWidth>0</wp14:pctWidth>
-            </wp14:sizeRelH>
-            <wp14:sizeRelV relativeFrom="margin">
-              <wp14:pctHeight>0</wp14:pctHeight>
-            </wp14:sizeRelV>
-          </wp:anchor>
-        </w:drawing>
-      </w:r>
-    </w:p>
-    <w:p>
-      <w:pPr>
-        <w:rPr>
-          <w:b/>
-          <w:bCs/>
-          <w:u w:val="single"/>
-        </w:rPr>
-      </w:pPr>
-      <w:r>
-        <w:rPr>
-          <w:b/>
-          <w:bCs/>
-          <w:highlight w:val="yellow"/>
-          <w:u w:val="single"/>
-        </w:rPr>
-        <w:t>Changes Made based on feedback:</w:t>
-      </w:r>
-    </w:p>
-    <w:p>
-      <w:pPr>
-        <w:pStyle w:val="ListParagraph"/>
-        <w:numPr>
-          <w:ilvl w:val="0"/>
-          <w:numId w:val="2"/>
-        </w:numPr>
-      </w:pPr>
-      <w:r>
-        <w:t>I have removed the log new thesis in the navigation bar.</w:t>
-      </w:r>
-      <w:r>
-        <w:t xml:space="preserve"> + restyled it to have better contrast, and look better. </w:t>
-      </w:r>
-    </w:p>
-    <w:p>
-      <w:pPr>
-        <w:pStyle w:val="ListParagraph"/>
-      </w:pPr>
-    </w:p>
-    <w:p>
-      <w:pPr>
-        <w:pStyle w:val="ListParagraph"/>
-        <w:numPr>
-          <w:ilvl w:val="0"/>
-          <w:numId w:val="2"/>
-        </w:numPr>
-      </w:pPr>
-      <w:r>
-        <w:rPr>
-          <w:noProof/>
-        </w:rPr>
-        <w:drawing>
-          <wp:anchor distT="0" distB="0" distL="114300" distR="114300" simplePos="0" relativeHeight="251698176" behindDoc="0" locked="0" layoutInCell="1" allowOverlap="1" wp14:anchorId="5B919BCE" wp14:editId="7421ECE7">
-            <wp:simplePos x="0" y="0"/>
-            <wp:positionH relativeFrom="page">
-              <wp:align>right</wp:align>
-            </wp:positionH>
-            <wp:positionV relativeFrom="paragraph">
-              <wp:posOffset>8727</wp:posOffset>
-            </wp:positionV>
-            <wp:extent cx="2133600" cy="676275"/>
-            <wp:effectExtent l="0" t="0" r="0" b="9525"/>
-            <wp:wrapSquare wrapText="bothSides"/>
-            <wp:docPr id="905010345" name="Picture 1"/>
-            <wp:cNvGraphicFramePr>
-              <a:graphicFrameLocks xmlns:a="http://schemas.openxmlformats.org/drawingml/2006/main" noChangeAspect="1"/>
-            </wp:cNvGraphicFramePr>
-            <a:graphic xmlns:a="http://schemas.openxmlformats.org/drawingml/2006/main">
-              <a:graphicData uri="http://schemas.openxmlformats.org/drawingml/2006/picture">
-                <pic:pic xmlns:pic="http://schemas.openxmlformats.org/drawingml/2006/picture">
-                  <pic:nvPicPr>
-                    <pic:cNvPr id="905010345" name=""/>
-                    <pic:cNvPicPr/>
-                  </pic:nvPicPr>
-                  <pic:blipFill>
-                    <a:blip r:embed="rId42"/>
-                    <a:stretch>
-                      <a:fillRect/>
-                    </a:stretch>
-                  </pic:blipFill>
-                  <pic:spPr>
-                    <a:xfrm>
-                      <a:off x="0" y="0"/>
-                      <a:ext cx="2133600" cy="676275"/>
-                    </a:xfrm>
-                    <a:prstGeom prst="rect">
-                      <a:avLst/>
-                    </a:prstGeom>
-                  </pic:spPr>
-                </pic:pic>
-              </a:graphicData>
-            </a:graphic>
-          </wp:anchor>
-        </w:drawing>
-      </w:r>
-      <w:r>
-        <w:t xml:space="preserve">Changed the colour of the text in the input boxes on my form – </w:t>
-      </w:r>
-      <w:r>
-        <w:rPr>
-          <w:b/>
-          <w:bCs/>
-          <w:highlight w:val="yellow"/>
-          <w:u w:val="single"/>
-        </w:rPr>
-        <w:t>see aesthetic optimizations section</w:t>
-      </w:r>
-      <w:r>
-        <w:rPr>
-          <w:b/>
-          <w:bCs/>
-          <w:u w:val="single"/>
-        </w:rPr>
-        <w:t xml:space="preserve"> </w:t>
-      </w:r>
-      <w:hyperlink w:anchor="_Aesthetic_optimizations_to" w:history="1">
-        <w:r>
-          <w:rPr>
-            <w:rStyle w:val="Hyperlink"/>
-            <w:b/>
-            <w:bCs/>
-          </w:rPr>
-          <w:t>(click here)</w:t>
-        </w:r>
-      </w:hyperlink>
-    </w:p>
-    <w:p>
-      <w:pPr>
-        <w:pStyle w:val="ListParagraph"/>
-        <w:numPr>
-          <w:ilvl w:val="0"/>
-          <w:numId w:val="2"/>
-        </w:numPr>
-      </w:pPr>
-      <w:r>
-        <w:rPr>
-          <w:noProof/>
-        </w:rPr>
-        <w:lastRenderedPageBreak/>
-        <w:drawing>
-          <wp:anchor distT="0" distB="0" distL="114300" distR="114300" simplePos="0" relativeHeight="251956224" behindDoc="0" locked="0" layoutInCell="1" allowOverlap="1" wp14:anchorId="26C49830" wp14:editId="1391CC2F">
-            <wp:simplePos x="0" y="0"/>
-            <wp:positionH relativeFrom="column">
-              <wp:posOffset>5617769</wp:posOffset>
-            </wp:positionH>
-            <wp:positionV relativeFrom="paragraph">
-              <wp:posOffset>103352</wp:posOffset>
-            </wp:positionV>
-            <wp:extent cx="1673225" cy="1224915"/>
-            <wp:effectExtent l="0" t="0" r="3175" b="0"/>
-            <wp:wrapSquare wrapText="bothSides"/>
-            <wp:docPr id="1209934035" name="Picture 1"/>
-            <wp:cNvGraphicFramePr>
-              <a:graphicFrameLocks xmlns:a="http://schemas.openxmlformats.org/drawingml/2006/main" noChangeAspect="1"/>
-            </wp:cNvGraphicFramePr>
-            <a:graphic xmlns:a="http://schemas.openxmlformats.org/drawingml/2006/main">
-              <a:graphicData uri="http://schemas.openxmlformats.org/drawingml/2006/picture">
-                <pic:pic xmlns:pic="http://schemas.openxmlformats.org/drawingml/2006/picture">
-                  <pic:nvPicPr>
-                    <pic:cNvPr id="1209934035" name=""/>
-                    <pic:cNvPicPr/>
-                  </pic:nvPicPr>
-                  <pic:blipFill>
-                    <a:blip r:embed="rId43"/>
-                    <a:stretch>
-                      <a:fillRect/>
-                    </a:stretch>
-                  </pic:blipFill>
-                  <pic:spPr>
-                    <a:xfrm>
-                      <a:off x="0" y="0"/>
-                      <a:ext cx="1673225" cy="1224915"/>
-                    </a:xfrm>
-                    <a:prstGeom prst="rect">
-                      <a:avLst/>
-                    </a:prstGeom>
-                  </pic:spPr>
-                </pic:pic>
-              </a:graphicData>
-            </a:graphic>
-            <wp14:sizeRelH relativeFrom="margin">
-              <wp14:pctWidth>0</wp14:pctWidth>
-            </wp14:sizeRelH>
-            <wp14:sizeRelV relativeFrom="margin">
-              <wp14:pctHeight>0</wp14:pctHeight>
-            </wp14:sizeRelV>
-          </wp:anchor>
-        </w:drawing>
-      </w:r>
-      <w:r>
-        <w:t>Added a text resizer.  See work log on the 26</w:t>
-      </w:r>
-      <w:r>
-        <w:rPr>
-          <w:vertAlign w:val="superscript"/>
-        </w:rPr>
-        <w:t>th</w:t>
-      </w:r>
-      <w:r>
-        <w:t xml:space="preserve"> for implementation evidence</w:t>
-      </w:r>
-    </w:p>
-    <w:p>
-      <w:pPr>
-        <w:pStyle w:val="ListParagraph"/>
-        <w:numPr>
-          <w:ilvl w:val="0"/>
-          <w:numId w:val="2"/>
-        </w:numPr>
-      </w:pPr>
-      <w:r>
-        <w:t>Tested for contrast on my disclaimer between the &lt;p&gt; text and the background. Updated it to be higher contrast by changing the grey to the off-white colour present throughout my interface.</w:t>
-      </w:r>
-    </w:p>
-    <w:p>
-      <w:pPr>
-        <w:pStyle w:val="ListParagraph"/>
-        <w:rPr>
-          <w:u w:val="single"/>
-        </w:rPr>
-      </w:pPr>
-    </w:p>
-    <w:p>
-      <w:pPr>
-        <w:pStyle w:val="ListParagraph"/>
-        <w:rPr>
-          <w:u w:val="single"/>
-        </w:rPr>
-      </w:pPr>
-    </w:p>
-    <w:p>
-      <w:pPr>
-        <w:pStyle w:val="ListParagraph"/>
-        <w:rPr>
-          <w:u w:val="single"/>
-        </w:rPr>
-      </w:pPr>
-    </w:p>
-    <w:p>
-      <w:pPr>
-        <w:pStyle w:val="ListParagraph"/>
-        <w:rPr>
-          <w:u w:val="single"/>
-        </w:rPr>
-      </w:pPr>
-    </w:p>
-    <w:p>
-      <w:pPr>
-        <w:rPr>
-          <w:u w:val="single"/>
-        </w:rPr>
-      </w:pPr>
-    </w:p>
-    <w:p>
-      <w:pPr>
-        <w:pStyle w:val="ListParagraph"/>
-        <w:rPr>
-          <w:u w:val="single"/>
-        </w:rPr>
-      </w:pPr>
-    </w:p>
-    <w:p>
-      <w:pPr>
-        <w:pStyle w:val="ListParagraph"/>
-        <w:rPr>
-          <w:u w:val="single"/>
-        </w:rPr>
-      </w:pPr>
-    </w:p>
-    <w:p>
-      <w:pPr>
-        <w:pStyle w:val="ListParagraph"/>
-        <w:rPr>
-          <w:u w:val="single"/>
-        </w:rPr>
-      </w:pPr>
-    </w:p>
-    <w:p>
-      <w:pPr>
-        <w:rPr>
-          <w:b/>
-          <w:bCs/>
-          <w:u w:val="single"/>
-        </w:rPr>
-      </w:pPr>
-      <w:r>
-        <w:rPr>
-          <w:b/>
-          <w:bCs/>
-          <w:highlight w:val="yellow"/>
-          <w:u w:val="single"/>
-        </w:rPr>
-        <w:t>Two methods of project management for planning:</w:t>
-      </w:r>
-    </w:p>
-    <w:p>
-      <w:pPr>
-        <w:pStyle w:val="ListParagraph"/>
-        <w:numPr>
-          <w:ilvl w:val="0"/>
-          <w:numId w:val="2"/>
-        </w:numPr>
-      </w:pPr>
-      <w:hyperlink r:id="rId44" w:history="1">
+      <w:hyperlink r:id="rId35" w:history="1">
         <w:r>
           <w:rPr>
             <w:rStyle w:val="Hyperlink"/>
@@ -5992,7 +4557,7 @@
           <w:numId w:val="2"/>
         </w:numPr>
       </w:pPr>
-      <w:hyperlink r:id="rId45" w:history="1">
+      <w:hyperlink r:id="rId36" w:history="1">
         <w:r>
           <w:rPr>
             <w:rStyle w:val="Hyperlink"/>
@@ -6023,7 +4588,7 @@
       <w:r>
         <w:t xml:space="preserve"> repository </w:t>
       </w:r>
-      <w:hyperlink r:id="rId46" w:history="1">
+      <w:hyperlink r:id="rId37" w:history="1">
         <w:r>
           <w:rPr>
             <w:rStyle w:val="Hyperlink"/>
@@ -6040,6 +4605,7 @@
         <w:rPr>
           <w:noProof/>
         </w:rPr>
+        <w:lastRenderedPageBreak/>
         <w:drawing>
           <wp:inline distT="0" distB="0" distL="0" distR="0" wp14:anchorId="66EED7A4" wp14:editId="033608AC">
             <wp:extent cx="1829857" cy="1116855"/>
@@ -6056,7 +4622,7 @@
                     <pic:cNvPicPr/>
                   </pic:nvPicPr>
                   <pic:blipFill>
-                    <a:blip r:embed="rId47" cstate="print">
+                    <a:blip r:embed="rId38" cstate="print">
                       <a:extLst>
                         <a:ext uri="{28A0092B-C50C-407E-A947-70E740481C1C}">
                           <a14:useLocalDpi xmlns:a14="http://schemas.microsoft.com/office/drawing/2010/main" val="0"/>
@@ -6102,7 +4668,7 @@
                     <pic:cNvPicPr/>
                   </pic:nvPicPr>
                   <pic:blipFill>
-                    <a:blip r:embed="rId48" cstate="print">
+                    <a:blip r:embed="rId39" cstate="print">
                       <a:extLst>
                         <a:ext uri="{28A0092B-C50C-407E-A947-70E740481C1C}">
                           <a14:useLocalDpi xmlns:a14="http://schemas.microsoft.com/office/drawing/2010/main" val="0"/>
@@ -6148,7 +4714,7 @@
                     <pic:cNvPicPr/>
                   </pic:nvPicPr>
                   <pic:blipFill>
-                    <a:blip r:embed="rId49" cstate="print">
+                    <a:blip r:embed="rId40" cstate="print">
                       <a:extLst>
                         <a:ext uri="{28A0092B-C50C-407E-A947-70E740481C1C}">
                           <a14:useLocalDpi xmlns:a14="http://schemas.microsoft.com/office/drawing/2010/main" val="0"/>
